--- a/electron/database/generate-document/templates/packing-uk.docx
+++ b/electron/database/generate-document/templates/packing-uk.docx
@@ -219,7 +219,7 @@
               <w:rPr>
                 <w:rFonts w:cstheme="minorHAnsi"/>
               </w:rPr>
-              <w:t>invoiceNo</w:t>
+              <w:t>modifyInvNo</w:t>
             </w:r>
             <w:proofErr w:type="spellEnd"/>
             <w:r>
@@ -451,6 +451,30 @@
                 <w:sz w:val="20"/>
                 <w:szCs w:val="20"/>
               </w:rPr>
+              <w:t>{#</w:t>
+            </w:r>
+            <w:r>
+              <w:rPr>
+                <w:rFonts w:cstheme="minorHAnsi"/>
+                <w:sz w:val="20"/>
+                <w:szCs w:val="20"/>
+              </w:rPr>
+              <w:t>isCustom</w:t>
+            </w:r>
+            <w:r>
+              <w:rPr>
+                <w:rFonts w:cstheme="minorHAnsi"/>
+                <w:sz w:val="20"/>
+                <w:szCs w:val="20"/>
+              </w:rPr>
+              <w:t>}</w:t>
+            </w:r>
+            <w:r>
+              <w:rPr>
+                <w:rFonts w:cstheme="minorHAnsi"/>
+                <w:sz w:val="20"/>
+                <w:szCs w:val="20"/>
+              </w:rPr>
               <w:t xml:space="preserve">TO THE ORDER, </w:t>
             </w:r>
             <w:r>
@@ -488,6 +512,32 @@
                 <w:szCs w:val="20"/>
               </w:rPr>
             </w:pPr>
+            <w:r>
+              <w:rPr>
+                <w:rFonts w:cstheme="minorHAnsi"/>
+                <w:sz w:val="20"/>
+                <w:szCs w:val="20"/>
+              </w:rPr>
+              <w:t>{/</w:t>
+            </w:r>
+            <w:proofErr w:type="spellStart"/>
+            <w:r>
+              <w:rPr>
+                <w:rFonts w:cstheme="minorHAnsi"/>
+                <w:sz w:val="20"/>
+                <w:szCs w:val="20"/>
+              </w:rPr>
+              <w:t>isCustom</w:t>
+            </w:r>
+            <w:proofErr w:type="spellEnd"/>
+            <w:r>
+              <w:rPr>
+                <w:rFonts w:cstheme="minorHAnsi"/>
+                <w:sz w:val="20"/>
+                <w:szCs w:val="20"/>
+              </w:rPr>
+              <w:t>}</w:t>
+            </w:r>
           </w:p>
           <w:p>
             <w:pPr>
@@ -2443,7 +2493,23 @@
                       <w:sz w:val="18"/>
                       <w:szCs w:val="18"/>
                     </w:rPr>
-                    <w:t>}{</w:t>
+                    <w:t>}</w:t>
+                  </w:r>
+                  <w:r>
+                    <w:rPr>
+                      <w:rFonts w:cstheme="minorHAnsi"/>
+                      <w:sz w:val="18"/>
+                      <w:szCs w:val="18"/>
+                    </w:rPr>
+                    <w:t xml:space="preserve"> </w:t>
+                  </w:r>
+                  <w:r>
+                    <w:rPr>
+                      <w:rFonts w:cstheme="minorHAnsi"/>
+                      <w:sz w:val="18"/>
+                      <w:szCs w:val="18"/>
+                    </w:rPr>
+                    <w:t>{</w:t>
                   </w:r>
                   <w:proofErr w:type="spellStart"/>
                   <w:r>
@@ -3608,8 +3674,12 @@
       </w:pPr>
     </w:p>
     <w:sectPr>
-      <w:headerReference w:type="default" r:id="rId8"/>
-      <w:footerReference w:type="default" r:id="rId9"/>
+      <w:headerReference w:type="even" r:id="rId8"/>
+      <w:headerReference w:type="default" r:id="rId9"/>
+      <w:footerReference w:type="even" r:id="rId10"/>
+      <w:footerReference w:type="default" r:id="rId11"/>
+      <w:headerReference w:type="first" r:id="rId12"/>
+      <w:footerReference w:type="first" r:id="rId13"/>
       <w:pgSz w:w="12240" w:h="15840" w:code="1"/>
       <w:pgMar w:top="482" w:right="567" w:bottom="1701" w:left="567" w:header="113" w:footer="510" w:gutter="0"/>
       <w:pgBorders w:offsetFrom="page">
@@ -3655,61 +3725,64 @@
   <w:p>
     <w:pPr>
       <w:pStyle w:val="Footer"/>
-      <w:ind w:firstLine="720"/>
-      <w:rPr>
-        <w:b/>
-        <w:bCs/>
-      </w:rPr>
+    </w:pPr>
+  </w:p>
+</w:ftr>
+</file>
+
+<file path=word/footer2.xml><?xml version="1.0" encoding="utf-8"?>
+<w:ftr xmlns:wpc="http://schemas.microsoft.com/office/word/2010/wordprocessingCanvas" xmlns:cx="http://schemas.microsoft.com/office/drawing/2014/chartex" xmlns:cx1="http://schemas.microsoft.com/office/drawing/2015/9/8/chartex" xmlns:cx2="http://schemas.microsoft.com/office/drawing/2015/10/21/chartex" xmlns:cx3="http://schemas.microsoft.com/office/drawing/2016/5/9/chartex" xmlns:cx4="http://schemas.microsoft.com/office/drawing/2016/5/10/chartex" xmlns:cx5="http://schemas.microsoft.com/office/drawing/2016/5/11/chartex" xmlns:cx6="http://schemas.microsoft.com/office/drawing/2016/5/12/chartex" xmlns:cx7="http://schemas.microsoft.com/office/drawing/2016/5/13/chartex" xmlns:cx8="http://schemas.microsoft.com/office/drawing/2016/5/14/chartex" xmlns:mc="http://schemas.openxmlformats.org/markup-compatibility/2006" xmlns:aink="http://schemas.microsoft.com/office/drawing/2016/ink" xmlns:am3d="http://schemas.microsoft.com/office/drawing/2017/model3d" xmlns:o="urn:schemas-microsoft-com:office:office" xmlns:oel="http://schemas.microsoft.com/office/2019/extlst" xmlns:r="http://schemas.openxmlformats.org/officeDocument/2006/relationships" xmlns:m="http://schemas.openxmlformats.org/officeDocument/2006/math" xmlns:v="urn:schemas-microsoft-com:vml" xmlns:wp14="http://schemas.microsoft.com/office/word/2010/wordprocessingDrawing" xmlns:wp="http://schemas.openxmlformats.org/drawingml/2006/wordprocessingDrawing" xmlns:w10="urn:schemas-microsoft-com:office:word" xmlns:w="http://schemas.openxmlformats.org/wordprocessingml/2006/main" xmlns:w14="http://schemas.microsoft.com/office/word/2010/wordml" xmlns:w15="http://schemas.microsoft.com/office/word/2012/wordml" xmlns:w16cex="http://schemas.microsoft.com/office/word/2018/wordml/cex" xmlns:w16cid="http://schemas.microsoft.com/office/word/2016/wordml/cid" xmlns:w16="http://schemas.microsoft.com/office/word/2018/wordml" xmlns:w16du="http://schemas.microsoft.com/office/word/2023/wordml/word16du" xmlns:w16sdtdh="http://schemas.microsoft.com/office/word/2020/wordml/sdtdatahash" xmlns:w16sdtfl="http://schemas.microsoft.com/office/word/2024/wordml/sdtformatlock" xmlns:w16se="http://schemas.microsoft.com/office/word/2015/wordml/symex" xmlns:wpg="http://schemas.microsoft.com/office/word/2010/wordprocessingGroup" xmlns:wpi="http://schemas.microsoft.com/office/word/2010/wordprocessingInk" xmlns:wne="http://schemas.microsoft.com/office/word/2006/wordml" xmlns:wps="http://schemas.microsoft.com/office/word/2010/wordprocessingShape" mc:Ignorable="w14 w15 w16se w16cid w16 w16cex w16sdtdh w16sdtfl w16du wp14">
+  <w:p>
+    <w:pPr>
+      <w:pStyle w:val="Footer"/>
+      <w:ind w:left="720"/>
     </w:pPr>
     <w:r>
       <w:rPr>
-        <w:b/>
-        <w:bCs/>
         <w:noProof/>
       </w:rPr>
       <mc:AlternateContent>
         <mc:Choice Requires="wps">
           <w:drawing>
-            <wp:anchor distT="0" distB="0" distL="114300" distR="114300" simplePos="0" relativeHeight="251661312" behindDoc="0" locked="0" layoutInCell="1" allowOverlap="1" wp14:anchorId="5AB38635" wp14:editId="73588EEC">
+            <wp:anchor distT="4294967295" distB="4294967295" distL="114300" distR="114300" simplePos="0" relativeHeight="251658240" behindDoc="0" locked="0" layoutInCell="1" allowOverlap="1" wp14:anchorId="36405934" wp14:editId="3E02167F">
               <wp:simplePos x="0" y="0"/>
               <wp:positionH relativeFrom="margin">
-                <wp:posOffset>4522198</wp:posOffset>
+                <wp:posOffset>4745355</wp:posOffset>
               </wp:positionH>
               <wp:positionV relativeFrom="paragraph">
-                <wp:posOffset>-561340</wp:posOffset>
+                <wp:posOffset>1269</wp:posOffset>
               </wp:positionV>
-              <wp:extent cx="2520043" cy="0"/>
+              <wp:extent cx="2305050" cy="0"/>
               <wp:effectExtent l="0" t="0" r="0" b="0"/>
               <wp:wrapNone/>
-              <wp:docPr id="874349672" name="Straight Connector 4"/>
-              <wp:cNvGraphicFramePr/>
+              <wp:docPr id="1118074527" name="Straight Connector 5"/>
+              <wp:cNvGraphicFramePr>
+                <a:graphicFrameLocks xmlns:a="http://schemas.openxmlformats.org/drawingml/2006/main"/>
+              </wp:cNvGraphicFramePr>
               <a:graphic xmlns:a="http://schemas.openxmlformats.org/drawingml/2006/main">
                 <a:graphicData uri="http://schemas.microsoft.com/office/word/2010/wordprocessingShape">
                   <wps:wsp>
-                    <wps:cNvCnPr/>
+                    <wps:cNvCnPr>
+                      <a:cxnSpLocks/>
+                    </wps:cNvCnPr>
                     <wps:spPr>
-                      <a:xfrm flipH="1">
+                      <a:xfrm>
                         <a:off x="0" y="0"/>
-                        <a:ext cx="2520043" cy="0"/>
+                        <a:ext cx="2305050" cy="0"/>
                       </a:xfrm>
                       <a:prstGeom prst="line">
                         <a:avLst/>
                       </a:prstGeom>
-                      <a:ln>
-                        <a:solidFill>
-                          <a:schemeClr val="tx1"/>
-                        </a:solidFill>
-                      </a:ln>
                     </wps:spPr>
                     <wps:style>
                       <a:lnRef idx="1">
-                        <a:schemeClr val="accent1"/>
+                        <a:schemeClr val="dk1"/>
                       </a:lnRef>
                       <a:fillRef idx="0">
-                        <a:schemeClr val="accent1"/>
+                        <a:schemeClr val="dk1"/>
                       </a:fillRef>
                       <a:effectRef idx="0">
-                        <a:schemeClr val="accent1"/>
+                        <a:schemeClr val="dk1"/>
                       </a:effectRef>
                       <a:fontRef idx="minor">
                         <a:schemeClr val="tx1"/>
@@ -3730,8 +3803,9 @@
         </mc:Choice>
         <mc:Fallback>
           <w:pict>
-            <v:line w14:anchorId="32F397C6" id="Straight Connector 4" o:spid="_x0000_s1026" style="position:absolute;flip:x;z-index:251661312;visibility:visible;mso-wrap-style:square;mso-width-percent:0;mso-height-percent:0;mso-wrap-distance-left:9pt;mso-wrap-distance-top:0;mso-wrap-distance-right:9pt;mso-wrap-distance-bottom:0;mso-position-horizontal:absolute;mso-position-horizontal-relative:margin;mso-position-vertical:absolute;mso-position-vertical-relative:text;mso-width-percent:0;mso-height-percent:0;mso-width-relative:margin;mso-height-relative:margin" from="356.1pt,-44.2pt" to="554.55pt,-44.2pt" o:gfxdata="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" strokecolor="black [3213]" strokeweight=".5pt">
+            <v:line w14:anchorId="62D403FD" id="Straight Connector 5" o:spid="_x0000_s1026" style="position:absolute;z-index:251658240;visibility:visible;mso-wrap-style:square;mso-width-percent:0;mso-height-percent:0;mso-wrap-distance-left:9pt;mso-wrap-distance-top:-3e-5mm;mso-wrap-distance-right:9pt;mso-wrap-distance-bottom:-3e-5mm;mso-position-horizontal:absolute;mso-position-horizontal-relative:margin;mso-position-vertical:absolute;mso-position-vertical-relative:text;mso-width-percent:0;mso-height-percent:0;mso-width-relative:margin;mso-height-relative:margin" from="373.65pt,.1pt" to="555.15pt,.1pt" o:gfxdata="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" strokecolor="black [3200]" strokeweight=".5pt">
               <v:stroke joinstyle="miter"/>
+              <o:lock v:ext="edit" shapetype="f"/>
               <w10:wrap anchorx="margin"/>
             </v:line>
           </w:pict>
@@ -3740,53 +3814,50 @@
     </w:r>
     <w:r>
       <w:rPr>
-        <w:b/>
-        <w:bCs/>
         <w:noProof/>
       </w:rPr>
       <mc:AlternateContent>
         <mc:Choice Requires="wps">
           <w:drawing>
-            <wp:anchor distT="0" distB="0" distL="114300" distR="114300" simplePos="0" relativeHeight="251659264" behindDoc="0" locked="0" layoutInCell="1" allowOverlap="1" wp14:anchorId="022B9BAB" wp14:editId="2E1B16F0">
+            <wp:anchor distT="0" distB="0" distL="114299" distR="114299" simplePos="0" relativeHeight="251657216" behindDoc="0" locked="0" layoutInCell="1" allowOverlap="1" wp14:anchorId="5DAAE160" wp14:editId="131FB67B">
               <wp:simplePos x="0" y="0"/>
-              <wp:positionH relativeFrom="rightMargin">
-                <wp:posOffset>-2532530</wp:posOffset>
+              <wp:positionH relativeFrom="column">
+                <wp:posOffset>4749164</wp:posOffset>
               </wp:positionH>
               <wp:positionV relativeFrom="paragraph">
-                <wp:posOffset>-557978</wp:posOffset>
+                <wp:posOffset>1270</wp:posOffset>
               </wp:positionV>
-              <wp:extent cx="4482" cy="748552"/>
-              <wp:effectExtent l="0" t="0" r="33655" b="33020"/>
+              <wp:extent cx="0" cy="853440"/>
+              <wp:effectExtent l="0" t="0" r="38100" b="22860"/>
               <wp:wrapNone/>
-              <wp:docPr id="2115318239" name="Straight Connector 4"/>
-              <wp:cNvGraphicFramePr/>
+              <wp:docPr id="1076639137" name="Straight Connector 3"/>
+              <wp:cNvGraphicFramePr>
+                <a:graphicFrameLocks xmlns:a="http://schemas.openxmlformats.org/drawingml/2006/main"/>
+              </wp:cNvGraphicFramePr>
               <a:graphic xmlns:a="http://schemas.openxmlformats.org/drawingml/2006/main">
                 <a:graphicData uri="http://schemas.microsoft.com/office/word/2010/wordprocessingShape">
                   <wps:wsp>
-                    <wps:cNvCnPr/>
+                    <wps:cNvCnPr>
+                      <a:cxnSpLocks/>
+                    </wps:cNvCnPr>
                     <wps:spPr>
                       <a:xfrm>
                         <a:off x="0" y="0"/>
-                        <a:ext cx="4482" cy="748552"/>
+                        <a:ext cx="0" cy="853440"/>
                       </a:xfrm>
                       <a:prstGeom prst="line">
                         <a:avLst/>
                       </a:prstGeom>
-                      <a:ln>
-                        <a:solidFill>
-                          <a:schemeClr val="tx1"/>
-                        </a:solidFill>
-                      </a:ln>
                     </wps:spPr>
                     <wps:style>
                       <a:lnRef idx="1">
-                        <a:schemeClr val="accent1"/>
+                        <a:schemeClr val="dk1"/>
                       </a:lnRef>
                       <a:fillRef idx="0">
-                        <a:schemeClr val="accent1"/>
+                        <a:schemeClr val="dk1"/>
                       </a:fillRef>
                       <a:effectRef idx="0">
-                        <a:schemeClr val="accent1"/>
+                        <a:schemeClr val="dk1"/>
                       </a:effectRef>
                       <a:fontRef idx="minor">
                         <a:schemeClr val="tx1"/>
@@ -3796,90 +3867,238 @@
                   </wps:wsp>
                 </a:graphicData>
               </a:graphic>
+              <wp14:sizeRelH relativeFrom="page">
+                <wp14:pctWidth>0</wp14:pctWidth>
+              </wp14:sizeRelH>
+              <wp14:sizeRelV relativeFrom="page">
+                <wp14:pctHeight>0</wp14:pctHeight>
+              </wp14:sizeRelV>
             </wp:anchor>
           </w:drawing>
         </mc:Choice>
         <mc:Fallback>
           <w:pict>
-            <v:line w14:anchorId="542302A2" id="Straight Connector 4" o:spid="_x0000_s1026" style="position:absolute;z-index:251659264;visibility:visible;mso-wrap-style:square;mso-wrap-distance-left:9pt;mso-wrap-distance-top:0;mso-wrap-distance-right:9pt;mso-wrap-distance-bottom:0;mso-position-horizontal:absolute;mso-position-horizontal-relative:right-margin-area;mso-position-vertical:absolute;mso-position-vertical-relative:text" from="-199.4pt,-43.95pt" to="-199.05pt,15pt" o:gfxdata="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" strokecolor="black [3213]" strokeweight=".5pt">
+            <v:line w14:anchorId="6F6E9263" id="Straight Connector 3" o:spid="_x0000_s1026" style="position:absolute;z-index:251658240;visibility:visible;mso-wrap-style:square;mso-width-percent:0;mso-height-percent:0;mso-wrap-distance-left:3.17497mm;mso-wrap-distance-top:0;mso-wrap-distance-right:3.17497mm;mso-wrap-distance-bottom:0;mso-position-horizontal:absolute;mso-position-horizontal-relative:text;mso-position-vertical:absolute;mso-position-vertical-relative:text;mso-width-percent:0;mso-height-percent:0;mso-width-relative:page;mso-height-relative:page" from="373.95pt,.1pt" to="373.95pt,67.3pt" o:gfxdata="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" strokecolor="black [3200]" strokeweight=".5pt">
               <v:stroke joinstyle="miter"/>
-              <w10:wrap anchorx="margin"/>
+              <o:lock v:ext="edit" shapetype="f"/>
             </v:line>
           </w:pict>
         </mc:Fallback>
       </mc:AlternateContent>
     </w:r>
     <w:r>
+      <w:t xml:space="preserve">                                                                                                                                           Thanking You,</w:t>
+    </w:r>
+    <w:r>
+      <w:tab/>
+    </w:r>
+    <w:r>
+      <w:tab/>
+      <w:t xml:space="preserve">   </w:t>
+    </w:r>
+  </w:p>
+  <w:p>
+    <w:pPr>
+      <w:pStyle w:val="Footer"/>
+      <w:ind w:left="720"/>
+    </w:pPr>
+    <w:r>
       <w:rPr>
         <w:b/>
         <w:bCs/>
+        <w:spacing w:val="60"/>
       </w:rPr>
-      <w:fldChar w:fldCharType="begin"/>
+      <w:t xml:space="preserve">                                                               </w:t>
     </w:r>
     <w:r>
       <w:rPr>
         <w:b/>
         <w:bCs/>
+        <w:spacing w:val="60"/>
       </w:rPr>
-      <w:instrText xml:space="preserve"> PAGE   \* MERGEFORMAT </w:instrText>
+      <w:t>ALFA</w:t>
     </w:r>
     <w:r>
       <w:rPr>
         <w:b/>
         <w:bCs/>
+        <w:spacing w:val="60"/>
       </w:rPr>
-      <w:fldChar w:fldCharType="separate"/>
+      <w:t xml:space="preserve">  </w:t>
     </w:r>
     <w:r>
       <w:rPr>
         <w:b/>
         <w:bCs/>
-        <w:noProof/>
+        <w:spacing w:val="60"/>
       </w:rPr>
-      <w:t>1</w:t>
+      <w:t xml:space="preserve"> ICA</w:t>
     </w:r>
     <w:r>
       <w:rPr>
         <w:b/>
         <w:bCs/>
+        <w:spacing w:val="60"/>
+      </w:rPr>
+      <w:t xml:space="preserve"> </w:t>
+    </w:r>
+    <w:proofErr w:type="gramStart"/>
+    <w:r>
+      <w:rPr>
+        <w:b/>
+        <w:bCs/>
+        <w:spacing w:val="60"/>
+      </w:rPr>
+      <w:t xml:space="preserve"> </w:t>
+    </w:r>
+    <w:r>
+      <w:rPr>
+        <w:b/>
+        <w:bCs/>
+        <w:spacing w:val="60"/>
+      </w:rPr>
+      <w:t xml:space="preserve"> </w:t>
+    </w:r>
+    <w:r>
+      <w:rPr>
+        <w:b/>
+        <w:bCs/>
+        <w:spacing w:val="60"/>
+      </w:rPr>
+      <w:t xml:space="preserve"> </w:t>
+    </w:r>
+    <w:r>
+      <w:rPr>
+        <w:b/>
+        <w:bCs/>
+        <w:spacing w:val="60"/>
+      </w:rPr>
+      <w:t>(</w:t>
+    </w:r>
+    <w:proofErr w:type="gramEnd"/>
+    <w:r>
+      <w:rPr>
+        <w:b/>
+        <w:bCs/>
+        <w:spacing w:val="60"/>
+      </w:rPr>
+      <w:t>I)</w:t>
+    </w:r>
+    <w:r>
+      <w:rPr>
+        <w:b/>
+        <w:bCs/>
+        <w:spacing w:val="60"/>
+      </w:rPr>
+      <w:t xml:space="preserve"> </w:t>
+    </w:r>
+    <w:r>
+      <w:rPr>
+        <w:b/>
+        <w:bCs/>
+        <w:spacing w:val="60"/>
+      </w:rPr>
+      <w:t xml:space="preserve"> </w:t>
+    </w:r>
+    <w:r>
+      <w:rPr>
+        <w:b/>
+        <w:bCs/>
+        <w:spacing w:val="60"/>
+      </w:rPr>
+      <w:t xml:space="preserve"> </w:t>
+    </w:r>
+    <w:r>
+      <w:rPr>
+        <w:b/>
+        <w:bCs/>
+        <w:spacing w:val="60"/>
+      </w:rPr>
+      <w:t>LTD</w:t>
+    </w:r>
+  </w:p>
+  <w:p>
+    <w:pPr>
+      <w:pStyle w:val="Footer"/>
+      <w:tabs>
+        <w:tab w:val="clear" w:pos="4513"/>
+        <w:tab w:val="clear" w:pos="9026"/>
+        <w:tab w:val="left" w:pos="7548"/>
+      </w:tabs>
+      <w:ind w:left="2880"/>
+    </w:pPr>
+    <w:r>
+      <w:tab/>
+    </w:r>
+  </w:p>
+  <w:p>
+    <w:pPr>
+      <w:pStyle w:val="Footer"/>
+    </w:pPr>
+  </w:p>
+  <w:p>
+    <w:pPr>
+      <w:pStyle w:val="Footer"/>
+    </w:pPr>
+    <w:r>
+      <w:t xml:space="preserve"> Page | </w:t>
+    </w:r>
+    <w:r>
+      <w:fldChar w:fldCharType="begin"/>
+    </w:r>
+    <w:r>
+      <w:instrText xml:space="preserve"> PAGE   \* MERGEFORMAT </w:instrText>
+    </w:r>
+    <w:r>
+      <w:fldChar w:fldCharType="separate"/>
+    </w:r>
+    <w:r>
+      <w:rPr>
+        <w:noProof/>
+      </w:rPr>
+      <w:t>2</w:t>
+    </w:r>
+    <w:r>
+      <w:rPr>
         <w:noProof/>
       </w:rPr>
       <w:fldChar w:fldCharType="end"/>
     </w:r>
     <w:r>
       <w:rPr>
-        <w:b/>
-        <w:bCs/>
+        <w:noProof/>
       </w:rPr>
-      <w:t xml:space="preserve"> | </w:t>
+      <w:tab/>
     </w:r>
     <w:r>
       <w:rPr>
-        <w:b/>
-        <w:bCs/>
-        <w:color w:val="7F7F7F" w:themeColor="background1" w:themeShade="7F"/>
-        <w:spacing w:val="60"/>
+        <w:noProof/>
       </w:rPr>
-      <w:t>Page</w:t>
+      <w:tab/>
     </w:r>
     <w:r>
       <w:rPr>
-        <w:b/>
-        <w:bCs/>
-        <w:color w:val="7F7F7F" w:themeColor="background1" w:themeShade="7F"/>
-        <w:spacing w:val="60"/>
+        <w:noProof/>
       </w:rPr>
-      <w:t xml:space="preserve">                                                  </w:t>
+      <w:tab/>
+      <w:t xml:space="preserve">          DIRECTOR</w:t>
     </w:r>
     <w:r>
       <w:rPr>
-        <w:b/>
-        <w:bCs/>
-        <w:color w:val="7F7F7F" w:themeColor="background1" w:themeShade="7F"/>
-        <w:spacing w:val="60"/>
+        <w:noProof/>
       </w:rPr>
-      <w:t>DIRECTOR-ALFA ICA(I) LTD</w:t>
+      <w:tab/>
     </w:r>
+  </w:p>
+</w:ftr>
+</file>
+
+<file path=word/footer3.xml><?xml version="1.0" encoding="utf-8"?>
+<w:ftr xmlns:wpc="http://schemas.microsoft.com/office/word/2010/wordprocessingCanvas" xmlns:cx="http://schemas.microsoft.com/office/drawing/2014/chartex" xmlns:cx1="http://schemas.microsoft.com/office/drawing/2015/9/8/chartex" xmlns:cx2="http://schemas.microsoft.com/office/drawing/2015/10/21/chartex" xmlns:cx3="http://schemas.microsoft.com/office/drawing/2016/5/9/chartex" xmlns:cx4="http://schemas.microsoft.com/office/drawing/2016/5/10/chartex" xmlns:cx5="http://schemas.microsoft.com/office/drawing/2016/5/11/chartex" xmlns:cx6="http://schemas.microsoft.com/office/drawing/2016/5/12/chartex" xmlns:cx7="http://schemas.microsoft.com/office/drawing/2016/5/13/chartex" xmlns:cx8="http://schemas.microsoft.com/office/drawing/2016/5/14/chartex" xmlns:mc="http://schemas.openxmlformats.org/markup-compatibility/2006" xmlns:aink="http://schemas.microsoft.com/office/drawing/2016/ink" xmlns:am3d="http://schemas.microsoft.com/office/drawing/2017/model3d" xmlns:o="urn:schemas-microsoft-com:office:office" xmlns:oel="http://schemas.microsoft.com/office/2019/extlst" xmlns:r="http://schemas.openxmlformats.org/officeDocument/2006/relationships" xmlns:m="http://schemas.openxmlformats.org/officeDocument/2006/math" xmlns:v="urn:schemas-microsoft-com:vml" xmlns:wp14="http://schemas.microsoft.com/office/word/2010/wordprocessingDrawing" xmlns:wp="http://schemas.openxmlformats.org/drawingml/2006/wordprocessingDrawing" xmlns:w10="urn:schemas-microsoft-com:office:word" xmlns:w="http://schemas.openxmlformats.org/wordprocessingml/2006/main" xmlns:w14="http://schemas.microsoft.com/office/word/2010/wordml" xmlns:w15="http://schemas.microsoft.com/office/word/2012/wordml" xmlns:w16cex="http://schemas.microsoft.com/office/word/2018/wordml/cex" xmlns:w16cid="http://schemas.microsoft.com/office/word/2016/wordml/cid" xmlns:w16="http://schemas.microsoft.com/office/word/2018/wordml" xmlns:w16du="http://schemas.microsoft.com/office/word/2023/wordml/word16du" xmlns:w16sdtdh="http://schemas.microsoft.com/office/word/2020/wordml/sdtdatahash" xmlns:w16sdtfl="http://schemas.microsoft.com/office/word/2024/wordml/sdtformatlock" xmlns:w16se="http://schemas.microsoft.com/office/word/2015/wordml/symex" xmlns:wpg="http://schemas.microsoft.com/office/word/2010/wordprocessingGroup" xmlns:wpi="http://schemas.microsoft.com/office/word/2010/wordprocessingInk" xmlns:wne="http://schemas.microsoft.com/office/word/2006/wordml" xmlns:wps="http://schemas.microsoft.com/office/word/2010/wordprocessingShape" mc:Ignorable="w14 w15 w16se w16cid w16 w16cex w16sdtdh w16sdtfl w16du wp14">
+  <w:p>
+    <w:pPr>
+      <w:pStyle w:val="Footer"/>
+    </w:pPr>
   </w:p>
 </w:ftr>
 </file>
@@ -3914,6 +4133,16 @@
   <w:p>
     <w:pPr>
       <w:pStyle w:val="Header"/>
+    </w:pPr>
+  </w:p>
+</w:hdr>
+</file>
+
+<file path=word/header2.xml><?xml version="1.0" encoding="utf-8"?>
+<w:hdr xmlns:wpc="http://schemas.microsoft.com/office/word/2010/wordprocessingCanvas" xmlns:cx="http://schemas.microsoft.com/office/drawing/2014/chartex" xmlns:cx1="http://schemas.microsoft.com/office/drawing/2015/9/8/chartex" xmlns:cx2="http://schemas.microsoft.com/office/drawing/2015/10/21/chartex" xmlns:cx3="http://schemas.microsoft.com/office/drawing/2016/5/9/chartex" xmlns:cx4="http://schemas.microsoft.com/office/drawing/2016/5/10/chartex" xmlns:cx5="http://schemas.microsoft.com/office/drawing/2016/5/11/chartex" xmlns:cx6="http://schemas.microsoft.com/office/drawing/2016/5/12/chartex" xmlns:cx7="http://schemas.microsoft.com/office/drawing/2016/5/13/chartex" xmlns:cx8="http://schemas.microsoft.com/office/drawing/2016/5/14/chartex" xmlns:mc="http://schemas.openxmlformats.org/markup-compatibility/2006" xmlns:aink="http://schemas.microsoft.com/office/drawing/2016/ink" xmlns:am3d="http://schemas.microsoft.com/office/drawing/2017/model3d" xmlns:o="urn:schemas-microsoft-com:office:office" xmlns:oel="http://schemas.microsoft.com/office/2019/extlst" xmlns:r="http://schemas.openxmlformats.org/officeDocument/2006/relationships" xmlns:m="http://schemas.openxmlformats.org/officeDocument/2006/math" xmlns:v="urn:schemas-microsoft-com:vml" xmlns:wp14="http://schemas.microsoft.com/office/word/2010/wordprocessingDrawing" xmlns:wp="http://schemas.openxmlformats.org/drawingml/2006/wordprocessingDrawing" xmlns:w10="urn:schemas-microsoft-com:office:word" xmlns:w="http://schemas.openxmlformats.org/wordprocessingml/2006/main" xmlns:w14="http://schemas.microsoft.com/office/word/2010/wordml" xmlns:w15="http://schemas.microsoft.com/office/word/2012/wordml" xmlns:w16cex="http://schemas.microsoft.com/office/word/2018/wordml/cex" xmlns:w16cid="http://schemas.microsoft.com/office/word/2016/wordml/cid" xmlns:w16="http://schemas.microsoft.com/office/word/2018/wordml" xmlns:w16du="http://schemas.microsoft.com/office/word/2023/wordml/word16du" xmlns:w16sdtdh="http://schemas.microsoft.com/office/word/2020/wordml/sdtdatahash" xmlns:w16sdtfl="http://schemas.microsoft.com/office/word/2024/wordml/sdtformatlock" xmlns:w16se="http://schemas.microsoft.com/office/word/2015/wordml/symex" xmlns:wpg="http://schemas.microsoft.com/office/word/2010/wordprocessingGroup" xmlns:wpi="http://schemas.microsoft.com/office/word/2010/wordprocessingInk" xmlns:wne="http://schemas.microsoft.com/office/word/2006/wordml" xmlns:wps="http://schemas.microsoft.com/office/word/2010/wordprocessingShape" mc:Ignorable="w14 w15 w16se w16cid w16 w16cex w16sdtdh w16sdtfl w16du wp14">
+  <w:p>
+    <w:pPr>
+      <w:pStyle w:val="Header"/>
       <w:jc w:val="center"/>
       <w:rPr>
         <w:b/>
@@ -3931,6 +4160,16 @@
       </w:rPr>
       <w:t>Packing List</w:t>
     </w:r>
+  </w:p>
+</w:hdr>
+</file>
+
+<file path=word/header3.xml><?xml version="1.0" encoding="utf-8"?>
+<w:hdr xmlns:wpc="http://schemas.microsoft.com/office/word/2010/wordprocessingCanvas" xmlns:cx="http://schemas.microsoft.com/office/drawing/2014/chartex" xmlns:cx1="http://schemas.microsoft.com/office/drawing/2015/9/8/chartex" xmlns:cx2="http://schemas.microsoft.com/office/drawing/2015/10/21/chartex" xmlns:cx3="http://schemas.microsoft.com/office/drawing/2016/5/9/chartex" xmlns:cx4="http://schemas.microsoft.com/office/drawing/2016/5/10/chartex" xmlns:cx5="http://schemas.microsoft.com/office/drawing/2016/5/11/chartex" xmlns:cx6="http://schemas.microsoft.com/office/drawing/2016/5/12/chartex" xmlns:cx7="http://schemas.microsoft.com/office/drawing/2016/5/13/chartex" xmlns:cx8="http://schemas.microsoft.com/office/drawing/2016/5/14/chartex" xmlns:mc="http://schemas.openxmlformats.org/markup-compatibility/2006" xmlns:aink="http://schemas.microsoft.com/office/drawing/2016/ink" xmlns:am3d="http://schemas.microsoft.com/office/drawing/2017/model3d" xmlns:o="urn:schemas-microsoft-com:office:office" xmlns:oel="http://schemas.microsoft.com/office/2019/extlst" xmlns:r="http://schemas.openxmlformats.org/officeDocument/2006/relationships" xmlns:m="http://schemas.openxmlformats.org/officeDocument/2006/math" xmlns:v="urn:schemas-microsoft-com:vml" xmlns:wp14="http://schemas.microsoft.com/office/word/2010/wordprocessingDrawing" xmlns:wp="http://schemas.openxmlformats.org/drawingml/2006/wordprocessingDrawing" xmlns:w10="urn:schemas-microsoft-com:office:word" xmlns:w="http://schemas.openxmlformats.org/wordprocessingml/2006/main" xmlns:w14="http://schemas.microsoft.com/office/word/2010/wordml" xmlns:w15="http://schemas.microsoft.com/office/word/2012/wordml" xmlns:w16cex="http://schemas.microsoft.com/office/word/2018/wordml/cex" xmlns:w16cid="http://schemas.microsoft.com/office/word/2016/wordml/cid" xmlns:w16="http://schemas.microsoft.com/office/word/2018/wordml" xmlns:w16du="http://schemas.microsoft.com/office/word/2023/wordml/word16du" xmlns:w16sdtdh="http://schemas.microsoft.com/office/word/2020/wordml/sdtdatahash" xmlns:w16sdtfl="http://schemas.microsoft.com/office/word/2024/wordml/sdtformatlock" xmlns:w16se="http://schemas.microsoft.com/office/word/2015/wordml/symex" xmlns:wpg="http://schemas.microsoft.com/office/word/2010/wordprocessingGroup" xmlns:wpi="http://schemas.microsoft.com/office/word/2010/wordprocessingInk" xmlns:wne="http://schemas.microsoft.com/office/word/2006/wordml" xmlns:wps="http://schemas.microsoft.com/office/word/2010/wordprocessingShape" mc:Ignorable="w14 w15 w16se w16cid w16 w16cex w16sdtdh w16sdtfl w16du wp14">
+  <w:p>
+    <w:pPr>
+      <w:pStyle w:val="Header"/>
+    </w:pPr>
   </w:p>
 </w:hdr>
 </file>

--- a/electron/database/generate-document/templates/packing-uk.docx
+++ b/electron/database/generate-document/templates/packing-uk.docx
@@ -2828,6 +2828,967 @@
                   <w:proofErr w:type="spellEnd"/>
                   <w:r>
                     <w:rPr>
+                      <w:sz w:val="18"/>
+                      <w:szCs w:val="18"/>
+                    </w:rPr>
+                    <w:t>}</w:t>
+                  </w:r>
+                </w:p>
+              </w:tc>
+            </w:tr>
+            <w:tr>
+              <w:tc>
+                <w:tcPr>
+                  <w:tcW w:w="6799" w:type="dxa"/>
+                  <w:gridSpan w:val="4"/>
+                  <w:tcBorders>
+                    <w:right w:val="single" w:sz="4" w:space="0" w:color="auto"/>
+                  </w:tcBorders>
+                </w:tcPr>
+                <w:p>
+                  <w:pPr>
+                    <w:framePr w:hSpace="180" w:wrap="around" w:vAnchor="page" w:hAnchor="margin" w:y="481"/>
+                    <w:tabs>
+                      <w:tab w:val="left" w:pos="960"/>
+                    </w:tabs>
+                    <w:spacing w:before="80" w:line="276" w:lineRule="auto"/>
+                    <w:rPr>
+                      <w:rFonts w:cstheme="minorHAnsi"/>
+                      <w:sz w:val="18"/>
+                      <w:szCs w:val="18"/>
+                    </w:rPr>
+                  </w:pPr>
+                  <w:r>
+                    <w:rPr>
+                      <w:rFonts w:cstheme="minorHAnsi"/>
+                      <w:sz w:val="18"/>
+                      <w:szCs w:val="18"/>
+                    </w:rPr>
+                    <w:t>{#</w:t>
+                  </w:r>
+                  <w:r>
+                    <w:rPr>
+                      <w:rFonts w:cstheme="minorHAnsi"/>
+                      <w:sz w:val="18"/>
+                      <w:szCs w:val="18"/>
+                    </w:rPr>
+                    <w:t>sampleBox</w:t>
+                  </w:r>
+                  <w:r>
+                    <w:rPr>
+                      <w:rFonts w:cstheme="minorHAnsi"/>
+                      <w:sz w:val="18"/>
+                      <w:szCs w:val="18"/>
+                    </w:rPr>
+                    <w:t>}</w:t>
+                  </w:r>
+                  <w:r>
+                    <w:rPr>
+                      <w:rFonts w:cstheme="minorHAnsi"/>
+                      <w:b/>
+                      <w:bCs/>
+                      <w:sz w:val="18"/>
+                      <w:szCs w:val="18"/>
+                    </w:rPr>
+                    <w:t>SAMPLE BOX</w:t>
+                  </w:r>
+                </w:p>
+              </w:tc>
+              <w:tc>
+                <w:tcPr>
+                  <w:tcW w:w="843" w:type="dxa"/>
+                  <w:tcBorders>
+                    <w:left w:val="single" w:sz="4" w:space="0" w:color="auto"/>
+                    <w:right w:val="single" w:sz="4" w:space="0" w:color="auto"/>
+                  </w:tcBorders>
+                </w:tcPr>
+                <w:p>
+                  <w:pPr>
+                    <w:framePr w:hSpace="180" w:wrap="around" w:vAnchor="page" w:hAnchor="margin" w:y="481"/>
+                    <w:tabs>
+                      <w:tab w:val="left" w:pos="960"/>
+                    </w:tabs>
+                    <w:spacing w:line="276" w:lineRule="auto"/>
+                    <w:jc w:val="right"/>
+                    <w:rPr>
+                      <w:rFonts w:cstheme="minorHAnsi"/>
+                      <w:sz w:val="18"/>
+                      <w:szCs w:val="18"/>
+                    </w:rPr>
+                  </w:pPr>
+                </w:p>
+              </w:tc>
+              <w:tc>
+                <w:tcPr>
+                  <w:tcW w:w="858" w:type="dxa"/>
+                  <w:tcBorders>
+                    <w:left w:val="single" w:sz="4" w:space="0" w:color="auto"/>
+                    <w:right w:val="single" w:sz="4" w:space="0" w:color="auto"/>
+                  </w:tcBorders>
+                </w:tcPr>
+                <w:p>
+                  <w:pPr>
+                    <w:framePr w:hSpace="180" w:wrap="around" w:vAnchor="page" w:hAnchor="margin" w:y="481"/>
+                    <w:tabs>
+                      <w:tab w:val="left" w:pos="960"/>
+                    </w:tabs>
+                    <w:spacing w:line="276" w:lineRule="auto"/>
+                    <w:jc w:val="right"/>
+                    <w:rPr>
+                      <w:rFonts w:cstheme="minorHAnsi"/>
+                      <w:sz w:val="18"/>
+                      <w:szCs w:val="18"/>
+                    </w:rPr>
+                  </w:pPr>
+                </w:p>
+              </w:tc>
+              <w:tc>
+                <w:tcPr>
+                  <w:tcW w:w="993" w:type="dxa"/>
+                  <w:tcBorders>
+                    <w:left w:val="single" w:sz="4" w:space="0" w:color="auto"/>
+                    <w:right w:val="single" w:sz="4" w:space="0" w:color="auto"/>
+                  </w:tcBorders>
+                </w:tcPr>
+                <w:p>
+                  <w:pPr>
+                    <w:framePr w:hSpace="180" w:wrap="around" w:vAnchor="page" w:hAnchor="margin" w:y="481"/>
+                    <w:tabs>
+                      <w:tab w:val="left" w:pos="960"/>
+                    </w:tabs>
+                    <w:spacing w:line="276" w:lineRule="auto"/>
+                    <w:jc w:val="right"/>
+                    <w:rPr>
+                      <w:rFonts w:cstheme="minorHAnsi"/>
+                      <w:sz w:val="18"/>
+                      <w:szCs w:val="18"/>
+                    </w:rPr>
+                  </w:pPr>
+                </w:p>
+              </w:tc>
+              <w:tc>
+                <w:tcPr>
+                  <w:tcW w:w="1603" w:type="dxa"/>
+                  <w:tcBorders>
+                    <w:left w:val="single" w:sz="4" w:space="0" w:color="auto"/>
+                  </w:tcBorders>
+                </w:tcPr>
+                <w:p>
+                  <w:pPr>
+                    <w:framePr w:hSpace="180" w:wrap="around" w:vAnchor="page" w:hAnchor="margin" w:y="481"/>
+                    <w:tabs>
+                      <w:tab w:val="left" w:pos="960"/>
+                    </w:tabs>
+                    <w:spacing w:line="276" w:lineRule="auto"/>
+                    <w:jc w:val="center"/>
+                    <w:rPr>
+                      <w:sz w:val="18"/>
+                      <w:szCs w:val="18"/>
+                    </w:rPr>
+                  </w:pPr>
+                </w:p>
+              </w:tc>
+            </w:tr>
+            <w:tr>
+              <w:tc>
+                <w:tcPr>
+                  <w:tcW w:w="1271" w:type="dxa"/>
+                </w:tcPr>
+                <w:p>
+                  <w:pPr>
+                    <w:framePr w:hSpace="180" w:wrap="around" w:vAnchor="page" w:hAnchor="margin" w:y="481"/>
+                    <w:tabs>
+                      <w:tab w:val="left" w:pos="960"/>
+                    </w:tabs>
+                    <w:spacing w:line="276" w:lineRule="auto"/>
+                    <w:rPr>
+                      <w:sz w:val="18"/>
+                      <w:szCs w:val="18"/>
+                    </w:rPr>
+                  </w:pPr>
+                  <w:r>
+                    <w:rPr>
+                      <w:rFonts w:cstheme="minorHAnsi"/>
+                      <w:sz w:val="18"/>
+                      <w:szCs w:val="18"/>
+                    </w:rPr>
+                    <w:t>{#</w:t>
+                  </w:r>
+                  <w:proofErr w:type="gramStart"/>
+                  <w:r>
+                    <w:rPr>
+                      <w:rFonts w:cstheme="minorHAnsi"/>
+                      <w:sz w:val="18"/>
+                      <w:szCs w:val="18"/>
+                    </w:rPr>
+                    <w:t>isCustom}</w:t>
+                  </w:r>
+                  <w:r>
+                    <w:rPr>
+                      <w:sz w:val="18"/>
+                      <w:szCs w:val="18"/>
+                    </w:rPr>
+                    <w:t>{</w:t>
+                  </w:r>
+                  <w:proofErr w:type="gramEnd"/>
+                  <w:r>
+                    <w:rPr>
+                      <w:sz w:val="18"/>
+                      <w:szCs w:val="18"/>
+                    </w:rPr>
+                    <w:t>#</w:t>
+                  </w:r>
+                  <w:proofErr w:type="gramStart"/>
+                  <w:r>
+                    <w:rPr>
+                      <w:sz w:val="18"/>
+                      <w:szCs w:val="18"/>
+                    </w:rPr>
+                    <w:t>prefixCode}{</w:t>
+                  </w:r>
+                  <w:proofErr w:type="gramEnd"/>
+                  <w:r>
+                    <w:rPr>
+                      <w:sz w:val="18"/>
+                      <w:szCs w:val="18"/>
+                    </w:rPr>
+                    <w:t>prefixCode}/{/</w:t>
+                  </w:r>
+                  <w:proofErr w:type="gramStart"/>
+                  <w:r>
+                    <w:rPr>
+                      <w:sz w:val="18"/>
+                      <w:szCs w:val="18"/>
+                    </w:rPr>
+                    <w:t>prefixCode}{</w:t>
+                  </w:r>
+                  <w:proofErr w:type="gramEnd"/>
+                  <w:r>
+                    <w:rPr>
+                      <w:sz w:val="18"/>
+                      <w:szCs w:val="18"/>
+                    </w:rPr>
+                    <w:t>containerFrom}{#containerTo} to {</w:t>
+                  </w:r>
+                  <w:proofErr w:type="spellStart"/>
+                  <w:r>
+                    <w:rPr>
+                      <w:sz w:val="18"/>
+                      <w:szCs w:val="18"/>
+                    </w:rPr>
+                    <w:t>containerTo</w:t>
+                  </w:r>
+                  <w:proofErr w:type="spellEnd"/>
+                  <w:r>
+                    <w:rPr>
+                      <w:sz w:val="18"/>
+                      <w:szCs w:val="18"/>
+                    </w:rPr>
+                    <w:t>} {/</w:t>
+                  </w:r>
+                  <w:proofErr w:type="spellStart"/>
+                  <w:r>
+                    <w:rPr>
+                      <w:sz w:val="18"/>
+                      <w:szCs w:val="18"/>
+                    </w:rPr>
+                    <w:t>containerTo</w:t>
+                  </w:r>
+                  <w:proofErr w:type="spellEnd"/>
+                  <w:r>
+                    <w:rPr>
+                      <w:sz w:val="18"/>
+                      <w:szCs w:val="18"/>
+                    </w:rPr>
+                    <w:t>}</w:t>
+                  </w:r>
+                </w:p>
+              </w:tc>
+              <w:tc>
+                <w:tcPr>
+                  <w:tcW w:w="2835" w:type="dxa"/>
+                </w:tcPr>
+                <w:p>
+                  <w:pPr>
+                    <w:pStyle w:val="NoSpacing"/>
+                    <w:framePr w:hSpace="180" w:wrap="around" w:vAnchor="page" w:hAnchor="margin" w:y="481"/>
+                    <w:spacing w:line="276" w:lineRule="auto"/>
+                    <w:rPr>
+                      <w:rFonts w:cstheme="minorHAnsi"/>
+                      <w:sz w:val="18"/>
+                      <w:szCs w:val="18"/>
+                    </w:rPr>
+                  </w:pPr>
+                </w:p>
+              </w:tc>
+              <w:tc>
+                <w:tcPr>
+                  <w:tcW w:w="1418" w:type="dxa"/>
+                </w:tcPr>
+                <w:p>
+                  <w:pPr>
+                    <w:framePr w:hSpace="180" w:wrap="around" w:vAnchor="page" w:hAnchor="margin" w:y="481"/>
+                    <w:tabs>
+                      <w:tab w:val="left" w:pos="960"/>
+                    </w:tabs>
+                    <w:spacing w:line="276" w:lineRule="auto"/>
+                    <w:rPr>
+                      <w:rFonts w:cstheme="minorHAnsi"/>
+                      <w:sz w:val="18"/>
+                      <w:szCs w:val="18"/>
+                    </w:rPr>
+                  </w:pPr>
+                  <w:r>
+                    <w:rPr>
+                      <w:rFonts w:cstheme="minorHAnsi"/>
+                      <w:sz w:val="18"/>
+                      <w:szCs w:val="18"/>
+                    </w:rPr>
+                    <w:t>{</w:t>
+                  </w:r>
+                  <w:proofErr w:type="spellStart"/>
+                  <w:r>
+                    <w:rPr>
+                      <w:rFonts w:cstheme="minorHAnsi"/>
+                      <w:sz w:val="18"/>
+                      <w:szCs w:val="18"/>
+                    </w:rPr>
+                    <w:t>designType</w:t>
+                  </w:r>
+                  <w:proofErr w:type="spellEnd"/>
+                  <w:r>
+                    <w:rPr>
+                      <w:rFonts w:cstheme="minorHAnsi"/>
+                      <w:sz w:val="18"/>
+                      <w:szCs w:val="18"/>
+                    </w:rPr>
+                    <w:t>}</w:t>
+                  </w:r>
+                </w:p>
+              </w:tc>
+              <w:tc>
+                <w:tcPr>
+                  <w:tcW w:w="1275" w:type="dxa"/>
+                  <w:tcBorders>
+                    <w:right w:val="single" w:sz="4" w:space="0" w:color="auto"/>
+                  </w:tcBorders>
+                </w:tcPr>
+                <w:p>
+                  <w:pPr>
+                    <w:framePr w:hSpace="180" w:wrap="around" w:vAnchor="page" w:hAnchor="margin" w:y="481"/>
+                    <w:tabs>
+                      <w:tab w:val="left" w:pos="960"/>
+                    </w:tabs>
+                    <w:spacing w:line="276" w:lineRule="auto"/>
+                    <w:rPr>
+                      <w:rFonts w:cstheme="minorHAnsi"/>
+                      <w:sz w:val="18"/>
+                      <w:szCs w:val="18"/>
+                    </w:rPr>
+                  </w:pPr>
+                  <w:r>
+                    <w:rPr>
+                      <w:rFonts w:cstheme="minorHAnsi"/>
+                      <w:sz w:val="18"/>
+                      <w:szCs w:val="18"/>
+                    </w:rPr>
+                    <w:t>{</w:t>
+                  </w:r>
+                  <w:proofErr w:type="spellStart"/>
+                  <w:r>
+                    <w:rPr>
+                      <w:rFonts w:cstheme="minorHAnsi"/>
+                      <w:sz w:val="18"/>
+                      <w:szCs w:val="18"/>
+                    </w:rPr>
+                    <w:t>finishType</w:t>
+                  </w:r>
+                  <w:proofErr w:type="spellEnd"/>
+                  <w:r>
+                    <w:rPr>
+                      <w:rFonts w:cstheme="minorHAnsi"/>
+                      <w:sz w:val="18"/>
+                      <w:szCs w:val="18"/>
+                    </w:rPr>
+                    <w:t>}</w:t>
+                  </w:r>
+                </w:p>
+              </w:tc>
+              <w:tc>
+                <w:tcPr>
+                  <w:tcW w:w="843" w:type="dxa"/>
+                  <w:tcBorders>
+                    <w:left w:val="single" w:sz="4" w:space="0" w:color="auto"/>
+                    <w:right w:val="single" w:sz="4" w:space="0" w:color="auto"/>
+                  </w:tcBorders>
+                </w:tcPr>
+                <w:p>
+                  <w:pPr>
+                    <w:framePr w:hSpace="180" w:wrap="around" w:vAnchor="page" w:hAnchor="margin" w:y="481"/>
+                    <w:tabs>
+                      <w:tab w:val="left" w:pos="960"/>
+                    </w:tabs>
+                    <w:spacing w:line="276" w:lineRule="auto"/>
+                    <w:jc w:val="right"/>
+                    <w:rPr>
+                      <w:rFonts w:cstheme="minorHAnsi"/>
+                      <w:sz w:val="18"/>
+                      <w:szCs w:val="18"/>
+                    </w:rPr>
+                  </w:pPr>
+                  <w:r>
+                    <w:rPr>
+                      <w:rFonts w:cstheme="minorHAnsi"/>
+                      <w:sz w:val="18"/>
+                      <w:szCs w:val="18"/>
+                    </w:rPr>
+                    <w:t>0</w:t>
+                  </w:r>
+                </w:p>
+              </w:tc>
+              <w:tc>
+                <w:tcPr>
+                  <w:tcW w:w="858" w:type="dxa"/>
+                  <w:tcBorders>
+                    <w:left w:val="single" w:sz="4" w:space="0" w:color="auto"/>
+                    <w:right w:val="single" w:sz="4" w:space="0" w:color="auto"/>
+                  </w:tcBorders>
+                </w:tcPr>
+                <w:p>
+                  <w:pPr>
+                    <w:framePr w:hSpace="180" w:wrap="around" w:vAnchor="page" w:hAnchor="margin" w:y="481"/>
+                    <w:tabs>
+                      <w:tab w:val="left" w:pos="960"/>
+                    </w:tabs>
+                    <w:spacing w:line="276" w:lineRule="auto"/>
+                    <w:jc w:val="right"/>
+                    <w:rPr>
+                      <w:rFonts w:cstheme="minorHAnsi"/>
+                      <w:sz w:val="18"/>
+                      <w:szCs w:val="18"/>
+                    </w:rPr>
+                  </w:pPr>
+                  <w:r>
+                    <w:rPr>
+                      <w:rFonts w:cstheme="minorHAnsi"/>
+                      <w:sz w:val="18"/>
+                      <w:szCs w:val="18"/>
+                    </w:rPr>
+                    <w:t>22</w:t>
+                  </w:r>
+                </w:p>
+              </w:tc>
+              <w:tc>
+                <w:tcPr>
+                  <w:tcW w:w="993" w:type="dxa"/>
+                  <w:tcBorders>
+                    <w:left w:val="single" w:sz="4" w:space="0" w:color="auto"/>
+                    <w:right w:val="single" w:sz="4" w:space="0" w:color="auto"/>
+                  </w:tcBorders>
+                </w:tcPr>
+                <w:p>
+                  <w:pPr>
+                    <w:framePr w:hSpace="180" w:wrap="around" w:vAnchor="page" w:hAnchor="margin" w:y="481"/>
+                    <w:tabs>
+                      <w:tab w:val="left" w:pos="960"/>
+                    </w:tabs>
+                    <w:spacing w:line="276" w:lineRule="auto"/>
+                    <w:jc w:val="right"/>
+                    <w:rPr>
+                      <w:rFonts w:cstheme="minorHAnsi"/>
+                      <w:sz w:val="18"/>
+                      <w:szCs w:val="18"/>
+                    </w:rPr>
+                  </w:pPr>
+                  <w:r>
+                    <w:rPr>
+                      <w:rFonts w:cstheme="minorHAnsi"/>
+                      <w:sz w:val="18"/>
+                      <w:szCs w:val="18"/>
+                    </w:rPr>
+                    <w:t>24</w:t>
+                  </w:r>
+                </w:p>
+              </w:tc>
+              <w:tc>
+                <w:tcPr>
+                  <w:tcW w:w="1603" w:type="dxa"/>
+                  <w:tcBorders>
+                    <w:left w:val="single" w:sz="4" w:space="0" w:color="auto"/>
+                  </w:tcBorders>
+                </w:tcPr>
+                <w:p>
+                  <w:pPr>
+                    <w:framePr w:hSpace="180" w:wrap="around" w:vAnchor="page" w:hAnchor="margin" w:y="481"/>
+                    <w:tabs>
+                      <w:tab w:val="left" w:pos="960"/>
+                    </w:tabs>
+                    <w:spacing w:line="276" w:lineRule="auto"/>
+                    <w:jc w:val="center"/>
+                    <w:rPr>
+                      <w:sz w:val="18"/>
+                      <w:szCs w:val="18"/>
+                    </w:rPr>
+                  </w:pPr>
+                  <w:r>
+                    <w:rPr>
+                      <w:rFonts w:cstheme="minorHAnsi"/>
+                      <w:sz w:val="18"/>
+                      <w:szCs w:val="18"/>
+                    </w:rPr>
+                    <w:t xml:space="preserve">25 X 25 X </w:t>
+                  </w:r>
+                  <w:proofErr w:type="gramStart"/>
+                  <w:r>
+                    <w:rPr>
+                      <w:rFonts w:cstheme="minorHAnsi"/>
+                      <w:sz w:val="18"/>
+                      <w:szCs w:val="18"/>
+                    </w:rPr>
+                    <w:t xml:space="preserve">4”  </w:t>
+                  </w:r>
+                  <w:r>
+                    <w:rPr>
+                      <w:rFonts w:cstheme="minorHAnsi"/>
+                      <w:sz w:val="18"/>
+                      <w:szCs w:val="18"/>
+                    </w:rPr>
+                    <w:t>{</w:t>
+                  </w:r>
+                  <w:proofErr w:type="gramEnd"/>
+                  <w:r>
+                    <w:rPr>
+                      <w:rFonts w:cstheme="minorHAnsi"/>
+                      <w:sz w:val="18"/>
+                      <w:szCs w:val="18"/>
+                    </w:rPr>
+                    <w:t>/</w:t>
+                  </w:r>
+                  <w:proofErr w:type="spellStart"/>
+                  <w:r>
+                    <w:rPr>
+                      <w:rFonts w:cstheme="minorHAnsi"/>
+                      <w:sz w:val="18"/>
+                      <w:szCs w:val="18"/>
+                    </w:rPr>
+                    <w:t>isCustom</w:t>
+                  </w:r>
+                  <w:proofErr w:type="spellEnd"/>
+                  <w:r>
+                    <w:rPr>
+                      <w:rFonts w:cstheme="minorHAnsi"/>
+                      <w:sz w:val="18"/>
+                      <w:szCs w:val="18"/>
+                    </w:rPr>
+                    <w:t>}</w:t>
+                  </w:r>
+                </w:p>
+              </w:tc>
+            </w:tr>
+            <w:tr>
+              <w:tc>
+                <w:tcPr>
+                  <w:tcW w:w="1271" w:type="dxa"/>
+                </w:tcPr>
+                <w:p>
+                  <w:pPr>
+                    <w:framePr w:hSpace="180" w:wrap="around" w:vAnchor="page" w:hAnchor="margin" w:y="481"/>
+                    <w:tabs>
+                      <w:tab w:val="left" w:pos="960"/>
+                    </w:tabs>
+                    <w:spacing w:line="276" w:lineRule="auto"/>
+                    <w:rPr>
+                      <w:sz w:val="18"/>
+                      <w:szCs w:val="18"/>
+                    </w:rPr>
+                  </w:pPr>
+                  <w:r>
+                    <w:rPr>
+                      <w:rFonts w:cstheme="minorHAnsi"/>
+                      <w:sz w:val="18"/>
+                      <w:szCs w:val="18"/>
+                    </w:rPr>
+                    <w:t>{</w:t>
+                  </w:r>
+                  <w:r>
+                    <w:rPr>
+                      <w:rFonts w:cstheme="minorHAnsi"/>
+                      <w:sz w:val="18"/>
+                      <w:szCs w:val="18"/>
+                    </w:rPr>
+                    <w:t>^</w:t>
+                  </w:r>
+                  <w:proofErr w:type="gramStart"/>
+                  <w:r>
+                    <w:rPr>
+                      <w:rFonts w:cstheme="minorHAnsi"/>
+                      <w:sz w:val="18"/>
+                      <w:szCs w:val="18"/>
+                    </w:rPr>
+                    <w:t>isCustom}</w:t>
+                  </w:r>
+                  <w:r>
+                    <w:rPr>
+                      <w:sz w:val="18"/>
+                      <w:szCs w:val="18"/>
+                    </w:rPr>
+                    <w:t>{</w:t>
+                  </w:r>
+                  <w:proofErr w:type="gramEnd"/>
+                  <w:r>
+                    <w:rPr>
+                      <w:sz w:val="18"/>
+                      <w:szCs w:val="18"/>
+                    </w:rPr>
+                    <w:t>#</w:t>
+                  </w:r>
+                  <w:proofErr w:type="gramStart"/>
+                  <w:r>
+                    <w:rPr>
+                      <w:sz w:val="18"/>
+                      <w:szCs w:val="18"/>
+                    </w:rPr>
+                    <w:t>prefixCode}{</w:t>
+                  </w:r>
+                  <w:proofErr w:type="gramEnd"/>
+                  <w:r>
+                    <w:rPr>
+                      <w:sz w:val="18"/>
+                      <w:szCs w:val="18"/>
+                    </w:rPr>
+                    <w:t>prefixCode}/{/</w:t>
+                  </w:r>
+                  <w:proofErr w:type="gramStart"/>
+                  <w:r>
+                    <w:rPr>
+                      <w:sz w:val="18"/>
+                      <w:szCs w:val="18"/>
+                    </w:rPr>
+                    <w:t>prefixCode}{</w:t>
+                  </w:r>
+                  <w:proofErr w:type="gramEnd"/>
+                  <w:r>
+                    <w:rPr>
+                      <w:sz w:val="18"/>
+                      <w:szCs w:val="18"/>
+                    </w:rPr>
+                    <w:t xml:space="preserve">containerFrom}{#containerTo} to </w:t>
+                  </w:r>
+                  <w:r>
+                    <w:rPr>
+                      <w:sz w:val="18"/>
+                      <w:szCs w:val="18"/>
+                    </w:rPr>
+                    <w:lastRenderedPageBreak/>
+                    <w:t>{</w:t>
+                  </w:r>
+                  <w:proofErr w:type="spellStart"/>
+                  <w:r>
+                    <w:rPr>
+                      <w:sz w:val="18"/>
+                      <w:szCs w:val="18"/>
+                    </w:rPr>
+                    <w:t>containerTo</w:t>
+                  </w:r>
+                  <w:proofErr w:type="spellEnd"/>
+                  <w:r>
+                    <w:rPr>
+                      <w:sz w:val="18"/>
+                      <w:szCs w:val="18"/>
+                    </w:rPr>
+                    <w:t>} {/</w:t>
+                  </w:r>
+                  <w:proofErr w:type="spellStart"/>
+                  <w:r>
+                    <w:rPr>
+                      <w:sz w:val="18"/>
+                      <w:szCs w:val="18"/>
+                    </w:rPr>
+                    <w:t>containerTo</w:t>
+                  </w:r>
+                  <w:proofErr w:type="spellEnd"/>
+                  <w:r>
+                    <w:rPr>
+                      <w:sz w:val="18"/>
+                      <w:szCs w:val="18"/>
+                    </w:rPr>
+                    <w:t>}</w:t>
+                  </w:r>
+                </w:p>
+              </w:tc>
+              <w:tc>
+                <w:tcPr>
+                  <w:tcW w:w="5528" w:type="dxa"/>
+                  <w:gridSpan w:val="3"/>
+                  <w:tcBorders>
+                    <w:right w:val="single" w:sz="4" w:space="0" w:color="auto"/>
+                  </w:tcBorders>
+                </w:tcPr>
+                <w:p>
+                  <w:pPr>
+                    <w:framePr w:hSpace="180" w:wrap="around" w:vAnchor="page" w:hAnchor="margin" w:y="481"/>
+                    <w:tabs>
+                      <w:tab w:val="left" w:pos="960"/>
+                    </w:tabs>
+                    <w:spacing w:line="276" w:lineRule="auto"/>
+                    <w:jc w:val="center"/>
+                    <w:rPr>
+                      <w:rFonts w:cstheme="minorHAnsi"/>
+                      <w:sz w:val="18"/>
+                      <w:szCs w:val="18"/>
+                    </w:rPr>
+                  </w:pPr>
+                  <w:r>
+                    <w:rPr>
+                      <w:rFonts w:cstheme="minorHAnsi"/>
+                      <w:sz w:val="18"/>
+                      <w:szCs w:val="18"/>
+                    </w:rPr>
+                    <w:lastRenderedPageBreak/>
+                    <w:t>2’ X 2’ -12MM - 5102 D102 – 1PC / 5071 D105 – 1PC /</w:t>
+                  </w:r>
+                </w:p>
+                <w:p>
+                  <w:pPr>
+                    <w:framePr w:hSpace="180" w:wrap="around" w:vAnchor="page" w:hAnchor="margin" w:y="481"/>
+                    <w:tabs>
+                      <w:tab w:val="left" w:pos="960"/>
+                    </w:tabs>
+                    <w:spacing w:line="276" w:lineRule="auto"/>
+                    <w:jc w:val="center"/>
+                    <w:rPr>
+                      <w:rFonts w:cstheme="minorHAnsi"/>
+                      <w:sz w:val="18"/>
+                      <w:szCs w:val="18"/>
+                    </w:rPr>
+                  </w:pPr>
+                  <w:r>
+                    <w:rPr>
+                      <w:rFonts w:cstheme="minorHAnsi"/>
+                      <w:sz w:val="18"/>
+                      <w:szCs w:val="18"/>
+                    </w:rPr>
+                    <w:t xml:space="preserve">7085 D102 – 1PC / 7232 D102-1PC </w:t>
+                  </w:r>
+                  <w:proofErr w:type="gramStart"/>
+                  <w:r>
+                    <w:rPr>
+                      <w:rFonts w:cstheme="minorHAnsi"/>
+                      <w:sz w:val="18"/>
+                      <w:szCs w:val="18"/>
+                    </w:rPr>
+                    <w:t>/  1</w:t>
+                  </w:r>
+                  <w:proofErr w:type="gramEnd"/>
+                  <w:r>
+                    <w:rPr>
+                      <w:rFonts w:cstheme="minorHAnsi"/>
+                      <w:sz w:val="18"/>
+                      <w:szCs w:val="18"/>
+                    </w:rPr>
+                    <w:t>MM – HD19 D96 – 1 PC</w:t>
+                  </w:r>
+                </w:p>
+              </w:tc>
+              <w:tc>
+                <w:tcPr>
+                  <w:tcW w:w="843" w:type="dxa"/>
+                  <w:tcBorders>
+                    <w:left w:val="single" w:sz="4" w:space="0" w:color="auto"/>
+                    <w:right w:val="single" w:sz="4" w:space="0" w:color="auto"/>
+                  </w:tcBorders>
+                </w:tcPr>
+                <w:p>
+                  <w:pPr>
+                    <w:framePr w:hSpace="180" w:wrap="around" w:vAnchor="page" w:hAnchor="margin" w:y="481"/>
+                    <w:tabs>
+                      <w:tab w:val="left" w:pos="960"/>
+                    </w:tabs>
+                    <w:spacing w:line="276" w:lineRule="auto"/>
+                    <w:jc w:val="right"/>
+                    <w:rPr>
+                      <w:rFonts w:cstheme="minorHAnsi"/>
+                      <w:sz w:val="18"/>
+                      <w:szCs w:val="18"/>
+                    </w:rPr>
+                  </w:pPr>
+                  <w:r>
+                    <w:rPr>
+                      <w:rFonts w:cstheme="minorHAnsi"/>
+                      <w:sz w:val="18"/>
+                      <w:szCs w:val="18"/>
+                    </w:rPr>
+                    <w:t>0</w:t>
+                  </w:r>
+                </w:p>
+              </w:tc>
+              <w:tc>
+                <w:tcPr>
+                  <w:tcW w:w="858" w:type="dxa"/>
+                  <w:tcBorders>
+                    <w:left w:val="single" w:sz="4" w:space="0" w:color="auto"/>
+                    <w:right w:val="single" w:sz="4" w:space="0" w:color="auto"/>
+                  </w:tcBorders>
+                </w:tcPr>
+                <w:p>
+                  <w:pPr>
+                    <w:framePr w:hSpace="180" w:wrap="around" w:vAnchor="page" w:hAnchor="margin" w:y="481"/>
+                    <w:tabs>
+                      <w:tab w:val="left" w:pos="960"/>
+                    </w:tabs>
+                    <w:spacing w:line="276" w:lineRule="auto"/>
+                    <w:jc w:val="right"/>
+                    <w:rPr>
+                      <w:rFonts w:cstheme="minorHAnsi"/>
+                      <w:sz w:val="18"/>
+                      <w:szCs w:val="18"/>
+                    </w:rPr>
+                  </w:pPr>
+                  <w:r>
+                    <w:rPr>
+                      <w:rFonts w:cstheme="minorHAnsi"/>
+                      <w:sz w:val="18"/>
+                      <w:szCs w:val="18"/>
+                    </w:rPr>
+                    <w:t>22</w:t>
+                  </w:r>
+                </w:p>
+              </w:tc>
+              <w:tc>
+                <w:tcPr>
+                  <w:tcW w:w="993" w:type="dxa"/>
+                  <w:tcBorders>
+                    <w:left w:val="single" w:sz="4" w:space="0" w:color="auto"/>
+                    <w:right w:val="single" w:sz="4" w:space="0" w:color="auto"/>
+                  </w:tcBorders>
+                </w:tcPr>
+                <w:p>
+                  <w:pPr>
+                    <w:framePr w:hSpace="180" w:wrap="around" w:vAnchor="page" w:hAnchor="margin" w:y="481"/>
+                    <w:tabs>
+                      <w:tab w:val="left" w:pos="960"/>
+                    </w:tabs>
+                    <w:spacing w:line="276" w:lineRule="auto"/>
+                    <w:jc w:val="right"/>
+                    <w:rPr>
+                      <w:rFonts w:cstheme="minorHAnsi"/>
+                      <w:sz w:val="18"/>
+                      <w:szCs w:val="18"/>
+                    </w:rPr>
+                  </w:pPr>
+                  <w:r>
+                    <w:rPr>
+                      <w:rFonts w:cstheme="minorHAnsi"/>
+                      <w:sz w:val="18"/>
+                      <w:szCs w:val="18"/>
+                    </w:rPr>
+                    <w:t>24</w:t>
+                  </w:r>
+                </w:p>
+              </w:tc>
+              <w:tc>
+                <w:tcPr>
+                  <w:tcW w:w="1603" w:type="dxa"/>
+                  <w:tcBorders>
+                    <w:left w:val="single" w:sz="4" w:space="0" w:color="auto"/>
+                  </w:tcBorders>
+                </w:tcPr>
+                <w:p>
+                  <w:pPr>
+                    <w:framePr w:hSpace="180" w:wrap="around" w:vAnchor="page" w:hAnchor="margin" w:y="481"/>
+                    <w:tabs>
+                      <w:tab w:val="left" w:pos="960"/>
+                    </w:tabs>
+                    <w:spacing w:line="276" w:lineRule="auto"/>
+                    <w:jc w:val="center"/>
+                    <w:rPr>
+                      <w:sz w:val="18"/>
+                      <w:szCs w:val="18"/>
+                    </w:rPr>
+                  </w:pPr>
+                  <w:r>
+                    <w:rPr>
+                      <w:rFonts w:cstheme="minorHAnsi"/>
+                      <w:sz w:val="18"/>
+                      <w:szCs w:val="18"/>
+                    </w:rPr>
+                    <w:t xml:space="preserve">25 X 25 X </w:t>
+                  </w:r>
+                  <w:proofErr w:type="gramStart"/>
+                  <w:r>
+                    <w:rPr>
+                      <w:rFonts w:cstheme="minorHAnsi"/>
+                      <w:sz w:val="18"/>
+                      <w:szCs w:val="18"/>
+                    </w:rPr>
+                    <w:t xml:space="preserve">4”  </w:t>
+                  </w:r>
+                  <w:r>
+                    <w:rPr>
+                      <w:rFonts w:cstheme="minorHAnsi"/>
+                      <w:sz w:val="18"/>
+                      <w:szCs w:val="18"/>
+                    </w:rPr>
+                    <w:t>{</w:t>
+                  </w:r>
+                  <w:proofErr w:type="gramEnd"/>
+                  <w:r>
+                    <w:rPr>
+                      <w:rFonts w:cstheme="minorHAnsi"/>
+                      <w:sz w:val="18"/>
+                      <w:szCs w:val="18"/>
+                    </w:rPr>
+                    <w:t>/</w:t>
+                  </w:r>
+                  <w:proofErr w:type="spellStart"/>
+                  <w:proofErr w:type="gramStart"/>
+                  <w:r>
+                    <w:rPr>
+                      <w:rFonts w:cstheme="minorHAnsi"/>
+                      <w:sz w:val="18"/>
+                      <w:szCs w:val="18"/>
+                    </w:rPr>
+                    <w:t>isCustom</w:t>
+                  </w:r>
+                  <w:proofErr w:type="spellEnd"/>
+                  <w:r>
+                    <w:rPr>
+                      <w:rFonts w:cstheme="minorHAnsi"/>
+                      <w:sz w:val="18"/>
+                      <w:szCs w:val="18"/>
+                    </w:rPr>
+                    <w:t>}</w:t>
+                  </w:r>
+                  <w:r>
+                    <w:rPr>
+                      <w:rFonts w:cstheme="minorHAnsi"/>
+                      <w:sz w:val="18"/>
+                      <w:szCs w:val="18"/>
+                    </w:rPr>
+                    <w:t>{</w:t>
+                  </w:r>
+                  <w:proofErr w:type="gramEnd"/>
+                  <w:r>
+                    <w:rPr>
+                      <w:rFonts w:cstheme="minorHAnsi"/>
+                      <w:sz w:val="18"/>
+                      <w:szCs w:val="18"/>
+                    </w:rPr>
+                    <w:t>/</w:t>
+                  </w:r>
+                  <w:proofErr w:type="spellStart"/>
+                  <w:r>
+                    <w:rPr>
+                      <w:rFonts w:cstheme="minorHAnsi"/>
+                      <w:sz w:val="18"/>
+                      <w:szCs w:val="18"/>
+                    </w:rPr>
+                    <w:t>sampleBox</w:t>
+                  </w:r>
+                  <w:proofErr w:type="spellEnd"/>
+                  <w:r>
+                    <w:rPr>
+                      <w:rFonts w:cstheme="minorHAnsi"/>
                       <w:sz w:val="18"/>
                       <w:szCs w:val="18"/>
                     </w:rPr>

--- a/electron/database/generate-document/templates/packing-uk.docx
+++ b/electron/database/generate-document/templates/packing-uk.docx
@@ -4642,7 +4642,7 @@
       <w:headerReference w:type="first" r:id="rId12"/>
       <w:footerReference w:type="first" r:id="rId13"/>
       <w:pgSz w:w="12240" w:h="15840" w:code="1"/>
-      <w:pgMar w:top="482" w:right="567" w:bottom="1701" w:left="567" w:header="113" w:footer="510" w:gutter="0"/>
+      <w:pgMar w:top="482" w:right="567" w:bottom="1701" w:left="567" w:header="198" w:footer="510" w:gutter="0"/>
       <w:pgBorders w:offsetFrom="page">
         <w:top w:val="single" w:sz="4" w:space="24" w:color="auto"/>
         <w:left w:val="single" w:sz="4" w:space="28" w:color="auto"/>

--- a/electron/database/generate-document/templates/packing-uk.docx
+++ b/electron/database/generate-document/templates/packing-uk.docx
@@ -214,14 +214,12 @@
               </w:rPr>
               <w:t>{</w:t>
             </w:r>
-            <w:proofErr w:type="spellStart"/>
             <w:r>
               <w:rPr>
                 <w:rFonts w:cstheme="minorHAnsi"/>
               </w:rPr>
               <w:t>modifyInvNo</w:t>
             </w:r>
-            <w:proofErr w:type="spellEnd"/>
             <w:r>
               <w:rPr>
                 <w:rFonts w:cstheme="minorHAnsi"/>
@@ -262,14 +260,12 @@
               </w:rPr>
               <w:t>{</w:t>
             </w:r>
-            <w:proofErr w:type="spellStart"/>
             <w:r>
               <w:rPr>
                 <w:rFonts w:cstheme="minorHAnsi"/>
               </w:rPr>
               <w:t>invoiceDate</w:t>
             </w:r>
-            <w:proofErr w:type="spellEnd"/>
             <w:r>
               <w:rPr>
                 <w:rFonts w:cstheme="minorHAnsi"/>
@@ -332,14 +328,12 @@
               </w:rPr>
               <w:t>{</w:t>
             </w:r>
-            <w:proofErr w:type="spellStart"/>
             <w:r>
               <w:rPr>
                 <w:rFonts w:cstheme="minorHAnsi"/>
               </w:rPr>
               <w:t>buyersOrderNo</w:t>
             </w:r>
-            <w:proofErr w:type="spellEnd"/>
             <w:r>
               <w:rPr>
                 <w:rFonts w:cstheme="minorHAnsi"/>
@@ -381,14 +375,12 @@
               </w:rPr>
               <w:t>{</w:t>
             </w:r>
-            <w:proofErr w:type="spellStart"/>
             <w:r>
               <w:rPr>
                 <w:rFonts w:cstheme="minorHAnsi"/>
               </w:rPr>
               <w:t>orderDate</w:t>
             </w:r>
-            <w:proofErr w:type="spellEnd"/>
             <w:r>
               <w:rPr>
                 <w:rFonts w:cstheme="minorHAnsi"/>
@@ -485,7 +477,6 @@
               </w:rPr>
               <w:t>{</w:t>
             </w:r>
-            <w:proofErr w:type="spellStart"/>
             <w:r>
               <w:rPr>
                 <w:rFonts w:cstheme="minorHAnsi"/>
@@ -494,7 +485,6 @@
               </w:rPr>
               <w:t>consigneeCountry</w:t>
             </w:r>
-            <w:proofErr w:type="spellEnd"/>
             <w:r>
               <w:rPr>
                 <w:rFonts w:cstheme="minorHAnsi"/>
@@ -520,7 +510,6 @@
               </w:rPr>
               <w:t>{/</w:t>
             </w:r>
-            <w:proofErr w:type="spellStart"/>
             <w:r>
               <w:rPr>
                 <w:rFonts w:cstheme="minorHAnsi"/>
@@ -529,7 +518,6 @@
               </w:rPr>
               <w:t>isCustom</w:t>
             </w:r>
-            <w:proofErr w:type="spellEnd"/>
             <w:r>
               <w:rPr>
                 <w:rFonts w:cstheme="minorHAnsi"/>
@@ -555,7 +543,6 @@
               </w:rPr>
               <w:t>{</w:t>
             </w:r>
-            <w:proofErr w:type="spellStart"/>
             <w:r>
               <w:rPr>
                 <w:rFonts w:cstheme="minorHAnsi"/>
@@ -564,7 +551,6 @@
               </w:rPr>
               <w:t>consigneeName</w:t>
             </w:r>
-            <w:proofErr w:type="spellEnd"/>
             <w:r>
               <w:rPr>
                 <w:rFonts w:cstheme="minorHAnsi"/>
@@ -590,7 +576,6 @@
               </w:rPr>
               <w:t>{</w:t>
             </w:r>
-            <w:proofErr w:type="spellStart"/>
             <w:r>
               <w:rPr>
                 <w:rFonts w:cstheme="minorHAnsi"/>
@@ -599,7 +584,6 @@
               </w:rPr>
               <w:t>consigneeAddress</w:t>
             </w:r>
-            <w:proofErr w:type="spellEnd"/>
             <w:r>
               <w:rPr>
                 <w:rFonts w:cstheme="minorHAnsi"/>
@@ -608,7 +592,6 @@
               </w:rPr>
               <w:t>} {</w:t>
             </w:r>
-            <w:proofErr w:type="spellStart"/>
             <w:r>
               <w:rPr>
                 <w:rFonts w:cstheme="minorHAnsi"/>
@@ -617,7 +600,6 @@
               </w:rPr>
               <w:t>consigneeCity</w:t>
             </w:r>
-            <w:proofErr w:type="spellEnd"/>
             <w:r>
               <w:rPr>
                 <w:rFonts w:cstheme="minorHAnsi"/>
@@ -626,7 +608,6 @@
               </w:rPr>
               <w:t>} {</w:t>
             </w:r>
-            <w:proofErr w:type="spellStart"/>
             <w:r>
               <w:rPr>
                 <w:rFonts w:cstheme="minorHAnsi"/>
@@ -635,7 +616,6 @@
               </w:rPr>
               <w:t>consigneeState</w:t>
             </w:r>
-            <w:proofErr w:type="spellEnd"/>
             <w:r>
               <w:rPr>
                 <w:rFonts w:cstheme="minorHAnsi"/>
@@ -661,7 +641,6 @@
               </w:rPr>
               <w:t>{</w:t>
             </w:r>
-            <w:proofErr w:type="spellStart"/>
             <w:r>
               <w:rPr>
                 <w:rFonts w:cstheme="minorHAnsi"/>
@@ -670,7 +649,6 @@
               </w:rPr>
               <w:t>consigneeCountry</w:t>
             </w:r>
-            <w:proofErr w:type="spellEnd"/>
             <w:r>
               <w:rPr>
                 <w:rFonts w:cstheme="minorHAnsi"/>
@@ -679,7 +657,6 @@
               </w:rPr>
               <w:t>} {</w:t>
             </w:r>
-            <w:proofErr w:type="spellStart"/>
             <w:r>
               <w:rPr>
                 <w:rFonts w:cstheme="minorHAnsi"/>
@@ -688,7 +665,6 @@
               </w:rPr>
               <w:t>consigneeZip</w:t>
             </w:r>
-            <w:proofErr w:type="spellEnd"/>
             <w:r>
               <w:rPr>
                 <w:rFonts w:cstheme="minorHAnsi"/>
@@ -712,60 +688,24 @@
                 <w:sz w:val="20"/>
                 <w:szCs w:val="20"/>
               </w:rPr>
-              <w:t>TELE: {</w:t>
-            </w:r>
-            <w:proofErr w:type="spellStart"/>
-            <w:r>
-              <w:rPr>
-                <w:rFonts w:cstheme="minorHAnsi"/>
-                <w:sz w:val="20"/>
-                <w:szCs w:val="20"/>
-              </w:rPr>
-              <w:t>consigneePhone</w:t>
-            </w:r>
-            <w:proofErr w:type="spellEnd"/>
-            <w:r>
-              <w:rPr>
-                <w:rFonts w:cstheme="minorHAnsi"/>
-                <w:sz w:val="20"/>
-                <w:szCs w:val="20"/>
-              </w:rPr>
-              <w:t xml:space="preserve">} </w:t>
-            </w:r>
-          </w:p>
-          <w:p>
-            <w:pPr>
-              <w:rPr>
-                <w:rFonts w:cstheme="minorHAnsi"/>
-                <w:sz w:val="20"/>
-                <w:szCs w:val="20"/>
-              </w:rPr>
-            </w:pPr>
-            <w:r>
-              <w:rPr>
-                <w:rFonts w:cstheme="minorHAnsi"/>
-                <w:sz w:val="20"/>
-                <w:szCs w:val="20"/>
-              </w:rPr>
-              <w:t>EMAIL: {</w:t>
-            </w:r>
-            <w:proofErr w:type="spellStart"/>
-            <w:r>
-              <w:rPr>
-                <w:rFonts w:cstheme="minorHAnsi"/>
-                <w:sz w:val="20"/>
-                <w:szCs w:val="20"/>
-              </w:rPr>
-              <w:t>consigneeEmail</w:t>
-            </w:r>
-            <w:proofErr w:type="spellEnd"/>
-            <w:r>
-              <w:rPr>
-                <w:rFonts w:cstheme="minorHAnsi"/>
-                <w:sz w:val="20"/>
-                <w:szCs w:val="20"/>
-              </w:rPr>
-              <w:t>}</w:t>
+              <w:t xml:space="preserve">TELE: {consigneePhone} </w:t>
+            </w:r>
+          </w:p>
+          <w:p>
+            <w:pPr>
+              <w:rPr>
+                <w:rFonts w:cstheme="minorHAnsi"/>
+                <w:sz w:val="20"/>
+                <w:szCs w:val="20"/>
+              </w:rPr>
+            </w:pPr>
+            <w:r>
+              <w:rPr>
+                <w:rFonts w:cstheme="minorHAnsi"/>
+                <w:sz w:val="20"/>
+                <w:szCs w:val="20"/>
+              </w:rPr>
+              <w:t>EMAIL: {consigneeEmail}</w:t>
             </w:r>
           </w:p>
         </w:tc>
@@ -811,7 +751,6 @@
               </w:rPr>
               <w:t>{</w:t>
             </w:r>
-            <w:proofErr w:type="spellStart"/>
             <w:r>
               <w:rPr>
                 <w:rFonts w:cstheme="minorHAnsi"/>
@@ -820,7 +759,6 @@
               </w:rPr>
               <w:t>buyerName</w:t>
             </w:r>
-            <w:proofErr w:type="spellEnd"/>
             <w:r>
               <w:rPr>
                 <w:rFonts w:cstheme="minorHAnsi"/>
@@ -846,7 +784,6 @@
               </w:rPr>
               <w:t>{</w:t>
             </w:r>
-            <w:proofErr w:type="spellStart"/>
             <w:r>
               <w:rPr>
                 <w:rFonts w:cstheme="minorHAnsi"/>
@@ -855,7 +792,6 @@
               </w:rPr>
               <w:t>buyerAddress</w:t>
             </w:r>
-            <w:proofErr w:type="spellEnd"/>
             <w:r>
               <w:rPr>
                 <w:rFonts w:cstheme="minorHAnsi"/>
@@ -864,7 +800,6 @@
               </w:rPr>
               <w:t>} {</w:t>
             </w:r>
-            <w:proofErr w:type="spellStart"/>
             <w:r>
               <w:rPr>
                 <w:rFonts w:cstheme="minorHAnsi"/>
@@ -873,7 +808,6 @@
               </w:rPr>
               <w:t>buyerCity</w:t>
             </w:r>
-            <w:proofErr w:type="spellEnd"/>
             <w:r>
               <w:rPr>
                 <w:rFonts w:cstheme="minorHAnsi"/>
@@ -882,7 +816,6 @@
               </w:rPr>
               <w:t>} {</w:t>
             </w:r>
-            <w:proofErr w:type="spellStart"/>
             <w:r>
               <w:rPr>
                 <w:rFonts w:cstheme="minorHAnsi"/>
@@ -891,7 +824,6 @@
               </w:rPr>
               <w:t>buyerState</w:t>
             </w:r>
-            <w:proofErr w:type="spellEnd"/>
             <w:r>
               <w:rPr>
                 <w:rFonts w:cstheme="minorHAnsi"/>
@@ -917,7 +849,6 @@
               </w:rPr>
               <w:t>{</w:t>
             </w:r>
-            <w:proofErr w:type="spellStart"/>
             <w:r>
               <w:rPr>
                 <w:rFonts w:cstheme="minorHAnsi"/>
@@ -926,7 +857,6 @@
               </w:rPr>
               <w:t>buyerCountry</w:t>
             </w:r>
-            <w:proofErr w:type="spellEnd"/>
             <w:r>
               <w:rPr>
                 <w:rFonts w:cstheme="minorHAnsi"/>
@@ -935,7 +865,6 @@
               </w:rPr>
               <w:t>} {</w:t>
             </w:r>
-            <w:proofErr w:type="spellStart"/>
             <w:r>
               <w:rPr>
                 <w:rFonts w:cstheme="minorHAnsi"/>
@@ -944,7 +873,6 @@
               </w:rPr>
               <w:t>buyerZip</w:t>
             </w:r>
-            <w:proofErr w:type="spellEnd"/>
             <w:r>
               <w:rPr>
                 <w:rFonts w:cstheme="minorHAnsi"/>
@@ -1016,7 +944,6 @@
               </w:rPr>
               <w:t>{</w:t>
             </w:r>
-            <w:proofErr w:type="spellStart"/>
             <w:r>
               <w:rPr>
                 <w:rFonts w:cstheme="minorHAnsi"/>
@@ -1025,7 +952,6 @@
               </w:rPr>
               <w:t>originOfGoods</w:t>
             </w:r>
-            <w:proofErr w:type="spellEnd"/>
             <w:r>
               <w:rPr>
                 <w:rFonts w:cstheme="minorHAnsi"/>
@@ -1076,7 +1002,6 @@
               </w:rPr>
               <w:t>{</w:t>
             </w:r>
-            <w:proofErr w:type="spellStart"/>
             <w:r>
               <w:rPr>
                 <w:rFonts w:cstheme="minorHAnsi"/>
@@ -1085,7 +1010,6 @@
               </w:rPr>
               <w:t>finalDestination</w:t>
             </w:r>
-            <w:proofErr w:type="spellEnd"/>
             <w:r>
               <w:rPr>
                 <w:rFonts w:cstheme="minorHAnsi"/>
@@ -1162,7 +1086,6 @@
               </w:rPr>
               <w:t>{</w:t>
             </w:r>
-            <w:proofErr w:type="spellStart"/>
             <w:r>
               <w:rPr>
                 <w:rFonts w:cstheme="minorHAnsi"/>
@@ -1171,7 +1094,6 @@
               </w:rPr>
               <w:t>termOfDeliveryAndPayment</w:t>
             </w:r>
-            <w:proofErr w:type="spellEnd"/>
             <w:r>
               <w:rPr>
                 <w:rFonts w:cstheme="minorHAnsi"/>
@@ -1207,7 +1129,6 @@
                 <w:szCs w:val="20"/>
               </w:rPr>
             </w:pPr>
-            <w:proofErr w:type="spellStart"/>
             <w:r>
               <w:rPr>
                 <w:rFonts w:ascii="SansSerif" w:hAnsi="SansSerif" w:cs="SansSerif"/>
@@ -1215,17 +1136,7 @@
                 <w:sz w:val="20"/>
                 <w:szCs w:val="20"/>
               </w:rPr>
-              <w:t>Precarriage</w:t>
-            </w:r>
-            <w:proofErr w:type="spellEnd"/>
-            <w:r>
-              <w:rPr>
-                <w:rFonts w:ascii="SansSerif" w:hAnsi="SansSerif" w:cs="SansSerif"/>
-                <w:color w:val="000000"/>
-                <w:sz w:val="20"/>
-                <w:szCs w:val="20"/>
-              </w:rPr>
-              <w:t xml:space="preserve"> by:</w:t>
+              <w:t>Precarriage by:</w:t>
             </w:r>
           </w:p>
           <w:p>
@@ -1245,8 +1156,6 @@
               </w:rPr>
               <w:t>{^</w:t>
             </w:r>
-            <w:proofErr w:type="spellStart"/>
-            <w:proofErr w:type="gramStart"/>
             <w:r>
               <w:rPr>
                 <w:rFonts w:cstheme="minorHAnsi"/>
@@ -1255,7 +1164,6 @@
               </w:rPr>
               <w:t>isCustom</w:t>
             </w:r>
-            <w:proofErr w:type="spellEnd"/>
             <w:r>
               <w:rPr>
                 <w:rFonts w:cstheme="minorHAnsi"/>
@@ -1264,8 +1172,6 @@
               </w:rPr>
               <w:t>}{</w:t>
             </w:r>
-            <w:proofErr w:type="spellStart"/>
-            <w:proofErr w:type="gramEnd"/>
             <w:r>
               <w:rPr>
                 <w:rFonts w:cstheme="minorHAnsi"/>
@@ -1274,7 +1180,6 @@
               </w:rPr>
               <w:t>precarriageBy</w:t>
             </w:r>
-            <w:proofErr w:type="spellEnd"/>
             <w:r>
               <w:rPr>
                 <w:rFonts w:cstheme="minorHAnsi"/>
@@ -1283,7 +1188,6 @@
               </w:rPr>
               <w:t>}{/</w:t>
             </w:r>
-            <w:proofErr w:type="spellStart"/>
             <w:r>
               <w:rPr>
                 <w:rFonts w:cstheme="minorHAnsi"/>
@@ -1292,7 +1196,6 @@
               </w:rPr>
               <w:t>isCustom</w:t>
             </w:r>
-            <w:proofErr w:type="spellEnd"/>
             <w:r>
               <w:rPr>
                 <w:rFonts w:cstheme="minorHAnsi"/>
@@ -1353,7 +1256,6 @@
               </w:rPr>
               <w:t>{</w:t>
             </w:r>
-            <w:proofErr w:type="spellStart"/>
             <w:r>
               <w:rPr>
                 <w:rFonts w:ascii="SansSerif" w:hAnsi="SansSerif" w:cs="SansSerif"/>
@@ -1363,7 +1265,6 @@
               </w:rPr>
               <w:t>placeOfReceipt</w:t>
             </w:r>
-            <w:proofErr w:type="spellEnd"/>
             <w:r>
               <w:rPr>
                 <w:rFonts w:ascii="SansSerif" w:hAnsi="SansSerif" w:cs="SansSerif"/>
@@ -1452,8 +1353,6 @@
               </w:rPr>
               <w:t>{^</w:t>
             </w:r>
-            <w:proofErr w:type="spellStart"/>
-            <w:proofErr w:type="gramStart"/>
             <w:r>
               <w:rPr>
                 <w:rFonts w:cstheme="minorHAnsi"/>
@@ -1462,7 +1361,6 @@
               </w:rPr>
               <w:t>isCustom</w:t>
             </w:r>
-            <w:proofErr w:type="spellEnd"/>
             <w:r>
               <w:rPr>
                 <w:rFonts w:cstheme="minorHAnsi"/>
@@ -1480,8 +1378,6 @@
               </w:rPr>
               <w:t>{</w:t>
             </w:r>
-            <w:proofErr w:type="spellStart"/>
-            <w:proofErr w:type="gramEnd"/>
             <w:r>
               <w:rPr>
                 <w:rFonts w:ascii="SansSerif" w:hAnsi="SansSerif" w:cs="SansSerif"/>
@@ -1491,7 +1387,6 @@
               </w:rPr>
               <w:t>vesselNo</w:t>
             </w:r>
-            <w:proofErr w:type="spellEnd"/>
             <w:r>
               <w:rPr>
                 <w:rFonts w:ascii="SansSerif" w:hAnsi="SansSerif" w:cs="SansSerif"/>
@@ -1509,7 +1404,6 @@
               </w:rPr>
               <w:t>{/</w:t>
             </w:r>
-            <w:proofErr w:type="spellStart"/>
             <w:r>
               <w:rPr>
                 <w:rFonts w:cstheme="minorHAnsi"/>
@@ -1524,16 +1418,7 @@
                 <w:sz w:val="20"/>
                 <w:szCs w:val="20"/>
               </w:rPr>
-              <w:t>m</w:t>
-            </w:r>
-            <w:proofErr w:type="spellEnd"/>
-            <w:r>
-              <w:rPr>
-                <w:rFonts w:cstheme="minorHAnsi"/>
-                <w:sz w:val="20"/>
-                <w:szCs w:val="20"/>
-              </w:rPr>
-              <w:t>}</w:t>
+              <w:t>m}</w:t>
             </w:r>
           </w:p>
         </w:tc>
@@ -1587,7 +1472,6 @@
               </w:rPr>
               <w:t>{</w:t>
             </w:r>
-            <w:proofErr w:type="spellStart"/>
             <w:r>
               <w:rPr>
                 <w:rFonts w:ascii="SansSerif" w:hAnsi="SansSerif" w:cs="SansSerif"/>
@@ -1597,7 +1481,6 @@
               </w:rPr>
               <w:t>portOfLoading</w:t>
             </w:r>
-            <w:proofErr w:type="spellEnd"/>
             <w:r>
               <w:rPr>
                 <w:rFonts w:ascii="SansSerif" w:hAnsi="SansSerif" w:cs="SansSerif"/>
@@ -1682,7 +1565,6 @@
               </w:rPr>
               <w:t>{</w:t>
             </w:r>
-            <w:proofErr w:type="spellStart"/>
             <w:r>
               <w:rPr>
                 <w:rFonts w:ascii="SansSerif" w:hAnsi="SansSerif" w:cs="SansSerif"/>
@@ -1692,7 +1574,6 @@
               </w:rPr>
               <w:t>portOfDischarge</w:t>
             </w:r>
-            <w:proofErr w:type="spellEnd"/>
             <w:r>
               <w:rPr>
                 <w:rFonts w:ascii="SansSerif" w:hAnsi="SansSerif" w:cs="SansSerif"/>
@@ -1750,7 +1631,6 @@
               </w:rPr>
               <w:t>{</w:t>
             </w:r>
-            <w:proofErr w:type="spellStart"/>
             <w:r>
               <w:rPr>
                 <w:rFonts w:ascii="SansSerif" w:hAnsi="SansSerif" w:cs="SansSerif"/>
@@ -1760,7 +1640,6 @@
               </w:rPr>
               <w:t>finalDestination</w:t>
             </w:r>
-            <w:proofErr w:type="spellEnd"/>
             <w:r>
               <w:rPr>
                 <w:rFonts w:ascii="SansSerif" w:hAnsi="SansSerif" w:cs="SansSerif"/>
@@ -1831,7 +1710,6 @@
               </w:rPr>
               <w:t>{</w:t>
             </w:r>
-            <w:proofErr w:type="spellStart"/>
             <w:r>
               <w:rPr>
                 <w:rFonts w:cstheme="minorHAnsi"/>
@@ -1840,7 +1718,6 @@
               </w:rPr>
               <w:t>privateRemark</w:t>
             </w:r>
-            <w:proofErr w:type="spellEnd"/>
             <w:r>
               <w:rPr>
                 <w:rFonts w:cstheme="minorHAnsi"/>
@@ -2044,7 +1921,6 @@
                       <w:szCs w:val="19"/>
                     </w:rPr>
                   </w:pPr>
-                  <w:proofErr w:type="spellStart"/>
                   <w:r>
                     <w:rPr>
                       <w:rFonts w:cstheme="minorHAnsi"/>
@@ -2055,7 +1931,6 @@
                     </w:rPr>
                     <w:t>NetWt</w:t>
                   </w:r>
-                  <w:proofErr w:type="spellEnd"/>
                 </w:p>
                 <w:p>
                   <w:pPr>
@@ -2093,7 +1968,6 @@
                     </w:tabs>
                     <w:jc w:val="center"/>
                   </w:pPr>
-                  <w:proofErr w:type="spellStart"/>
                   <w:r>
                     <w:rPr>
                       <w:rFonts w:cstheme="minorHAnsi"/>
@@ -2102,18 +1976,7 @@
                       <w:sz w:val="19"/>
                       <w:szCs w:val="19"/>
                     </w:rPr>
-                    <w:t>GrossWt</w:t>
-                  </w:r>
-                  <w:proofErr w:type="spellEnd"/>
-                  <w:r>
-                    <w:rPr>
-                      <w:rFonts w:cstheme="minorHAnsi"/>
-                      <w:b/>
-                      <w:bCs/>
-                      <w:sz w:val="19"/>
-                      <w:szCs w:val="19"/>
-                    </w:rPr>
-                    <w:t xml:space="preserve"> [kg]</w:t>
+                    <w:t>GrossWt [kg]</w:t>
                   </w:r>
                 </w:p>
               </w:tc>
@@ -2199,47 +2062,7 @@
                       <w:sz w:val="18"/>
                       <w:szCs w:val="18"/>
                     </w:rPr>
-                    <w:t>{#</w:t>
-                  </w:r>
-                  <w:proofErr w:type="gramStart"/>
-                  <w:r>
-                    <w:rPr>
-                      <w:b/>
-                      <w:bCs/>
-                      <w:sz w:val="18"/>
-                      <w:szCs w:val="18"/>
-                    </w:rPr>
-                    <w:t>invoiceItems}{</w:t>
-                  </w:r>
-                  <w:proofErr w:type="gramEnd"/>
-                  <w:r>
-                    <w:rPr>
-                      <w:b/>
-                      <w:bCs/>
-                      <w:sz w:val="18"/>
-                      <w:szCs w:val="18"/>
-                    </w:rPr>
-                    <w:t>#</w:t>
-                  </w:r>
-                  <w:proofErr w:type="gramStart"/>
-                  <w:r>
-                    <w:rPr>
-                      <w:b/>
-                      <w:bCs/>
-                      <w:sz w:val="18"/>
-                      <w:szCs w:val="18"/>
-                    </w:rPr>
-                    <w:t>showThickness}{</w:t>
-                  </w:r>
-                  <w:proofErr w:type="gramEnd"/>
-                  <w:r>
-                    <w:rPr>
-                      <w:b/>
-                      <w:bCs/>
-                      <w:sz w:val="18"/>
-                      <w:szCs w:val="18"/>
-                    </w:rPr>
-                    <w:t>thicknessDetail}{/showThickness}</w:t>
+                    <w:t>{#invoiceItems}{#showThickness}{thicknessDetail}{/showThickness}</w:t>
                   </w:r>
                 </w:p>
                 <w:p>
@@ -2370,87 +2193,7 @@
                       <w:sz w:val="18"/>
                       <w:szCs w:val="18"/>
                     </w:rPr>
-                    <w:t>{#</w:t>
-                  </w:r>
-                  <w:proofErr w:type="gramStart"/>
-                  <w:r>
-                    <w:rPr>
-                      <w:sz w:val="18"/>
-                      <w:szCs w:val="18"/>
-                    </w:rPr>
-                    <w:t>invoices}{</w:t>
-                  </w:r>
-                  <w:proofErr w:type="gramEnd"/>
-                  <w:r>
-                    <w:rPr>
-                      <w:sz w:val="18"/>
-                      <w:szCs w:val="18"/>
-                    </w:rPr>
-                    <w:t>#</w:t>
-                  </w:r>
-                  <w:proofErr w:type="gramStart"/>
-                  <w:r>
-                    <w:rPr>
-                      <w:sz w:val="18"/>
-                      <w:szCs w:val="18"/>
-                    </w:rPr>
-                    <w:t>prefixCode}{</w:t>
-                  </w:r>
-                  <w:proofErr w:type="gramEnd"/>
-                  <w:r>
-                    <w:rPr>
-                      <w:sz w:val="18"/>
-                      <w:szCs w:val="18"/>
-                    </w:rPr>
-                    <w:t>prefixCode}/{/</w:t>
-                  </w:r>
-                  <w:proofErr w:type="gramStart"/>
-                  <w:r>
-                    <w:rPr>
-                      <w:sz w:val="18"/>
-                      <w:szCs w:val="18"/>
-                    </w:rPr>
-                    <w:t>prefixCode}{</w:t>
-                  </w:r>
-                  <w:proofErr w:type="gramEnd"/>
-                  <w:r>
-                    <w:rPr>
-                      <w:sz w:val="18"/>
-                      <w:szCs w:val="18"/>
-                    </w:rPr>
-                    <w:t>containerFrom}{#containerTo} to {</w:t>
-                  </w:r>
-                  <w:proofErr w:type="spellStart"/>
-                  <w:r>
-                    <w:rPr>
-                      <w:sz w:val="18"/>
-                      <w:szCs w:val="18"/>
-                    </w:rPr>
-                    <w:t>containerTo</w:t>
-                  </w:r>
-                  <w:proofErr w:type="spellEnd"/>
-                  <w:r>
-                    <w:rPr>
-                      <w:sz w:val="18"/>
-                      <w:szCs w:val="18"/>
-                    </w:rPr>
-                    <w:t>} {/</w:t>
-                  </w:r>
-                  <w:proofErr w:type="spellStart"/>
-                  <w:r>
-                    <w:rPr>
-                      <w:sz w:val="18"/>
-                      <w:szCs w:val="18"/>
-                    </w:rPr>
-                    <w:t>containerTo</w:t>
-                  </w:r>
-                  <w:proofErr w:type="spellEnd"/>
-                  <w:r>
-                    <w:rPr>
-                      <w:sz w:val="18"/>
-                      <w:szCs w:val="18"/>
-                    </w:rPr>
-                    <w:t>}</w:t>
+                    <w:t>{#invoices}{#prefixCode}{prefixCode}/{/prefixCode}{containerFrom}{#containerTo} to {containerTo} {/containerTo}</w:t>
                   </w:r>
                 </w:p>
               </w:tc>
@@ -2475,25 +2218,7 @@
                       <w:sz w:val="18"/>
                       <w:szCs w:val="18"/>
                     </w:rPr>
-                    <w:t>{</w:t>
-                  </w:r>
-                  <w:proofErr w:type="spellStart"/>
-                  <w:r>
-                    <w:rPr>
-                      <w:rFonts w:cstheme="minorHAnsi"/>
-                      <w:sz w:val="18"/>
-                      <w:szCs w:val="18"/>
-                    </w:rPr>
-                    <w:t>materialGrade</w:t>
-                  </w:r>
-                  <w:proofErr w:type="spellEnd"/>
-                  <w:r>
-                    <w:rPr>
-                      <w:rFonts w:cstheme="minorHAnsi"/>
-                      <w:sz w:val="18"/>
-                      <w:szCs w:val="18"/>
-                    </w:rPr>
-                    <w:t>}</w:t>
+                    <w:t>{materialGrade}</w:t>
                   </w:r>
                   <w:r>
                     <w:rPr>
@@ -2509,25 +2234,7 @@
                       <w:sz w:val="18"/>
                       <w:szCs w:val="18"/>
                     </w:rPr>
-                    <w:t>{</w:t>
-                  </w:r>
-                  <w:proofErr w:type="spellStart"/>
-                  <w:r>
-                    <w:rPr>
-                      <w:rFonts w:cstheme="minorHAnsi"/>
-                      <w:sz w:val="18"/>
-                      <w:szCs w:val="18"/>
-                    </w:rPr>
-                    <w:t>brandName</w:t>
-                  </w:r>
-                  <w:proofErr w:type="spellEnd"/>
-                  <w:r>
-                    <w:rPr>
-                      <w:rFonts w:cstheme="minorHAnsi"/>
-                      <w:sz w:val="18"/>
-                      <w:szCs w:val="18"/>
-                    </w:rPr>
-                    <w:t>}</w:t>
+                    <w:t>{brandName}</w:t>
                   </w:r>
                 </w:p>
               </w:tc>
@@ -2553,25 +2260,7 @@
                       <w:sz w:val="18"/>
                       <w:szCs w:val="18"/>
                     </w:rPr>
-                    <w:t>{</w:t>
-                  </w:r>
-                  <w:proofErr w:type="spellStart"/>
-                  <w:r>
-                    <w:rPr>
-                      <w:rFonts w:cstheme="minorHAnsi"/>
-                      <w:sz w:val="18"/>
-                      <w:szCs w:val="18"/>
-                    </w:rPr>
-                    <w:t>designType</w:t>
-                  </w:r>
-                  <w:proofErr w:type="spellEnd"/>
-                  <w:r>
-                    <w:rPr>
-                      <w:rFonts w:cstheme="minorHAnsi"/>
-                      <w:sz w:val="18"/>
-                      <w:szCs w:val="18"/>
-                    </w:rPr>
-                    <w:t>}</w:t>
+                    <w:t>{designType}</w:t>
                   </w:r>
                 </w:p>
               </w:tc>
@@ -2600,25 +2289,7 @@
                       <w:sz w:val="18"/>
                       <w:szCs w:val="18"/>
                     </w:rPr>
-                    <w:t>{</w:t>
-                  </w:r>
-                  <w:proofErr w:type="spellStart"/>
-                  <w:r>
-                    <w:rPr>
-                      <w:rFonts w:cstheme="minorHAnsi"/>
-                      <w:sz w:val="18"/>
-                      <w:szCs w:val="18"/>
-                    </w:rPr>
-                    <w:t>finishType</w:t>
-                  </w:r>
-                  <w:proofErr w:type="spellEnd"/>
-                  <w:r>
-                    <w:rPr>
-                      <w:rFonts w:cstheme="minorHAnsi"/>
-                      <w:sz w:val="18"/>
-                      <w:szCs w:val="18"/>
-                    </w:rPr>
-                    <w:t>}</w:t>
+                    <w:t>{finishType}</w:t>
                   </w:r>
                 </w:p>
               </w:tc>
@@ -2680,25 +2351,7 @@
                       <w:sz w:val="18"/>
                       <w:szCs w:val="18"/>
                     </w:rPr>
-                    <w:t>{</w:t>
-                  </w:r>
-                  <w:proofErr w:type="spellStart"/>
-                  <w:r>
-                    <w:rPr>
-                      <w:rFonts w:cstheme="minorHAnsi"/>
-                      <w:sz w:val="18"/>
-                      <w:szCs w:val="18"/>
-                    </w:rPr>
-                    <w:t>netWeight</w:t>
-                  </w:r>
-                  <w:proofErr w:type="spellEnd"/>
-                  <w:r>
-                    <w:rPr>
-                      <w:rFonts w:cstheme="minorHAnsi"/>
-                      <w:sz w:val="18"/>
-                      <w:szCs w:val="18"/>
-                    </w:rPr>
-                    <w:t>}</w:t>
+                    <w:t>{netWeight}</w:t>
                   </w:r>
                 </w:p>
               </w:tc>
@@ -2729,25 +2382,7 @@
                       <w:sz w:val="18"/>
                       <w:szCs w:val="18"/>
                     </w:rPr>
-                    <w:t>{</w:t>
-                  </w:r>
-                  <w:proofErr w:type="spellStart"/>
-                  <w:r>
-                    <w:rPr>
-                      <w:rFonts w:cstheme="minorHAnsi"/>
-                      <w:sz w:val="18"/>
-                      <w:szCs w:val="18"/>
-                    </w:rPr>
-                    <w:t>grossWeight</w:t>
-                  </w:r>
-                  <w:proofErr w:type="spellEnd"/>
-                  <w:r>
-                    <w:rPr>
-                      <w:rFonts w:cstheme="minorHAnsi"/>
-                      <w:sz w:val="18"/>
-                      <w:szCs w:val="18"/>
-                    </w:rPr>
-                    <w:t>}</w:t>
+                    <w:t>{grossWeight}</w:t>
                   </w:r>
                 </w:p>
               </w:tc>
@@ -2776,24 +2411,7 @@
                       <w:sz w:val="18"/>
                       <w:szCs w:val="18"/>
                     </w:rPr>
-                    <w:t>{</w:t>
-                  </w:r>
-                  <w:proofErr w:type="spellStart"/>
-                  <w:proofErr w:type="gramStart"/>
-                  <w:r>
-                    <w:rPr>
-                      <w:sz w:val="18"/>
-                      <w:szCs w:val="18"/>
-                    </w:rPr>
-                    <w:t>sizeInch</w:t>
-                  </w:r>
-                  <w:proofErr w:type="spellEnd"/>
-                  <w:r>
-                    <w:rPr>
-                      <w:sz w:val="18"/>
-                      <w:szCs w:val="18"/>
-                    </w:rPr>
-                    <w:t>}</w:t>
+                    <w:t>{sizeInch}</w:t>
                   </w:r>
                   <w:r>
                     <w:rPr>
@@ -2807,31 +2425,7 @@
                       <w:sz w:val="18"/>
                       <w:szCs w:val="18"/>
                     </w:rPr>
-                    <w:t xml:space="preserve"> {</w:t>
-                  </w:r>
-                  <w:proofErr w:type="gramEnd"/>
-                  <w:r>
-                    <w:rPr>
-                      <w:sz w:val="18"/>
-                      <w:szCs w:val="18"/>
-                    </w:rPr>
-                    <w:t>/invoices} {/</w:t>
-                  </w:r>
-                  <w:proofErr w:type="spellStart"/>
-                  <w:r>
-                    <w:rPr>
-                      <w:sz w:val="18"/>
-                      <w:szCs w:val="18"/>
-                    </w:rPr>
-                    <w:t>invoiceItems</w:t>
-                  </w:r>
-                  <w:proofErr w:type="spellEnd"/>
-                  <w:r>
-                    <w:rPr>
-                      <w:sz w:val="18"/>
-                      <w:szCs w:val="18"/>
-                    </w:rPr>
-                    <w:t>}</w:t>
+                    <w:t xml:space="preserve"> {/invoices} {/invoiceItems}</w:t>
                   </w:r>
                 </w:p>
               </w:tc>
@@ -3012,95 +2606,14 @@
                       <w:sz w:val="18"/>
                       <w:szCs w:val="18"/>
                     </w:rPr>
-                    <w:t>{#</w:t>
-                  </w:r>
-                  <w:proofErr w:type="gramStart"/>
-                  <w:r>
-                    <w:rPr>
-                      <w:rFonts w:cstheme="minorHAnsi"/>
-                      <w:sz w:val="18"/>
-                      <w:szCs w:val="18"/>
-                    </w:rPr>
-                    <w:t>isCustom}</w:t>
+                    <w:t>{#isCustom}</w:t>
                   </w:r>
                   <w:r>
                     <w:rPr>
                       <w:sz w:val="18"/>
                       <w:szCs w:val="18"/>
                     </w:rPr>
-                    <w:t>{</w:t>
-                  </w:r>
-                  <w:proofErr w:type="gramEnd"/>
-                  <w:r>
-                    <w:rPr>
-                      <w:sz w:val="18"/>
-                      <w:szCs w:val="18"/>
-                    </w:rPr>
-                    <w:t>#</w:t>
-                  </w:r>
-                  <w:proofErr w:type="gramStart"/>
-                  <w:r>
-                    <w:rPr>
-                      <w:sz w:val="18"/>
-                      <w:szCs w:val="18"/>
-                    </w:rPr>
-                    <w:t>prefixCode}{</w:t>
-                  </w:r>
-                  <w:proofErr w:type="gramEnd"/>
-                  <w:r>
-                    <w:rPr>
-                      <w:sz w:val="18"/>
-                      <w:szCs w:val="18"/>
-                    </w:rPr>
-                    <w:t>prefixCode}/{/</w:t>
-                  </w:r>
-                  <w:proofErr w:type="gramStart"/>
-                  <w:r>
-                    <w:rPr>
-                      <w:sz w:val="18"/>
-                      <w:szCs w:val="18"/>
-                    </w:rPr>
-                    <w:t>prefixCode}{</w:t>
-                  </w:r>
-                  <w:proofErr w:type="gramEnd"/>
-                  <w:r>
-                    <w:rPr>
-                      <w:sz w:val="18"/>
-                      <w:szCs w:val="18"/>
-                    </w:rPr>
-                    <w:t>containerFrom}{#containerTo} to {</w:t>
-                  </w:r>
-                  <w:proofErr w:type="spellStart"/>
-                  <w:r>
-                    <w:rPr>
-                      <w:sz w:val="18"/>
-                      <w:szCs w:val="18"/>
-                    </w:rPr>
-                    <w:t>containerTo</w:t>
-                  </w:r>
-                  <w:proofErr w:type="spellEnd"/>
-                  <w:r>
-                    <w:rPr>
-                      <w:sz w:val="18"/>
-                      <w:szCs w:val="18"/>
-                    </w:rPr>
-                    <w:t>} {/</w:t>
-                  </w:r>
-                  <w:proofErr w:type="spellStart"/>
-                  <w:r>
-                    <w:rPr>
-                      <w:sz w:val="18"/>
-                      <w:szCs w:val="18"/>
-                    </w:rPr>
-                    <w:t>containerTo</w:t>
-                  </w:r>
-                  <w:proofErr w:type="spellEnd"/>
-                  <w:r>
-                    <w:rPr>
-                      <w:sz w:val="18"/>
-                      <w:szCs w:val="18"/>
-                    </w:rPr>
-                    <w:t>}</w:t>
+                    <w:t>{#prefixCode}{prefixCode}/{/prefixCode}{containerFrom}{#containerTo} to {containerTo} {/containerTo}</w:t>
                   </w:r>
                 </w:p>
               </w:tc>
@@ -3144,25 +2657,7 @@
                       <w:sz w:val="18"/>
                       <w:szCs w:val="18"/>
                     </w:rPr>
-                    <w:t>{</w:t>
-                  </w:r>
-                  <w:proofErr w:type="spellStart"/>
-                  <w:r>
-                    <w:rPr>
-                      <w:rFonts w:cstheme="minorHAnsi"/>
-                      <w:sz w:val="18"/>
-                      <w:szCs w:val="18"/>
-                    </w:rPr>
-                    <w:t>designType</w:t>
-                  </w:r>
-                  <w:proofErr w:type="spellEnd"/>
-                  <w:r>
-                    <w:rPr>
-                      <w:rFonts w:cstheme="minorHAnsi"/>
-                      <w:sz w:val="18"/>
-                      <w:szCs w:val="18"/>
-                    </w:rPr>
-                    <w:t>}</w:t>
+                    <w:t>{designType}</w:t>
                   </w:r>
                 </w:p>
               </w:tc>
@@ -3192,25 +2687,7 @@
                       <w:sz w:val="18"/>
                       <w:szCs w:val="18"/>
                     </w:rPr>
-                    <w:t>{</w:t>
-                  </w:r>
-                  <w:proofErr w:type="spellStart"/>
-                  <w:r>
-                    <w:rPr>
-                      <w:rFonts w:cstheme="minorHAnsi"/>
-                      <w:sz w:val="18"/>
-                      <w:szCs w:val="18"/>
-                    </w:rPr>
-                    <w:t>finishType</w:t>
-                  </w:r>
-                  <w:proofErr w:type="spellEnd"/>
-                  <w:r>
-                    <w:rPr>
-                      <w:rFonts w:cstheme="minorHAnsi"/>
-                      <w:sz w:val="18"/>
-                      <w:szCs w:val="18"/>
-                    </w:rPr>
-                    <w:t>}</w:t>
+                    <w:t>{finishType}</w:t>
                   </w:r>
                 </w:p>
               </w:tc>
@@ -3236,14 +2713,6 @@
                       <w:szCs w:val="18"/>
                     </w:rPr>
                   </w:pPr>
-                  <w:r>
-                    <w:rPr>
-                      <w:rFonts w:cstheme="minorHAnsi"/>
-                      <w:sz w:val="18"/>
-                      <w:szCs w:val="18"/>
-                    </w:rPr>
-                    <w:t>0</w:t>
-                  </w:r>
                 </w:p>
               </w:tc>
               <w:tc>
@@ -3268,14 +2737,6 @@
                       <w:szCs w:val="18"/>
                     </w:rPr>
                   </w:pPr>
-                  <w:r>
-                    <w:rPr>
-                      <w:rFonts w:cstheme="minorHAnsi"/>
-                      <w:sz w:val="18"/>
-                      <w:szCs w:val="18"/>
-                    </w:rPr>
-                    <w:t>22</w:t>
-                  </w:r>
                 </w:p>
               </w:tc>
               <w:tc>
@@ -3300,14 +2761,6 @@
                       <w:szCs w:val="18"/>
                     </w:rPr>
                   </w:pPr>
-                  <w:r>
-                    <w:rPr>
-                      <w:rFonts w:cstheme="minorHAnsi"/>
-                      <w:sz w:val="18"/>
-                      <w:szCs w:val="18"/>
-                    </w:rPr>
-                    <w:t>24</w:t>
-                  </w:r>
                 </w:p>
               </w:tc>
               <w:tc>
@@ -3336,16 +2789,7 @@
                       <w:sz w:val="18"/>
                       <w:szCs w:val="18"/>
                     </w:rPr>
-                    <w:t xml:space="preserve">25 X 25 X </w:t>
-                  </w:r>
-                  <w:proofErr w:type="gramStart"/>
-                  <w:r>
-                    <w:rPr>
-                      <w:rFonts w:cstheme="minorHAnsi"/>
-                      <w:sz w:val="18"/>
-                      <w:szCs w:val="18"/>
-                    </w:rPr>
-                    <w:t xml:space="preserve">4”  </w:t>
+                    <w:t xml:space="preserve">  </w:t>
                   </w:r>
                   <w:r>
                     <w:rPr>
@@ -3355,7 +2799,6 @@
                     </w:rPr>
                     <w:t>{</w:t>
                   </w:r>
-                  <w:proofErr w:type="gramEnd"/>
                   <w:r>
                     <w:rPr>
                       <w:rFonts w:cstheme="minorHAnsi"/>
@@ -3364,23 +2807,13 @@
                     </w:rPr>
                     <w:t>/</w:t>
                   </w:r>
-                  <w:proofErr w:type="spellStart"/>
                   <w:r>
                     <w:rPr>
                       <w:rFonts w:cstheme="minorHAnsi"/>
                       <w:sz w:val="18"/>
                       <w:szCs w:val="18"/>
                     </w:rPr>
-                    <w:t>isCustom</w:t>
-                  </w:r>
-                  <w:proofErr w:type="spellEnd"/>
-                  <w:r>
-                    <w:rPr>
-                      <w:rFonts w:cstheme="minorHAnsi"/>
-                      <w:sz w:val="18"/>
-                      <w:szCs w:val="18"/>
-                    </w:rPr>
-                    <w:t>}</w:t>
+                    <w:t>isCustom}</w:t>
                   </w:r>
                 </w:p>
               </w:tc>
@@ -3418,7 +2851,6 @@
                     </w:rPr>
                     <w:t>^</w:t>
                   </w:r>
-                  <w:proofErr w:type="gramStart"/>
                   <w:r>
                     <w:rPr>
                       <w:rFonts w:cstheme="minorHAnsi"/>
@@ -3432,47 +2864,7 @@
                       <w:sz w:val="18"/>
                       <w:szCs w:val="18"/>
                     </w:rPr>
-                    <w:t>{</w:t>
-                  </w:r>
-                  <w:proofErr w:type="gramEnd"/>
-                  <w:r>
-                    <w:rPr>
-                      <w:sz w:val="18"/>
-                      <w:szCs w:val="18"/>
-                    </w:rPr>
-                    <w:t>#</w:t>
-                  </w:r>
-                  <w:proofErr w:type="gramStart"/>
-                  <w:r>
-                    <w:rPr>
-                      <w:sz w:val="18"/>
-                      <w:szCs w:val="18"/>
-                    </w:rPr>
-                    <w:t>prefixCode}{</w:t>
-                  </w:r>
-                  <w:proofErr w:type="gramEnd"/>
-                  <w:r>
-                    <w:rPr>
-                      <w:sz w:val="18"/>
-                      <w:szCs w:val="18"/>
-                    </w:rPr>
-                    <w:t>prefixCode}/{/</w:t>
-                  </w:r>
-                  <w:proofErr w:type="gramStart"/>
-                  <w:r>
-                    <w:rPr>
-                      <w:sz w:val="18"/>
-                      <w:szCs w:val="18"/>
-                    </w:rPr>
-                    <w:t>prefixCode}{</w:t>
-                  </w:r>
-                  <w:proofErr w:type="gramEnd"/>
-                  <w:r>
-                    <w:rPr>
-                      <w:sz w:val="18"/>
-                      <w:szCs w:val="18"/>
-                    </w:rPr>
-                    <w:t xml:space="preserve">containerFrom}{#containerTo} to </w:t>
+                    <w:t xml:space="preserve">{#prefixCode}{prefixCode}/{/prefixCode}{containerFrom}{#containerTo} to </w:t>
                   </w:r>
                   <w:r>
                     <w:rPr>
@@ -3480,39 +2872,7 @@
                       <w:szCs w:val="18"/>
                     </w:rPr>
                     <w:lastRenderedPageBreak/>
-                    <w:t>{</w:t>
-                  </w:r>
-                  <w:proofErr w:type="spellStart"/>
-                  <w:r>
-                    <w:rPr>
-                      <w:sz w:val="18"/>
-                      <w:szCs w:val="18"/>
-                    </w:rPr>
-                    <w:t>containerTo</w:t>
-                  </w:r>
-                  <w:proofErr w:type="spellEnd"/>
-                  <w:r>
-                    <w:rPr>
-                      <w:sz w:val="18"/>
-                      <w:szCs w:val="18"/>
-                    </w:rPr>
-                    <w:t>} {/</w:t>
-                  </w:r>
-                  <w:proofErr w:type="spellStart"/>
-                  <w:r>
-                    <w:rPr>
-                      <w:sz w:val="18"/>
-                      <w:szCs w:val="18"/>
-                    </w:rPr>
-                    <w:t>containerTo</w:t>
-                  </w:r>
-                  <w:proofErr w:type="spellEnd"/>
-                  <w:r>
-                    <w:rPr>
-                      <w:sz w:val="18"/>
-                      <w:szCs w:val="18"/>
-                    </w:rPr>
-                    <w:t>}</w:t>
+                    <w:t>{containerTo} {/containerTo}</w:t>
                   </w:r>
                 </w:p>
               </w:tc>
@@ -3538,56 +2898,6 @@
                       <w:szCs w:val="18"/>
                     </w:rPr>
                   </w:pPr>
-                  <w:r>
-                    <w:rPr>
-                      <w:rFonts w:cstheme="minorHAnsi"/>
-                      <w:sz w:val="18"/>
-                      <w:szCs w:val="18"/>
-                    </w:rPr>
-                    <w:lastRenderedPageBreak/>
-                    <w:t>2’ X 2’ -12MM - 5102 D102 – 1PC / 5071 D105 – 1PC /</w:t>
-                  </w:r>
-                </w:p>
-                <w:p>
-                  <w:pPr>
-                    <w:framePr w:hSpace="180" w:wrap="around" w:vAnchor="page" w:hAnchor="margin" w:y="481"/>
-                    <w:tabs>
-                      <w:tab w:val="left" w:pos="960"/>
-                    </w:tabs>
-                    <w:spacing w:line="276" w:lineRule="auto"/>
-                    <w:jc w:val="center"/>
-                    <w:rPr>
-                      <w:rFonts w:cstheme="minorHAnsi"/>
-                      <w:sz w:val="18"/>
-                      <w:szCs w:val="18"/>
-                    </w:rPr>
-                  </w:pPr>
-                  <w:r>
-                    <w:rPr>
-                      <w:rFonts w:cstheme="minorHAnsi"/>
-                      <w:sz w:val="18"/>
-                      <w:szCs w:val="18"/>
-                    </w:rPr>
-                    <w:t xml:space="preserve">7085 D102 – 1PC / 7232 D102-1PC </w:t>
-                  </w:r>
-                  <w:proofErr w:type="gramStart"/>
-                  <w:r>
-                    <w:rPr>
-                      <w:rFonts w:cstheme="minorHAnsi"/>
-                      <w:sz w:val="18"/>
-                      <w:szCs w:val="18"/>
-                    </w:rPr>
-                    <w:t>/  1</w:t>
-                  </w:r>
-                  <w:proofErr w:type="gramEnd"/>
-                  <w:r>
-                    <w:rPr>
-                      <w:rFonts w:cstheme="minorHAnsi"/>
-                      <w:sz w:val="18"/>
-                      <w:szCs w:val="18"/>
-                    </w:rPr>
-                    <w:t>MM – HD19 D96 – 1 PC</w:t>
-                  </w:r>
                 </w:p>
               </w:tc>
               <w:tc>
@@ -3612,14 +2922,6 @@
                       <w:szCs w:val="18"/>
                     </w:rPr>
                   </w:pPr>
-                  <w:r>
-                    <w:rPr>
-                      <w:rFonts w:cstheme="minorHAnsi"/>
-                      <w:sz w:val="18"/>
-                      <w:szCs w:val="18"/>
-                    </w:rPr>
-                    <w:t>0</w:t>
-                  </w:r>
                 </w:p>
               </w:tc>
               <w:tc>
@@ -3644,14 +2946,6 @@
                       <w:szCs w:val="18"/>
                     </w:rPr>
                   </w:pPr>
-                  <w:r>
-                    <w:rPr>
-                      <w:rFonts w:cstheme="minorHAnsi"/>
-                      <w:sz w:val="18"/>
-                      <w:szCs w:val="18"/>
-                    </w:rPr>
-                    <w:t>22</w:t>
-                  </w:r>
                 </w:p>
               </w:tc>
               <w:tc>
@@ -3676,14 +2970,6 @@
                       <w:szCs w:val="18"/>
                     </w:rPr>
                   </w:pPr>
-                  <w:r>
-                    <w:rPr>
-                      <w:rFonts w:cstheme="minorHAnsi"/>
-                      <w:sz w:val="18"/>
-                      <w:szCs w:val="18"/>
-                    </w:rPr>
-                    <w:t>24</w:t>
-                  </w:r>
                 </w:p>
               </w:tc>
               <w:tc>
@@ -3712,16 +2998,7 @@
                       <w:sz w:val="18"/>
                       <w:szCs w:val="18"/>
                     </w:rPr>
-                    <w:t xml:space="preserve">25 X 25 X </w:t>
-                  </w:r>
-                  <w:proofErr w:type="gramStart"/>
-                  <w:r>
-                    <w:rPr>
-                      <w:rFonts w:cstheme="minorHAnsi"/>
-                      <w:sz w:val="18"/>
-                      <w:szCs w:val="18"/>
-                    </w:rPr>
-                    <w:t xml:space="preserve">4”  </w:t>
+                    <w:t>{</w:t>
                   </w:r>
                   <w:r>
                     <w:rPr>
@@ -3729,35 +3006,15 @@
                       <w:sz w:val="18"/>
                       <w:szCs w:val="18"/>
                     </w:rPr>
-                    <w:t>{</w:t>
-                  </w:r>
-                  <w:proofErr w:type="gramEnd"/>
-                  <w:r>
-                    <w:rPr>
-                      <w:rFonts w:cstheme="minorHAnsi"/>
-                      <w:sz w:val="18"/>
-                      <w:szCs w:val="18"/>
-                    </w:rPr>
                     <w:t>/</w:t>
                   </w:r>
-                  <w:proofErr w:type="spellStart"/>
-                  <w:proofErr w:type="gramStart"/>
                   <w:r>
                     <w:rPr>
                       <w:rFonts w:cstheme="minorHAnsi"/>
                       <w:sz w:val="18"/>
                       <w:szCs w:val="18"/>
                     </w:rPr>
-                    <w:t>isCustom</w:t>
-                  </w:r>
-                  <w:proofErr w:type="spellEnd"/>
-                  <w:r>
-                    <w:rPr>
-                      <w:rFonts w:cstheme="minorHAnsi"/>
-                      <w:sz w:val="18"/>
-                      <w:szCs w:val="18"/>
-                    </w:rPr>
-                    <w:t>}</w:t>
+                    <w:t>isCustom}</w:t>
                   </w:r>
                   <w:r>
                     <w:rPr>
@@ -3765,18 +3022,8 @@
                       <w:sz w:val="18"/>
                       <w:szCs w:val="18"/>
                     </w:rPr>
-                    <w:t>{</w:t>
+                    <w:t>{/</w:t>
                   </w:r>
-                  <w:proofErr w:type="gramEnd"/>
-                  <w:r>
-                    <w:rPr>
-                      <w:rFonts w:cstheme="minorHAnsi"/>
-                      <w:sz w:val="18"/>
-                      <w:szCs w:val="18"/>
-                    </w:rPr>
-                    <w:t>/</w:t>
-                  </w:r>
-                  <w:proofErr w:type="spellStart"/>
                   <w:r>
                     <w:rPr>
                       <w:rFonts w:cstheme="minorHAnsi"/>
@@ -3785,7 +3032,6 @@
                     </w:rPr>
                     <w:t>sampleBox</w:t>
                   </w:r>
-                  <w:proofErr w:type="spellEnd"/>
                   <w:r>
                     <w:rPr>
                       <w:rFonts w:cstheme="minorHAnsi"/>
@@ -3895,7 +3141,6 @@
               </w:rPr>
               <w:t>{</w:t>
             </w:r>
-            <w:proofErr w:type="spellStart"/>
             <w:r>
               <w:rPr>
                 <w:rFonts w:cstheme="minorHAnsi"/>
@@ -3904,7 +3149,6 @@
               </w:rPr>
               <w:t>totalQuantity</w:t>
             </w:r>
-            <w:proofErr w:type="spellEnd"/>
             <w:r>
               <w:rPr>
                 <w:rFonts w:cstheme="minorHAnsi"/>
@@ -3969,7 +3213,6 @@
               </w:rPr>
               <w:t>{</w:t>
             </w:r>
-            <w:proofErr w:type="spellStart"/>
             <w:r>
               <w:rPr>
                 <w:rFonts w:cstheme="minorHAnsi"/>
@@ -3978,7 +3221,6 @@
               </w:rPr>
               <w:t>totalBox</w:t>
             </w:r>
-            <w:proofErr w:type="spellEnd"/>
             <w:r>
               <w:rPr>
                 <w:rFonts w:cstheme="minorHAnsi"/>
@@ -4063,7 +3305,6 @@
               </w:rPr>
               <w:t>{</w:t>
             </w:r>
-            <w:proofErr w:type="spellStart"/>
             <w:r>
               <w:rPr>
                 <w:rFonts w:cstheme="minorHAnsi"/>
@@ -4072,7 +3313,6 @@
               </w:rPr>
               <w:t>totalNetWeight</w:t>
             </w:r>
-            <w:proofErr w:type="spellEnd"/>
             <w:r>
               <w:rPr>
                 <w:rFonts w:cstheme="minorHAnsi"/>
@@ -4101,7 +3341,6 @@
               </w:rPr>
               <w:t>{</w:t>
             </w:r>
-            <w:proofErr w:type="spellStart"/>
             <w:r>
               <w:rPr>
                 <w:rFonts w:cstheme="minorHAnsi"/>
@@ -4110,7 +3349,6 @@
               </w:rPr>
               <w:t>totalGrossWeight</w:t>
             </w:r>
-            <w:proofErr w:type="spellEnd"/>
             <w:r>
               <w:rPr>
                 <w:rFonts w:cstheme="minorHAnsi"/>
@@ -4148,45 +3386,7 @@
                 <w:sz w:val="20"/>
                 <w:szCs w:val="20"/>
               </w:rPr>
-              <w:t>{#</w:t>
-            </w:r>
-            <w:proofErr w:type="gramStart"/>
-            <w:r>
-              <w:rPr>
-                <w:rFonts w:cstheme="minorHAnsi"/>
-                <w:sz w:val="20"/>
-                <w:szCs w:val="20"/>
-              </w:rPr>
-              <w:t>isCustom}Total</w:t>
-            </w:r>
-            <w:proofErr w:type="gramEnd"/>
-            <w:r>
-              <w:rPr>
-                <w:rFonts w:cstheme="minorHAnsi"/>
-                <w:sz w:val="20"/>
-                <w:szCs w:val="20"/>
-              </w:rPr>
-              <w:t xml:space="preserve"> </w:t>
-            </w:r>
-            <w:proofErr w:type="spellStart"/>
-            <w:proofErr w:type="gramStart"/>
-            <w:r>
-              <w:rPr>
-                <w:rFonts w:cstheme="minorHAnsi"/>
-                <w:sz w:val="20"/>
-                <w:szCs w:val="20"/>
-              </w:rPr>
-              <w:t>Sq.Meter</w:t>
-            </w:r>
-            <w:proofErr w:type="spellEnd"/>
-            <w:proofErr w:type="gramEnd"/>
-            <w:r>
-              <w:rPr>
-                <w:rFonts w:cstheme="minorHAnsi"/>
-                <w:sz w:val="20"/>
-                <w:szCs w:val="20"/>
-              </w:rPr>
-              <w:t>:</w:t>
+              <w:t>{#isCustom}Total Sq.Meter:</w:t>
             </w:r>
           </w:p>
         </w:tc>
@@ -4211,25 +3411,7 @@
                 <w:sz w:val="20"/>
                 <w:szCs w:val="20"/>
               </w:rPr>
-              <w:t>{</w:t>
-            </w:r>
-            <w:proofErr w:type="spellStart"/>
-            <w:r>
-              <w:rPr>
-                <w:rFonts w:cstheme="minorHAnsi"/>
-                <w:sz w:val="20"/>
-                <w:szCs w:val="20"/>
-              </w:rPr>
-              <w:t>totalSqMt</w:t>
-            </w:r>
-            <w:proofErr w:type="spellEnd"/>
-            <w:r>
-              <w:rPr>
-                <w:rFonts w:cstheme="minorHAnsi"/>
-                <w:sz w:val="20"/>
-                <w:szCs w:val="20"/>
-              </w:rPr>
-              <w:t>}</w:t>
+              <w:t>{totalSqMt}</w:t>
             </w:r>
             <w:r>
               <w:rPr>
@@ -4245,25 +3427,7 @@
                 <w:sz w:val="20"/>
                 <w:szCs w:val="20"/>
               </w:rPr>
-              <w:t>M{/</w:t>
-            </w:r>
-            <w:proofErr w:type="spellStart"/>
-            <w:r>
-              <w:rPr>
-                <w:rFonts w:cstheme="minorHAnsi"/>
-                <w:sz w:val="20"/>
-                <w:szCs w:val="20"/>
-              </w:rPr>
-              <w:t>isCustom</w:t>
-            </w:r>
-            <w:proofErr w:type="spellEnd"/>
-            <w:r>
-              <w:rPr>
-                <w:rFonts w:cstheme="minorHAnsi"/>
-                <w:sz w:val="20"/>
-                <w:szCs w:val="20"/>
-              </w:rPr>
-              <w:t>}</w:t>
+              <w:t>M{/isCustom}</w:t>
             </w:r>
           </w:p>
         </w:tc>
@@ -4344,47 +3508,7 @@
                 <w:sz w:val="20"/>
                 <w:szCs w:val="20"/>
               </w:rPr>
-              <w:t>{#</w:t>
-            </w:r>
-            <w:proofErr w:type="gramStart"/>
-            <w:r>
-              <w:rPr>
-                <w:b/>
-                <w:bCs/>
-                <w:sz w:val="20"/>
-                <w:szCs w:val="20"/>
-              </w:rPr>
-              <w:t>isCustom}Avg</w:t>
-            </w:r>
-            <w:proofErr w:type="gramEnd"/>
-            <w:r>
-              <w:rPr>
-                <w:b/>
-                <w:bCs/>
-                <w:sz w:val="20"/>
-                <w:szCs w:val="20"/>
-              </w:rPr>
-              <w:t>/</w:t>
-            </w:r>
-            <w:proofErr w:type="gramStart"/>
-            <w:r>
-              <w:rPr>
-                <w:b/>
-                <w:bCs/>
-                <w:sz w:val="20"/>
-                <w:szCs w:val="20"/>
-              </w:rPr>
-              <w:t>Wt(</w:t>
-            </w:r>
-            <w:proofErr w:type="gramEnd"/>
-            <w:r>
-              <w:rPr>
-                <w:b/>
-                <w:bCs/>
-                <w:sz w:val="20"/>
-                <w:szCs w:val="20"/>
-              </w:rPr>
-              <w:t>Kg)</w:t>
+              <w:t>{#isCustom}Avg/Wt(Kg)</w:t>
             </w:r>
           </w:p>
         </w:tc>
@@ -4438,27 +3562,7 @@
                 <w:sz w:val="20"/>
                 <w:szCs w:val="20"/>
               </w:rPr>
-              <w:t>Size{/</w:t>
-            </w:r>
-            <w:proofErr w:type="spellStart"/>
-            <w:r>
-              <w:rPr>
-                <w:b/>
-                <w:bCs/>
-                <w:sz w:val="20"/>
-                <w:szCs w:val="20"/>
-              </w:rPr>
-              <w:t>isCustom</w:t>
-            </w:r>
-            <w:proofErr w:type="spellEnd"/>
-            <w:r>
-              <w:rPr>
-                <w:b/>
-                <w:bCs/>
-                <w:sz w:val="20"/>
-                <w:szCs w:val="20"/>
-              </w:rPr>
-              <w:t>}</w:t>
+              <w:t>Size{/isCustom}</w:t>
             </w:r>
           </w:p>
         </w:tc>
@@ -4486,39 +3590,7 @@
                 <w:sz w:val="20"/>
                 <w:szCs w:val="20"/>
               </w:rPr>
-              <w:t>{#</w:t>
-            </w:r>
-            <w:proofErr w:type="gramStart"/>
-            <w:r>
-              <w:rPr>
-                <w:sz w:val="20"/>
-                <w:szCs w:val="20"/>
-              </w:rPr>
-              <w:t>isCustom}{</w:t>
-            </w:r>
-            <w:proofErr w:type="gramEnd"/>
-            <w:r>
-              <w:rPr>
-                <w:sz w:val="20"/>
-                <w:szCs w:val="20"/>
-              </w:rPr>
-              <w:t>#containerSummary} {</w:t>
-            </w:r>
-            <w:proofErr w:type="spellStart"/>
-            <w:r>
-              <w:rPr>
-                <w:sz w:val="20"/>
-                <w:szCs w:val="20"/>
-              </w:rPr>
-              <w:t>avgWeight</w:t>
-            </w:r>
-            <w:proofErr w:type="spellEnd"/>
-            <w:r>
-              <w:rPr>
-                <w:sz w:val="20"/>
-                <w:szCs w:val="20"/>
-              </w:rPr>
-              <w:t>}</w:t>
+              <w:t>{#isCustom}{#containerSummary} {avgWeight}</w:t>
             </w:r>
           </w:p>
         </w:tc>
@@ -4541,23 +3613,7 @@
                 <w:sz w:val="20"/>
                 <w:szCs w:val="20"/>
               </w:rPr>
-              <w:t>{</w:t>
-            </w:r>
-            <w:proofErr w:type="spellStart"/>
-            <w:r>
-              <w:rPr>
-                <w:sz w:val="20"/>
-                <w:szCs w:val="20"/>
-              </w:rPr>
-              <w:t>totalSqMtPerType</w:t>
-            </w:r>
-            <w:proofErr w:type="spellEnd"/>
-            <w:r>
-              <w:rPr>
-                <w:sz w:val="20"/>
-                <w:szCs w:val="20"/>
-              </w:rPr>
-              <w:t>}</w:t>
+              <w:t>{totalSqMtPerType}</w:t>
             </w:r>
           </w:p>
         </w:tc>
@@ -4580,48 +3636,7 @@
                 <w:sz w:val="20"/>
                 <w:szCs w:val="20"/>
               </w:rPr>
-              <w:t>{length} X {width} X {height} MM{/</w:t>
-            </w:r>
-            <w:proofErr w:type="spellStart"/>
-            <w:proofErr w:type="gramStart"/>
-            <w:r>
-              <w:rPr>
-                <w:sz w:val="20"/>
-                <w:szCs w:val="20"/>
-              </w:rPr>
-              <w:t>containerSummary</w:t>
-            </w:r>
-            <w:proofErr w:type="spellEnd"/>
-            <w:r>
-              <w:rPr>
-                <w:sz w:val="20"/>
-                <w:szCs w:val="20"/>
-              </w:rPr>
-              <w:t>}{</w:t>
-            </w:r>
-            <w:proofErr w:type="gramEnd"/>
-            <w:r>
-              <w:rPr>
-                <w:sz w:val="20"/>
-                <w:szCs w:val="20"/>
-              </w:rPr>
-              <w:t>/</w:t>
-            </w:r>
-            <w:proofErr w:type="spellStart"/>
-            <w:r>
-              <w:rPr>
-                <w:sz w:val="20"/>
-                <w:szCs w:val="20"/>
-              </w:rPr>
-              <w:t>isCustom</w:t>
-            </w:r>
-            <w:proofErr w:type="spellEnd"/>
-            <w:r>
-              <w:rPr>
-                <w:sz w:val="20"/>
-                <w:szCs w:val="20"/>
-              </w:rPr>
-              <w:t>}</w:t>
+              <w:t>{length} X {width} X {height} MM{/containerSummary}{/isCustom}</w:t>
             </w:r>
           </w:p>
         </w:tc>
@@ -4901,16 +3916,7 @@
         <w:bCs/>
         <w:spacing w:val="60"/>
       </w:rPr>
-      <w:t xml:space="preserve"> </w:t>
-    </w:r>
-    <w:proofErr w:type="gramStart"/>
-    <w:r>
-      <w:rPr>
-        <w:b/>
-        <w:bCs/>
-        <w:spacing w:val="60"/>
-      </w:rPr>
-      <w:t xml:space="preserve"> </w:t>
+      <w:t xml:space="preserve">  </w:t>
     </w:r>
     <w:r>
       <w:rPr>
@@ -4934,16 +3940,7 @@
         <w:bCs/>
         <w:spacing w:val="60"/>
       </w:rPr>
-      <w:t>(</w:t>
-    </w:r>
-    <w:proofErr w:type="gramEnd"/>
-    <w:r>
-      <w:rPr>
-        <w:b/>
-        <w:bCs/>
-        <w:spacing w:val="60"/>
-      </w:rPr>
-      <w:t>I)</w:t>
+      <w:t>(I)</w:t>
     </w:r>
     <w:r>
       <w:rPr>

--- a/electron/database/generate-document/templates/packing-uk.docx
+++ b/electron/database/generate-document/templates/packing-uk.docx
@@ -214,14 +214,12 @@
               </w:rPr>
               <w:t>{</w:t>
             </w:r>
-            <w:proofErr w:type="spellStart"/>
             <w:r>
               <w:rPr>
                 <w:rFonts w:cstheme="minorHAnsi"/>
               </w:rPr>
               <w:t>modifyInvNo</w:t>
             </w:r>
-            <w:proofErr w:type="spellEnd"/>
             <w:r>
               <w:rPr>
                 <w:rFonts w:cstheme="minorHAnsi"/>
@@ -262,14 +260,12 @@
               </w:rPr>
               <w:t>{</w:t>
             </w:r>
-            <w:proofErr w:type="spellStart"/>
             <w:r>
               <w:rPr>
                 <w:rFonts w:cstheme="minorHAnsi"/>
               </w:rPr>
               <w:t>invoiceDate</w:t>
             </w:r>
-            <w:proofErr w:type="spellEnd"/>
             <w:r>
               <w:rPr>
                 <w:rFonts w:cstheme="minorHAnsi"/>
@@ -332,14 +328,12 @@
               </w:rPr>
               <w:t>{</w:t>
             </w:r>
-            <w:proofErr w:type="spellStart"/>
             <w:r>
               <w:rPr>
                 <w:rFonts w:cstheme="minorHAnsi"/>
               </w:rPr>
               <w:t>buyersOrderNo</w:t>
             </w:r>
-            <w:proofErr w:type="spellEnd"/>
             <w:r>
               <w:rPr>
                 <w:rFonts w:cstheme="minorHAnsi"/>
@@ -381,14 +375,12 @@
               </w:rPr>
               <w:t>{</w:t>
             </w:r>
-            <w:proofErr w:type="spellStart"/>
             <w:r>
               <w:rPr>
                 <w:rFonts w:cstheme="minorHAnsi"/>
               </w:rPr>
               <w:t>orderDate</w:t>
             </w:r>
-            <w:proofErr w:type="spellEnd"/>
             <w:r>
               <w:rPr>
                 <w:rFonts w:cstheme="minorHAnsi"/>
@@ -485,7 +477,6 @@
               </w:rPr>
               <w:t>{</w:t>
             </w:r>
-            <w:proofErr w:type="spellStart"/>
             <w:r>
               <w:rPr>
                 <w:rFonts w:cstheme="minorHAnsi"/>
@@ -494,7 +485,6 @@
               </w:rPr>
               <w:t>consigneeCountry</w:t>
             </w:r>
-            <w:proofErr w:type="spellEnd"/>
             <w:r>
               <w:rPr>
                 <w:rFonts w:cstheme="minorHAnsi"/>
@@ -520,7 +510,6 @@
               </w:rPr>
               <w:t>{/</w:t>
             </w:r>
-            <w:proofErr w:type="spellStart"/>
             <w:r>
               <w:rPr>
                 <w:rFonts w:cstheme="minorHAnsi"/>
@@ -529,7 +518,6 @@
               </w:rPr>
               <w:t>isCustom</w:t>
             </w:r>
-            <w:proofErr w:type="spellEnd"/>
             <w:r>
               <w:rPr>
                 <w:rFonts w:cstheme="minorHAnsi"/>
@@ -555,7 +543,6 @@
               </w:rPr>
               <w:t>{</w:t>
             </w:r>
-            <w:proofErr w:type="spellStart"/>
             <w:r>
               <w:rPr>
                 <w:rFonts w:cstheme="minorHAnsi"/>
@@ -564,7 +551,6 @@
               </w:rPr>
               <w:t>consigneeName</w:t>
             </w:r>
-            <w:proofErr w:type="spellEnd"/>
             <w:r>
               <w:rPr>
                 <w:rFonts w:cstheme="minorHAnsi"/>
@@ -590,7 +576,6 @@
               </w:rPr>
               <w:t>{</w:t>
             </w:r>
-            <w:proofErr w:type="spellStart"/>
             <w:r>
               <w:rPr>
                 <w:rFonts w:cstheme="minorHAnsi"/>
@@ -599,7 +584,6 @@
               </w:rPr>
               <w:t>consigneeAddress</w:t>
             </w:r>
-            <w:proofErr w:type="spellEnd"/>
             <w:r>
               <w:rPr>
                 <w:rFonts w:cstheme="minorHAnsi"/>
@@ -608,7 +592,6 @@
               </w:rPr>
               <w:t>} {</w:t>
             </w:r>
-            <w:proofErr w:type="spellStart"/>
             <w:r>
               <w:rPr>
                 <w:rFonts w:cstheme="minorHAnsi"/>
@@ -617,7 +600,6 @@
               </w:rPr>
               <w:t>consigneeCity</w:t>
             </w:r>
-            <w:proofErr w:type="spellEnd"/>
             <w:r>
               <w:rPr>
                 <w:rFonts w:cstheme="minorHAnsi"/>
@@ -626,7 +608,6 @@
               </w:rPr>
               <w:t>} {</w:t>
             </w:r>
-            <w:proofErr w:type="spellStart"/>
             <w:r>
               <w:rPr>
                 <w:rFonts w:cstheme="minorHAnsi"/>
@@ -635,7 +616,6 @@
               </w:rPr>
               <w:t>consigneeState</w:t>
             </w:r>
-            <w:proofErr w:type="spellEnd"/>
             <w:r>
               <w:rPr>
                 <w:rFonts w:cstheme="minorHAnsi"/>
@@ -661,7 +641,6 @@
               </w:rPr>
               <w:t>{</w:t>
             </w:r>
-            <w:proofErr w:type="spellStart"/>
             <w:r>
               <w:rPr>
                 <w:rFonts w:cstheme="minorHAnsi"/>
@@ -670,7 +649,6 @@
               </w:rPr>
               <w:t>consigneeCountry</w:t>
             </w:r>
-            <w:proofErr w:type="spellEnd"/>
             <w:r>
               <w:rPr>
                 <w:rFonts w:cstheme="minorHAnsi"/>
@@ -679,7 +657,6 @@
               </w:rPr>
               <w:t>} {</w:t>
             </w:r>
-            <w:proofErr w:type="spellStart"/>
             <w:r>
               <w:rPr>
                 <w:rFonts w:cstheme="minorHAnsi"/>
@@ -688,7 +665,6 @@
               </w:rPr>
               <w:t>consigneeZip</w:t>
             </w:r>
-            <w:proofErr w:type="spellEnd"/>
             <w:r>
               <w:rPr>
                 <w:rFonts w:cstheme="minorHAnsi"/>
@@ -712,60 +688,60 @@
                 <w:sz w:val="20"/>
                 <w:szCs w:val="20"/>
               </w:rPr>
-              <w:t>TELE: {</w:t>
-            </w:r>
-            <w:proofErr w:type="spellStart"/>
-            <w:r>
-              <w:rPr>
-                <w:rFonts w:cstheme="minorHAnsi"/>
-                <w:sz w:val="20"/>
-                <w:szCs w:val="20"/>
-              </w:rPr>
-              <w:t>consigneePhone</w:t>
-            </w:r>
-            <w:proofErr w:type="spellEnd"/>
-            <w:r>
-              <w:rPr>
-                <w:rFonts w:cstheme="minorHAnsi"/>
-                <w:sz w:val="20"/>
-                <w:szCs w:val="20"/>
-              </w:rPr>
-              <w:t xml:space="preserve">} </w:t>
-            </w:r>
-          </w:p>
-          <w:p>
-            <w:pPr>
-              <w:rPr>
-                <w:rFonts w:cstheme="minorHAnsi"/>
-                <w:sz w:val="20"/>
-                <w:szCs w:val="20"/>
-              </w:rPr>
-            </w:pPr>
-            <w:r>
-              <w:rPr>
-                <w:rFonts w:cstheme="minorHAnsi"/>
-                <w:sz w:val="20"/>
-                <w:szCs w:val="20"/>
-              </w:rPr>
-              <w:t>EMAIL: {</w:t>
-            </w:r>
-            <w:proofErr w:type="spellStart"/>
-            <w:r>
-              <w:rPr>
-                <w:rFonts w:cstheme="minorHAnsi"/>
-                <w:sz w:val="20"/>
-                <w:szCs w:val="20"/>
-              </w:rPr>
-              <w:t>consigneeEmail</w:t>
-            </w:r>
-            <w:proofErr w:type="spellEnd"/>
-            <w:r>
-              <w:rPr>
-                <w:rFonts w:cstheme="minorHAnsi"/>
-                <w:sz w:val="20"/>
-                <w:szCs w:val="20"/>
-              </w:rPr>
-              <w:t>}</w:t>
+              <w:t>{#</w:t>
+            </w:r>
+            <w:proofErr w:type="gramStart"/>
+            <w:r>
+              <w:rPr>
+                <w:rFonts w:cstheme="minorHAnsi"/>
+                <w:sz w:val="20"/>
+                <w:szCs w:val="20"/>
+              </w:rPr>
+              <w:t>consigneePhone}TELE</w:t>
+            </w:r>
+            <w:proofErr w:type="gramEnd"/>
+            <w:r>
+              <w:rPr>
+                <w:rFonts w:cstheme="minorHAnsi"/>
+                <w:sz w:val="20"/>
+                <w:szCs w:val="20"/>
+              </w:rPr>
+              <w:t xml:space="preserve">: {consigneePhone}{/consigneePhone} </w:t>
+            </w:r>
+          </w:p>
+          <w:p>
+            <w:pPr>
+              <w:rPr>
+                <w:rFonts w:cstheme="minorHAnsi"/>
+                <w:sz w:val="20"/>
+                <w:szCs w:val="20"/>
+              </w:rPr>
+            </w:pPr>
+            <w:r>
+              <w:rPr>
+                <w:rFonts w:cstheme="minorHAnsi"/>
+                <w:sz w:val="20"/>
+                <w:szCs w:val="20"/>
+              </w:rPr>
+              <w:t>{#</w:t>
+            </w:r>
+            <w:proofErr w:type="gramStart"/>
+            <w:r>
+              <w:rPr>
+                <w:rFonts w:cstheme="minorHAnsi"/>
+                <w:sz w:val="20"/>
+                <w:szCs w:val="20"/>
+              </w:rPr>
+              <w:t>consigneeEmail}EMAIL</w:t>
+            </w:r>
+            <w:proofErr w:type="gramEnd"/>
+            <w:r>
+              <w:rPr>
+                <w:rFonts w:cstheme="minorHAnsi"/>
+                <w:sz w:val="20"/>
+                <w:szCs w:val="20"/>
+              </w:rPr>
+              <w:t>: {consigneeEmail}{/consigneeEmail}</w:t>
             </w:r>
           </w:p>
         </w:tc>
@@ -811,7 +787,6 @@
               </w:rPr>
               <w:t>{</w:t>
             </w:r>
-            <w:proofErr w:type="spellStart"/>
             <w:r>
               <w:rPr>
                 <w:rFonts w:cstheme="minorHAnsi"/>
@@ -820,7 +795,6 @@
               </w:rPr>
               <w:t>buyerName</w:t>
             </w:r>
-            <w:proofErr w:type="spellEnd"/>
             <w:r>
               <w:rPr>
                 <w:rFonts w:cstheme="minorHAnsi"/>
@@ -846,7 +820,6 @@
               </w:rPr>
               <w:t>{</w:t>
             </w:r>
-            <w:proofErr w:type="spellStart"/>
             <w:r>
               <w:rPr>
                 <w:rFonts w:cstheme="minorHAnsi"/>
@@ -855,7 +828,6 @@
               </w:rPr>
               <w:t>buyerAddress</w:t>
             </w:r>
-            <w:proofErr w:type="spellEnd"/>
             <w:r>
               <w:rPr>
                 <w:rFonts w:cstheme="minorHAnsi"/>
@@ -864,7 +836,6 @@
               </w:rPr>
               <w:t>} {</w:t>
             </w:r>
-            <w:proofErr w:type="spellStart"/>
             <w:r>
               <w:rPr>
                 <w:rFonts w:cstheme="minorHAnsi"/>
@@ -873,7 +844,6 @@
               </w:rPr>
               <w:t>buyerCity</w:t>
             </w:r>
-            <w:proofErr w:type="spellEnd"/>
             <w:r>
               <w:rPr>
                 <w:rFonts w:cstheme="minorHAnsi"/>
@@ -882,7 +852,6 @@
               </w:rPr>
               <w:t>} {</w:t>
             </w:r>
-            <w:proofErr w:type="spellStart"/>
             <w:r>
               <w:rPr>
                 <w:rFonts w:cstheme="minorHAnsi"/>
@@ -891,7 +860,6 @@
               </w:rPr>
               <w:t>buyerState</w:t>
             </w:r>
-            <w:proofErr w:type="spellEnd"/>
             <w:r>
               <w:rPr>
                 <w:rFonts w:cstheme="minorHAnsi"/>
@@ -917,7 +885,6 @@
               </w:rPr>
               <w:t>{</w:t>
             </w:r>
-            <w:proofErr w:type="spellStart"/>
             <w:r>
               <w:rPr>
                 <w:rFonts w:cstheme="minorHAnsi"/>
@@ -926,7 +893,6 @@
               </w:rPr>
               <w:t>buyerCountry</w:t>
             </w:r>
-            <w:proofErr w:type="spellEnd"/>
             <w:r>
               <w:rPr>
                 <w:rFonts w:cstheme="minorHAnsi"/>
@@ -935,7 +901,6 @@
               </w:rPr>
               <w:t>} {</w:t>
             </w:r>
-            <w:proofErr w:type="spellStart"/>
             <w:r>
               <w:rPr>
                 <w:rFonts w:cstheme="minorHAnsi"/>
@@ -944,7 +909,6 @@
               </w:rPr>
               <w:t>buyerZip</w:t>
             </w:r>
-            <w:proofErr w:type="spellEnd"/>
             <w:r>
               <w:rPr>
                 <w:rFonts w:cstheme="minorHAnsi"/>
@@ -1016,7 +980,6 @@
               </w:rPr>
               <w:t>{</w:t>
             </w:r>
-            <w:proofErr w:type="spellStart"/>
             <w:r>
               <w:rPr>
                 <w:rFonts w:cstheme="minorHAnsi"/>
@@ -1025,7 +988,6 @@
               </w:rPr>
               <w:t>originOfGoods</w:t>
             </w:r>
-            <w:proofErr w:type="spellEnd"/>
             <w:r>
               <w:rPr>
                 <w:rFonts w:cstheme="minorHAnsi"/>
@@ -1076,7 +1038,6 @@
               </w:rPr>
               <w:t>{</w:t>
             </w:r>
-            <w:proofErr w:type="spellStart"/>
             <w:r>
               <w:rPr>
                 <w:rFonts w:cstheme="minorHAnsi"/>
@@ -1085,7 +1046,6 @@
               </w:rPr>
               <w:t>finalDestination</w:t>
             </w:r>
-            <w:proofErr w:type="spellEnd"/>
             <w:r>
               <w:rPr>
                 <w:rFonts w:cstheme="minorHAnsi"/>
@@ -1162,7 +1122,6 @@
               </w:rPr>
               <w:t>{</w:t>
             </w:r>
-            <w:proofErr w:type="spellStart"/>
             <w:r>
               <w:rPr>
                 <w:rFonts w:cstheme="minorHAnsi"/>
@@ -1171,7 +1130,6 @@
               </w:rPr>
               <w:t>termOfDeliveryAndPayment</w:t>
             </w:r>
-            <w:proofErr w:type="spellEnd"/>
             <w:r>
               <w:rPr>
                 <w:rFonts w:cstheme="minorHAnsi"/>
@@ -1207,7 +1165,6 @@
                 <w:szCs w:val="20"/>
               </w:rPr>
             </w:pPr>
-            <w:proofErr w:type="spellStart"/>
             <w:r>
               <w:rPr>
                 <w:rFonts w:ascii="SansSerif" w:hAnsi="SansSerif" w:cs="SansSerif"/>
@@ -1215,17 +1172,7 @@
                 <w:sz w:val="20"/>
                 <w:szCs w:val="20"/>
               </w:rPr>
-              <w:t>Precarriage</w:t>
-            </w:r>
-            <w:proofErr w:type="spellEnd"/>
-            <w:r>
-              <w:rPr>
-                <w:rFonts w:ascii="SansSerif" w:hAnsi="SansSerif" w:cs="SansSerif"/>
-                <w:color w:val="000000"/>
-                <w:sz w:val="20"/>
-                <w:szCs w:val="20"/>
-              </w:rPr>
-              <w:t xml:space="preserve"> by:</w:t>
+              <w:t>Precarriage by:</w:t>
             </w:r>
           </w:p>
           <w:p>
@@ -1245,7 +1192,6 @@
               </w:rPr>
               <w:t>{^</w:t>
             </w:r>
-            <w:proofErr w:type="spellStart"/>
             <w:proofErr w:type="gramStart"/>
             <w:r>
               <w:rPr>
@@ -1255,7 +1201,6 @@
               </w:rPr>
               <w:t>isCustom</w:t>
             </w:r>
-            <w:proofErr w:type="spellEnd"/>
             <w:r>
               <w:rPr>
                 <w:rFonts w:cstheme="minorHAnsi"/>
@@ -1264,7 +1209,6 @@
               </w:rPr>
               <w:t>}{</w:t>
             </w:r>
-            <w:proofErr w:type="spellStart"/>
             <w:proofErr w:type="gramEnd"/>
             <w:r>
               <w:rPr>
@@ -1274,7 +1218,6 @@
               </w:rPr>
               <w:t>precarriageBy</w:t>
             </w:r>
-            <w:proofErr w:type="spellEnd"/>
             <w:r>
               <w:rPr>
                 <w:rFonts w:cstheme="minorHAnsi"/>
@@ -1283,7 +1226,6 @@
               </w:rPr>
               <w:t>}{/</w:t>
             </w:r>
-            <w:proofErr w:type="spellStart"/>
             <w:r>
               <w:rPr>
                 <w:rFonts w:cstheme="minorHAnsi"/>
@@ -1292,7 +1234,6 @@
               </w:rPr>
               <w:t>isCustom</w:t>
             </w:r>
-            <w:proofErr w:type="spellEnd"/>
             <w:r>
               <w:rPr>
                 <w:rFonts w:cstheme="minorHAnsi"/>
@@ -1353,7 +1294,6 @@
               </w:rPr>
               <w:t>{</w:t>
             </w:r>
-            <w:proofErr w:type="spellStart"/>
             <w:r>
               <w:rPr>
                 <w:rFonts w:ascii="SansSerif" w:hAnsi="SansSerif" w:cs="SansSerif"/>
@@ -1363,7 +1303,6 @@
               </w:rPr>
               <w:t>placeOfReceipt</w:t>
             </w:r>
-            <w:proofErr w:type="spellEnd"/>
             <w:r>
               <w:rPr>
                 <w:rFonts w:ascii="SansSerif" w:hAnsi="SansSerif" w:cs="SansSerif"/>
@@ -1452,7 +1391,6 @@
               </w:rPr>
               <w:t>{^</w:t>
             </w:r>
-            <w:proofErr w:type="spellStart"/>
             <w:proofErr w:type="gramStart"/>
             <w:r>
               <w:rPr>
@@ -1462,7 +1400,6 @@
               </w:rPr>
               <w:t>isCustom</w:t>
             </w:r>
-            <w:proofErr w:type="spellEnd"/>
             <w:r>
               <w:rPr>
                 <w:rFonts w:cstheme="minorHAnsi"/>
@@ -1480,7 +1417,6 @@
               </w:rPr>
               <w:t>{</w:t>
             </w:r>
-            <w:proofErr w:type="spellStart"/>
             <w:proofErr w:type="gramEnd"/>
             <w:r>
               <w:rPr>
@@ -1491,7 +1427,6 @@
               </w:rPr>
               <w:t>vesselNo</w:t>
             </w:r>
-            <w:proofErr w:type="spellEnd"/>
             <w:r>
               <w:rPr>
                 <w:rFonts w:ascii="SansSerif" w:hAnsi="SansSerif" w:cs="SansSerif"/>
@@ -1509,7 +1444,6 @@
               </w:rPr>
               <w:t>{/</w:t>
             </w:r>
-            <w:proofErr w:type="spellStart"/>
             <w:r>
               <w:rPr>
                 <w:rFonts w:cstheme="minorHAnsi"/>
@@ -1524,16 +1458,7 @@
                 <w:sz w:val="20"/>
                 <w:szCs w:val="20"/>
               </w:rPr>
-              <w:t>m</w:t>
-            </w:r>
-            <w:proofErr w:type="spellEnd"/>
-            <w:r>
-              <w:rPr>
-                <w:rFonts w:cstheme="minorHAnsi"/>
-                <w:sz w:val="20"/>
-                <w:szCs w:val="20"/>
-              </w:rPr>
-              <w:t>}</w:t>
+              <w:t>m}</w:t>
             </w:r>
           </w:p>
         </w:tc>
@@ -1587,7 +1512,6 @@
               </w:rPr>
               <w:t>{</w:t>
             </w:r>
-            <w:proofErr w:type="spellStart"/>
             <w:r>
               <w:rPr>
                 <w:rFonts w:ascii="SansSerif" w:hAnsi="SansSerif" w:cs="SansSerif"/>
@@ -1597,7 +1521,6 @@
               </w:rPr>
               <w:t>portOfLoading</w:t>
             </w:r>
-            <w:proofErr w:type="spellEnd"/>
             <w:r>
               <w:rPr>
                 <w:rFonts w:ascii="SansSerif" w:hAnsi="SansSerif" w:cs="SansSerif"/>
@@ -1682,7 +1605,6 @@
               </w:rPr>
               <w:t>{</w:t>
             </w:r>
-            <w:proofErr w:type="spellStart"/>
             <w:r>
               <w:rPr>
                 <w:rFonts w:ascii="SansSerif" w:hAnsi="SansSerif" w:cs="SansSerif"/>
@@ -1692,7 +1614,6 @@
               </w:rPr>
               <w:t>portOfDischarge</w:t>
             </w:r>
-            <w:proofErr w:type="spellEnd"/>
             <w:r>
               <w:rPr>
                 <w:rFonts w:ascii="SansSerif" w:hAnsi="SansSerif" w:cs="SansSerif"/>
@@ -1750,7 +1671,6 @@
               </w:rPr>
               <w:t>{</w:t>
             </w:r>
-            <w:proofErr w:type="spellStart"/>
             <w:r>
               <w:rPr>
                 <w:rFonts w:ascii="SansSerif" w:hAnsi="SansSerif" w:cs="SansSerif"/>
@@ -1760,7 +1680,6 @@
               </w:rPr>
               <w:t>finalDestination</w:t>
             </w:r>
-            <w:proofErr w:type="spellEnd"/>
             <w:r>
               <w:rPr>
                 <w:rFonts w:ascii="SansSerif" w:hAnsi="SansSerif" w:cs="SansSerif"/>
@@ -1831,7 +1750,6 @@
               </w:rPr>
               <w:t>{</w:t>
             </w:r>
-            <w:proofErr w:type="spellStart"/>
             <w:r>
               <w:rPr>
                 <w:rFonts w:cstheme="minorHAnsi"/>
@@ -1840,7 +1758,6 @@
               </w:rPr>
               <w:t>privateRemark</w:t>
             </w:r>
-            <w:proofErr w:type="spellEnd"/>
             <w:r>
               <w:rPr>
                 <w:rFonts w:cstheme="minorHAnsi"/>
@@ -2044,7 +1961,6 @@
                       <w:szCs w:val="19"/>
                     </w:rPr>
                   </w:pPr>
-                  <w:proofErr w:type="spellStart"/>
                   <w:r>
                     <w:rPr>
                       <w:rFonts w:cstheme="minorHAnsi"/>
@@ -2055,7 +1971,6 @@
                     </w:rPr>
                     <w:t>NetWt</w:t>
                   </w:r>
-                  <w:proofErr w:type="spellEnd"/>
                 </w:p>
                 <w:p>
                   <w:pPr>
@@ -2093,7 +2008,6 @@
                     </w:tabs>
                     <w:jc w:val="center"/>
                   </w:pPr>
-                  <w:proofErr w:type="spellStart"/>
                   <w:r>
                     <w:rPr>
                       <w:rFonts w:cstheme="minorHAnsi"/>
@@ -2102,18 +2016,7 @@
                       <w:sz w:val="19"/>
                       <w:szCs w:val="19"/>
                     </w:rPr>
-                    <w:t>GrossWt</w:t>
-                  </w:r>
-                  <w:proofErr w:type="spellEnd"/>
-                  <w:r>
-                    <w:rPr>
-                      <w:rFonts w:cstheme="minorHAnsi"/>
-                      <w:b/>
-                      <w:bCs/>
-                      <w:sz w:val="19"/>
-                      <w:szCs w:val="19"/>
-                    </w:rPr>
-                    <w:t xml:space="preserve"> [kg]</w:t>
+                    <w:t>GrossWt [kg]</w:t>
                   </w:r>
                 </w:p>
               </w:tc>
@@ -2418,39 +2321,7 @@
                       <w:sz w:val="18"/>
                       <w:szCs w:val="18"/>
                     </w:rPr>
-                    <w:t>containerFrom}{#containerTo} to {</w:t>
-                  </w:r>
-                  <w:proofErr w:type="spellStart"/>
-                  <w:r>
-                    <w:rPr>
-                      <w:sz w:val="18"/>
-                      <w:szCs w:val="18"/>
-                    </w:rPr>
-                    <w:t>containerTo</w:t>
-                  </w:r>
-                  <w:proofErr w:type="spellEnd"/>
-                  <w:r>
-                    <w:rPr>
-                      <w:sz w:val="18"/>
-                      <w:szCs w:val="18"/>
-                    </w:rPr>
-                    <w:t>} {/</w:t>
-                  </w:r>
-                  <w:proofErr w:type="spellStart"/>
-                  <w:r>
-                    <w:rPr>
-                      <w:sz w:val="18"/>
-                      <w:szCs w:val="18"/>
-                    </w:rPr>
-                    <w:t>containerTo</w:t>
-                  </w:r>
-                  <w:proofErr w:type="spellEnd"/>
-                  <w:r>
-                    <w:rPr>
-                      <w:sz w:val="18"/>
-                      <w:szCs w:val="18"/>
-                    </w:rPr>
-                    <w:t>}</w:t>
+                    <w:t>containerFrom}{#containerTo} to {containerTo} {/containerTo}</w:t>
                   </w:r>
                 </w:p>
               </w:tc>
@@ -2475,25 +2346,7 @@
                       <w:sz w:val="18"/>
                       <w:szCs w:val="18"/>
                     </w:rPr>
-                    <w:t>{</w:t>
-                  </w:r>
-                  <w:proofErr w:type="spellStart"/>
-                  <w:r>
-                    <w:rPr>
-                      <w:rFonts w:cstheme="minorHAnsi"/>
-                      <w:sz w:val="18"/>
-                      <w:szCs w:val="18"/>
-                    </w:rPr>
-                    <w:t>materialGrade</w:t>
-                  </w:r>
-                  <w:proofErr w:type="spellEnd"/>
-                  <w:r>
-                    <w:rPr>
-                      <w:rFonts w:cstheme="minorHAnsi"/>
-                      <w:sz w:val="18"/>
-                      <w:szCs w:val="18"/>
-                    </w:rPr>
-                    <w:t>}</w:t>
+                    <w:t>{materialGrade}</w:t>
                   </w:r>
                   <w:r>
                     <w:rPr>
@@ -2509,25 +2362,7 @@
                       <w:sz w:val="18"/>
                       <w:szCs w:val="18"/>
                     </w:rPr>
-                    <w:t>{</w:t>
-                  </w:r>
-                  <w:proofErr w:type="spellStart"/>
-                  <w:r>
-                    <w:rPr>
-                      <w:rFonts w:cstheme="minorHAnsi"/>
-                      <w:sz w:val="18"/>
-                      <w:szCs w:val="18"/>
-                    </w:rPr>
-                    <w:t>brandName</w:t>
-                  </w:r>
-                  <w:proofErr w:type="spellEnd"/>
-                  <w:r>
-                    <w:rPr>
-                      <w:rFonts w:cstheme="minorHAnsi"/>
-                      <w:sz w:val="18"/>
-                      <w:szCs w:val="18"/>
-                    </w:rPr>
-                    <w:t>}</w:t>
+                    <w:t>{brandName}</w:t>
                   </w:r>
                 </w:p>
               </w:tc>
@@ -2553,25 +2388,7 @@
                       <w:sz w:val="18"/>
                       <w:szCs w:val="18"/>
                     </w:rPr>
-                    <w:t>{</w:t>
-                  </w:r>
-                  <w:proofErr w:type="spellStart"/>
-                  <w:r>
-                    <w:rPr>
-                      <w:rFonts w:cstheme="minorHAnsi"/>
-                      <w:sz w:val="18"/>
-                      <w:szCs w:val="18"/>
-                    </w:rPr>
-                    <w:t>designType</w:t>
-                  </w:r>
-                  <w:proofErr w:type="spellEnd"/>
-                  <w:r>
-                    <w:rPr>
-                      <w:rFonts w:cstheme="minorHAnsi"/>
-                      <w:sz w:val="18"/>
-                      <w:szCs w:val="18"/>
-                    </w:rPr>
-                    <w:t>}</w:t>
+                    <w:t>{designType}</w:t>
                   </w:r>
                 </w:p>
               </w:tc>
@@ -2600,25 +2417,7 @@
                       <w:sz w:val="18"/>
                       <w:szCs w:val="18"/>
                     </w:rPr>
-                    <w:t>{</w:t>
-                  </w:r>
-                  <w:proofErr w:type="spellStart"/>
-                  <w:r>
-                    <w:rPr>
-                      <w:rFonts w:cstheme="minorHAnsi"/>
-                      <w:sz w:val="18"/>
-                      <w:szCs w:val="18"/>
-                    </w:rPr>
-                    <w:t>finishType</w:t>
-                  </w:r>
-                  <w:proofErr w:type="spellEnd"/>
-                  <w:r>
-                    <w:rPr>
-                      <w:rFonts w:cstheme="minorHAnsi"/>
-                      <w:sz w:val="18"/>
-                      <w:szCs w:val="18"/>
-                    </w:rPr>
-                    <w:t>}</w:t>
+                    <w:t>{finishType}</w:t>
                   </w:r>
                 </w:p>
               </w:tc>
@@ -2680,25 +2479,7 @@
                       <w:sz w:val="18"/>
                       <w:szCs w:val="18"/>
                     </w:rPr>
-                    <w:t>{</w:t>
-                  </w:r>
-                  <w:proofErr w:type="spellStart"/>
-                  <w:r>
-                    <w:rPr>
-                      <w:rFonts w:cstheme="minorHAnsi"/>
-                      <w:sz w:val="18"/>
-                      <w:szCs w:val="18"/>
-                    </w:rPr>
-                    <w:t>netWeight</w:t>
-                  </w:r>
-                  <w:proofErr w:type="spellEnd"/>
-                  <w:r>
-                    <w:rPr>
-                      <w:rFonts w:cstheme="minorHAnsi"/>
-                      <w:sz w:val="18"/>
-                      <w:szCs w:val="18"/>
-                    </w:rPr>
-                    <w:t>}</w:t>
+                    <w:t>{netWeight}</w:t>
                   </w:r>
                 </w:p>
               </w:tc>
@@ -2729,25 +2510,7 @@
                       <w:sz w:val="18"/>
                       <w:szCs w:val="18"/>
                     </w:rPr>
-                    <w:t>{</w:t>
-                  </w:r>
-                  <w:proofErr w:type="spellStart"/>
-                  <w:r>
-                    <w:rPr>
-                      <w:rFonts w:cstheme="minorHAnsi"/>
-                      <w:sz w:val="18"/>
-                      <w:szCs w:val="18"/>
-                    </w:rPr>
-                    <w:t>grossWeight</w:t>
-                  </w:r>
-                  <w:proofErr w:type="spellEnd"/>
-                  <w:r>
-                    <w:rPr>
-                      <w:rFonts w:cstheme="minorHAnsi"/>
-                      <w:sz w:val="18"/>
-                      <w:szCs w:val="18"/>
-                    </w:rPr>
-                    <w:t>}</w:t>
+                    <w:t>{grossWeight}</w:t>
                   </w:r>
                 </w:p>
               </w:tc>
@@ -2778,22 +2541,13 @@
                     </w:rPr>
                     <w:t>{</w:t>
                   </w:r>
-                  <w:proofErr w:type="spellStart"/>
                   <w:proofErr w:type="gramStart"/>
                   <w:r>
                     <w:rPr>
                       <w:sz w:val="18"/>
                       <w:szCs w:val="18"/>
                     </w:rPr>
-                    <w:t>sizeInch</w:t>
-                  </w:r>
-                  <w:proofErr w:type="spellEnd"/>
-                  <w:r>
-                    <w:rPr>
-                      <w:sz w:val="18"/>
-                      <w:szCs w:val="18"/>
-                    </w:rPr>
-                    <w:t>}</w:t>
+                    <w:t>sizeInch}</w:t>
                   </w:r>
                   <w:r>
                     <w:rPr>
@@ -2815,23 +2569,7 @@
                       <w:sz w:val="18"/>
                       <w:szCs w:val="18"/>
                     </w:rPr>
-                    <w:t>/invoices} {/</w:t>
-                  </w:r>
-                  <w:proofErr w:type="spellStart"/>
-                  <w:r>
-                    <w:rPr>
-                      <w:sz w:val="18"/>
-                      <w:szCs w:val="18"/>
-                    </w:rPr>
-                    <w:t>invoiceItems</w:t>
-                  </w:r>
-                  <w:proofErr w:type="spellEnd"/>
-                  <w:r>
-                    <w:rPr>
-                      <w:sz w:val="18"/>
-                      <w:szCs w:val="18"/>
-                    </w:rPr>
-                    <w:t>}</w:t>
+                    <w:t>/invoices} {/invoiceItems}</w:t>
                   </w:r>
                 </w:p>
               </w:tc>
@@ -3068,39 +2806,7 @@
                       <w:sz w:val="18"/>
                       <w:szCs w:val="18"/>
                     </w:rPr>
-                    <w:t>containerFrom}{#containerTo} to {</w:t>
-                  </w:r>
-                  <w:proofErr w:type="spellStart"/>
-                  <w:r>
-                    <w:rPr>
-                      <w:sz w:val="18"/>
-                      <w:szCs w:val="18"/>
-                    </w:rPr>
-                    <w:t>containerTo</w:t>
-                  </w:r>
-                  <w:proofErr w:type="spellEnd"/>
-                  <w:r>
-                    <w:rPr>
-                      <w:sz w:val="18"/>
-                      <w:szCs w:val="18"/>
-                    </w:rPr>
-                    <w:t>} {/</w:t>
-                  </w:r>
-                  <w:proofErr w:type="spellStart"/>
-                  <w:r>
-                    <w:rPr>
-                      <w:sz w:val="18"/>
-                      <w:szCs w:val="18"/>
-                    </w:rPr>
-                    <w:t>containerTo</w:t>
-                  </w:r>
-                  <w:proofErr w:type="spellEnd"/>
-                  <w:r>
-                    <w:rPr>
-                      <w:sz w:val="18"/>
-                      <w:szCs w:val="18"/>
-                    </w:rPr>
-                    <w:t>}</w:t>
+                    <w:t>containerFrom}{#containerTo} to {containerTo} {/containerTo}</w:t>
                   </w:r>
                 </w:p>
               </w:tc>
@@ -3144,25 +2850,7 @@
                       <w:sz w:val="18"/>
                       <w:szCs w:val="18"/>
                     </w:rPr>
-                    <w:t>{</w:t>
-                  </w:r>
-                  <w:proofErr w:type="spellStart"/>
-                  <w:r>
-                    <w:rPr>
-                      <w:rFonts w:cstheme="minorHAnsi"/>
-                      <w:sz w:val="18"/>
-                      <w:szCs w:val="18"/>
-                    </w:rPr>
-                    <w:t>designType</w:t>
-                  </w:r>
-                  <w:proofErr w:type="spellEnd"/>
-                  <w:r>
-                    <w:rPr>
-                      <w:rFonts w:cstheme="minorHAnsi"/>
-                      <w:sz w:val="18"/>
-                      <w:szCs w:val="18"/>
-                    </w:rPr>
-                    <w:t>}</w:t>
+                    <w:t>{designType}</w:t>
                   </w:r>
                 </w:p>
               </w:tc>
@@ -3192,25 +2880,7 @@
                       <w:sz w:val="18"/>
                       <w:szCs w:val="18"/>
                     </w:rPr>
-                    <w:t>{</w:t>
-                  </w:r>
-                  <w:proofErr w:type="spellStart"/>
-                  <w:r>
-                    <w:rPr>
-                      <w:rFonts w:cstheme="minorHAnsi"/>
-                      <w:sz w:val="18"/>
-                      <w:szCs w:val="18"/>
-                    </w:rPr>
-                    <w:t>finishType</w:t>
-                  </w:r>
-                  <w:proofErr w:type="spellEnd"/>
-                  <w:r>
-                    <w:rPr>
-                      <w:rFonts w:cstheme="minorHAnsi"/>
-                      <w:sz w:val="18"/>
-                      <w:szCs w:val="18"/>
-                    </w:rPr>
-                    <w:t>}</w:t>
+                    <w:t>{finishType}</w:t>
                   </w:r>
                 </w:p>
               </w:tc>
@@ -3364,23 +3034,13 @@
                     </w:rPr>
                     <w:t>/</w:t>
                   </w:r>
-                  <w:proofErr w:type="spellStart"/>
-                  <w:r>
-                    <w:rPr>
-                      <w:rFonts w:cstheme="minorHAnsi"/>
-                      <w:sz w:val="18"/>
-                      <w:szCs w:val="18"/>
-                    </w:rPr>
-                    <w:t>isCustom</w:t>
-                  </w:r>
-                  <w:proofErr w:type="spellEnd"/>
-                  <w:r>
-                    <w:rPr>
-                      <w:rFonts w:cstheme="minorHAnsi"/>
-                      <w:sz w:val="18"/>
-                      <w:szCs w:val="18"/>
-                    </w:rPr>
-                    <w:t>}</w:t>
+                  <w:r>
+                    <w:rPr>
+                      <w:rFonts w:cstheme="minorHAnsi"/>
+                      <w:sz w:val="18"/>
+                      <w:szCs w:val="18"/>
+                    </w:rPr>
+                    <w:t>isCustom}</w:t>
                   </w:r>
                 </w:p>
               </w:tc>
@@ -3480,39 +3140,7 @@
                       <w:szCs w:val="18"/>
                     </w:rPr>
                     <w:lastRenderedPageBreak/>
-                    <w:t>{</w:t>
-                  </w:r>
-                  <w:proofErr w:type="spellStart"/>
-                  <w:r>
-                    <w:rPr>
-                      <w:sz w:val="18"/>
-                      <w:szCs w:val="18"/>
-                    </w:rPr>
-                    <w:t>containerTo</w:t>
-                  </w:r>
-                  <w:proofErr w:type="spellEnd"/>
-                  <w:r>
-                    <w:rPr>
-                      <w:sz w:val="18"/>
-                      <w:szCs w:val="18"/>
-                    </w:rPr>
-                    <w:t>} {/</w:t>
-                  </w:r>
-                  <w:proofErr w:type="spellStart"/>
-                  <w:r>
-                    <w:rPr>
-                      <w:sz w:val="18"/>
-                      <w:szCs w:val="18"/>
-                    </w:rPr>
-                    <w:t>containerTo</w:t>
-                  </w:r>
-                  <w:proofErr w:type="spellEnd"/>
-                  <w:r>
-                    <w:rPr>
-                      <w:sz w:val="18"/>
-                      <w:szCs w:val="18"/>
-                    </w:rPr>
-                    <w:t>}</w:t>
+                    <w:t>{containerTo} {/containerTo}</w:t>
                   </w:r>
                 </w:p>
               </w:tc>
@@ -3740,7 +3368,6 @@
                     </w:rPr>
                     <w:t>/</w:t>
                   </w:r>
-                  <w:proofErr w:type="spellStart"/>
                   <w:proofErr w:type="gramStart"/>
                   <w:r>
                     <w:rPr>
@@ -3748,16 +3375,7 @@
                       <w:sz w:val="18"/>
                       <w:szCs w:val="18"/>
                     </w:rPr>
-                    <w:t>isCustom</w:t>
-                  </w:r>
-                  <w:proofErr w:type="spellEnd"/>
-                  <w:r>
-                    <w:rPr>
-                      <w:rFonts w:cstheme="minorHAnsi"/>
-                      <w:sz w:val="18"/>
-                      <w:szCs w:val="18"/>
-                    </w:rPr>
-                    <w:t>}</w:t>
+                    <w:t>isCustom}</w:t>
                   </w:r>
                   <w:r>
                     <w:rPr>
@@ -3776,7 +3394,6 @@
                     </w:rPr>
                     <w:t>/</w:t>
                   </w:r>
-                  <w:proofErr w:type="spellStart"/>
                   <w:r>
                     <w:rPr>
                       <w:rFonts w:cstheme="minorHAnsi"/>
@@ -3785,7 +3402,6 @@
                     </w:rPr>
                     <w:t>sampleBox</w:t>
                   </w:r>
-                  <w:proofErr w:type="spellEnd"/>
                   <w:r>
                     <w:rPr>
                       <w:rFonts w:cstheme="minorHAnsi"/>
@@ -3895,7 +3511,6 @@
               </w:rPr>
               <w:t>{</w:t>
             </w:r>
-            <w:proofErr w:type="spellStart"/>
             <w:r>
               <w:rPr>
                 <w:rFonts w:cstheme="minorHAnsi"/>
@@ -3904,7 +3519,6 @@
               </w:rPr>
               <w:t>totalQuantity</w:t>
             </w:r>
-            <w:proofErr w:type="spellEnd"/>
             <w:r>
               <w:rPr>
                 <w:rFonts w:cstheme="minorHAnsi"/>
@@ -3969,7 +3583,6 @@
               </w:rPr>
               <w:t>{</w:t>
             </w:r>
-            <w:proofErr w:type="spellStart"/>
             <w:r>
               <w:rPr>
                 <w:rFonts w:cstheme="minorHAnsi"/>
@@ -3978,7 +3591,6 @@
               </w:rPr>
               <w:t>totalBox</w:t>
             </w:r>
-            <w:proofErr w:type="spellEnd"/>
             <w:r>
               <w:rPr>
                 <w:rFonts w:cstheme="minorHAnsi"/>
@@ -4063,7 +3675,6 @@
               </w:rPr>
               <w:t>{</w:t>
             </w:r>
-            <w:proofErr w:type="spellStart"/>
             <w:r>
               <w:rPr>
                 <w:rFonts w:cstheme="minorHAnsi"/>
@@ -4072,7 +3683,6 @@
               </w:rPr>
               <w:t>totalNetWeight</w:t>
             </w:r>
-            <w:proofErr w:type="spellEnd"/>
             <w:r>
               <w:rPr>
                 <w:rFonts w:cstheme="minorHAnsi"/>
@@ -4101,7 +3711,6 @@
               </w:rPr>
               <w:t>{</w:t>
             </w:r>
-            <w:proofErr w:type="spellStart"/>
             <w:r>
               <w:rPr>
                 <w:rFonts w:cstheme="minorHAnsi"/>
@@ -4110,7 +3719,6 @@
               </w:rPr>
               <w:t>totalGrossWeight</w:t>
             </w:r>
-            <w:proofErr w:type="spellEnd"/>
             <w:r>
               <w:rPr>
                 <w:rFonts w:cstheme="minorHAnsi"/>
@@ -4168,7 +3776,6 @@
               </w:rPr>
               <w:t xml:space="preserve"> </w:t>
             </w:r>
-            <w:proofErr w:type="spellStart"/>
             <w:proofErr w:type="gramStart"/>
             <w:r>
               <w:rPr>
@@ -4178,7 +3785,6 @@
               </w:rPr>
               <w:t>Sq.Meter</w:t>
             </w:r>
-            <w:proofErr w:type="spellEnd"/>
             <w:proofErr w:type="gramEnd"/>
             <w:r>
               <w:rPr>
@@ -4211,25 +3817,7 @@
                 <w:sz w:val="20"/>
                 <w:szCs w:val="20"/>
               </w:rPr>
-              <w:t>{</w:t>
-            </w:r>
-            <w:proofErr w:type="spellStart"/>
-            <w:r>
-              <w:rPr>
-                <w:rFonts w:cstheme="minorHAnsi"/>
-                <w:sz w:val="20"/>
-                <w:szCs w:val="20"/>
-              </w:rPr>
-              <w:t>totalSqMt</w:t>
-            </w:r>
-            <w:proofErr w:type="spellEnd"/>
-            <w:r>
-              <w:rPr>
-                <w:rFonts w:cstheme="minorHAnsi"/>
-                <w:sz w:val="20"/>
-                <w:szCs w:val="20"/>
-              </w:rPr>
-              <w:t>}</w:t>
+              <w:t>{totalSqMt}</w:t>
             </w:r>
             <w:r>
               <w:rPr>
@@ -4245,25 +3833,7 @@
                 <w:sz w:val="20"/>
                 <w:szCs w:val="20"/>
               </w:rPr>
-              <w:t>M{/</w:t>
-            </w:r>
-            <w:proofErr w:type="spellStart"/>
-            <w:r>
-              <w:rPr>
-                <w:rFonts w:cstheme="minorHAnsi"/>
-                <w:sz w:val="20"/>
-                <w:szCs w:val="20"/>
-              </w:rPr>
-              <w:t>isCustom</w:t>
-            </w:r>
-            <w:proofErr w:type="spellEnd"/>
-            <w:r>
-              <w:rPr>
-                <w:rFonts w:cstheme="minorHAnsi"/>
-                <w:sz w:val="20"/>
-                <w:szCs w:val="20"/>
-              </w:rPr>
-              <w:t>}</w:t>
+              <w:t>M{/isCustom}</w:t>
             </w:r>
           </w:p>
         </w:tc>
@@ -4438,27 +4008,7 @@
                 <w:sz w:val="20"/>
                 <w:szCs w:val="20"/>
               </w:rPr>
-              <w:t>Size{/</w:t>
-            </w:r>
-            <w:proofErr w:type="spellStart"/>
-            <w:r>
-              <w:rPr>
-                <w:b/>
-                <w:bCs/>
-                <w:sz w:val="20"/>
-                <w:szCs w:val="20"/>
-              </w:rPr>
-              <w:t>isCustom</w:t>
-            </w:r>
-            <w:proofErr w:type="spellEnd"/>
-            <w:r>
-              <w:rPr>
-                <w:b/>
-                <w:bCs/>
-                <w:sz w:val="20"/>
-                <w:szCs w:val="20"/>
-              </w:rPr>
-              <w:t>}</w:t>
+              <w:t>Size{/isCustom}</w:t>
             </w:r>
           </w:p>
         </w:tc>
@@ -4502,23 +4052,7 @@
                 <w:sz w:val="20"/>
                 <w:szCs w:val="20"/>
               </w:rPr>
-              <w:t>#containerSummary} {</w:t>
-            </w:r>
-            <w:proofErr w:type="spellStart"/>
-            <w:r>
-              <w:rPr>
-                <w:sz w:val="20"/>
-                <w:szCs w:val="20"/>
-              </w:rPr>
-              <w:t>avgWeight</w:t>
-            </w:r>
-            <w:proofErr w:type="spellEnd"/>
-            <w:r>
-              <w:rPr>
-                <w:sz w:val="20"/>
-                <w:szCs w:val="20"/>
-              </w:rPr>
-              <w:t>}</w:t>
+              <w:t>#containerSummary} {avgWeight}</w:t>
             </w:r>
           </w:p>
         </w:tc>
@@ -4541,23 +4075,7 @@
                 <w:sz w:val="20"/>
                 <w:szCs w:val="20"/>
               </w:rPr>
-              <w:t>{</w:t>
-            </w:r>
-            <w:proofErr w:type="spellStart"/>
-            <w:r>
-              <w:rPr>
-                <w:sz w:val="20"/>
-                <w:szCs w:val="20"/>
-              </w:rPr>
-              <w:t>totalSqMtPerType</w:t>
-            </w:r>
-            <w:proofErr w:type="spellEnd"/>
-            <w:r>
-              <w:rPr>
-                <w:sz w:val="20"/>
-                <w:szCs w:val="20"/>
-              </w:rPr>
-              <w:t>}</w:t>
+              <w:t>{totalSqMtPerType}</w:t>
             </w:r>
           </w:p>
         </w:tc>
@@ -4582,22 +4100,13 @@
               </w:rPr>
               <w:t>{length} X {width} X {height} MM{/</w:t>
             </w:r>
-            <w:proofErr w:type="spellStart"/>
             <w:proofErr w:type="gramStart"/>
             <w:r>
               <w:rPr>
                 <w:sz w:val="20"/>
                 <w:szCs w:val="20"/>
               </w:rPr>
-              <w:t>containerSummary</w:t>
-            </w:r>
-            <w:proofErr w:type="spellEnd"/>
-            <w:r>
-              <w:rPr>
-                <w:sz w:val="20"/>
-                <w:szCs w:val="20"/>
-              </w:rPr>
-              <w:t>}{</w:t>
+              <w:t>containerSummary}{</w:t>
             </w:r>
             <w:proofErr w:type="gramEnd"/>
             <w:r>
@@ -4605,23 +4114,7 @@
                 <w:sz w:val="20"/>
                 <w:szCs w:val="20"/>
               </w:rPr>
-              <w:t>/</w:t>
-            </w:r>
-            <w:proofErr w:type="spellStart"/>
-            <w:r>
-              <w:rPr>
-                <w:sz w:val="20"/>
-                <w:szCs w:val="20"/>
-              </w:rPr>
-              <w:t>isCustom</w:t>
-            </w:r>
-            <w:proofErr w:type="spellEnd"/>
-            <w:r>
-              <w:rPr>
-                <w:sz w:val="20"/>
-                <w:szCs w:val="20"/>
-              </w:rPr>
-              <w:t>}</w:t>
+              <w:t>/isCustom}</w:t>
             </w:r>
           </w:p>
         </w:tc>
@@ -5739,7 +5232,6 @@
   <w:style w:type="character" w:default="1" w:styleId="DefaultParagraphFont">
     <w:name w:val="Default Paragraph Font"/>
     <w:uiPriority w:val="1"/>
-    <w:semiHidden/>
     <w:unhideWhenUsed/>
   </w:style>
   <w:style w:type="table" w:default="1" w:styleId="TableNormal">

--- a/electron/database/generate-document/templates/packing-uk.docx
+++ b/electron/database/generate-document/templates/packing-uk.docx
@@ -214,12 +214,14 @@
               </w:rPr>
               <w:t>{</w:t>
             </w:r>
+            <w:proofErr w:type="spellStart"/>
             <w:r>
               <w:rPr>
                 <w:rFonts w:cstheme="minorHAnsi"/>
               </w:rPr>
               <w:t>modifyInvNo</w:t>
             </w:r>
+            <w:proofErr w:type="spellEnd"/>
             <w:r>
               <w:rPr>
                 <w:rFonts w:cstheme="minorHAnsi"/>
@@ -260,12 +262,14 @@
               </w:rPr>
               <w:t>{</w:t>
             </w:r>
+            <w:proofErr w:type="spellStart"/>
             <w:r>
               <w:rPr>
                 <w:rFonts w:cstheme="minorHAnsi"/>
               </w:rPr>
               <w:t>invoiceDate</w:t>
             </w:r>
+            <w:proofErr w:type="spellEnd"/>
             <w:r>
               <w:rPr>
                 <w:rFonts w:cstheme="minorHAnsi"/>
@@ -328,12 +332,14 @@
               </w:rPr>
               <w:t>{</w:t>
             </w:r>
+            <w:proofErr w:type="spellStart"/>
             <w:r>
               <w:rPr>
                 <w:rFonts w:cstheme="minorHAnsi"/>
               </w:rPr>
               <w:t>buyersOrderNo</w:t>
             </w:r>
+            <w:proofErr w:type="spellEnd"/>
             <w:r>
               <w:rPr>
                 <w:rFonts w:cstheme="minorHAnsi"/>
@@ -375,12 +381,14 @@
               </w:rPr>
               <w:t>{</w:t>
             </w:r>
+            <w:proofErr w:type="spellStart"/>
             <w:r>
               <w:rPr>
                 <w:rFonts w:cstheme="minorHAnsi"/>
               </w:rPr>
               <w:t>orderDate</w:t>
             </w:r>
+            <w:proofErr w:type="spellEnd"/>
             <w:r>
               <w:rPr>
                 <w:rFonts w:cstheme="minorHAnsi"/>
@@ -477,6 +485,7 @@
               </w:rPr>
               <w:t>{</w:t>
             </w:r>
+            <w:proofErr w:type="spellStart"/>
             <w:r>
               <w:rPr>
                 <w:rFonts w:cstheme="minorHAnsi"/>
@@ -485,6 +494,7 @@
               </w:rPr>
               <w:t>consigneeCountry</w:t>
             </w:r>
+            <w:proofErr w:type="spellEnd"/>
             <w:r>
               <w:rPr>
                 <w:rFonts w:cstheme="minorHAnsi"/>
@@ -510,6 +520,7 @@
               </w:rPr>
               <w:t>{/</w:t>
             </w:r>
+            <w:proofErr w:type="spellStart"/>
             <w:r>
               <w:rPr>
                 <w:rFonts w:cstheme="minorHAnsi"/>
@@ -518,6 +529,7 @@
               </w:rPr>
               <w:t>isCustom</w:t>
             </w:r>
+            <w:proofErr w:type="spellEnd"/>
             <w:r>
               <w:rPr>
                 <w:rFonts w:cstheme="minorHAnsi"/>
@@ -543,6 +555,7 @@
               </w:rPr>
               <w:t>{</w:t>
             </w:r>
+            <w:proofErr w:type="spellStart"/>
             <w:r>
               <w:rPr>
                 <w:rFonts w:cstheme="minorHAnsi"/>
@@ -551,6 +564,7 @@
               </w:rPr>
               <w:t>consigneeName</w:t>
             </w:r>
+            <w:proofErr w:type="spellEnd"/>
             <w:r>
               <w:rPr>
                 <w:rFonts w:cstheme="minorHAnsi"/>
@@ -576,6 +590,7 @@
               </w:rPr>
               <w:t>{</w:t>
             </w:r>
+            <w:proofErr w:type="spellStart"/>
             <w:r>
               <w:rPr>
                 <w:rFonts w:cstheme="minorHAnsi"/>
@@ -584,6 +599,7 @@
               </w:rPr>
               <w:t>consigneeAddress</w:t>
             </w:r>
+            <w:proofErr w:type="spellEnd"/>
             <w:r>
               <w:rPr>
                 <w:rFonts w:cstheme="minorHAnsi"/>
@@ -592,6 +608,7 @@
               </w:rPr>
               <w:t>} {</w:t>
             </w:r>
+            <w:proofErr w:type="spellStart"/>
             <w:r>
               <w:rPr>
                 <w:rFonts w:cstheme="minorHAnsi"/>
@@ -600,6 +617,7 @@
               </w:rPr>
               <w:t>consigneeCity</w:t>
             </w:r>
+            <w:proofErr w:type="spellEnd"/>
             <w:r>
               <w:rPr>
                 <w:rFonts w:cstheme="minorHAnsi"/>
@@ -608,6 +626,7 @@
               </w:rPr>
               <w:t>} {</w:t>
             </w:r>
+            <w:proofErr w:type="spellStart"/>
             <w:r>
               <w:rPr>
                 <w:rFonts w:cstheme="minorHAnsi"/>
@@ -616,6 +635,7 @@
               </w:rPr>
               <w:t>consigneeState</w:t>
             </w:r>
+            <w:proofErr w:type="spellEnd"/>
             <w:r>
               <w:rPr>
                 <w:rFonts w:cstheme="minorHAnsi"/>
@@ -641,6 +661,7 @@
               </w:rPr>
               <w:t>{</w:t>
             </w:r>
+            <w:proofErr w:type="spellStart"/>
             <w:r>
               <w:rPr>
                 <w:rFonts w:cstheme="minorHAnsi"/>
@@ -649,6 +670,7 @@
               </w:rPr>
               <w:t>consigneeCountry</w:t>
             </w:r>
+            <w:proofErr w:type="spellEnd"/>
             <w:r>
               <w:rPr>
                 <w:rFonts w:cstheme="minorHAnsi"/>
@@ -657,6 +679,7 @@
               </w:rPr>
               <w:t>} {</w:t>
             </w:r>
+            <w:proofErr w:type="spellStart"/>
             <w:r>
               <w:rPr>
                 <w:rFonts w:cstheme="minorHAnsi"/>
@@ -665,6 +688,7 @@
               </w:rPr>
               <w:t>consigneeZip</w:t>
             </w:r>
+            <w:proofErr w:type="spellEnd"/>
             <w:r>
               <w:rPr>
                 <w:rFonts w:cstheme="minorHAnsi"/>
@@ -688,24 +712,96 @@
                 <w:sz w:val="20"/>
                 <w:szCs w:val="20"/>
               </w:rPr>
-              <w:t xml:space="preserve">TELE: {consigneePhone} </w:t>
-            </w:r>
-          </w:p>
-          <w:p>
-            <w:pPr>
-              <w:rPr>
-                <w:rFonts w:cstheme="minorHAnsi"/>
-                <w:sz w:val="20"/>
-                <w:szCs w:val="20"/>
-              </w:rPr>
-            </w:pPr>
-            <w:r>
-              <w:rPr>
-                <w:rFonts w:cstheme="minorHAnsi"/>
-                <w:sz w:val="20"/>
-                <w:szCs w:val="20"/>
-              </w:rPr>
-              <w:t>EMAIL: {consigneeEmail}</w:t>
+              <w:t>{#consigneePhone}TELE: {</w:t>
+            </w:r>
+            <w:proofErr w:type="spellStart"/>
+            <w:r>
+              <w:rPr>
+                <w:rFonts w:cstheme="minorHAnsi"/>
+                <w:sz w:val="20"/>
+                <w:szCs w:val="20"/>
+              </w:rPr>
+              <w:t>consigneePhone</w:t>
+            </w:r>
+            <w:proofErr w:type="spellEnd"/>
+            <w:r>
+              <w:rPr>
+                <w:rFonts w:cstheme="minorHAnsi"/>
+                <w:sz w:val="20"/>
+                <w:szCs w:val="20"/>
+              </w:rPr>
+              <w:t>}{/</w:t>
+            </w:r>
+            <w:proofErr w:type="spellStart"/>
+            <w:r>
+              <w:rPr>
+                <w:rFonts w:cstheme="minorHAnsi"/>
+                <w:sz w:val="20"/>
+                <w:szCs w:val="20"/>
+              </w:rPr>
+              <w:t>consigneePhone</w:t>
+            </w:r>
+            <w:proofErr w:type="spellEnd"/>
+            <w:r>
+              <w:rPr>
+                <w:rFonts w:cstheme="minorHAnsi"/>
+                <w:sz w:val="20"/>
+                <w:szCs w:val="20"/>
+              </w:rPr>
+              <w:t>}</w:t>
+            </w:r>
+          </w:p>
+          <w:p>
+            <w:pPr>
+              <w:rPr>
+                <w:rFonts w:cstheme="minorHAnsi"/>
+                <w:sz w:val="20"/>
+                <w:szCs w:val="20"/>
+              </w:rPr>
+            </w:pPr>
+            <w:r>
+              <w:rPr>
+                <w:rFonts w:cstheme="minorHAnsi"/>
+                <w:sz w:val="20"/>
+                <w:szCs w:val="20"/>
+              </w:rPr>
+              <w:t>{#consigneeEmail}EMAIL: {</w:t>
+            </w:r>
+            <w:proofErr w:type="spellStart"/>
+            <w:r>
+              <w:rPr>
+                <w:rFonts w:cstheme="minorHAnsi"/>
+                <w:sz w:val="20"/>
+                <w:szCs w:val="20"/>
+              </w:rPr>
+              <w:t>consigneeEmail</w:t>
+            </w:r>
+            <w:proofErr w:type="spellEnd"/>
+            <w:r>
+              <w:rPr>
+                <w:rFonts w:cstheme="minorHAnsi"/>
+                <w:sz w:val="20"/>
+                <w:szCs w:val="20"/>
+              </w:rPr>
+              <w:t>}{/</w:t>
+            </w:r>
+            <w:proofErr w:type="spellStart"/>
+            <w:r>
+              <w:rPr>
+                <w:rFonts w:cstheme="minorHAnsi"/>
+                <w:sz w:val="20"/>
+                <w:szCs w:val="20"/>
+              </w:rPr>
+              <w:t>consigneeEmail</w:t>
+            </w:r>
+            <w:proofErr w:type="spellEnd"/>
+            <w:r>
+              <w:rPr>
+                <w:rFonts w:cstheme="minorHAnsi"/>
+                <w:sz w:val="20"/>
+                <w:szCs w:val="20"/>
+              </w:rPr>
+              <w:t>}</w:t>
             </w:r>
           </w:p>
         </w:tc>
@@ -751,6 +847,7 @@
               </w:rPr>
               <w:t>{</w:t>
             </w:r>
+            <w:proofErr w:type="spellStart"/>
             <w:r>
               <w:rPr>
                 <w:rFonts w:cstheme="minorHAnsi"/>
@@ -759,6 +856,7 @@
               </w:rPr>
               <w:t>buyerName</w:t>
             </w:r>
+            <w:proofErr w:type="spellEnd"/>
             <w:r>
               <w:rPr>
                 <w:rFonts w:cstheme="minorHAnsi"/>
@@ -784,6 +882,7 @@
               </w:rPr>
               <w:t>{</w:t>
             </w:r>
+            <w:proofErr w:type="spellStart"/>
             <w:r>
               <w:rPr>
                 <w:rFonts w:cstheme="minorHAnsi"/>
@@ -792,6 +891,7 @@
               </w:rPr>
               <w:t>buyerAddress</w:t>
             </w:r>
+            <w:proofErr w:type="spellEnd"/>
             <w:r>
               <w:rPr>
                 <w:rFonts w:cstheme="minorHAnsi"/>
@@ -800,6 +900,7 @@
               </w:rPr>
               <w:t>} {</w:t>
             </w:r>
+            <w:proofErr w:type="spellStart"/>
             <w:r>
               <w:rPr>
                 <w:rFonts w:cstheme="minorHAnsi"/>
@@ -808,6 +909,7 @@
               </w:rPr>
               <w:t>buyerCity</w:t>
             </w:r>
+            <w:proofErr w:type="spellEnd"/>
             <w:r>
               <w:rPr>
                 <w:rFonts w:cstheme="minorHAnsi"/>
@@ -816,6 +918,7 @@
               </w:rPr>
               <w:t>} {</w:t>
             </w:r>
+            <w:proofErr w:type="spellStart"/>
             <w:r>
               <w:rPr>
                 <w:rFonts w:cstheme="minorHAnsi"/>
@@ -824,6 +927,7 @@
               </w:rPr>
               <w:t>buyerState</w:t>
             </w:r>
+            <w:proofErr w:type="spellEnd"/>
             <w:r>
               <w:rPr>
                 <w:rFonts w:cstheme="minorHAnsi"/>
@@ -849,6 +953,7 @@
               </w:rPr>
               <w:t>{</w:t>
             </w:r>
+            <w:proofErr w:type="spellStart"/>
             <w:r>
               <w:rPr>
                 <w:rFonts w:cstheme="minorHAnsi"/>
@@ -857,6 +962,7 @@
               </w:rPr>
               <w:t>buyerCountry</w:t>
             </w:r>
+            <w:proofErr w:type="spellEnd"/>
             <w:r>
               <w:rPr>
                 <w:rFonts w:cstheme="minorHAnsi"/>
@@ -865,6 +971,7 @@
               </w:rPr>
               <w:t>} {</w:t>
             </w:r>
+            <w:proofErr w:type="spellStart"/>
             <w:r>
               <w:rPr>
                 <w:rFonts w:cstheme="minorHAnsi"/>
@@ -873,6 +980,7 @@
               </w:rPr>
               <w:t>buyerZip</w:t>
             </w:r>
+            <w:proofErr w:type="spellEnd"/>
             <w:r>
               <w:rPr>
                 <w:rFonts w:cstheme="minorHAnsi"/>
@@ -944,6 +1052,7 @@
               </w:rPr>
               <w:t>{</w:t>
             </w:r>
+            <w:proofErr w:type="spellStart"/>
             <w:r>
               <w:rPr>
                 <w:rFonts w:cstheme="minorHAnsi"/>
@@ -952,6 +1061,7 @@
               </w:rPr>
               <w:t>originOfGoods</w:t>
             </w:r>
+            <w:proofErr w:type="spellEnd"/>
             <w:r>
               <w:rPr>
                 <w:rFonts w:cstheme="minorHAnsi"/>
@@ -1002,6 +1112,7 @@
               </w:rPr>
               <w:t>{</w:t>
             </w:r>
+            <w:proofErr w:type="spellStart"/>
             <w:r>
               <w:rPr>
                 <w:rFonts w:cstheme="minorHAnsi"/>
@@ -1010,6 +1121,7 @@
               </w:rPr>
               <w:t>finalDestination</w:t>
             </w:r>
+            <w:proofErr w:type="spellEnd"/>
             <w:r>
               <w:rPr>
                 <w:rFonts w:cstheme="minorHAnsi"/>
@@ -1086,6 +1198,7 @@
               </w:rPr>
               <w:t>{</w:t>
             </w:r>
+            <w:proofErr w:type="spellStart"/>
             <w:r>
               <w:rPr>
                 <w:rFonts w:cstheme="minorHAnsi"/>
@@ -1094,6 +1207,7 @@
               </w:rPr>
               <w:t>termOfDeliveryAndPayment</w:t>
             </w:r>
+            <w:proofErr w:type="spellEnd"/>
             <w:r>
               <w:rPr>
                 <w:rFonts w:cstheme="minorHAnsi"/>
@@ -1129,6 +1243,7 @@
                 <w:szCs w:val="20"/>
               </w:rPr>
             </w:pPr>
+            <w:proofErr w:type="spellStart"/>
             <w:r>
               <w:rPr>
                 <w:rFonts w:ascii="SansSerif" w:hAnsi="SansSerif" w:cs="SansSerif"/>
@@ -1136,7 +1251,17 @@
                 <w:sz w:val="20"/>
                 <w:szCs w:val="20"/>
               </w:rPr>
-              <w:t>Precarriage by:</w:t>
+              <w:t>Precarriage</w:t>
+            </w:r>
+            <w:proofErr w:type="spellEnd"/>
+            <w:r>
+              <w:rPr>
+                <w:rFonts w:ascii="SansSerif" w:hAnsi="SansSerif" w:cs="SansSerif"/>
+                <w:color w:val="000000"/>
+                <w:sz w:val="20"/>
+                <w:szCs w:val="20"/>
+              </w:rPr>
+              <w:t xml:space="preserve"> by:</w:t>
             </w:r>
           </w:p>
           <w:p>
@@ -1156,6 +1281,7 @@
               </w:rPr>
               <w:t>{^</w:t>
             </w:r>
+            <w:proofErr w:type="spellStart"/>
             <w:r>
               <w:rPr>
                 <w:rFonts w:cstheme="minorHAnsi"/>
@@ -1164,6 +1290,7 @@
               </w:rPr>
               <w:t>isCustom</w:t>
             </w:r>
+            <w:proofErr w:type="spellEnd"/>
             <w:r>
               <w:rPr>
                 <w:rFonts w:cstheme="minorHAnsi"/>
@@ -1172,6 +1299,7 @@
               </w:rPr>
               <w:t>}{</w:t>
             </w:r>
+            <w:proofErr w:type="spellStart"/>
             <w:r>
               <w:rPr>
                 <w:rFonts w:cstheme="minorHAnsi"/>
@@ -1180,6 +1308,7 @@
               </w:rPr>
               <w:t>precarriageBy</w:t>
             </w:r>
+            <w:proofErr w:type="spellEnd"/>
             <w:r>
               <w:rPr>
                 <w:rFonts w:cstheme="minorHAnsi"/>
@@ -1188,6 +1317,7 @@
               </w:rPr>
               <w:t>}{/</w:t>
             </w:r>
+            <w:proofErr w:type="spellStart"/>
             <w:r>
               <w:rPr>
                 <w:rFonts w:cstheme="minorHAnsi"/>
@@ -1196,6 +1326,7 @@
               </w:rPr>
               <w:t>isCustom</w:t>
             </w:r>
+            <w:proofErr w:type="spellEnd"/>
             <w:r>
               <w:rPr>
                 <w:rFonts w:cstheme="minorHAnsi"/>
@@ -1256,6 +1387,7 @@
               </w:rPr>
               <w:t>{</w:t>
             </w:r>
+            <w:proofErr w:type="spellStart"/>
             <w:r>
               <w:rPr>
                 <w:rFonts w:ascii="SansSerif" w:hAnsi="SansSerif" w:cs="SansSerif"/>
@@ -1265,6 +1397,7 @@
               </w:rPr>
               <w:t>placeOfReceipt</w:t>
             </w:r>
+            <w:proofErr w:type="spellEnd"/>
             <w:r>
               <w:rPr>
                 <w:rFonts w:ascii="SansSerif" w:hAnsi="SansSerif" w:cs="SansSerif"/>
@@ -1353,6 +1486,7 @@
               </w:rPr>
               <w:t>{^</w:t>
             </w:r>
+            <w:proofErr w:type="spellStart"/>
             <w:r>
               <w:rPr>
                 <w:rFonts w:cstheme="minorHAnsi"/>
@@ -1361,6 +1495,7 @@
               </w:rPr>
               <w:t>isCustom</w:t>
             </w:r>
+            <w:proofErr w:type="spellEnd"/>
             <w:r>
               <w:rPr>
                 <w:rFonts w:cstheme="minorHAnsi"/>
@@ -1378,6 +1513,7 @@
               </w:rPr>
               <w:t>{</w:t>
             </w:r>
+            <w:proofErr w:type="spellStart"/>
             <w:r>
               <w:rPr>
                 <w:rFonts w:ascii="SansSerif" w:hAnsi="SansSerif" w:cs="SansSerif"/>
@@ -1387,6 +1523,7 @@
               </w:rPr>
               <w:t>vesselNo</w:t>
             </w:r>
+            <w:proofErr w:type="spellEnd"/>
             <w:r>
               <w:rPr>
                 <w:rFonts w:ascii="SansSerif" w:hAnsi="SansSerif" w:cs="SansSerif"/>
@@ -1404,6 +1541,7 @@
               </w:rPr>
               <w:t>{/</w:t>
             </w:r>
+            <w:proofErr w:type="spellStart"/>
             <w:r>
               <w:rPr>
                 <w:rFonts w:cstheme="minorHAnsi"/>
@@ -1418,7 +1556,16 @@
                 <w:sz w:val="20"/>
                 <w:szCs w:val="20"/>
               </w:rPr>
-              <w:t>m}</w:t>
+              <w:t>m</w:t>
+            </w:r>
+            <w:proofErr w:type="spellEnd"/>
+            <w:r>
+              <w:rPr>
+                <w:rFonts w:cstheme="minorHAnsi"/>
+                <w:sz w:val="20"/>
+                <w:szCs w:val="20"/>
+              </w:rPr>
+              <w:t>}</w:t>
             </w:r>
           </w:p>
         </w:tc>
@@ -1472,6 +1619,7 @@
               </w:rPr>
               <w:t>{</w:t>
             </w:r>
+            <w:proofErr w:type="spellStart"/>
             <w:r>
               <w:rPr>
                 <w:rFonts w:ascii="SansSerif" w:hAnsi="SansSerif" w:cs="SansSerif"/>
@@ -1481,6 +1629,7 @@
               </w:rPr>
               <w:t>portOfLoading</w:t>
             </w:r>
+            <w:proofErr w:type="spellEnd"/>
             <w:r>
               <w:rPr>
                 <w:rFonts w:ascii="SansSerif" w:hAnsi="SansSerif" w:cs="SansSerif"/>
@@ -1565,6 +1714,7 @@
               </w:rPr>
               <w:t>{</w:t>
             </w:r>
+            <w:proofErr w:type="spellStart"/>
             <w:r>
               <w:rPr>
                 <w:rFonts w:ascii="SansSerif" w:hAnsi="SansSerif" w:cs="SansSerif"/>
@@ -1574,6 +1724,7 @@
               </w:rPr>
               <w:t>portOfDischarge</w:t>
             </w:r>
+            <w:proofErr w:type="spellEnd"/>
             <w:r>
               <w:rPr>
                 <w:rFonts w:ascii="SansSerif" w:hAnsi="SansSerif" w:cs="SansSerif"/>
@@ -1631,6 +1782,7 @@
               </w:rPr>
               <w:t>{</w:t>
             </w:r>
+            <w:proofErr w:type="spellStart"/>
             <w:r>
               <w:rPr>
                 <w:rFonts w:ascii="SansSerif" w:hAnsi="SansSerif" w:cs="SansSerif"/>
@@ -1640,6 +1792,7 @@
               </w:rPr>
               <w:t>finalDestination</w:t>
             </w:r>
+            <w:proofErr w:type="spellEnd"/>
             <w:r>
               <w:rPr>
                 <w:rFonts w:ascii="SansSerif" w:hAnsi="SansSerif" w:cs="SansSerif"/>
@@ -1710,6 +1863,7 @@
               </w:rPr>
               <w:t>{</w:t>
             </w:r>
+            <w:proofErr w:type="spellStart"/>
             <w:r>
               <w:rPr>
                 <w:rFonts w:cstheme="minorHAnsi"/>
@@ -1718,6 +1872,7 @@
               </w:rPr>
               <w:t>privateRemark</w:t>
             </w:r>
+            <w:proofErr w:type="spellEnd"/>
             <w:r>
               <w:rPr>
                 <w:rFonts w:cstheme="minorHAnsi"/>
@@ -1921,6 +2076,7 @@
                       <w:szCs w:val="19"/>
                     </w:rPr>
                   </w:pPr>
+                  <w:proofErr w:type="spellStart"/>
                   <w:r>
                     <w:rPr>
                       <w:rFonts w:cstheme="minorHAnsi"/>
@@ -1931,6 +2087,7 @@
                     </w:rPr>
                     <w:t>NetWt</w:t>
                   </w:r>
+                  <w:proofErr w:type="spellEnd"/>
                 </w:p>
                 <w:p>
                   <w:pPr>
@@ -1968,6 +2125,7 @@
                     </w:tabs>
                     <w:jc w:val="center"/>
                   </w:pPr>
+                  <w:proofErr w:type="spellStart"/>
                   <w:r>
                     <w:rPr>
                       <w:rFonts w:cstheme="minorHAnsi"/>
@@ -1976,7 +2134,18 @@
                       <w:sz w:val="19"/>
                       <w:szCs w:val="19"/>
                     </w:rPr>
-                    <w:t>GrossWt [kg]</w:t>
+                    <w:t>GrossWt</w:t>
+                  </w:r>
+                  <w:proofErr w:type="spellEnd"/>
+                  <w:r>
+                    <w:rPr>
+                      <w:rFonts w:cstheme="minorHAnsi"/>
+                      <w:b/>
+                      <w:bCs/>
+                      <w:sz w:val="19"/>
+                      <w:szCs w:val="19"/>
+                    </w:rPr>
+                    <w:t xml:space="preserve"> [kg]</w:t>
                   </w:r>
                 </w:p>
               </w:tc>
@@ -2193,7 +2362,39 @@
                       <w:sz w:val="18"/>
                       <w:szCs w:val="18"/>
                     </w:rPr>
-                    <w:t>{#invoices}{#prefixCode}{prefixCode}/{/prefixCode}{containerFrom}{#containerTo} to {containerTo} {/containerTo}</w:t>
+                    <w:t>{#invoices}{#prefixCode}{prefixCode}/{/prefixCode}{containerFrom}{#containerTo} to {</w:t>
+                  </w:r>
+                  <w:proofErr w:type="spellStart"/>
+                  <w:r>
+                    <w:rPr>
+                      <w:sz w:val="18"/>
+                      <w:szCs w:val="18"/>
+                    </w:rPr>
+                    <w:t>containerTo</w:t>
+                  </w:r>
+                  <w:proofErr w:type="spellEnd"/>
+                  <w:r>
+                    <w:rPr>
+                      <w:sz w:val="18"/>
+                      <w:szCs w:val="18"/>
+                    </w:rPr>
+                    <w:t>} {/</w:t>
+                  </w:r>
+                  <w:proofErr w:type="spellStart"/>
+                  <w:r>
+                    <w:rPr>
+                      <w:sz w:val="18"/>
+                      <w:szCs w:val="18"/>
+                    </w:rPr>
+                    <w:t>containerTo</w:t>
+                  </w:r>
+                  <w:proofErr w:type="spellEnd"/>
+                  <w:r>
+                    <w:rPr>
+                      <w:sz w:val="18"/>
+                      <w:szCs w:val="18"/>
+                    </w:rPr>
+                    <w:t>}</w:t>
                   </w:r>
                 </w:p>
               </w:tc>
@@ -2218,7 +2419,25 @@
                       <w:sz w:val="18"/>
                       <w:szCs w:val="18"/>
                     </w:rPr>
-                    <w:t>{materialGrade}</w:t>
+                    <w:t>{</w:t>
+                  </w:r>
+                  <w:proofErr w:type="spellStart"/>
+                  <w:r>
+                    <w:rPr>
+                      <w:rFonts w:cstheme="minorHAnsi"/>
+                      <w:sz w:val="18"/>
+                      <w:szCs w:val="18"/>
+                    </w:rPr>
+                    <w:t>materialGrade</w:t>
+                  </w:r>
+                  <w:proofErr w:type="spellEnd"/>
+                  <w:r>
+                    <w:rPr>
+                      <w:rFonts w:cstheme="minorHAnsi"/>
+                      <w:sz w:val="18"/>
+                      <w:szCs w:val="18"/>
+                    </w:rPr>
+                    <w:t>}</w:t>
                   </w:r>
                   <w:r>
                     <w:rPr>
@@ -2234,7 +2453,25 @@
                       <w:sz w:val="18"/>
                       <w:szCs w:val="18"/>
                     </w:rPr>
-                    <w:t>{brandName}</w:t>
+                    <w:t>{</w:t>
+                  </w:r>
+                  <w:proofErr w:type="spellStart"/>
+                  <w:r>
+                    <w:rPr>
+                      <w:rFonts w:cstheme="minorHAnsi"/>
+                      <w:sz w:val="18"/>
+                      <w:szCs w:val="18"/>
+                    </w:rPr>
+                    <w:t>brandName</w:t>
+                  </w:r>
+                  <w:proofErr w:type="spellEnd"/>
+                  <w:r>
+                    <w:rPr>
+                      <w:rFonts w:cstheme="minorHAnsi"/>
+                      <w:sz w:val="18"/>
+                      <w:szCs w:val="18"/>
+                    </w:rPr>
+                    <w:t>}</w:t>
                   </w:r>
                 </w:p>
               </w:tc>
@@ -2260,7 +2497,25 @@
                       <w:sz w:val="18"/>
                       <w:szCs w:val="18"/>
                     </w:rPr>
-                    <w:t>{designType}</w:t>
+                    <w:t>{</w:t>
+                  </w:r>
+                  <w:proofErr w:type="spellStart"/>
+                  <w:r>
+                    <w:rPr>
+                      <w:rFonts w:cstheme="minorHAnsi"/>
+                      <w:sz w:val="18"/>
+                      <w:szCs w:val="18"/>
+                    </w:rPr>
+                    <w:t>designType</w:t>
+                  </w:r>
+                  <w:proofErr w:type="spellEnd"/>
+                  <w:r>
+                    <w:rPr>
+                      <w:rFonts w:cstheme="minorHAnsi"/>
+                      <w:sz w:val="18"/>
+                      <w:szCs w:val="18"/>
+                    </w:rPr>
+                    <w:t>}</w:t>
                   </w:r>
                 </w:p>
               </w:tc>
@@ -2289,7 +2544,25 @@
                       <w:sz w:val="18"/>
                       <w:szCs w:val="18"/>
                     </w:rPr>
-                    <w:t>{finishType}</w:t>
+                    <w:t>{</w:t>
+                  </w:r>
+                  <w:proofErr w:type="spellStart"/>
+                  <w:r>
+                    <w:rPr>
+                      <w:rFonts w:cstheme="minorHAnsi"/>
+                      <w:sz w:val="18"/>
+                      <w:szCs w:val="18"/>
+                    </w:rPr>
+                    <w:t>finishType</w:t>
+                  </w:r>
+                  <w:proofErr w:type="spellEnd"/>
+                  <w:r>
+                    <w:rPr>
+                      <w:rFonts w:cstheme="minorHAnsi"/>
+                      <w:sz w:val="18"/>
+                      <w:szCs w:val="18"/>
+                    </w:rPr>
+                    <w:t>}</w:t>
                   </w:r>
                 </w:p>
               </w:tc>
@@ -2351,7 +2624,25 @@
                       <w:sz w:val="18"/>
                       <w:szCs w:val="18"/>
                     </w:rPr>
-                    <w:t>{netWeight}</w:t>
+                    <w:t>{</w:t>
+                  </w:r>
+                  <w:proofErr w:type="spellStart"/>
+                  <w:r>
+                    <w:rPr>
+                      <w:rFonts w:cstheme="minorHAnsi"/>
+                      <w:sz w:val="18"/>
+                      <w:szCs w:val="18"/>
+                    </w:rPr>
+                    <w:t>netWeight</w:t>
+                  </w:r>
+                  <w:proofErr w:type="spellEnd"/>
+                  <w:r>
+                    <w:rPr>
+                      <w:rFonts w:cstheme="minorHAnsi"/>
+                      <w:sz w:val="18"/>
+                      <w:szCs w:val="18"/>
+                    </w:rPr>
+                    <w:t>}</w:t>
                   </w:r>
                 </w:p>
               </w:tc>
@@ -2382,7 +2673,25 @@
                       <w:sz w:val="18"/>
                       <w:szCs w:val="18"/>
                     </w:rPr>
-                    <w:t>{grossWeight}</w:t>
+                    <w:t>{</w:t>
+                  </w:r>
+                  <w:proofErr w:type="spellStart"/>
+                  <w:r>
+                    <w:rPr>
+                      <w:rFonts w:cstheme="minorHAnsi"/>
+                      <w:sz w:val="18"/>
+                      <w:szCs w:val="18"/>
+                    </w:rPr>
+                    <w:t>grossWeight</w:t>
+                  </w:r>
+                  <w:proofErr w:type="spellEnd"/>
+                  <w:r>
+                    <w:rPr>
+                      <w:rFonts w:cstheme="minorHAnsi"/>
+                      <w:sz w:val="18"/>
+                      <w:szCs w:val="18"/>
+                    </w:rPr>
+                    <w:t>}</w:t>
                   </w:r>
                 </w:p>
               </w:tc>
@@ -2411,7 +2720,23 @@
                       <w:sz w:val="18"/>
                       <w:szCs w:val="18"/>
                     </w:rPr>
-                    <w:t>{sizeInch}</w:t>
+                    <w:t>{</w:t>
+                  </w:r>
+                  <w:proofErr w:type="spellStart"/>
+                  <w:r>
+                    <w:rPr>
+                      <w:sz w:val="18"/>
+                      <w:szCs w:val="18"/>
+                    </w:rPr>
+                    <w:t>sizeInch</w:t>
+                  </w:r>
+                  <w:proofErr w:type="spellEnd"/>
+                  <w:r>
+                    <w:rPr>
+                      <w:sz w:val="18"/>
+                      <w:szCs w:val="18"/>
+                    </w:rPr>
+                    <w:t>}</w:t>
                   </w:r>
                   <w:r>
                     <w:rPr>
@@ -2425,7 +2750,23 @@
                       <w:sz w:val="18"/>
                       <w:szCs w:val="18"/>
                     </w:rPr>
-                    <w:t xml:space="preserve"> {/invoices} {/invoiceItems}</w:t>
+                    <w:t xml:space="preserve"> {/invoices} {/</w:t>
+                  </w:r>
+                  <w:proofErr w:type="spellStart"/>
+                  <w:r>
+                    <w:rPr>
+                      <w:sz w:val="18"/>
+                      <w:szCs w:val="18"/>
+                    </w:rPr>
+                    <w:t>invoiceItems</w:t>
+                  </w:r>
+                  <w:proofErr w:type="spellEnd"/>
+                  <w:r>
+                    <w:rPr>
+                      <w:sz w:val="18"/>
+                      <w:szCs w:val="18"/>
+                    </w:rPr>
+                    <w:t>}</w:t>
                   </w:r>
                 </w:p>
               </w:tc>
@@ -2613,7 +2954,39 @@
                       <w:sz w:val="18"/>
                       <w:szCs w:val="18"/>
                     </w:rPr>
-                    <w:t>{#prefixCode}{prefixCode}/{/prefixCode}{containerFrom}{#containerTo} to {containerTo} {/containerTo}</w:t>
+                    <w:t>{#prefixCode}{prefixCode}/{/prefixCode}{containerFrom}{#containerTo} to {</w:t>
+                  </w:r>
+                  <w:proofErr w:type="spellStart"/>
+                  <w:r>
+                    <w:rPr>
+                      <w:sz w:val="18"/>
+                      <w:szCs w:val="18"/>
+                    </w:rPr>
+                    <w:t>containerTo</w:t>
+                  </w:r>
+                  <w:proofErr w:type="spellEnd"/>
+                  <w:r>
+                    <w:rPr>
+                      <w:sz w:val="18"/>
+                      <w:szCs w:val="18"/>
+                    </w:rPr>
+                    <w:t>} {/</w:t>
+                  </w:r>
+                  <w:proofErr w:type="spellStart"/>
+                  <w:r>
+                    <w:rPr>
+                      <w:sz w:val="18"/>
+                      <w:szCs w:val="18"/>
+                    </w:rPr>
+                    <w:t>containerTo</w:t>
+                  </w:r>
+                  <w:proofErr w:type="spellEnd"/>
+                  <w:r>
+                    <w:rPr>
+                      <w:sz w:val="18"/>
+                      <w:szCs w:val="18"/>
+                    </w:rPr>
+                    <w:t>}</w:t>
                   </w:r>
                 </w:p>
               </w:tc>
@@ -2657,7 +3030,25 @@
                       <w:sz w:val="18"/>
                       <w:szCs w:val="18"/>
                     </w:rPr>
-                    <w:t>{designType}</w:t>
+                    <w:t>{</w:t>
+                  </w:r>
+                  <w:proofErr w:type="spellStart"/>
+                  <w:r>
+                    <w:rPr>
+                      <w:rFonts w:cstheme="minorHAnsi"/>
+                      <w:sz w:val="18"/>
+                      <w:szCs w:val="18"/>
+                    </w:rPr>
+                    <w:t>designType</w:t>
+                  </w:r>
+                  <w:proofErr w:type="spellEnd"/>
+                  <w:r>
+                    <w:rPr>
+                      <w:rFonts w:cstheme="minorHAnsi"/>
+                      <w:sz w:val="18"/>
+                      <w:szCs w:val="18"/>
+                    </w:rPr>
+                    <w:t>}</w:t>
                   </w:r>
                 </w:p>
               </w:tc>
@@ -2687,7 +3078,25 @@
                       <w:sz w:val="18"/>
                       <w:szCs w:val="18"/>
                     </w:rPr>
-                    <w:t>{finishType}</w:t>
+                    <w:t>{</w:t>
+                  </w:r>
+                  <w:proofErr w:type="spellStart"/>
+                  <w:r>
+                    <w:rPr>
+                      <w:rFonts w:cstheme="minorHAnsi"/>
+                      <w:sz w:val="18"/>
+                      <w:szCs w:val="18"/>
+                    </w:rPr>
+                    <w:t>finishType</w:t>
+                  </w:r>
+                  <w:proofErr w:type="spellEnd"/>
+                  <w:r>
+                    <w:rPr>
+                      <w:rFonts w:cstheme="minorHAnsi"/>
+                      <w:sz w:val="18"/>
+                      <w:szCs w:val="18"/>
+                    </w:rPr>
+                    <w:t>}</w:t>
                   </w:r>
                 </w:p>
               </w:tc>
@@ -2807,13 +3216,23 @@
                     </w:rPr>
                     <w:t>/</w:t>
                   </w:r>
-                  <w:r>
-                    <w:rPr>
-                      <w:rFonts w:cstheme="minorHAnsi"/>
-                      <w:sz w:val="18"/>
-                      <w:szCs w:val="18"/>
-                    </w:rPr>
-                    <w:t>isCustom}</w:t>
+                  <w:proofErr w:type="spellStart"/>
+                  <w:r>
+                    <w:rPr>
+                      <w:rFonts w:cstheme="minorHAnsi"/>
+                      <w:sz w:val="18"/>
+                      <w:szCs w:val="18"/>
+                    </w:rPr>
+                    <w:t>isCustom</w:t>
+                  </w:r>
+                  <w:proofErr w:type="spellEnd"/>
+                  <w:r>
+                    <w:rPr>
+                      <w:rFonts w:cstheme="minorHAnsi"/>
+                      <w:sz w:val="18"/>
+                      <w:szCs w:val="18"/>
+                    </w:rPr>
+                    <w:t>}</w:t>
                   </w:r>
                 </w:p>
               </w:tc>
@@ -2872,7 +3291,39 @@
                       <w:szCs w:val="18"/>
                     </w:rPr>
                     <w:lastRenderedPageBreak/>
-                    <w:t>{containerTo} {/containerTo}</w:t>
+                    <w:t>{</w:t>
+                  </w:r>
+                  <w:proofErr w:type="spellStart"/>
+                  <w:r>
+                    <w:rPr>
+                      <w:sz w:val="18"/>
+                      <w:szCs w:val="18"/>
+                    </w:rPr>
+                    <w:t>containerTo</w:t>
+                  </w:r>
+                  <w:proofErr w:type="spellEnd"/>
+                  <w:r>
+                    <w:rPr>
+                      <w:sz w:val="18"/>
+                      <w:szCs w:val="18"/>
+                    </w:rPr>
+                    <w:t>} {/</w:t>
+                  </w:r>
+                  <w:proofErr w:type="spellStart"/>
+                  <w:r>
+                    <w:rPr>
+                      <w:sz w:val="18"/>
+                      <w:szCs w:val="18"/>
+                    </w:rPr>
+                    <w:t>containerTo</w:t>
+                  </w:r>
+                  <w:proofErr w:type="spellEnd"/>
+                  <w:r>
+                    <w:rPr>
+                      <w:sz w:val="18"/>
+                      <w:szCs w:val="18"/>
+                    </w:rPr>
+                    <w:t>}</w:t>
                   </w:r>
                 </w:p>
               </w:tc>
@@ -3008,13 +3459,23 @@
                     </w:rPr>
                     <w:t>/</w:t>
                   </w:r>
-                  <w:r>
-                    <w:rPr>
-                      <w:rFonts w:cstheme="minorHAnsi"/>
-                      <w:sz w:val="18"/>
-                      <w:szCs w:val="18"/>
-                    </w:rPr>
-                    <w:t>isCustom}</w:t>
+                  <w:proofErr w:type="spellStart"/>
+                  <w:r>
+                    <w:rPr>
+                      <w:rFonts w:cstheme="minorHAnsi"/>
+                      <w:sz w:val="18"/>
+                      <w:szCs w:val="18"/>
+                    </w:rPr>
+                    <w:t>isCustom</w:t>
+                  </w:r>
+                  <w:proofErr w:type="spellEnd"/>
+                  <w:r>
+                    <w:rPr>
+                      <w:rFonts w:cstheme="minorHAnsi"/>
+                      <w:sz w:val="18"/>
+                      <w:szCs w:val="18"/>
+                    </w:rPr>
+                    <w:t>}</w:t>
                   </w:r>
                   <w:r>
                     <w:rPr>
@@ -3024,6 +3485,7 @@
                     </w:rPr>
                     <w:t>{/</w:t>
                   </w:r>
+                  <w:proofErr w:type="spellStart"/>
                   <w:r>
                     <w:rPr>
                       <w:rFonts w:cstheme="minorHAnsi"/>
@@ -3032,6 +3494,7 @@
                     </w:rPr>
                     <w:t>sampleBox</w:t>
                   </w:r>
+                  <w:proofErr w:type="spellEnd"/>
                   <w:r>
                     <w:rPr>
                       <w:rFonts w:cstheme="minorHAnsi"/>
@@ -3141,6 +3604,7 @@
               </w:rPr>
               <w:t>{</w:t>
             </w:r>
+            <w:proofErr w:type="spellStart"/>
             <w:r>
               <w:rPr>
                 <w:rFonts w:cstheme="minorHAnsi"/>
@@ -3149,6 +3613,7 @@
               </w:rPr>
               <w:t>totalQuantity</w:t>
             </w:r>
+            <w:proofErr w:type="spellEnd"/>
             <w:r>
               <w:rPr>
                 <w:rFonts w:cstheme="minorHAnsi"/>
@@ -3213,6 +3678,7 @@
               </w:rPr>
               <w:t>{</w:t>
             </w:r>
+            <w:proofErr w:type="spellStart"/>
             <w:r>
               <w:rPr>
                 <w:rFonts w:cstheme="minorHAnsi"/>
@@ -3221,6 +3687,7 @@
               </w:rPr>
               <w:t>totalBox</w:t>
             </w:r>
+            <w:proofErr w:type="spellEnd"/>
             <w:r>
               <w:rPr>
                 <w:rFonts w:cstheme="minorHAnsi"/>
@@ -3305,6 +3772,7 @@
               </w:rPr>
               <w:t>{</w:t>
             </w:r>
+            <w:proofErr w:type="spellStart"/>
             <w:r>
               <w:rPr>
                 <w:rFonts w:cstheme="minorHAnsi"/>
@@ -3313,6 +3781,7 @@
               </w:rPr>
               <w:t>totalNetWeight</w:t>
             </w:r>
+            <w:proofErr w:type="spellEnd"/>
             <w:r>
               <w:rPr>
                 <w:rFonts w:cstheme="minorHAnsi"/>
@@ -3341,6 +3810,7 @@
               </w:rPr>
               <w:t>{</w:t>
             </w:r>
+            <w:proofErr w:type="spellStart"/>
             <w:r>
               <w:rPr>
                 <w:rFonts w:cstheme="minorHAnsi"/>
@@ -3349,6 +3819,7 @@
               </w:rPr>
               <w:t>totalGrossWeight</w:t>
             </w:r>
+            <w:proofErr w:type="spellEnd"/>
             <w:r>
               <w:rPr>
                 <w:rFonts w:cstheme="minorHAnsi"/>
@@ -3386,7 +3857,25 @@
                 <w:sz w:val="20"/>
                 <w:szCs w:val="20"/>
               </w:rPr>
-              <w:t>{#isCustom}Total Sq.Meter:</w:t>
+              <w:t xml:space="preserve">{#isCustom}Total </w:t>
+            </w:r>
+            <w:proofErr w:type="spellStart"/>
+            <w:r>
+              <w:rPr>
+                <w:rFonts w:cstheme="minorHAnsi"/>
+                <w:sz w:val="20"/>
+                <w:szCs w:val="20"/>
+              </w:rPr>
+              <w:t>Sq.Meter</w:t>
+            </w:r>
+            <w:proofErr w:type="spellEnd"/>
+            <w:r>
+              <w:rPr>
+                <w:rFonts w:cstheme="minorHAnsi"/>
+                <w:sz w:val="20"/>
+                <w:szCs w:val="20"/>
+              </w:rPr>
+              <w:t>:</w:t>
             </w:r>
           </w:p>
         </w:tc>
@@ -3411,7 +3900,25 @@
                 <w:sz w:val="20"/>
                 <w:szCs w:val="20"/>
               </w:rPr>
-              <w:t>{totalSqMt}</w:t>
+              <w:t>{</w:t>
+            </w:r>
+            <w:proofErr w:type="spellStart"/>
+            <w:r>
+              <w:rPr>
+                <w:rFonts w:cstheme="minorHAnsi"/>
+                <w:sz w:val="20"/>
+                <w:szCs w:val="20"/>
+              </w:rPr>
+              <w:t>totalSqMt</w:t>
+            </w:r>
+            <w:proofErr w:type="spellEnd"/>
+            <w:r>
+              <w:rPr>
+                <w:rFonts w:cstheme="minorHAnsi"/>
+                <w:sz w:val="20"/>
+                <w:szCs w:val="20"/>
+              </w:rPr>
+              <w:t>}</w:t>
             </w:r>
             <w:r>
               <w:rPr>
@@ -3427,7 +3934,25 @@
                 <w:sz w:val="20"/>
                 <w:szCs w:val="20"/>
               </w:rPr>
-              <w:t>M{/isCustom}</w:t>
+              <w:t>M{/</w:t>
+            </w:r>
+            <w:proofErr w:type="spellStart"/>
+            <w:r>
+              <w:rPr>
+                <w:rFonts w:cstheme="minorHAnsi"/>
+                <w:sz w:val="20"/>
+                <w:szCs w:val="20"/>
+              </w:rPr>
+              <w:t>isCustom</w:t>
+            </w:r>
+            <w:proofErr w:type="spellEnd"/>
+            <w:r>
+              <w:rPr>
+                <w:rFonts w:cstheme="minorHAnsi"/>
+                <w:sz w:val="20"/>
+                <w:szCs w:val="20"/>
+              </w:rPr>
+              <w:t>}</w:t>
             </w:r>
           </w:p>
         </w:tc>
@@ -3562,7 +4087,27 @@
                 <w:sz w:val="20"/>
                 <w:szCs w:val="20"/>
               </w:rPr>
-              <w:t>Size{/isCustom}</w:t>
+              <w:t>Size{/</w:t>
+            </w:r>
+            <w:proofErr w:type="spellStart"/>
+            <w:r>
+              <w:rPr>
+                <w:b/>
+                <w:bCs/>
+                <w:sz w:val="20"/>
+                <w:szCs w:val="20"/>
+              </w:rPr>
+              <w:t>isCustom</w:t>
+            </w:r>
+            <w:proofErr w:type="spellEnd"/>
+            <w:r>
+              <w:rPr>
+                <w:b/>
+                <w:bCs/>
+                <w:sz w:val="20"/>
+                <w:szCs w:val="20"/>
+              </w:rPr>
+              <w:t>}</w:t>
             </w:r>
           </w:p>
         </w:tc>
@@ -3590,7 +4135,23 @@
                 <w:sz w:val="20"/>
                 <w:szCs w:val="20"/>
               </w:rPr>
-              <w:t>{#isCustom}{#containerSummary} {avgWeight}</w:t>
+              <w:t>{#isCustom}{#containerSummary} {</w:t>
+            </w:r>
+            <w:proofErr w:type="spellStart"/>
+            <w:r>
+              <w:rPr>
+                <w:sz w:val="20"/>
+                <w:szCs w:val="20"/>
+              </w:rPr>
+              <w:t>avgWeight</w:t>
+            </w:r>
+            <w:proofErr w:type="spellEnd"/>
+            <w:r>
+              <w:rPr>
+                <w:sz w:val="20"/>
+                <w:szCs w:val="20"/>
+              </w:rPr>
+              <w:t>}</w:t>
             </w:r>
           </w:p>
         </w:tc>
@@ -3613,7 +4174,23 @@
                 <w:sz w:val="20"/>
                 <w:szCs w:val="20"/>
               </w:rPr>
-              <w:t>{totalSqMtPerType}</w:t>
+              <w:t>{</w:t>
+            </w:r>
+            <w:proofErr w:type="spellStart"/>
+            <w:r>
+              <w:rPr>
+                <w:sz w:val="20"/>
+                <w:szCs w:val="20"/>
+              </w:rPr>
+              <w:t>totalSqMtPerType</w:t>
+            </w:r>
+            <w:proofErr w:type="spellEnd"/>
+            <w:r>
+              <w:rPr>
+                <w:sz w:val="20"/>
+                <w:szCs w:val="20"/>
+              </w:rPr>
+              <w:t>}</w:t>
             </w:r>
           </w:p>
         </w:tc>
@@ -3636,7 +4213,39 @@
                 <w:sz w:val="20"/>
                 <w:szCs w:val="20"/>
               </w:rPr>
-              <w:t>{length} X {width} X {height} MM{/containerSummary}{/isCustom}</w:t>
+              <w:t>{length} X {width} X {height} MM{/</w:t>
+            </w:r>
+            <w:proofErr w:type="spellStart"/>
+            <w:r>
+              <w:rPr>
+                <w:sz w:val="20"/>
+                <w:szCs w:val="20"/>
+              </w:rPr>
+              <w:t>containerSummary</w:t>
+            </w:r>
+            <w:proofErr w:type="spellEnd"/>
+            <w:r>
+              <w:rPr>
+                <w:sz w:val="20"/>
+                <w:szCs w:val="20"/>
+              </w:rPr>
+              <w:t>}{/</w:t>
+            </w:r>
+            <w:proofErr w:type="spellStart"/>
+            <w:r>
+              <w:rPr>
+                <w:sz w:val="20"/>
+                <w:szCs w:val="20"/>
+              </w:rPr>
+              <w:t>isCustom</w:t>
+            </w:r>
+            <w:proofErr w:type="spellEnd"/>
+            <w:r>
+              <w:rPr>
+                <w:sz w:val="20"/>
+                <w:szCs w:val="20"/>
+              </w:rPr>
+              <w:t>}</w:t>
             </w:r>
           </w:p>
         </w:tc>
@@ -4736,7 +5345,6 @@
   <w:style w:type="character" w:default="1" w:styleId="DefaultParagraphFont">
     <w:name w:val="Default Paragraph Font"/>
     <w:uiPriority w:val="1"/>
-    <w:semiHidden/>
     <w:unhideWhenUsed/>
   </w:style>
   <w:style w:type="table" w:default="1" w:styleId="TableNormal">

--- a/electron/database/generate-document/templates/packing-uk.docx
+++ b/electron/database/generate-document/templates/packing-uk.docx
@@ -2992,69 +2992,8 @@
               </w:tc>
               <w:tc>
                 <w:tcPr>
-                  <w:tcW w:w="2835" w:type="dxa"/>
-                </w:tcPr>
-                <w:p>
-                  <w:pPr>
-                    <w:pStyle w:val="NoSpacing"/>
-                    <w:framePr w:hSpace="180" w:wrap="around" w:vAnchor="page" w:hAnchor="margin" w:y="481"/>
-                    <w:spacing w:line="276" w:lineRule="auto"/>
-                    <w:rPr>
-                      <w:rFonts w:cstheme="minorHAnsi"/>
-                      <w:sz w:val="18"/>
-                      <w:szCs w:val="18"/>
-                    </w:rPr>
-                  </w:pPr>
-                </w:p>
-              </w:tc>
-              <w:tc>
-                <w:tcPr>
-                  <w:tcW w:w="1418" w:type="dxa"/>
-                </w:tcPr>
-                <w:p>
-                  <w:pPr>
-                    <w:framePr w:hSpace="180" w:wrap="around" w:vAnchor="page" w:hAnchor="margin" w:y="481"/>
-                    <w:tabs>
-                      <w:tab w:val="left" w:pos="960"/>
-                    </w:tabs>
-                    <w:spacing w:line="276" w:lineRule="auto"/>
-                    <w:rPr>
-                      <w:rFonts w:cstheme="minorHAnsi"/>
-                      <w:sz w:val="18"/>
-                      <w:szCs w:val="18"/>
-                    </w:rPr>
-                  </w:pPr>
-                  <w:r>
-                    <w:rPr>
-                      <w:rFonts w:cstheme="minorHAnsi"/>
-                      <w:sz w:val="18"/>
-                      <w:szCs w:val="18"/>
-                    </w:rPr>
-                    <w:t>{</w:t>
-                  </w:r>
-                  <w:proofErr w:type="spellStart"/>
-                  <w:r>
-                    <w:rPr>
-                      <w:rFonts w:cstheme="minorHAnsi"/>
-                      <w:sz w:val="18"/>
-                      <w:szCs w:val="18"/>
-                    </w:rPr>
-                    <w:t>designType</w:t>
-                  </w:r>
-                  <w:proofErr w:type="spellEnd"/>
-                  <w:r>
-                    <w:rPr>
-                      <w:rFonts w:cstheme="minorHAnsi"/>
-                      <w:sz w:val="18"/>
-                      <w:szCs w:val="18"/>
-                    </w:rPr>
-                    <w:t>}</w:t>
-                  </w:r>
-                </w:p>
-              </w:tc>
-              <w:tc>
-                <w:tcPr>
-                  <w:tcW w:w="1275" w:type="dxa"/>
+                  <w:tcW w:w="5528" w:type="dxa"/>
+                  <w:gridSpan w:val="3"/>
                   <w:tcBorders>
                     <w:right w:val="single" w:sz="4" w:space="0" w:color="auto"/>
                   </w:tcBorders>
@@ -3066,6 +3005,7 @@
                       <w:tab w:val="left" w:pos="960"/>
                     </w:tabs>
                     <w:spacing w:line="276" w:lineRule="auto"/>
+                    <w:jc w:val="center"/>
                     <w:rPr>
                       <w:rFonts w:cstheme="minorHAnsi"/>
                       <w:sz w:val="18"/>
@@ -3079,6 +3019,76 @@
                       <w:szCs w:val="18"/>
                     </w:rPr>
                     <w:t>{</w:t>
+                  </w:r>
+                  <w:proofErr w:type="spellStart"/>
+                  <w:r>
+                    <w:rPr>
+                      <w:rFonts w:cstheme="minorHAnsi"/>
+                      <w:sz w:val="18"/>
+                      <w:szCs w:val="18"/>
+                    </w:rPr>
+                    <w:t>materialGrade</w:t>
+                  </w:r>
+                  <w:proofErr w:type="spellEnd"/>
+                  <w:r>
+                    <w:rPr>
+                      <w:rFonts w:cstheme="minorHAnsi"/>
+                      <w:sz w:val="18"/>
+                      <w:szCs w:val="18"/>
+                    </w:rPr>
+                    <w:t>}  {</w:t>
+                  </w:r>
+                  <w:proofErr w:type="spellStart"/>
+                  <w:r>
+                    <w:rPr>
+                      <w:rFonts w:cstheme="minorHAnsi"/>
+                      <w:sz w:val="18"/>
+                      <w:szCs w:val="18"/>
+                    </w:rPr>
+                    <w:t>brandName</w:t>
+                  </w:r>
+                  <w:proofErr w:type="spellEnd"/>
+                  <w:r>
+                    <w:rPr>
+                      <w:rFonts w:cstheme="minorHAnsi"/>
+                      <w:sz w:val="18"/>
+                      <w:szCs w:val="18"/>
+                    </w:rPr>
+                    <w:t xml:space="preserve">} </w:t>
+                  </w:r>
+                  <w:r>
+                    <w:rPr>
+                      <w:rFonts w:cstheme="minorHAnsi"/>
+                      <w:sz w:val="18"/>
+                      <w:szCs w:val="18"/>
+                    </w:rPr>
+                    <w:t xml:space="preserve"> </w:t>
+                  </w:r>
+                  <w:r>
+                    <w:rPr>
+                      <w:rFonts w:cstheme="minorHAnsi"/>
+                      <w:sz w:val="18"/>
+                      <w:szCs w:val="18"/>
+                    </w:rPr>
+                    <w:t>{</w:t>
+                  </w:r>
+                  <w:proofErr w:type="spellStart"/>
+                  <w:r>
+                    <w:rPr>
+                      <w:rFonts w:cstheme="minorHAnsi"/>
+                      <w:sz w:val="18"/>
+                      <w:szCs w:val="18"/>
+                    </w:rPr>
+                    <w:t>designType</w:t>
+                  </w:r>
+                  <w:proofErr w:type="spellEnd"/>
+                  <w:r>
+                    <w:rPr>
+                      <w:rFonts w:cstheme="minorHAnsi"/>
+                      <w:sz w:val="18"/>
+                      <w:szCs w:val="18"/>
+                    </w:rPr>
+                    <w:t>}  {</w:t>
                   </w:r>
                   <w:proofErr w:type="spellStart"/>
                   <w:r>
@@ -3349,6 +3359,103 @@
                       <w:szCs w:val="18"/>
                     </w:rPr>
                   </w:pPr>
+                  <w:r>
+                    <w:rPr>
+                      <w:rFonts w:cstheme="minorHAnsi"/>
+                      <w:sz w:val="18"/>
+                      <w:szCs w:val="18"/>
+                    </w:rPr>
+                    <w:lastRenderedPageBreak/>
+                    <w:t>{</w:t>
+                  </w:r>
+                  <w:proofErr w:type="spellStart"/>
+                  <w:r>
+                    <w:rPr>
+                      <w:rFonts w:cstheme="minorHAnsi"/>
+                      <w:sz w:val="18"/>
+                      <w:szCs w:val="18"/>
+                    </w:rPr>
+                    <w:t>materialGrade</w:t>
+                  </w:r>
+                  <w:proofErr w:type="spellEnd"/>
+                  <w:r>
+                    <w:rPr>
+                      <w:rFonts w:cstheme="minorHAnsi"/>
+                      <w:sz w:val="18"/>
+                      <w:szCs w:val="18"/>
+                    </w:rPr>
+                    <w:t>}  {</w:t>
+                  </w:r>
+                  <w:proofErr w:type="spellStart"/>
+                  <w:r>
+                    <w:rPr>
+                      <w:rFonts w:cstheme="minorHAnsi"/>
+                      <w:sz w:val="18"/>
+                      <w:szCs w:val="18"/>
+                    </w:rPr>
+                    <w:t>brandName</w:t>
+                  </w:r>
+                  <w:proofErr w:type="spellEnd"/>
+                  <w:r>
+                    <w:rPr>
+                      <w:rFonts w:cstheme="minorHAnsi"/>
+                      <w:sz w:val="18"/>
+                      <w:szCs w:val="18"/>
+                    </w:rPr>
+                    <w:t xml:space="preserve">} </w:t>
+                  </w:r>
+                  <w:r>
+                    <w:rPr>
+                      <w:rFonts w:cstheme="minorHAnsi"/>
+                      <w:sz w:val="18"/>
+                      <w:szCs w:val="18"/>
+                    </w:rPr>
+                    <w:t xml:space="preserve"> </w:t>
+                  </w:r>
+                  <w:r>
+                    <w:rPr>
+                      <w:rFonts w:cstheme="minorHAnsi"/>
+                      <w:sz w:val="18"/>
+                      <w:szCs w:val="18"/>
+                    </w:rPr>
+                    <w:t>{</w:t>
+                  </w:r>
+                  <w:proofErr w:type="spellStart"/>
+                  <w:r>
+                    <w:rPr>
+                      <w:rFonts w:cstheme="minorHAnsi"/>
+                      <w:sz w:val="18"/>
+                      <w:szCs w:val="18"/>
+                    </w:rPr>
+                    <w:t>designType</w:t>
+                  </w:r>
+                  <w:proofErr w:type="spellEnd"/>
+                  <w:r>
+                    <w:rPr>
+                      <w:rFonts w:cstheme="minorHAnsi"/>
+                      <w:sz w:val="18"/>
+                      <w:szCs w:val="18"/>
+                    </w:rPr>
+                    <w:t>}  {</w:t>
+                  </w:r>
+                  <w:proofErr w:type="spellStart"/>
+                  <w:r>
+                    <w:rPr>
+                      <w:rFonts w:cstheme="minorHAnsi"/>
+                      <w:sz w:val="18"/>
+                      <w:szCs w:val="18"/>
+                    </w:rPr>
+                    <w:t>finishType</w:t>
+                  </w:r>
+                  <w:proofErr w:type="spellEnd"/>
+                  <w:r>
+                    <w:rPr>
+                      <w:rFonts w:cstheme="minorHAnsi"/>
+                      <w:sz w:val="18"/>
+                      <w:szCs w:val="18"/>
+                    </w:rPr>
+                    <w:t>}</w:t>
+                  </w:r>
                 </w:p>
               </w:tc>
               <w:tc>
@@ -5345,6 +5452,7 @@
   <w:style w:type="character" w:default="1" w:styleId="DefaultParagraphFont">
     <w:name w:val="Default Paragraph Font"/>
     <w:uiPriority w:val="1"/>
+    <w:semiHidden/>
     <w:unhideWhenUsed/>
   </w:style>
   <w:style w:type="table" w:default="1" w:styleId="TableNormal">

--- a/electron/database/generate-document/templates/packing-uk.docx
+++ b/electron/database/generate-document/templates/packing-uk.docx
@@ -7,11 +7,17 @@
         <w:tblStyle w:val="TableGrid"/>
         <w:tblpPr w:leftFromText="180" w:rightFromText="180" w:vertAnchor="page" w:horzAnchor="margin" w:tblpY="481"/>
         <w:tblW w:w="11106" w:type="dxa"/>
+        <w:tblBorders>
+          <w:left w:val="none" w:sz="0" w:space="0" w:color="auto"/>
+          <w:bottom w:val="none" w:sz="0" w:space="0" w:color="auto"/>
+          <w:right w:val="none" w:sz="0" w:space="0" w:color="auto"/>
+        </w:tblBorders>
         <w:tblLayout w:type="fixed"/>
         <w:tblLook w:val="04A0" w:firstRow="1" w:lastRow="0" w:firstColumn="1" w:lastColumn="0" w:noHBand="0" w:noVBand="1"/>
       </w:tblPr>
       <w:tblGrid>
-        <w:gridCol w:w="2920"/>
+        <w:gridCol w:w="1701"/>
+        <w:gridCol w:w="1219"/>
         <w:gridCol w:w="2665"/>
         <w:gridCol w:w="2805"/>
         <w:gridCol w:w="2716"/>
@@ -22,11 +28,11 @@
         </w:trPr>
         <w:tc>
           <w:tcPr>
-            <w:tcW w:w="5585" w:type="dxa"/>
-            <w:gridSpan w:val="2"/>
+            <w:tcW w:w="1701" w:type="dxa"/>
             <w:vMerge w:val="restart"/>
             <w:tcBorders>
-              <w:left w:val="nil"/>
+              <w:bottom w:val="single" w:sz="4" w:space="0" w:color="auto"/>
+              <w:right w:val="nil"/>
             </w:tcBorders>
           </w:tcPr>
           <w:p>
@@ -40,81 +46,64 @@
             <w:bookmarkStart w:id="0" w:name="_Hlk193468052"/>
             <w:r>
               <w:rPr>
-                <w:rFonts w:cstheme="minorHAnsi"/>
                 <w:noProof/>
-                <w:sz w:val="20"/>
-                <w:szCs w:val="20"/>
               </w:rPr>
               <w:drawing>
-                <wp:anchor distT="0" distB="0" distL="114300" distR="114300" simplePos="0" relativeHeight="251662336" behindDoc="0" locked="0" layoutInCell="0" allowOverlap="1" wp14:anchorId="2702D626" wp14:editId="32DE2D66">
-                  <wp:simplePos x="0" y="0"/>
-                  <wp:positionH relativeFrom="page">
-                    <wp:posOffset>43815</wp:posOffset>
-                  </wp:positionH>
-                  <wp:positionV relativeFrom="page">
-                    <wp:posOffset>57785</wp:posOffset>
-                  </wp:positionV>
-                  <wp:extent cx="812800" cy="787400"/>
-                  <wp:effectExtent l="0" t="0" r="6350" b="0"/>
-                  <wp:wrapThrough wrapText="bothSides">
-                    <wp:wrapPolygon edited="0">
-                      <wp:start x="7088" y="0"/>
-                      <wp:lineTo x="0" y="1568"/>
-                      <wp:lineTo x="0" y="20903"/>
-                      <wp:lineTo x="21263" y="20903"/>
-                      <wp:lineTo x="21263" y="1568"/>
-                      <wp:lineTo x="14175" y="0"/>
-                      <wp:lineTo x="7088" y="0"/>
-                    </wp:wrapPolygon>
-                  </wp:wrapThrough>
-                  <wp:docPr id="274" name="Picture 69"/>
+                <wp:inline distT="0" distB="0" distL="0" distR="0" wp14:anchorId="30F266B7" wp14:editId="5E5B3632">
+                  <wp:extent cx="819048" cy="780952"/>
+                  <wp:effectExtent l="0" t="0" r="635" b="635"/>
+                  <wp:docPr id="1295729089" name="Picture 1"/>
                   <wp:cNvGraphicFramePr>
-                    <a:graphicFrameLocks xmlns:a="http://schemas.openxmlformats.org/drawingml/2006/main"/>
+                    <a:graphicFrameLocks xmlns:a="http://schemas.openxmlformats.org/drawingml/2006/main" noChangeAspect="1"/>
                   </wp:cNvGraphicFramePr>
                   <a:graphic xmlns:a="http://schemas.openxmlformats.org/drawingml/2006/main">
                     <a:graphicData uri="http://schemas.openxmlformats.org/drawingml/2006/picture">
                       <pic:pic xmlns:pic="http://schemas.openxmlformats.org/drawingml/2006/picture">
                         <pic:nvPicPr>
-                          <pic:cNvPr id="0" name="Picture 69"/>
-                          <pic:cNvPicPr>
-                            <a:picLocks noChangeArrowheads="1"/>
-                          </pic:cNvPicPr>
+                          <pic:cNvPr id="1295729089" name=""/>
+                          <pic:cNvPicPr/>
                         </pic:nvPicPr>
                         <pic:blipFill>
-                          <a:blip r:embed="rId7" cstate="print">
-                            <a:extLst>
-                              <a:ext uri="{28A0092B-C50C-407E-A947-70E740481C1C}">
-                                <a14:useLocalDpi xmlns:a14="http://schemas.microsoft.com/office/drawing/2010/main" val="0"/>
-                              </a:ext>
-                            </a:extLst>
-                          </a:blip>
-                          <a:srcRect/>
+                          <a:blip r:embed="rId7"/>
                           <a:stretch>
                             <a:fillRect/>
                           </a:stretch>
                         </pic:blipFill>
-                        <pic:spPr bwMode="auto">
+                        <pic:spPr>
                           <a:xfrm>
                             <a:off x="0" y="0"/>
-                            <a:ext cx="812800" cy="787400"/>
+                            <a:ext cx="819048" cy="780952"/>
                           </a:xfrm>
                           <a:prstGeom prst="rect">
                             <a:avLst/>
                           </a:prstGeom>
-                          <a:noFill/>
                         </pic:spPr>
                       </pic:pic>
                     </a:graphicData>
                   </a:graphic>
-                  <wp14:sizeRelH relativeFrom="page">
-                    <wp14:pctWidth>0</wp14:pctWidth>
-                  </wp14:sizeRelH>
-                  <wp14:sizeRelV relativeFrom="page">
-                    <wp14:pctHeight>0</wp14:pctHeight>
-                  </wp14:sizeRelV>
-                </wp:anchor>
+                </wp:inline>
               </w:drawing>
             </w:r>
+          </w:p>
+        </w:tc>
+        <w:tc>
+          <w:tcPr>
+            <w:tcW w:w="3884" w:type="dxa"/>
+            <w:gridSpan w:val="2"/>
+            <w:vMerge w:val="restart"/>
+            <w:tcBorders>
+              <w:left w:val="nil"/>
+              <w:bottom w:val="single" w:sz="4" w:space="0" w:color="auto"/>
+            </w:tcBorders>
+          </w:tcPr>
+          <w:p>
+            <w:pPr>
+              <w:rPr>
+                <w:rFonts w:cstheme="minorHAnsi"/>
+                <w:sz w:val="20"/>
+                <w:szCs w:val="20"/>
+              </w:rPr>
+            </w:pPr>
             <w:r>
               <w:rPr>
                 <w:rFonts w:cstheme="minorHAnsi"/>
@@ -233,9 +222,6 @@
         <w:tc>
           <w:tcPr>
             <w:tcW w:w="2716" w:type="dxa"/>
-            <w:tcBorders>
-              <w:right w:val="nil"/>
-            </w:tcBorders>
           </w:tcPr>
           <w:p>
             <w:pPr>
@@ -285,11 +271,29 @@
         </w:trPr>
         <w:tc>
           <w:tcPr>
-            <w:tcW w:w="5585" w:type="dxa"/>
+            <w:tcW w:w="1701" w:type="dxa"/>
+            <w:vMerge/>
+            <w:tcBorders>
+              <w:bottom w:val="single" w:sz="4" w:space="0" w:color="auto"/>
+              <w:right w:val="nil"/>
+            </w:tcBorders>
+          </w:tcPr>
+          <w:p>
+            <w:pPr>
+              <w:rPr>
+                <w:rFonts w:cstheme="minorHAnsi"/>
+              </w:rPr>
+            </w:pPr>
+          </w:p>
+        </w:tc>
+        <w:tc>
+          <w:tcPr>
+            <w:tcW w:w="3884" w:type="dxa"/>
             <w:gridSpan w:val="2"/>
             <w:vMerge/>
             <w:tcBorders>
               <w:left w:val="nil"/>
+              <w:bottom w:val="single" w:sz="4" w:space="0" w:color="auto"/>
             </w:tcBorders>
           </w:tcPr>
           <w:p>
@@ -303,9 +307,6 @@
         <w:tc>
           <w:tcPr>
             <w:tcW w:w="2805" w:type="dxa"/>
-            <w:tcBorders>
-              <w:bottom w:val="single" w:sz="4" w:space="0" w:color="auto"/>
-            </w:tcBorders>
           </w:tcPr>
           <w:p>
             <w:pPr>
@@ -351,10 +352,6 @@
         <w:tc>
           <w:tcPr>
             <w:tcW w:w="2716" w:type="dxa"/>
-            <w:tcBorders>
-              <w:bottom w:val="single" w:sz="4" w:space="0" w:color="auto"/>
-              <w:right w:val="nil"/>
-            </w:tcBorders>
           </w:tcPr>
           <w:p>
             <w:pPr>
@@ -405,11 +402,10 @@
         <w:tc>
           <w:tcPr>
             <w:tcW w:w="5585" w:type="dxa"/>
-            <w:gridSpan w:val="2"/>
+            <w:gridSpan w:val="3"/>
             <w:vMerge w:val="restart"/>
             <w:tcBorders>
-              <w:left w:val="nil"/>
-              <w:right w:val="single" w:sz="4" w:space="0" w:color="auto"/>
+              <w:top w:val="single" w:sz="4" w:space="0" w:color="auto"/>
             </w:tcBorders>
           </w:tcPr>
           <w:p>
@@ -712,7 +708,25 @@
                 <w:sz w:val="20"/>
                 <w:szCs w:val="20"/>
               </w:rPr>
-              <w:t>{#consigneePhone}TELE: {</w:t>
+              <w:t>{#</w:t>
+            </w:r>
+            <w:proofErr w:type="gramStart"/>
+            <w:r>
+              <w:rPr>
+                <w:rFonts w:cstheme="minorHAnsi"/>
+                <w:sz w:val="20"/>
+                <w:szCs w:val="20"/>
+              </w:rPr>
+              <w:t>consigneePhone}TELE</w:t>
+            </w:r>
+            <w:proofErr w:type="gramEnd"/>
+            <w:r>
+              <w:rPr>
+                <w:rFonts w:cstheme="minorHAnsi"/>
+                <w:sz w:val="20"/>
+                <w:szCs w:val="20"/>
+              </w:rPr>
+              <w:t>: {</w:t>
             </w:r>
             <w:proofErr w:type="spellStart"/>
             <w:r>
@@ -765,7 +779,25 @@
                 <w:sz w:val="20"/>
                 <w:szCs w:val="20"/>
               </w:rPr>
-              <w:t>{#consigneeEmail}EMAIL: {</w:t>
+              <w:t>{#</w:t>
+            </w:r>
+            <w:proofErr w:type="gramStart"/>
+            <w:r>
+              <w:rPr>
+                <w:rFonts w:cstheme="minorHAnsi"/>
+                <w:sz w:val="20"/>
+                <w:szCs w:val="20"/>
+              </w:rPr>
+              <w:t>consigneeEmail}EMAIL</w:t>
+            </w:r>
+            <w:proofErr w:type="gramEnd"/>
+            <w:r>
+              <w:rPr>
+                <w:rFonts w:cstheme="minorHAnsi"/>
+                <w:sz w:val="20"/>
+                <w:szCs w:val="20"/>
+              </w:rPr>
+              <w:t>: {</w:t>
             </w:r>
             <w:proofErr w:type="spellStart"/>
             <w:r>
@@ -809,10 +841,6 @@
           <w:tcPr>
             <w:tcW w:w="5521" w:type="dxa"/>
             <w:gridSpan w:val="2"/>
-            <w:tcBorders>
-              <w:left w:val="single" w:sz="4" w:space="0" w:color="auto"/>
-              <w:right w:val="nil"/>
-            </w:tcBorders>
           </w:tcPr>
           <w:p>
             <w:pPr>
@@ -999,11 +1027,8 @@
         <w:tc>
           <w:tcPr>
             <w:tcW w:w="5585" w:type="dxa"/>
-            <w:gridSpan w:val="2"/>
+            <w:gridSpan w:val="3"/>
             <w:vMerge/>
-            <w:tcBorders>
-              <w:left w:val="nil"/>
-            </w:tcBorders>
           </w:tcPr>
           <w:p>
             <w:pPr>
@@ -1075,9 +1100,6 @@
         <w:tc>
           <w:tcPr>
             <w:tcW w:w="2716" w:type="dxa"/>
-            <w:tcBorders>
-              <w:right w:val="nil"/>
-            </w:tcBorders>
           </w:tcPr>
           <w:p>
             <w:pPr>
@@ -1135,16 +1157,13 @@
       </w:tr>
       <w:tr>
         <w:trPr>
-          <w:trHeight w:val="414"/>
+          <w:trHeight w:val="244"/>
         </w:trPr>
         <w:tc>
           <w:tcPr>
             <w:tcW w:w="5585" w:type="dxa"/>
-            <w:gridSpan w:val="2"/>
+            <w:gridSpan w:val="3"/>
             <w:vMerge/>
-            <w:tcBorders>
-              <w:left w:val="nil"/>
-            </w:tcBorders>
           </w:tcPr>
           <w:p>
             <w:pPr>
@@ -1161,9 +1180,6 @@
             <w:tcW w:w="5521" w:type="dxa"/>
             <w:gridSpan w:val="2"/>
             <w:vMerge w:val="restart"/>
-            <w:tcBorders>
-              <w:right w:val="nil"/>
-            </w:tcBorders>
           </w:tcPr>
           <w:p>
             <w:pPr>
@@ -1226,9 +1242,7 @@
         <w:tc>
           <w:tcPr>
             <w:tcW w:w="2920" w:type="dxa"/>
-            <w:tcBorders>
-              <w:left w:val="nil"/>
-            </w:tcBorders>
+            <w:gridSpan w:val="2"/>
           </w:tcPr>
           <w:p>
             <w:pPr>
@@ -1282,6 +1296,7 @@
               <w:t>{^</w:t>
             </w:r>
             <w:proofErr w:type="spellStart"/>
+            <w:proofErr w:type="gramStart"/>
             <w:r>
               <w:rPr>
                 <w:rFonts w:cstheme="minorHAnsi"/>
@@ -1300,6 +1315,7 @@
               <w:t>}{</w:t>
             </w:r>
             <w:proofErr w:type="spellStart"/>
+            <w:proofErr w:type="gramEnd"/>
             <w:r>
               <w:rPr>
                 <w:rFonts w:cstheme="minorHAnsi"/>
@@ -1414,9 +1430,6 @@
             <w:tcW w:w="5521" w:type="dxa"/>
             <w:gridSpan w:val="2"/>
             <w:vMerge/>
-            <w:tcBorders>
-              <w:right w:val="nil"/>
-            </w:tcBorders>
           </w:tcPr>
           <w:p>
             <w:pPr>
@@ -1436,9 +1449,7 @@
         <w:tc>
           <w:tcPr>
             <w:tcW w:w="2920" w:type="dxa"/>
-            <w:tcBorders>
-              <w:left w:val="nil"/>
-            </w:tcBorders>
+            <w:gridSpan w:val="2"/>
           </w:tcPr>
           <w:p>
             <w:pPr>
@@ -1487,6 +1498,7 @@
               <w:t>{^</w:t>
             </w:r>
             <w:proofErr w:type="spellStart"/>
+            <w:proofErr w:type="gramStart"/>
             <w:r>
               <w:rPr>
                 <w:rFonts w:cstheme="minorHAnsi"/>
@@ -1514,6 +1526,7 @@
               <w:t>{</w:t>
             </w:r>
             <w:proofErr w:type="spellStart"/>
+            <w:proofErr w:type="gramEnd"/>
             <w:r>
               <w:rPr>
                 <w:rFonts w:ascii="SansSerif" w:hAnsi="SansSerif" w:cs="SansSerif"/>
@@ -1646,9 +1659,6 @@
             <w:tcW w:w="5521" w:type="dxa"/>
             <w:gridSpan w:val="2"/>
             <w:vMerge/>
-            <w:tcBorders>
-              <w:right w:val="nil"/>
-            </w:tcBorders>
           </w:tcPr>
           <w:p>
             <w:pPr>
@@ -1668,9 +1678,7 @@
         <w:tc>
           <w:tcPr>
             <w:tcW w:w="2920" w:type="dxa"/>
-            <w:tcBorders>
-              <w:left w:val="nil"/>
-            </w:tcBorders>
+            <w:gridSpan w:val="2"/>
           </w:tcPr>
           <w:p>
             <w:pPr>
@@ -1809,9 +1817,6 @@
             <w:tcW w:w="5521" w:type="dxa"/>
             <w:gridSpan w:val="2"/>
             <w:vMerge/>
-            <w:tcBorders>
-              <w:right w:val="nil"/>
-            </w:tcBorders>
           </w:tcPr>
           <w:p>
             <w:pPr>
@@ -1831,11 +1836,7 @@
         <w:tc>
           <w:tcPr>
             <w:tcW w:w="11106" w:type="dxa"/>
-            <w:gridSpan w:val="4"/>
-            <w:tcBorders>
-              <w:left w:val="nil"/>
-              <w:right w:val="nil"/>
-            </w:tcBorders>
+            <w:gridSpan w:val="5"/>
           </w:tcPr>
           <w:p>
             <w:pPr>
@@ -1891,10 +1892,9 @@
         <w:tc>
           <w:tcPr>
             <w:tcW w:w="11106" w:type="dxa"/>
-            <w:gridSpan w:val="4"/>
+            <w:gridSpan w:val="5"/>
             <w:tcBorders>
-              <w:left w:val="nil"/>
-              <w:right w:val="nil"/>
+              <w:bottom w:val="single" w:sz="4" w:space="0" w:color="auto"/>
             </w:tcBorders>
           </w:tcPr>
           <w:tbl>
@@ -2231,7 +2231,47 @@
                       <w:sz w:val="18"/>
                       <w:szCs w:val="18"/>
                     </w:rPr>
-                    <w:t>{#invoiceItems}{#showThickness}{thicknessDetail}{/showThickness}</w:t>
+                    <w:t>{#</w:t>
+                  </w:r>
+                  <w:proofErr w:type="gramStart"/>
+                  <w:r>
+                    <w:rPr>
+                      <w:b/>
+                      <w:bCs/>
+                      <w:sz w:val="18"/>
+                      <w:szCs w:val="18"/>
+                    </w:rPr>
+                    <w:t>invoiceItems}{</w:t>
+                  </w:r>
+                  <w:proofErr w:type="gramEnd"/>
+                  <w:r>
+                    <w:rPr>
+                      <w:b/>
+                      <w:bCs/>
+                      <w:sz w:val="18"/>
+                      <w:szCs w:val="18"/>
+                    </w:rPr>
+                    <w:t>#</w:t>
+                  </w:r>
+                  <w:proofErr w:type="gramStart"/>
+                  <w:r>
+                    <w:rPr>
+                      <w:b/>
+                      <w:bCs/>
+                      <w:sz w:val="18"/>
+                      <w:szCs w:val="18"/>
+                    </w:rPr>
+                    <w:t>showThickness}{</w:t>
+                  </w:r>
+                  <w:proofErr w:type="gramEnd"/>
+                  <w:r>
+                    <w:rPr>
+                      <w:b/>
+                      <w:bCs/>
+                      <w:sz w:val="18"/>
+                      <w:szCs w:val="18"/>
+                    </w:rPr>
+                    <w:t>thicknessDetail}{/showThickness}</w:t>
                   </w:r>
                 </w:p>
                 <w:p>
@@ -2362,7 +2402,55 @@
                       <w:sz w:val="18"/>
                       <w:szCs w:val="18"/>
                     </w:rPr>
-                    <w:t>{#invoices}{#prefixCode}{prefixCode}/{/prefixCode}{containerFrom}{#containerTo} to {</w:t>
+                    <w:t>{#</w:t>
+                  </w:r>
+                  <w:proofErr w:type="gramStart"/>
+                  <w:r>
+                    <w:rPr>
+                      <w:sz w:val="18"/>
+                      <w:szCs w:val="18"/>
+                    </w:rPr>
+                    <w:t>invoices}{</w:t>
+                  </w:r>
+                  <w:proofErr w:type="gramEnd"/>
+                  <w:r>
+                    <w:rPr>
+                      <w:sz w:val="18"/>
+                      <w:szCs w:val="18"/>
+                    </w:rPr>
+                    <w:t>#</w:t>
+                  </w:r>
+                  <w:proofErr w:type="gramStart"/>
+                  <w:r>
+                    <w:rPr>
+                      <w:sz w:val="18"/>
+                      <w:szCs w:val="18"/>
+                    </w:rPr>
+                    <w:t>prefixCode}{</w:t>
+                  </w:r>
+                  <w:proofErr w:type="gramEnd"/>
+                  <w:r>
+                    <w:rPr>
+                      <w:sz w:val="18"/>
+                      <w:szCs w:val="18"/>
+                    </w:rPr>
+                    <w:t>prefixCode}/{/</w:t>
+                  </w:r>
+                  <w:proofErr w:type="gramStart"/>
+                  <w:r>
+                    <w:rPr>
+                      <w:sz w:val="18"/>
+                      <w:szCs w:val="18"/>
+                    </w:rPr>
+                    <w:t>prefixCode}{</w:t>
+                  </w:r>
+                  <w:proofErr w:type="gramEnd"/>
+                  <w:r>
+                    <w:rPr>
+                      <w:sz w:val="18"/>
+                      <w:szCs w:val="18"/>
+                    </w:rPr>
+                    <w:t>containerFrom}{#containerTo} to {</w:t>
                   </w:r>
                   <w:proofErr w:type="spellStart"/>
                   <w:r>
@@ -2723,6 +2811,7 @@
                     <w:t>{</w:t>
                   </w:r>
                   <w:proofErr w:type="spellStart"/>
+                  <w:proofErr w:type="gramStart"/>
                   <w:r>
                     <w:rPr>
                       <w:sz w:val="18"/>
@@ -2750,7 +2839,15 @@
                       <w:sz w:val="18"/>
                       <w:szCs w:val="18"/>
                     </w:rPr>
-                    <w:t xml:space="preserve"> {/invoices} {/</w:t>
+                    <w:t xml:space="preserve"> {</w:t>
+                  </w:r>
+                  <w:proofErr w:type="gramEnd"/>
+                  <w:r>
+                    <w:rPr>
+                      <w:sz w:val="18"/>
+                      <w:szCs w:val="18"/>
+                    </w:rPr>
+                    <w:t>/invoices} {/</w:t>
                   </w:r>
                   <w:proofErr w:type="spellStart"/>
                   <w:r>
@@ -2947,14 +3044,63 @@
                       <w:sz w:val="18"/>
                       <w:szCs w:val="18"/>
                     </w:rPr>
-                    <w:t>{#isCustom}</w:t>
-                  </w:r>
-                  <w:r>
-                    <w:rPr>
-                      <w:sz w:val="18"/>
-                      <w:szCs w:val="18"/>
-                    </w:rPr>
-                    <w:t>{#prefixCode}{prefixCode}/{/prefixCode}{containerFrom}{#containerTo} to {</w:t>
+                    <w:t>{#</w:t>
+                  </w:r>
+                  <w:proofErr w:type="gramStart"/>
+                  <w:r>
+                    <w:rPr>
+                      <w:rFonts w:cstheme="minorHAnsi"/>
+                      <w:sz w:val="18"/>
+                      <w:szCs w:val="18"/>
+                    </w:rPr>
+                    <w:t>isCustom}</w:t>
+                  </w:r>
+                  <w:r>
+                    <w:rPr>
+                      <w:sz w:val="18"/>
+                      <w:szCs w:val="18"/>
+                    </w:rPr>
+                    <w:t>{</w:t>
+                  </w:r>
+                  <w:proofErr w:type="gramEnd"/>
+                  <w:r>
+                    <w:rPr>
+                      <w:sz w:val="18"/>
+                      <w:szCs w:val="18"/>
+                    </w:rPr>
+                    <w:t>#</w:t>
+                  </w:r>
+                  <w:proofErr w:type="gramStart"/>
+                  <w:r>
+                    <w:rPr>
+                      <w:sz w:val="18"/>
+                      <w:szCs w:val="18"/>
+                    </w:rPr>
+                    <w:t>prefixCode}{</w:t>
+                  </w:r>
+                  <w:proofErr w:type="gramEnd"/>
+                  <w:r>
+                    <w:rPr>
+                      <w:sz w:val="18"/>
+                      <w:szCs w:val="18"/>
+                    </w:rPr>
+                    <w:t>prefixCode}/{/</w:t>
+                  </w:r>
+                  <w:proofErr w:type="gramStart"/>
+                  <w:r>
+                    <w:rPr>
+                      <w:sz w:val="18"/>
+                      <w:szCs w:val="18"/>
+                    </w:rPr>
+                    <w:t>prefixCode}{</w:t>
+                  </w:r>
+                  <w:proofErr w:type="gramEnd"/>
+                  <w:r>
+                    <w:rPr>
+                      <w:sz w:val="18"/>
+                      <w:szCs w:val="18"/>
+                    </w:rPr>
+                    <w:t>containerFrom}{#containerTo} to {</w:t>
                   </w:r>
                   <w:proofErr w:type="spellStart"/>
                   <w:r>
@@ -3021,6 +3167,7 @@
                     <w:t>{</w:t>
                   </w:r>
                   <w:proofErr w:type="spellStart"/>
+                  <w:proofErr w:type="gramStart"/>
                   <w:r>
                     <w:rPr>
                       <w:rFonts w:cstheme="minorHAnsi"/>
@@ -3091,6 +3238,7 @@
                     <w:t>}  {</w:t>
                   </w:r>
                   <w:proofErr w:type="spellStart"/>
+                  <w:proofErr w:type="gramEnd"/>
                   <w:r>
                     <w:rPr>
                       <w:rFonts w:cstheme="minorHAnsi"/>
@@ -3280,6 +3428,7 @@
                     </w:rPr>
                     <w:t>^</w:t>
                   </w:r>
+                  <w:proofErr w:type="gramStart"/>
                   <w:r>
                     <w:rPr>
                       <w:rFonts w:cstheme="minorHAnsi"/>
@@ -3293,7 +3442,47 @@
                       <w:sz w:val="18"/>
                       <w:szCs w:val="18"/>
                     </w:rPr>
-                    <w:t xml:space="preserve">{#prefixCode}{prefixCode}/{/prefixCode}{containerFrom}{#containerTo} to </w:t>
+                    <w:t>{</w:t>
+                  </w:r>
+                  <w:proofErr w:type="gramEnd"/>
+                  <w:r>
+                    <w:rPr>
+                      <w:sz w:val="18"/>
+                      <w:szCs w:val="18"/>
+                    </w:rPr>
+                    <w:t>#</w:t>
+                  </w:r>
+                  <w:proofErr w:type="gramStart"/>
+                  <w:r>
+                    <w:rPr>
+                      <w:sz w:val="18"/>
+                      <w:szCs w:val="18"/>
+                    </w:rPr>
+                    <w:t>prefixCode}{</w:t>
+                  </w:r>
+                  <w:proofErr w:type="gramEnd"/>
+                  <w:r>
+                    <w:rPr>
+                      <w:sz w:val="18"/>
+                      <w:szCs w:val="18"/>
+                    </w:rPr>
+                    <w:t>prefixCode}/{/</w:t>
+                  </w:r>
+                  <w:proofErr w:type="gramStart"/>
+                  <w:r>
+                    <w:rPr>
+                      <w:sz w:val="18"/>
+                      <w:szCs w:val="18"/>
+                    </w:rPr>
+                    <w:t>prefixCode}{</w:t>
+                  </w:r>
+                  <w:proofErr w:type="gramEnd"/>
+                  <w:r>
+                    <w:rPr>
+                      <w:sz w:val="18"/>
+                      <w:szCs w:val="18"/>
+                    </w:rPr>
+                    <w:t xml:space="preserve">containerFrom}{#containerTo} to </w:t>
                   </w:r>
                   <w:r>
                     <w:rPr>
@@ -3369,6 +3558,7 @@
                     <w:t>{</w:t>
                   </w:r>
                   <w:proofErr w:type="spellStart"/>
+                  <w:proofErr w:type="gramStart"/>
                   <w:r>
                     <w:rPr>
                       <w:rFonts w:cstheme="minorHAnsi"/>
@@ -3439,6 +3629,7 @@
                     <w:t>}  {</w:t>
                   </w:r>
                   <w:proofErr w:type="spellStart"/>
+                  <w:proofErr w:type="gramEnd"/>
                   <w:r>
                     <w:rPr>
                       <w:rFonts w:cstheme="minorHAnsi"/>
@@ -3567,6 +3758,7 @@
                     <w:t>/</w:t>
                   </w:r>
                   <w:proofErr w:type="spellStart"/>
+                  <w:proofErr w:type="gramStart"/>
                   <w:r>
                     <w:rPr>
                       <w:rFonts w:cstheme="minorHAnsi"/>
@@ -3590,7 +3782,16 @@
                       <w:sz w:val="18"/>
                       <w:szCs w:val="18"/>
                     </w:rPr>
-                    <w:t>{/</w:t>
+                    <w:t>{</w:t>
+                  </w:r>
+                  <w:proofErr w:type="gramEnd"/>
+                  <w:r>
+                    <w:rPr>
+                      <w:rFonts w:cstheme="minorHAnsi"/>
+                      <w:sz w:val="18"/>
+                      <w:szCs w:val="18"/>
+                    </w:rPr>
+                    <w:t>/</w:t>
                   </w:r>
                   <w:proofErr w:type="spellStart"/>
                   <w:r>
@@ -3627,736 +3828,885 @@
           </w:p>
         </w:tc>
       </w:tr>
-      <w:bookmarkEnd w:id="0"/>
-    </w:tbl>
-    <w:p>
-      <w:pPr>
-        <w:pStyle w:val="NoSpacing"/>
-        <w:spacing w:line="276" w:lineRule="auto"/>
-        <w:rPr>
-          <w:rFonts w:cstheme="minorHAnsi"/>
-        </w:rPr>
-      </w:pPr>
-    </w:p>
-    <w:tbl>
-      <w:tblPr>
-        <w:tblStyle w:val="TableGrid"/>
-        <w:tblpPr w:leftFromText="180" w:rightFromText="180" w:vertAnchor="text" w:tblpY="1"/>
-        <w:tblOverlap w:val="never"/>
-        <w:tblW w:w="0" w:type="auto"/>
-        <w:tblBorders>
-          <w:top w:val="none" w:sz="0" w:space="0" w:color="auto"/>
-          <w:left w:val="none" w:sz="0" w:space="0" w:color="auto"/>
-          <w:bottom w:val="none" w:sz="0" w:space="0" w:color="auto"/>
-          <w:right w:val="none" w:sz="0" w:space="0" w:color="auto"/>
-          <w:insideH w:val="none" w:sz="0" w:space="0" w:color="auto"/>
-          <w:insideV w:val="none" w:sz="0" w:space="0" w:color="auto"/>
-        </w:tblBorders>
-        <w:tblLook w:val="04A0" w:firstRow="1" w:lastRow="0" w:firstColumn="1" w:lastColumn="0" w:noHBand="0" w:noVBand="1"/>
-      </w:tblPr>
-      <w:tblGrid>
-        <w:gridCol w:w="2255"/>
-        <w:gridCol w:w="2565"/>
-      </w:tblGrid>
       <w:tr>
         <w:trPr>
-          <w:cantSplit/>
-          <w:trHeight w:val="279"/>
+          <w:trHeight w:val="302"/>
         </w:trPr>
         <w:tc>
           <w:tcPr>
-            <w:tcW w:w="2255" w:type="dxa"/>
-          </w:tcPr>
-          <w:p>
-            <w:pPr>
-              <w:pStyle w:val="NoSpacing"/>
-              <w:keepNext/>
-              <w:spacing w:line="276" w:lineRule="auto"/>
-              <w:rPr>
-                <w:rFonts w:cstheme="minorHAnsi"/>
-                <w:sz w:val="20"/>
-                <w:szCs w:val="20"/>
-              </w:rPr>
-            </w:pPr>
-            <w:r>
-              <w:rPr>
-                <w:rFonts w:cstheme="minorHAnsi"/>
-                <w:sz w:val="20"/>
-                <w:szCs w:val="20"/>
-              </w:rPr>
-              <w:t>Total Sheets:</w:t>
-            </w:r>
-          </w:p>
-        </w:tc>
-        <w:tc>
-          <w:tcPr>
-            <w:tcW w:w="2565" w:type="dxa"/>
-          </w:tcPr>
-          <w:p>
-            <w:pPr>
-              <w:pStyle w:val="NoSpacing"/>
-              <w:keepNext/>
-              <w:spacing w:line="276" w:lineRule="auto"/>
-              <w:rPr>
-                <w:rFonts w:cstheme="minorHAnsi"/>
-                <w:sz w:val="20"/>
-                <w:szCs w:val="20"/>
-              </w:rPr>
-            </w:pPr>
-            <w:r>
-              <w:rPr>
-                <w:rFonts w:cstheme="minorHAnsi"/>
-                <w:sz w:val="20"/>
-                <w:szCs w:val="20"/>
-              </w:rPr>
-              <w:t>{</w:t>
-            </w:r>
-            <w:proofErr w:type="spellStart"/>
-            <w:r>
-              <w:rPr>
-                <w:rFonts w:cstheme="minorHAnsi"/>
-                <w:sz w:val="20"/>
-                <w:szCs w:val="20"/>
-              </w:rPr>
-              <w:t>totalQuantity</w:t>
-            </w:r>
-            <w:proofErr w:type="spellEnd"/>
-            <w:r>
-              <w:rPr>
-                <w:rFonts w:cstheme="minorHAnsi"/>
-                <w:sz w:val="20"/>
-                <w:szCs w:val="20"/>
-              </w:rPr>
-              <w:t>}</w:t>
-            </w:r>
-          </w:p>
-        </w:tc>
-      </w:tr>
-      <w:tr>
-        <w:trPr>
-          <w:cantSplit/>
-          <w:trHeight w:val="279"/>
-        </w:trPr>
-        <w:tc>
-          <w:tcPr>
-            <w:tcW w:w="2255" w:type="dxa"/>
-          </w:tcPr>
-          <w:p>
-            <w:pPr>
-              <w:pStyle w:val="NoSpacing"/>
-              <w:keepNext/>
-              <w:spacing w:line="276" w:lineRule="auto"/>
-              <w:rPr>
-                <w:rFonts w:cstheme="minorHAnsi"/>
-                <w:sz w:val="20"/>
-                <w:szCs w:val="20"/>
-              </w:rPr>
-            </w:pPr>
-            <w:r>
-              <w:rPr>
-                <w:rFonts w:cstheme="minorHAnsi"/>
-                <w:sz w:val="20"/>
-                <w:szCs w:val="20"/>
-              </w:rPr>
-              <w:t>Total Boxes:</w:t>
-            </w:r>
-          </w:p>
-        </w:tc>
-        <w:tc>
-          <w:tcPr>
-            <w:tcW w:w="2565" w:type="dxa"/>
-          </w:tcPr>
-          <w:p>
-            <w:pPr>
-              <w:pStyle w:val="NoSpacing"/>
-              <w:keepNext/>
-              <w:spacing w:line="276" w:lineRule="auto"/>
-              <w:rPr>
-                <w:rFonts w:cstheme="minorHAnsi"/>
-                <w:sz w:val="20"/>
-                <w:szCs w:val="20"/>
-              </w:rPr>
-            </w:pPr>
-            <w:r>
-              <w:rPr>
-                <w:rFonts w:cstheme="minorHAnsi"/>
-                <w:sz w:val="20"/>
-                <w:szCs w:val="20"/>
-              </w:rPr>
-              <w:t>{</w:t>
-            </w:r>
-            <w:proofErr w:type="spellStart"/>
-            <w:r>
-              <w:rPr>
-                <w:rFonts w:cstheme="minorHAnsi"/>
-                <w:sz w:val="20"/>
-                <w:szCs w:val="20"/>
-              </w:rPr>
-              <w:t>totalBox</w:t>
-            </w:r>
-            <w:proofErr w:type="spellEnd"/>
-            <w:r>
-              <w:rPr>
-                <w:rFonts w:cstheme="minorHAnsi"/>
-                <w:sz w:val="20"/>
-                <w:szCs w:val="20"/>
-              </w:rPr>
-              <w:t>}</w:t>
-            </w:r>
-          </w:p>
-        </w:tc>
-      </w:tr>
-      <w:tr>
-        <w:trPr>
-          <w:cantSplit/>
-          <w:trHeight w:val="279"/>
-        </w:trPr>
-        <w:tc>
-          <w:tcPr>
-            <w:tcW w:w="2255" w:type="dxa"/>
-          </w:tcPr>
-          <w:p>
-            <w:pPr>
-              <w:pStyle w:val="NoSpacing"/>
-              <w:keepNext/>
-              <w:spacing w:line="276" w:lineRule="auto"/>
-              <w:rPr>
-                <w:rFonts w:cstheme="minorHAnsi"/>
-                <w:sz w:val="20"/>
-                <w:szCs w:val="20"/>
-              </w:rPr>
-            </w:pPr>
-            <w:r>
-              <w:rPr>
-                <w:rFonts w:cstheme="minorHAnsi"/>
-                <w:sz w:val="20"/>
-                <w:szCs w:val="20"/>
-              </w:rPr>
-              <w:t>Total Net Weight:</w:t>
-            </w:r>
-          </w:p>
-          <w:p>
-            <w:pPr>
-              <w:pStyle w:val="NoSpacing"/>
-              <w:keepNext/>
-              <w:spacing w:line="276" w:lineRule="auto"/>
-              <w:rPr>
-                <w:rFonts w:cstheme="minorHAnsi"/>
-                <w:sz w:val="20"/>
-                <w:szCs w:val="20"/>
-              </w:rPr>
-            </w:pPr>
-            <w:r>
-              <w:rPr>
-                <w:rFonts w:cstheme="minorHAnsi"/>
-                <w:sz w:val="20"/>
-                <w:szCs w:val="20"/>
-              </w:rPr>
-              <w:t xml:space="preserve">Total Gross Weight: </w:t>
-            </w:r>
-          </w:p>
-        </w:tc>
-        <w:tc>
-          <w:tcPr>
-            <w:tcW w:w="2565" w:type="dxa"/>
-          </w:tcPr>
-          <w:p>
-            <w:pPr>
-              <w:pStyle w:val="NoSpacing"/>
-              <w:keepNext/>
-              <w:spacing w:line="276" w:lineRule="auto"/>
-              <w:rPr>
-                <w:rFonts w:cstheme="minorHAnsi"/>
-                <w:sz w:val="20"/>
-                <w:szCs w:val="20"/>
-              </w:rPr>
-            </w:pPr>
-            <w:r>
-              <w:rPr>
-                <w:rFonts w:cstheme="minorHAnsi"/>
-                <w:sz w:val="20"/>
-                <w:szCs w:val="20"/>
-              </w:rPr>
-              <w:t>{</w:t>
-            </w:r>
-            <w:proofErr w:type="spellStart"/>
-            <w:r>
-              <w:rPr>
-                <w:rFonts w:cstheme="minorHAnsi"/>
-                <w:sz w:val="20"/>
-                <w:szCs w:val="20"/>
-              </w:rPr>
-              <w:t>totalNetWeight</w:t>
-            </w:r>
-            <w:proofErr w:type="spellEnd"/>
-            <w:r>
-              <w:rPr>
-                <w:rFonts w:cstheme="minorHAnsi"/>
-                <w:sz w:val="20"/>
-                <w:szCs w:val="20"/>
-              </w:rPr>
-              <w:t xml:space="preserve">} Kg </w:t>
-            </w:r>
-          </w:p>
-          <w:p>
-            <w:pPr>
-              <w:pStyle w:val="NoSpacing"/>
-              <w:keepNext/>
-              <w:spacing w:line="276" w:lineRule="auto"/>
-              <w:rPr>
-                <w:rFonts w:cstheme="minorHAnsi"/>
-                <w:sz w:val="20"/>
-                <w:szCs w:val="20"/>
-              </w:rPr>
-            </w:pPr>
-            <w:r>
-              <w:rPr>
-                <w:rFonts w:cstheme="minorHAnsi"/>
-                <w:sz w:val="20"/>
-                <w:szCs w:val="20"/>
-              </w:rPr>
-              <w:t>{</w:t>
-            </w:r>
-            <w:proofErr w:type="spellStart"/>
-            <w:r>
-              <w:rPr>
-                <w:rFonts w:cstheme="minorHAnsi"/>
-                <w:sz w:val="20"/>
-                <w:szCs w:val="20"/>
-              </w:rPr>
-              <w:t>totalGrossWeight</w:t>
-            </w:r>
-            <w:proofErr w:type="spellEnd"/>
-            <w:r>
-              <w:rPr>
-                <w:rFonts w:cstheme="minorHAnsi"/>
-                <w:sz w:val="20"/>
-                <w:szCs w:val="20"/>
-              </w:rPr>
-              <w:t>} Kg</w:t>
-            </w:r>
-          </w:p>
-        </w:tc>
-      </w:tr>
-      <w:tr>
-        <w:trPr>
-          <w:cantSplit/>
-          <w:trHeight w:val="279"/>
-        </w:trPr>
-        <w:tc>
-          <w:tcPr>
-            <w:tcW w:w="2255" w:type="dxa"/>
-          </w:tcPr>
-          <w:p>
-            <w:pPr>
-              <w:pStyle w:val="NoSpacing"/>
-              <w:keepNext/>
-              <w:spacing w:line="276" w:lineRule="auto"/>
-              <w:rPr>
-                <w:rFonts w:cstheme="minorHAnsi"/>
-                <w:sz w:val="20"/>
-                <w:szCs w:val="20"/>
-              </w:rPr>
-            </w:pPr>
-            <w:r>
-              <w:rPr>
-                <w:rFonts w:cstheme="minorHAnsi"/>
-                <w:sz w:val="20"/>
-                <w:szCs w:val="20"/>
-              </w:rPr>
-              <w:t xml:space="preserve">{#isCustom}Total </w:t>
-            </w:r>
-            <w:proofErr w:type="spellStart"/>
-            <w:r>
-              <w:rPr>
-                <w:rFonts w:cstheme="minorHAnsi"/>
-                <w:sz w:val="20"/>
-                <w:szCs w:val="20"/>
-              </w:rPr>
-              <w:t>Sq.Meter</w:t>
-            </w:r>
-            <w:proofErr w:type="spellEnd"/>
-            <w:r>
-              <w:rPr>
-                <w:rFonts w:cstheme="minorHAnsi"/>
-                <w:sz w:val="20"/>
-                <w:szCs w:val="20"/>
-              </w:rPr>
-              <w:t>:</w:t>
-            </w:r>
-          </w:p>
-        </w:tc>
-        <w:tc>
-          <w:tcPr>
-            <w:tcW w:w="2565" w:type="dxa"/>
-          </w:tcPr>
-          <w:p>
-            <w:pPr>
-              <w:pStyle w:val="NoSpacing"/>
-              <w:keepNext/>
-              <w:spacing w:line="276" w:lineRule="auto"/>
-              <w:rPr>
-                <w:rFonts w:cstheme="minorHAnsi"/>
-                <w:sz w:val="20"/>
-                <w:szCs w:val="20"/>
-              </w:rPr>
-            </w:pPr>
-            <w:r>
-              <w:rPr>
-                <w:rFonts w:cstheme="minorHAnsi"/>
-                <w:sz w:val="20"/>
-                <w:szCs w:val="20"/>
-              </w:rPr>
-              <w:t>{</w:t>
-            </w:r>
-            <w:proofErr w:type="spellStart"/>
-            <w:r>
-              <w:rPr>
-                <w:rFonts w:cstheme="minorHAnsi"/>
-                <w:sz w:val="20"/>
-                <w:szCs w:val="20"/>
-              </w:rPr>
-              <w:t>totalSqMt</w:t>
-            </w:r>
-            <w:proofErr w:type="spellEnd"/>
-            <w:r>
-              <w:rPr>
-                <w:rFonts w:cstheme="minorHAnsi"/>
-                <w:sz w:val="20"/>
-                <w:szCs w:val="20"/>
-              </w:rPr>
-              <w:t>}</w:t>
-            </w:r>
-            <w:r>
-              <w:rPr>
-                <w:rFonts w:cstheme="minorHAnsi"/>
-                <w:sz w:val="20"/>
-                <w:szCs w:val="20"/>
-              </w:rPr>
-              <w:t xml:space="preserve"> M</w:t>
-            </w:r>
-            <w:r>
-              <w:rPr>
-                <w:rFonts w:cstheme="minorHAnsi"/>
-                <w:sz w:val="20"/>
-                <w:szCs w:val="20"/>
-              </w:rPr>
-              <w:t>M{/</w:t>
-            </w:r>
-            <w:proofErr w:type="spellStart"/>
-            <w:r>
-              <w:rPr>
-                <w:rFonts w:cstheme="minorHAnsi"/>
-                <w:sz w:val="20"/>
-                <w:szCs w:val="20"/>
-              </w:rPr>
-              <w:t>isCustom</w:t>
-            </w:r>
-            <w:proofErr w:type="spellEnd"/>
-            <w:r>
-              <w:rPr>
-                <w:rFonts w:cstheme="minorHAnsi"/>
-                <w:sz w:val="20"/>
-                <w:szCs w:val="20"/>
-              </w:rPr>
-              <w:t>}</w:t>
-            </w:r>
-          </w:p>
-        </w:tc>
-      </w:tr>
-    </w:tbl>
-    <w:p>
-      <w:pPr>
-        <w:tabs>
-          <w:tab w:val="left" w:pos="960"/>
-        </w:tabs>
-      </w:pPr>
-    </w:p>
-    <w:p>
-      <w:pPr>
-        <w:tabs>
-          <w:tab w:val="left" w:pos="960"/>
-        </w:tabs>
-      </w:pPr>
-    </w:p>
-    <w:p>
-      <w:pPr>
-        <w:tabs>
-          <w:tab w:val="left" w:pos="960"/>
-        </w:tabs>
-      </w:pPr>
-    </w:p>
-    <w:p>
-      <w:pPr>
-        <w:tabs>
-          <w:tab w:val="left" w:pos="960"/>
-        </w:tabs>
-      </w:pPr>
-    </w:p>
-    <w:tbl>
-      <w:tblPr>
-        <w:tblStyle w:val="TableGrid"/>
-        <w:tblW w:w="0" w:type="auto"/>
-        <w:tblBorders>
-          <w:top w:val="none" w:sz="0" w:space="0" w:color="auto"/>
-          <w:left w:val="none" w:sz="0" w:space="0" w:color="auto"/>
-          <w:bottom w:val="none" w:sz="0" w:space="0" w:color="auto"/>
-          <w:right w:val="none" w:sz="0" w:space="0" w:color="auto"/>
-          <w:insideH w:val="none" w:sz="0" w:space="0" w:color="auto"/>
-          <w:insideV w:val="none" w:sz="0" w:space="0" w:color="auto"/>
-        </w:tblBorders>
-        <w:tblLayout w:type="fixed"/>
-        <w:tblLook w:val="04A0" w:firstRow="1" w:lastRow="0" w:firstColumn="1" w:lastColumn="0" w:noHBand="0" w:noVBand="1"/>
-      </w:tblPr>
-      <w:tblGrid>
-        <w:gridCol w:w="2263"/>
-        <w:gridCol w:w="2127"/>
-        <w:gridCol w:w="6706"/>
-      </w:tblGrid>
-      <w:tr>
-        <w:trPr>
-          <w:trHeight w:val="254"/>
-        </w:trPr>
-        <w:tc>
-          <w:tcPr>
-            <w:tcW w:w="2263" w:type="dxa"/>
+            <w:tcW w:w="11106" w:type="dxa"/>
+            <w:gridSpan w:val="5"/>
+            <w:tcBorders>
+              <w:bottom w:val="nil"/>
+            </w:tcBorders>
           </w:tcPr>
           <w:p>
             <w:pPr>
               <w:tabs>
                 <w:tab w:val="left" w:pos="960"/>
               </w:tabs>
-              <w:rPr>
+              <w:jc w:val="both"/>
+              <w:rPr>
+                <w:rFonts w:cstheme="minorHAnsi"/>
                 <w:b/>
                 <w:bCs/>
-                <w:sz w:val="20"/>
-                <w:szCs w:val="20"/>
+                <w:sz w:val="10"/>
+                <w:szCs w:val="10"/>
               </w:rPr>
             </w:pPr>
-            <w:r>
-              <w:rPr>
+          </w:p>
+          <w:tbl>
+            <w:tblPr>
+              <w:tblStyle w:val="TableGrid"/>
+              <w:tblpPr w:leftFromText="180" w:rightFromText="180" w:vertAnchor="text" w:tblpY="1"/>
+              <w:tblOverlap w:val="never"/>
+              <w:tblW w:w="0" w:type="auto"/>
+              <w:tblBorders>
+                <w:top w:val="none" w:sz="0" w:space="0" w:color="auto"/>
+                <w:left w:val="none" w:sz="0" w:space="0" w:color="auto"/>
+                <w:bottom w:val="none" w:sz="0" w:space="0" w:color="auto"/>
+                <w:right w:val="none" w:sz="0" w:space="0" w:color="auto"/>
+                <w:insideH w:val="none" w:sz="0" w:space="0" w:color="auto"/>
+                <w:insideV w:val="none" w:sz="0" w:space="0" w:color="auto"/>
+              </w:tblBorders>
+              <w:tblCellMar>
+                <w:left w:w="0" w:type="dxa"/>
+              </w:tblCellMar>
+              <w:tblLook w:val="04A0" w:firstRow="1" w:lastRow="0" w:firstColumn="1" w:lastColumn="0" w:noHBand="0" w:noVBand="1"/>
+            </w:tblPr>
+            <w:tblGrid>
+              <w:gridCol w:w="2255"/>
+              <w:gridCol w:w="2565"/>
+            </w:tblGrid>
+            <w:tr>
+              <w:trPr>
+                <w:cantSplit/>
+                <w:trHeight w:val="279"/>
+              </w:trPr>
+              <w:tc>
+                <w:tcPr>
+                  <w:tcW w:w="2255" w:type="dxa"/>
+                </w:tcPr>
+                <w:p>
+                  <w:pPr>
+                    <w:pStyle w:val="NoSpacing"/>
+                    <w:keepNext/>
+                    <w:spacing w:line="276" w:lineRule="auto"/>
+                    <w:rPr>
+                      <w:rFonts w:cstheme="minorHAnsi"/>
+                      <w:sz w:val="20"/>
+                      <w:szCs w:val="20"/>
+                    </w:rPr>
+                  </w:pPr>
+                  <w:r>
+                    <w:rPr>
+                      <w:rFonts w:cstheme="minorHAnsi"/>
+                      <w:sz w:val="20"/>
+                      <w:szCs w:val="20"/>
+                    </w:rPr>
+                    <w:t>Total Sheets:</w:t>
+                  </w:r>
+                </w:p>
+              </w:tc>
+              <w:tc>
+                <w:tcPr>
+                  <w:tcW w:w="2565" w:type="dxa"/>
+                </w:tcPr>
+                <w:p>
+                  <w:pPr>
+                    <w:pStyle w:val="NoSpacing"/>
+                    <w:keepNext/>
+                    <w:spacing w:line="276" w:lineRule="auto"/>
+                    <w:rPr>
+                      <w:rFonts w:cstheme="minorHAnsi"/>
+                      <w:sz w:val="20"/>
+                      <w:szCs w:val="20"/>
+                    </w:rPr>
+                  </w:pPr>
+                  <w:r>
+                    <w:rPr>
+                      <w:rFonts w:cstheme="minorHAnsi"/>
+                      <w:sz w:val="20"/>
+                      <w:szCs w:val="20"/>
+                    </w:rPr>
+                    <w:t>{</w:t>
+                  </w:r>
+                  <w:proofErr w:type="spellStart"/>
+                  <w:r>
+                    <w:rPr>
+                      <w:rFonts w:cstheme="minorHAnsi"/>
+                      <w:sz w:val="20"/>
+                      <w:szCs w:val="20"/>
+                    </w:rPr>
+                    <w:t>totalQuantity</w:t>
+                  </w:r>
+                  <w:proofErr w:type="spellEnd"/>
+                  <w:r>
+                    <w:rPr>
+                      <w:rFonts w:cstheme="minorHAnsi"/>
+                      <w:sz w:val="20"/>
+                      <w:szCs w:val="20"/>
+                    </w:rPr>
+                    <w:t>}</w:t>
+                  </w:r>
+                </w:p>
+              </w:tc>
+            </w:tr>
+            <w:tr>
+              <w:trPr>
+                <w:cantSplit/>
+                <w:trHeight w:val="279"/>
+              </w:trPr>
+              <w:tc>
+                <w:tcPr>
+                  <w:tcW w:w="2255" w:type="dxa"/>
+                </w:tcPr>
+                <w:p>
+                  <w:pPr>
+                    <w:pStyle w:val="NoSpacing"/>
+                    <w:keepNext/>
+                    <w:spacing w:line="276" w:lineRule="auto"/>
+                    <w:rPr>
+                      <w:rFonts w:cstheme="minorHAnsi"/>
+                      <w:sz w:val="20"/>
+                      <w:szCs w:val="20"/>
+                    </w:rPr>
+                  </w:pPr>
+                  <w:r>
+                    <w:rPr>
+                      <w:rFonts w:cstheme="minorHAnsi"/>
+                      <w:sz w:val="20"/>
+                      <w:szCs w:val="20"/>
+                    </w:rPr>
+                    <w:t>Total Boxes:</w:t>
+                  </w:r>
+                </w:p>
+              </w:tc>
+              <w:tc>
+                <w:tcPr>
+                  <w:tcW w:w="2565" w:type="dxa"/>
+                </w:tcPr>
+                <w:p>
+                  <w:pPr>
+                    <w:pStyle w:val="NoSpacing"/>
+                    <w:keepNext/>
+                    <w:spacing w:line="276" w:lineRule="auto"/>
+                    <w:rPr>
+                      <w:rFonts w:cstheme="minorHAnsi"/>
+                      <w:sz w:val="20"/>
+                      <w:szCs w:val="20"/>
+                    </w:rPr>
+                  </w:pPr>
+                  <w:r>
+                    <w:rPr>
+                      <w:rFonts w:cstheme="minorHAnsi"/>
+                      <w:sz w:val="20"/>
+                      <w:szCs w:val="20"/>
+                    </w:rPr>
+                    <w:t>{</w:t>
+                  </w:r>
+                  <w:proofErr w:type="spellStart"/>
+                  <w:r>
+                    <w:rPr>
+                      <w:rFonts w:cstheme="minorHAnsi"/>
+                      <w:sz w:val="20"/>
+                      <w:szCs w:val="20"/>
+                    </w:rPr>
+                    <w:t>totalBox</w:t>
+                  </w:r>
+                  <w:proofErr w:type="spellEnd"/>
+                  <w:r>
+                    <w:rPr>
+                      <w:rFonts w:cstheme="minorHAnsi"/>
+                      <w:sz w:val="20"/>
+                      <w:szCs w:val="20"/>
+                    </w:rPr>
+                    <w:t>}</w:t>
+                  </w:r>
+                </w:p>
+              </w:tc>
+            </w:tr>
+            <w:tr>
+              <w:trPr>
+                <w:cantSplit/>
+                <w:trHeight w:val="279"/>
+              </w:trPr>
+              <w:tc>
+                <w:tcPr>
+                  <w:tcW w:w="2255" w:type="dxa"/>
+                </w:tcPr>
+                <w:p>
+                  <w:pPr>
+                    <w:pStyle w:val="NoSpacing"/>
+                    <w:keepNext/>
+                    <w:spacing w:line="276" w:lineRule="auto"/>
+                    <w:rPr>
+                      <w:rFonts w:cstheme="minorHAnsi"/>
+                      <w:sz w:val="20"/>
+                      <w:szCs w:val="20"/>
+                    </w:rPr>
+                  </w:pPr>
+                  <w:r>
+                    <w:rPr>
+                      <w:rFonts w:cstheme="minorHAnsi"/>
+                      <w:sz w:val="20"/>
+                      <w:szCs w:val="20"/>
+                    </w:rPr>
+                    <w:t>Total Net Weight:</w:t>
+                  </w:r>
+                </w:p>
+                <w:p>
+                  <w:pPr>
+                    <w:pStyle w:val="NoSpacing"/>
+                    <w:keepNext/>
+                    <w:spacing w:line="276" w:lineRule="auto"/>
+                    <w:rPr>
+                      <w:rFonts w:cstheme="minorHAnsi"/>
+                      <w:sz w:val="20"/>
+                      <w:szCs w:val="20"/>
+                    </w:rPr>
+                  </w:pPr>
+                  <w:r>
+                    <w:rPr>
+                      <w:rFonts w:cstheme="minorHAnsi"/>
+                      <w:sz w:val="20"/>
+                      <w:szCs w:val="20"/>
+                    </w:rPr>
+                    <w:t xml:space="preserve">Total Gross Weight: </w:t>
+                  </w:r>
+                </w:p>
+              </w:tc>
+              <w:tc>
+                <w:tcPr>
+                  <w:tcW w:w="2565" w:type="dxa"/>
+                </w:tcPr>
+                <w:p>
+                  <w:pPr>
+                    <w:pStyle w:val="NoSpacing"/>
+                    <w:keepNext/>
+                    <w:spacing w:line="276" w:lineRule="auto"/>
+                    <w:rPr>
+                      <w:rFonts w:cstheme="minorHAnsi"/>
+                      <w:sz w:val="20"/>
+                      <w:szCs w:val="20"/>
+                    </w:rPr>
+                  </w:pPr>
+                  <w:r>
+                    <w:rPr>
+                      <w:rFonts w:cstheme="minorHAnsi"/>
+                      <w:sz w:val="20"/>
+                      <w:szCs w:val="20"/>
+                    </w:rPr>
+                    <w:t>{</w:t>
+                  </w:r>
+                  <w:proofErr w:type="spellStart"/>
+                  <w:r>
+                    <w:rPr>
+                      <w:rFonts w:cstheme="minorHAnsi"/>
+                      <w:sz w:val="20"/>
+                      <w:szCs w:val="20"/>
+                    </w:rPr>
+                    <w:t>totalNetWeight</w:t>
+                  </w:r>
+                  <w:proofErr w:type="spellEnd"/>
+                  <w:r>
+                    <w:rPr>
+                      <w:rFonts w:cstheme="minorHAnsi"/>
+                      <w:sz w:val="20"/>
+                      <w:szCs w:val="20"/>
+                    </w:rPr>
+                    <w:t xml:space="preserve">} Kg </w:t>
+                  </w:r>
+                </w:p>
+                <w:p>
+                  <w:pPr>
+                    <w:pStyle w:val="NoSpacing"/>
+                    <w:keepNext/>
+                    <w:spacing w:line="276" w:lineRule="auto"/>
+                    <w:rPr>
+                      <w:rFonts w:cstheme="minorHAnsi"/>
+                      <w:sz w:val="20"/>
+                      <w:szCs w:val="20"/>
+                    </w:rPr>
+                  </w:pPr>
+                  <w:r>
+                    <w:rPr>
+                      <w:rFonts w:cstheme="minorHAnsi"/>
+                      <w:sz w:val="20"/>
+                      <w:szCs w:val="20"/>
+                    </w:rPr>
+                    <w:t>{</w:t>
+                  </w:r>
+                  <w:proofErr w:type="spellStart"/>
+                  <w:r>
+                    <w:rPr>
+                      <w:rFonts w:cstheme="minorHAnsi"/>
+                      <w:sz w:val="20"/>
+                      <w:szCs w:val="20"/>
+                    </w:rPr>
+                    <w:t>totalGrossWeight</w:t>
+                  </w:r>
+                  <w:proofErr w:type="spellEnd"/>
+                  <w:r>
+                    <w:rPr>
+                      <w:rFonts w:cstheme="minorHAnsi"/>
+                      <w:sz w:val="20"/>
+                      <w:szCs w:val="20"/>
+                    </w:rPr>
+                    <w:t>} Kg</w:t>
+                  </w:r>
+                </w:p>
+              </w:tc>
+            </w:tr>
+            <w:tr>
+              <w:trPr>
+                <w:cantSplit/>
+                <w:trHeight w:val="279"/>
+              </w:trPr>
+              <w:tc>
+                <w:tcPr>
+                  <w:tcW w:w="2255" w:type="dxa"/>
+                </w:tcPr>
+                <w:p>
+                  <w:pPr>
+                    <w:pStyle w:val="NoSpacing"/>
+                    <w:keepNext/>
+                    <w:spacing w:line="276" w:lineRule="auto"/>
+                    <w:rPr>
+                      <w:rFonts w:cstheme="minorHAnsi"/>
+                      <w:sz w:val="20"/>
+                      <w:szCs w:val="20"/>
+                    </w:rPr>
+                  </w:pPr>
+                  <w:r>
+                    <w:rPr>
+                      <w:rFonts w:cstheme="minorHAnsi"/>
+                      <w:sz w:val="20"/>
+                      <w:szCs w:val="20"/>
+                    </w:rPr>
+                    <w:t>{#</w:t>
+                  </w:r>
+                  <w:proofErr w:type="gramStart"/>
+                  <w:r>
+                    <w:rPr>
+                      <w:rFonts w:cstheme="minorHAnsi"/>
+                      <w:sz w:val="20"/>
+                      <w:szCs w:val="20"/>
+                    </w:rPr>
+                    <w:t>isCustom}Total</w:t>
+                  </w:r>
+                  <w:proofErr w:type="gramEnd"/>
+                  <w:r>
+                    <w:rPr>
+                      <w:rFonts w:cstheme="minorHAnsi"/>
+                      <w:sz w:val="20"/>
+                      <w:szCs w:val="20"/>
+                    </w:rPr>
+                    <w:t xml:space="preserve"> </w:t>
+                  </w:r>
+                  <w:proofErr w:type="spellStart"/>
+                  <w:proofErr w:type="gramStart"/>
+                  <w:r>
+                    <w:rPr>
+                      <w:rFonts w:cstheme="minorHAnsi"/>
+                      <w:sz w:val="20"/>
+                      <w:szCs w:val="20"/>
+                    </w:rPr>
+                    <w:t>Sq.Meter</w:t>
+                  </w:r>
+                  <w:proofErr w:type="spellEnd"/>
+                  <w:proofErr w:type="gramEnd"/>
+                  <w:r>
+                    <w:rPr>
+                      <w:rFonts w:cstheme="minorHAnsi"/>
+                      <w:sz w:val="20"/>
+                      <w:szCs w:val="20"/>
+                    </w:rPr>
+                    <w:t>:</w:t>
+                  </w:r>
+                </w:p>
+              </w:tc>
+              <w:tc>
+                <w:tcPr>
+                  <w:tcW w:w="2565" w:type="dxa"/>
+                </w:tcPr>
+                <w:p>
+                  <w:pPr>
+                    <w:pStyle w:val="NoSpacing"/>
+                    <w:keepNext/>
+                    <w:spacing w:line="276" w:lineRule="auto"/>
+                    <w:rPr>
+                      <w:rFonts w:cstheme="minorHAnsi"/>
+                      <w:sz w:val="20"/>
+                      <w:szCs w:val="20"/>
+                    </w:rPr>
+                  </w:pPr>
+                  <w:r>
+                    <w:rPr>
+                      <w:rFonts w:cstheme="minorHAnsi"/>
+                      <w:sz w:val="20"/>
+                      <w:szCs w:val="20"/>
+                    </w:rPr>
+                    <w:t>{</w:t>
+                  </w:r>
+                  <w:proofErr w:type="spellStart"/>
+                  <w:r>
+                    <w:rPr>
+                      <w:rFonts w:cstheme="minorHAnsi"/>
+                      <w:sz w:val="20"/>
+                      <w:szCs w:val="20"/>
+                    </w:rPr>
+                    <w:t>totalSqMt</w:t>
+                  </w:r>
+                  <w:proofErr w:type="spellEnd"/>
+                  <w:r>
+                    <w:rPr>
+                      <w:rFonts w:cstheme="minorHAnsi"/>
+                      <w:sz w:val="20"/>
+                      <w:szCs w:val="20"/>
+                    </w:rPr>
+                    <w:t>}</w:t>
+                  </w:r>
+                  <w:r>
+                    <w:rPr>
+                      <w:rFonts w:cstheme="minorHAnsi"/>
+                      <w:sz w:val="20"/>
+                      <w:szCs w:val="20"/>
+                    </w:rPr>
+                    <w:t xml:space="preserve"> M</w:t>
+                  </w:r>
+                  <w:r>
+                    <w:rPr>
+                      <w:rFonts w:cstheme="minorHAnsi"/>
+                      <w:sz w:val="20"/>
+                      <w:szCs w:val="20"/>
+                    </w:rPr>
+                    <w:t>M{/</w:t>
+                  </w:r>
+                  <w:proofErr w:type="spellStart"/>
+                  <w:r>
+                    <w:rPr>
+                      <w:rFonts w:cstheme="minorHAnsi"/>
+                      <w:sz w:val="20"/>
+                      <w:szCs w:val="20"/>
+                    </w:rPr>
+                    <w:t>isCustom</w:t>
+                  </w:r>
+                  <w:proofErr w:type="spellEnd"/>
+                  <w:r>
+                    <w:rPr>
+                      <w:rFonts w:cstheme="minorHAnsi"/>
+                      <w:sz w:val="20"/>
+                      <w:szCs w:val="20"/>
+                    </w:rPr>
+                    <w:t>}</w:t>
+                  </w:r>
+                </w:p>
+              </w:tc>
+            </w:tr>
+          </w:tbl>
+          <w:p>
+            <w:pPr>
+              <w:tabs>
+                <w:tab w:val="left" w:pos="960"/>
+              </w:tabs>
+              <w:jc w:val="both"/>
+              <w:rPr>
+                <w:rFonts w:cstheme="minorHAnsi"/>
                 <w:b/>
                 <w:bCs/>
-                <w:sz w:val="20"/>
-                <w:szCs w:val="20"/>
-              </w:rPr>
-              <w:t>{#isCustom}Avg/Wt(Kg)</w:t>
-            </w:r>
+                <w:sz w:val="10"/>
+                <w:szCs w:val="10"/>
+              </w:rPr>
+            </w:pPr>
           </w:p>
         </w:tc>
+      </w:tr>
+      <w:tr>
+        <w:trPr>
+          <w:trHeight w:val="302"/>
+        </w:trPr>
         <w:tc>
           <w:tcPr>
-            <w:tcW w:w="2127" w:type="dxa"/>
+            <w:tcW w:w="11106" w:type="dxa"/>
+            <w:gridSpan w:val="5"/>
+            <w:tcBorders>
+              <w:top w:val="nil"/>
+              <w:bottom w:val="nil"/>
+            </w:tcBorders>
           </w:tcPr>
           <w:p>
             <w:pPr>
               <w:tabs>
                 <w:tab w:val="left" w:pos="960"/>
               </w:tabs>
-              <w:rPr>
+              <w:jc w:val="both"/>
+              <w:rPr>
+                <w:rFonts w:cstheme="minorHAnsi"/>
                 <w:b/>
                 <w:bCs/>
-                <w:sz w:val="20"/>
-                <w:szCs w:val="20"/>
+                <w:sz w:val="10"/>
+                <w:szCs w:val="10"/>
               </w:rPr>
             </w:pPr>
-            <w:r>
-              <w:rPr>
-                <w:b/>
-                <w:bCs/>
-                <w:sz w:val="20"/>
-                <w:szCs w:val="20"/>
-              </w:rPr>
-              <w:t>Total Sq. MT</w:t>
-            </w:r>
           </w:p>
-        </w:tc>
-        <w:tc>
-          <w:tcPr>
-            <w:tcW w:w="6706" w:type="dxa"/>
-          </w:tcPr>
+          <w:tbl>
+            <w:tblPr>
+              <w:tblStyle w:val="TableGrid"/>
+              <w:tblW w:w="0" w:type="auto"/>
+              <w:tblBorders>
+                <w:top w:val="none" w:sz="0" w:space="0" w:color="auto"/>
+                <w:left w:val="none" w:sz="0" w:space="0" w:color="auto"/>
+                <w:bottom w:val="none" w:sz="0" w:space="0" w:color="auto"/>
+                <w:right w:val="none" w:sz="0" w:space="0" w:color="auto"/>
+                <w:insideH w:val="none" w:sz="0" w:space="0" w:color="auto"/>
+                <w:insideV w:val="none" w:sz="0" w:space="0" w:color="auto"/>
+              </w:tblBorders>
+              <w:tblLayout w:type="fixed"/>
+              <w:tblCellMar>
+                <w:left w:w="0" w:type="dxa"/>
+              </w:tblCellMar>
+              <w:tblLook w:val="04A0" w:firstRow="1" w:lastRow="0" w:firstColumn="1" w:lastColumn="0" w:noHBand="0" w:noVBand="1"/>
+            </w:tblPr>
+            <w:tblGrid>
+              <w:gridCol w:w="2263"/>
+              <w:gridCol w:w="2127"/>
+              <w:gridCol w:w="6706"/>
+            </w:tblGrid>
+            <w:tr>
+              <w:trPr>
+                <w:trHeight w:val="254"/>
+              </w:trPr>
+              <w:tc>
+                <w:tcPr>
+                  <w:tcW w:w="2263" w:type="dxa"/>
+                </w:tcPr>
+                <w:p>
+                  <w:pPr>
+                    <w:framePr w:hSpace="180" w:wrap="around" w:vAnchor="page" w:hAnchor="margin" w:y="481"/>
+                    <w:tabs>
+                      <w:tab w:val="left" w:pos="960"/>
+                    </w:tabs>
+                    <w:rPr>
+                      <w:b/>
+                      <w:bCs/>
+                      <w:sz w:val="20"/>
+                      <w:szCs w:val="20"/>
+                    </w:rPr>
+                  </w:pPr>
+                  <w:r>
+                    <w:rPr>
+                      <w:b/>
+                      <w:bCs/>
+                      <w:sz w:val="20"/>
+                      <w:szCs w:val="20"/>
+                    </w:rPr>
+                    <w:t>{#</w:t>
+                  </w:r>
+                  <w:proofErr w:type="gramStart"/>
+                  <w:r>
+                    <w:rPr>
+                      <w:b/>
+                      <w:bCs/>
+                      <w:sz w:val="20"/>
+                      <w:szCs w:val="20"/>
+                    </w:rPr>
+                    <w:t>isCustom}Avg</w:t>
+                  </w:r>
+                  <w:proofErr w:type="gramEnd"/>
+                  <w:r>
+                    <w:rPr>
+                      <w:b/>
+                      <w:bCs/>
+                      <w:sz w:val="20"/>
+                      <w:szCs w:val="20"/>
+                    </w:rPr>
+                    <w:t>/</w:t>
+                  </w:r>
+                  <w:proofErr w:type="gramStart"/>
+                  <w:r>
+                    <w:rPr>
+                      <w:b/>
+                      <w:bCs/>
+                      <w:sz w:val="20"/>
+                      <w:szCs w:val="20"/>
+                    </w:rPr>
+                    <w:t>Wt(</w:t>
+                  </w:r>
+                  <w:proofErr w:type="gramEnd"/>
+                  <w:r>
+                    <w:rPr>
+                      <w:b/>
+                      <w:bCs/>
+                      <w:sz w:val="20"/>
+                      <w:szCs w:val="20"/>
+                    </w:rPr>
+                    <w:t>Kg)</w:t>
+                  </w:r>
+                </w:p>
+              </w:tc>
+              <w:tc>
+                <w:tcPr>
+                  <w:tcW w:w="2127" w:type="dxa"/>
+                </w:tcPr>
+                <w:p>
+                  <w:pPr>
+                    <w:framePr w:hSpace="180" w:wrap="around" w:vAnchor="page" w:hAnchor="margin" w:y="481"/>
+                    <w:tabs>
+                      <w:tab w:val="left" w:pos="960"/>
+                    </w:tabs>
+                    <w:rPr>
+                      <w:b/>
+                      <w:bCs/>
+                      <w:sz w:val="20"/>
+                      <w:szCs w:val="20"/>
+                    </w:rPr>
+                  </w:pPr>
+                  <w:r>
+                    <w:rPr>
+                      <w:b/>
+                      <w:bCs/>
+                      <w:sz w:val="20"/>
+                      <w:szCs w:val="20"/>
+                    </w:rPr>
+                    <w:t>Total Sq. MT</w:t>
+                  </w:r>
+                </w:p>
+              </w:tc>
+              <w:tc>
+                <w:tcPr>
+                  <w:tcW w:w="6706" w:type="dxa"/>
+                </w:tcPr>
+                <w:p>
+                  <w:pPr>
+                    <w:framePr w:hSpace="180" w:wrap="around" w:vAnchor="page" w:hAnchor="margin" w:y="481"/>
+                    <w:tabs>
+                      <w:tab w:val="left" w:pos="960"/>
+                    </w:tabs>
+                    <w:rPr>
+                      <w:b/>
+                      <w:bCs/>
+                      <w:sz w:val="20"/>
+                      <w:szCs w:val="20"/>
+                    </w:rPr>
+                  </w:pPr>
+                  <w:r>
+                    <w:rPr>
+                      <w:b/>
+                      <w:bCs/>
+                      <w:sz w:val="20"/>
+                      <w:szCs w:val="20"/>
+                    </w:rPr>
+                    <w:t>Size{/</w:t>
+                  </w:r>
+                  <w:proofErr w:type="spellStart"/>
+                  <w:r>
+                    <w:rPr>
+                      <w:b/>
+                      <w:bCs/>
+                      <w:sz w:val="20"/>
+                      <w:szCs w:val="20"/>
+                    </w:rPr>
+                    <w:t>isCustom</w:t>
+                  </w:r>
+                  <w:proofErr w:type="spellEnd"/>
+                  <w:r>
+                    <w:rPr>
+                      <w:b/>
+                      <w:bCs/>
+                      <w:sz w:val="20"/>
+                      <w:szCs w:val="20"/>
+                    </w:rPr>
+                    <w:t>}</w:t>
+                  </w:r>
+                </w:p>
+              </w:tc>
+            </w:tr>
+            <w:tr>
+              <w:trPr>
+                <w:trHeight w:val="254"/>
+              </w:trPr>
+              <w:tc>
+                <w:tcPr>
+                  <w:tcW w:w="2263" w:type="dxa"/>
+                </w:tcPr>
+                <w:p>
+                  <w:pPr>
+                    <w:framePr w:hSpace="180" w:wrap="around" w:vAnchor="page" w:hAnchor="margin" w:y="481"/>
+                    <w:tabs>
+                      <w:tab w:val="left" w:pos="960"/>
+                    </w:tabs>
+                    <w:rPr>
+                      <w:sz w:val="20"/>
+                      <w:szCs w:val="20"/>
+                    </w:rPr>
+                  </w:pPr>
+                  <w:r>
+                    <w:rPr>
+                      <w:sz w:val="20"/>
+                      <w:szCs w:val="20"/>
+                    </w:rPr>
+                    <w:t>{#</w:t>
+                  </w:r>
+                  <w:proofErr w:type="gramStart"/>
+                  <w:r>
+                    <w:rPr>
+                      <w:sz w:val="20"/>
+                      <w:szCs w:val="20"/>
+                    </w:rPr>
+                    <w:t>isCustom}{</w:t>
+                  </w:r>
+                  <w:proofErr w:type="gramEnd"/>
+                  <w:r>
+                    <w:rPr>
+                      <w:sz w:val="20"/>
+                      <w:szCs w:val="20"/>
+                    </w:rPr>
+                    <w:t>#containerSummary} {</w:t>
+                  </w:r>
+                  <w:proofErr w:type="spellStart"/>
+                  <w:r>
+                    <w:rPr>
+                      <w:sz w:val="20"/>
+                      <w:szCs w:val="20"/>
+                    </w:rPr>
+                    <w:t>avgWeight</w:t>
+                  </w:r>
+                  <w:proofErr w:type="spellEnd"/>
+                  <w:r>
+                    <w:rPr>
+                      <w:sz w:val="20"/>
+                      <w:szCs w:val="20"/>
+                    </w:rPr>
+                    <w:t>}</w:t>
+                  </w:r>
+                </w:p>
+              </w:tc>
+              <w:tc>
+                <w:tcPr>
+                  <w:tcW w:w="2127" w:type="dxa"/>
+                </w:tcPr>
+                <w:p>
+                  <w:pPr>
+                    <w:framePr w:hSpace="180" w:wrap="around" w:vAnchor="page" w:hAnchor="margin" w:y="481"/>
+                    <w:tabs>
+                      <w:tab w:val="left" w:pos="960"/>
+                    </w:tabs>
+                    <w:rPr>
+                      <w:sz w:val="20"/>
+                      <w:szCs w:val="20"/>
+                    </w:rPr>
+                  </w:pPr>
+                  <w:r>
+                    <w:rPr>
+                      <w:sz w:val="20"/>
+                      <w:szCs w:val="20"/>
+                    </w:rPr>
+                    <w:t>{</w:t>
+                  </w:r>
+                  <w:proofErr w:type="spellStart"/>
+                  <w:r>
+                    <w:rPr>
+                      <w:sz w:val="20"/>
+                      <w:szCs w:val="20"/>
+                    </w:rPr>
+                    <w:t>totalSqMtPerType</w:t>
+                  </w:r>
+                  <w:proofErr w:type="spellEnd"/>
+                  <w:r>
+                    <w:rPr>
+                      <w:sz w:val="20"/>
+                      <w:szCs w:val="20"/>
+                    </w:rPr>
+                    <w:t>}</w:t>
+                  </w:r>
+                </w:p>
+              </w:tc>
+              <w:tc>
+                <w:tcPr>
+                  <w:tcW w:w="6706" w:type="dxa"/>
+                </w:tcPr>
+                <w:p>
+                  <w:pPr>
+                    <w:framePr w:hSpace="180" w:wrap="around" w:vAnchor="page" w:hAnchor="margin" w:y="481"/>
+                    <w:tabs>
+                      <w:tab w:val="left" w:pos="960"/>
+                    </w:tabs>
+                    <w:rPr>
+                      <w:sz w:val="20"/>
+                      <w:szCs w:val="20"/>
+                    </w:rPr>
+                  </w:pPr>
+                  <w:r>
+                    <w:rPr>
+                      <w:sz w:val="20"/>
+                      <w:szCs w:val="20"/>
+                    </w:rPr>
+                    <w:t>{length} X {width} X {height} MM{/</w:t>
+                  </w:r>
+                  <w:proofErr w:type="spellStart"/>
+                  <w:proofErr w:type="gramStart"/>
+                  <w:r>
+                    <w:rPr>
+                      <w:sz w:val="20"/>
+                      <w:szCs w:val="20"/>
+                    </w:rPr>
+                    <w:t>containerSummary</w:t>
+                  </w:r>
+                  <w:proofErr w:type="spellEnd"/>
+                  <w:r>
+                    <w:rPr>
+                      <w:sz w:val="20"/>
+                      <w:szCs w:val="20"/>
+                    </w:rPr>
+                    <w:t>}{</w:t>
+                  </w:r>
+                  <w:proofErr w:type="gramEnd"/>
+                  <w:r>
+                    <w:rPr>
+                      <w:sz w:val="20"/>
+                      <w:szCs w:val="20"/>
+                    </w:rPr>
+                    <w:t>/</w:t>
+                  </w:r>
+                  <w:proofErr w:type="spellStart"/>
+                  <w:r>
+                    <w:rPr>
+                      <w:sz w:val="20"/>
+                      <w:szCs w:val="20"/>
+                    </w:rPr>
+                    <w:t>isCustom</w:t>
+                  </w:r>
+                  <w:proofErr w:type="spellEnd"/>
+                  <w:r>
+                    <w:rPr>
+                      <w:sz w:val="20"/>
+                      <w:szCs w:val="20"/>
+                    </w:rPr>
+                    <w:t>}</w:t>
+                  </w:r>
+                </w:p>
+              </w:tc>
+            </w:tr>
+          </w:tbl>
           <w:p>
             <w:pPr>
               <w:tabs>
                 <w:tab w:val="left" w:pos="960"/>
               </w:tabs>
-              <w:rPr>
+              <w:jc w:val="both"/>
+              <w:rPr>
+                <w:rFonts w:cstheme="minorHAnsi"/>
                 <w:b/>
                 <w:bCs/>
-                <w:sz w:val="20"/>
-                <w:szCs w:val="20"/>
+                <w:sz w:val="10"/>
+                <w:szCs w:val="10"/>
               </w:rPr>
             </w:pPr>
-            <w:r>
-              <w:rPr>
-                <w:b/>
-                <w:bCs/>
-                <w:sz w:val="20"/>
-                <w:szCs w:val="20"/>
-              </w:rPr>
-              <w:t>Size{/</w:t>
-            </w:r>
-            <w:proofErr w:type="spellStart"/>
-            <w:r>
-              <w:rPr>
-                <w:b/>
-                <w:bCs/>
-                <w:sz w:val="20"/>
-                <w:szCs w:val="20"/>
-              </w:rPr>
-              <w:t>isCustom</w:t>
-            </w:r>
-            <w:proofErr w:type="spellEnd"/>
-            <w:r>
-              <w:rPr>
-                <w:b/>
-                <w:bCs/>
-                <w:sz w:val="20"/>
-                <w:szCs w:val="20"/>
-              </w:rPr>
-              <w:t>}</w:t>
-            </w:r>
           </w:p>
         </w:tc>
       </w:tr>
-      <w:tr>
-        <w:trPr>
-          <w:trHeight w:val="254"/>
-        </w:trPr>
-        <w:tc>
-          <w:tcPr>
-            <w:tcW w:w="2263" w:type="dxa"/>
-          </w:tcPr>
-          <w:p>
-            <w:pPr>
-              <w:tabs>
-                <w:tab w:val="left" w:pos="960"/>
-              </w:tabs>
-              <w:rPr>
-                <w:sz w:val="20"/>
-                <w:szCs w:val="20"/>
-              </w:rPr>
-            </w:pPr>
-            <w:r>
-              <w:rPr>
-                <w:sz w:val="20"/>
-                <w:szCs w:val="20"/>
-              </w:rPr>
-              <w:t>{#isCustom}{#containerSummary} {</w:t>
-            </w:r>
-            <w:proofErr w:type="spellStart"/>
-            <w:r>
-              <w:rPr>
-                <w:sz w:val="20"/>
-                <w:szCs w:val="20"/>
-              </w:rPr>
-              <w:t>avgWeight</w:t>
-            </w:r>
-            <w:proofErr w:type="spellEnd"/>
-            <w:r>
-              <w:rPr>
-                <w:sz w:val="20"/>
-                <w:szCs w:val="20"/>
-              </w:rPr>
-              <w:t>}</w:t>
-            </w:r>
-          </w:p>
-        </w:tc>
-        <w:tc>
-          <w:tcPr>
-            <w:tcW w:w="2127" w:type="dxa"/>
-          </w:tcPr>
-          <w:p>
-            <w:pPr>
-              <w:tabs>
-                <w:tab w:val="left" w:pos="960"/>
-              </w:tabs>
-              <w:rPr>
-                <w:sz w:val="20"/>
-                <w:szCs w:val="20"/>
-              </w:rPr>
-            </w:pPr>
-            <w:r>
-              <w:rPr>
-                <w:sz w:val="20"/>
-                <w:szCs w:val="20"/>
-              </w:rPr>
-              <w:t>{</w:t>
-            </w:r>
-            <w:proofErr w:type="spellStart"/>
-            <w:r>
-              <w:rPr>
-                <w:sz w:val="20"/>
-                <w:szCs w:val="20"/>
-              </w:rPr>
-              <w:t>totalSqMtPerType</w:t>
-            </w:r>
-            <w:proofErr w:type="spellEnd"/>
-            <w:r>
-              <w:rPr>
-                <w:sz w:val="20"/>
-                <w:szCs w:val="20"/>
-              </w:rPr>
-              <w:t>}</w:t>
-            </w:r>
-          </w:p>
-        </w:tc>
-        <w:tc>
-          <w:tcPr>
-            <w:tcW w:w="6706" w:type="dxa"/>
-          </w:tcPr>
-          <w:p>
-            <w:pPr>
-              <w:tabs>
-                <w:tab w:val="left" w:pos="960"/>
-              </w:tabs>
-              <w:rPr>
-                <w:sz w:val="20"/>
-                <w:szCs w:val="20"/>
-              </w:rPr>
-            </w:pPr>
-            <w:r>
-              <w:rPr>
-                <w:sz w:val="20"/>
-                <w:szCs w:val="20"/>
-              </w:rPr>
-              <w:t>{length} X {width} X {height} MM{/</w:t>
-            </w:r>
-            <w:proofErr w:type="spellStart"/>
-            <w:r>
-              <w:rPr>
-                <w:sz w:val="20"/>
-                <w:szCs w:val="20"/>
-              </w:rPr>
-              <w:t>containerSummary</w:t>
-            </w:r>
-            <w:proofErr w:type="spellEnd"/>
-            <w:r>
-              <w:rPr>
-                <w:sz w:val="20"/>
-                <w:szCs w:val="20"/>
-              </w:rPr>
-              <w:t>}{/</w:t>
-            </w:r>
-            <w:proofErr w:type="spellStart"/>
-            <w:r>
-              <w:rPr>
-                <w:sz w:val="20"/>
-                <w:szCs w:val="20"/>
-              </w:rPr>
-              <w:t>isCustom</w:t>
-            </w:r>
-            <w:proofErr w:type="spellEnd"/>
-            <w:r>
-              <w:rPr>
-                <w:sz w:val="20"/>
-                <w:szCs w:val="20"/>
-              </w:rPr>
-              <w:t>}</w:t>
-            </w:r>
-          </w:p>
-        </w:tc>
-      </w:tr>
+      <w:bookmarkEnd w:id="0"/>
     </w:tbl>
     <w:p>
       <w:pPr>
@@ -4632,7 +4982,16 @@
         <w:bCs/>
         <w:spacing w:val="60"/>
       </w:rPr>
-      <w:t xml:space="preserve">  </w:t>
+      <w:t xml:space="preserve"> </w:t>
+    </w:r>
+    <w:proofErr w:type="gramStart"/>
+    <w:r>
+      <w:rPr>
+        <w:b/>
+        <w:bCs/>
+        <w:spacing w:val="60"/>
+      </w:rPr>
+      <w:t xml:space="preserve"> </w:t>
     </w:r>
     <w:r>
       <w:rPr>
@@ -4656,7 +5015,16 @@
         <w:bCs/>
         <w:spacing w:val="60"/>
       </w:rPr>
-      <w:t>(I)</w:t>
+      <w:t>(</w:t>
+    </w:r>
+    <w:proofErr w:type="gramEnd"/>
+    <w:r>
+      <w:rPr>
+        <w:b/>
+        <w:bCs/>
+        <w:spacing w:val="60"/>
+      </w:rPr>
+      <w:t>I)</w:t>
     </w:r>
     <w:r>
       <w:rPr>
@@ -5452,7 +5820,6 @@
   <w:style w:type="character" w:default="1" w:styleId="DefaultParagraphFont">
     <w:name w:val="Default Paragraph Font"/>
     <w:uiPriority w:val="1"/>
-    <w:semiHidden/>
     <w:unhideWhenUsed/>
   </w:style>
   <w:style w:type="table" w:default="1" w:styleId="TableNormal">

--- a/electron/database/generate-document/templates/packing-uk.docx
+++ b/electron/database/generate-document/templates/packing-uk.docx
@@ -203,14 +203,12 @@
               </w:rPr>
               <w:t>{</w:t>
             </w:r>
-            <w:proofErr w:type="spellStart"/>
             <w:r>
               <w:rPr>
                 <w:rFonts w:cstheme="minorHAnsi"/>
               </w:rPr>
               <w:t>modifyInvNo</w:t>
             </w:r>
-            <w:proofErr w:type="spellEnd"/>
             <w:r>
               <w:rPr>
                 <w:rFonts w:cstheme="minorHAnsi"/>
@@ -248,14 +246,12 @@
               </w:rPr>
               <w:t>{</w:t>
             </w:r>
-            <w:proofErr w:type="spellStart"/>
             <w:r>
               <w:rPr>
                 <w:rFonts w:cstheme="minorHAnsi"/>
               </w:rPr>
               <w:t>invoiceDate</w:t>
             </w:r>
-            <w:proofErr w:type="spellEnd"/>
             <w:r>
               <w:rPr>
                 <w:rFonts w:cstheme="minorHAnsi"/>
@@ -333,14 +329,12 @@
               </w:rPr>
               <w:t>{</w:t>
             </w:r>
-            <w:proofErr w:type="spellStart"/>
             <w:r>
               <w:rPr>
                 <w:rFonts w:cstheme="minorHAnsi"/>
               </w:rPr>
               <w:t>buyersOrderNo</w:t>
             </w:r>
-            <w:proofErr w:type="spellEnd"/>
             <w:r>
               <w:rPr>
                 <w:rFonts w:cstheme="minorHAnsi"/>
@@ -378,14 +372,12 @@
               </w:rPr>
               <w:t>{</w:t>
             </w:r>
-            <w:proofErr w:type="spellStart"/>
             <w:r>
               <w:rPr>
                 <w:rFonts w:cstheme="minorHAnsi"/>
               </w:rPr>
               <w:t>orderDate</w:t>
             </w:r>
-            <w:proofErr w:type="spellEnd"/>
             <w:r>
               <w:rPr>
                 <w:rFonts w:cstheme="minorHAnsi"/>
@@ -481,7 +473,6 @@
               </w:rPr>
               <w:t>{</w:t>
             </w:r>
-            <w:proofErr w:type="spellStart"/>
             <w:r>
               <w:rPr>
                 <w:rFonts w:cstheme="minorHAnsi"/>
@@ -490,7 +481,6 @@
               </w:rPr>
               <w:t>consigneeCountry</w:t>
             </w:r>
-            <w:proofErr w:type="spellEnd"/>
             <w:r>
               <w:rPr>
                 <w:rFonts w:cstheme="minorHAnsi"/>
@@ -516,7 +506,6 @@
               </w:rPr>
               <w:t>{/</w:t>
             </w:r>
-            <w:proofErr w:type="spellStart"/>
             <w:r>
               <w:rPr>
                 <w:rFonts w:cstheme="minorHAnsi"/>
@@ -525,7 +514,6 @@
               </w:rPr>
               <w:t>isCustom</w:t>
             </w:r>
-            <w:proofErr w:type="spellEnd"/>
             <w:r>
               <w:rPr>
                 <w:rFonts w:cstheme="minorHAnsi"/>
@@ -549,9 +537,33 @@
                 <w:sz w:val="20"/>
                 <w:szCs w:val="20"/>
               </w:rPr>
+              <w:t xml:space="preserve">NOTIFY </w:t>
+            </w:r>
+            <w:r>
+              <w:rPr>
+                <w:rFonts w:cstheme="minorHAnsi"/>
+                <w:sz w:val="20"/>
+                <w:szCs w:val="20"/>
+              </w:rPr>
+              <w:t>–</w:t>
+            </w:r>
+          </w:p>
+          <w:p>
+            <w:pPr>
+              <w:rPr>
+                <w:rFonts w:cstheme="minorHAnsi"/>
+                <w:sz w:val="20"/>
+                <w:szCs w:val="20"/>
+              </w:rPr>
+            </w:pPr>
+            <w:r>
+              <w:rPr>
+                <w:rFonts w:cstheme="minorHAnsi"/>
+                <w:sz w:val="20"/>
+                <w:szCs w:val="20"/>
+              </w:rPr>
               <w:t>{</w:t>
             </w:r>
-            <w:proofErr w:type="spellStart"/>
             <w:r>
               <w:rPr>
                 <w:rFonts w:cstheme="minorHAnsi"/>
@@ -560,7 +572,6 @@
               </w:rPr>
               <w:t>consigneeName</w:t>
             </w:r>
-            <w:proofErr w:type="spellEnd"/>
             <w:r>
               <w:rPr>
                 <w:rFonts w:cstheme="minorHAnsi"/>
@@ -586,7 +597,6 @@
               </w:rPr>
               <w:t>{</w:t>
             </w:r>
-            <w:proofErr w:type="spellStart"/>
             <w:r>
               <w:rPr>
                 <w:rFonts w:cstheme="minorHAnsi"/>
@@ -595,7 +605,6 @@
               </w:rPr>
               <w:t>consigneeAddress</w:t>
             </w:r>
-            <w:proofErr w:type="spellEnd"/>
             <w:r>
               <w:rPr>
                 <w:rFonts w:cstheme="minorHAnsi"/>
@@ -604,7 +613,6 @@
               </w:rPr>
               <w:t>} {</w:t>
             </w:r>
-            <w:proofErr w:type="spellStart"/>
             <w:r>
               <w:rPr>
                 <w:rFonts w:cstheme="minorHAnsi"/>
@@ -613,7 +621,6 @@
               </w:rPr>
               <w:t>consigneeCity</w:t>
             </w:r>
-            <w:proofErr w:type="spellEnd"/>
             <w:r>
               <w:rPr>
                 <w:rFonts w:cstheme="minorHAnsi"/>
@@ -622,7 +629,6 @@
               </w:rPr>
               <w:t>} {</w:t>
             </w:r>
-            <w:proofErr w:type="spellStart"/>
             <w:r>
               <w:rPr>
                 <w:rFonts w:cstheme="minorHAnsi"/>
@@ -631,7 +637,6 @@
               </w:rPr>
               <w:t>consigneeState</w:t>
             </w:r>
-            <w:proofErr w:type="spellEnd"/>
             <w:r>
               <w:rPr>
                 <w:rFonts w:cstheme="minorHAnsi"/>
@@ -657,7 +662,6 @@
               </w:rPr>
               <w:t>{</w:t>
             </w:r>
-            <w:proofErr w:type="spellStart"/>
             <w:r>
               <w:rPr>
                 <w:rFonts w:cstheme="minorHAnsi"/>
@@ -666,7 +670,6 @@
               </w:rPr>
               <w:t>consigneeCountry</w:t>
             </w:r>
-            <w:proofErr w:type="spellEnd"/>
             <w:r>
               <w:rPr>
                 <w:rFonts w:cstheme="minorHAnsi"/>
@@ -675,7 +678,6 @@
               </w:rPr>
               <w:t>} {</w:t>
             </w:r>
-            <w:proofErr w:type="spellStart"/>
             <w:r>
               <w:rPr>
                 <w:rFonts w:cstheme="minorHAnsi"/>
@@ -684,7 +686,6 @@
               </w:rPr>
               <w:t>consigneeZip</w:t>
             </w:r>
-            <w:proofErr w:type="spellEnd"/>
             <w:r>
               <w:rPr>
                 <w:rFonts w:cstheme="minorHAnsi"/>
@@ -708,132 +709,24 @@
                 <w:sz w:val="20"/>
                 <w:szCs w:val="20"/>
               </w:rPr>
-              <w:t>{#</w:t>
-            </w:r>
-            <w:proofErr w:type="gramStart"/>
-            <w:r>
-              <w:rPr>
-                <w:rFonts w:cstheme="minorHAnsi"/>
-                <w:sz w:val="20"/>
-                <w:szCs w:val="20"/>
-              </w:rPr>
-              <w:t>consigneePhone}TELE</w:t>
-            </w:r>
-            <w:proofErr w:type="gramEnd"/>
-            <w:r>
-              <w:rPr>
-                <w:rFonts w:cstheme="minorHAnsi"/>
-                <w:sz w:val="20"/>
-                <w:szCs w:val="20"/>
-              </w:rPr>
-              <w:t>: {</w:t>
-            </w:r>
-            <w:proofErr w:type="spellStart"/>
-            <w:r>
-              <w:rPr>
-                <w:rFonts w:cstheme="minorHAnsi"/>
-                <w:sz w:val="20"/>
-                <w:szCs w:val="20"/>
-              </w:rPr>
-              <w:t>consigneePhone</w:t>
-            </w:r>
-            <w:proofErr w:type="spellEnd"/>
-            <w:r>
-              <w:rPr>
-                <w:rFonts w:cstheme="minorHAnsi"/>
-                <w:sz w:val="20"/>
-                <w:szCs w:val="20"/>
-              </w:rPr>
-              <w:t>}{/</w:t>
-            </w:r>
-            <w:proofErr w:type="spellStart"/>
-            <w:r>
-              <w:rPr>
-                <w:rFonts w:cstheme="minorHAnsi"/>
-                <w:sz w:val="20"/>
-                <w:szCs w:val="20"/>
-              </w:rPr>
-              <w:t>consigneePhone</w:t>
-            </w:r>
-            <w:proofErr w:type="spellEnd"/>
-            <w:r>
-              <w:rPr>
-                <w:rFonts w:cstheme="minorHAnsi"/>
-                <w:sz w:val="20"/>
-                <w:szCs w:val="20"/>
-              </w:rPr>
-              <w:t>}</w:t>
-            </w:r>
-          </w:p>
-          <w:p>
-            <w:pPr>
-              <w:rPr>
-                <w:rFonts w:cstheme="minorHAnsi"/>
-                <w:sz w:val="20"/>
-                <w:szCs w:val="20"/>
-              </w:rPr>
-            </w:pPr>
-            <w:r>
-              <w:rPr>
-                <w:rFonts w:cstheme="minorHAnsi"/>
-                <w:sz w:val="20"/>
-                <w:szCs w:val="20"/>
-              </w:rPr>
-              <w:t>{#</w:t>
-            </w:r>
-            <w:proofErr w:type="gramStart"/>
-            <w:r>
-              <w:rPr>
-                <w:rFonts w:cstheme="minorHAnsi"/>
-                <w:sz w:val="20"/>
-                <w:szCs w:val="20"/>
-              </w:rPr>
-              <w:t>consigneeEmail}EMAIL</w:t>
-            </w:r>
-            <w:proofErr w:type="gramEnd"/>
-            <w:r>
-              <w:rPr>
-                <w:rFonts w:cstheme="minorHAnsi"/>
-                <w:sz w:val="20"/>
-                <w:szCs w:val="20"/>
-              </w:rPr>
-              <w:t>: {</w:t>
-            </w:r>
-            <w:proofErr w:type="spellStart"/>
-            <w:r>
-              <w:rPr>
-                <w:rFonts w:cstheme="minorHAnsi"/>
-                <w:sz w:val="20"/>
-                <w:szCs w:val="20"/>
-              </w:rPr>
-              <w:t>consigneeEmail</w:t>
-            </w:r>
-            <w:proofErr w:type="spellEnd"/>
-            <w:r>
-              <w:rPr>
-                <w:rFonts w:cstheme="minorHAnsi"/>
-                <w:sz w:val="20"/>
-                <w:szCs w:val="20"/>
-              </w:rPr>
-              <w:t>}{/</w:t>
-            </w:r>
-            <w:proofErr w:type="spellStart"/>
-            <w:r>
-              <w:rPr>
-                <w:rFonts w:cstheme="minorHAnsi"/>
-                <w:sz w:val="20"/>
-                <w:szCs w:val="20"/>
-              </w:rPr>
-              <w:t>consigneeEmail</w:t>
-            </w:r>
-            <w:proofErr w:type="spellEnd"/>
-            <w:r>
-              <w:rPr>
-                <w:rFonts w:cstheme="minorHAnsi"/>
-                <w:sz w:val="20"/>
-                <w:szCs w:val="20"/>
-              </w:rPr>
-              <w:t>}</w:t>
+              <w:t>{#consigneePhone}TELE: {consigneePhone}{/consigneePhone}</w:t>
+            </w:r>
+          </w:p>
+          <w:p>
+            <w:pPr>
+              <w:rPr>
+                <w:rFonts w:cstheme="minorHAnsi"/>
+                <w:sz w:val="20"/>
+                <w:szCs w:val="20"/>
+              </w:rPr>
+            </w:pPr>
+            <w:r>
+              <w:rPr>
+                <w:rFonts w:cstheme="minorHAnsi"/>
+                <w:sz w:val="20"/>
+                <w:szCs w:val="20"/>
+              </w:rPr>
+              <w:t>{#consigneeEmail}EMAIL: {consigneeEmail}{/consigneeEmail}</w:t>
             </w:r>
           </w:p>
         </w:tc>
@@ -875,7 +768,6 @@
               </w:rPr>
               <w:t>{</w:t>
             </w:r>
-            <w:proofErr w:type="spellStart"/>
             <w:r>
               <w:rPr>
                 <w:rFonts w:cstheme="minorHAnsi"/>
@@ -884,7 +776,6 @@
               </w:rPr>
               <w:t>buyerName</w:t>
             </w:r>
-            <w:proofErr w:type="spellEnd"/>
             <w:r>
               <w:rPr>
                 <w:rFonts w:cstheme="minorHAnsi"/>
@@ -910,7 +801,6 @@
               </w:rPr>
               <w:t>{</w:t>
             </w:r>
-            <w:proofErr w:type="spellStart"/>
             <w:r>
               <w:rPr>
                 <w:rFonts w:cstheme="minorHAnsi"/>
@@ -919,7 +809,6 @@
               </w:rPr>
               <w:t>buyerAddress</w:t>
             </w:r>
-            <w:proofErr w:type="spellEnd"/>
             <w:r>
               <w:rPr>
                 <w:rFonts w:cstheme="minorHAnsi"/>
@@ -928,7 +817,6 @@
               </w:rPr>
               <w:t>} {</w:t>
             </w:r>
-            <w:proofErr w:type="spellStart"/>
             <w:r>
               <w:rPr>
                 <w:rFonts w:cstheme="minorHAnsi"/>
@@ -937,7 +825,6 @@
               </w:rPr>
               <w:t>buyerCity</w:t>
             </w:r>
-            <w:proofErr w:type="spellEnd"/>
             <w:r>
               <w:rPr>
                 <w:rFonts w:cstheme="minorHAnsi"/>
@@ -946,7 +833,6 @@
               </w:rPr>
               <w:t>} {</w:t>
             </w:r>
-            <w:proofErr w:type="spellStart"/>
             <w:r>
               <w:rPr>
                 <w:rFonts w:cstheme="minorHAnsi"/>
@@ -955,7 +841,6 @@
               </w:rPr>
               <w:t>buyerState</w:t>
             </w:r>
-            <w:proofErr w:type="spellEnd"/>
             <w:r>
               <w:rPr>
                 <w:rFonts w:cstheme="minorHAnsi"/>
@@ -981,7 +866,6 @@
               </w:rPr>
               <w:t>{</w:t>
             </w:r>
-            <w:proofErr w:type="spellStart"/>
             <w:r>
               <w:rPr>
                 <w:rFonts w:cstheme="minorHAnsi"/>
@@ -990,7 +874,6 @@
               </w:rPr>
               <w:t>buyerCountry</w:t>
             </w:r>
-            <w:proofErr w:type="spellEnd"/>
             <w:r>
               <w:rPr>
                 <w:rFonts w:cstheme="minorHAnsi"/>
@@ -999,7 +882,6 @@
               </w:rPr>
               <w:t>} {</w:t>
             </w:r>
-            <w:proofErr w:type="spellStart"/>
             <w:r>
               <w:rPr>
                 <w:rFonts w:cstheme="minorHAnsi"/>
@@ -1008,7 +890,6 @@
               </w:rPr>
               <w:t>buyerZip</w:t>
             </w:r>
-            <w:proofErr w:type="spellEnd"/>
             <w:r>
               <w:rPr>
                 <w:rFonts w:cstheme="minorHAnsi"/>
@@ -1077,7 +958,6 @@
               </w:rPr>
               <w:t>{</w:t>
             </w:r>
-            <w:proofErr w:type="spellStart"/>
             <w:r>
               <w:rPr>
                 <w:rFonts w:cstheme="minorHAnsi"/>
@@ -1086,7 +966,6 @@
               </w:rPr>
               <w:t>originOfGoods</w:t>
             </w:r>
-            <w:proofErr w:type="spellEnd"/>
             <w:r>
               <w:rPr>
                 <w:rFonts w:cstheme="minorHAnsi"/>
@@ -1134,7 +1013,6 @@
               </w:rPr>
               <w:t>{</w:t>
             </w:r>
-            <w:proofErr w:type="spellStart"/>
             <w:r>
               <w:rPr>
                 <w:rFonts w:cstheme="minorHAnsi"/>
@@ -1143,7 +1021,6 @@
               </w:rPr>
               <w:t>finalDestination</w:t>
             </w:r>
-            <w:proofErr w:type="spellEnd"/>
             <w:r>
               <w:rPr>
                 <w:rFonts w:cstheme="minorHAnsi"/>
@@ -1214,7 +1091,6 @@
               </w:rPr>
               <w:t>{</w:t>
             </w:r>
-            <w:proofErr w:type="spellStart"/>
             <w:r>
               <w:rPr>
                 <w:rFonts w:cstheme="minorHAnsi"/>
@@ -1223,7 +1099,6 @@
               </w:rPr>
               <w:t>termOfDeliveryAndPayment</w:t>
             </w:r>
-            <w:proofErr w:type="spellEnd"/>
             <w:r>
               <w:rPr>
                 <w:rFonts w:cstheme="minorHAnsi"/>
@@ -1257,7 +1132,6 @@
                 <w:szCs w:val="20"/>
               </w:rPr>
             </w:pPr>
-            <w:proofErr w:type="spellStart"/>
             <w:r>
               <w:rPr>
                 <w:rFonts w:ascii="SansSerif" w:hAnsi="SansSerif" w:cs="SansSerif"/>
@@ -1265,17 +1139,7 @@
                 <w:sz w:val="20"/>
                 <w:szCs w:val="20"/>
               </w:rPr>
-              <w:t>Precarriage</w:t>
-            </w:r>
-            <w:proofErr w:type="spellEnd"/>
-            <w:r>
-              <w:rPr>
-                <w:rFonts w:ascii="SansSerif" w:hAnsi="SansSerif" w:cs="SansSerif"/>
-                <w:color w:val="000000"/>
-                <w:sz w:val="20"/>
-                <w:szCs w:val="20"/>
-              </w:rPr>
-              <w:t xml:space="preserve"> by:</w:t>
+              <w:t>Precarriage by:</w:t>
             </w:r>
           </w:p>
           <w:p>
@@ -1295,8 +1159,6 @@
               </w:rPr>
               <w:t>{^</w:t>
             </w:r>
-            <w:proofErr w:type="spellStart"/>
-            <w:proofErr w:type="gramStart"/>
             <w:r>
               <w:rPr>
                 <w:rFonts w:cstheme="minorHAnsi"/>
@@ -1305,7 +1167,6 @@
               </w:rPr>
               <w:t>isCustom</w:t>
             </w:r>
-            <w:proofErr w:type="spellEnd"/>
             <w:r>
               <w:rPr>
                 <w:rFonts w:cstheme="minorHAnsi"/>
@@ -1314,8 +1175,6 @@
               </w:rPr>
               <w:t>}{</w:t>
             </w:r>
-            <w:proofErr w:type="spellStart"/>
-            <w:proofErr w:type="gramEnd"/>
             <w:r>
               <w:rPr>
                 <w:rFonts w:cstheme="minorHAnsi"/>
@@ -1324,7 +1183,6 @@
               </w:rPr>
               <w:t>precarriageBy</w:t>
             </w:r>
-            <w:proofErr w:type="spellEnd"/>
             <w:r>
               <w:rPr>
                 <w:rFonts w:cstheme="minorHAnsi"/>
@@ -1333,7 +1191,6 @@
               </w:rPr>
               <w:t>}{/</w:t>
             </w:r>
-            <w:proofErr w:type="spellStart"/>
             <w:r>
               <w:rPr>
                 <w:rFonts w:cstheme="minorHAnsi"/>
@@ -1342,7 +1199,6 @@
               </w:rPr>
               <w:t>isCustom</w:t>
             </w:r>
-            <w:proofErr w:type="spellEnd"/>
             <w:r>
               <w:rPr>
                 <w:rFonts w:cstheme="minorHAnsi"/>
@@ -1403,7 +1259,6 @@
               </w:rPr>
               <w:t>{</w:t>
             </w:r>
-            <w:proofErr w:type="spellStart"/>
             <w:r>
               <w:rPr>
                 <w:rFonts w:ascii="SansSerif" w:hAnsi="SansSerif" w:cs="SansSerif"/>
@@ -1413,7 +1268,6 @@
               </w:rPr>
               <w:t>placeOfReceipt</w:t>
             </w:r>
-            <w:proofErr w:type="spellEnd"/>
             <w:r>
               <w:rPr>
                 <w:rFonts w:ascii="SansSerif" w:hAnsi="SansSerif" w:cs="SansSerif"/>
@@ -1497,8 +1351,6 @@
               </w:rPr>
               <w:t>{^</w:t>
             </w:r>
-            <w:proofErr w:type="spellStart"/>
-            <w:proofErr w:type="gramStart"/>
             <w:r>
               <w:rPr>
                 <w:rFonts w:cstheme="minorHAnsi"/>
@@ -1507,7 +1359,6 @@
               </w:rPr>
               <w:t>isCustom</w:t>
             </w:r>
-            <w:proofErr w:type="spellEnd"/>
             <w:r>
               <w:rPr>
                 <w:rFonts w:cstheme="minorHAnsi"/>
@@ -1525,8 +1376,6 @@
               </w:rPr>
               <w:t>{</w:t>
             </w:r>
-            <w:proofErr w:type="spellStart"/>
-            <w:proofErr w:type="gramEnd"/>
             <w:r>
               <w:rPr>
                 <w:rFonts w:ascii="SansSerif" w:hAnsi="SansSerif" w:cs="SansSerif"/>
@@ -1536,7 +1385,6 @@
               </w:rPr>
               <w:t>vesselNo</w:t>
             </w:r>
-            <w:proofErr w:type="spellEnd"/>
             <w:r>
               <w:rPr>
                 <w:rFonts w:ascii="SansSerif" w:hAnsi="SansSerif" w:cs="SansSerif"/>
@@ -1554,7 +1402,6 @@
               </w:rPr>
               <w:t>{/</w:t>
             </w:r>
-            <w:proofErr w:type="spellStart"/>
             <w:r>
               <w:rPr>
                 <w:rFonts w:cstheme="minorHAnsi"/>
@@ -1569,16 +1416,7 @@
                 <w:sz w:val="20"/>
                 <w:szCs w:val="20"/>
               </w:rPr>
-              <w:t>m</w:t>
-            </w:r>
-            <w:proofErr w:type="spellEnd"/>
-            <w:r>
-              <w:rPr>
-                <w:rFonts w:cstheme="minorHAnsi"/>
-                <w:sz w:val="20"/>
-                <w:szCs w:val="20"/>
-              </w:rPr>
-              <w:t>}</w:t>
+              <w:t>m}</w:t>
             </w:r>
           </w:p>
         </w:tc>
@@ -1632,7 +1470,6 @@
               </w:rPr>
               <w:t>{</w:t>
             </w:r>
-            <w:proofErr w:type="spellStart"/>
             <w:r>
               <w:rPr>
                 <w:rFonts w:ascii="SansSerif" w:hAnsi="SansSerif" w:cs="SansSerif"/>
@@ -1642,7 +1479,6 @@
               </w:rPr>
               <w:t>portOfLoading</w:t>
             </w:r>
-            <w:proofErr w:type="spellEnd"/>
             <w:r>
               <w:rPr>
                 <w:rFonts w:ascii="SansSerif" w:hAnsi="SansSerif" w:cs="SansSerif"/>
@@ -1722,7 +1558,6 @@
               </w:rPr>
               <w:t>{</w:t>
             </w:r>
-            <w:proofErr w:type="spellStart"/>
             <w:r>
               <w:rPr>
                 <w:rFonts w:ascii="SansSerif" w:hAnsi="SansSerif" w:cs="SansSerif"/>
@@ -1732,7 +1567,6 @@
               </w:rPr>
               <w:t>portOfDischarge</w:t>
             </w:r>
-            <w:proofErr w:type="spellEnd"/>
             <w:r>
               <w:rPr>
                 <w:rFonts w:ascii="SansSerif" w:hAnsi="SansSerif" w:cs="SansSerif"/>
@@ -1790,7 +1624,6 @@
               </w:rPr>
               <w:t>{</w:t>
             </w:r>
-            <w:proofErr w:type="spellStart"/>
             <w:r>
               <w:rPr>
                 <w:rFonts w:ascii="SansSerif" w:hAnsi="SansSerif" w:cs="SansSerif"/>
@@ -1800,7 +1633,6 @@
               </w:rPr>
               <w:t>finalDestination</w:t>
             </w:r>
-            <w:proofErr w:type="spellEnd"/>
             <w:r>
               <w:rPr>
                 <w:rFonts w:ascii="SansSerif" w:hAnsi="SansSerif" w:cs="SansSerif"/>
@@ -1864,7 +1696,6 @@
               </w:rPr>
               <w:t>{</w:t>
             </w:r>
-            <w:proofErr w:type="spellStart"/>
             <w:r>
               <w:rPr>
                 <w:rFonts w:cstheme="minorHAnsi"/>
@@ -1873,7 +1704,6 @@
               </w:rPr>
               <w:t>privateRemark</w:t>
             </w:r>
-            <w:proofErr w:type="spellEnd"/>
             <w:r>
               <w:rPr>
                 <w:rFonts w:cstheme="minorHAnsi"/>
@@ -2076,7 +1906,6 @@
                       <w:szCs w:val="19"/>
                     </w:rPr>
                   </w:pPr>
-                  <w:proofErr w:type="spellStart"/>
                   <w:r>
                     <w:rPr>
                       <w:rFonts w:cstheme="minorHAnsi"/>
@@ -2087,7 +1916,6 @@
                     </w:rPr>
                     <w:t>NetWt</w:t>
                   </w:r>
-                  <w:proofErr w:type="spellEnd"/>
                 </w:p>
                 <w:p>
                   <w:pPr>
@@ -2125,7 +1953,6 @@
                     </w:tabs>
                     <w:jc w:val="center"/>
                   </w:pPr>
-                  <w:proofErr w:type="spellStart"/>
                   <w:r>
                     <w:rPr>
                       <w:rFonts w:cstheme="minorHAnsi"/>
@@ -2134,18 +1961,7 @@
                       <w:sz w:val="19"/>
                       <w:szCs w:val="19"/>
                     </w:rPr>
-                    <w:t>GrossWt</w:t>
-                  </w:r>
-                  <w:proofErr w:type="spellEnd"/>
-                  <w:r>
-                    <w:rPr>
-                      <w:rFonts w:cstheme="minorHAnsi"/>
-                      <w:b/>
-                      <w:bCs/>
-                      <w:sz w:val="19"/>
-                      <w:szCs w:val="19"/>
-                    </w:rPr>
-                    <w:t xml:space="preserve"> [kg]</w:t>
+                    <w:t>GrossWt [kg]</w:t>
                   </w:r>
                 </w:p>
               </w:tc>
@@ -2231,47 +2047,7 @@
                       <w:sz w:val="18"/>
                       <w:szCs w:val="18"/>
                     </w:rPr>
-                    <w:t>{#</w:t>
-                  </w:r>
-                  <w:proofErr w:type="gramStart"/>
-                  <w:r>
-                    <w:rPr>
-                      <w:b/>
-                      <w:bCs/>
-                      <w:sz w:val="18"/>
-                      <w:szCs w:val="18"/>
-                    </w:rPr>
-                    <w:t>invoiceItems}{</w:t>
-                  </w:r>
-                  <w:proofErr w:type="gramEnd"/>
-                  <w:r>
-                    <w:rPr>
-                      <w:b/>
-                      <w:bCs/>
-                      <w:sz w:val="18"/>
-                      <w:szCs w:val="18"/>
-                    </w:rPr>
-                    <w:t>#</w:t>
-                  </w:r>
-                  <w:proofErr w:type="gramStart"/>
-                  <w:r>
-                    <w:rPr>
-                      <w:b/>
-                      <w:bCs/>
-                      <w:sz w:val="18"/>
-                      <w:szCs w:val="18"/>
-                    </w:rPr>
-                    <w:t>showThickness}{</w:t>
-                  </w:r>
-                  <w:proofErr w:type="gramEnd"/>
-                  <w:r>
-                    <w:rPr>
-                      <w:b/>
-                      <w:bCs/>
-                      <w:sz w:val="18"/>
-                      <w:szCs w:val="18"/>
-                    </w:rPr>
-                    <w:t>thicknessDetail}{/showThickness}</w:t>
+                    <w:t>{#invoiceItems}{#showThickness}{thicknessDetail}{/showThickness}</w:t>
                   </w:r>
                 </w:p>
                 <w:p>
@@ -2402,87 +2178,7 @@
                       <w:sz w:val="18"/>
                       <w:szCs w:val="18"/>
                     </w:rPr>
-                    <w:t>{#</w:t>
-                  </w:r>
-                  <w:proofErr w:type="gramStart"/>
-                  <w:r>
-                    <w:rPr>
-                      <w:sz w:val="18"/>
-                      <w:szCs w:val="18"/>
-                    </w:rPr>
-                    <w:t>invoices}{</w:t>
-                  </w:r>
-                  <w:proofErr w:type="gramEnd"/>
-                  <w:r>
-                    <w:rPr>
-                      <w:sz w:val="18"/>
-                      <w:szCs w:val="18"/>
-                    </w:rPr>
-                    <w:t>#</w:t>
-                  </w:r>
-                  <w:proofErr w:type="gramStart"/>
-                  <w:r>
-                    <w:rPr>
-                      <w:sz w:val="18"/>
-                      <w:szCs w:val="18"/>
-                    </w:rPr>
-                    <w:t>prefixCode}{</w:t>
-                  </w:r>
-                  <w:proofErr w:type="gramEnd"/>
-                  <w:r>
-                    <w:rPr>
-                      <w:sz w:val="18"/>
-                      <w:szCs w:val="18"/>
-                    </w:rPr>
-                    <w:t>prefixCode}/{/</w:t>
-                  </w:r>
-                  <w:proofErr w:type="gramStart"/>
-                  <w:r>
-                    <w:rPr>
-                      <w:sz w:val="18"/>
-                      <w:szCs w:val="18"/>
-                    </w:rPr>
-                    <w:t>prefixCode}{</w:t>
-                  </w:r>
-                  <w:proofErr w:type="gramEnd"/>
-                  <w:r>
-                    <w:rPr>
-                      <w:sz w:val="18"/>
-                      <w:szCs w:val="18"/>
-                    </w:rPr>
-                    <w:t>containerFrom}{#containerTo} to {</w:t>
-                  </w:r>
-                  <w:proofErr w:type="spellStart"/>
-                  <w:r>
-                    <w:rPr>
-                      <w:sz w:val="18"/>
-                      <w:szCs w:val="18"/>
-                    </w:rPr>
-                    <w:t>containerTo</w:t>
-                  </w:r>
-                  <w:proofErr w:type="spellEnd"/>
-                  <w:r>
-                    <w:rPr>
-                      <w:sz w:val="18"/>
-                      <w:szCs w:val="18"/>
-                    </w:rPr>
-                    <w:t>} {/</w:t>
-                  </w:r>
-                  <w:proofErr w:type="spellStart"/>
-                  <w:r>
-                    <w:rPr>
-                      <w:sz w:val="18"/>
-                      <w:szCs w:val="18"/>
-                    </w:rPr>
-                    <w:t>containerTo</w:t>
-                  </w:r>
-                  <w:proofErr w:type="spellEnd"/>
-                  <w:r>
-                    <w:rPr>
-                      <w:sz w:val="18"/>
-                      <w:szCs w:val="18"/>
-                    </w:rPr>
-                    <w:t>}</w:t>
+                    <w:t>{#invoices}{#prefixCode}{prefixCode}/{/prefixCode}{containerFrom}{#containerTo} to {containerTo} {/containerTo}</w:t>
                   </w:r>
                 </w:p>
               </w:tc>
@@ -2507,25 +2203,7 @@
                       <w:sz w:val="18"/>
                       <w:szCs w:val="18"/>
                     </w:rPr>
-                    <w:t>{</w:t>
-                  </w:r>
-                  <w:proofErr w:type="spellStart"/>
-                  <w:r>
-                    <w:rPr>
-                      <w:rFonts w:cstheme="minorHAnsi"/>
-                      <w:sz w:val="18"/>
-                      <w:szCs w:val="18"/>
-                    </w:rPr>
-                    <w:t>materialGrade</w:t>
-                  </w:r>
-                  <w:proofErr w:type="spellEnd"/>
-                  <w:r>
-                    <w:rPr>
-                      <w:rFonts w:cstheme="minorHAnsi"/>
-                      <w:sz w:val="18"/>
-                      <w:szCs w:val="18"/>
-                    </w:rPr>
-                    <w:t>}</w:t>
+                    <w:t>{materialGrade}</w:t>
                   </w:r>
                   <w:r>
                     <w:rPr>
@@ -2541,25 +2219,7 @@
                       <w:sz w:val="18"/>
                       <w:szCs w:val="18"/>
                     </w:rPr>
-                    <w:t>{</w:t>
-                  </w:r>
-                  <w:proofErr w:type="spellStart"/>
-                  <w:r>
-                    <w:rPr>
-                      <w:rFonts w:cstheme="minorHAnsi"/>
-                      <w:sz w:val="18"/>
-                      <w:szCs w:val="18"/>
-                    </w:rPr>
-                    <w:t>brandName</w:t>
-                  </w:r>
-                  <w:proofErr w:type="spellEnd"/>
-                  <w:r>
-                    <w:rPr>
-                      <w:rFonts w:cstheme="minorHAnsi"/>
-                      <w:sz w:val="18"/>
-                      <w:szCs w:val="18"/>
-                    </w:rPr>
-                    <w:t>}</w:t>
+                    <w:t>{brandName}</w:t>
                   </w:r>
                 </w:p>
               </w:tc>
@@ -2585,25 +2245,7 @@
                       <w:sz w:val="18"/>
                       <w:szCs w:val="18"/>
                     </w:rPr>
-                    <w:t>{</w:t>
-                  </w:r>
-                  <w:proofErr w:type="spellStart"/>
-                  <w:r>
-                    <w:rPr>
-                      <w:rFonts w:cstheme="minorHAnsi"/>
-                      <w:sz w:val="18"/>
-                      <w:szCs w:val="18"/>
-                    </w:rPr>
-                    <w:t>designType</w:t>
-                  </w:r>
-                  <w:proofErr w:type="spellEnd"/>
-                  <w:r>
-                    <w:rPr>
-                      <w:rFonts w:cstheme="minorHAnsi"/>
-                      <w:sz w:val="18"/>
-                      <w:szCs w:val="18"/>
-                    </w:rPr>
-                    <w:t>}</w:t>
+                    <w:t>{designType}</w:t>
                   </w:r>
                 </w:p>
               </w:tc>
@@ -2632,25 +2274,7 @@
                       <w:sz w:val="18"/>
                       <w:szCs w:val="18"/>
                     </w:rPr>
-                    <w:t>{</w:t>
-                  </w:r>
-                  <w:proofErr w:type="spellStart"/>
-                  <w:r>
-                    <w:rPr>
-                      <w:rFonts w:cstheme="minorHAnsi"/>
-                      <w:sz w:val="18"/>
-                      <w:szCs w:val="18"/>
-                    </w:rPr>
-                    <w:t>finishType</w:t>
-                  </w:r>
-                  <w:proofErr w:type="spellEnd"/>
-                  <w:r>
-                    <w:rPr>
-                      <w:rFonts w:cstheme="minorHAnsi"/>
-                      <w:sz w:val="18"/>
-                      <w:szCs w:val="18"/>
-                    </w:rPr>
-                    <w:t>}</w:t>
+                    <w:t>{finishType}</w:t>
                   </w:r>
                 </w:p>
               </w:tc>
@@ -2712,25 +2336,7 @@
                       <w:sz w:val="18"/>
                       <w:szCs w:val="18"/>
                     </w:rPr>
-                    <w:t>{</w:t>
-                  </w:r>
-                  <w:proofErr w:type="spellStart"/>
-                  <w:r>
-                    <w:rPr>
-                      <w:rFonts w:cstheme="minorHAnsi"/>
-                      <w:sz w:val="18"/>
-                      <w:szCs w:val="18"/>
-                    </w:rPr>
-                    <w:t>netWeight</w:t>
-                  </w:r>
-                  <w:proofErr w:type="spellEnd"/>
-                  <w:r>
-                    <w:rPr>
-                      <w:rFonts w:cstheme="minorHAnsi"/>
-                      <w:sz w:val="18"/>
-                      <w:szCs w:val="18"/>
-                    </w:rPr>
-                    <w:t>}</w:t>
+                    <w:t>{netWeight}</w:t>
                   </w:r>
                 </w:p>
               </w:tc>
@@ -2761,25 +2367,7 @@
                       <w:sz w:val="18"/>
                       <w:szCs w:val="18"/>
                     </w:rPr>
-                    <w:t>{</w:t>
-                  </w:r>
-                  <w:proofErr w:type="spellStart"/>
-                  <w:r>
-                    <w:rPr>
-                      <w:rFonts w:cstheme="minorHAnsi"/>
-                      <w:sz w:val="18"/>
-                      <w:szCs w:val="18"/>
-                    </w:rPr>
-                    <w:t>grossWeight</w:t>
-                  </w:r>
-                  <w:proofErr w:type="spellEnd"/>
-                  <w:r>
-                    <w:rPr>
-                      <w:rFonts w:cstheme="minorHAnsi"/>
-                      <w:sz w:val="18"/>
-                      <w:szCs w:val="18"/>
-                    </w:rPr>
-                    <w:t>}</w:t>
+                    <w:t>{grossWeight}</w:t>
                   </w:r>
                 </w:p>
               </w:tc>
@@ -2808,24 +2396,7 @@
                       <w:sz w:val="18"/>
                       <w:szCs w:val="18"/>
                     </w:rPr>
-                    <w:t>{</w:t>
-                  </w:r>
-                  <w:proofErr w:type="spellStart"/>
-                  <w:proofErr w:type="gramStart"/>
-                  <w:r>
-                    <w:rPr>
-                      <w:sz w:val="18"/>
-                      <w:szCs w:val="18"/>
-                    </w:rPr>
-                    <w:t>sizeInch</w:t>
-                  </w:r>
-                  <w:proofErr w:type="spellEnd"/>
-                  <w:r>
-                    <w:rPr>
-                      <w:sz w:val="18"/>
-                      <w:szCs w:val="18"/>
-                    </w:rPr>
-                    <w:t>}</w:t>
+                    <w:t>{sizeInch}</w:t>
                   </w:r>
                   <w:r>
                     <w:rPr>
@@ -2839,31 +2410,7 @@
                       <w:sz w:val="18"/>
                       <w:szCs w:val="18"/>
                     </w:rPr>
-                    <w:t xml:space="preserve"> {</w:t>
-                  </w:r>
-                  <w:proofErr w:type="gramEnd"/>
-                  <w:r>
-                    <w:rPr>
-                      <w:sz w:val="18"/>
-                      <w:szCs w:val="18"/>
-                    </w:rPr>
-                    <w:t>/invoices} {/</w:t>
-                  </w:r>
-                  <w:proofErr w:type="spellStart"/>
-                  <w:r>
-                    <w:rPr>
-                      <w:sz w:val="18"/>
-                      <w:szCs w:val="18"/>
-                    </w:rPr>
-                    <w:t>invoiceItems</w:t>
-                  </w:r>
-                  <w:proofErr w:type="spellEnd"/>
-                  <w:r>
-                    <w:rPr>
-                      <w:sz w:val="18"/>
-                      <w:szCs w:val="18"/>
-                    </w:rPr>
-                    <w:t>}</w:t>
+                    <w:t xml:space="preserve"> {/invoices} {/invoiceItems}</w:t>
                   </w:r>
                 </w:p>
               </w:tc>
@@ -2893,36 +2440,52 @@
                   <w:r>
                     <w:rPr>
                       <w:rFonts w:cstheme="minorHAnsi"/>
-                      <w:sz w:val="18"/>
-                      <w:szCs w:val="18"/>
-                    </w:rPr>
-                    <w:t>{#</w:t>
-                  </w:r>
-                  <w:r>
-                    <w:rPr>
-                      <w:rFonts w:cstheme="minorHAnsi"/>
-                      <w:sz w:val="18"/>
-                      <w:szCs w:val="18"/>
-                    </w:rPr>
-                    <w:t>sampleBox</w:t>
-                  </w:r>
-                  <w:r>
-                    <w:rPr>
-                      <w:rFonts w:cstheme="minorHAnsi"/>
-                      <w:sz w:val="18"/>
-                      <w:szCs w:val="18"/>
-                    </w:rPr>
-                    <w:t>}</w:t>
-                  </w:r>
-                  <w:r>
-                    <w:rPr>
-                      <w:rFonts w:cstheme="minorHAnsi"/>
                       <w:b/>
                       <w:bCs/>
                       <w:sz w:val="18"/>
                       <w:szCs w:val="18"/>
                     </w:rPr>
+                    <w:t>{#isSampleBox}</w:t>
+                  </w:r>
+                  <w:r>
+                    <w:rPr>
+                      <w:rFonts w:cstheme="minorHAnsi"/>
+                      <w:b/>
+                      <w:bCs/>
+                      <w:sz w:val="18"/>
+                      <w:szCs w:val="18"/>
+                    </w:rPr>
                     <w:t>SAMPLE BOX</w:t>
+                  </w:r>
+                  <w:r>
+                    <w:rPr>
+                      <w:rFonts w:cstheme="minorHAnsi"/>
+                      <w:b/>
+                      <w:bCs/>
+                      <w:sz w:val="18"/>
+                      <w:szCs w:val="18"/>
+                    </w:rPr>
+                    <w:t>{</w:t>
+                  </w:r>
+                  <w:r>
+                    <w:rPr>
+                      <w:rFonts w:cstheme="minorHAnsi"/>
+                      <w:b/>
+                      <w:bCs/>
+                      <w:sz w:val="18"/>
+                      <w:szCs w:val="18"/>
+                    </w:rPr>
+                    <w:t>/</w:t>
+                  </w:r>
+                  <w:r>
+                    <w:rPr>
+                      <w:rFonts w:cstheme="minorHAnsi"/>
+                      <w:b/>
+                      <w:bCs/>
+                      <w:sz w:val="18"/>
+                      <w:szCs w:val="18"/>
+                    </w:rPr>
+                    <w:t>isSampleBox}</w:t>
                   </w:r>
                 </w:p>
               </w:tc>
@@ -3046,93 +2609,28 @@
                     </w:rPr>
                     <w:t>{#</w:t>
                   </w:r>
-                  <w:proofErr w:type="gramStart"/>
-                  <w:r>
-                    <w:rPr>
-                      <w:rFonts w:cstheme="minorHAnsi"/>
-                      <w:sz w:val="18"/>
-                      <w:szCs w:val="18"/>
-                    </w:rPr>
-                    <w:t>isCustom}</w:t>
-                  </w:r>
-                  <w:r>
-                    <w:rPr>
-                      <w:sz w:val="18"/>
-                      <w:szCs w:val="18"/>
-                    </w:rPr>
-                    <w:t>{</w:t>
-                  </w:r>
-                  <w:proofErr w:type="gramEnd"/>
-                  <w:r>
-                    <w:rPr>
-                      <w:sz w:val="18"/>
-                      <w:szCs w:val="18"/>
-                    </w:rPr>
-                    <w:t>#</w:t>
-                  </w:r>
-                  <w:proofErr w:type="gramStart"/>
-                  <w:r>
-                    <w:rPr>
-                      <w:sz w:val="18"/>
-                      <w:szCs w:val="18"/>
-                    </w:rPr>
-                    <w:t>prefixCode}{</w:t>
-                  </w:r>
-                  <w:proofErr w:type="gramEnd"/>
-                  <w:r>
-                    <w:rPr>
-                      <w:sz w:val="18"/>
-                      <w:szCs w:val="18"/>
-                    </w:rPr>
-                    <w:t>prefixCode}/{/</w:t>
-                  </w:r>
-                  <w:proofErr w:type="gramStart"/>
-                  <w:r>
-                    <w:rPr>
-                      <w:sz w:val="18"/>
-                      <w:szCs w:val="18"/>
-                    </w:rPr>
-                    <w:t>prefixCode}{</w:t>
-                  </w:r>
-                  <w:proofErr w:type="gramEnd"/>
-                  <w:r>
-                    <w:rPr>
-                      <w:sz w:val="18"/>
-                      <w:szCs w:val="18"/>
-                    </w:rPr>
-                    <w:t>containerFrom}{#containerTo} to {</w:t>
-                  </w:r>
-                  <w:proofErr w:type="spellStart"/>
-                  <w:r>
-                    <w:rPr>
-                      <w:sz w:val="18"/>
-                      <w:szCs w:val="18"/>
-                    </w:rPr>
-                    <w:t>containerTo</w:t>
-                  </w:r>
-                  <w:proofErr w:type="spellEnd"/>
-                  <w:r>
-                    <w:rPr>
-                      <w:sz w:val="18"/>
-                      <w:szCs w:val="18"/>
-                    </w:rPr>
-                    <w:t>} {/</w:t>
-                  </w:r>
-                  <w:proofErr w:type="spellStart"/>
-                  <w:r>
-                    <w:rPr>
-                      <w:sz w:val="18"/>
-                      <w:szCs w:val="18"/>
-                    </w:rPr>
-                    <w:t>containerTo</w:t>
-                  </w:r>
-                  <w:proofErr w:type="spellEnd"/>
-                  <w:r>
-                    <w:rPr>
+                  <w:r>
+                    <w:rPr>
+                      <w:rFonts w:cstheme="minorHAnsi"/>
+                      <w:sz w:val="18"/>
+                      <w:szCs w:val="18"/>
+                    </w:rPr>
+                    <w:t>sampleBox</w:t>
+                  </w:r>
+                  <w:r>
+                    <w:rPr>
+                      <w:rFonts w:cstheme="minorHAnsi"/>
                       <w:sz w:val="18"/>
                       <w:szCs w:val="18"/>
                     </w:rPr>
                     <w:t>}</w:t>
+                  </w:r>
+                  <w:r>
+                    <w:rPr>
+                      <w:sz w:val="18"/>
+                      <w:szCs w:val="18"/>
+                    </w:rPr>
+                    <w:t>{#prefixCode}{prefixCode}/{/prefixCode}{containerFrom}{#containerTo} to {containerTo} {/containerTo}</w:t>
                   </w:r>
                 </w:p>
               </w:tc>
@@ -3164,44 +2662,7 @@
                       <w:sz w:val="18"/>
                       <w:szCs w:val="18"/>
                     </w:rPr>
-                    <w:t>{</w:t>
-                  </w:r>
-                  <w:proofErr w:type="spellStart"/>
-                  <w:proofErr w:type="gramStart"/>
-                  <w:r>
-                    <w:rPr>
-                      <w:rFonts w:cstheme="minorHAnsi"/>
-                      <w:sz w:val="18"/>
-                      <w:szCs w:val="18"/>
-                    </w:rPr>
-                    <w:t>materialGrade</w:t>
-                  </w:r>
-                  <w:proofErr w:type="spellEnd"/>
-                  <w:r>
-                    <w:rPr>
-                      <w:rFonts w:cstheme="minorHAnsi"/>
-                      <w:sz w:val="18"/>
-                      <w:szCs w:val="18"/>
-                    </w:rPr>
-                    <w:t>}  {</w:t>
-                  </w:r>
-                  <w:proofErr w:type="spellStart"/>
-                  <w:r>
-                    <w:rPr>
-                      <w:rFonts w:cstheme="minorHAnsi"/>
-                      <w:sz w:val="18"/>
-                      <w:szCs w:val="18"/>
-                    </w:rPr>
-                    <w:t>brandName</w:t>
-                  </w:r>
-                  <w:proofErr w:type="spellEnd"/>
-                  <w:r>
-                    <w:rPr>
-                      <w:rFonts w:cstheme="minorHAnsi"/>
-                      <w:sz w:val="18"/>
-                      <w:szCs w:val="18"/>
-                    </w:rPr>
-                    <w:t xml:space="preserve">} </w:t>
+                    <w:t xml:space="preserve">{materialGrade}  {brandName} </w:t>
                   </w:r>
                   <w:r>
                     <w:rPr>
@@ -3217,44 +2678,7 @@
                       <w:sz w:val="18"/>
                       <w:szCs w:val="18"/>
                     </w:rPr>
-                    <w:t>{</w:t>
-                  </w:r>
-                  <w:proofErr w:type="spellStart"/>
-                  <w:r>
-                    <w:rPr>
-                      <w:rFonts w:cstheme="minorHAnsi"/>
-                      <w:sz w:val="18"/>
-                      <w:szCs w:val="18"/>
-                    </w:rPr>
-                    <w:t>designType</w:t>
-                  </w:r>
-                  <w:proofErr w:type="spellEnd"/>
-                  <w:r>
-                    <w:rPr>
-                      <w:rFonts w:cstheme="minorHAnsi"/>
-                      <w:sz w:val="18"/>
-                      <w:szCs w:val="18"/>
-                    </w:rPr>
-                    <w:t>}  {</w:t>
-                  </w:r>
-                  <w:proofErr w:type="spellStart"/>
-                  <w:proofErr w:type="gramEnd"/>
-                  <w:r>
-                    <w:rPr>
-                      <w:rFonts w:cstheme="minorHAnsi"/>
-                      <w:sz w:val="18"/>
-                      <w:szCs w:val="18"/>
-                    </w:rPr>
-                    <w:t>finishType</w:t>
-                  </w:r>
-                  <w:proofErr w:type="spellEnd"/>
-                  <w:r>
-                    <w:rPr>
-                      <w:rFonts w:cstheme="minorHAnsi"/>
-                      <w:sz w:val="18"/>
-                      <w:szCs w:val="18"/>
-                    </w:rPr>
-                    <w:t>}</w:t>
+                    <w:t>{designType}  {finishType}</w:t>
                   </w:r>
                 </w:p>
               </w:tc>
@@ -3374,426 +2798,6 @@
                     </w:rPr>
                     <w:t>/</w:t>
                   </w:r>
-                  <w:proofErr w:type="spellStart"/>
-                  <w:r>
-                    <w:rPr>
-                      <w:rFonts w:cstheme="minorHAnsi"/>
-                      <w:sz w:val="18"/>
-                      <w:szCs w:val="18"/>
-                    </w:rPr>
-                    <w:t>isCustom</w:t>
-                  </w:r>
-                  <w:proofErr w:type="spellEnd"/>
-                  <w:r>
-                    <w:rPr>
-                      <w:rFonts w:cstheme="minorHAnsi"/>
-                      <w:sz w:val="18"/>
-                      <w:szCs w:val="18"/>
-                    </w:rPr>
-                    <w:t>}</w:t>
-                  </w:r>
-                </w:p>
-              </w:tc>
-            </w:tr>
-            <w:tr>
-              <w:tc>
-                <w:tcPr>
-                  <w:tcW w:w="1271" w:type="dxa"/>
-                </w:tcPr>
-                <w:p>
-                  <w:pPr>
-                    <w:framePr w:hSpace="180" w:wrap="around" w:vAnchor="page" w:hAnchor="margin" w:y="481"/>
-                    <w:tabs>
-                      <w:tab w:val="left" w:pos="960"/>
-                    </w:tabs>
-                    <w:spacing w:line="276" w:lineRule="auto"/>
-                    <w:rPr>
-                      <w:sz w:val="18"/>
-                      <w:szCs w:val="18"/>
-                    </w:rPr>
-                  </w:pPr>
-                  <w:r>
-                    <w:rPr>
-                      <w:rFonts w:cstheme="minorHAnsi"/>
-                      <w:sz w:val="18"/>
-                      <w:szCs w:val="18"/>
-                    </w:rPr>
-                    <w:t>{</w:t>
-                  </w:r>
-                  <w:r>
-                    <w:rPr>
-                      <w:rFonts w:cstheme="minorHAnsi"/>
-                      <w:sz w:val="18"/>
-                      <w:szCs w:val="18"/>
-                    </w:rPr>
-                    <w:t>^</w:t>
-                  </w:r>
-                  <w:proofErr w:type="gramStart"/>
-                  <w:r>
-                    <w:rPr>
-                      <w:rFonts w:cstheme="minorHAnsi"/>
-                      <w:sz w:val="18"/>
-                      <w:szCs w:val="18"/>
-                    </w:rPr>
-                    <w:t>isCustom}</w:t>
-                  </w:r>
-                  <w:r>
-                    <w:rPr>
-                      <w:sz w:val="18"/>
-                      <w:szCs w:val="18"/>
-                    </w:rPr>
-                    <w:t>{</w:t>
-                  </w:r>
-                  <w:proofErr w:type="gramEnd"/>
-                  <w:r>
-                    <w:rPr>
-                      <w:sz w:val="18"/>
-                      <w:szCs w:val="18"/>
-                    </w:rPr>
-                    <w:t>#</w:t>
-                  </w:r>
-                  <w:proofErr w:type="gramStart"/>
-                  <w:r>
-                    <w:rPr>
-                      <w:sz w:val="18"/>
-                      <w:szCs w:val="18"/>
-                    </w:rPr>
-                    <w:t>prefixCode}{</w:t>
-                  </w:r>
-                  <w:proofErr w:type="gramEnd"/>
-                  <w:r>
-                    <w:rPr>
-                      <w:sz w:val="18"/>
-                      <w:szCs w:val="18"/>
-                    </w:rPr>
-                    <w:t>prefixCode}/{/</w:t>
-                  </w:r>
-                  <w:proofErr w:type="gramStart"/>
-                  <w:r>
-                    <w:rPr>
-                      <w:sz w:val="18"/>
-                      <w:szCs w:val="18"/>
-                    </w:rPr>
-                    <w:t>prefixCode}{</w:t>
-                  </w:r>
-                  <w:proofErr w:type="gramEnd"/>
-                  <w:r>
-                    <w:rPr>
-                      <w:sz w:val="18"/>
-                      <w:szCs w:val="18"/>
-                    </w:rPr>
-                    <w:t xml:space="preserve">containerFrom}{#containerTo} to </w:t>
-                  </w:r>
-                  <w:r>
-                    <w:rPr>
-                      <w:sz w:val="18"/>
-                      <w:szCs w:val="18"/>
-                    </w:rPr>
-                    <w:lastRenderedPageBreak/>
-                    <w:t>{</w:t>
-                  </w:r>
-                  <w:proofErr w:type="spellStart"/>
-                  <w:r>
-                    <w:rPr>
-                      <w:sz w:val="18"/>
-                      <w:szCs w:val="18"/>
-                    </w:rPr>
-                    <w:t>containerTo</w:t>
-                  </w:r>
-                  <w:proofErr w:type="spellEnd"/>
-                  <w:r>
-                    <w:rPr>
-                      <w:sz w:val="18"/>
-                      <w:szCs w:val="18"/>
-                    </w:rPr>
-                    <w:t>} {/</w:t>
-                  </w:r>
-                  <w:proofErr w:type="spellStart"/>
-                  <w:r>
-                    <w:rPr>
-                      <w:sz w:val="18"/>
-                      <w:szCs w:val="18"/>
-                    </w:rPr>
-                    <w:t>containerTo</w:t>
-                  </w:r>
-                  <w:proofErr w:type="spellEnd"/>
-                  <w:r>
-                    <w:rPr>
-                      <w:sz w:val="18"/>
-                      <w:szCs w:val="18"/>
-                    </w:rPr>
-                    <w:t>}</w:t>
-                  </w:r>
-                </w:p>
-              </w:tc>
-              <w:tc>
-                <w:tcPr>
-                  <w:tcW w:w="5528" w:type="dxa"/>
-                  <w:gridSpan w:val="3"/>
-                  <w:tcBorders>
-                    <w:right w:val="single" w:sz="4" w:space="0" w:color="auto"/>
-                  </w:tcBorders>
-                </w:tcPr>
-                <w:p>
-                  <w:pPr>
-                    <w:framePr w:hSpace="180" w:wrap="around" w:vAnchor="page" w:hAnchor="margin" w:y="481"/>
-                    <w:tabs>
-                      <w:tab w:val="left" w:pos="960"/>
-                    </w:tabs>
-                    <w:spacing w:line="276" w:lineRule="auto"/>
-                    <w:jc w:val="center"/>
-                    <w:rPr>
-                      <w:rFonts w:cstheme="minorHAnsi"/>
-                      <w:sz w:val="18"/>
-                      <w:szCs w:val="18"/>
-                    </w:rPr>
-                  </w:pPr>
-                  <w:r>
-                    <w:rPr>
-                      <w:rFonts w:cstheme="minorHAnsi"/>
-                      <w:sz w:val="18"/>
-                      <w:szCs w:val="18"/>
-                    </w:rPr>
-                    <w:lastRenderedPageBreak/>
-                    <w:t>{</w:t>
-                  </w:r>
-                  <w:proofErr w:type="spellStart"/>
-                  <w:proofErr w:type="gramStart"/>
-                  <w:r>
-                    <w:rPr>
-                      <w:rFonts w:cstheme="minorHAnsi"/>
-                      <w:sz w:val="18"/>
-                      <w:szCs w:val="18"/>
-                    </w:rPr>
-                    <w:t>materialGrade</w:t>
-                  </w:r>
-                  <w:proofErr w:type="spellEnd"/>
-                  <w:r>
-                    <w:rPr>
-                      <w:rFonts w:cstheme="minorHAnsi"/>
-                      <w:sz w:val="18"/>
-                      <w:szCs w:val="18"/>
-                    </w:rPr>
-                    <w:t>}  {</w:t>
-                  </w:r>
-                  <w:proofErr w:type="spellStart"/>
-                  <w:r>
-                    <w:rPr>
-                      <w:rFonts w:cstheme="minorHAnsi"/>
-                      <w:sz w:val="18"/>
-                      <w:szCs w:val="18"/>
-                    </w:rPr>
-                    <w:t>brandName</w:t>
-                  </w:r>
-                  <w:proofErr w:type="spellEnd"/>
-                  <w:r>
-                    <w:rPr>
-                      <w:rFonts w:cstheme="minorHAnsi"/>
-                      <w:sz w:val="18"/>
-                      <w:szCs w:val="18"/>
-                    </w:rPr>
-                    <w:t xml:space="preserve">} </w:t>
-                  </w:r>
-                  <w:r>
-                    <w:rPr>
-                      <w:rFonts w:cstheme="minorHAnsi"/>
-                      <w:sz w:val="18"/>
-                      <w:szCs w:val="18"/>
-                    </w:rPr>
-                    <w:t xml:space="preserve"> </w:t>
-                  </w:r>
-                  <w:r>
-                    <w:rPr>
-                      <w:rFonts w:cstheme="minorHAnsi"/>
-                      <w:sz w:val="18"/>
-                      <w:szCs w:val="18"/>
-                    </w:rPr>
-                    <w:t>{</w:t>
-                  </w:r>
-                  <w:proofErr w:type="spellStart"/>
-                  <w:r>
-                    <w:rPr>
-                      <w:rFonts w:cstheme="minorHAnsi"/>
-                      <w:sz w:val="18"/>
-                      <w:szCs w:val="18"/>
-                    </w:rPr>
-                    <w:t>designType</w:t>
-                  </w:r>
-                  <w:proofErr w:type="spellEnd"/>
-                  <w:r>
-                    <w:rPr>
-                      <w:rFonts w:cstheme="minorHAnsi"/>
-                      <w:sz w:val="18"/>
-                      <w:szCs w:val="18"/>
-                    </w:rPr>
-                    <w:t>}  {</w:t>
-                  </w:r>
-                  <w:proofErr w:type="spellStart"/>
-                  <w:proofErr w:type="gramEnd"/>
-                  <w:r>
-                    <w:rPr>
-                      <w:rFonts w:cstheme="minorHAnsi"/>
-                      <w:sz w:val="18"/>
-                      <w:szCs w:val="18"/>
-                    </w:rPr>
-                    <w:t>finishType</w:t>
-                  </w:r>
-                  <w:proofErr w:type="spellEnd"/>
-                  <w:r>
-                    <w:rPr>
-                      <w:rFonts w:cstheme="minorHAnsi"/>
-                      <w:sz w:val="18"/>
-                      <w:szCs w:val="18"/>
-                    </w:rPr>
-                    <w:t>}</w:t>
-                  </w:r>
-                </w:p>
-              </w:tc>
-              <w:tc>
-                <w:tcPr>
-                  <w:tcW w:w="843" w:type="dxa"/>
-                  <w:tcBorders>
-                    <w:left w:val="single" w:sz="4" w:space="0" w:color="auto"/>
-                    <w:right w:val="single" w:sz="4" w:space="0" w:color="auto"/>
-                  </w:tcBorders>
-                </w:tcPr>
-                <w:p>
-                  <w:pPr>
-                    <w:framePr w:hSpace="180" w:wrap="around" w:vAnchor="page" w:hAnchor="margin" w:y="481"/>
-                    <w:tabs>
-                      <w:tab w:val="left" w:pos="960"/>
-                    </w:tabs>
-                    <w:spacing w:line="276" w:lineRule="auto"/>
-                    <w:jc w:val="right"/>
-                    <w:rPr>
-                      <w:rFonts w:cstheme="minorHAnsi"/>
-                      <w:sz w:val="18"/>
-                      <w:szCs w:val="18"/>
-                    </w:rPr>
-                  </w:pPr>
-                </w:p>
-              </w:tc>
-              <w:tc>
-                <w:tcPr>
-                  <w:tcW w:w="858" w:type="dxa"/>
-                  <w:tcBorders>
-                    <w:left w:val="single" w:sz="4" w:space="0" w:color="auto"/>
-                    <w:right w:val="single" w:sz="4" w:space="0" w:color="auto"/>
-                  </w:tcBorders>
-                </w:tcPr>
-                <w:p>
-                  <w:pPr>
-                    <w:framePr w:hSpace="180" w:wrap="around" w:vAnchor="page" w:hAnchor="margin" w:y="481"/>
-                    <w:tabs>
-                      <w:tab w:val="left" w:pos="960"/>
-                    </w:tabs>
-                    <w:spacing w:line="276" w:lineRule="auto"/>
-                    <w:jc w:val="right"/>
-                    <w:rPr>
-                      <w:rFonts w:cstheme="minorHAnsi"/>
-                      <w:sz w:val="18"/>
-                      <w:szCs w:val="18"/>
-                    </w:rPr>
-                  </w:pPr>
-                </w:p>
-              </w:tc>
-              <w:tc>
-                <w:tcPr>
-                  <w:tcW w:w="993" w:type="dxa"/>
-                  <w:tcBorders>
-                    <w:left w:val="single" w:sz="4" w:space="0" w:color="auto"/>
-                    <w:right w:val="single" w:sz="4" w:space="0" w:color="auto"/>
-                  </w:tcBorders>
-                </w:tcPr>
-                <w:p>
-                  <w:pPr>
-                    <w:framePr w:hSpace="180" w:wrap="around" w:vAnchor="page" w:hAnchor="margin" w:y="481"/>
-                    <w:tabs>
-                      <w:tab w:val="left" w:pos="960"/>
-                    </w:tabs>
-                    <w:spacing w:line="276" w:lineRule="auto"/>
-                    <w:jc w:val="right"/>
-                    <w:rPr>
-                      <w:rFonts w:cstheme="minorHAnsi"/>
-                      <w:sz w:val="18"/>
-                      <w:szCs w:val="18"/>
-                    </w:rPr>
-                  </w:pPr>
-                </w:p>
-              </w:tc>
-              <w:tc>
-                <w:tcPr>
-                  <w:tcW w:w="1603" w:type="dxa"/>
-                  <w:tcBorders>
-                    <w:left w:val="single" w:sz="4" w:space="0" w:color="auto"/>
-                  </w:tcBorders>
-                </w:tcPr>
-                <w:p>
-                  <w:pPr>
-                    <w:framePr w:hSpace="180" w:wrap="around" w:vAnchor="page" w:hAnchor="margin" w:y="481"/>
-                    <w:tabs>
-                      <w:tab w:val="left" w:pos="960"/>
-                    </w:tabs>
-                    <w:spacing w:line="276" w:lineRule="auto"/>
-                    <w:jc w:val="center"/>
-                    <w:rPr>
-                      <w:sz w:val="18"/>
-                      <w:szCs w:val="18"/>
-                    </w:rPr>
-                  </w:pPr>
-                  <w:r>
-                    <w:rPr>
-                      <w:rFonts w:cstheme="minorHAnsi"/>
-                      <w:sz w:val="18"/>
-                      <w:szCs w:val="18"/>
-                    </w:rPr>
-                    <w:t>{</w:t>
-                  </w:r>
-                  <w:r>
-                    <w:rPr>
-                      <w:rFonts w:cstheme="minorHAnsi"/>
-                      <w:sz w:val="18"/>
-                      <w:szCs w:val="18"/>
-                    </w:rPr>
-                    <w:t>/</w:t>
-                  </w:r>
-                  <w:proofErr w:type="spellStart"/>
-                  <w:proofErr w:type="gramStart"/>
-                  <w:r>
-                    <w:rPr>
-                      <w:rFonts w:cstheme="minorHAnsi"/>
-                      <w:sz w:val="18"/>
-                      <w:szCs w:val="18"/>
-                    </w:rPr>
-                    <w:t>isCustom</w:t>
-                  </w:r>
-                  <w:proofErr w:type="spellEnd"/>
-                  <w:r>
-                    <w:rPr>
-                      <w:rFonts w:cstheme="minorHAnsi"/>
-                      <w:sz w:val="18"/>
-                      <w:szCs w:val="18"/>
-                    </w:rPr>
-                    <w:t>}</w:t>
-                  </w:r>
-                  <w:r>
-                    <w:rPr>
-                      <w:rFonts w:cstheme="minorHAnsi"/>
-                      <w:sz w:val="18"/>
-                      <w:szCs w:val="18"/>
-                    </w:rPr>
-                    <w:t>{</w:t>
-                  </w:r>
-                  <w:proofErr w:type="gramEnd"/>
-                  <w:r>
-                    <w:rPr>
-                      <w:rFonts w:cstheme="minorHAnsi"/>
-                      <w:sz w:val="18"/>
-                      <w:szCs w:val="18"/>
-                    </w:rPr>
-                    <w:t>/</w:t>
-                  </w:r>
-                  <w:proofErr w:type="spellStart"/>
                   <w:r>
                     <w:rPr>
                       <w:rFonts w:cstheme="minorHAnsi"/>
@@ -3802,7 +2806,6 @@
                     </w:rPr>
                     <w:t>sampleBox</w:t>
                   </w:r>
-                  <w:proofErr w:type="spellEnd"/>
                   <w:r>
                     <w:rPr>
                       <w:rFonts w:cstheme="minorHAnsi"/>
@@ -3839,22 +2842,45 @@
             <w:tcBorders>
               <w:bottom w:val="nil"/>
             </w:tcBorders>
+            <w:vAlign w:val="center"/>
           </w:tcPr>
           <w:p>
             <w:pPr>
               <w:tabs>
                 <w:tab w:val="left" w:pos="960"/>
               </w:tabs>
-              <w:jc w:val="both"/>
               <w:rPr>
                 <w:rFonts w:cstheme="minorHAnsi"/>
                 <w:b/>
                 <w:bCs/>
-                <w:sz w:val="10"/>
-                <w:szCs w:val="10"/>
-              </w:rPr>
-            </w:pPr>
-          </w:p>
+                <w:sz w:val="20"/>
+                <w:szCs w:val="20"/>
+              </w:rPr>
+            </w:pPr>
+            <w:r>
+              <w:rPr>
+                <w:rFonts w:cstheme="minorHAnsi"/>
+                <w:sz w:val="20"/>
+                <w:szCs w:val="20"/>
+              </w:rPr>
+              <w:t>{#specialInstruction}{specialInstruction}{/specialInstruction}</w:t>
+            </w:r>
+          </w:p>
+        </w:tc>
+      </w:tr>
+      <w:tr>
+        <w:trPr>
+          <w:trHeight w:val="302"/>
+        </w:trPr>
+        <w:tc>
+          <w:tcPr>
+            <w:tcW w:w="11106" w:type="dxa"/>
+            <w:gridSpan w:val="5"/>
+            <w:tcBorders>
+              <w:top w:val="nil"/>
+              <w:bottom w:val="nil"/>
+            </w:tcBorders>
+          </w:tcPr>
           <w:tbl>
             <w:tblPr>
               <w:tblStyle w:val="TableGrid"/>
@@ -3931,7 +2957,6 @@
                     </w:rPr>
                     <w:t>{</w:t>
                   </w:r>
-                  <w:proofErr w:type="spellStart"/>
                   <w:r>
                     <w:rPr>
                       <w:rFonts w:cstheme="minorHAnsi"/>
@@ -3940,7 +2965,6 @@
                     </w:rPr>
                     <w:t>totalQuantity</w:t>
                   </w:r>
-                  <w:proofErr w:type="spellEnd"/>
                   <w:r>
                     <w:rPr>
                       <w:rFonts w:cstheme="minorHAnsi"/>
@@ -4005,7 +3029,6 @@
                     </w:rPr>
                     <w:t>{</w:t>
                   </w:r>
-                  <w:proofErr w:type="spellStart"/>
                   <w:r>
                     <w:rPr>
                       <w:rFonts w:cstheme="minorHAnsi"/>
@@ -4014,7 +3037,6 @@
                     </w:rPr>
                     <w:t>totalBox</w:t>
                   </w:r>
-                  <w:proofErr w:type="spellEnd"/>
                   <w:r>
                     <w:rPr>
                       <w:rFonts w:cstheme="minorHAnsi"/>
@@ -4099,7 +3121,6 @@
                     </w:rPr>
                     <w:t>{</w:t>
                   </w:r>
-                  <w:proofErr w:type="spellStart"/>
                   <w:r>
                     <w:rPr>
                       <w:rFonts w:cstheme="minorHAnsi"/>
@@ -4108,7 +3129,6 @@
                     </w:rPr>
                     <w:t>totalNetWeight</w:t>
                   </w:r>
-                  <w:proofErr w:type="spellEnd"/>
                   <w:r>
                     <w:rPr>
                       <w:rFonts w:cstheme="minorHAnsi"/>
@@ -4137,7 +3157,6 @@
                     </w:rPr>
                     <w:t>{</w:t>
                   </w:r>
-                  <w:proofErr w:type="spellStart"/>
                   <w:r>
                     <w:rPr>
                       <w:rFonts w:cstheme="minorHAnsi"/>
@@ -4146,7 +3165,6 @@
                     </w:rPr>
                     <w:t>totalGrossWeight</w:t>
                   </w:r>
-                  <w:proofErr w:type="spellEnd"/>
                   <w:r>
                     <w:rPr>
                       <w:rFonts w:cstheme="minorHAnsi"/>
@@ -4184,45 +3202,8 @@
                       <w:sz w:val="20"/>
                       <w:szCs w:val="20"/>
                     </w:rPr>
-                    <w:t>{#</w:t>
-                  </w:r>
-                  <w:proofErr w:type="gramStart"/>
-                  <w:r>
-                    <w:rPr>
-                      <w:rFonts w:cstheme="minorHAnsi"/>
-                      <w:sz w:val="20"/>
-                      <w:szCs w:val="20"/>
-                    </w:rPr>
-                    <w:t>isCustom}Total</w:t>
-                  </w:r>
-                  <w:proofErr w:type="gramEnd"/>
-                  <w:r>
-                    <w:rPr>
-                      <w:rFonts w:cstheme="minorHAnsi"/>
-                      <w:sz w:val="20"/>
-                      <w:szCs w:val="20"/>
-                    </w:rPr>
-                    <w:t xml:space="preserve"> </w:t>
-                  </w:r>
-                  <w:proofErr w:type="spellStart"/>
-                  <w:proofErr w:type="gramStart"/>
-                  <w:r>
-                    <w:rPr>
-                      <w:rFonts w:cstheme="minorHAnsi"/>
-                      <w:sz w:val="20"/>
-                      <w:szCs w:val="20"/>
-                    </w:rPr>
-                    <w:t>Sq.Meter</w:t>
-                  </w:r>
-                  <w:proofErr w:type="spellEnd"/>
-                  <w:proofErr w:type="gramEnd"/>
-                  <w:r>
-                    <w:rPr>
-                      <w:rFonts w:cstheme="minorHAnsi"/>
-                      <w:sz w:val="20"/>
-                      <w:szCs w:val="20"/>
-                    </w:rPr>
-                    <w:t>:</w:t>
+                    <w:lastRenderedPageBreak/>
+                    <w:t>{#isCustom}Total Sq.Meter:</w:t>
                   </w:r>
                 </w:p>
               </w:tc>
@@ -4247,59 +3228,23 @@
                       <w:sz w:val="20"/>
                       <w:szCs w:val="20"/>
                     </w:rPr>
-                    <w:t>{</w:t>
-                  </w:r>
-                  <w:proofErr w:type="spellStart"/>
+                    <w:t>{totalSqMt}</w:t>
+                  </w:r>
                   <w:r>
                     <w:rPr>
                       <w:rFonts w:cstheme="minorHAnsi"/>
                       <w:sz w:val="20"/>
                       <w:szCs w:val="20"/>
                     </w:rPr>
-                    <w:t>totalSqMt</w:t>
-                  </w:r>
-                  <w:proofErr w:type="spellEnd"/>
+                    <w:t xml:space="preserve"> M</w:t>
+                  </w:r>
                   <w:r>
                     <w:rPr>
                       <w:rFonts w:cstheme="minorHAnsi"/>
                       <w:sz w:val="20"/>
                       <w:szCs w:val="20"/>
                     </w:rPr>
-                    <w:t>}</w:t>
-                  </w:r>
-                  <w:r>
-                    <w:rPr>
-                      <w:rFonts w:cstheme="minorHAnsi"/>
-                      <w:sz w:val="20"/>
-                      <w:szCs w:val="20"/>
-                    </w:rPr>
-                    <w:t xml:space="preserve"> M</w:t>
-                  </w:r>
-                  <w:r>
-                    <w:rPr>
-                      <w:rFonts w:cstheme="minorHAnsi"/>
-                      <w:sz w:val="20"/>
-                      <w:szCs w:val="20"/>
-                    </w:rPr>
-                    <w:t>M{/</w:t>
-                  </w:r>
-                  <w:proofErr w:type="spellStart"/>
-                  <w:r>
-                    <w:rPr>
-                      <w:rFonts w:cstheme="minorHAnsi"/>
-                      <w:sz w:val="20"/>
-                      <w:szCs w:val="20"/>
-                    </w:rPr>
-                    <w:t>isCustom</w:t>
-                  </w:r>
-                  <w:proofErr w:type="spellEnd"/>
-                  <w:r>
-                    <w:rPr>
-                      <w:rFonts w:cstheme="minorHAnsi"/>
-                      <w:sz w:val="20"/>
-                      <w:szCs w:val="20"/>
-                    </w:rPr>
-                    <w:t>}</w:t>
+                    <w:t>M{/isCustom}</w:t>
                   </w:r>
                 </w:p>
               </w:tc>
@@ -4401,47 +3346,7 @@
                       <w:sz w:val="20"/>
                       <w:szCs w:val="20"/>
                     </w:rPr>
-                    <w:t>{#</w:t>
-                  </w:r>
-                  <w:proofErr w:type="gramStart"/>
-                  <w:r>
-                    <w:rPr>
-                      <w:b/>
-                      <w:bCs/>
-                      <w:sz w:val="20"/>
-                      <w:szCs w:val="20"/>
-                    </w:rPr>
-                    <w:t>isCustom}Avg</w:t>
-                  </w:r>
-                  <w:proofErr w:type="gramEnd"/>
-                  <w:r>
-                    <w:rPr>
-                      <w:b/>
-                      <w:bCs/>
-                      <w:sz w:val="20"/>
-                      <w:szCs w:val="20"/>
-                    </w:rPr>
-                    <w:t>/</w:t>
-                  </w:r>
-                  <w:proofErr w:type="gramStart"/>
-                  <w:r>
-                    <w:rPr>
-                      <w:b/>
-                      <w:bCs/>
-                      <w:sz w:val="20"/>
-                      <w:szCs w:val="20"/>
-                    </w:rPr>
-                    <w:t>Wt(</w:t>
-                  </w:r>
-                  <w:proofErr w:type="gramEnd"/>
-                  <w:r>
-                    <w:rPr>
-                      <w:b/>
-                      <w:bCs/>
-                      <w:sz w:val="20"/>
-                      <w:szCs w:val="20"/>
-                    </w:rPr>
-                    <w:t>Kg)</w:t>
+                    <w:t>{#isCustom}Avg/Wt(Kg)</w:t>
                   </w:r>
                 </w:p>
               </w:tc>
@@ -4497,27 +3402,7 @@
                       <w:sz w:val="20"/>
                       <w:szCs w:val="20"/>
                     </w:rPr>
-                    <w:t>Size{/</w:t>
-                  </w:r>
-                  <w:proofErr w:type="spellStart"/>
-                  <w:r>
-                    <w:rPr>
-                      <w:b/>
-                      <w:bCs/>
-                      <w:sz w:val="20"/>
-                      <w:szCs w:val="20"/>
-                    </w:rPr>
-                    <w:t>isCustom</w:t>
-                  </w:r>
-                  <w:proofErr w:type="spellEnd"/>
-                  <w:r>
-                    <w:rPr>
-                      <w:b/>
-                      <w:bCs/>
-                      <w:sz w:val="20"/>
-                      <w:szCs w:val="20"/>
-                    </w:rPr>
-                    <w:t>}</w:t>
+                    <w:t>Size{/isCustom}</w:t>
                   </w:r>
                 </w:p>
               </w:tc>
@@ -4546,39 +3431,7 @@
                       <w:sz w:val="20"/>
                       <w:szCs w:val="20"/>
                     </w:rPr>
-                    <w:t>{#</w:t>
-                  </w:r>
-                  <w:proofErr w:type="gramStart"/>
-                  <w:r>
-                    <w:rPr>
-                      <w:sz w:val="20"/>
-                      <w:szCs w:val="20"/>
-                    </w:rPr>
-                    <w:t>isCustom}{</w:t>
-                  </w:r>
-                  <w:proofErr w:type="gramEnd"/>
-                  <w:r>
-                    <w:rPr>
-                      <w:sz w:val="20"/>
-                      <w:szCs w:val="20"/>
-                    </w:rPr>
-                    <w:t>#containerSummary} {</w:t>
-                  </w:r>
-                  <w:proofErr w:type="spellStart"/>
-                  <w:r>
-                    <w:rPr>
-                      <w:sz w:val="20"/>
-                      <w:szCs w:val="20"/>
-                    </w:rPr>
-                    <w:t>avgWeight</w:t>
-                  </w:r>
-                  <w:proofErr w:type="spellEnd"/>
-                  <w:r>
-                    <w:rPr>
-                      <w:sz w:val="20"/>
-                      <w:szCs w:val="20"/>
-                    </w:rPr>
-                    <w:t>}</w:t>
+                    <w:t>{#isCustom}{#containerSummary} {avgWeight}</w:t>
                   </w:r>
                 </w:p>
               </w:tc>
@@ -4602,23 +3455,7 @@
                       <w:sz w:val="20"/>
                       <w:szCs w:val="20"/>
                     </w:rPr>
-                    <w:t>{</w:t>
-                  </w:r>
-                  <w:proofErr w:type="spellStart"/>
-                  <w:r>
-                    <w:rPr>
-                      <w:sz w:val="20"/>
-                      <w:szCs w:val="20"/>
-                    </w:rPr>
-                    <w:t>totalSqMtPerType</w:t>
-                  </w:r>
-                  <w:proofErr w:type="spellEnd"/>
-                  <w:r>
-                    <w:rPr>
-                      <w:sz w:val="20"/>
-                      <w:szCs w:val="20"/>
-                    </w:rPr>
-                    <w:t>}</w:t>
+                    <w:t>{totalSqMtPerType}</w:t>
                   </w:r>
                 </w:p>
               </w:tc>
@@ -4642,48 +3479,7 @@
                       <w:sz w:val="20"/>
                       <w:szCs w:val="20"/>
                     </w:rPr>
-                    <w:t>{length} X {width} X {height} MM{/</w:t>
-                  </w:r>
-                  <w:proofErr w:type="spellStart"/>
-                  <w:proofErr w:type="gramStart"/>
-                  <w:r>
-                    <w:rPr>
-                      <w:sz w:val="20"/>
-                      <w:szCs w:val="20"/>
-                    </w:rPr>
-                    <w:t>containerSummary</w:t>
-                  </w:r>
-                  <w:proofErr w:type="spellEnd"/>
-                  <w:r>
-                    <w:rPr>
-                      <w:sz w:val="20"/>
-                      <w:szCs w:val="20"/>
-                    </w:rPr>
-                    <w:t>}{</w:t>
-                  </w:r>
-                  <w:proofErr w:type="gramEnd"/>
-                  <w:r>
-                    <w:rPr>
-                      <w:sz w:val="20"/>
-                      <w:szCs w:val="20"/>
-                    </w:rPr>
-                    <w:t>/</w:t>
-                  </w:r>
-                  <w:proofErr w:type="spellStart"/>
-                  <w:r>
-                    <w:rPr>
-                      <w:sz w:val="20"/>
-                      <w:szCs w:val="20"/>
-                    </w:rPr>
-                    <w:t>isCustom</w:t>
-                  </w:r>
-                  <w:proofErr w:type="spellEnd"/>
-                  <w:r>
-                    <w:rPr>
-                      <w:sz w:val="20"/>
-                      <w:szCs w:val="20"/>
-                    </w:rPr>
-                    <w:t>}</w:t>
+                    <w:t>{length} X {width} X {height} MM{/containerSummary}{/isCustom}</w:t>
                   </w:r>
                 </w:p>
               </w:tc>
@@ -4982,16 +3778,7 @@
         <w:bCs/>
         <w:spacing w:val="60"/>
       </w:rPr>
-      <w:t xml:space="preserve"> </w:t>
-    </w:r>
-    <w:proofErr w:type="gramStart"/>
-    <w:r>
-      <w:rPr>
-        <w:b/>
-        <w:bCs/>
-        <w:spacing w:val="60"/>
-      </w:rPr>
-      <w:t xml:space="preserve"> </w:t>
+      <w:t xml:space="preserve">  </w:t>
     </w:r>
     <w:r>
       <w:rPr>
@@ -5015,16 +3802,7 @@
         <w:bCs/>
         <w:spacing w:val="60"/>
       </w:rPr>
-      <w:t>(</w:t>
-    </w:r>
-    <w:proofErr w:type="gramEnd"/>
-    <w:r>
-      <w:rPr>
-        <w:b/>
-        <w:bCs/>
-        <w:spacing w:val="60"/>
-      </w:rPr>
-      <w:t>I)</w:t>
+      <w:t>(I)</w:t>
     </w:r>
     <w:r>
       <w:rPr>
@@ -5820,6 +4598,7 @@
   <w:style w:type="character" w:default="1" w:styleId="DefaultParagraphFont">
     <w:name w:val="Default Paragraph Font"/>
     <w:uiPriority w:val="1"/>
+    <w:semiHidden/>
     <w:unhideWhenUsed/>
   </w:style>
   <w:style w:type="table" w:default="1" w:styleId="TableNormal">

--- a/electron/database/generate-document/templates/packing-uk.docx
+++ b/electron/database/generate-document/templates/packing-uk.docx
@@ -203,12 +203,14 @@
               </w:rPr>
               <w:t>{</w:t>
             </w:r>
+            <w:proofErr w:type="spellStart"/>
             <w:r>
               <w:rPr>
                 <w:rFonts w:cstheme="minorHAnsi"/>
               </w:rPr>
               <w:t>modifyInvNo</w:t>
             </w:r>
+            <w:proofErr w:type="spellEnd"/>
             <w:r>
               <w:rPr>
                 <w:rFonts w:cstheme="minorHAnsi"/>
@@ -246,12 +248,14 @@
               </w:rPr>
               <w:t>{</w:t>
             </w:r>
+            <w:proofErr w:type="spellStart"/>
             <w:r>
               <w:rPr>
                 <w:rFonts w:cstheme="minorHAnsi"/>
               </w:rPr>
               <w:t>invoiceDate</w:t>
             </w:r>
+            <w:proofErr w:type="spellEnd"/>
             <w:r>
               <w:rPr>
                 <w:rFonts w:cstheme="minorHAnsi"/>
@@ -329,12 +333,14 @@
               </w:rPr>
               <w:t>{</w:t>
             </w:r>
+            <w:proofErr w:type="spellStart"/>
             <w:r>
               <w:rPr>
                 <w:rFonts w:cstheme="minorHAnsi"/>
               </w:rPr>
               <w:t>buyersOrderNo</w:t>
             </w:r>
+            <w:proofErr w:type="spellEnd"/>
             <w:r>
               <w:rPr>
                 <w:rFonts w:cstheme="minorHAnsi"/>
@@ -372,12 +378,14 @@
               </w:rPr>
               <w:t>{</w:t>
             </w:r>
+            <w:proofErr w:type="spellStart"/>
             <w:r>
               <w:rPr>
                 <w:rFonts w:cstheme="minorHAnsi"/>
               </w:rPr>
               <w:t>orderDate</w:t>
             </w:r>
+            <w:proofErr w:type="spellEnd"/>
             <w:r>
               <w:rPr>
                 <w:rFonts w:cstheme="minorHAnsi"/>
@@ -473,6 +481,7 @@
               </w:rPr>
               <w:t>{</w:t>
             </w:r>
+            <w:proofErr w:type="spellStart"/>
             <w:r>
               <w:rPr>
                 <w:rFonts w:cstheme="minorHAnsi"/>
@@ -481,6 +490,7 @@
               </w:rPr>
               <w:t>consigneeCountry</w:t>
             </w:r>
+            <w:proofErr w:type="spellEnd"/>
             <w:r>
               <w:rPr>
                 <w:rFonts w:cstheme="minorHAnsi"/>
@@ -506,6 +516,7 @@
               </w:rPr>
               <w:t>{/</w:t>
             </w:r>
+            <w:proofErr w:type="spellStart"/>
             <w:r>
               <w:rPr>
                 <w:rFonts w:cstheme="minorHAnsi"/>
@@ -514,6 +525,7 @@
               </w:rPr>
               <w:t>isCustom</w:t>
             </w:r>
+            <w:proofErr w:type="spellEnd"/>
             <w:r>
               <w:rPr>
                 <w:rFonts w:cstheme="minorHAnsi"/>
@@ -537,15 +549,25 @@
                 <w:sz w:val="20"/>
                 <w:szCs w:val="20"/>
               </w:rPr>
-              <w:t xml:space="preserve">NOTIFY </w:t>
-            </w:r>
-            <w:r>
-              <w:rPr>
-                <w:rFonts w:cstheme="minorHAnsi"/>
-                <w:sz w:val="20"/>
-                <w:szCs w:val="20"/>
-              </w:rPr>
-              <w:t>–</w:t>
+              <w:t>{#isCustom}NOTIFY – {/</w:t>
+            </w:r>
+            <w:proofErr w:type="spellStart"/>
+            <w:r>
+              <w:rPr>
+                <w:rFonts w:cstheme="minorHAnsi"/>
+                <w:sz w:val="20"/>
+                <w:szCs w:val="20"/>
+              </w:rPr>
+              <w:t>isCustom</w:t>
+            </w:r>
+            <w:proofErr w:type="spellEnd"/>
+            <w:r>
+              <w:rPr>
+                <w:rFonts w:cstheme="minorHAnsi"/>
+                <w:sz w:val="20"/>
+                <w:szCs w:val="20"/>
+              </w:rPr>
+              <w:t>}</w:t>
             </w:r>
           </w:p>
           <w:p>
@@ -564,6 +586,7 @@
               </w:rPr>
               <w:t>{</w:t>
             </w:r>
+            <w:proofErr w:type="spellStart"/>
             <w:r>
               <w:rPr>
                 <w:rFonts w:cstheme="minorHAnsi"/>
@@ -572,6 +595,7 @@
               </w:rPr>
               <w:t>consigneeName</w:t>
             </w:r>
+            <w:proofErr w:type="spellEnd"/>
             <w:r>
               <w:rPr>
                 <w:rFonts w:cstheme="minorHAnsi"/>
@@ -597,6 +621,7 @@
               </w:rPr>
               <w:t>{</w:t>
             </w:r>
+            <w:proofErr w:type="spellStart"/>
             <w:r>
               <w:rPr>
                 <w:rFonts w:cstheme="minorHAnsi"/>
@@ -605,6 +630,7 @@
               </w:rPr>
               <w:t>consigneeAddress</w:t>
             </w:r>
+            <w:proofErr w:type="spellEnd"/>
             <w:r>
               <w:rPr>
                 <w:rFonts w:cstheme="minorHAnsi"/>
@@ -613,6 +639,7 @@
               </w:rPr>
               <w:t>} {</w:t>
             </w:r>
+            <w:proofErr w:type="spellStart"/>
             <w:r>
               <w:rPr>
                 <w:rFonts w:cstheme="minorHAnsi"/>
@@ -621,6 +648,7 @@
               </w:rPr>
               <w:t>consigneeCity</w:t>
             </w:r>
+            <w:proofErr w:type="spellEnd"/>
             <w:r>
               <w:rPr>
                 <w:rFonts w:cstheme="minorHAnsi"/>
@@ -629,6 +657,7 @@
               </w:rPr>
               <w:t>} {</w:t>
             </w:r>
+            <w:proofErr w:type="spellStart"/>
             <w:r>
               <w:rPr>
                 <w:rFonts w:cstheme="minorHAnsi"/>
@@ -637,6 +666,7 @@
               </w:rPr>
               <w:t>consigneeState</w:t>
             </w:r>
+            <w:proofErr w:type="spellEnd"/>
             <w:r>
               <w:rPr>
                 <w:rFonts w:cstheme="minorHAnsi"/>
@@ -662,6 +692,7 @@
               </w:rPr>
               <w:t>{</w:t>
             </w:r>
+            <w:proofErr w:type="spellStart"/>
             <w:r>
               <w:rPr>
                 <w:rFonts w:cstheme="minorHAnsi"/>
@@ -670,6 +701,7 @@
               </w:rPr>
               <w:t>consigneeCountry</w:t>
             </w:r>
+            <w:proofErr w:type="spellEnd"/>
             <w:r>
               <w:rPr>
                 <w:rFonts w:cstheme="minorHAnsi"/>
@@ -678,6 +710,7 @@
               </w:rPr>
               <w:t>} {</w:t>
             </w:r>
+            <w:proofErr w:type="spellStart"/>
             <w:r>
               <w:rPr>
                 <w:rFonts w:cstheme="minorHAnsi"/>
@@ -686,6 +719,7 @@
               </w:rPr>
               <w:t>consigneeZip</w:t>
             </w:r>
+            <w:proofErr w:type="spellEnd"/>
             <w:r>
               <w:rPr>
                 <w:rFonts w:cstheme="minorHAnsi"/>
@@ -709,7 +743,43 @@
                 <w:sz w:val="20"/>
                 <w:szCs w:val="20"/>
               </w:rPr>
-              <w:t>{#consigneePhone}TELE: {consigneePhone}{/consigneePhone}</w:t>
+              <w:t>{#consigneePhone}TELE: {</w:t>
+            </w:r>
+            <w:proofErr w:type="spellStart"/>
+            <w:r>
+              <w:rPr>
+                <w:rFonts w:cstheme="minorHAnsi"/>
+                <w:sz w:val="20"/>
+                <w:szCs w:val="20"/>
+              </w:rPr>
+              <w:t>consigneePhone</w:t>
+            </w:r>
+            <w:proofErr w:type="spellEnd"/>
+            <w:r>
+              <w:rPr>
+                <w:rFonts w:cstheme="minorHAnsi"/>
+                <w:sz w:val="20"/>
+                <w:szCs w:val="20"/>
+              </w:rPr>
+              <w:t>}{/</w:t>
+            </w:r>
+            <w:proofErr w:type="spellStart"/>
+            <w:r>
+              <w:rPr>
+                <w:rFonts w:cstheme="minorHAnsi"/>
+                <w:sz w:val="20"/>
+                <w:szCs w:val="20"/>
+              </w:rPr>
+              <w:t>consigneePhone</w:t>
+            </w:r>
+            <w:proofErr w:type="spellEnd"/>
+            <w:r>
+              <w:rPr>
+                <w:rFonts w:cstheme="minorHAnsi"/>
+                <w:sz w:val="20"/>
+                <w:szCs w:val="20"/>
+              </w:rPr>
+              <w:t>}</w:t>
             </w:r>
           </w:p>
           <w:p>
@@ -726,7 +796,43 @@
                 <w:sz w:val="20"/>
                 <w:szCs w:val="20"/>
               </w:rPr>
-              <w:t>{#consigneeEmail}EMAIL: {consigneeEmail}{/consigneeEmail}</w:t>
+              <w:t>{#consigneeEmail}EMAIL: {</w:t>
+            </w:r>
+            <w:proofErr w:type="spellStart"/>
+            <w:r>
+              <w:rPr>
+                <w:rFonts w:cstheme="minorHAnsi"/>
+                <w:sz w:val="20"/>
+                <w:szCs w:val="20"/>
+              </w:rPr>
+              <w:t>consigneeEmail</w:t>
+            </w:r>
+            <w:proofErr w:type="spellEnd"/>
+            <w:r>
+              <w:rPr>
+                <w:rFonts w:cstheme="minorHAnsi"/>
+                <w:sz w:val="20"/>
+                <w:szCs w:val="20"/>
+              </w:rPr>
+              <w:t>}{/</w:t>
+            </w:r>
+            <w:proofErr w:type="spellStart"/>
+            <w:r>
+              <w:rPr>
+                <w:rFonts w:cstheme="minorHAnsi"/>
+                <w:sz w:val="20"/>
+                <w:szCs w:val="20"/>
+              </w:rPr>
+              <w:t>consigneeEmail</w:t>
+            </w:r>
+            <w:proofErr w:type="spellEnd"/>
+            <w:r>
+              <w:rPr>
+                <w:rFonts w:cstheme="minorHAnsi"/>
+                <w:sz w:val="20"/>
+                <w:szCs w:val="20"/>
+              </w:rPr>
+              <w:t>}</w:t>
             </w:r>
           </w:p>
         </w:tc>
@@ -768,6 +874,7 @@
               </w:rPr>
               <w:t>{</w:t>
             </w:r>
+            <w:proofErr w:type="spellStart"/>
             <w:r>
               <w:rPr>
                 <w:rFonts w:cstheme="minorHAnsi"/>
@@ -776,6 +883,7 @@
               </w:rPr>
               <w:t>buyerName</w:t>
             </w:r>
+            <w:proofErr w:type="spellEnd"/>
             <w:r>
               <w:rPr>
                 <w:rFonts w:cstheme="minorHAnsi"/>
@@ -801,6 +909,7 @@
               </w:rPr>
               <w:t>{</w:t>
             </w:r>
+            <w:proofErr w:type="spellStart"/>
             <w:r>
               <w:rPr>
                 <w:rFonts w:cstheme="minorHAnsi"/>
@@ -809,6 +918,7 @@
               </w:rPr>
               <w:t>buyerAddress</w:t>
             </w:r>
+            <w:proofErr w:type="spellEnd"/>
             <w:r>
               <w:rPr>
                 <w:rFonts w:cstheme="minorHAnsi"/>
@@ -817,6 +927,7 @@
               </w:rPr>
               <w:t>} {</w:t>
             </w:r>
+            <w:proofErr w:type="spellStart"/>
             <w:r>
               <w:rPr>
                 <w:rFonts w:cstheme="minorHAnsi"/>
@@ -825,6 +936,7 @@
               </w:rPr>
               <w:t>buyerCity</w:t>
             </w:r>
+            <w:proofErr w:type="spellEnd"/>
             <w:r>
               <w:rPr>
                 <w:rFonts w:cstheme="minorHAnsi"/>
@@ -833,6 +945,7 @@
               </w:rPr>
               <w:t>} {</w:t>
             </w:r>
+            <w:proofErr w:type="spellStart"/>
             <w:r>
               <w:rPr>
                 <w:rFonts w:cstheme="minorHAnsi"/>
@@ -841,6 +954,7 @@
               </w:rPr>
               <w:t>buyerState</w:t>
             </w:r>
+            <w:proofErr w:type="spellEnd"/>
             <w:r>
               <w:rPr>
                 <w:rFonts w:cstheme="minorHAnsi"/>
@@ -866,6 +980,7 @@
               </w:rPr>
               <w:t>{</w:t>
             </w:r>
+            <w:proofErr w:type="spellStart"/>
             <w:r>
               <w:rPr>
                 <w:rFonts w:cstheme="minorHAnsi"/>
@@ -874,6 +989,7 @@
               </w:rPr>
               <w:t>buyerCountry</w:t>
             </w:r>
+            <w:proofErr w:type="spellEnd"/>
             <w:r>
               <w:rPr>
                 <w:rFonts w:cstheme="minorHAnsi"/>
@@ -882,6 +998,7 @@
               </w:rPr>
               <w:t>} {</w:t>
             </w:r>
+            <w:proofErr w:type="spellStart"/>
             <w:r>
               <w:rPr>
                 <w:rFonts w:cstheme="minorHAnsi"/>
@@ -890,6 +1007,7 @@
               </w:rPr>
               <w:t>buyerZip</w:t>
             </w:r>
+            <w:proofErr w:type="spellEnd"/>
             <w:r>
               <w:rPr>
                 <w:rFonts w:cstheme="minorHAnsi"/>
@@ -958,6 +1076,7 @@
               </w:rPr>
               <w:t>{</w:t>
             </w:r>
+            <w:proofErr w:type="spellStart"/>
             <w:r>
               <w:rPr>
                 <w:rFonts w:cstheme="minorHAnsi"/>
@@ -966,6 +1085,7 @@
               </w:rPr>
               <w:t>originOfGoods</w:t>
             </w:r>
+            <w:proofErr w:type="spellEnd"/>
             <w:r>
               <w:rPr>
                 <w:rFonts w:cstheme="minorHAnsi"/>
@@ -1013,6 +1133,7 @@
               </w:rPr>
               <w:t>{</w:t>
             </w:r>
+            <w:proofErr w:type="spellStart"/>
             <w:r>
               <w:rPr>
                 <w:rFonts w:cstheme="minorHAnsi"/>
@@ -1021,6 +1142,7 @@
               </w:rPr>
               <w:t>finalDestination</w:t>
             </w:r>
+            <w:proofErr w:type="spellEnd"/>
             <w:r>
               <w:rPr>
                 <w:rFonts w:cstheme="minorHAnsi"/>
@@ -1091,6 +1213,7 @@
               </w:rPr>
               <w:t>{</w:t>
             </w:r>
+            <w:proofErr w:type="spellStart"/>
             <w:r>
               <w:rPr>
                 <w:rFonts w:cstheme="minorHAnsi"/>
@@ -1099,6 +1222,7 @@
               </w:rPr>
               <w:t>termOfDeliveryAndPayment</w:t>
             </w:r>
+            <w:proofErr w:type="spellEnd"/>
             <w:r>
               <w:rPr>
                 <w:rFonts w:cstheme="minorHAnsi"/>
@@ -1132,6 +1256,7 @@
                 <w:szCs w:val="20"/>
               </w:rPr>
             </w:pPr>
+            <w:proofErr w:type="spellStart"/>
             <w:r>
               <w:rPr>
                 <w:rFonts w:ascii="SansSerif" w:hAnsi="SansSerif" w:cs="SansSerif"/>
@@ -1139,7 +1264,17 @@
                 <w:sz w:val="20"/>
                 <w:szCs w:val="20"/>
               </w:rPr>
-              <w:t>Precarriage by:</w:t>
+              <w:t>Precarriage</w:t>
+            </w:r>
+            <w:proofErr w:type="spellEnd"/>
+            <w:r>
+              <w:rPr>
+                <w:rFonts w:ascii="SansSerif" w:hAnsi="SansSerif" w:cs="SansSerif"/>
+                <w:color w:val="000000"/>
+                <w:sz w:val="20"/>
+                <w:szCs w:val="20"/>
+              </w:rPr>
+              <w:t xml:space="preserve"> by:</w:t>
             </w:r>
           </w:p>
           <w:p>
@@ -1159,6 +1294,7 @@
               </w:rPr>
               <w:t>{^</w:t>
             </w:r>
+            <w:proofErr w:type="spellStart"/>
             <w:r>
               <w:rPr>
                 <w:rFonts w:cstheme="minorHAnsi"/>
@@ -1167,6 +1303,7 @@
               </w:rPr>
               <w:t>isCustom</w:t>
             </w:r>
+            <w:proofErr w:type="spellEnd"/>
             <w:r>
               <w:rPr>
                 <w:rFonts w:cstheme="minorHAnsi"/>
@@ -1175,6 +1312,7 @@
               </w:rPr>
               <w:t>}{</w:t>
             </w:r>
+            <w:proofErr w:type="spellStart"/>
             <w:r>
               <w:rPr>
                 <w:rFonts w:cstheme="minorHAnsi"/>
@@ -1183,6 +1321,7 @@
               </w:rPr>
               <w:t>precarriageBy</w:t>
             </w:r>
+            <w:proofErr w:type="spellEnd"/>
             <w:r>
               <w:rPr>
                 <w:rFonts w:cstheme="minorHAnsi"/>
@@ -1191,6 +1330,7 @@
               </w:rPr>
               <w:t>}{/</w:t>
             </w:r>
+            <w:proofErr w:type="spellStart"/>
             <w:r>
               <w:rPr>
                 <w:rFonts w:cstheme="minorHAnsi"/>
@@ -1199,6 +1339,7 @@
               </w:rPr>
               <w:t>isCustom</w:t>
             </w:r>
+            <w:proofErr w:type="spellEnd"/>
             <w:r>
               <w:rPr>
                 <w:rFonts w:cstheme="minorHAnsi"/>
@@ -1259,6 +1400,7 @@
               </w:rPr>
               <w:t>{</w:t>
             </w:r>
+            <w:proofErr w:type="spellStart"/>
             <w:r>
               <w:rPr>
                 <w:rFonts w:ascii="SansSerif" w:hAnsi="SansSerif" w:cs="SansSerif"/>
@@ -1268,6 +1410,7 @@
               </w:rPr>
               <w:t>placeOfReceipt</w:t>
             </w:r>
+            <w:proofErr w:type="spellEnd"/>
             <w:r>
               <w:rPr>
                 <w:rFonts w:ascii="SansSerif" w:hAnsi="SansSerif" w:cs="SansSerif"/>
@@ -1351,6 +1494,7 @@
               </w:rPr>
               <w:t>{^</w:t>
             </w:r>
+            <w:proofErr w:type="spellStart"/>
             <w:r>
               <w:rPr>
                 <w:rFonts w:cstheme="minorHAnsi"/>
@@ -1359,6 +1503,7 @@
               </w:rPr>
               <w:t>isCustom</w:t>
             </w:r>
+            <w:proofErr w:type="spellEnd"/>
             <w:r>
               <w:rPr>
                 <w:rFonts w:cstheme="minorHAnsi"/>
@@ -1376,6 +1521,7 @@
               </w:rPr>
               <w:t>{</w:t>
             </w:r>
+            <w:proofErr w:type="spellStart"/>
             <w:r>
               <w:rPr>
                 <w:rFonts w:ascii="SansSerif" w:hAnsi="SansSerif" w:cs="SansSerif"/>
@@ -1385,6 +1531,7 @@
               </w:rPr>
               <w:t>vesselNo</w:t>
             </w:r>
+            <w:proofErr w:type="spellEnd"/>
             <w:r>
               <w:rPr>
                 <w:rFonts w:ascii="SansSerif" w:hAnsi="SansSerif" w:cs="SansSerif"/>
@@ -1402,6 +1549,7 @@
               </w:rPr>
               <w:t>{/</w:t>
             </w:r>
+            <w:proofErr w:type="spellStart"/>
             <w:r>
               <w:rPr>
                 <w:rFonts w:cstheme="minorHAnsi"/>
@@ -1416,7 +1564,16 @@
                 <w:sz w:val="20"/>
                 <w:szCs w:val="20"/>
               </w:rPr>
-              <w:t>m}</w:t>
+              <w:t>m</w:t>
+            </w:r>
+            <w:proofErr w:type="spellEnd"/>
+            <w:r>
+              <w:rPr>
+                <w:rFonts w:cstheme="minorHAnsi"/>
+                <w:sz w:val="20"/>
+                <w:szCs w:val="20"/>
+              </w:rPr>
+              <w:t>}</w:t>
             </w:r>
           </w:p>
         </w:tc>
@@ -1470,6 +1627,7 @@
               </w:rPr>
               <w:t>{</w:t>
             </w:r>
+            <w:proofErr w:type="spellStart"/>
             <w:r>
               <w:rPr>
                 <w:rFonts w:ascii="SansSerif" w:hAnsi="SansSerif" w:cs="SansSerif"/>
@@ -1479,6 +1637,7 @@
               </w:rPr>
               <w:t>portOfLoading</w:t>
             </w:r>
+            <w:proofErr w:type="spellEnd"/>
             <w:r>
               <w:rPr>
                 <w:rFonts w:ascii="SansSerif" w:hAnsi="SansSerif" w:cs="SansSerif"/>
@@ -1558,6 +1717,7 @@
               </w:rPr>
               <w:t>{</w:t>
             </w:r>
+            <w:proofErr w:type="spellStart"/>
             <w:r>
               <w:rPr>
                 <w:rFonts w:ascii="SansSerif" w:hAnsi="SansSerif" w:cs="SansSerif"/>
@@ -1567,6 +1727,7 @@
               </w:rPr>
               <w:t>portOfDischarge</w:t>
             </w:r>
+            <w:proofErr w:type="spellEnd"/>
             <w:r>
               <w:rPr>
                 <w:rFonts w:ascii="SansSerif" w:hAnsi="SansSerif" w:cs="SansSerif"/>
@@ -1624,6 +1785,7 @@
               </w:rPr>
               <w:t>{</w:t>
             </w:r>
+            <w:proofErr w:type="spellStart"/>
             <w:r>
               <w:rPr>
                 <w:rFonts w:ascii="SansSerif" w:hAnsi="SansSerif" w:cs="SansSerif"/>
@@ -1633,6 +1795,7 @@
               </w:rPr>
               <w:t>finalDestination</w:t>
             </w:r>
+            <w:proofErr w:type="spellEnd"/>
             <w:r>
               <w:rPr>
                 <w:rFonts w:ascii="SansSerif" w:hAnsi="SansSerif" w:cs="SansSerif"/>
@@ -1696,6 +1859,7 @@
               </w:rPr>
               <w:t>{</w:t>
             </w:r>
+            <w:proofErr w:type="spellStart"/>
             <w:r>
               <w:rPr>
                 <w:rFonts w:cstheme="minorHAnsi"/>
@@ -1704,6 +1868,7 @@
               </w:rPr>
               <w:t>privateRemark</w:t>
             </w:r>
+            <w:proofErr w:type="spellEnd"/>
             <w:r>
               <w:rPr>
                 <w:rFonts w:cstheme="minorHAnsi"/>
@@ -1906,6 +2071,7 @@
                       <w:szCs w:val="19"/>
                     </w:rPr>
                   </w:pPr>
+                  <w:proofErr w:type="spellStart"/>
                   <w:r>
                     <w:rPr>
                       <w:rFonts w:cstheme="minorHAnsi"/>
@@ -1916,6 +2082,7 @@
                     </w:rPr>
                     <w:t>NetWt</w:t>
                   </w:r>
+                  <w:proofErr w:type="spellEnd"/>
                 </w:p>
                 <w:p>
                   <w:pPr>
@@ -1953,6 +2120,7 @@
                     </w:tabs>
                     <w:jc w:val="center"/>
                   </w:pPr>
+                  <w:proofErr w:type="spellStart"/>
                   <w:r>
                     <w:rPr>
                       <w:rFonts w:cstheme="minorHAnsi"/>
@@ -1961,7 +2129,18 @@
                       <w:sz w:val="19"/>
                       <w:szCs w:val="19"/>
                     </w:rPr>
-                    <w:t>GrossWt [kg]</w:t>
+                    <w:t>GrossWt</w:t>
+                  </w:r>
+                  <w:proofErr w:type="spellEnd"/>
+                  <w:r>
+                    <w:rPr>
+                      <w:rFonts w:cstheme="minorHAnsi"/>
+                      <w:b/>
+                      <w:bCs/>
+                      <w:sz w:val="19"/>
+                      <w:szCs w:val="19"/>
+                    </w:rPr>
+                    <w:t xml:space="preserve"> [kg]</w:t>
                   </w:r>
                 </w:p>
               </w:tc>
@@ -2178,7 +2357,39 @@
                       <w:sz w:val="18"/>
                       <w:szCs w:val="18"/>
                     </w:rPr>
-                    <w:t>{#invoices}{#prefixCode}{prefixCode}/{/prefixCode}{containerFrom}{#containerTo} to {containerTo} {/containerTo}</w:t>
+                    <w:t>{#invoices}{#prefixCode}{prefixCode}/{/prefixCode}{containerFrom}{#containerTo} to {</w:t>
+                  </w:r>
+                  <w:proofErr w:type="spellStart"/>
+                  <w:r>
+                    <w:rPr>
+                      <w:sz w:val="18"/>
+                      <w:szCs w:val="18"/>
+                    </w:rPr>
+                    <w:t>containerTo</w:t>
+                  </w:r>
+                  <w:proofErr w:type="spellEnd"/>
+                  <w:r>
+                    <w:rPr>
+                      <w:sz w:val="18"/>
+                      <w:szCs w:val="18"/>
+                    </w:rPr>
+                    <w:t>} {/</w:t>
+                  </w:r>
+                  <w:proofErr w:type="spellStart"/>
+                  <w:r>
+                    <w:rPr>
+                      <w:sz w:val="18"/>
+                      <w:szCs w:val="18"/>
+                    </w:rPr>
+                    <w:t>containerTo</w:t>
+                  </w:r>
+                  <w:proofErr w:type="spellEnd"/>
+                  <w:r>
+                    <w:rPr>
+                      <w:sz w:val="18"/>
+                      <w:szCs w:val="18"/>
+                    </w:rPr>
+                    <w:t>}</w:t>
                   </w:r>
                 </w:p>
               </w:tc>
@@ -2203,7 +2414,25 @@
                       <w:sz w:val="18"/>
                       <w:szCs w:val="18"/>
                     </w:rPr>
-                    <w:t>{materialGrade}</w:t>
+                    <w:t>{</w:t>
+                  </w:r>
+                  <w:proofErr w:type="spellStart"/>
+                  <w:r>
+                    <w:rPr>
+                      <w:rFonts w:cstheme="minorHAnsi"/>
+                      <w:sz w:val="18"/>
+                      <w:szCs w:val="18"/>
+                    </w:rPr>
+                    <w:t>materialGrade</w:t>
+                  </w:r>
+                  <w:proofErr w:type="spellEnd"/>
+                  <w:r>
+                    <w:rPr>
+                      <w:rFonts w:cstheme="minorHAnsi"/>
+                      <w:sz w:val="18"/>
+                      <w:szCs w:val="18"/>
+                    </w:rPr>
+                    <w:t>}</w:t>
                   </w:r>
                   <w:r>
                     <w:rPr>
@@ -2219,7 +2448,25 @@
                       <w:sz w:val="18"/>
                       <w:szCs w:val="18"/>
                     </w:rPr>
-                    <w:t>{brandName}</w:t>
+                    <w:t>{</w:t>
+                  </w:r>
+                  <w:proofErr w:type="spellStart"/>
+                  <w:r>
+                    <w:rPr>
+                      <w:rFonts w:cstheme="minorHAnsi"/>
+                      <w:sz w:val="18"/>
+                      <w:szCs w:val="18"/>
+                    </w:rPr>
+                    <w:t>brandName</w:t>
+                  </w:r>
+                  <w:proofErr w:type="spellEnd"/>
+                  <w:r>
+                    <w:rPr>
+                      <w:rFonts w:cstheme="minorHAnsi"/>
+                      <w:sz w:val="18"/>
+                      <w:szCs w:val="18"/>
+                    </w:rPr>
+                    <w:t>}</w:t>
                   </w:r>
                 </w:p>
               </w:tc>
@@ -2245,7 +2492,25 @@
                       <w:sz w:val="18"/>
                       <w:szCs w:val="18"/>
                     </w:rPr>
-                    <w:t>{designType}</w:t>
+                    <w:t>{</w:t>
+                  </w:r>
+                  <w:proofErr w:type="spellStart"/>
+                  <w:r>
+                    <w:rPr>
+                      <w:rFonts w:cstheme="minorHAnsi"/>
+                      <w:sz w:val="18"/>
+                      <w:szCs w:val="18"/>
+                    </w:rPr>
+                    <w:t>designType</w:t>
+                  </w:r>
+                  <w:proofErr w:type="spellEnd"/>
+                  <w:r>
+                    <w:rPr>
+                      <w:rFonts w:cstheme="minorHAnsi"/>
+                      <w:sz w:val="18"/>
+                      <w:szCs w:val="18"/>
+                    </w:rPr>
+                    <w:t>}</w:t>
                   </w:r>
                 </w:p>
               </w:tc>
@@ -2274,7 +2539,25 @@
                       <w:sz w:val="18"/>
                       <w:szCs w:val="18"/>
                     </w:rPr>
-                    <w:t>{finishType}</w:t>
+                    <w:t>{</w:t>
+                  </w:r>
+                  <w:proofErr w:type="spellStart"/>
+                  <w:r>
+                    <w:rPr>
+                      <w:rFonts w:cstheme="minorHAnsi"/>
+                      <w:sz w:val="18"/>
+                      <w:szCs w:val="18"/>
+                    </w:rPr>
+                    <w:t>finishType</w:t>
+                  </w:r>
+                  <w:proofErr w:type="spellEnd"/>
+                  <w:r>
+                    <w:rPr>
+                      <w:rFonts w:cstheme="minorHAnsi"/>
+                      <w:sz w:val="18"/>
+                      <w:szCs w:val="18"/>
+                    </w:rPr>
+                    <w:t>}</w:t>
                   </w:r>
                 </w:p>
               </w:tc>
@@ -2336,7 +2619,25 @@
                       <w:sz w:val="18"/>
                       <w:szCs w:val="18"/>
                     </w:rPr>
-                    <w:t>{netWeight}</w:t>
+                    <w:t>{</w:t>
+                  </w:r>
+                  <w:proofErr w:type="spellStart"/>
+                  <w:r>
+                    <w:rPr>
+                      <w:rFonts w:cstheme="minorHAnsi"/>
+                      <w:sz w:val="18"/>
+                      <w:szCs w:val="18"/>
+                    </w:rPr>
+                    <w:t>netWeight</w:t>
+                  </w:r>
+                  <w:proofErr w:type="spellEnd"/>
+                  <w:r>
+                    <w:rPr>
+                      <w:rFonts w:cstheme="minorHAnsi"/>
+                      <w:sz w:val="18"/>
+                      <w:szCs w:val="18"/>
+                    </w:rPr>
+                    <w:t>}</w:t>
                   </w:r>
                 </w:p>
               </w:tc>
@@ -2367,7 +2668,25 @@
                       <w:sz w:val="18"/>
                       <w:szCs w:val="18"/>
                     </w:rPr>
-                    <w:t>{grossWeight}</w:t>
+                    <w:t>{</w:t>
+                  </w:r>
+                  <w:proofErr w:type="spellStart"/>
+                  <w:r>
+                    <w:rPr>
+                      <w:rFonts w:cstheme="minorHAnsi"/>
+                      <w:sz w:val="18"/>
+                      <w:szCs w:val="18"/>
+                    </w:rPr>
+                    <w:t>grossWeight</w:t>
+                  </w:r>
+                  <w:proofErr w:type="spellEnd"/>
+                  <w:r>
+                    <w:rPr>
+                      <w:rFonts w:cstheme="minorHAnsi"/>
+                      <w:sz w:val="18"/>
+                      <w:szCs w:val="18"/>
+                    </w:rPr>
+                    <w:t>}</w:t>
                   </w:r>
                 </w:p>
               </w:tc>
@@ -2396,7 +2715,23 @@
                       <w:sz w:val="18"/>
                       <w:szCs w:val="18"/>
                     </w:rPr>
-                    <w:t>{sizeInch}</w:t>
+                    <w:t>{</w:t>
+                  </w:r>
+                  <w:proofErr w:type="spellStart"/>
+                  <w:r>
+                    <w:rPr>
+                      <w:sz w:val="18"/>
+                      <w:szCs w:val="18"/>
+                    </w:rPr>
+                    <w:t>sizeInch</w:t>
+                  </w:r>
+                  <w:proofErr w:type="spellEnd"/>
+                  <w:r>
+                    <w:rPr>
+                      <w:sz w:val="18"/>
+                      <w:szCs w:val="18"/>
+                    </w:rPr>
+                    <w:t>}</w:t>
                   </w:r>
                   <w:r>
                     <w:rPr>
@@ -2410,7 +2745,23 @@
                       <w:sz w:val="18"/>
                       <w:szCs w:val="18"/>
                     </w:rPr>
-                    <w:t xml:space="preserve"> {/invoices} {/invoiceItems}</w:t>
+                    <w:t xml:space="preserve"> {/invoices} {/</w:t>
+                  </w:r>
+                  <w:proofErr w:type="spellStart"/>
+                  <w:r>
+                    <w:rPr>
+                      <w:sz w:val="18"/>
+                      <w:szCs w:val="18"/>
+                    </w:rPr>
+                    <w:t>invoiceItems</w:t>
+                  </w:r>
+                  <w:proofErr w:type="spellEnd"/>
+                  <w:r>
+                    <w:rPr>
+                      <w:sz w:val="18"/>
+                      <w:szCs w:val="18"/>
+                    </w:rPr>
+                    <w:t>}</w:t>
                   </w:r>
                 </w:p>
               </w:tc>
@@ -2477,6 +2828,7 @@
                     </w:rPr>
                     <w:t>/</w:t>
                   </w:r>
+                  <w:proofErr w:type="spellStart"/>
                   <w:r>
                     <w:rPr>
                       <w:rFonts w:cstheme="minorHAnsi"/>
@@ -2485,7 +2837,18 @@
                       <w:sz w:val="18"/>
                       <w:szCs w:val="18"/>
                     </w:rPr>
-                    <w:t>isSampleBox}</w:t>
+                    <w:t>isSampleBox</w:t>
+                  </w:r>
+                  <w:proofErr w:type="spellEnd"/>
+                  <w:r>
+                    <w:rPr>
+                      <w:rFonts w:cstheme="minorHAnsi"/>
+                      <w:b/>
+                      <w:bCs/>
+                      <w:sz w:val="18"/>
+                      <w:szCs w:val="18"/>
+                    </w:rPr>
+                    <w:t>}</w:t>
                   </w:r>
                 </w:p>
               </w:tc>
@@ -2630,7 +2993,39 @@
                       <w:sz w:val="18"/>
                       <w:szCs w:val="18"/>
                     </w:rPr>
-                    <w:t>{#prefixCode}{prefixCode}/{/prefixCode}{containerFrom}{#containerTo} to {containerTo} {/containerTo}</w:t>
+                    <w:t>{#prefixCode}{prefixCode}/{/prefixCode}{containerFrom}{#containerTo} to {</w:t>
+                  </w:r>
+                  <w:proofErr w:type="spellStart"/>
+                  <w:r>
+                    <w:rPr>
+                      <w:sz w:val="18"/>
+                      <w:szCs w:val="18"/>
+                    </w:rPr>
+                    <w:t>containerTo</w:t>
+                  </w:r>
+                  <w:proofErr w:type="spellEnd"/>
+                  <w:r>
+                    <w:rPr>
+                      <w:sz w:val="18"/>
+                      <w:szCs w:val="18"/>
+                    </w:rPr>
+                    <w:t>} {/</w:t>
+                  </w:r>
+                  <w:proofErr w:type="spellStart"/>
+                  <w:r>
+                    <w:rPr>
+                      <w:sz w:val="18"/>
+                      <w:szCs w:val="18"/>
+                    </w:rPr>
+                    <w:t>containerTo</w:t>
+                  </w:r>
+                  <w:proofErr w:type="spellEnd"/>
+                  <w:r>
+                    <w:rPr>
+                      <w:sz w:val="18"/>
+                      <w:szCs w:val="18"/>
+                    </w:rPr>
+                    <w:t>}</w:t>
                   </w:r>
                 </w:p>
               </w:tc>
@@ -2662,7 +3057,43 @@
                       <w:sz w:val="18"/>
                       <w:szCs w:val="18"/>
                     </w:rPr>
-                    <w:t xml:space="preserve">{materialGrade}  {brandName} </w:t>
+                    <w:t>{</w:t>
+                  </w:r>
+                  <w:proofErr w:type="spellStart"/>
+                  <w:r>
+                    <w:rPr>
+                      <w:rFonts w:cstheme="minorHAnsi"/>
+                      <w:sz w:val="18"/>
+                      <w:szCs w:val="18"/>
+                    </w:rPr>
+                    <w:t>materialGrade</w:t>
+                  </w:r>
+                  <w:proofErr w:type="spellEnd"/>
+                  <w:r>
+                    <w:rPr>
+                      <w:rFonts w:cstheme="minorHAnsi"/>
+                      <w:sz w:val="18"/>
+                      <w:szCs w:val="18"/>
+                    </w:rPr>
+                    <w:t>}  {</w:t>
+                  </w:r>
+                  <w:proofErr w:type="spellStart"/>
+                  <w:r>
+                    <w:rPr>
+                      <w:rFonts w:cstheme="minorHAnsi"/>
+                      <w:sz w:val="18"/>
+                      <w:szCs w:val="18"/>
+                    </w:rPr>
+                    <w:t>brandName</w:t>
+                  </w:r>
+                  <w:proofErr w:type="spellEnd"/>
+                  <w:r>
+                    <w:rPr>
+                      <w:rFonts w:cstheme="minorHAnsi"/>
+                      <w:sz w:val="18"/>
+                      <w:szCs w:val="18"/>
+                    </w:rPr>
+                    <w:t xml:space="preserve">} </w:t>
                   </w:r>
                   <w:r>
                     <w:rPr>
@@ -2678,7 +3109,43 @@
                       <w:sz w:val="18"/>
                       <w:szCs w:val="18"/>
                     </w:rPr>
-                    <w:t>{designType}  {finishType}</w:t>
+                    <w:t>{</w:t>
+                  </w:r>
+                  <w:proofErr w:type="spellStart"/>
+                  <w:r>
+                    <w:rPr>
+                      <w:rFonts w:cstheme="minorHAnsi"/>
+                      <w:sz w:val="18"/>
+                      <w:szCs w:val="18"/>
+                    </w:rPr>
+                    <w:t>designType</w:t>
+                  </w:r>
+                  <w:proofErr w:type="spellEnd"/>
+                  <w:r>
+                    <w:rPr>
+                      <w:rFonts w:cstheme="minorHAnsi"/>
+                      <w:sz w:val="18"/>
+                      <w:szCs w:val="18"/>
+                    </w:rPr>
+                    <w:t>}  {</w:t>
+                  </w:r>
+                  <w:proofErr w:type="spellStart"/>
+                  <w:r>
+                    <w:rPr>
+                      <w:rFonts w:cstheme="minorHAnsi"/>
+                      <w:sz w:val="18"/>
+                      <w:szCs w:val="18"/>
+                    </w:rPr>
+                    <w:t>finishType</w:t>
+                  </w:r>
+                  <w:proofErr w:type="spellEnd"/>
+                  <w:r>
+                    <w:rPr>
+                      <w:rFonts w:cstheme="minorHAnsi"/>
+                      <w:sz w:val="18"/>
+                      <w:szCs w:val="18"/>
+                    </w:rPr>
+                    <w:t>}</w:t>
                   </w:r>
                 </w:p>
               </w:tc>
@@ -2798,6 +3265,7 @@
                     </w:rPr>
                     <w:t>/</w:t>
                   </w:r>
+                  <w:proofErr w:type="spellStart"/>
                   <w:r>
                     <w:rPr>
                       <w:rFonts w:cstheme="minorHAnsi"/>
@@ -2806,6 +3274,7 @@
                     </w:rPr>
                     <w:t>sampleBox</w:t>
                   </w:r>
+                  <w:proofErr w:type="spellEnd"/>
                   <w:r>
                     <w:rPr>
                       <w:rFonts w:cstheme="minorHAnsi"/>
@@ -2957,6 +3426,7 @@
                     </w:rPr>
                     <w:t>{</w:t>
                   </w:r>
+                  <w:proofErr w:type="spellStart"/>
                   <w:r>
                     <w:rPr>
                       <w:rFonts w:cstheme="minorHAnsi"/>
@@ -2965,6 +3435,7 @@
                     </w:rPr>
                     <w:t>totalQuantity</w:t>
                   </w:r>
+                  <w:proofErr w:type="spellEnd"/>
                   <w:r>
                     <w:rPr>
                       <w:rFonts w:cstheme="minorHAnsi"/>
@@ -3029,6 +3500,7 @@
                     </w:rPr>
                     <w:t>{</w:t>
                   </w:r>
+                  <w:proofErr w:type="spellStart"/>
                   <w:r>
                     <w:rPr>
                       <w:rFonts w:cstheme="minorHAnsi"/>
@@ -3037,6 +3509,7 @@
                     </w:rPr>
                     <w:t>totalBox</w:t>
                   </w:r>
+                  <w:proofErr w:type="spellEnd"/>
                   <w:r>
                     <w:rPr>
                       <w:rFonts w:cstheme="minorHAnsi"/>
@@ -3121,6 +3594,7 @@
                     </w:rPr>
                     <w:t>{</w:t>
                   </w:r>
+                  <w:proofErr w:type="spellStart"/>
                   <w:r>
                     <w:rPr>
                       <w:rFonts w:cstheme="minorHAnsi"/>
@@ -3129,6 +3603,7 @@
                     </w:rPr>
                     <w:t>totalNetWeight</w:t>
                   </w:r>
+                  <w:proofErr w:type="spellEnd"/>
                   <w:r>
                     <w:rPr>
                       <w:rFonts w:cstheme="minorHAnsi"/>
@@ -3157,6 +3632,7 @@
                     </w:rPr>
                     <w:t>{</w:t>
                   </w:r>
+                  <w:proofErr w:type="spellStart"/>
                   <w:r>
                     <w:rPr>
                       <w:rFonts w:cstheme="minorHAnsi"/>
@@ -3165,6 +3641,7 @@
                     </w:rPr>
                     <w:t>totalGrossWeight</w:t>
                   </w:r>
+                  <w:proofErr w:type="spellEnd"/>
                   <w:r>
                     <w:rPr>
                       <w:rFonts w:cstheme="minorHAnsi"/>
@@ -3203,7 +3680,25 @@
                       <w:szCs w:val="20"/>
                     </w:rPr>
                     <w:lastRenderedPageBreak/>
-                    <w:t>{#isCustom}Total Sq.Meter:</w:t>
+                    <w:t xml:space="preserve">{#isCustom}Total </w:t>
+                  </w:r>
+                  <w:proofErr w:type="spellStart"/>
+                  <w:r>
+                    <w:rPr>
+                      <w:rFonts w:cstheme="minorHAnsi"/>
+                      <w:sz w:val="20"/>
+                      <w:szCs w:val="20"/>
+                    </w:rPr>
+                    <w:t>Sq.Meter</w:t>
+                  </w:r>
+                  <w:proofErr w:type="spellEnd"/>
+                  <w:r>
+                    <w:rPr>
+                      <w:rFonts w:cstheme="minorHAnsi"/>
+                      <w:sz w:val="20"/>
+                      <w:szCs w:val="20"/>
+                    </w:rPr>
+                    <w:t>:</w:t>
                   </w:r>
                 </w:p>
               </w:tc>
@@ -3228,7 +3723,25 @@
                       <w:sz w:val="20"/>
                       <w:szCs w:val="20"/>
                     </w:rPr>
-                    <w:t>{totalSqMt}</w:t>
+                    <w:t>{</w:t>
+                  </w:r>
+                  <w:proofErr w:type="spellStart"/>
+                  <w:r>
+                    <w:rPr>
+                      <w:rFonts w:cstheme="minorHAnsi"/>
+                      <w:sz w:val="20"/>
+                      <w:szCs w:val="20"/>
+                    </w:rPr>
+                    <w:t>totalSqMt</w:t>
+                  </w:r>
+                  <w:proofErr w:type="spellEnd"/>
+                  <w:r>
+                    <w:rPr>
+                      <w:rFonts w:cstheme="minorHAnsi"/>
+                      <w:sz w:val="20"/>
+                      <w:szCs w:val="20"/>
+                    </w:rPr>
+                    <w:t>}</w:t>
                   </w:r>
                   <w:r>
                     <w:rPr>
@@ -3244,7 +3757,25 @@
                       <w:sz w:val="20"/>
                       <w:szCs w:val="20"/>
                     </w:rPr>
-                    <w:t>M{/isCustom}</w:t>
+                    <w:t>M{/</w:t>
+                  </w:r>
+                  <w:proofErr w:type="spellStart"/>
+                  <w:r>
+                    <w:rPr>
+                      <w:rFonts w:cstheme="minorHAnsi"/>
+                      <w:sz w:val="20"/>
+                      <w:szCs w:val="20"/>
+                    </w:rPr>
+                    <w:t>isCustom</w:t>
+                  </w:r>
+                  <w:proofErr w:type="spellEnd"/>
+                  <w:r>
+                    <w:rPr>
+                      <w:rFonts w:cstheme="minorHAnsi"/>
+                      <w:sz w:val="20"/>
+                      <w:szCs w:val="20"/>
+                    </w:rPr>
+                    <w:t>}</w:t>
                   </w:r>
                 </w:p>
               </w:tc>
@@ -3402,7 +3933,27 @@
                       <w:sz w:val="20"/>
                       <w:szCs w:val="20"/>
                     </w:rPr>
-                    <w:t>Size{/isCustom}</w:t>
+                    <w:t>Size{/</w:t>
+                  </w:r>
+                  <w:proofErr w:type="spellStart"/>
+                  <w:r>
+                    <w:rPr>
+                      <w:b/>
+                      <w:bCs/>
+                      <w:sz w:val="20"/>
+                      <w:szCs w:val="20"/>
+                    </w:rPr>
+                    <w:t>isCustom</w:t>
+                  </w:r>
+                  <w:proofErr w:type="spellEnd"/>
+                  <w:r>
+                    <w:rPr>
+                      <w:b/>
+                      <w:bCs/>
+                      <w:sz w:val="20"/>
+                      <w:szCs w:val="20"/>
+                    </w:rPr>
+                    <w:t>}</w:t>
                   </w:r>
                 </w:p>
               </w:tc>
@@ -3431,7 +3982,23 @@
                       <w:sz w:val="20"/>
                       <w:szCs w:val="20"/>
                     </w:rPr>
-                    <w:t>{#isCustom}{#containerSummary} {avgWeight}</w:t>
+                    <w:t>{#isCustom}{#containerSummary} {</w:t>
+                  </w:r>
+                  <w:proofErr w:type="spellStart"/>
+                  <w:r>
+                    <w:rPr>
+                      <w:sz w:val="20"/>
+                      <w:szCs w:val="20"/>
+                    </w:rPr>
+                    <w:t>avgWeight</w:t>
+                  </w:r>
+                  <w:proofErr w:type="spellEnd"/>
+                  <w:r>
+                    <w:rPr>
+                      <w:sz w:val="20"/>
+                      <w:szCs w:val="20"/>
+                    </w:rPr>
+                    <w:t>}</w:t>
                   </w:r>
                 </w:p>
               </w:tc>
@@ -3455,7 +4022,23 @@
                       <w:sz w:val="20"/>
                       <w:szCs w:val="20"/>
                     </w:rPr>
-                    <w:t>{totalSqMtPerType}</w:t>
+                    <w:t>{</w:t>
+                  </w:r>
+                  <w:proofErr w:type="spellStart"/>
+                  <w:r>
+                    <w:rPr>
+                      <w:sz w:val="20"/>
+                      <w:szCs w:val="20"/>
+                    </w:rPr>
+                    <w:t>totalSqMtPerType</w:t>
+                  </w:r>
+                  <w:proofErr w:type="spellEnd"/>
+                  <w:r>
+                    <w:rPr>
+                      <w:sz w:val="20"/>
+                      <w:szCs w:val="20"/>
+                    </w:rPr>
+                    <w:t>}</w:t>
                   </w:r>
                 </w:p>
               </w:tc>
@@ -3479,7 +4062,39 @@
                       <w:sz w:val="20"/>
                       <w:szCs w:val="20"/>
                     </w:rPr>
-                    <w:t>{length} X {width} X {height} MM{/containerSummary}{/isCustom}</w:t>
+                    <w:t>{length} X {width} X {height} MM{/</w:t>
+                  </w:r>
+                  <w:proofErr w:type="spellStart"/>
+                  <w:r>
+                    <w:rPr>
+                      <w:sz w:val="20"/>
+                      <w:szCs w:val="20"/>
+                    </w:rPr>
+                    <w:t>containerSummary</w:t>
+                  </w:r>
+                  <w:proofErr w:type="spellEnd"/>
+                  <w:r>
+                    <w:rPr>
+                      <w:sz w:val="20"/>
+                      <w:szCs w:val="20"/>
+                    </w:rPr>
+                    <w:t>}{/</w:t>
+                  </w:r>
+                  <w:proofErr w:type="spellStart"/>
+                  <w:r>
+                    <w:rPr>
+                      <w:sz w:val="20"/>
+                      <w:szCs w:val="20"/>
+                    </w:rPr>
+                    <w:t>isCustom</w:t>
+                  </w:r>
+                  <w:proofErr w:type="spellEnd"/>
+                  <w:r>
+                    <w:rPr>
+                      <w:sz w:val="20"/>
+                      <w:szCs w:val="20"/>
+                    </w:rPr>
+                    <w:t>}</w:t>
                   </w:r>
                 </w:p>
               </w:tc>
@@ -4598,7 +5213,6 @@
   <w:style w:type="character" w:default="1" w:styleId="DefaultParagraphFont">
     <w:name w:val="Default Paragraph Font"/>
     <w:uiPriority w:val="1"/>
-    <w:semiHidden/>
     <w:unhideWhenUsed/>
   </w:style>
   <w:style w:type="table" w:default="1" w:styleId="TableNormal">

--- a/electron/database/generate-document/templates/packing-uk.docx
+++ b/electron/database/generate-document/templates/packing-uk.docx
@@ -549,7 +549,25 @@
                 <w:sz w:val="20"/>
                 <w:szCs w:val="20"/>
               </w:rPr>
-              <w:t>{#isCustom}NOTIFY – {/</w:t>
+              <w:t>{#</w:t>
+            </w:r>
+            <w:proofErr w:type="gramStart"/>
+            <w:r>
+              <w:rPr>
+                <w:rFonts w:cstheme="minorHAnsi"/>
+                <w:sz w:val="20"/>
+                <w:szCs w:val="20"/>
+              </w:rPr>
+              <w:t>isCustom}NOTIFY</w:t>
+            </w:r>
+            <w:proofErr w:type="gramEnd"/>
+            <w:r>
+              <w:rPr>
+                <w:rFonts w:cstheme="minorHAnsi"/>
+                <w:sz w:val="20"/>
+                <w:szCs w:val="20"/>
+              </w:rPr>
+              <w:t xml:space="preserve"> – {/</w:t>
             </w:r>
             <w:proofErr w:type="spellStart"/>
             <w:r>
@@ -743,7 +761,25 @@
                 <w:sz w:val="20"/>
                 <w:szCs w:val="20"/>
               </w:rPr>
-              <w:t>{#consigneePhone}TELE: {</w:t>
+              <w:t>{#</w:t>
+            </w:r>
+            <w:proofErr w:type="gramStart"/>
+            <w:r>
+              <w:rPr>
+                <w:rFonts w:cstheme="minorHAnsi"/>
+                <w:sz w:val="20"/>
+                <w:szCs w:val="20"/>
+              </w:rPr>
+              <w:t>consigneePhone}TELE</w:t>
+            </w:r>
+            <w:proofErr w:type="gramEnd"/>
+            <w:r>
+              <w:rPr>
+                <w:rFonts w:cstheme="minorHAnsi"/>
+                <w:sz w:val="20"/>
+                <w:szCs w:val="20"/>
+              </w:rPr>
+              <w:t>: {</w:t>
             </w:r>
             <w:proofErr w:type="spellStart"/>
             <w:r>
@@ -796,7 +832,25 @@
                 <w:sz w:val="20"/>
                 <w:szCs w:val="20"/>
               </w:rPr>
-              <w:t>{#consigneeEmail}EMAIL: {</w:t>
+              <w:t>{#</w:t>
+            </w:r>
+            <w:proofErr w:type="gramStart"/>
+            <w:r>
+              <w:rPr>
+                <w:rFonts w:cstheme="minorHAnsi"/>
+                <w:sz w:val="20"/>
+                <w:szCs w:val="20"/>
+              </w:rPr>
+              <w:t>consigneeEmail}EMAIL</w:t>
+            </w:r>
+            <w:proofErr w:type="gramEnd"/>
+            <w:r>
+              <w:rPr>
+                <w:rFonts w:cstheme="minorHAnsi"/>
+                <w:sz w:val="20"/>
+                <w:szCs w:val="20"/>
+              </w:rPr>
+              <w:t>: {</w:t>
             </w:r>
             <w:proofErr w:type="spellStart"/>
             <w:r>
@@ -1295,6 +1349,7 @@
               <w:t>{^</w:t>
             </w:r>
             <w:proofErr w:type="spellStart"/>
+            <w:proofErr w:type="gramStart"/>
             <w:r>
               <w:rPr>
                 <w:rFonts w:cstheme="minorHAnsi"/>
@@ -1313,6 +1368,7 @@
               <w:t>}{</w:t>
             </w:r>
             <w:proofErr w:type="spellStart"/>
+            <w:proofErr w:type="gramEnd"/>
             <w:r>
               <w:rPr>
                 <w:rFonts w:cstheme="minorHAnsi"/>
@@ -1495,6 +1551,7 @@
               <w:t>{^</w:t>
             </w:r>
             <w:proofErr w:type="spellStart"/>
+            <w:proofErr w:type="gramStart"/>
             <w:r>
               <w:rPr>
                 <w:rFonts w:cstheme="minorHAnsi"/>
@@ -1522,6 +1579,7 @@
               <w:t>{</w:t>
             </w:r>
             <w:proofErr w:type="spellStart"/>
+            <w:proofErr w:type="gramEnd"/>
             <w:r>
               <w:rPr>
                 <w:rFonts w:ascii="SansSerif" w:hAnsi="SansSerif" w:cs="SansSerif"/>
@@ -2213,6 +2271,7 @@
                       <w:tab w:val="left" w:pos="960"/>
                     </w:tabs>
                     <w:rPr>
+                      <w:rFonts w:ascii="Arial" w:hAnsi="Arial" w:cs="Arial"/>
                       <w:b/>
                       <w:bCs/>
                       <w:sz w:val="18"/>
@@ -2221,12 +2280,57 @@
                   </w:pPr>
                   <w:r>
                     <w:rPr>
+                      <w:rFonts w:ascii="Arial" w:hAnsi="Arial" w:cs="Arial"/>
                       <w:b/>
                       <w:bCs/>
                       <w:sz w:val="18"/>
                       <w:szCs w:val="18"/>
                     </w:rPr>
-                    <w:t>{#invoiceItems}{#showThickness}{thicknessDetail}{/showThickness}</w:t>
+                    <w:t>{#</w:t>
+                  </w:r>
+                  <w:proofErr w:type="gramStart"/>
+                  <w:r>
+                    <w:rPr>
+                      <w:rFonts w:ascii="Arial" w:hAnsi="Arial" w:cs="Arial"/>
+                      <w:b/>
+                      <w:bCs/>
+                      <w:sz w:val="18"/>
+                      <w:szCs w:val="18"/>
+                    </w:rPr>
+                    <w:t>invoiceItems}{</w:t>
+                  </w:r>
+                  <w:proofErr w:type="gramEnd"/>
+                  <w:r>
+                    <w:rPr>
+                      <w:rFonts w:ascii="Arial" w:hAnsi="Arial" w:cs="Arial"/>
+                      <w:b/>
+                      <w:bCs/>
+                      <w:sz w:val="18"/>
+                      <w:szCs w:val="18"/>
+                    </w:rPr>
+                    <w:t>#</w:t>
+                  </w:r>
+                  <w:proofErr w:type="gramStart"/>
+                  <w:r>
+                    <w:rPr>
+                      <w:rFonts w:ascii="Arial" w:hAnsi="Arial" w:cs="Arial"/>
+                      <w:b/>
+                      <w:bCs/>
+                      <w:sz w:val="18"/>
+                      <w:szCs w:val="18"/>
+                    </w:rPr>
+                    <w:t>showThickness}{</w:t>
+                  </w:r>
+                  <w:proofErr w:type="gramEnd"/>
+                  <w:r>
+                    <w:rPr>
+                      <w:rFonts w:ascii="Arial" w:hAnsi="Arial" w:cs="Arial"/>
+                      <w:b/>
+                      <w:bCs/>
+                      <w:sz w:val="18"/>
+                      <w:szCs w:val="18"/>
+                    </w:rPr>
+                    <w:t>thicknessDetail}{/showThickness}</w:t>
                   </w:r>
                 </w:p>
                 <w:p>
@@ -2242,6 +2346,7 @@
                   </w:pPr>
                   <w:r>
                     <w:rPr>
+                      <w:rFonts w:ascii="Arial" w:hAnsi="Arial" w:cs="Arial"/>
                       <w:b/>
                       <w:bCs/>
                       <w:sz w:val="18"/>
@@ -2348,20 +2453,77 @@
                     </w:tabs>
                     <w:spacing w:line="276" w:lineRule="auto"/>
                     <w:rPr>
+                      <w:rFonts w:ascii="Arial" w:hAnsi="Arial" w:cs="Arial"/>
                       <w:sz w:val="18"/>
                       <w:szCs w:val="18"/>
                     </w:rPr>
                   </w:pPr>
                   <w:r>
                     <w:rPr>
-                      <w:sz w:val="18"/>
-                      <w:szCs w:val="18"/>
-                    </w:rPr>
-                    <w:t>{#invoices}{#prefixCode}{prefixCode}/{/prefixCode}{containerFrom}{#containerTo} to {</w:t>
+                      <w:rFonts w:ascii="Arial" w:hAnsi="Arial" w:cs="Arial"/>
+                      <w:sz w:val="18"/>
+                      <w:szCs w:val="18"/>
+                    </w:rPr>
+                    <w:t>{#</w:t>
+                  </w:r>
+                  <w:proofErr w:type="gramStart"/>
+                  <w:r>
+                    <w:rPr>
+                      <w:rFonts w:ascii="Arial" w:hAnsi="Arial" w:cs="Arial"/>
+                      <w:sz w:val="18"/>
+                      <w:szCs w:val="18"/>
+                    </w:rPr>
+                    <w:t>invoices}{</w:t>
+                  </w:r>
+                  <w:proofErr w:type="gramEnd"/>
+                  <w:r>
+                    <w:rPr>
+                      <w:rFonts w:ascii="Arial" w:hAnsi="Arial" w:cs="Arial"/>
+                      <w:sz w:val="18"/>
+                      <w:szCs w:val="18"/>
+                    </w:rPr>
+                    <w:t>#</w:t>
+                  </w:r>
+                  <w:proofErr w:type="gramStart"/>
+                  <w:r>
+                    <w:rPr>
+                      <w:rFonts w:ascii="Arial" w:hAnsi="Arial" w:cs="Arial"/>
+                      <w:sz w:val="18"/>
+                      <w:szCs w:val="18"/>
+                    </w:rPr>
+                    <w:t>prefixCode}{</w:t>
+                  </w:r>
+                  <w:proofErr w:type="gramEnd"/>
+                  <w:r>
+                    <w:rPr>
+                      <w:rFonts w:ascii="Arial" w:hAnsi="Arial" w:cs="Arial"/>
+                      <w:sz w:val="18"/>
+                      <w:szCs w:val="18"/>
+                    </w:rPr>
+                    <w:t>prefixCode}/{/</w:t>
+                  </w:r>
+                  <w:proofErr w:type="gramStart"/>
+                  <w:r>
+                    <w:rPr>
+                      <w:rFonts w:ascii="Arial" w:hAnsi="Arial" w:cs="Arial"/>
+                      <w:sz w:val="18"/>
+                      <w:szCs w:val="18"/>
+                    </w:rPr>
+                    <w:t>prefixCode}{</w:t>
+                  </w:r>
+                  <w:proofErr w:type="gramEnd"/>
+                  <w:r>
+                    <w:rPr>
+                      <w:rFonts w:ascii="Arial" w:hAnsi="Arial" w:cs="Arial"/>
+                      <w:sz w:val="18"/>
+                      <w:szCs w:val="18"/>
+                    </w:rPr>
+                    <w:t>containerFrom}{#containerTo} to {</w:t>
                   </w:r>
                   <w:proofErr w:type="spellStart"/>
                   <w:r>
                     <w:rPr>
+                      <w:rFonts w:ascii="Arial" w:hAnsi="Arial" w:cs="Arial"/>
                       <w:sz w:val="18"/>
                       <w:szCs w:val="18"/>
                     </w:rPr>
@@ -2370,6 +2532,7 @@
                   <w:proofErr w:type="spellEnd"/>
                   <w:r>
                     <w:rPr>
+                      <w:rFonts w:ascii="Arial" w:hAnsi="Arial" w:cs="Arial"/>
                       <w:sz w:val="18"/>
                       <w:szCs w:val="18"/>
                     </w:rPr>
@@ -2378,6 +2541,7 @@
                   <w:proofErr w:type="spellStart"/>
                   <w:r>
                     <w:rPr>
+                      <w:rFonts w:ascii="Arial" w:hAnsi="Arial" w:cs="Arial"/>
                       <w:sz w:val="18"/>
                       <w:szCs w:val="18"/>
                     </w:rPr>
@@ -2386,6 +2550,7 @@
                   <w:proofErr w:type="spellEnd"/>
                   <w:r>
                     <w:rPr>
+                      <w:rFonts w:ascii="Arial" w:hAnsi="Arial" w:cs="Arial"/>
                       <w:sz w:val="18"/>
                       <w:szCs w:val="18"/>
                     </w:rPr>
@@ -2403,14 +2568,14 @@
                     <w:framePr w:hSpace="180" w:wrap="around" w:vAnchor="page" w:hAnchor="margin" w:y="481"/>
                     <w:spacing w:line="276" w:lineRule="auto"/>
                     <w:rPr>
-                      <w:rFonts w:cstheme="minorHAnsi"/>
+                      <w:rFonts w:ascii="Arial" w:hAnsi="Arial" w:cs="Arial"/>
                       <w:sz w:val="18"/>
                       <w:szCs w:val="18"/>
                     </w:rPr>
                   </w:pPr>
                   <w:r>
                     <w:rPr>
-                      <w:rFonts w:cstheme="minorHAnsi"/>
+                      <w:rFonts w:ascii="Arial" w:hAnsi="Arial" w:cs="Arial"/>
                       <w:sz w:val="18"/>
                       <w:szCs w:val="18"/>
                     </w:rPr>
@@ -2419,7 +2584,7 @@
                   <w:proofErr w:type="spellStart"/>
                   <w:r>
                     <w:rPr>
-                      <w:rFonts w:cstheme="minorHAnsi"/>
+                      <w:rFonts w:ascii="Arial" w:hAnsi="Arial" w:cs="Arial"/>
                       <w:sz w:val="18"/>
                       <w:szCs w:val="18"/>
                     </w:rPr>
@@ -2428,7 +2593,7 @@
                   <w:proofErr w:type="spellEnd"/>
                   <w:r>
                     <w:rPr>
-                      <w:rFonts w:cstheme="minorHAnsi"/>
+                      <w:rFonts w:ascii="Arial" w:hAnsi="Arial" w:cs="Arial"/>
                       <w:sz w:val="18"/>
                       <w:szCs w:val="18"/>
                     </w:rPr>
@@ -2436,7 +2601,7 @@
                   </w:r>
                   <w:r>
                     <w:rPr>
-                      <w:rFonts w:cstheme="minorHAnsi"/>
+                      <w:rFonts w:ascii="Arial" w:hAnsi="Arial" w:cs="Arial"/>
                       <w:sz w:val="18"/>
                       <w:szCs w:val="18"/>
                     </w:rPr>
@@ -2444,7 +2609,7 @@
                   </w:r>
                   <w:r>
                     <w:rPr>
-                      <w:rFonts w:cstheme="minorHAnsi"/>
+                      <w:rFonts w:ascii="Arial" w:hAnsi="Arial" w:cs="Arial"/>
                       <w:sz w:val="18"/>
                       <w:szCs w:val="18"/>
                     </w:rPr>
@@ -2453,7 +2618,7 @@
                   <w:proofErr w:type="spellStart"/>
                   <w:r>
                     <w:rPr>
-                      <w:rFonts w:cstheme="minorHAnsi"/>
+                      <w:rFonts w:ascii="Arial" w:hAnsi="Arial" w:cs="Arial"/>
                       <w:sz w:val="18"/>
                       <w:szCs w:val="18"/>
                     </w:rPr>
@@ -2462,7 +2627,7 @@
                   <w:proofErr w:type="spellEnd"/>
                   <w:r>
                     <w:rPr>
-                      <w:rFonts w:cstheme="minorHAnsi"/>
+                      <w:rFonts w:ascii="Arial" w:hAnsi="Arial" w:cs="Arial"/>
                       <w:sz w:val="18"/>
                       <w:szCs w:val="18"/>
                     </w:rPr>
@@ -2482,13 +2647,14 @@
                     </w:tabs>
                     <w:spacing w:line="276" w:lineRule="auto"/>
                     <w:rPr>
+                      <w:rFonts w:ascii="Arial" w:hAnsi="Arial" w:cs="Arial"/>
                       <w:sz w:val="18"/>
                       <w:szCs w:val="18"/>
                     </w:rPr>
                   </w:pPr>
                   <w:r>
                     <w:rPr>
-                      <w:rFonts w:cstheme="minorHAnsi"/>
+                      <w:rFonts w:ascii="Arial" w:hAnsi="Arial" w:cs="Arial"/>
                       <w:sz w:val="18"/>
                       <w:szCs w:val="18"/>
                     </w:rPr>
@@ -2497,7 +2663,7 @@
                   <w:proofErr w:type="spellStart"/>
                   <w:r>
                     <w:rPr>
-                      <w:rFonts w:cstheme="minorHAnsi"/>
+                      <w:rFonts w:ascii="Arial" w:hAnsi="Arial" w:cs="Arial"/>
                       <w:sz w:val="18"/>
                       <w:szCs w:val="18"/>
                     </w:rPr>
@@ -2506,7 +2672,7 @@
                   <w:proofErr w:type="spellEnd"/>
                   <w:r>
                     <w:rPr>
-                      <w:rFonts w:cstheme="minorHAnsi"/>
+                      <w:rFonts w:ascii="Arial" w:hAnsi="Arial" w:cs="Arial"/>
                       <w:sz w:val="18"/>
                       <w:szCs w:val="18"/>
                     </w:rPr>
@@ -2529,13 +2695,14 @@
                     </w:tabs>
                     <w:spacing w:line="276" w:lineRule="auto"/>
                     <w:rPr>
+                      <w:rFonts w:ascii="Arial" w:hAnsi="Arial" w:cs="Arial"/>
                       <w:sz w:val="18"/>
                       <w:szCs w:val="18"/>
                     </w:rPr>
                   </w:pPr>
                   <w:r>
                     <w:rPr>
-                      <w:rFonts w:cstheme="minorHAnsi"/>
+                      <w:rFonts w:ascii="Arial" w:hAnsi="Arial" w:cs="Arial"/>
                       <w:sz w:val="18"/>
                       <w:szCs w:val="18"/>
                     </w:rPr>
@@ -2544,7 +2711,7 @@
                   <w:proofErr w:type="spellStart"/>
                   <w:r>
                     <w:rPr>
-                      <w:rFonts w:cstheme="minorHAnsi"/>
+                      <w:rFonts w:ascii="Arial" w:hAnsi="Arial" w:cs="Arial"/>
                       <w:sz w:val="18"/>
                       <w:szCs w:val="18"/>
                     </w:rPr>
@@ -2553,7 +2720,7 @@
                   <w:proofErr w:type="spellEnd"/>
                   <w:r>
                     <w:rPr>
-                      <w:rFonts w:cstheme="minorHAnsi"/>
+                      <w:rFonts w:ascii="Arial" w:hAnsi="Arial" w:cs="Arial"/>
                       <w:sz w:val="18"/>
                       <w:szCs w:val="18"/>
                     </w:rPr>
@@ -2578,13 +2745,14 @@
                     <w:spacing w:line="276" w:lineRule="auto"/>
                     <w:jc w:val="right"/>
                     <w:rPr>
+                      <w:rFonts w:ascii="Arial" w:hAnsi="Arial" w:cs="Arial"/>
                       <w:sz w:val="18"/>
                       <w:szCs w:val="18"/>
                     </w:rPr>
                   </w:pPr>
                   <w:r>
                     <w:rPr>
-                      <w:rFonts w:cstheme="minorHAnsi"/>
+                      <w:rFonts w:ascii="Arial" w:hAnsi="Arial" w:cs="Arial"/>
                       <w:sz w:val="18"/>
                       <w:szCs w:val="18"/>
                     </w:rPr>
@@ -2609,13 +2777,14 @@
                     <w:spacing w:line="276" w:lineRule="auto"/>
                     <w:jc w:val="right"/>
                     <w:rPr>
+                      <w:rFonts w:ascii="Arial" w:hAnsi="Arial" w:cs="Arial"/>
                       <w:sz w:val="18"/>
                       <w:szCs w:val="18"/>
                     </w:rPr>
                   </w:pPr>
                   <w:r>
                     <w:rPr>
-                      <w:rFonts w:cstheme="minorHAnsi"/>
+                      <w:rFonts w:ascii="Arial" w:hAnsi="Arial" w:cs="Arial"/>
                       <w:sz w:val="18"/>
                       <w:szCs w:val="18"/>
                     </w:rPr>
@@ -2624,7 +2793,7 @@
                   <w:proofErr w:type="spellStart"/>
                   <w:r>
                     <w:rPr>
-                      <w:rFonts w:cstheme="minorHAnsi"/>
+                      <w:rFonts w:ascii="Arial" w:hAnsi="Arial" w:cs="Arial"/>
                       <w:sz w:val="18"/>
                       <w:szCs w:val="18"/>
                     </w:rPr>
@@ -2633,7 +2802,7 @@
                   <w:proofErr w:type="spellEnd"/>
                   <w:r>
                     <w:rPr>
-                      <w:rFonts w:cstheme="minorHAnsi"/>
+                      <w:rFonts w:ascii="Arial" w:hAnsi="Arial" w:cs="Arial"/>
                       <w:sz w:val="18"/>
                       <w:szCs w:val="18"/>
                     </w:rPr>
@@ -2658,13 +2827,14 @@
                     <w:spacing w:line="276" w:lineRule="auto"/>
                     <w:jc w:val="right"/>
                     <w:rPr>
+                      <w:rFonts w:ascii="Arial" w:hAnsi="Arial" w:cs="Arial"/>
                       <w:sz w:val="18"/>
                       <w:szCs w:val="18"/>
                     </w:rPr>
                   </w:pPr>
                   <w:r>
                     <w:rPr>
-                      <w:rFonts w:cstheme="minorHAnsi"/>
+                      <w:rFonts w:ascii="Arial" w:hAnsi="Arial" w:cs="Arial"/>
                       <w:sz w:val="18"/>
                       <w:szCs w:val="18"/>
                     </w:rPr>
@@ -2673,7 +2843,7 @@
                   <w:proofErr w:type="spellStart"/>
                   <w:r>
                     <w:rPr>
-                      <w:rFonts w:cstheme="minorHAnsi"/>
+                      <w:rFonts w:ascii="Arial" w:hAnsi="Arial" w:cs="Arial"/>
                       <w:sz w:val="18"/>
                       <w:szCs w:val="18"/>
                     </w:rPr>
@@ -2682,7 +2852,7 @@
                   <w:proofErr w:type="spellEnd"/>
                   <w:r>
                     <w:rPr>
-                      <w:rFonts w:cstheme="minorHAnsi"/>
+                      <w:rFonts w:ascii="Arial" w:hAnsi="Arial" w:cs="Arial"/>
                       <w:sz w:val="18"/>
                       <w:szCs w:val="18"/>
                     </w:rPr>
@@ -2706,20 +2876,24 @@
                     <w:spacing w:line="276" w:lineRule="auto"/>
                     <w:jc w:val="center"/>
                     <w:rPr>
+                      <w:rFonts w:ascii="Arial" w:hAnsi="Arial" w:cs="Arial"/>
                       <w:sz w:val="18"/>
                       <w:szCs w:val="18"/>
                     </w:rPr>
                   </w:pPr>
                   <w:r>
                     <w:rPr>
+                      <w:rFonts w:ascii="Arial" w:hAnsi="Arial" w:cs="Arial"/>
                       <w:sz w:val="18"/>
                       <w:szCs w:val="18"/>
                     </w:rPr>
                     <w:t>{</w:t>
                   </w:r>
                   <w:proofErr w:type="spellStart"/>
-                  <w:r>
-                    <w:rPr>
+                  <w:proofErr w:type="gramStart"/>
+                  <w:r>
+                    <w:rPr>
+                      <w:rFonts w:ascii="Arial" w:hAnsi="Arial" w:cs="Arial"/>
                       <w:sz w:val="18"/>
                       <w:szCs w:val="18"/>
                     </w:rPr>
@@ -2728,28 +2902,25 @@
                   <w:proofErr w:type="spellEnd"/>
                   <w:r>
                     <w:rPr>
-                      <w:sz w:val="18"/>
-                      <w:szCs w:val="18"/>
-                    </w:rPr>
-                    <w:t>}</w:t>
-                  </w:r>
-                  <w:r>
-                    <w:rPr>
-                      <w:sz w:val="18"/>
-                      <w:szCs w:val="18"/>
-                    </w:rPr>
-                    <w:t xml:space="preserve"> </w:t>
-                  </w:r>
-                  <w:r>
-                    <w:rPr>
-                      <w:sz w:val="18"/>
-                      <w:szCs w:val="18"/>
-                    </w:rPr>
-                    <w:t xml:space="preserve"> {/invoices} {/</w:t>
+                      <w:rFonts w:ascii="Arial" w:hAnsi="Arial" w:cs="Arial"/>
+                      <w:sz w:val="18"/>
+                      <w:szCs w:val="18"/>
+                    </w:rPr>
+                    <w:t>}  {</w:t>
+                  </w:r>
+                  <w:proofErr w:type="gramEnd"/>
+                  <w:r>
+                    <w:rPr>
+                      <w:rFonts w:ascii="Arial" w:hAnsi="Arial" w:cs="Arial"/>
+                      <w:sz w:val="18"/>
+                      <w:szCs w:val="18"/>
+                    </w:rPr>
+                    <w:t>/invoices} {/</w:t>
                   </w:r>
                   <w:proofErr w:type="spellStart"/>
                   <w:r>
                     <w:rPr>
+                      <w:rFonts w:ascii="Arial" w:hAnsi="Arial" w:cs="Arial"/>
                       <w:sz w:val="18"/>
                       <w:szCs w:val="18"/>
                     </w:rPr>
@@ -2758,6 +2929,7 @@
                   <w:proofErr w:type="spellEnd"/>
                   <w:r>
                     <w:rPr>
+                      <w:rFonts w:ascii="Arial" w:hAnsi="Arial" w:cs="Arial"/>
                       <w:sz w:val="18"/>
                       <w:szCs w:val="18"/>
                     </w:rPr>
@@ -2783,66 +2955,36 @@
                     </w:tabs>
                     <w:spacing w:before="80" w:line="276" w:lineRule="auto"/>
                     <w:rPr>
-                      <w:rFonts w:cstheme="minorHAnsi"/>
+                      <w:rFonts w:ascii="Arial" w:hAnsi="Arial" w:cs="Arial"/>
                       <w:sz w:val="18"/>
                       <w:szCs w:val="18"/>
                     </w:rPr>
                   </w:pPr>
                   <w:r>
                     <w:rPr>
-                      <w:rFonts w:cstheme="minorHAnsi"/>
+                      <w:rFonts w:ascii="Arial" w:hAnsi="Arial" w:cs="Arial"/>
                       <w:b/>
                       <w:bCs/>
                       <w:sz w:val="18"/>
                       <w:szCs w:val="18"/>
                     </w:rPr>
-                    <w:t>{#isSampleBox}</w:t>
-                  </w:r>
-                  <w:r>
-                    <w:rPr>
-                      <w:rFonts w:cstheme="minorHAnsi"/>
+                    <w:t>{#isSampleBox}SAMPLE BOX{/</w:t>
+                  </w:r>
+                  <w:proofErr w:type="spellStart"/>
+                  <w:r>
+                    <w:rPr>
+                      <w:rFonts w:ascii="Arial" w:hAnsi="Arial" w:cs="Arial"/>
                       <w:b/>
                       <w:bCs/>
                       <w:sz w:val="18"/>
                       <w:szCs w:val="18"/>
                     </w:rPr>
-                    <w:t>SAMPLE BOX</w:t>
-                  </w:r>
-                  <w:r>
-                    <w:rPr>
-                      <w:rFonts w:cstheme="minorHAnsi"/>
-                      <w:b/>
-                      <w:bCs/>
-                      <w:sz w:val="18"/>
-                      <w:szCs w:val="18"/>
-                    </w:rPr>
-                    <w:t>{</w:t>
-                  </w:r>
-                  <w:r>
-                    <w:rPr>
-                      <w:rFonts w:cstheme="minorHAnsi"/>
-                      <w:b/>
-                      <w:bCs/>
-                      <w:sz w:val="18"/>
-                      <w:szCs w:val="18"/>
-                    </w:rPr>
-                    <w:t>/</w:t>
-                  </w:r>
-                  <w:proofErr w:type="spellStart"/>
-                  <w:r>
-                    <w:rPr>
-                      <w:rFonts w:cstheme="minorHAnsi"/>
-                      <w:b/>
-                      <w:bCs/>
-                      <w:sz w:val="18"/>
-                      <w:szCs w:val="18"/>
-                    </w:rPr>
                     <w:t>isSampleBox</w:t>
                   </w:r>
                   <w:proofErr w:type="spellEnd"/>
                   <w:r>
                     <w:rPr>
-                      <w:rFonts w:cstheme="minorHAnsi"/>
+                      <w:rFonts w:ascii="Arial" w:hAnsi="Arial" w:cs="Arial"/>
                       <w:b/>
                       <w:bCs/>
                       <w:sz w:val="18"/>
@@ -2960,21 +3102,23 @@
                     </w:tabs>
                     <w:spacing w:line="276" w:lineRule="auto"/>
                     <w:rPr>
+                      <w:rFonts w:ascii="Arial" w:hAnsi="Arial" w:cs="Arial"/>
                       <w:sz w:val="18"/>
                       <w:szCs w:val="18"/>
                     </w:rPr>
                   </w:pPr>
                   <w:r>
                     <w:rPr>
-                      <w:rFonts w:cstheme="minorHAnsi"/>
+                      <w:rFonts w:ascii="Arial" w:hAnsi="Arial" w:cs="Arial"/>
                       <w:sz w:val="18"/>
                       <w:szCs w:val="18"/>
                     </w:rPr>
                     <w:t>{#</w:t>
                   </w:r>
-                  <w:r>
-                    <w:rPr>
-                      <w:rFonts w:cstheme="minorHAnsi"/>
+                  <w:proofErr w:type="gramStart"/>
+                  <w:r>
+                    <w:rPr>
+                      <w:rFonts w:ascii="Arial" w:hAnsi="Arial" w:cs="Arial"/>
                       <w:sz w:val="18"/>
                       <w:szCs w:val="18"/>
                     </w:rPr>
@@ -2982,22 +3126,61 @@
                   </w:r>
                   <w:r>
                     <w:rPr>
-                      <w:rFonts w:cstheme="minorHAnsi"/>
-                      <w:sz w:val="18"/>
-                      <w:szCs w:val="18"/>
-                    </w:rPr>
-                    <w:t>}</w:t>
-                  </w:r>
-                  <w:r>
-                    <w:rPr>
-                      <w:sz w:val="18"/>
-                      <w:szCs w:val="18"/>
-                    </w:rPr>
-                    <w:t>{#prefixCode}{prefixCode}/{/prefixCode}{containerFrom}{#containerTo} to {</w:t>
+                      <w:rFonts w:ascii="Arial" w:hAnsi="Arial" w:cs="Arial"/>
+                      <w:sz w:val="18"/>
+                      <w:szCs w:val="18"/>
+                    </w:rPr>
+                    <w:t>}{</w:t>
+                  </w:r>
+                  <w:proofErr w:type="gramEnd"/>
+                  <w:r>
+                    <w:rPr>
+                      <w:rFonts w:ascii="Arial" w:hAnsi="Arial" w:cs="Arial"/>
+                      <w:sz w:val="18"/>
+                      <w:szCs w:val="18"/>
+                    </w:rPr>
+                    <w:t>#</w:t>
+                  </w:r>
+                  <w:proofErr w:type="gramStart"/>
+                  <w:r>
+                    <w:rPr>
+                      <w:rFonts w:ascii="Arial" w:hAnsi="Arial" w:cs="Arial"/>
+                      <w:sz w:val="18"/>
+                      <w:szCs w:val="18"/>
+                    </w:rPr>
+                    <w:t>prefixCode}{</w:t>
+                  </w:r>
+                  <w:proofErr w:type="gramEnd"/>
+                  <w:r>
+                    <w:rPr>
+                      <w:rFonts w:ascii="Arial" w:hAnsi="Arial" w:cs="Arial"/>
+                      <w:sz w:val="18"/>
+                      <w:szCs w:val="18"/>
+                    </w:rPr>
+                    <w:t>prefixCode}/{/</w:t>
+                  </w:r>
+                  <w:proofErr w:type="gramStart"/>
+                  <w:r>
+                    <w:rPr>
+                      <w:rFonts w:ascii="Arial" w:hAnsi="Arial" w:cs="Arial"/>
+                      <w:sz w:val="18"/>
+                      <w:szCs w:val="18"/>
+                    </w:rPr>
+                    <w:t>prefixCode}{</w:t>
+                  </w:r>
+                  <w:proofErr w:type="gramEnd"/>
+                  <w:r>
+                    <w:rPr>
+                      <w:rFonts w:ascii="Arial" w:hAnsi="Arial" w:cs="Arial"/>
+                      <w:sz w:val="18"/>
+                      <w:szCs w:val="18"/>
+                    </w:rPr>
+                    <w:t>containerFrom}{#containerTo} to {</w:t>
                   </w:r>
                   <w:proofErr w:type="spellStart"/>
                   <w:r>
                     <w:rPr>
+                      <w:rFonts w:ascii="Arial" w:hAnsi="Arial" w:cs="Arial"/>
                       <w:sz w:val="18"/>
                       <w:szCs w:val="18"/>
                     </w:rPr>
@@ -3006,6 +3189,7 @@
                   <w:proofErr w:type="spellEnd"/>
                   <w:r>
                     <w:rPr>
+                      <w:rFonts w:ascii="Arial" w:hAnsi="Arial" w:cs="Arial"/>
                       <w:sz w:val="18"/>
                       <w:szCs w:val="18"/>
                     </w:rPr>
@@ -3014,6 +3198,7 @@
                   <w:proofErr w:type="spellStart"/>
                   <w:r>
                     <w:rPr>
+                      <w:rFonts w:ascii="Arial" w:hAnsi="Arial" w:cs="Arial"/>
                       <w:sz w:val="18"/>
                       <w:szCs w:val="18"/>
                     </w:rPr>
@@ -3022,6 +3207,7 @@
                   <w:proofErr w:type="spellEnd"/>
                   <w:r>
                     <w:rPr>
+                      <w:rFonts w:ascii="Arial" w:hAnsi="Arial" w:cs="Arial"/>
                       <w:sz w:val="18"/>
                       <w:szCs w:val="18"/>
                     </w:rPr>
@@ -3046,23 +3232,24 @@
                     <w:spacing w:line="276" w:lineRule="auto"/>
                     <w:jc w:val="center"/>
                     <w:rPr>
-                      <w:rFonts w:cstheme="minorHAnsi"/>
+                      <w:rFonts w:ascii="Arial" w:hAnsi="Arial" w:cs="Arial"/>
                       <w:sz w:val="18"/>
                       <w:szCs w:val="18"/>
                     </w:rPr>
                   </w:pPr>
                   <w:r>
                     <w:rPr>
-                      <w:rFonts w:cstheme="minorHAnsi"/>
+                      <w:rFonts w:ascii="Arial" w:hAnsi="Arial" w:cs="Arial"/>
                       <w:sz w:val="18"/>
                       <w:szCs w:val="18"/>
                     </w:rPr>
                     <w:t>{</w:t>
                   </w:r>
                   <w:proofErr w:type="spellStart"/>
-                  <w:r>
-                    <w:rPr>
-                      <w:rFonts w:cstheme="minorHAnsi"/>
+                  <w:proofErr w:type="gramStart"/>
+                  <w:r>
+                    <w:rPr>
+                      <w:rFonts w:ascii="Arial" w:hAnsi="Arial" w:cs="Arial"/>
                       <w:sz w:val="18"/>
                       <w:szCs w:val="18"/>
                     </w:rPr>
@@ -3071,7 +3258,7 @@
                   <w:proofErr w:type="spellEnd"/>
                   <w:r>
                     <w:rPr>
-                      <w:rFonts w:cstheme="minorHAnsi"/>
+                      <w:rFonts w:ascii="Arial" w:hAnsi="Arial" w:cs="Arial"/>
                       <w:sz w:val="18"/>
                       <w:szCs w:val="18"/>
                     </w:rPr>
@@ -3080,7 +3267,7 @@
                   <w:proofErr w:type="spellStart"/>
                   <w:r>
                     <w:rPr>
-                      <w:rFonts w:cstheme="minorHAnsi"/>
+                      <w:rFonts w:ascii="Arial" w:hAnsi="Arial" w:cs="Arial"/>
                       <w:sz w:val="18"/>
                       <w:szCs w:val="18"/>
                     </w:rPr>
@@ -3089,32 +3276,16 @@
                   <w:proofErr w:type="spellEnd"/>
                   <w:r>
                     <w:rPr>
-                      <w:rFonts w:cstheme="minorHAnsi"/>
-                      <w:sz w:val="18"/>
-                      <w:szCs w:val="18"/>
-                    </w:rPr>
-                    <w:t xml:space="preserve">} </w:t>
-                  </w:r>
-                  <w:r>
-                    <w:rPr>
-                      <w:rFonts w:cstheme="minorHAnsi"/>
-                      <w:sz w:val="18"/>
-                      <w:szCs w:val="18"/>
-                    </w:rPr>
-                    <w:t xml:space="preserve"> </w:t>
-                  </w:r>
-                  <w:r>
-                    <w:rPr>
-                      <w:rFonts w:cstheme="minorHAnsi"/>
-                      <w:sz w:val="18"/>
-                      <w:szCs w:val="18"/>
-                    </w:rPr>
-                    <w:t>{</w:t>
+                      <w:rFonts w:ascii="Arial" w:hAnsi="Arial" w:cs="Arial"/>
+                      <w:sz w:val="18"/>
+                      <w:szCs w:val="18"/>
+                    </w:rPr>
+                    <w:t>}  {</w:t>
                   </w:r>
                   <w:proofErr w:type="spellStart"/>
                   <w:r>
                     <w:rPr>
-                      <w:rFonts w:cstheme="minorHAnsi"/>
+                      <w:rFonts w:ascii="Arial" w:hAnsi="Arial" w:cs="Arial"/>
                       <w:sz w:val="18"/>
                       <w:szCs w:val="18"/>
                     </w:rPr>
@@ -3123,16 +3294,17 @@
                   <w:proofErr w:type="spellEnd"/>
                   <w:r>
                     <w:rPr>
-                      <w:rFonts w:cstheme="minorHAnsi"/>
+                      <w:rFonts w:ascii="Arial" w:hAnsi="Arial" w:cs="Arial"/>
                       <w:sz w:val="18"/>
                       <w:szCs w:val="18"/>
                     </w:rPr>
                     <w:t>}  {</w:t>
                   </w:r>
                   <w:proofErr w:type="spellStart"/>
-                  <w:r>
-                    <w:rPr>
-                      <w:rFonts w:cstheme="minorHAnsi"/>
+                  <w:proofErr w:type="gramEnd"/>
+                  <w:r>
+                    <w:rPr>
+                      <w:rFonts w:ascii="Arial" w:hAnsi="Arial" w:cs="Arial"/>
                       <w:sz w:val="18"/>
                       <w:szCs w:val="18"/>
                     </w:rPr>
@@ -3141,7 +3313,7 @@
                   <w:proofErr w:type="spellEnd"/>
                   <w:r>
                     <w:rPr>
-                      <w:rFonts w:cstheme="minorHAnsi"/>
+                      <w:rFonts w:ascii="Arial" w:hAnsi="Arial" w:cs="Arial"/>
                       <w:sz w:val="18"/>
                       <w:szCs w:val="18"/>
                     </w:rPr>
@@ -3166,7 +3338,7 @@
                     <w:spacing w:line="276" w:lineRule="auto"/>
                     <w:jc w:val="right"/>
                     <w:rPr>
-                      <w:rFonts w:cstheme="minorHAnsi"/>
+                      <w:rFonts w:ascii="Arial" w:hAnsi="Arial" w:cs="Arial"/>
                       <w:sz w:val="18"/>
                       <w:szCs w:val="18"/>
                     </w:rPr>
@@ -3190,7 +3362,7 @@
                     <w:spacing w:line="276" w:lineRule="auto"/>
                     <w:jc w:val="right"/>
                     <w:rPr>
-                      <w:rFonts w:cstheme="minorHAnsi"/>
+                      <w:rFonts w:ascii="Arial" w:hAnsi="Arial" w:cs="Arial"/>
                       <w:sz w:val="18"/>
                       <w:szCs w:val="18"/>
                     </w:rPr>
@@ -3214,7 +3386,7 @@
                     <w:spacing w:line="276" w:lineRule="auto"/>
                     <w:jc w:val="right"/>
                     <w:rPr>
-                      <w:rFonts w:cstheme="minorHAnsi"/>
+                      <w:rFonts w:ascii="Arial" w:hAnsi="Arial" w:cs="Arial"/>
                       <w:sz w:val="18"/>
                       <w:szCs w:val="18"/>
                     </w:rPr>
@@ -3237,38 +3409,23 @@
                     <w:spacing w:line="276" w:lineRule="auto"/>
                     <w:jc w:val="center"/>
                     <w:rPr>
+                      <w:rFonts w:ascii="Arial" w:hAnsi="Arial" w:cs="Arial"/>
                       <w:sz w:val="18"/>
                       <w:szCs w:val="18"/>
                     </w:rPr>
                   </w:pPr>
                   <w:r>
                     <w:rPr>
-                      <w:rFonts w:cstheme="minorHAnsi"/>
-                      <w:sz w:val="18"/>
-                      <w:szCs w:val="18"/>
-                    </w:rPr>
-                    <w:t xml:space="preserve">  </w:t>
-                  </w:r>
-                  <w:r>
-                    <w:rPr>
-                      <w:rFonts w:cstheme="minorHAnsi"/>
-                      <w:sz w:val="18"/>
-                      <w:szCs w:val="18"/>
-                    </w:rPr>
-                    <w:t>{</w:t>
-                  </w:r>
-                  <w:r>
-                    <w:rPr>
-                      <w:rFonts w:cstheme="minorHAnsi"/>
-                      <w:sz w:val="18"/>
-                      <w:szCs w:val="18"/>
-                    </w:rPr>
-                    <w:t>/</w:t>
+                      <w:rFonts w:ascii="Arial" w:hAnsi="Arial" w:cs="Arial"/>
+                      <w:sz w:val="18"/>
+                      <w:szCs w:val="18"/>
+                    </w:rPr>
+                    <w:t xml:space="preserve">  {/</w:t>
                   </w:r>
                   <w:proofErr w:type="spellStart"/>
                   <w:r>
                     <w:rPr>
-                      <w:rFonts w:cstheme="minorHAnsi"/>
+                      <w:rFonts w:ascii="Arial" w:hAnsi="Arial" w:cs="Arial"/>
                       <w:sz w:val="18"/>
                       <w:szCs w:val="18"/>
                     </w:rPr>
@@ -3277,7 +3434,7 @@
                   <w:proofErr w:type="spellEnd"/>
                   <w:r>
                     <w:rPr>
-                      <w:rFonts w:cstheme="minorHAnsi"/>
+                      <w:rFonts w:ascii="Arial" w:hAnsi="Arial" w:cs="Arial"/>
                       <w:sz w:val="18"/>
                       <w:szCs w:val="18"/>
                     </w:rPr>
@@ -3332,7 +3489,25 @@
                 <w:sz w:val="20"/>
                 <w:szCs w:val="20"/>
               </w:rPr>
-              <w:t>{#specialInstruction}{specialInstruction}{/specialInstruction}</w:t>
+              <w:t>{#</w:t>
+            </w:r>
+            <w:proofErr w:type="gramStart"/>
+            <w:r>
+              <w:rPr>
+                <w:rFonts w:cstheme="minorHAnsi"/>
+                <w:sz w:val="20"/>
+                <w:szCs w:val="20"/>
+              </w:rPr>
+              <w:t>specialInstruction}{</w:t>
+            </w:r>
+            <w:proofErr w:type="gramEnd"/>
+            <w:r>
+              <w:rPr>
+                <w:rFonts w:cstheme="minorHAnsi"/>
+                <w:sz w:val="20"/>
+                <w:szCs w:val="20"/>
+              </w:rPr>
+              <w:t>specialInstruction}{/specialInstruction}</w:t>
             </w:r>
           </w:p>
         </w:tc>
@@ -3680,9 +3855,28 @@
                       <w:szCs w:val="20"/>
                     </w:rPr>
                     <w:lastRenderedPageBreak/>
-                    <w:t xml:space="preserve">{#isCustom}Total </w:t>
+                    <w:t>{#</w:t>
+                  </w:r>
+                  <w:proofErr w:type="gramStart"/>
+                  <w:r>
+                    <w:rPr>
+                      <w:rFonts w:cstheme="minorHAnsi"/>
+                      <w:sz w:val="20"/>
+                      <w:szCs w:val="20"/>
+                    </w:rPr>
+                    <w:t>isCustom}Total</w:t>
+                  </w:r>
+                  <w:proofErr w:type="gramEnd"/>
+                  <w:r>
+                    <w:rPr>
+                      <w:rFonts w:cstheme="minorHAnsi"/>
+                      <w:sz w:val="20"/>
+                      <w:szCs w:val="20"/>
+                    </w:rPr>
+                    <w:t xml:space="preserve"> </w:t>
                   </w:r>
                   <w:proofErr w:type="spellStart"/>
+                  <w:proofErr w:type="gramStart"/>
                   <w:r>
                     <w:rPr>
                       <w:rFonts w:cstheme="minorHAnsi"/>
@@ -3692,6 +3886,7 @@
                     <w:t>Sq.Meter</w:t>
                   </w:r>
                   <w:proofErr w:type="spellEnd"/>
+                  <w:proofErr w:type="gramEnd"/>
                   <w:r>
                     <w:rPr>
                       <w:rFonts w:cstheme="minorHAnsi"/>
@@ -3877,7 +4072,47 @@
                       <w:sz w:val="20"/>
                       <w:szCs w:val="20"/>
                     </w:rPr>
-                    <w:t>{#isCustom}Avg/Wt(Kg)</w:t>
+                    <w:t>{#</w:t>
+                  </w:r>
+                  <w:proofErr w:type="gramStart"/>
+                  <w:r>
+                    <w:rPr>
+                      <w:b/>
+                      <w:bCs/>
+                      <w:sz w:val="20"/>
+                      <w:szCs w:val="20"/>
+                    </w:rPr>
+                    <w:t>isCustom}Avg</w:t>
+                  </w:r>
+                  <w:proofErr w:type="gramEnd"/>
+                  <w:r>
+                    <w:rPr>
+                      <w:b/>
+                      <w:bCs/>
+                      <w:sz w:val="20"/>
+                      <w:szCs w:val="20"/>
+                    </w:rPr>
+                    <w:t>/</w:t>
+                  </w:r>
+                  <w:proofErr w:type="gramStart"/>
+                  <w:r>
+                    <w:rPr>
+                      <w:b/>
+                      <w:bCs/>
+                      <w:sz w:val="20"/>
+                      <w:szCs w:val="20"/>
+                    </w:rPr>
+                    <w:t>Wt(</w:t>
+                  </w:r>
+                  <w:proofErr w:type="gramEnd"/>
+                  <w:r>
+                    <w:rPr>
+                      <w:b/>
+                      <w:bCs/>
+                      <w:sz w:val="20"/>
+                      <w:szCs w:val="20"/>
+                    </w:rPr>
+                    <w:t>Kg)</w:t>
                   </w:r>
                 </w:p>
               </w:tc>
@@ -3982,7 +4217,23 @@
                       <w:sz w:val="20"/>
                       <w:szCs w:val="20"/>
                     </w:rPr>
-                    <w:t>{#isCustom}{#containerSummary} {</w:t>
+                    <w:t>{#</w:t>
+                  </w:r>
+                  <w:proofErr w:type="gramStart"/>
+                  <w:r>
+                    <w:rPr>
+                      <w:sz w:val="20"/>
+                      <w:szCs w:val="20"/>
+                    </w:rPr>
+                    <w:t>isCustom}{</w:t>
+                  </w:r>
+                  <w:proofErr w:type="gramEnd"/>
+                  <w:r>
+                    <w:rPr>
+                      <w:sz w:val="20"/>
+                      <w:szCs w:val="20"/>
+                    </w:rPr>
+                    <w:t>#containerSummary} {</w:t>
                   </w:r>
                   <w:proofErr w:type="spellStart"/>
                   <w:r>
@@ -4065,6 +4316,7 @@
                     <w:t>{length} X {width} X {height} MM{/</w:t>
                   </w:r>
                   <w:proofErr w:type="spellStart"/>
+                  <w:proofErr w:type="gramStart"/>
                   <w:r>
                     <w:rPr>
                       <w:sz w:val="20"/>
@@ -4078,7 +4330,15 @@
                       <w:sz w:val="20"/>
                       <w:szCs w:val="20"/>
                     </w:rPr>
-                    <w:t>}{/</w:t>
+                    <w:t>}{</w:t>
+                  </w:r>
+                  <w:proofErr w:type="gramEnd"/>
+                  <w:r>
+                    <w:rPr>
+                      <w:sz w:val="20"/>
+                      <w:szCs w:val="20"/>
+                    </w:rPr>
+                    <w:t>/</w:t>
                   </w:r>
                   <w:proofErr w:type="spellStart"/>
                   <w:r>
@@ -4393,7 +4653,16 @@
         <w:bCs/>
         <w:spacing w:val="60"/>
       </w:rPr>
-      <w:t xml:space="preserve">  </w:t>
+      <w:t xml:space="preserve"> </w:t>
+    </w:r>
+    <w:proofErr w:type="gramStart"/>
+    <w:r>
+      <w:rPr>
+        <w:b/>
+        <w:bCs/>
+        <w:spacing w:val="60"/>
+      </w:rPr>
+      <w:t xml:space="preserve"> </w:t>
     </w:r>
     <w:r>
       <w:rPr>
@@ -4417,7 +4686,16 @@
         <w:bCs/>
         <w:spacing w:val="60"/>
       </w:rPr>
-      <w:t>(I)</w:t>
+      <w:t>(</w:t>
+    </w:r>
+    <w:proofErr w:type="gramEnd"/>
+    <w:r>
+      <w:rPr>
+        <w:b/>
+        <w:bCs/>
+        <w:spacing w:val="60"/>
+      </w:rPr>
+      <w:t>I)</w:t>
     </w:r>
     <w:r>
       <w:rPr>
@@ -5213,6 +5491,7 @@
   <w:style w:type="character" w:default="1" w:styleId="DefaultParagraphFont">
     <w:name w:val="Default Paragraph Font"/>
     <w:uiPriority w:val="1"/>
+    <w:semiHidden/>
     <w:unhideWhenUsed/>
   </w:style>
   <w:style w:type="table" w:default="1" w:styleId="TableNormal">

--- a/electron/database/generate-document/templates/packing-uk.docx
+++ b/electron/database/generate-document/templates/packing-uk.docx
@@ -3122,15 +3122,7 @@
                       <w:sz w:val="18"/>
                       <w:szCs w:val="18"/>
                     </w:rPr>
-                    <w:t>sampleBox</w:t>
-                  </w:r>
-                  <w:r>
-                    <w:rPr>
-                      <w:rFonts w:ascii="Arial" w:hAnsi="Arial" w:cs="Arial"/>
-                      <w:sz w:val="18"/>
-                      <w:szCs w:val="18"/>
-                    </w:rPr>
-                    <w:t>}{</w:t>
+                    <w:t>sampleBox}{</w:t>
                   </w:r>
                   <w:proofErr w:type="gramEnd"/>
                   <w:r>
@@ -3343,6 +3335,14 @@
                       <w:szCs w:val="18"/>
                     </w:rPr>
                   </w:pPr>
+                  <w:r>
+                    <w:rPr>
+                      <w:rFonts w:ascii="Arial" w:hAnsi="Arial" w:cs="Arial"/>
+                      <w:sz w:val="18"/>
+                      <w:szCs w:val="18"/>
+                    </w:rPr>
+                    <w:t>{quantity}</w:t>
+                  </w:r>
                 </w:p>
               </w:tc>
               <w:tc>
@@ -3367,6 +3367,32 @@
                       <w:szCs w:val="18"/>
                     </w:rPr>
                   </w:pPr>
+                  <w:r>
+                    <w:rPr>
+                      <w:rFonts w:ascii="Arial" w:hAnsi="Arial" w:cs="Arial"/>
+                      <w:sz w:val="18"/>
+                      <w:szCs w:val="18"/>
+                    </w:rPr>
+                    <w:t>{</w:t>
+                  </w:r>
+                  <w:proofErr w:type="spellStart"/>
+                  <w:r>
+                    <w:rPr>
+                      <w:rFonts w:ascii="Arial" w:hAnsi="Arial" w:cs="Arial"/>
+                      <w:sz w:val="18"/>
+                      <w:szCs w:val="18"/>
+                    </w:rPr>
+                    <w:t>netWeight</w:t>
+                  </w:r>
+                  <w:proofErr w:type="spellEnd"/>
+                  <w:r>
+                    <w:rPr>
+                      <w:rFonts w:ascii="Arial" w:hAnsi="Arial" w:cs="Arial"/>
+                      <w:sz w:val="18"/>
+                      <w:szCs w:val="18"/>
+                    </w:rPr>
+                    <w:t>}</w:t>
+                  </w:r>
                 </w:p>
               </w:tc>
               <w:tc>
@@ -3391,6 +3417,32 @@
                       <w:szCs w:val="18"/>
                     </w:rPr>
                   </w:pPr>
+                  <w:r>
+                    <w:rPr>
+                      <w:rFonts w:ascii="Arial" w:hAnsi="Arial" w:cs="Arial"/>
+                      <w:sz w:val="18"/>
+                      <w:szCs w:val="18"/>
+                    </w:rPr>
+                    <w:t>{</w:t>
+                  </w:r>
+                  <w:proofErr w:type="spellStart"/>
+                  <w:r>
+                    <w:rPr>
+                      <w:rFonts w:ascii="Arial" w:hAnsi="Arial" w:cs="Arial"/>
+                      <w:sz w:val="18"/>
+                      <w:szCs w:val="18"/>
+                    </w:rPr>
+                    <w:t>grossWeight</w:t>
+                  </w:r>
+                  <w:proofErr w:type="spellEnd"/>
+                  <w:r>
+                    <w:rPr>
+                      <w:rFonts w:ascii="Arial" w:hAnsi="Arial" w:cs="Arial"/>
+                      <w:sz w:val="18"/>
+                      <w:szCs w:val="18"/>
+                    </w:rPr>
+                    <w:t>}</w:t>
+                  </w:r>
                 </w:p>
               </w:tc>
               <w:tc>
@@ -3420,7 +3472,33 @@
                       <w:sz w:val="18"/>
                       <w:szCs w:val="18"/>
                     </w:rPr>
-                    <w:t xml:space="preserve">  {/</w:t>
+                    <w:t>{</w:t>
+                  </w:r>
+                  <w:proofErr w:type="spellStart"/>
+                  <w:r>
+                    <w:rPr>
+                      <w:rFonts w:ascii="Arial" w:hAnsi="Arial" w:cs="Arial"/>
+                      <w:sz w:val="18"/>
+                      <w:szCs w:val="18"/>
+                    </w:rPr>
+                    <w:t>sizeInch</w:t>
+                  </w:r>
+                  <w:proofErr w:type="spellEnd"/>
+                  <w:r>
+                    <w:rPr>
+                      <w:rFonts w:ascii="Arial" w:hAnsi="Arial" w:cs="Arial"/>
+                      <w:sz w:val="18"/>
+                      <w:szCs w:val="18"/>
+                    </w:rPr>
+                    <w:t>}</w:t>
+                  </w:r>
+                  <w:r>
+                    <w:rPr>
+                      <w:rFonts w:ascii="Arial" w:hAnsi="Arial" w:cs="Arial"/>
+                      <w:sz w:val="18"/>
+                      <w:szCs w:val="18"/>
+                    </w:rPr>
+                    <w:t>{/</w:t>
                   </w:r>
                   <w:proofErr w:type="spellStart"/>
                   <w:r>
@@ -5491,7 +5569,6 @@
   <w:style w:type="character" w:default="1" w:styleId="DefaultParagraphFont">
     <w:name w:val="Default Paragraph Font"/>
     <w:uiPriority w:val="1"/>
-    <w:semiHidden/>
     <w:unhideWhenUsed/>
   </w:style>
   <w:style w:type="table" w:default="1" w:styleId="TableNormal">

--- a/electron/database/generate-document/templates/packing-uk.docx
+++ b/electron/database/generate-document/templates/packing-uk.docx
@@ -136,7 +136,25 @@
                 <w:sz w:val="20"/>
                 <w:szCs w:val="20"/>
               </w:rPr>
-              <w:t>ALFA ICA (I) LTD.</w:t>
+              <w:t>{#</w:t>
+            </w:r>
+            <w:proofErr w:type="gramStart"/>
+            <w:r>
+              <w:rPr>
+                <w:rFonts w:cstheme="minorHAnsi"/>
+                <w:sz w:val="20"/>
+                <w:szCs w:val="20"/>
+              </w:rPr>
+              <w:t>companyData}{</w:t>
+            </w:r>
+            <w:proofErr w:type="gramEnd"/>
+            <w:r>
+              <w:rPr>
+                <w:rFonts w:cstheme="minorHAnsi"/>
+                <w:sz w:val="20"/>
+                <w:szCs w:val="20"/>
+              </w:rPr>
+              <w:t>companyName}</w:t>
             </w:r>
           </w:p>
           <w:p>
@@ -150,27 +168,164 @@
             <w:r>
               <w:rPr>
                 <w:rFonts w:cstheme="minorHAnsi"/>
-                <w:sz w:val="20"/>
-                <w:szCs w:val="20"/>
-              </w:rPr>
-              <w:t>ALFA PALAZZO    NR SHIVRANJANI X ROAD,</w:t>
-            </w:r>
-          </w:p>
-          <w:p>
-            <w:pPr>
-              <w:rPr>
-                <w:rFonts w:cstheme="minorHAnsi"/>
-                <w:sz w:val="20"/>
-                <w:szCs w:val="20"/>
-              </w:rPr>
-            </w:pPr>
-            <w:r>
-              <w:rPr>
-                <w:rFonts w:cstheme="minorHAnsi"/>
-                <w:sz w:val="20"/>
-                <w:szCs w:val="20"/>
-              </w:rPr>
-              <w:t>AHMEDABAD    380 015.    GUJARAT    INDIA</w:t>
+                <w:bCs/>
+                <w:sz w:val="20"/>
+                <w:szCs w:val="20"/>
+              </w:rPr>
+              <w:t xml:space="preserve">{companyAddressLine1} </w:t>
+            </w:r>
+            <w:proofErr w:type="gramStart"/>
+            <w:r>
+              <w:rPr>
+                <w:rFonts w:cstheme="minorHAnsi"/>
+                <w:bCs/>
+                <w:sz w:val="20"/>
+                <w:szCs w:val="20"/>
+              </w:rPr>
+              <w:t xml:space="preserve">   {</w:t>
+            </w:r>
+            <w:proofErr w:type="gramEnd"/>
+            <w:r>
+              <w:rPr>
+                <w:rFonts w:cstheme="minorHAnsi"/>
+                <w:bCs/>
+                <w:sz w:val="20"/>
+                <w:szCs w:val="20"/>
+              </w:rPr>
+              <w:t>companyAddressLine2</w:t>
+            </w:r>
+            <w:proofErr w:type="gramStart"/>
+            <w:r>
+              <w:rPr>
+                <w:rFonts w:cstheme="minorHAnsi"/>
+                <w:bCs/>
+                <w:sz w:val="20"/>
+                <w:szCs w:val="20"/>
+              </w:rPr>
+              <w:t>},      {</w:t>
+            </w:r>
+            <w:proofErr w:type="spellStart"/>
+            <w:r>
+              <w:rPr>
+                <w:rFonts w:cstheme="minorHAnsi"/>
+                <w:bCs/>
+                <w:sz w:val="20"/>
+                <w:szCs w:val="20"/>
+              </w:rPr>
+              <w:t>companyCity</w:t>
+            </w:r>
+            <w:proofErr w:type="spellEnd"/>
+            <w:r>
+              <w:rPr>
+                <w:rFonts w:cstheme="minorHAnsi"/>
+                <w:bCs/>
+                <w:sz w:val="20"/>
+                <w:szCs w:val="20"/>
+              </w:rPr>
+              <w:t xml:space="preserve">}   </w:t>
+            </w:r>
+            <w:proofErr w:type="gramEnd"/>
+            <w:r>
+              <w:rPr>
+                <w:rFonts w:cstheme="minorHAnsi"/>
+                <w:bCs/>
+                <w:sz w:val="20"/>
+                <w:szCs w:val="20"/>
+              </w:rPr>
+              <w:t xml:space="preserve"> {</w:t>
+            </w:r>
+            <w:proofErr w:type="spellStart"/>
+            <w:proofErr w:type="gramStart"/>
+            <w:r>
+              <w:rPr>
+                <w:rFonts w:cstheme="minorHAnsi"/>
+                <w:bCs/>
+                <w:sz w:val="20"/>
+                <w:szCs w:val="20"/>
+              </w:rPr>
+              <w:t>companyPostalCode</w:t>
+            </w:r>
+            <w:proofErr w:type="spellEnd"/>
+            <w:r>
+              <w:rPr>
+                <w:rFonts w:cstheme="minorHAnsi"/>
+                <w:bCs/>
+                <w:sz w:val="20"/>
+                <w:szCs w:val="20"/>
+              </w:rPr>
+              <w:t xml:space="preserve">}   </w:t>
+            </w:r>
+            <w:proofErr w:type="gramEnd"/>
+            <w:r>
+              <w:rPr>
+                <w:rFonts w:cstheme="minorHAnsi"/>
+                <w:bCs/>
+                <w:sz w:val="20"/>
+                <w:szCs w:val="20"/>
+              </w:rPr>
+              <w:t>{</w:t>
+            </w:r>
+            <w:proofErr w:type="spellStart"/>
+            <w:proofErr w:type="gramStart"/>
+            <w:r>
+              <w:rPr>
+                <w:rFonts w:cstheme="minorHAnsi"/>
+                <w:bCs/>
+                <w:sz w:val="20"/>
+                <w:szCs w:val="20"/>
+              </w:rPr>
+              <w:t>companyState</w:t>
+            </w:r>
+            <w:proofErr w:type="spellEnd"/>
+            <w:r>
+              <w:rPr>
+                <w:rFonts w:cstheme="minorHAnsi"/>
+                <w:bCs/>
+                <w:sz w:val="20"/>
+                <w:szCs w:val="20"/>
+              </w:rPr>
+              <w:t xml:space="preserve">}   </w:t>
+            </w:r>
+            <w:proofErr w:type="gramEnd"/>
+            <w:r>
+              <w:rPr>
+                <w:rFonts w:cstheme="minorHAnsi"/>
+                <w:bCs/>
+                <w:sz w:val="20"/>
+                <w:szCs w:val="20"/>
+              </w:rPr>
+              <w:t xml:space="preserve"> {</w:t>
+            </w:r>
+            <w:proofErr w:type="spellStart"/>
+            <w:r>
+              <w:rPr>
+                <w:rFonts w:cstheme="minorHAnsi"/>
+                <w:bCs/>
+                <w:sz w:val="20"/>
+                <w:szCs w:val="20"/>
+              </w:rPr>
+              <w:t>companyCountry</w:t>
+            </w:r>
+            <w:proofErr w:type="spellEnd"/>
+            <w:proofErr w:type="gramStart"/>
+            <w:r>
+              <w:rPr>
+                <w:rFonts w:cstheme="minorHAnsi"/>
+                <w:bCs/>
+                <w:sz w:val="20"/>
+                <w:szCs w:val="20"/>
+              </w:rPr>
+              <w:t>}{</w:t>
+            </w:r>
+            <w:proofErr w:type="gramEnd"/>
+            <w:r>
+              <w:rPr>
+                <w:rFonts w:cstheme="minorHAnsi"/>
+                <w:bCs/>
+                <w:sz w:val="20"/>
+                <w:szCs w:val="20"/>
+              </w:rPr>
+              <w:t>/}</w:t>
             </w:r>
           </w:p>
         </w:tc>
@@ -3820,6 +3975,7 @@
                       <w:sz w:val="20"/>
                       <w:szCs w:val="20"/>
                     </w:rPr>
+                    <w:lastRenderedPageBreak/>
                     <w:t xml:space="preserve">Total Gross Weight: </w:t>
                   </w:r>
                 </w:p>
@@ -3845,6 +4001,7 @@
                       <w:sz w:val="20"/>
                       <w:szCs w:val="20"/>
                     </w:rPr>
+                    <w:lastRenderedPageBreak/>
                     <w:t>{</w:t>
                   </w:r>
                   <w:proofErr w:type="spellStart"/>
@@ -3883,6 +4040,7 @@
                       <w:sz w:val="20"/>
                       <w:szCs w:val="20"/>
                     </w:rPr>
+                    <w:lastRenderedPageBreak/>
                     <w:t>{</w:t>
                   </w:r>
                   <w:proofErr w:type="spellStart"/>
@@ -4465,12 +4623,8 @@
       </w:pPr>
     </w:p>
     <w:sectPr>
-      <w:headerReference w:type="even" r:id="rId8"/>
-      <w:headerReference w:type="default" r:id="rId9"/>
-      <w:footerReference w:type="even" r:id="rId10"/>
-      <w:footerReference w:type="default" r:id="rId11"/>
-      <w:headerReference w:type="first" r:id="rId12"/>
-      <w:footerReference w:type="first" r:id="rId13"/>
+      <w:headerReference w:type="default" r:id="rId8"/>
+      <w:footerReference w:type="default" r:id="rId9"/>
       <w:pgSz w:w="12240" w:h="15840" w:code="1"/>
       <w:pgMar w:top="482" w:right="567" w:bottom="1701" w:left="567" w:header="198" w:footer="510" w:gutter="0"/>
       <w:pgBorders w:offsetFrom="page">
@@ -4512,16 +4666,6 @@
 </file>
 
 <file path=word/footer1.xml><?xml version="1.0" encoding="utf-8"?>
-<w:ftr xmlns:wpc="http://schemas.microsoft.com/office/word/2010/wordprocessingCanvas" xmlns:cx="http://schemas.microsoft.com/office/drawing/2014/chartex" xmlns:cx1="http://schemas.microsoft.com/office/drawing/2015/9/8/chartex" xmlns:cx2="http://schemas.microsoft.com/office/drawing/2015/10/21/chartex" xmlns:cx3="http://schemas.microsoft.com/office/drawing/2016/5/9/chartex" xmlns:cx4="http://schemas.microsoft.com/office/drawing/2016/5/10/chartex" xmlns:cx5="http://schemas.microsoft.com/office/drawing/2016/5/11/chartex" xmlns:cx6="http://schemas.microsoft.com/office/drawing/2016/5/12/chartex" xmlns:cx7="http://schemas.microsoft.com/office/drawing/2016/5/13/chartex" xmlns:cx8="http://schemas.microsoft.com/office/drawing/2016/5/14/chartex" xmlns:mc="http://schemas.openxmlformats.org/markup-compatibility/2006" xmlns:aink="http://schemas.microsoft.com/office/drawing/2016/ink" xmlns:am3d="http://schemas.microsoft.com/office/drawing/2017/model3d" xmlns:o="urn:schemas-microsoft-com:office:office" xmlns:oel="http://schemas.microsoft.com/office/2019/extlst" xmlns:r="http://schemas.openxmlformats.org/officeDocument/2006/relationships" xmlns:m="http://schemas.openxmlformats.org/officeDocument/2006/math" xmlns:v="urn:schemas-microsoft-com:vml" xmlns:wp14="http://schemas.microsoft.com/office/word/2010/wordprocessingDrawing" xmlns:wp="http://schemas.openxmlformats.org/drawingml/2006/wordprocessingDrawing" xmlns:w10="urn:schemas-microsoft-com:office:word" xmlns:w="http://schemas.openxmlformats.org/wordprocessingml/2006/main" xmlns:w14="http://schemas.microsoft.com/office/word/2010/wordml" xmlns:w15="http://schemas.microsoft.com/office/word/2012/wordml" xmlns:w16cex="http://schemas.microsoft.com/office/word/2018/wordml/cex" xmlns:w16cid="http://schemas.microsoft.com/office/word/2016/wordml/cid" xmlns:w16="http://schemas.microsoft.com/office/word/2018/wordml" xmlns:w16du="http://schemas.microsoft.com/office/word/2023/wordml/word16du" xmlns:w16sdtdh="http://schemas.microsoft.com/office/word/2020/wordml/sdtdatahash" xmlns:w16sdtfl="http://schemas.microsoft.com/office/word/2024/wordml/sdtformatlock" xmlns:w16se="http://schemas.microsoft.com/office/word/2015/wordml/symex" xmlns:wpg="http://schemas.microsoft.com/office/word/2010/wordprocessingGroup" xmlns:wpi="http://schemas.microsoft.com/office/word/2010/wordprocessingInk" xmlns:wne="http://schemas.microsoft.com/office/word/2006/wordml" xmlns:wps="http://schemas.microsoft.com/office/word/2010/wordprocessingShape" mc:Ignorable="w14 w15 w16se w16cid w16 w16cex w16sdtdh w16sdtfl w16du wp14">
-  <w:p>
-    <w:pPr>
-      <w:pStyle w:val="Footer"/>
-    </w:pPr>
-  </w:p>
-</w:ftr>
-</file>
-
-<file path=word/footer2.xml><?xml version="1.0" encoding="utf-8"?>
 <w:ftr xmlns:wpc="http://schemas.microsoft.com/office/word/2010/wordprocessingCanvas" xmlns:cx="http://schemas.microsoft.com/office/drawing/2014/chartex" xmlns:cx1="http://schemas.microsoft.com/office/drawing/2015/9/8/chartex" xmlns:cx2="http://schemas.microsoft.com/office/drawing/2015/10/21/chartex" xmlns:cx3="http://schemas.microsoft.com/office/drawing/2016/5/9/chartex" xmlns:cx4="http://schemas.microsoft.com/office/drawing/2016/5/10/chartex" xmlns:cx5="http://schemas.microsoft.com/office/drawing/2016/5/11/chartex" xmlns:cx6="http://schemas.microsoft.com/office/drawing/2016/5/12/chartex" xmlns:cx7="http://schemas.microsoft.com/office/drawing/2016/5/13/chartex" xmlns:cx8="http://schemas.microsoft.com/office/drawing/2016/5/14/chartex" xmlns:mc="http://schemas.openxmlformats.org/markup-compatibility/2006" xmlns:aink="http://schemas.microsoft.com/office/drawing/2016/ink" xmlns:am3d="http://schemas.microsoft.com/office/drawing/2017/model3d" xmlns:o="urn:schemas-microsoft-com:office:office" xmlns:oel="http://schemas.microsoft.com/office/2019/extlst" xmlns:r="http://schemas.openxmlformats.org/officeDocument/2006/relationships" xmlns:m="http://schemas.openxmlformats.org/officeDocument/2006/math" xmlns:v="urn:schemas-microsoft-com:vml" xmlns:wp14="http://schemas.microsoft.com/office/word/2010/wordprocessingDrawing" xmlns:wp="http://schemas.openxmlformats.org/drawingml/2006/wordprocessingDrawing" xmlns:w10="urn:schemas-microsoft-com:office:word" xmlns:w="http://schemas.openxmlformats.org/wordprocessingml/2006/main" xmlns:w14="http://schemas.microsoft.com/office/word/2010/wordml" xmlns:w15="http://schemas.microsoft.com/office/word/2012/wordml" xmlns:w16cex="http://schemas.microsoft.com/office/word/2018/wordml/cex" xmlns:w16cid="http://schemas.microsoft.com/office/word/2016/wordml/cid" xmlns:w16="http://schemas.microsoft.com/office/word/2018/wordml" xmlns:w16du="http://schemas.microsoft.com/office/word/2023/wordml/word16du" xmlns:w16sdtdh="http://schemas.microsoft.com/office/word/2020/wordml/sdtdatahash" xmlns:w16sdtfl="http://schemas.microsoft.com/office/word/2024/wordml/sdtformatlock" xmlns:w16se="http://schemas.microsoft.com/office/word/2015/wordml/symex" xmlns:wpg="http://schemas.microsoft.com/office/word/2010/wordprocessingGroup" xmlns:wpi="http://schemas.microsoft.com/office/word/2010/wordprocessingInk" xmlns:wne="http://schemas.microsoft.com/office/word/2006/wordml" xmlns:wps="http://schemas.microsoft.com/office/word/2010/wordprocessingShape" mc:Ignorable="w14 w15 w16se w16cid w16 w16cex w16sdtdh w16sdtfl w16du wp14">
   <w:p>
     <w:pPr>
@@ -4705,33 +4849,59 @@
       <w:rPr>
         <w:b/>
         <w:bCs/>
-        <w:spacing w:val="60"/>
+        <w:kern w:val="0"/>
+        <w:sz w:val="12"/>
+        <w:szCs w:val="12"/>
+        <w14:ligatures w14:val="none"/>
       </w:rPr>
-      <w:t>ALFA</w:t>
+      <w:t>{#</w:t>
+    </w:r>
+    <w:proofErr w:type="gramStart"/>
+    <w:r>
+      <w:rPr>
+        <w:rFonts w:cs="Calibri"/>
+        <w:kern w:val="0"/>
+        <w:sz w:val="12"/>
+        <w:szCs w:val="12"/>
+        <w14:ligatures w14:val="none"/>
+      </w:rPr>
+      <w:t>companyData</w:t>
+    </w:r>
+    <w:r>
+      <w:rPr>
+        <w:b/>
+        <w:bCs/>
+        <w:kern w:val="0"/>
+        <w:sz w:val="12"/>
+        <w:szCs w:val="12"/>
+        <w14:ligatures w14:val="none"/>
+      </w:rPr>
+      <w:t>}</w:t>
     </w:r>
     <w:r>
       <w:rPr>
         <w:b/>
         <w:bCs/>
         <w:spacing w:val="60"/>
+        <w:kern w:val="0"/>
+        <w:sz w:val="20"/>
+        <w:szCs w:val="20"/>
+        <w14:ligatures w14:val="none"/>
       </w:rPr>
-      <w:t xml:space="preserve">  </w:t>
+      <w:t>{</w:t>
     </w:r>
+    <w:proofErr w:type="gramEnd"/>
     <w:r>
       <w:rPr>
         <w:b/>
         <w:bCs/>
         <w:spacing w:val="60"/>
+        <w:kern w:val="0"/>
+        <w:sz w:val="20"/>
+        <w:szCs w:val="20"/>
+        <w14:ligatures w14:val="none"/>
       </w:rPr>
-      <w:t xml:space="preserve"> ICA</w:t>
-    </w:r>
-    <w:r>
-      <w:rPr>
-        <w:b/>
-        <w:bCs/>
-        <w:spacing w:val="60"/>
-      </w:rPr>
-      <w:t xml:space="preserve"> </w:t>
+      <w:t>companyName</w:t>
     </w:r>
     <w:proofErr w:type="gramStart"/>
     <w:r>
@@ -4739,73 +4909,35 @@
         <w:b/>
         <w:bCs/>
         <w:spacing w:val="60"/>
+        <w:kern w:val="0"/>
+        <w:sz w:val="20"/>
+        <w:szCs w:val="20"/>
+        <w14:ligatures w14:val="none"/>
       </w:rPr>
-      <w:t xml:space="preserve"> </w:t>
+      <w:t>}</w:t>
     </w:r>
     <w:r>
       <w:rPr>
         <w:b/>
         <w:bCs/>
-        <w:spacing w:val="60"/>
+        <w:kern w:val="0"/>
+        <w:sz w:val="12"/>
+        <w:szCs w:val="12"/>
+        <w14:ligatures w14:val="none"/>
       </w:rPr>
-      <w:t xml:space="preserve"> </w:t>
-    </w:r>
-    <w:r>
-      <w:rPr>
-        <w:b/>
-        <w:bCs/>
-        <w:spacing w:val="60"/>
-      </w:rPr>
-      <w:t xml:space="preserve"> </w:t>
-    </w:r>
-    <w:r>
-      <w:rPr>
-        <w:b/>
-        <w:bCs/>
-        <w:spacing w:val="60"/>
-      </w:rPr>
-      <w:t>(</w:t>
+      <w:t>{</w:t>
     </w:r>
     <w:proofErr w:type="gramEnd"/>
     <w:r>
       <w:rPr>
         <w:b/>
         <w:bCs/>
-        <w:spacing w:val="60"/>
+        <w:kern w:val="0"/>
+        <w:sz w:val="12"/>
+        <w:szCs w:val="12"/>
+        <w14:ligatures w14:val="none"/>
       </w:rPr>
-      <w:t>I)</w:t>
-    </w:r>
-    <w:r>
-      <w:rPr>
-        <w:b/>
-        <w:bCs/>
-        <w:spacing w:val="60"/>
-      </w:rPr>
-      <w:t xml:space="preserve"> </w:t>
-    </w:r>
-    <w:r>
-      <w:rPr>
-        <w:b/>
-        <w:bCs/>
-        <w:spacing w:val="60"/>
-      </w:rPr>
-      <w:t xml:space="preserve"> </w:t>
-    </w:r>
-    <w:r>
-      <w:rPr>
-        <w:b/>
-        <w:bCs/>
-        <w:spacing w:val="60"/>
-      </w:rPr>
-      <w:t xml:space="preserve"> </w:t>
-    </w:r>
-    <w:r>
-      <w:rPr>
-        <w:b/>
-        <w:bCs/>
-        <w:spacing w:val="60"/>
-      </w:rPr>
-      <w:t>LTD</w:t>
+      <w:t>/}</w:t>
     </w:r>
   </w:p>
   <w:p>
@@ -4884,16 +5016,6 @@
 </w:ftr>
 </file>
 
-<file path=word/footer3.xml><?xml version="1.0" encoding="utf-8"?>
-<w:ftr xmlns:wpc="http://schemas.microsoft.com/office/word/2010/wordprocessingCanvas" xmlns:cx="http://schemas.microsoft.com/office/drawing/2014/chartex" xmlns:cx1="http://schemas.microsoft.com/office/drawing/2015/9/8/chartex" xmlns:cx2="http://schemas.microsoft.com/office/drawing/2015/10/21/chartex" xmlns:cx3="http://schemas.microsoft.com/office/drawing/2016/5/9/chartex" xmlns:cx4="http://schemas.microsoft.com/office/drawing/2016/5/10/chartex" xmlns:cx5="http://schemas.microsoft.com/office/drawing/2016/5/11/chartex" xmlns:cx6="http://schemas.microsoft.com/office/drawing/2016/5/12/chartex" xmlns:cx7="http://schemas.microsoft.com/office/drawing/2016/5/13/chartex" xmlns:cx8="http://schemas.microsoft.com/office/drawing/2016/5/14/chartex" xmlns:mc="http://schemas.openxmlformats.org/markup-compatibility/2006" xmlns:aink="http://schemas.microsoft.com/office/drawing/2016/ink" xmlns:am3d="http://schemas.microsoft.com/office/drawing/2017/model3d" xmlns:o="urn:schemas-microsoft-com:office:office" xmlns:oel="http://schemas.microsoft.com/office/2019/extlst" xmlns:r="http://schemas.openxmlformats.org/officeDocument/2006/relationships" xmlns:m="http://schemas.openxmlformats.org/officeDocument/2006/math" xmlns:v="urn:schemas-microsoft-com:vml" xmlns:wp14="http://schemas.microsoft.com/office/word/2010/wordprocessingDrawing" xmlns:wp="http://schemas.openxmlformats.org/drawingml/2006/wordprocessingDrawing" xmlns:w10="urn:schemas-microsoft-com:office:word" xmlns:w="http://schemas.openxmlformats.org/wordprocessingml/2006/main" xmlns:w14="http://schemas.microsoft.com/office/word/2010/wordml" xmlns:w15="http://schemas.microsoft.com/office/word/2012/wordml" xmlns:w16cex="http://schemas.microsoft.com/office/word/2018/wordml/cex" xmlns:w16cid="http://schemas.microsoft.com/office/word/2016/wordml/cid" xmlns:w16="http://schemas.microsoft.com/office/word/2018/wordml" xmlns:w16du="http://schemas.microsoft.com/office/word/2023/wordml/word16du" xmlns:w16sdtdh="http://schemas.microsoft.com/office/word/2020/wordml/sdtdatahash" xmlns:w16sdtfl="http://schemas.microsoft.com/office/word/2024/wordml/sdtformatlock" xmlns:w16se="http://schemas.microsoft.com/office/word/2015/wordml/symex" xmlns:wpg="http://schemas.microsoft.com/office/word/2010/wordprocessingGroup" xmlns:wpi="http://schemas.microsoft.com/office/word/2010/wordprocessingInk" xmlns:wne="http://schemas.microsoft.com/office/word/2006/wordml" xmlns:wps="http://schemas.microsoft.com/office/word/2010/wordprocessingShape" mc:Ignorable="w14 w15 w16se w16cid w16 w16cex w16sdtdh w16sdtfl w16du wp14">
-  <w:p>
-    <w:pPr>
-      <w:pStyle w:val="Footer"/>
-    </w:pPr>
-  </w:p>
-</w:ftr>
-</file>
-
 <file path=word/footnotes.xml><?xml version="1.0" encoding="utf-8"?>
 <w:footnotes xmlns:wpc="http://schemas.microsoft.com/office/word/2010/wordprocessingCanvas" xmlns:cx="http://schemas.microsoft.com/office/drawing/2014/chartex" xmlns:cx1="http://schemas.microsoft.com/office/drawing/2015/9/8/chartex" xmlns:cx2="http://schemas.microsoft.com/office/drawing/2015/10/21/chartex" xmlns:cx3="http://schemas.microsoft.com/office/drawing/2016/5/9/chartex" xmlns:cx4="http://schemas.microsoft.com/office/drawing/2016/5/10/chartex" xmlns:cx5="http://schemas.microsoft.com/office/drawing/2016/5/11/chartex" xmlns:cx6="http://schemas.microsoft.com/office/drawing/2016/5/12/chartex" xmlns:cx7="http://schemas.microsoft.com/office/drawing/2016/5/13/chartex" xmlns:cx8="http://schemas.microsoft.com/office/drawing/2016/5/14/chartex" xmlns:mc="http://schemas.openxmlformats.org/markup-compatibility/2006" xmlns:aink="http://schemas.microsoft.com/office/drawing/2016/ink" xmlns:am3d="http://schemas.microsoft.com/office/drawing/2017/model3d" xmlns:o="urn:schemas-microsoft-com:office:office" xmlns:oel="http://schemas.microsoft.com/office/2019/extlst" xmlns:r="http://schemas.openxmlformats.org/officeDocument/2006/relationships" xmlns:m="http://schemas.openxmlformats.org/officeDocument/2006/math" xmlns:v="urn:schemas-microsoft-com:vml" xmlns:wp14="http://schemas.microsoft.com/office/word/2010/wordprocessingDrawing" xmlns:wp="http://schemas.openxmlformats.org/drawingml/2006/wordprocessingDrawing" xmlns:w10="urn:schemas-microsoft-com:office:word" xmlns:w="http://schemas.openxmlformats.org/wordprocessingml/2006/main" xmlns:w14="http://schemas.microsoft.com/office/word/2010/wordml" xmlns:w15="http://schemas.microsoft.com/office/word/2012/wordml" xmlns:w16cex="http://schemas.microsoft.com/office/word/2018/wordml/cex" xmlns:w16cid="http://schemas.microsoft.com/office/word/2016/wordml/cid" xmlns:w16="http://schemas.microsoft.com/office/word/2018/wordml" xmlns:w16du="http://schemas.microsoft.com/office/word/2023/wordml/word16du" xmlns:w16sdtdh="http://schemas.microsoft.com/office/word/2020/wordml/sdtdatahash" xmlns:w16sdtfl="http://schemas.microsoft.com/office/word/2024/wordml/sdtformatlock" xmlns:w16se="http://schemas.microsoft.com/office/word/2015/wordml/symex" xmlns:wpg="http://schemas.microsoft.com/office/word/2010/wordprocessingGroup" xmlns:wpi="http://schemas.microsoft.com/office/word/2010/wordprocessingInk" xmlns:wne="http://schemas.microsoft.com/office/word/2006/wordml" xmlns:wps="http://schemas.microsoft.com/office/word/2010/wordprocessingShape" mc:Ignorable="w14 w15 w16se w16cid w16 w16cex w16sdtdh w16sdtfl w16du wp14">
   <w:footnote w:type="separator" w:id="-1">
@@ -4924,16 +5046,6 @@
   <w:p>
     <w:pPr>
       <w:pStyle w:val="Header"/>
-    </w:pPr>
-  </w:p>
-</w:hdr>
-</file>
-
-<file path=word/header2.xml><?xml version="1.0" encoding="utf-8"?>
-<w:hdr xmlns:wpc="http://schemas.microsoft.com/office/word/2010/wordprocessingCanvas" xmlns:cx="http://schemas.microsoft.com/office/drawing/2014/chartex" xmlns:cx1="http://schemas.microsoft.com/office/drawing/2015/9/8/chartex" xmlns:cx2="http://schemas.microsoft.com/office/drawing/2015/10/21/chartex" xmlns:cx3="http://schemas.microsoft.com/office/drawing/2016/5/9/chartex" xmlns:cx4="http://schemas.microsoft.com/office/drawing/2016/5/10/chartex" xmlns:cx5="http://schemas.microsoft.com/office/drawing/2016/5/11/chartex" xmlns:cx6="http://schemas.microsoft.com/office/drawing/2016/5/12/chartex" xmlns:cx7="http://schemas.microsoft.com/office/drawing/2016/5/13/chartex" xmlns:cx8="http://schemas.microsoft.com/office/drawing/2016/5/14/chartex" xmlns:mc="http://schemas.openxmlformats.org/markup-compatibility/2006" xmlns:aink="http://schemas.microsoft.com/office/drawing/2016/ink" xmlns:am3d="http://schemas.microsoft.com/office/drawing/2017/model3d" xmlns:o="urn:schemas-microsoft-com:office:office" xmlns:oel="http://schemas.microsoft.com/office/2019/extlst" xmlns:r="http://schemas.openxmlformats.org/officeDocument/2006/relationships" xmlns:m="http://schemas.openxmlformats.org/officeDocument/2006/math" xmlns:v="urn:schemas-microsoft-com:vml" xmlns:wp14="http://schemas.microsoft.com/office/word/2010/wordprocessingDrawing" xmlns:wp="http://schemas.openxmlformats.org/drawingml/2006/wordprocessingDrawing" xmlns:w10="urn:schemas-microsoft-com:office:word" xmlns:w="http://schemas.openxmlformats.org/wordprocessingml/2006/main" xmlns:w14="http://schemas.microsoft.com/office/word/2010/wordml" xmlns:w15="http://schemas.microsoft.com/office/word/2012/wordml" xmlns:w16cex="http://schemas.microsoft.com/office/word/2018/wordml/cex" xmlns:w16cid="http://schemas.microsoft.com/office/word/2016/wordml/cid" xmlns:w16="http://schemas.microsoft.com/office/word/2018/wordml" xmlns:w16du="http://schemas.microsoft.com/office/word/2023/wordml/word16du" xmlns:w16sdtdh="http://schemas.microsoft.com/office/word/2020/wordml/sdtdatahash" xmlns:w16sdtfl="http://schemas.microsoft.com/office/word/2024/wordml/sdtformatlock" xmlns:w16se="http://schemas.microsoft.com/office/word/2015/wordml/symex" xmlns:wpg="http://schemas.microsoft.com/office/word/2010/wordprocessingGroup" xmlns:wpi="http://schemas.microsoft.com/office/word/2010/wordprocessingInk" xmlns:wne="http://schemas.microsoft.com/office/word/2006/wordml" xmlns:wps="http://schemas.microsoft.com/office/word/2010/wordprocessingShape" mc:Ignorable="w14 w15 w16se w16cid w16 w16cex w16sdtdh w16sdtfl w16du wp14">
-  <w:p>
-    <w:pPr>
-      <w:pStyle w:val="Header"/>
       <w:jc w:val="center"/>
       <w:rPr>
         <w:b/>
@@ -4951,16 +5063,6 @@
       </w:rPr>
       <w:t>Packing List</w:t>
     </w:r>
-  </w:p>
-</w:hdr>
-</file>
-
-<file path=word/header3.xml><?xml version="1.0" encoding="utf-8"?>
-<w:hdr xmlns:wpc="http://schemas.microsoft.com/office/word/2010/wordprocessingCanvas" xmlns:cx="http://schemas.microsoft.com/office/drawing/2014/chartex" xmlns:cx1="http://schemas.microsoft.com/office/drawing/2015/9/8/chartex" xmlns:cx2="http://schemas.microsoft.com/office/drawing/2015/10/21/chartex" xmlns:cx3="http://schemas.microsoft.com/office/drawing/2016/5/9/chartex" xmlns:cx4="http://schemas.microsoft.com/office/drawing/2016/5/10/chartex" xmlns:cx5="http://schemas.microsoft.com/office/drawing/2016/5/11/chartex" xmlns:cx6="http://schemas.microsoft.com/office/drawing/2016/5/12/chartex" xmlns:cx7="http://schemas.microsoft.com/office/drawing/2016/5/13/chartex" xmlns:cx8="http://schemas.microsoft.com/office/drawing/2016/5/14/chartex" xmlns:mc="http://schemas.openxmlformats.org/markup-compatibility/2006" xmlns:aink="http://schemas.microsoft.com/office/drawing/2016/ink" xmlns:am3d="http://schemas.microsoft.com/office/drawing/2017/model3d" xmlns:o="urn:schemas-microsoft-com:office:office" xmlns:oel="http://schemas.microsoft.com/office/2019/extlst" xmlns:r="http://schemas.openxmlformats.org/officeDocument/2006/relationships" xmlns:m="http://schemas.openxmlformats.org/officeDocument/2006/math" xmlns:v="urn:schemas-microsoft-com:vml" xmlns:wp14="http://schemas.microsoft.com/office/word/2010/wordprocessingDrawing" xmlns:wp="http://schemas.openxmlformats.org/drawingml/2006/wordprocessingDrawing" xmlns:w10="urn:schemas-microsoft-com:office:word" xmlns:w="http://schemas.openxmlformats.org/wordprocessingml/2006/main" xmlns:w14="http://schemas.microsoft.com/office/word/2010/wordml" xmlns:w15="http://schemas.microsoft.com/office/word/2012/wordml" xmlns:w16cex="http://schemas.microsoft.com/office/word/2018/wordml/cex" xmlns:w16cid="http://schemas.microsoft.com/office/word/2016/wordml/cid" xmlns:w16="http://schemas.microsoft.com/office/word/2018/wordml" xmlns:w16du="http://schemas.microsoft.com/office/word/2023/wordml/word16du" xmlns:w16sdtdh="http://schemas.microsoft.com/office/word/2020/wordml/sdtdatahash" xmlns:w16sdtfl="http://schemas.microsoft.com/office/word/2024/wordml/sdtformatlock" xmlns:w16se="http://schemas.microsoft.com/office/word/2015/wordml/symex" xmlns:wpg="http://schemas.microsoft.com/office/word/2010/wordprocessingGroup" xmlns:wpi="http://schemas.microsoft.com/office/word/2010/wordprocessingInk" xmlns:wne="http://schemas.microsoft.com/office/word/2006/wordml" xmlns:wps="http://schemas.microsoft.com/office/word/2010/wordprocessingShape" mc:Ignorable="w14 w15 w16se w16cid w16 w16cex w16sdtdh w16sdtfl w16du wp14">
-  <w:p>
-    <w:pPr>
-      <w:pStyle w:val="Header"/>
-    </w:pPr>
   </w:p>
 </w:hdr>
 </file>

--- a/electron/database/generate-document/templates/packing-uk.docx
+++ b/electron/database/generate-document/templates/packing-uk.docx
@@ -37,6 +37,7 @@
           </w:tcPr>
           <w:p>
             <w:pPr>
+              <w:spacing w:before="40"/>
               <w:rPr>
                 <w:rFonts w:cstheme="minorHAnsi"/>
                 <w:sz w:val="20"/>
@@ -46,43 +47,11 @@
             <w:bookmarkStart w:id="0" w:name="_Hlk193468052"/>
             <w:r>
               <w:rPr>
-                <w:noProof/>
-              </w:rPr>
-              <w:drawing>
-                <wp:inline distT="0" distB="0" distL="0" distR="0" wp14:anchorId="30F266B7" wp14:editId="5E5B3632">
-                  <wp:extent cx="819048" cy="780952"/>
-                  <wp:effectExtent l="0" t="0" r="635" b="635"/>
-                  <wp:docPr id="1295729089" name="Picture 1"/>
-                  <wp:cNvGraphicFramePr>
-                    <a:graphicFrameLocks xmlns:a="http://schemas.openxmlformats.org/drawingml/2006/main" noChangeAspect="1"/>
-                  </wp:cNvGraphicFramePr>
-                  <a:graphic xmlns:a="http://schemas.openxmlformats.org/drawingml/2006/main">
-                    <a:graphicData uri="http://schemas.openxmlformats.org/drawingml/2006/picture">
-                      <pic:pic xmlns:pic="http://schemas.openxmlformats.org/drawingml/2006/picture">
-                        <pic:nvPicPr>
-                          <pic:cNvPr id="1295729089" name=""/>
-                          <pic:cNvPicPr/>
-                        </pic:nvPicPr>
-                        <pic:blipFill>
-                          <a:blip r:embed="rId7"/>
-                          <a:stretch>
-                            <a:fillRect/>
-                          </a:stretch>
-                        </pic:blipFill>
-                        <pic:spPr>
-                          <a:xfrm>
-                            <a:off x="0" y="0"/>
-                            <a:ext cx="819048" cy="780952"/>
-                          </a:xfrm>
-                          <a:prstGeom prst="rect">
-                            <a:avLst/>
-                          </a:prstGeom>
-                        </pic:spPr>
-                      </pic:pic>
-                    </a:graphicData>
-                  </a:graphic>
-                </wp:inline>
-              </w:drawing>
+                <w:rFonts w:cstheme="minorHAnsi"/>
+                <w:sz w:val="20"/>
+                <w:szCs w:val="20"/>
+              </w:rPr>
+              <w:t>{%%logo}</w:t>
             </w:r>
           </w:p>
         </w:tc>
@@ -4623,8 +4592,8 @@
       </w:pPr>
     </w:p>
     <w:sectPr>
-      <w:headerReference w:type="default" r:id="rId8"/>
-      <w:footerReference w:type="default" r:id="rId9"/>
+      <w:headerReference w:type="default" r:id="rId7"/>
+      <w:footerReference w:type="default" r:id="rId8"/>
       <w:pgSz w:w="12240" w:h="15840" w:code="1"/>
       <w:pgMar w:top="482" w:right="567" w:bottom="1701" w:left="567" w:header="198" w:footer="510" w:gutter="0"/>
       <w:pgBorders w:offsetFrom="page">

--- a/electron/database/generate-document/templates/packing-uk.docx
+++ b/electron/database/generate-document/templates/packing-uk.docx
@@ -105,25 +105,7 @@
                 <w:sz w:val="20"/>
                 <w:szCs w:val="20"/>
               </w:rPr>
-              <w:t>{#</w:t>
-            </w:r>
-            <w:proofErr w:type="gramStart"/>
-            <w:r>
-              <w:rPr>
-                <w:rFonts w:cstheme="minorHAnsi"/>
-                <w:sz w:val="20"/>
-                <w:szCs w:val="20"/>
-              </w:rPr>
-              <w:t>companyData}{</w:t>
-            </w:r>
-            <w:proofErr w:type="gramEnd"/>
-            <w:r>
-              <w:rPr>
-                <w:rFonts w:cstheme="minorHAnsi"/>
-                <w:sz w:val="20"/>
-                <w:szCs w:val="20"/>
-              </w:rPr>
-              <w:t>companyName}</w:t>
+              <w:t>{#companyData}{companyName}</w:t>
             </w:r>
           </w:p>
           <w:p>
@@ -141,160 +123,7 @@
                 <w:sz w:val="20"/>
                 <w:szCs w:val="20"/>
               </w:rPr>
-              <w:t xml:space="preserve">{companyAddressLine1} </w:t>
-            </w:r>
-            <w:proofErr w:type="gramStart"/>
-            <w:r>
-              <w:rPr>
-                <w:rFonts w:cstheme="minorHAnsi"/>
-                <w:bCs/>
-                <w:sz w:val="20"/>
-                <w:szCs w:val="20"/>
-              </w:rPr>
-              <w:t xml:space="preserve">   {</w:t>
-            </w:r>
-            <w:proofErr w:type="gramEnd"/>
-            <w:r>
-              <w:rPr>
-                <w:rFonts w:cstheme="minorHAnsi"/>
-                <w:bCs/>
-                <w:sz w:val="20"/>
-                <w:szCs w:val="20"/>
-              </w:rPr>
-              <w:t>companyAddressLine2</w:t>
-            </w:r>
-            <w:proofErr w:type="gramStart"/>
-            <w:r>
-              <w:rPr>
-                <w:rFonts w:cstheme="minorHAnsi"/>
-                <w:bCs/>
-                <w:sz w:val="20"/>
-                <w:szCs w:val="20"/>
-              </w:rPr>
-              <w:t>},      {</w:t>
-            </w:r>
-            <w:proofErr w:type="spellStart"/>
-            <w:r>
-              <w:rPr>
-                <w:rFonts w:cstheme="minorHAnsi"/>
-                <w:bCs/>
-                <w:sz w:val="20"/>
-                <w:szCs w:val="20"/>
-              </w:rPr>
-              <w:t>companyCity</w:t>
-            </w:r>
-            <w:proofErr w:type="spellEnd"/>
-            <w:r>
-              <w:rPr>
-                <w:rFonts w:cstheme="minorHAnsi"/>
-                <w:bCs/>
-                <w:sz w:val="20"/>
-                <w:szCs w:val="20"/>
-              </w:rPr>
-              <w:t xml:space="preserve">}   </w:t>
-            </w:r>
-            <w:proofErr w:type="gramEnd"/>
-            <w:r>
-              <w:rPr>
-                <w:rFonts w:cstheme="minorHAnsi"/>
-                <w:bCs/>
-                <w:sz w:val="20"/>
-                <w:szCs w:val="20"/>
-              </w:rPr>
-              <w:t xml:space="preserve"> {</w:t>
-            </w:r>
-            <w:proofErr w:type="spellStart"/>
-            <w:proofErr w:type="gramStart"/>
-            <w:r>
-              <w:rPr>
-                <w:rFonts w:cstheme="minorHAnsi"/>
-                <w:bCs/>
-                <w:sz w:val="20"/>
-                <w:szCs w:val="20"/>
-              </w:rPr>
-              <w:t>companyPostalCode</w:t>
-            </w:r>
-            <w:proofErr w:type="spellEnd"/>
-            <w:r>
-              <w:rPr>
-                <w:rFonts w:cstheme="minorHAnsi"/>
-                <w:bCs/>
-                <w:sz w:val="20"/>
-                <w:szCs w:val="20"/>
-              </w:rPr>
-              <w:t xml:space="preserve">}   </w:t>
-            </w:r>
-            <w:proofErr w:type="gramEnd"/>
-            <w:r>
-              <w:rPr>
-                <w:rFonts w:cstheme="minorHAnsi"/>
-                <w:bCs/>
-                <w:sz w:val="20"/>
-                <w:szCs w:val="20"/>
-              </w:rPr>
-              <w:t>{</w:t>
-            </w:r>
-            <w:proofErr w:type="spellStart"/>
-            <w:proofErr w:type="gramStart"/>
-            <w:r>
-              <w:rPr>
-                <w:rFonts w:cstheme="minorHAnsi"/>
-                <w:bCs/>
-                <w:sz w:val="20"/>
-                <w:szCs w:val="20"/>
-              </w:rPr>
-              <w:t>companyState</w:t>
-            </w:r>
-            <w:proofErr w:type="spellEnd"/>
-            <w:r>
-              <w:rPr>
-                <w:rFonts w:cstheme="minorHAnsi"/>
-                <w:bCs/>
-                <w:sz w:val="20"/>
-                <w:szCs w:val="20"/>
-              </w:rPr>
-              <w:t xml:space="preserve">}   </w:t>
-            </w:r>
-            <w:proofErr w:type="gramEnd"/>
-            <w:r>
-              <w:rPr>
-                <w:rFonts w:cstheme="minorHAnsi"/>
-                <w:bCs/>
-                <w:sz w:val="20"/>
-                <w:szCs w:val="20"/>
-              </w:rPr>
-              <w:t xml:space="preserve"> {</w:t>
-            </w:r>
-            <w:proofErr w:type="spellStart"/>
-            <w:r>
-              <w:rPr>
-                <w:rFonts w:cstheme="minorHAnsi"/>
-                <w:bCs/>
-                <w:sz w:val="20"/>
-                <w:szCs w:val="20"/>
-              </w:rPr>
-              <w:t>companyCountry</w:t>
-            </w:r>
-            <w:proofErr w:type="spellEnd"/>
-            <w:proofErr w:type="gramStart"/>
-            <w:r>
-              <w:rPr>
-                <w:rFonts w:cstheme="minorHAnsi"/>
-                <w:bCs/>
-                <w:sz w:val="20"/>
-                <w:szCs w:val="20"/>
-              </w:rPr>
-              <w:t>}{</w:t>
-            </w:r>
-            <w:proofErr w:type="gramEnd"/>
-            <w:r>
-              <w:rPr>
-                <w:rFonts w:cstheme="minorHAnsi"/>
-                <w:bCs/>
-                <w:sz w:val="20"/>
-                <w:szCs w:val="20"/>
-              </w:rPr>
-              <w:t>/}</w:t>
+              <w:t>{companyAddressLine1}    {companyAddressLine2},      {companyCity}    {companyPostalCode}   {companyState}    {companyCountry}{/}</w:t>
             </w:r>
           </w:p>
         </w:tc>
@@ -327,14 +156,12 @@
               </w:rPr>
               <w:t>{</w:t>
             </w:r>
-            <w:proofErr w:type="spellStart"/>
             <w:r>
               <w:rPr>
                 <w:rFonts w:cstheme="minorHAnsi"/>
               </w:rPr>
               <w:t>modifyInvNo</w:t>
             </w:r>
-            <w:proofErr w:type="spellEnd"/>
             <w:r>
               <w:rPr>
                 <w:rFonts w:cstheme="minorHAnsi"/>
@@ -372,14 +199,12 @@
               </w:rPr>
               <w:t>{</w:t>
             </w:r>
-            <w:proofErr w:type="spellStart"/>
             <w:r>
               <w:rPr>
                 <w:rFonts w:cstheme="minorHAnsi"/>
               </w:rPr>
               <w:t>invoiceDate</w:t>
             </w:r>
-            <w:proofErr w:type="spellEnd"/>
             <w:r>
               <w:rPr>
                 <w:rFonts w:cstheme="minorHAnsi"/>
@@ -457,14 +282,12 @@
               </w:rPr>
               <w:t>{</w:t>
             </w:r>
-            <w:proofErr w:type="spellStart"/>
             <w:r>
               <w:rPr>
                 <w:rFonts w:cstheme="minorHAnsi"/>
               </w:rPr>
               <w:t>buyersOrderNo</w:t>
             </w:r>
-            <w:proofErr w:type="spellEnd"/>
             <w:r>
               <w:rPr>
                 <w:rFonts w:cstheme="minorHAnsi"/>
@@ -502,14 +325,12 @@
               </w:rPr>
               <w:t>{</w:t>
             </w:r>
-            <w:proofErr w:type="spellStart"/>
             <w:r>
               <w:rPr>
                 <w:rFonts w:cstheme="minorHAnsi"/>
               </w:rPr>
               <w:t>orderDate</w:t>
             </w:r>
-            <w:proofErr w:type="spellEnd"/>
             <w:r>
               <w:rPr>
                 <w:rFonts w:cstheme="minorHAnsi"/>
@@ -605,7 +426,6 @@
               </w:rPr>
               <w:t>{</w:t>
             </w:r>
-            <w:proofErr w:type="spellStart"/>
             <w:r>
               <w:rPr>
                 <w:rFonts w:cstheme="minorHAnsi"/>
@@ -614,7 +434,6 @@
               </w:rPr>
               <w:t>consigneeCountry</w:t>
             </w:r>
-            <w:proofErr w:type="spellEnd"/>
             <w:r>
               <w:rPr>
                 <w:rFonts w:cstheme="minorHAnsi"/>
@@ -640,7 +459,6 @@
               </w:rPr>
               <w:t>{/</w:t>
             </w:r>
-            <w:proofErr w:type="spellStart"/>
             <w:r>
               <w:rPr>
                 <w:rFonts w:cstheme="minorHAnsi"/>
@@ -649,7 +467,6 @@
               </w:rPr>
               <w:t>isCustom</w:t>
             </w:r>
-            <w:proofErr w:type="spellEnd"/>
             <w:r>
               <w:rPr>
                 <w:rFonts w:cstheme="minorHAnsi"/>
@@ -673,36 +490,229 @@
                 <w:sz w:val="20"/>
                 <w:szCs w:val="20"/>
               </w:rPr>
+              <w:t>{#isCustom}NOTIFY – {/isCustom}</w:t>
+            </w:r>
+          </w:p>
+          <w:p>
+            <w:pPr>
+              <w:rPr>
+                <w:rFonts w:cstheme="minorHAnsi"/>
+                <w:sz w:val="20"/>
+                <w:szCs w:val="20"/>
+              </w:rPr>
+            </w:pPr>
+            <w:r>
+              <w:rPr>
+                <w:rFonts w:cstheme="minorHAnsi"/>
+                <w:sz w:val="20"/>
+                <w:szCs w:val="20"/>
+              </w:rPr>
+              <w:t>{</w:t>
+            </w:r>
+            <w:r>
+              <w:rPr>
+                <w:rFonts w:cstheme="minorHAnsi"/>
+                <w:sz w:val="20"/>
+                <w:szCs w:val="20"/>
+              </w:rPr>
+              <w:t>consigneeName</w:t>
+            </w:r>
+            <w:r>
+              <w:rPr>
+                <w:rFonts w:cstheme="minorHAnsi"/>
+                <w:sz w:val="20"/>
+                <w:szCs w:val="20"/>
+              </w:rPr>
+              <w:t xml:space="preserve">} </w:t>
+            </w:r>
+          </w:p>
+          <w:p>
+            <w:pPr>
+              <w:rPr>
+                <w:rFonts w:cstheme="minorHAnsi"/>
+                <w:sz w:val="20"/>
+                <w:szCs w:val="20"/>
+              </w:rPr>
+            </w:pPr>
+            <w:r>
+              <w:rPr>
+                <w:rFonts w:cstheme="minorHAnsi"/>
+                <w:sz w:val="20"/>
+                <w:szCs w:val="20"/>
+              </w:rPr>
+              <w:t>{</w:t>
+            </w:r>
+            <w:r>
+              <w:rPr>
+                <w:rFonts w:cstheme="minorHAnsi"/>
+                <w:sz w:val="20"/>
+                <w:szCs w:val="20"/>
+              </w:rPr>
+              <w:t>consigneeAddress</w:t>
+            </w:r>
+            <w:r>
+              <w:rPr>
+                <w:rFonts w:cstheme="minorHAnsi"/>
+                <w:sz w:val="20"/>
+                <w:szCs w:val="20"/>
+              </w:rPr>
+              <w:t>} {</w:t>
+            </w:r>
+            <w:r>
+              <w:rPr>
+                <w:rFonts w:cstheme="minorHAnsi"/>
+                <w:sz w:val="20"/>
+                <w:szCs w:val="20"/>
+              </w:rPr>
+              <w:t>consigneeCity</w:t>
+            </w:r>
+            <w:r>
+              <w:rPr>
+                <w:rFonts w:cstheme="minorHAnsi"/>
+                <w:sz w:val="20"/>
+                <w:szCs w:val="20"/>
+              </w:rPr>
+              <w:t>} {</w:t>
+            </w:r>
+            <w:r>
+              <w:rPr>
+                <w:rFonts w:cstheme="minorHAnsi"/>
+                <w:sz w:val="20"/>
+                <w:szCs w:val="20"/>
+              </w:rPr>
+              <w:t>consigneeState</w:t>
+            </w:r>
+            <w:r>
+              <w:rPr>
+                <w:rFonts w:cstheme="minorHAnsi"/>
+                <w:sz w:val="20"/>
+                <w:szCs w:val="20"/>
+              </w:rPr>
+              <w:t>}</w:t>
+            </w:r>
+            <w:r>
+              <w:rPr>
+                <w:rFonts w:cstheme="minorHAnsi"/>
+                <w:sz w:val="20"/>
+                <w:szCs w:val="20"/>
+              </w:rPr>
+              <w:t xml:space="preserve"> </w:t>
+            </w:r>
+            <w:r>
+              <w:rPr>
+                <w:rFonts w:cstheme="minorHAnsi"/>
+                <w:sz w:val="20"/>
+                <w:szCs w:val="20"/>
+              </w:rPr>
+              <w:t>{</w:t>
+            </w:r>
+            <w:r>
+              <w:rPr>
+                <w:rFonts w:cstheme="minorHAnsi"/>
+                <w:sz w:val="20"/>
+                <w:szCs w:val="20"/>
+              </w:rPr>
+              <w:t>consigneeCountry</w:t>
+            </w:r>
+            <w:r>
+              <w:rPr>
+                <w:rFonts w:cstheme="minorHAnsi"/>
+                <w:sz w:val="20"/>
+                <w:szCs w:val="20"/>
+              </w:rPr>
+              <w:t>} {</w:t>
+            </w:r>
+            <w:r>
+              <w:rPr>
+                <w:rFonts w:cstheme="minorHAnsi"/>
+                <w:sz w:val="20"/>
+                <w:szCs w:val="20"/>
+              </w:rPr>
+              <w:t>consigneeZip</w:t>
+            </w:r>
+            <w:r>
+              <w:rPr>
+                <w:rFonts w:cstheme="minorHAnsi"/>
+                <w:sz w:val="20"/>
+                <w:szCs w:val="20"/>
+              </w:rPr>
+              <w:t>}</w:t>
+            </w:r>
+          </w:p>
+          <w:p>
+            <w:pPr>
+              <w:rPr>
+                <w:rFonts w:cstheme="minorHAnsi"/>
+                <w:sz w:val="20"/>
+                <w:szCs w:val="20"/>
+              </w:rPr>
+            </w:pPr>
+            <w:r>
+              <w:rPr>
+                <w:rFonts w:cstheme="minorHAnsi"/>
+                <w:sz w:val="20"/>
+                <w:szCs w:val="20"/>
+              </w:rPr>
+              <w:t>{#consigneePhone}TELE: {consigneePhone}{/consigneePhone}</w:t>
+            </w:r>
+          </w:p>
+          <w:p>
+            <w:pPr>
+              <w:rPr>
+                <w:rFonts w:cstheme="minorHAnsi"/>
+                <w:sz w:val="20"/>
+                <w:szCs w:val="20"/>
+              </w:rPr>
+            </w:pPr>
+            <w:r>
+              <w:rPr>
+                <w:rFonts w:cstheme="minorHAnsi"/>
+                <w:sz w:val="20"/>
+                <w:szCs w:val="20"/>
+              </w:rPr>
+              <w:t>{#consigneeEmail}EMAIL: {consigneeEmail}{/consigneeEmail}</w:t>
+            </w:r>
+          </w:p>
+          <w:p>
+            <w:pPr>
+              <w:rPr>
+                <w:rFonts w:cstheme="minorHAnsi"/>
+                <w:sz w:val="20"/>
+                <w:szCs w:val="20"/>
+              </w:rPr>
+            </w:pPr>
+            <w:r>
+              <w:rPr>
+                <w:rFonts w:cstheme="minorHAnsi"/>
+                <w:sz w:val="20"/>
+                <w:szCs w:val="20"/>
+              </w:rPr>
               <w:t>{#</w:t>
             </w:r>
-            <w:proofErr w:type="gramStart"/>
-            <w:r>
-              <w:rPr>
-                <w:rFonts w:cstheme="minorHAnsi"/>
-                <w:sz w:val="20"/>
-                <w:szCs w:val="20"/>
-              </w:rPr>
-              <w:t>isCustom}NOTIFY</w:t>
-            </w:r>
-            <w:proofErr w:type="gramEnd"/>
-            <w:r>
-              <w:rPr>
-                <w:rFonts w:cstheme="minorHAnsi"/>
-                <w:sz w:val="20"/>
-                <w:szCs w:val="20"/>
-              </w:rPr>
-              <w:t xml:space="preserve"> – {/</w:t>
-            </w:r>
-            <w:proofErr w:type="spellStart"/>
-            <w:r>
-              <w:rPr>
-                <w:rFonts w:cstheme="minorHAnsi"/>
-                <w:sz w:val="20"/>
-                <w:szCs w:val="20"/>
-              </w:rPr>
-              <w:t>isCustom</w:t>
-            </w:r>
-            <w:proofErr w:type="spellEnd"/>
+            <w:r>
+              <w:rPr>
+                <w:rFonts w:cstheme="minorHAnsi"/>
+                <w:sz w:val="20"/>
+                <w:szCs w:val="20"/>
+              </w:rPr>
+              <w:t>notifyName</w:t>
+            </w:r>
+            <w:r>
+              <w:rPr>
+                <w:rFonts w:cstheme="minorHAnsi"/>
+                <w:sz w:val="20"/>
+                <w:szCs w:val="20"/>
+              </w:rPr>
+              <w:t>}{#</w:t>
+            </w:r>
+            <w:r>
+              <w:rPr>
+                <w:rFonts w:cstheme="minorHAnsi"/>
+                <w:sz w:val="20"/>
+                <w:szCs w:val="20"/>
+              </w:rPr>
+              <w:t>notifyAddress</w:t>
+            </w:r>
             <w:r>
               <w:rPr>
                 <w:rFonts w:cstheme="minorHAnsi"/>
@@ -711,6 +721,22 @@
               </w:rPr>
               <w:t>}</w:t>
             </w:r>
+            <w:r>
+              <w:rPr>
+                <w:rFonts w:cstheme="minorHAnsi"/>
+                <w:sz w:val="20"/>
+                <w:szCs w:val="20"/>
+              </w:rPr>
+              <w:t>NOTIFY</w:t>
+            </w:r>
+            <w:r>
+              <w:rPr>
+                <w:rFonts w:cstheme="minorHAnsi"/>
+                <w:sz w:val="20"/>
+                <w:szCs w:val="20"/>
+              </w:rPr>
+              <w:t xml:space="preserve"> – </w:t>
+            </w:r>
           </w:p>
           <w:p>
             <w:pPr>
@@ -728,16 +754,14 @@
               </w:rPr>
               <w:t>{</w:t>
             </w:r>
-            <w:proofErr w:type="spellStart"/>
-            <w:r>
-              <w:rPr>
-                <w:rFonts w:cstheme="minorHAnsi"/>
-                <w:sz w:val="20"/>
-                <w:szCs w:val="20"/>
-              </w:rPr>
-              <w:t>consigneeName</w:t>
-            </w:r>
-            <w:proofErr w:type="spellEnd"/>
+            <w:r>
+              <w:rPr>
+                <w:rFonts w:cstheme="minorHAnsi"/>
+                <w:sz w:val="20"/>
+                <w:szCs w:val="20"/>
+              </w:rPr>
+              <w:t>notifyName</w:t>
+            </w:r>
             <w:r>
               <w:rPr>
                 <w:rFonts w:cstheme="minorHAnsi"/>
@@ -763,254 +787,21 @@
               </w:rPr>
               <w:t>{</w:t>
             </w:r>
-            <w:proofErr w:type="spellStart"/>
-            <w:r>
-              <w:rPr>
-                <w:rFonts w:cstheme="minorHAnsi"/>
-                <w:sz w:val="20"/>
-                <w:szCs w:val="20"/>
-              </w:rPr>
-              <w:t>consigneeAddress</w:t>
-            </w:r>
-            <w:proofErr w:type="spellEnd"/>
-            <w:r>
-              <w:rPr>
-                <w:rFonts w:cstheme="minorHAnsi"/>
-                <w:sz w:val="20"/>
-                <w:szCs w:val="20"/>
-              </w:rPr>
-              <w:t>} {</w:t>
-            </w:r>
-            <w:proofErr w:type="spellStart"/>
-            <w:r>
-              <w:rPr>
-                <w:rFonts w:cstheme="minorHAnsi"/>
-                <w:sz w:val="20"/>
-                <w:szCs w:val="20"/>
-              </w:rPr>
-              <w:t>consigneeCity</w:t>
-            </w:r>
-            <w:proofErr w:type="spellEnd"/>
-            <w:r>
-              <w:rPr>
-                <w:rFonts w:cstheme="minorHAnsi"/>
-                <w:sz w:val="20"/>
-                <w:szCs w:val="20"/>
-              </w:rPr>
-              <w:t>} {</w:t>
-            </w:r>
-            <w:proofErr w:type="spellStart"/>
-            <w:r>
-              <w:rPr>
-                <w:rFonts w:cstheme="minorHAnsi"/>
-                <w:sz w:val="20"/>
-                <w:szCs w:val="20"/>
-              </w:rPr>
-              <w:t>consigneeState</w:t>
-            </w:r>
-            <w:proofErr w:type="spellEnd"/>
-            <w:r>
-              <w:rPr>
-                <w:rFonts w:cstheme="minorHAnsi"/>
-                <w:sz w:val="20"/>
-                <w:szCs w:val="20"/>
-              </w:rPr>
-              <w:t xml:space="preserve">} </w:t>
-            </w:r>
-          </w:p>
-          <w:p>
-            <w:pPr>
-              <w:rPr>
-                <w:rFonts w:cstheme="minorHAnsi"/>
-                <w:sz w:val="20"/>
-                <w:szCs w:val="20"/>
-              </w:rPr>
-            </w:pPr>
-            <w:r>
-              <w:rPr>
-                <w:rFonts w:cstheme="minorHAnsi"/>
-                <w:sz w:val="20"/>
-                <w:szCs w:val="20"/>
-              </w:rPr>
-              <w:t>{</w:t>
-            </w:r>
-            <w:proofErr w:type="spellStart"/>
-            <w:r>
-              <w:rPr>
-                <w:rFonts w:cstheme="minorHAnsi"/>
-                <w:sz w:val="20"/>
-                <w:szCs w:val="20"/>
-              </w:rPr>
-              <w:t>consigneeCountry</w:t>
-            </w:r>
-            <w:proofErr w:type="spellEnd"/>
-            <w:r>
-              <w:rPr>
-                <w:rFonts w:cstheme="minorHAnsi"/>
-                <w:sz w:val="20"/>
-                <w:szCs w:val="20"/>
-              </w:rPr>
-              <w:t>} {</w:t>
-            </w:r>
-            <w:proofErr w:type="spellStart"/>
-            <w:r>
-              <w:rPr>
-                <w:rFonts w:cstheme="minorHAnsi"/>
-                <w:sz w:val="20"/>
-                <w:szCs w:val="20"/>
-              </w:rPr>
-              <w:t>consigneeZip</w:t>
-            </w:r>
-            <w:proofErr w:type="spellEnd"/>
-            <w:r>
-              <w:rPr>
-                <w:rFonts w:cstheme="minorHAnsi"/>
-                <w:sz w:val="20"/>
-                <w:szCs w:val="20"/>
-              </w:rPr>
-              <w:t>}</w:t>
-            </w:r>
-          </w:p>
-          <w:p>
-            <w:pPr>
-              <w:rPr>
-                <w:rFonts w:cstheme="minorHAnsi"/>
-                <w:sz w:val="20"/>
-                <w:szCs w:val="20"/>
-              </w:rPr>
-            </w:pPr>
-            <w:r>
-              <w:rPr>
-                <w:rFonts w:cstheme="minorHAnsi"/>
-                <w:sz w:val="20"/>
-                <w:szCs w:val="20"/>
-              </w:rPr>
-              <w:t>{#</w:t>
-            </w:r>
-            <w:proofErr w:type="gramStart"/>
-            <w:r>
-              <w:rPr>
-                <w:rFonts w:cstheme="minorHAnsi"/>
-                <w:sz w:val="20"/>
-                <w:szCs w:val="20"/>
-              </w:rPr>
-              <w:t>consigneePhone}TELE</w:t>
-            </w:r>
-            <w:proofErr w:type="gramEnd"/>
-            <w:r>
-              <w:rPr>
-                <w:rFonts w:cstheme="minorHAnsi"/>
-                <w:sz w:val="20"/>
-                <w:szCs w:val="20"/>
-              </w:rPr>
-              <w:t>: {</w:t>
-            </w:r>
-            <w:proofErr w:type="spellStart"/>
-            <w:r>
-              <w:rPr>
-                <w:rFonts w:cstheme="minorHAnsi"/>
-                <w:sz w:val="20"/>
-                <w:szCs w:val="20"/>
-              </w:rPr>
-              <w:t>consigneePhone</w:t>
-            </w:r>
-            <w:proofErr w:type="spellEnd"/>
-            <w:r>
-              <w:rPr>
-                <w:rFonts w:cstheme="minorHAnsi"/>
-                <w:sz w:val="20"/>
-                <w:szCs w:val="20"/>
-              </w:rPr>
-              <w:t>}{/</w:t>
-            </w:r>
-            <w:proofErr w:type="spellStart"/>
-            <w:r>
-              <w:rPr>
-                <w:rFonts w:cstheme="minorHAnsi"/>
-                <w:sz w:val="20"/>
-                <w:szCs w:val="20"/>
-              </w:rPr>
-              <w:t>consigneePhone</w:t>
-            </w:r>
-            <w:proofErr w:type="spellEnd"/>
-            <w:r>
-              <w:rPr>
-                <w:rFonts w:cstheme="minorHAnsi"/>
-                <w:sz w:val="20"/>
-                <w:szCs w:val="20"/>
-              </w:rPr>
-              <w:t>}</w:t>
-            </w:r>
-          </w:p>
-          <w:p>
-            <w:pPr>
-              <w:rPr>
-                <w:rFonts w:cstheme="minorHAnsi"/>
-                <w:sz w:val="20"/>
-                <w:szCs w:val="20"/>
-              </w:rPr>
-            </w:pPr>
-            <w:r>
-              <w:rPr>
-                <w:rFonts w:cstheme="minorHAnsi"/>
-                <w:sz w:val="20"/>
-                <w:szCs w:val="20"/>
-              </w:rPr>
-              <w:t>{#</w:t>
-            </w:r>
-            <w:proofErr w:type="gramStart"/>
-            <w:r>
-              <w:rPr>
-                <w:rFonts w:cstheme="minorHAnsi"/>
-                <w:sz w:val="20"/>
-                <w:szCs w:val="20"/>
-              </w:rPr>
-              <w:t>consigneeEmail}EMAIL</w:t>
-            </w:r>
-            <w:proofErr w:type="gramEnd"/>
-            <w:r>
-              <w:rPr>
-                <w:rFonts w:cstheme="minorHAnsi"/>
-                <w:sz w:val="20"/>
-                <w:szCs w:val="20"/>
-              </w:rPr>
-              <w:t>: {</w:t>
-            </w:r>
-            <w:proofErr w:type="spellStart"/>
-            <w:r>
-              <w:rPr>
-                <w:rFonts w:cstheme="minorHAnsi"/>
-                <w:sz w:val="20"/>
-                <w:szCs w:val="20"/>
-              </w:rPr>
-              <w:t>consigneeEmail</w:t>
-            </w:r>
-            <w:proofErr w:type="spellEnd"/>
-            <w:r>
-              <w:rPr>
-                <w:rFonts w:cstheme="minorHAnsi"/>
-                <w:sz w:val="20"/>
-                <w:szCs w:val="20"/>
-              </w:rPr>
-              <w:t>}{/</w:t>
-            </w:r>
-            <w:proofErr w:type="spellStart"/>
-            <w:r>
-              <w:rPr>
-                <w:rFonts w:cstheme="minorHAnsi"/>
-                <w:sz w:val="20"/>
-                <w:szCs w:val="20"/>
-              </w:rPr>
-              <w:t>consigneeEmail</w:t>
-            </w:r>
-            <w:proofErr w:type="spellEnd"/>
-            <w:r>
-              <w:rPr>
-                <w:rFonts w:cstheme="minorHAnsi"/>
-                <w:sz w:val="20"/>
-                <w:szCs w:val="20"/>
-              </w:rPr>
-              <w:t>}</w:t>
+            <w:r>
+              <w:rPr>
+                <w:rFonts w:cstheme="minorHAnsi"/>
+                <w:sz w:val="20"/>
+                <w:szCs w:val="20"/>
+              </w:rPr>
+              <w:t>notifyAddress</w:t>
+            </w:r>
+            <w:r>
+              <w:rPr>
+                <w:rFonts w:cstheme="minorHAnsi"/>
+                <w:sz w:val="20"/>
+                <w:szCs w:val="20"/>
+              </w:rPr>
+              <w:t>}{/}{/}</w:t>
             </w:r>
           </w:p>
         </w:tc>
@@ -1052,7 +843,6 @@
               </w:rPr>
               <w:t>{</w:t>
             </w:r>
-            <w:proofErr w:type="spellStart"/>
             <w:r>
               <w:rPr>
                 <w:rFonts w:cstheme="minorHAnsi"/>
@@ -1061,7 +851,6 @@
               </w:rPr>
               <w:t>buyerName</w:t>
             </w:r>
-            <w:proofErr w:type="spellEnd"/>
             <w:r>
               <w:rPr>
                 <w:rFonts w:cstheme="minorHAnsi"/>
@@ -1087,7 +876,6 @@
               </w:rPr>
               <w:t>{</w:t>
             </w:r>
-            <w:proofErr w:type="spellStart"/>
             <w:r>
               <w:rPr>
                 <w:rFonts w:cstheme="minorHAnsi"/>
@@ -1096,7 +884,6 @@
               </w:rPr>
               <w:t>buyerAddress</w:t>
             </w:r>
-            <w:proofErr w:type="spellEnd"/>
             <w:r>
               <w:rPr>
                 <w:rFonts w:cstheme="minorHAnsi"/>
@@ -1105,7 +892,6 @@
               </w:rPr>
               <w:t>} {</w:t>
             </w:r>
-            <w:proofErr w:type="spellStart"/>
             <w:r>
               <w:rPr>
                 <w:rFonts w:cstheme="minorHAnsi"/>
@@ -1114,7 +900,6 @@
               </w:rPr>
               <w:t>buyerCity</w:t>
             </w:r>
-            <w:proofErr w:type="spellEnd"/>
             <w:r>
               <w:rPr>
                 <w:rFonts w:cstheme="minorHAnsi"/>
@@ -1123,7 +908,6 @@
               </w:rPr>
               <w:t>} {</w:t>
             </w:r>
-            <w:proofErr w:type="spellStart"/>
             <w:r>
               <w:rPr>
                 <w:rFonts w:cstheme="minorHAnsi"/>
@@ -1132,7 +916,6 @@
               </w:rPr>
               <w:t>buyerState</w:t>
             </w:r>
-            <w:proofErr w:type="spellEnd"/>
             <w:r>
               <w:rPr>
                 <w:rFonts w:cstheme="minorHAnsi"/>
@@ -1158,7 +941,6 @@
               </w:rPr>
               <w:t>{</w:t>
             </w:r>
-            <w:proofErr w:type="spellStart"/>
             <w:r>
               <w:rPr>
                 <w:rFonts w:cstheme="minorHAnsi"/>
@@ -1167,7 +949,6 @@
               </w:rPr>
               <w:t>buyerCountry</w:t>
             </w:r>
-            <w:proofErr w:type="spellEnd"/>
             <w:r>
               <w:rPr>
                 <w:rFonts w:cstheme="minorHAnsi"/>
@@ -1176,7 +957,6 @@
               </w:rPr>
               <w:t>} {</w:t>
             </w:r>
-            <w:proofErr w:type="spellStart"/>
             <w:r>
               <w:rPr>
                 <w:rFonts w:cstheme="minorHAnsi"/>
@@ -1185,7 +965,6 @@
               </w:rPr>
               <w:t>buyerZip</w:t>
             </w:r>
-            <w:proofErr w:type="spellEnd"/>
             <w:r>
               <w:rPr>
                 <w:rFonts w:cstheme="minorHAnsi"/>
@@ -1254,7 +1033,6 @@
               </w:rPr>
               <w:t>{</w:t>
             </w:r>
-            <w:proofErr w:type="spellStart"/>
             <w:r>
               <w:rPr>
                 <w:rFonts w:cstheme="minorHAnsi"/>
@@ -1263,7 +1041,6 @@
               </w:rPr>
               <w:t>originOfGoods</w:t>
             </w:r>
-            <w:proofErr w:type="spellEnd"/>
             <w:r>
               <w:rPr>
                 <w:rFonts w:cstheme="minorHAnsi"/>
@@ -1311,7 +1088,6 @@
               </w:rPr>
               <w:t>{</w:t>
             </w:r>
-            <w:proofErr w:type="spellStart"/>
             <w:r>
               <w:rPr>
                 <w:rFonts w:cstheme="minorHAnsi"/>
@@ -1320,7 +1096,6 @@
               </w:rPr>
               <w:t>finalDestination</w:t>
             </w:r>
-            <w:proofErr w:type="spellEnd"/>
             <w:r>
               <w:rPr>
                 <w:rFonts w:cstheme="minorHAnsi"/>
@@ -1391,7 +1166,6 @@
               </w:rPr>
               <w:t>{</w:t>
             </w:r>
-            <w:proofErr w:type="spellStart"/>
             <w:r>
               <w:rPr>
                 <w:rFonts w:cstheme="minorHAnsi"/>
@@ -1400,7 +1174,6 @@
               </w:rPr>
               <w:t>termOfDeliveryAndPayment</w:t>
             </w:r>
-            <w:proofErr w:type="spellEnd"/>
             <w:r>
               <w:rPr>
                 <w:rFonts w:cstheme="minorHAnsi"/>
@@ -1434,7 +1207,6 @@
                 <w:szCs w:val="20"/>
               </w:rPr>
             </w:pPr>
-            <w:proofErr w:type="spellStart"/>
             <w:r>
               <w:rPr>
                 <w:rFonts w:ascii="SansSerif" w:hAnsi="SansSerif" w:cs="SansSerif"/>
@@ -1442,17 +1214,7 @@
                 <w:sz w:val="20"/>
                 <w:szCs w:val="20"/>
               </w:rPr>
-              <w:t>Precarriage</w:t>
-            </w:r>
-            <w:proofErr w:type="spellEnd"/>
-            <w:r>
-              <w:rPr>
-                <w:rFonts w:ascii="SansSerif" w:hAnsi="SansSerif" w:cs="SansSerif"/>
-                <w:color w:val="000000"/>
-                <w:sz w:val="20"/>
-                <w:szCs w:val="20"/>
-              </w:rPr>
-              <w:t xml:space="preserve"> by:</w:t>
+              <w:t>Precarriage by:</w:t>
             </w:r>
           </w:p>
           <w:p>
@@ -1472,8 +1234,6 @@
               </w:rPr>
               <w:t>{^</w:t>
             </w:r>
-            <w:proofErr w:type="spellStart"/>
-            <w:proofErr w:type="gramStart"/>
             <w:r>
               <w:rPr>
                 <w:rFonts w:cstheme="minorHAnsi"/>
@@ -1482,7 +1242,6 @@
               </w:rPr>
               <w:t>isCustom</w:t>
             </w:r>
-            <w:proofErr w:type="spellEnd"/>
             <w:r>
               <w:rPr>
                 <w:rFonts w:cstheme="minorHAnsi"/>
@@ -1491,8 +1250,6 @@
               </w:rPr>
               <w:t>}{</w:t>
             </w:r>
-            <w:proofErr w:type="spellStart"/>
-            <w:proofErr w:type="gramEnd"/>
             <w:r>
               <w:rPr>
                 <w:rFonts w:cstheme="minorHAnsi"/>
@@ -1501,7 +1258,6 @@
               </w:rPr>
               <w:t>precarriageBy</w:t>
             </w:r>
-            <w:proofErr w:type="spellEnd"/>
             <w:r>
               <w:rPr>
                 <w:rFonts w:cstheme="minorHAnsi"/>
@@ -1510,7 +1266,6 @@
               </w:rPr>
               <w:t>}{/</w:t>
             </w:r>
-            <w:proofErr w:type="spellStart"/>
             <w:r>
               <w:rPr>
                 <w:rFonts w:cstheme="minorHAnsi"/>
@@ -1519,7 +1274,6 @@
               </w:rPr>
               <w:t>isCustom</w:t>
             </w:r>
-            <w:proofErr w:type="spellEnd"/>
             <w:r>
               <w:rPr>
                 <w:rFonts w:cstheme="minorHAnsi"/>
@@ -1580,7 +1334,6 @@
               </w:rPr>
               <w:t>{</w:t>
             </w:r>
-            <w:proofErr w:type="spellStart"/>
             <w:r>
               <w:rPr>
                 <w:rFonts w:ascii="SansSerif" w:hAnsi="SansSerif" w:cs="SansSerif"/>
@@ -1590,7 +1343,6 @@
               </w:rPr>
               <w:t>placeOfReceipt</w:t>
             </w:r>
-            <w:proofErr w:type="spellEnd"/>
             <w:r>
               <w:rPr>
                 <w:rFonts w:ascii="SansSerif" w:hAnsi="SansSerif" w:cs="SansSerif"/>
@@ -1674,8 +1426,6 @@
               </w:rPr>
               <w:t>{^</w:t>
             </w:r>
-            <w:proofErr w:type="spellStart"/>
-            <w:proofErr w:type="gramStart"/>
             <w:r>
               <w:rPr>
                 <w:rFonts w:cstheme="minorHAnsi"/>
@@ -1684,7 +1434,6 @@
               </w:rPr>
               <w:t>isCustom</w:t>
             </w:r>
-            <w:proofErr w:type="spellEnd"/>
             <w:r>
               <w:rPr>
                 <w:rFonts w:cstheme="minorHAnsi"/>
@@ -1702,8 +1451,6 @@
               </w:rPr>
               <w:t>{</w:t>
             </w:r>
-            <w:proofErr w:type="spellStart"/>
-            <w:proofErr w:type="gramEnd"/>
             <w:r>
               <w:rPr>
                 <w:rFonts w:ascii="SansSerif" w:hAnsi="SansSerif" w:cs="SansSerif"/>
@@ -1713,7 +1460,6 @@
               </w:rPr>
               <w:t>vesselNo</w:t>
             </w:r>
-            <w:proofErr w:type="spellEnd"/>
             <w:r>
               <w:rPr>
                 <w:rFonts w:ascii="SansSerif" w:hAnsi="SansSerif" w:cs="SansSerif"/>
@@ -1731,7 +1477,6 @@
               </w:rPr>
               <w:t>{/</w:t>
             </w:r>
-            <w:proofErr w:type="spellStart"/>
             <w:r>
               <w:rPr>
                 <w:rFonts w:cstheme="minorHAnsi"/>
@@ -1746,16 +1491,7 @@
                 <w:sz w:val="20"/>
                 <w:szCs w:val="20"/>
               </w:rPr>
-              <w:t>m</w:t>
-            </w:r>
-            <w:proofErr w:type="spellEnd"/>
-            <w:r>
-              <w:rPr>
-                <w:rFonts w:cstheme="minorHAnsi"/>
-                <w:sz w:val="20"/>
-                <w:szCs w:val="20"/>
-              </w:rPr>
-              <w:t>}</w:t>
+              <w:t>m}</w:t>
             </w:r>
           </w:p>
         </w:tc>
@@ -1809,7 +1545,6 @@
               </w:rPr>
               <w:t>{</w:t>
             </w:r>
-            <w:proofErr w:type="spellStart"/>
             <w:r>
               <w:rPr>
                 <w:rFonts w:ascii="SansSerif" w:hAnsi="SansSerif" w:cs="SansSerif"/>
@@ -1819,7 +1554,6 @@
               </w:rPr>
               <w:t>portOfLoading</w:t>
             </w:r>
-            <w:proofErr w:type="spellEnd"/>
             <w:r>
               <w:rPr>
                 <w:rFonts w:ascii="SansSerif" w:hAnsi="SansSerif" w:cs="SansSerif"/>
@@ -1899,7 +1633,6 @@
               </w:rPr>
               <w:t>{</w:t>
             </w:r>
-            <w:proofErr w:type="spellStart"/>
             <w:r>
               <w:rPr>
                 <w:rFonts w:ascii="SansSerif" w:hAnsi="SansSerif" w:cs="SansSerif"/>
@@ -1909,7 +1642,6 @@
               </w:rPr>
               <w:t>portOfDischarge</w:t>
             </w:r>
-            <w:proofErr w:type="spellEnd"/>
             <w:r>
               <w:rPr>
                 <w:rFonts w:ascii="SansSerif" w:hAnsi="SansSerif" w:cs="SansSerif"/>
@@ -1967,7 +1699,6 @@
               </w:rPr>
               <w:t>{</w:t>
             </w:r>
-            <w:proofErr w:type="spellStart"/>
             <w:r>
               <w:rPr>
                 <w:rFonts w:ascii="SansSerif" w:hAnsi="SansSerif" w:cs="SansSerif"/>
@@ -1977,7 +1708,6 @@
               </w:rPr>
               <w:t>finalDestination</w:t>
             </w:r>
-            <w:proofErr w:type="spellEnd"/>
             <w:r>
               <w:rPr>
                 <w:rFonts w:ascii="SansSerif" w:hAnsi="SansSerif" w:cs="SansSerif"/>
@@ -2041,7 +1771,6 @@
               </w:rPr>
               <w:t>{</w:t>
             </w:r>
-            <w:proofErr w:type="spellStart"/>
             <w:r>
               <w:rPr>
                 <w:rFonts w:cstheme="minorHAnsi"/>
@@ -2050,7 +1779,6 @@
               </w:rPr>
               <w:t>privateRemark</w:t>
             </w:r>
-            <w:proofErr w:type="spellEnd"/>
             <w:r>
               <w:rPr>
                 <w:rFonts w:cstheme="minorHAnsi"/>
@@ -2253,7 +1981,6 @@
                       <w:szCs w:val="19"/>
                     </w:rPr>
                   </w:pPr>
-                  <w:proofErr w:type="spellStart"/>
                   <w:r>
                     <w:rPr>
                       <w:rFonts w:cstheme="minorHAnsi"/>
@@ -2264,7 +1991,6 @@
                     </w:rPr>
                     <w:t>NetWt</w:t>
                   </w:r>
-                  <w:proofErr w:type="spellEnd"/>
                 </w:p>
                 <w:p>
                   <w:pPr>
@@ -2302,7 +2028,6 @@
                     </w:tabs>
                     <w:jc w:val="center"/>
                   </w:pPr>
-                  <w:proofErr w:type="spellStart"/>
                   <w:r>
                     <w:rPr>
                       <w:rFonts w:cstheme="minorHAnsi"/>
@@ -2311,18 +2036,7 @@
                       <w:sz w:val="19"/>
                       <w:szCs w:val="19"/>
                     </w:rPr>
-                    <w:t>GrossWt</w:t>
-                  </w:r>
-                  <w:proofErr w:type="spellEnd"/>
-                  <w:r>
-                    <w:rPr>
-                      <w:rFonts w:cstheme="minorHAnsi"/>
-                      <w:b/>
-                      <w:bCs/>
-                      <w:sz w:val="19"/>
-                      <w:szCs w:val="19"/>
-                    </w:rPr>
-                    <w:t xml:space="preserve"> [kg]</w:t>
+                    <w:t>GrossWt [kg]</w:t>
                   </w:r>
                 </w:p>
               </w:tc>
@@ -2410,51 +2124,7 @@
                       <w:sz w:val="18"/>
                       <w:szCs w:val="18"/>
                     </w:rPr>
-                    <w:t>{#</w:t>
-                  </w:r>
-                  <w:proofErr w:type="gramStart"/>
-                  <w:r>
-                    <w:rPr>
-                      <w:rFonts w:ascii="Arial" w:hAnsi="Arial" w:cs="Arial"/>
-                      <w:b/>
-                      <w:bCs/>
-                      <w:sz w:val="18"/>
-                      <w:szCs w:val="18"/>
-                    </w:rPr>
-                    <w:t>invoiceItems}{</w:t>
-                  </w:r>
-                  <w:proofErr w:type="gramEnd"/>
-                  <w:r>
-                    <w:rPr>
-                      <w:rFonts w:ascii="Arial" w:hAnsi="Arial" w:cs="Arial"/>
-                      <w:b/>
-                      <w:bCs/>
-                      <w:sz w:val="18"/>
-                      <w:szCs w:val="18"/>
-                    </w:rPr>
-                    <w:t>#</w:t>
-                  </w:r>
-                  <w:proofErr w:type="gramStart"/>
-                  <w:r>
-                    <w:rPr>
-                      <w:rFonts w:ascii="Arial" w:hAnsi="Arial" w:cs="Arial"/>
-                      <w:b/>
-                      <w:bCs/>
-                      <w:sz w:val="18"/>
-                      <w:szCs w:val="18"/>
-                    </w:rPr>
-                    <w:t>showThickness}{</w:t>
-                  </w:r>
-                  <w:proofErr w:type="gramEnd"/>
-                  <w:r>
-                    <w:rPr>
-                      <w:rFonts w:ascii="Arial" w:hAnsi="Arial" w:cs="Arial"/>
-                      <w:b/>
-                      <w:bCs/>
-                      <w:sz w:val="18"/>
-                      <w:szCs w:val="18"/>
-                    </w:rPr>
-                    <w:t>thicknessDetail}{/showThickness}</w:t>
+                    <w:t>{#invoiceItems}{#showThickness}{thicknessDetail}{/showThickness}</w:t>
                   </w:r>
                 </w:p>
                 <w:p>
@@ -2588,97 +2258,7 @@
                       <w:sz w:val="18"/>
                       <w:szCs w:val="18"/>
                     </w:rPr>
-                    <w:t>{#</w:t>
-                  </w:r>
-                  <w:proofErr w:type="gramStart"/>
-                  <w:r>
-                    <w:rPr>
-                      <w:rFonts w:ascii="Arial" w:hAnsi="Arial" w:cs="Arial"/>
-                      <w:sz w:val="18"/>
-                      <w:szCs w:val="18"/>
-                    </w:rPr>
-                    <w:t>invoices}{</w:t>
-                  </w:r>
-                  <w:proofErr w:type="gramEnd"/>
-                  <w:r>
-                    <w:rPr>
-                      <w:rFonts w:ascii="Arial" w:hAnsi="Arial" w:cs="Arial"/>
-                      <w:sz w:val="18"/>
-                      <w:szCs w:val="18"/>
-                    </w:rPr>
-                    <w:t>#</w:t>
-                  </w:r>
-                  <w:proofErr w:type="gramStart"/>
-                  <w:r>
-                    <w:rPr>
-                      <w:rFonts w:ascii="Arial" w:hAnsi="Arial" w:cs="Arial"/>
-                      <w:sz w:val="18"/>
-                      <w:szCs w:val="18"/>
-                    </w:rPr>
-                    <w:t>prefixCode}{</w:t>
-                  </w:r>
-                  <w:proofErr w:type="gramEnd"/>
-                  <w:r>
-                    <w:rPr>
-                      <w:rFonts w:ascii="Arial" w:hAnsi="Arial" w:cs="Arial"/>
-                      <w:sz w:val="18"/>
-                      <w:szCs w:val="18"/>
-                    </w:rPr>
-                    <w:t>prefixCode}/{/</w:t>
-                  </w:r>
-                  <w:proofErr w:type="gramStart"/>
-                  <w:r>
-                    <w:rPr>
-                      <w:rFonts w:ascii="Arial" w:hAnsi="Arial" w:cs="Arial"/>
-                      <w:sz w:val="18"/>
-                      <w:szCs w:val="18"/>
-                    </w:rPr>
-                    <w:t>prefixCode}{</w:t>
-                  </w:r>
-                  <w:proofErr w:type="gramEnd"/>
-                  <w:r>
-                    <w:rPr>
-                      <w:rFonts w:ascii="Arial" w:hAnsi="Arial" w:cs="Arial"/>
-                      <w:sz w:val="18"/>
-                      <w:szCs w:val="18"/>
-                    </w:rPr>
-                    <w:t>containerFrom}{#containerTo} to {</w:t>
-                  </w:r>
-                  <w:proofErr w:type="spellStart"/>
-                  <w:r>
-                    <w:rPr>
-                      <w:rFonts w:ascii="Arial" w:hAnsi="Arial" w:cs="Arial"/>
-                      <w:sz w:val="18"/>
-                      <w:szCs w:val="18"/>
-                    </w:rPr>
-                    <w:t>containerTo</w:t>
-                  </w:r>
-                  <w:proofErr w:type="spellEnd"/>
-                  <w:r>
-                    <w:rPr>
-                      <w:rFonts w:ascii="Arial" w:hAnsi="Arial" w:cs="Arial"/>
-                      <w:sz w:val="18"/>
-                      <w:szCs w:val="18"/>
-                    </w:rPr>
-                    <w:t>} {/</w:t>
-                  </w:r>
-                  <w:proofErr w:type="spellStart"/>
-                  <w:r>
-                    <w:rPr>
-                      <w:rFonts w:ascii="Arial" w:hAnsi="Arial" w:cs="Arial"/>
-                      <w:sz w:val="18"/>
-                      <w:szCs w:val="18"/>
-                    </w:rPr>
-                    <w:t>containerTo</w:t>
-                  </w:r>
-                  <w:proofErr w:type="spellEnd"/>
-                  <w:r>
-                    <w:rPr>
-                      <w:rFonts w:ascii="Arial" w:hAnsi="Arial" w:cs="Arial"/>
-                      <w:sz w:val="18"/>
-                      <w:szCs w:val="18"/>
-                    </w:rPr>
-                    <w:t>}</w:t>
+                    <w:t>{#invoices}{#prefixCode}{prefixCode}/{/prefixCode}{containerFrom}{#containerTo} to {containerTo} {/containerTo}</w:t>
                   </w:r>
                 </w:p>
               </w:tc>
@@ -2703,59 +2283,23 @@
                       <w:sz w:val="18"/>
                       <w:szCs w:val="18"/>
                     </w:rPr>
-                    <w:t>{</w:t>
-                  </w:r>
-                  <w:proofErr w:type="spellStart"/>
+                    <w:t>{materialGrade}</w:t>
+                  </w:r>
                   <w:r>
                     <w:rPr>
                       <w:rFonts w:ascii="Arial" w:hAnsi="Arial" w:cs="Arial"/>
                       <w:sz w:val="18"/>
                       <w:szCs w:val="18"/>
                     </w:rPr>
-                    <w:t>materialGrade</w:t>
-                  </w:r>
-                  <w:proofErr w:type="spellEnd"/>
+                    <w:t xml:space="preserve"> </w:t>
+                  </w:r>
                   <w:r>
                     <w:rPr>
                       <w:rFonts w:ascii="Arial" w:hAnsi="Arial" w:cs="Arial"/>
                       <w:sz w:val="18"/>
                       <w:szCs w:val="18"/>
                     </w:rPr>
-                    <w:t>}</w:t>
-                  </w:r>
-                  <w:r>
-                    <w:rPr>
-                      <w:rFonts w:ascii="Arial" w:hAnsi="Arial" w:cs="Arial"/>
-                      <w:sz w:val="18"/>
-                      <w:szCs w:val="18"/>
-                    </w:rPr>
-                    <w:t xml:space="preserve"> </w:t>
-                  </w:r>
-                  <w:r>
-                    <w:rPr>
-                      <w:rFonts w:ascii="Arial" w:hAnsi="Arial" w:cs="Arial"/>
-                      <w:sz w:val="18"/>
-                      <w:szCs w:val="18"/>
-                    </w:rPr>
-                    <w:t>{</w:t>
-                  </w:r>
-                  <w:proofErr w:type="spellStart"/>
-                  <w:r>
-                    <w:rPr>
-                      <w:rFonts w:ascii="Arial" w:hAnsi="Arial" w:cs="Arial"/>
-                      <w:sz w:val="18"/>
-                      <w:szCs w:val="18"/>
-                    </w:rPr>
-                    <w:t>brandName</w:t>
-                  </w:r>
-                  <w:proofErr w:type="spellEnd"/>
-                  <w:r>
-                    <w:rPr>
-                      <w:rFonts w:ascii="Arial" w:hAnsi="Arial" w:cs="Arial"/>
-                      <w:sz w:val="18"/>
-                      <w:szCs w:val="18"/>
-                    </w:rPr>
-                    <w:t>}</w:t>
+                    <w:t>{brandName}</w:t>
                   </w:r>
                 </w:p>
               </w:tc>
@@ -2782,25 +2326,7 @@
                       <w:sz w:val="18"/>
                       <w:szCs w:val="18"/>
                     </w:rPr>
-                    <w:t>{</w:t>
-                  </w:r>
-                  <w:proofErr w:type="spellStart"/>
-                  <w:r>
-                    <w:rPr>
-                      <w:rFonts w:ascii="Arial" w:hAnsi="Arial" w:cs="Arial"/>
-                      <w:sz w:val="18"/>
-                      <w:szCs w:val="18"/>
-                    </w:rPr>
-                    <w:t>designType</w:t>
-                  </w:r>
-                  <w:proofErr w:type="spellEnd"/>
-                  <w:r>
-                    <w:rPr>
-                      <w:rFonts w:ascii="Arial" w:hAnsi="Arial" w:cs="Arial"/>
-                      <w:sz w:val="18"/>
-                      <w:szCs w:val="18"/>
-                    </w:rPr>
-                    <w:t>}</w:t>
+                    <w:t>{designType}</w:t>
                   </w:r>
                 </w:p>
               </w:tc>
@@ -2830,25 +2356,7 @@
                       <w:sz w:val="18"/>
                       <w:szCs w:val="18"/>
                     </w:rPr>
-                    <w:t>{</w:t>
-                  </w:r>
-                  <w:proofErr w:type="spellStart"/>
-                  <w:r>
-                    <w:rPr>
-                      <w:rFonts w:ascii="Arial" w:hAnsi="Arial" w:cs="Arial"/>
-                      <w:sz w:val="18"/>
-                      <w:szCs w:val="18"/>
-                    </w:rPr>
-                    <w:t>finishType</w:t>
-                  </w:r>
-                  <w:proofErr w:type="spellEnd"/>
-                  <w:r>
-                    <w:rPr>
-                      <w:rFonts w:ascii="Arial" w:hAnsi="Arial" w:cs="Arial"/>
-                      <w:sz w:val="18"/>
-                      <w:szCs w:val="18"/>
-                    </w:rPr>
-                    <w:t>}</w:t>
+                    <w:t>{finishType}</w:t>
                   </w:r>
                 </w:p>
               </w:tc>
@@ -2912,25 +2420,7 @@
                       <w:sz w:val="18"/>
                       <w:szCs w:val="18"/>
                     </w:rPr>
-                    <w:t>{</w:t>
-                  </w:r>
-                  <w:proofErr w:type="spellStart"/>
-                  <w:r>
-                    <w:rPr>
-                      <w:rFonts w:ascii="Arial" w:hAnsi="Arial" w:cs="Arial"/>
-                      <w:sz w:val="18"/>
-                      <w:szCs w:val="18"/>
-                    </w:rPr>
-                    <w:t>netWeight</w:t>
-                  </w:r>
-                  <w:proofErr w:type="spellEnd"/>
-                  <w:r>
-                    <w:rPr>
-                      <w:rFonts w:ascii="Arial" w:hAnsi="Arial" w:cs="Arial"/>
-                      <w:sz w:val="18"/>
-                      <w:szCs w:val="18"/>
-                    </w:rPr>
-                    <w:t>}</w:t>
+                    <w:t>{netWeight}</w:t>
                   </w:r>
                 </w:p>
               </w:tc>
@@ -2962,25 +2452,7 @@
                       <w:sz w:val="18"/>
                       <w:szCs w:val="18"/>
                     </w:rPr>
-                    <w:t>{</w:t>
-                  </w:r>
-                  <w:proofErr w:type="spellStart"/>
-                  <w:r>
-                    <w:rPr>
-                      <w:rFonts w:ascii="Arial" w:hAnsi="Arial" w:cs="Arial"/>
-                      <w:sz w:val="18"/>
-                      <w:szCs w:val="18"/>
-                    </w:rPr>
-                    <w:t>grossWeight</w:t>
-                  </w:r>
-                  <w:proofErr w:type="spellEnd"/>
-                  <w:r>
-                    <w:rPr>
-                      <w:rFonts w:ascii="Arial" w:hAnsi="Arial" w:cs="Arial"/>
-                      <w:sz w:val="18"/>
-                      <w:szCs w:val="18"/>
-                    </w:rPr>
-                    <w:t>}</w:t>
+                    <w:t>{grossWeight}</w:t>
                   </w:r>
                 </w:p>
               </w:tc>
@@ -3011,53 +2483,7 @@
                       <w:sz w:val="18"/>
                       <w:szCs w:val="18"/>
                     </w:rPr>
-                    <w:t>{</w:t>
-                  </w:r>
-                  <w:proofErr w:type="spellStart"/>
-                  <w:proofErr w:type="gramStart"/>
-                  <w:r>
-                    <w:rPr>
-                      <w:rFonts w:ascii="Arial" w:hAnsi="Arial" w:cs="Arial"/>
-                      <w:sz w:val="18"/>
-                      <w:szCs w:val="18"/>
-                    </w:rPr>
-                    <w:t>sizeInch</w:t>
-                  </w:r>
-                  <w:proofErr w:type="spellEnd"/>
-                  <w:r>
-                    <w:rPr>
-                      <w:rFonts w:ascii="Arial" w:hAnsi="Arial" w:cs="Arial"/>
-                      <w:sz w:val="18"/>
-                      <w:szCs w:val="18"/>
-                    </w:rPr>
-                    <w:t>}  {</w:t>
-                  </w:r>
-                  <w:proofErr w:type="gramEnd"/>
-                  <w:r>
-                    <w:rPr>
-                      <w:rFonts w:ascii="Arial" w:hAnsi="Arial" w:cs="Arial"/>
-                      <w:sz w:val="18"/>
-                      <w:szCs w:val="18"/>
-                    </w:rPr>
-                    <w:t>/invoices} {/</w:t>
-                  </w:r>
-                  <w:proofErr w:type="spellStart"/>
-                  <w:r>
-                    <w:rPr>
-                      <w:rFonts w:ascii="Arial" w:hAnsi="Arial" w:cs="Arial"/>
-                      <w:sz w:val="18"/>
-                      <w:szCs w:val="18"/>
-                    </w:rPr>
-                    <w:t>invoiceItems</w:t>
-                  </w:r>
-                  <w:proofErr w:type="spellEnd"/>
-                  <w:r>
-                    <w:rPr>
-                      <w:rFonts w:ascii="Arial" w:hAnsi="Arial" w:cs="Arial"/>
-                      <w:sz w:val="18"/>
-                      <w:szCs w:val="18"/>
-                    </w:rPr>
-                    <w:t>}</w:t>
+                    <w:t>{sizeInch}  {/invoices} {/invoiceItems}</w:t>
                   </w:r>
                 </w:p>
               </w:tc>
@@ -3092,29 +2518,7 @@
                       <w:sz w:val="18"/>
                       <w:szCs w:val="18"/>
                     </w:rPr>
-                    <w:t>{#isSampleBox}SAMPLE BOX{/</w:t>
-                  </w:r>
-                  <w:proofErr w:type="spellStart"/>
-                  <w:r>
-                    <w:rPr>
-                      <w:rFonts w:ascii="Arial" w:hAnsi="Arial" w:cs="Arial"/>
-                      <w:b/>
-                      <w:bCs/>
-                      <w:sz w:val="18"/>
-                      <w:szCs w:val="18"/>
-                    </w:rPr>
-                    <w:t>isSampleBox</w:t>
-                  </w:r>
-                  <w:proofErr w:type="spellEnd"/>
-                  <w:r>
-                    <w:rPr>
-                      <w:rFonts w:ascii="Arial" w:hAnsi="Arial" w:cs="Arial"/>
-                      <w:b/>
-                      <w:bCs/>
-                      <w:sz w:val="18"/>
-                      <w:szCs w:val="18"/>
-                    </w:rPr>
-                    <w:t>}</w:t>
+                    <w:t>{#isSampleBox}SAMPLE BOX{/isSampleBox}</w:t>
                   </w:r>
                 </w:p>
               </w:tc>
@@ -3237,97 +2641,7 @@
                       <w:sz w:val="18"/>
                       <w:szCs w:val="18"/>
                     </w:rPr>
-                    <w:t>{#</w:t>
-                  </w:r>
-                  <w:proofErr w:type="gramStart"/>
-                  <w:r>
-                    <w:rPr>
-                      <w:rFonts w:ascii="Arial" w:hAnsi="Arial" w:cs="Arial"/>
-                      <w:sz w:val="18"/>
-                      <w:szCs w:val="18"/>
-                    </w:rPr>
-                    <w:t>sampleBox}{</w:t>
-                  </w:r>
-                  <w:proofErr w:type="gramEnd"/>
-                  <w:r>
-                    <w:rPr>
-                      <w:rFonts w:ascii="Arial" w:hAnsi="Arial" w:cs="Arial"/>
-                      <w:sz w:val="18"/>
-                      <w:szCs w:val="18"/>
-                    </w:rPr>
-                    <w:t>#</w:t>
-                  </w:r>
-                  <w:proofErr w:type="gramStart"/>
-                  <w:r>
-                    <w:rPr>
-                      <w:rFonts w:ascii="Arial" w:hAnsi="Arial" w:cs="Arial"/>
-                      <w:sz w:val="18"/>
-                      <w:szCs w:val="18"/>
-                    </w:rPr>
-                    <w:t>prefixCode}{</w:t>
-                  </w:r>
-                  <w:proofErr w:type="gramEnd"/>
-                  <w:r>
-                    <w:rPr>
-                      <w:rFonts w:ascii="Arial" w:hAnsi="Arial" w:cs="Arial"/>
-                      <w:sz w:val="18"/>
-                      <w:szCs w:val="18"/>
-                    </w:rPr>
-                    <w:t>prefixCode}/{/</w:t>
-                  </w:r>
-                  <w:proofErr w:type="gramStart"/>
-                  <w:r>
-                    <w:rPr>
-                      <w:rFonts w:ascii="Arial" w:hAnsi="Arial" w:cs="Arial"/>
-                      <w:sz w:val="18"/>
-                      <w:szCs w:val="18"/>
-                    </w:rPr>
-                    <w:t>prefixCode}{</w:t>
-                  </w:r>
-                  <w:proofErr w:type="gramEnd"/>
-                  <w:r>
-                    <w:rPr>
-                      <w:rFonts w:ascii="Arial" w:hAnsi="Arial" w:cs="Arial"/>
-                      <w:sz w:val="18"/>
-                      <w:szCs w:val="18"/>
-                    </w:rPr>
-                    <w:t>containerFrom}{#containerTo} to {</w:t>
-                  </w:r>
-                  <w:proofErr w:type="spellStart"/>
-                  <w:r>
-                    <w:rPr>
-                      <w:rFonts w:ascii="Arial" w:hAnsi="Arial" w:cs="Arial"/>
-                      <w:sz w:val="18"/>
-                      <w:szCs w:val="18"/>
-                    </w:rPr>
-                    <w:t>containerTo</w:t>
-                  </w:r>
-                  <w:proofErr w:type="spellEnd"/>
-                  <w:r>
-                    <w:rPr>
-                      <w:rFonts w:ascii="Arial" w:hAnsi="Arial" w:cs="Arial"/>
-                      <w:sz w:val="18"/>
-                      <w:szCs w:val="18"/>
-                    </w:rPr>
-                    <w:t>} {/</w:t>
-                  </w:r>
-                  <w:proofErr w:type="spellStart"/>
-                  <w:r>
-                    <w:rPr>
-                      <w:rFonts w:ascii="Arial" w:hAnsi="Arial" w:cs="Arial"/>
-                      <w:sz w:val="18"/>
-                      <w:szCs w:val="18"/>
-                    </w:rPr>
-                    <w:t>containerTo</w:t>
-                  </w:r>
-                  <w:proofErr w:type="spellEnd"/>
-                  <w:r>
-                    <w:rPr>
-                      <w:rFonts w:ascii="Arial" w:hAnsi="Arial" w:cs="Arial"/>
-                      <w:sz w:val="18"/>
-                      <w:szCs w:val="18"/>
-                    </w:rPr>
-                    <w:t>}</w:t>
+                    <w:t>{#sampleBox}{#prefixCode}{prefixCode}/{/prefixCode}{containerFrom}{#containerTo} to {containerTo} {/containerTo}</w:t>
                   </w:r>
                 </w:p>
               </w:tc>
@@ -3359,81 +2673,7 @@
                       <w:sz w:val="18"/>
                       <w:szCs w:val="18"/>
                     </w:rPr>
-                    <w:t>{</w:t>
-                  </w:r>
-                  <w:proofErr w:type="spellStart"/>
-                  <w:proofErr w:type="gramStart"/>
-                  <w:r>
-                    <w:rPr>
-                      <w:rFonts w:ascii="Arial" w:hAnsi="Arial" w:cs="Arial"/>
-                      <w:sz w:val="18"/>
-                      <w:szCs w:val="18"/>
-                    </w:rPr>
-                    <w:t>materialGrade</w:t>
-                  </w:r>
-                  <w:proofErr w:type="spellEnd"/>
-                  <w:r>
-                    <w:rPr>
-                      <w:rFonts w:ascii="Arial" w:hAnsi="Arial" w:cs="Arial"/>
-                      <w:sz w:val="18"/>
-                      <w:szCs w:val="18"/>
-                    </w:rPr>
-                    <w:t>}  {</w:t>
-                  </w:r>
-                  <w:proofErr w:type="spellStart"/>
-                  <w:r>
-                    <w:rPr>
-                      <w:rFonts w:ascii="Arial" w:hAnsi="Arial" w:cs="Arial"/>
-                      <w:sz w:val="18"/>
-                      <w:szCs w:val="18"/>
-                    </w:rPr>
-                    <w:t>brandName</w:t>
-                  </w:r>
-                  <w:proofErr w:type="spellEnd"/>
-                  <w:r>
-                    <w:rPr>
-                      <w:rFonts w:ascii="Arial" w:hAnsi="Arial" w:cs="Arial"/>
-                      <w:sz w:val="18"/>
-                      <w:szCs w:val="18"/>
-                    </w:rPr>
-                    <w:t>}  {</w:t>
-                  </w:r>
-                  <w:proofErr w:type="spellStart"/>
-                  <w:r>
-                    <w:rPr>
-                      <w:rFonts w:ascii="Arial" w:hAnsi="Arial" w:cs="Arial"/>
-                      <w:sz w:val="18"/>
-                      <w:szCs w:val="18"/>
-                    </w:rPr>
-                    <w:t>designType</w:t>
-                  </w:r>
-                  <w:proofErr w:type="spellEnd"/>
-                  <w:r>
-                    <w:rPr>
-                      <w:rFonts w:ascii="Arial" w:hAnsi="Arial" w:cs="Arial"/>
-                      <w:sz w:val="18"/>
-                      <w:szCs w:val="18"/>
-                    </w:rPr>
-                    <w:t>}  {</w:t>
-                  </w:r>
-                  <w:proofErr w:type="spellStart"/>
-                  <w:proofErr w:type="gramEnd"/>
-                  <w:r>
-                    <w:rPr>
-                      <w:rFonts w:ascii="Arial" w:hAnsi="Arial" w:cs="Arial"/>
-                      <w:sz w:val="18"/>
-                      <w:szCs w:val="18"/>
-                    </w:rPr>
-                    <w:t>finishType</w:t>
-                  </w:r>
-                  <w:proofErr w:type="spellEnd"/>
-                  <w:r>
-                    <w:rPr>
-                      <w:rFonts w:ascii="Arial" w:hAnsi="Arial" w:cs="Arial"/>
-                      <w:sz w:val="18"/>
-                      <w:szCs w:val="18"/>
-                    </w:rPr>
-                    <w:t>}</w:t>
+                    <w:t>{materialGrade}  {brandName}  {designType}  {finishType}</w:t>
                   </w:r>
                 </w:p>
               </w:tc>
@@ -3497,25 +2737,7 @@
                       <w:sz w:val="18"/>
                       <w:szCs w:val="18"/>
                     </w:rPr>
-                    <w:t>{</w:t>
-                  </w:r>
-                  <w:proofErr w:type="spellStart"/>
-                  <w:r>
-                    <w:rPr>
-                      <w:rFonts w:ascii="Arial" w:hAnsi="Arial" w:cs="Arial"/>
-                      <w:sz w:val="18"/>
-                      <w:szCs w:val="18"/>
-                    </w:rPr>
-                    <w:t>netWeight</w:t>
-                  </w:r>
-                  <w:proofErr w:type="spellEnd"/>
-                  <w:r>
-                    <w:rPr>
-                      <w:rFonts w:ascii="Arial" w:hAnsi="Arial" w:cs="Arial"/>
-                      <w:sz w:val="18"/>
-                      <w:szCs w:val="18"/>
-                    </w:rPr>
-                    <w:t>}</w:t>
+                    <w:t>{netWeight}</w:t>
                   </w:r>
                 </w:p>
               </w:tc>
@@ -3547,25 +2769,7 @@
                       <w:sz w:val="18"/>
                       <w:szCs w:val="18"/>
                     </w:rPr>
-                    <w:t>{</w:t>
-                  </w:r>
-                  <w:proofErr w:type="spellStart"/>
-                  <w:r>
-                    <w:rPr>
-                      <w:rFonts w:ascii="Arial" w:hAnsi="Arial" w:cs="Arial"/>
-                      <w:sz w:val="18"/>
-                      <w:szCs w:val="18"/>
-                    </w:rPr>
-                    <w:t>grossWeight</w:t>
-                  </w:r>
-                  <w:proofErr w:type="spellEnd"/>
-                  <w:r>
-                    <w:rPr>
-                      <w:rFonts w:ascii="Arial" w:hAnsi="Arial" w:cs="Arial"/>
-                      <w:sz w:val="18"/>
-                      <w:szCs w:val="18"/>
-                    </w:rPr>
-                    <w:t>}</w:t>
+                    <w:t>{grossWeight}</w:t>
                   </w:r>
                 </w:p>
               </w:tc>
@@ -3596,51 +2800,15 @@
                       <w:sz w:val="18"/>
                       <w:szCs w:val="18"/>
                     </w:rPr>
-                    <w:t>{</w:t>
-                  </w:r>
-                  <w:proofErr w:type="spellStart"/>
+                    <w:t>{sizeInch}</w:t>
+                  </w:r>
                   <w:r>
                     <w:rPr>
                       <w:rFonts w:ascii="Arial" w:hAnsi="Arial" w:cs="Arial"/>
                       <w:sz w:val="18"/>
                       <w:szCs w:val="18"/>
                     </w:rPr>
-                    <w:t>sizeInch</w:t>
-                  </w:r>
-                  <w:proofErr w:type="spellEnd"/>
-                  <w:r>
-                    <w:rPr>
-                      <w:rFonts w:ascii="Arial" w:hAnsi="Arial" w:cs="Arial"/>
-                      <w:sz w:val="18"/>
-                      <w:szCs w:val="18"/>
-                    </w:rPr>
-                    <w:t>}</w:t>
-                  </w:r>
-                  <w:r>
-                    <w:rPr>
-                      <w:rFonts w:ascii="Arial" w:hAnsi="Arial" w:cs="Arial"/>
-                      <w:sz w:val="18"/>
-                      <w:szCs w:val="18"/>
-                    </w:rPr>
-                    <w:t>{/</w:t>
-                  </w:r>
-                  <w:proofErr w:type="spellStart"/>
-                  <w:r>
-                    <w:rPr>
-                      <w:rFonts w:ascii="Arial" w:hAnsi="Arial" w:cs="Arial"/>
-                      <w:sz w:val="18"/>
-                      <w:szCs w:val="18"/>
-                    </w:rPr>
-                    <w:t>sampleBox</w:t>
-                  </w:r>
-                  <w:proofErr w:type="spellEnd"/>
-                  <w:r>
-                    <w:rPr>
-                      <w:rFonts w:ascii="Arial" w:hAnsi="Arial" w:cs="Arial"/>
-                      <w:sz w:val="18"/>
-                      <w:szCs w:val="18"/>
-                    </w:rPr>
-                    <w:t>}</w:t>
+                    <w:t>{/sampleBox}</w:t>
                   </w:r>
                 </w:p>
               </w:tc>
@@ -3691,25 +2859,7 @@
                 <w:sz w:val="20"/>
                 <w:szCs w:val="20"/>
               </w:rPr>
-              <w:t>{#</w:t>
-            </w:r>
-            <w:proofErr w:type="gramStart"/>
-            <w:r>
-              <w:rPr>
-                <w:rFonts w:cstheme="minorHAnsi"/>
-                <w:sz w:val="20"/>
-                <w:szCs w:val="20"/>
-              </w:rPr>
-              <w:t>specialInstruction}{</w:t>
-            </w:r>
-            <w:proofErr w:type="gramEnd"/>
-            <w:r>
-              <w:rPr>
-                <w:rFonts w:cstheme="minorHAnsi"/>
-                <w:sz w:val="20"/>
-                <w:szCs w:val="20"/>
-              </w:rPr>
-              <w:t>specialInstruction}{/specialInstruction}</w:t>
+              <w:t>{#specialInstruction}{specialInstruction}{/specialInstruction}</w:t>
             </w:r>
           </w:p>
         </w:tc>
@@ -3803,7 +2953,6 @@
                     </w:rPr>
                     <w:t>{</w:t>
                   </w:r>
-                  <w:proofErr w:type="spellStart"/>
                   <w:r>
                     <w:rPr>
                       <w:rFonts w:cstheme="minorHAnsi"/>
@@ -3812,7 +2961,6 @@
                     </w:rPr>
                     <w:t>totalQuantity</w:t>
                   </w:r>
-                  <w:proofErr w:type="spellEnd"/>
                   <w:r>
                     <w:rPr>
                       <w:rFonts w:cstheme="minorHAnsi"/>
@@ -3850,6 +2998,7 @@
                       <w:sz w:val="20"/>
                       <w:szCs w:val="20"/>
                     </w:rPr>
+                    <w:lastRenderedPageBreak/>
                     <w:t>Total Boxes:</w:t>
                   </w:r>
                 </w:p>
@@ -3877,7 +3026,6 @@
                     </w:rPr>
                     <w:t>{</w:t>
                   </w:r>
-                  <w:proofErr w:type="spellStart"/>
                   <w:r>
                     <w:rPr>
                       <w:rFonts w:cstheme="minorHAnsi"/>
@@ -3886,7 +3034,6 @@
                     </w:rPr>
                     <w:t>totalBox</w:t>
                   </w:r>
-                  <w:proofErr w:type="spellEnd"/>
                   <w:r>
                     <w:rPr>
                       <w:rFonts w:cstheme="minorHAnsi"/>
@@ -3944,7 +3091,6 @@
                       <w:sz w:val="20"/>
                       <w:szCs w:val="20"/>
                     </w:rPr>
-                    <w:lastRenderedPageBreak/>
                     <w:t xml:space="preserve">Total Gross Weight: </w:t>
                   </w:r>
                 </w:p>
@@ -3970,10 +3116,8 @@
                       <w:sz w:val="20"/>
                       <w:szCs w:val="20"/>
                     </w:rPr>
-                    <w:lastRenderedPageBreak/>
                     <w:t>{</w:t>
                   </w:r>
-                  <w:proofErr w:type="spellStart"/>
                   <w:r>
                     <w:rPr>
                       <w:rFonts w:cstheme="minorHAnsi"/>
@@ -3982,7 +3126,6 @@
                     </w:rPr>
                     <w:t>totalNetWeight</w:t>
                   </w:r>
-                  <w:proofErr w:type="spellEnd"/>
                   <w:r>
                     <w:rPr>
                       <w:rFonts w:cstheme="minorHAnsi"/>
@@ -4009,10 +3152,8 @@
                       <w:sz w:val="20"/>
                       <w:szCs w:val="20"/>
                     </w:rPr>
-                    <w:lastRenderedPageBreak/>
                     <w:t>{</w:t>
                   </w:r>
-                  <w:proofErr w:type="spellStart"/>
                   <w:r>
                     <w:rPr>
                       <w:rFonts w:cstheme="minorHAnsi"/>
@@ -4021,7 +3162,6 @@
                     </w:rPr>
                     <w:t>totalGrossWeight</w:t>
                   </w:r>
-                  <w:proofErr w:type="spellEnd"/>
                   <w:r>
                     <w:rPr>
                       <w:rFonts w:cstheme="minorHAnsi"/>
@@ -4059,46 +3199,7 @@
                       <w:sz w:val="20"/>
                       <w:szCs w:val="20"/>
                     </w:rPr>
-                    <w:lastRenderedPageBreak/>
-                    <w:t>{#</w:t>
-                  </w:r>
-                  <w:proofErr w:type="gramStart"/>
-                  <w:r>
-                    <w:rPr>
-                      <w:rFonts w:cstheme="minorHAnsi"/>
-                      <w:sz w:val="20"/>
-                      <w:szCs w:val="20"/>
-                    </w:rPr>
-                    <w:t>isCustom}Total</w:t>
-                  </w:r>
-                  <w:proofErr w:type="gramEnd"/>
-                  <w:r>
-                    <w:rPr>
-                      <w:rFonts w:cstheme="minorHAnsi"/>
-                      <w:sz w:val="20"/>
-                      <w:szCs w:val="20"/>
-                    </w:rPr>
-                    <w:t xml:space="preserve"> </w:t>
-                  </w:r>
-                  <w:proofErr w:type="spellStart"/>
-                  <w:proofErr w:type="gramStart"/>
-                  <w:r>
-                    <w:rPr>
-                      <w:rFonts w:cstheme="minorHAnsi"/>
-                      <w:sz w:val="20"/>
-                      <w:szCs w:val="20"/>
-                    </w:rPr>
-                    <w:t>Sq.Meter</w:t>
-                  </w:r>
-                  <w:proofErr w:type="spellEnd"/>
-                  <w:proofErr w:type="gramEnd"/>
-                  <w:r>
-                    <w:rPr>
-                      <w:rFonts w:cstheme="minorHAnsi"/>
-                      <w:sz w:val="20"/>
-                      <w:szCs w:val="20"/>
-                    </w:rPr>
-                    <w:t>:</w:t>
+                    <w:t>{#isCustom}Total Sq.Meter:</w:t>
                   </w:r>
                 </w:p>
               </w:tc>
@@ -4123,59 +3224,23 @@
                       <w:sz w:val="20"/>
                       <w:szCs w:val="20"/>
                     </w:rPr>
-                    <w:t>{</w:t>
-                  </w:r>
-                  <w:proofErr w:type="spellStart"/>
+                    <w:t>{totalSqMt}</w:t>
+                  </w:r>
                   <w:r>
                     <w:rPr>
                       <w:rFonts w:cstheme="minorHAnsi"/>
                       <w:sz w:val="20"/>
                       <w:szCs w:val="20"/>
                     </w:rPr>
-                    <w:t>totalSqMt</w:t>
-                  </w:r>
-                  <w:proofErr w:type="spellEnd"/>
+                    <w:t xml:space="preserve"> M</w:t>
+                  </w:r>
                   <w:r>
                     <w:rPr>
                       <w:rFonts w:cstheme="minorHAnsi"/>
                       <w:sz w:val="20"/>
                       <w:szCs w:val="20"/>
                     </w:rPr>
-                    <w:t>}</w:t>
-                  </w:r>
-                  <w:r>
-                    <w:rPr>
-                      <w:rFonts w:cstheme="minorHAnsi"/>
-                      <w:sz w:val="20"/>
-                      <w:szCs w:val="20"/>
-                    </w:rPr>
-                    <w:t xml:space="preserve"> M</w:t>
-                  </w:r>
-                  <w:r>
-                    <w:rPr>
-                      <w:rFonts w:cstheme="minorHAnsi"/>
-                      <w:sz w:val="20"/>
-                      <w:szCs w:val="20"/>
-                    </w:rPr>
-                    <w:t>M{/</w:t>
-                  </w:r>
-                  <w:proofErr w:type="spellStart"/>
-                  <w:r>
-                    <w:rPr>
-                      <w:rFonts w:cstheme="minorHAnsi"/>
-                      <w:sz w:val="20"/>
-                      <w:szCs w:val="20"/>
-                    </w:rPr>
-                    <w:t>isCustom</w:t>
-                  </w:r>
-                  <w:proofErr w:type="spellEnd"/>
-                  <w:r>
-                    <w:rPr>
-                      <w:rFonts w:cstheme="minorHAnsi"/>
-                      <w:sz w:val="20"/>
-                      <w:szCs w:val="20"/>
-                    </w:rPr>
-                    <w:t>}</w:t>
+                    <w:t>M{/isCustom}</w:t>
                   </w:r>
                 </w:p>
               </w:tc>
@@ -4277,47 +3342,7 @@
                       <w:sz w:val="20"/>
                       <w:szCs w:val="20"/>
                     </w:rPr>
-                    <w:t>{#</w:t>
-                  </w:r>
-                  <w:proofErr w:type="gramStart"/>
-                  <w:r>
-                    <w:rPr>
-                      <w:b/>
-                      <w:bCs/>
-                      <w:sz w:val="20"/>
-                      <w:szCs w:val="20"/>
-                    </w:rPr>
-                    <w:t>isCustom}Avg</w:t>
-                  </w:r>
-                  <w:proofErr w:type="gramEnd"/>
-                  <w:r>
-                    <w:rPr>
-                      <w:b/>
-                      <w:bCs/>
-                      <w:sz w:val="20"/>
-                      <w:szCs w:val="20"/>
-                    </w:rPr>
-                    <w:t>/</w:t>
-                  </w:r>
-                  <w:proofErr w:type="gramStart"/>
-                  <w:r>
-                    <w:rPr>
-                      <w:b/>
-                      <w:bCs/>
-                      <w:sz w:val="20"/>
-                      <w:szCs w:val="20"/>
-                    </w:rPr>
-                    <w:t>Wt(</w:t>
-                  </w:r>
-                  <w:proofErr w:type="gramEnd"/>
-                  <w:r>
-                    <w:rPr>
-                      <w:b/>
-                      <w:bCs/>
-                      <w:sz w:val="20"/>
-                      <w:szCs w:val="20"/>
-                    </w:rPr>
-                    <w:t>Kg)</w:t>
+                    <w:t>{#isCustom}Avg/Wt(Kg)</w:t>
                   </w:r>
                 </w:p>
               </w:tc>
@@ -4373,27 +3398,7 @@
                       <w:sz w:val="20"/>
                       <w:szCs w:val="20"/>
                     </w:rPr>
-                    <w:t>Size{/</w:t>
-                  </w:r>
-                  <w:proofErr w:type="spellStart"/>
-                  <w:r>
-                    <w:rPr>
-                      <w:b/>
-                      <w:bCs/>
-                      <w:sz w:val="20"/>
-                      <w:szCs w:val="20"/>
-                    </w:rPr>
-                    <w:t>isCustom</w:t>
-                  </w:r>
-                  <w:proofErr w:type="spellEnd"/>
-                  <w:r>
-                    <w:rPr>
-                      <w:b/>
-                      <w:bCs/>
-                      <w:sz w:val="20"/>
-                      <w:szCs w:val="20"/>
-                    </w:rPr>
-                    <w:t>}</w:t>
+                    <w:t>Size{/isCustom}</w:t>
                   </w:r>
                 </w:p>
               </w:tc>
@@ -4422,39 +3427,7 @@
                       <w:sz w:val="20"/>
                       <w:szCs w:val="20"/>
                     </w:rPr>
-                    <w:t>{#</w:t>
-                  </w:r>
-                  <w:proofErr w:type="gramStart"/>
-                  <w:r>
-                    <w:rPr>
-                      <w:sz w:val="20"/>
-                      <w:szCs w:val="20"/>
-                    </w:rPr>
-                    <w:t>isCustom}{</w:t>
-                  </w:r>
-                  <w:proofErr w:type="gramEnd"/>
-                  <w:r>
-                    <w:rPr>
-                      <w:sz w:val="20"/>
-                      <w:szCs w:val="20"/>
-                    </w:rPr>
-                    <w:t>#containerSummary} {</w:t>
-                  </w:r>
-                  <w:proofErr w:type="spellStart"/>
-                  <w:r>
-                    <w:rPr>
-                      <w:sz w:val="20"/>
-                      <w:szCs w:val="20"/>
-                    </w:rPr>
-                    <w:t>avgWeight</w:t>
-                  </w:r>
-                  <w:proofErr w:type="spellEnd"/>
-                  <w:r>
-                    <w:rPr>
-                      <w:sz w:val="20"/>
-                      <w:szCs w:val="20"/>
-                    </w:rPr>
-                    <w:t>}</w:t>
+                    <w:t>{#isCustom}{#containerSummary} {avgWeight}</w:t>
                   </w:r>
                 </w:p>
               </w:tc>
@@ -4478,23 +3451,7 @@
                       <w:sz w:val="20"/>
                       <w:szCs w:val="20"/>
                     </w:rPr>
-                    <w:t>{</w:t>
-                  </w:r>
-                  <w:proofErr w:type="spellStart"/>
-                  <w:r>
-                    <w:rPr>
-                      <w:sz w:val="20"/>
-                      <w:szCs w:val="20"/>
-                    </w:rPr>
-                    <w:t>totalSqMtPerType</w:t>
-                  </w:r>
-                  <w:proofErr w:type="spellEnd"/>
-                  <w:r>
-                    <w:rPr>
-                      <w:sz w:val="20"/>
-                      <w:szCs w:val="20"/>
-                    </w:rPr>
-                    <w:t>}</w:t>
+                    <w:t>{totalSqMtPerType}</w:t>
                   </w:r>
                 </w:p>
               </w:tc>
@@ -4518,48 +3475,7 @@
                       <w:sz w:val="20"/>
                       <w:szCs w:val="20"/>
                     </w:rPr>
-                    <w:t>{length} X {width} X {height} MM{/</w:t>
-                  </w:r>
-                  <w:proofErr w:type="spellStart"/>
-                  <w:proofErr w:type="gramStart"/>
-                  <w:r>
-                    <w:rPr>
-                      <w:sz w:val="20"/>
-                      <w:szCs w:val="20"/>
-                    </w:rPr>
-                    <w:t>containerSummary</w:t>
-                  </w:r>
-                  <w:proofErr w:type="spellEnd"/>
-                  <w:r>
-                    <w:rPr>
-                      <w:sz w:val="20"/>
-                      <w:szCs w:val="20"/>
-                    </w:rPr>
-                    <w:t>}{</w:t>
-                  </w:r>
-                  <w:proofErr w:type="gramEnd"/>
-                  <w:r>
-                    <w:rPr>
-                      <w:sz w:val="20"/>
-                      <w:szCs w:val="20"/>
-                    </w:rPr>
-                    <w:t>/</w:t>
-                  </w:r>
-                  <w:proofErr w:type="spellStart"/>
-                  <w:r>
-                    <w:rPr>
-                      <w:sz w:val="20"/>
-                      <w:szCs w:val="20"/>
-                    </w:rPr>
-                    <w:t>isCustom</w:t>
-                  </w:r>
-                  <w:proofErr w:type="spellEnd"/>
-                  <w:r>
-                    <w:rPr>
-                      <w:sz w:val="20"/>
-                      <w:szCs w:val="20"/>
-                    </w:rPr>
-                    <w:t>}</w:t>
+                    <w:t>{length} X {width} X {height} MM{/containerSummary}{/isCustom}</w:t>
                   </w:r>
                 </w:p>
               </w:tc>
@@ -4825,7 +3741,6 @@
       </w:rPr>
       <w:t>{#</w:t>
     </w:r>
-    <w:proofErr w:type="gramStart"/>
     <w:r>
       <w:rPr>
         <w:rFonts w:cs="Calibri"/>
@@ -4857,33 +3772,7 @@
         <w:szCs w:val="20"/>
         <w14:ligatures w14:val="none"/>
       </w:rPr>
-      <w:t>{</w:t>
-    </w:r>
-    <w:proofErr w:type="gramEnd"/>
-    <w:r>
-      <w:rPr>
-        <w:b/>
-        <w:bCs/>
-        <w:spacing w:val="60"/>
-        <w:kern w:val="0"/>
-        <w:sz w:val="20"/>
-        <w:szCs w:val="20"/>
-        <w14:ligatures w14:val="none"/>
-      </w:rPr>
-      <w:t>companyName</w:t>
-    </w:r>
-    <w:proofErr w:type="gramStart"/>
-    <w:r>
-      <w:rPr>
-        <w:b/>
-        <w:bCs/>
-        <w:spacing w:val="60"/>
-        <w:kern w:val="0"/>
-        <w:sz w:val="20"/>
-        <w:szCs w:val="20"/>
-        <w14:ligatures w14:val="none"/>
-      </w:rPr>
-      <w:t>}</w:t>
+      <w:t>{companyName}</w:t>
     </w:r>
     <w:r>
       <w:rPr>
@@ -4894,19 +3783,7 @@
         <w:szCs w:val="12"/>
         <w14:ligatures w14:val="none"/>
       </w:rPr>
-      <w:t>{</w:t>
-    </w:r>
-    <w:proofErr w:type="gramEnd"/>
-    <w:r>
-      <w:rPr>
-        <w:b/>
-        <w:bCs/>
-        <w:kern w:val="0"/>
-        <w:sz w:val="12"/>
-        <w:szCs w:val="12"/>
-        <w14:ligatures w14:val="none"/>
-      </w:rPr>
-      <w:t>/}</w:t>
+      <w:t>{/}</w:t>
     </w:r>
   </w:p>
   <w:p>
@@ -5640,6 +4517,7 @@
   <w:style w:type="character" w:default="1" w:styleId="DefaultParagraphFont">
     <w:name w:val="Default Paragraph Font"/>
     <w:uiPriority w:val="1"/>
+    <w:semiHidden/>
     <w:unhideWhenUsed/>
   </w:style>
   <w:style w:type="table" w:default="1" w:styleId="TableNormal">

--- a/electron/database/generate-document/templates/packing-uk.docx
+++ b/electron/database/generate-document/templates/packing-uk.docx
@@ -3508,8 +3508,12 @@
       </w:pPr>
     </w:p>
     <w:sectPr>
-      <w:headerReference w:type="default" r:id="rId7"/>
-      <w:footerReference w:type="default" r:id="rId8"/>
+      <w:headerReference w:type="even" r:id="rId7"/>
+      <w:headerReference w:type="default" r:id="rId8"/>
+      <w:footerReference w:type="even" r:id="rId9"/>
+      <w:footerReference w:type="default" r:id="rId10"/>
+      <w:headerReference w:type="first" r:id="rId11"/>
+      <w:footerReference w:type="first" r:id="rId12"/>
       <w:pgSz w:w="12240" w:h="15840" w:code="1"/>
       <w:pgMar w:top="482" w:right="567" w:bottom="1701" w:left="567" w:header="198" w:footer="510" w:gutter="0"/>
       <w:pgBorders w:offsetFrom="page">
@@ -3551,6 +3555,16 @@
 </file>
 
 <file path=word/footer1.xml><?xml version="1.0" encoding="utf-8"?>
+<w:ftr xmlns:wpc="http://schemas.microsoft.com/office/word/2010/wordprocessingCanvas" xmlns:cx="http://schemas.microsoft.com/office/drawing/2014/chartex" xmlns:cx1="http://schemas.microsoft.com/office/drawing/2015/9/8/chartex" xmlns:cx2="http://schemas.microsoft.com/office/drawing/2015/10/21/chartex" xmlns:cx3="http://schemas.microsoft.com/office/drawing/2016/5/9/chartex" xmlns:cx4="http://schemas.microsoft.com/office/drawing/2016/5/10/chartex" xmlns:cx5="http://schemas.microsoft.com/office/drawing/2016/5/11/chartex" xmlns:cx6="http://schemas.microsoft.com/office/drawing/2016/5/12/chartex" xmlns:cx7="http://schemas.microsoft.com/office/drawing/2016/5/13/chartex" xmlns:cx8="http://schemas.microsoft.com/office/drawing/2016/5/14/chartex" xmlns:mc="http://schemas.openxmlformats.org/markup-compatibility/2006" xmlns:aink="http://schemas.microsoft.com/office/drawing/2016/ink" xmlns:am3d="http://schemas.microsoft.com/office/drawing/2017/model3d" xmlns:o="urn:schemas-microsoft-com:office:office" xmlns:oel="http://schemas.microsoft.com/office/2019/extlst" xmlns:r="http://schemas.openxmlformats.org/officeDocument/2006/relationships" xmlns:m="http://schemas.openxmlformats.org/officeDocument/2006/math" xmlns:v="urn:schemas-microsoft-com:vml" xmlns:wp14="http://schemas.microsoft.com/office/word/2010/wordprocessingDrawing" xmlns:wp="http://schemas.openxmlformats.org/drawingml/2006/wordprocessingDrawing" xmlns:w10="urn:schemas-microsoft-com:office:word" xmlns:w="http://schemas.openxmlformats.org/wordprocessingml/2006/main" xmlns:w14="http://schemas.microsoft.com/office/word/2010/wordml" xmlns:w15="http://schemas.microsoft.com/office/word/2012/wordml" xmlns:w16cex="http://schemas.microsoft.com/office/word/2018/wordml/cex" xmlns:w16cid="http://schemas.microsoft.com/office/word/2016/wordml/cid" xmlns:w16="http://schemas.microsoft.com/office/word/2018/wordml" xmlns:w16du="http://schemas.microsoft.com/office/word/2023/wordml/word16du" xmlns:w16sdtdh="http://schemas.microsoft.com/office/word/2020/wordml/sdtdatahash" xmlns:w16sdtfl="http://schemas.microsoft.com/office/word/2024/wordml/sdtformatlock" xmlns:w16se="http://schemas.microsoft.com/office/word/2015/wordml/symex" xmlns:wpg="http://schemas.microsoft.com/office/word/2010/wordprocessingGroup" xmlns:wpi="http://schemas.microsoft.com/office/word/2010/wordprocessingInk" xmlns:wne="http://schemas.microsoft.com/office/word/2006/wordml" xmlns:wps="http://schemas.microsoft.com/office/word/2010/wordprocessingShape" mc:Ignorable="w14 w15 w16se w16cid w16 w16cex w16sdtdh w16sdtfl w16du wp14">
+  <w:p>
+    <w:pPr>
+      <w:pStyle w:val="Footer"/>
+    </w:pPr>
+  </w:p>
+</w:ftr>
+</file>
+
+<file path=word/footer2.xml><?xml version="1.0" encoding="utf-8"?>
 <w:ftr xmlns:wpc="http://schemas.microsoft.com/office/word/2010/wordprocessingCanvas" xmlns:cx="http://schemas.microsoft.com/office/drawing/2014/chartex" xmlns:cx1="http://schemas.microsoft.com/office/drawing/2015/9/8/chartex" xmlns:cx2="http://schemas.microsoft.com/office/drawing/2015/10/21/chartex" xmlns:cx3="http://schemas.microsoft.com/office/drawing/2016/5/9/chartex" xmlns:cx4="http://schemas.microsoft.com/office/drawing/2016/5/10/chartex" xmlns:cx5="http://schemas.microsoft.com/office/drawing/2016/5/11/chartex" xmlns:cx6="http://schemas.microsoft.com/office/drawing/2016/5/12/chartex" xmlns:cx7="http://schemas.microsoft.com/office/drawing/2016/5/13/chartex" xmlns:cx8="http://schemas.microsoft.com/office/drawing/2016/5/14/chartex" xmlns:mc="http://schemas.openxmlformats.org/markup-compatibility/2006" xmlns:aink="http://schemas.microsoft.com/office/drawing/2016/ink" xmlns:am3d="http://schemas.microsoft.com/office/drawing/2017/model3d" xmlns:o="urn:schemas-microsoft-com:office:office" xmlns:oel="http://schemas.microsoft.com/office/2019/extlst" xmlns:r="http://schemas.openxmlformats.org/officeDocument/2006/relationships" xmlns:m="http://schemas.openxmlformats.org/officeDocument/2006/math" xmlns:v="urn:schemas-microsoft-com:vml" xmlns:wp14="http://schemas.microsoft.com/office/word/2010/wordprocessingDrawing" xmlns:wp="http://schemas.openxmlformats.org/drawingml/2006/wordprocessingDrawing" xmlns:w10="urn:schemas-microsoft-com:office:word" xmlns:w="http://schemas.openxmlformats.org/wordprocessingml/2006/main" xmlns:w14="http://schemas.microsoft.com/office/word/2010/wordml" xmlns:w15="http://schemas.microsoft.com/office/word/2012/wordml" xmlns:w16cex="http://schemas.microsoft.com/office/word/2018/wordml/cex" xmlns:w16cid="http://schemas.microsoft.com/office/word/2016/wordml/cid" xmlns:w16="http://schemas.microsoft.com/office/word/2018/wordml" xmlns:w16du="http://schemas.microsoft.com/office/word/2023/wordml/word16du" xmlns:w16sdtdh="http://schemas.microsoft.com/office/word/2020/wordml/sdtdatahash" xmlns:w16sdtfl="http://schemas.microsoft.com/office/word/2024/wordml/sdtformatlock" xmlns:w16se="http://schemas.microsoft.com/office/word/2015/wordml/symex" xmlns:wpg="http://schemas.microsoft.com/office/word/2010/wordprocessingGroup" xmlns:wpi="http://schemas.microsoft.com/office/word/2010/wordprocessingInk" xmlns:wne="http://schemas.microsoft.com/office/word/2006/wordml" xmlns:wps="http://schemas.microsoft.com/office/word/2010/wordprocessingShape" mc:Ignorable="w14 w15 w16se w16cid w16 w16cex w16sdtdh w16sdtfl w16du wp14">
   <w:p>
     <w:pPr>
@@ -3774,17 +3788,6 @@
       </w:rPr>
       <w:t>{companyName}</w:t>
     </w:r>
-    <w:r>
-      <w:rPr>
-        <w:b/>
-        <w:bCs/>
-        <w:kern w:val="0"/>
-        <w:sz w:val="12"/>
-        <w:szCs w:val="12"/>
-        <w14:ligatures w14:val="none"/>
-      </w:rPr>
-      <w:t>{/}</w:t>
-    </w:r>
   </w:p>
   <w:p>
     <w:pPr>
@@ -3850,14 +3853,24 @@
         <w:noProof/>
       </w:rPr>
       <w:tab/>
-      <w:t xml:space="preserve">          DIRECTOR</w:t>
+      <w:t xml:space="preserve">        </w:t>
     </w:r>
     <w:r>
       <w:rPr>
         <w:noProof/>
       </w:rPr>
-      <w:tab/>
+      <w:t>{signPerson}{/}</w:t>
     </w:r>
+  </w:p>
+</w:ftr>
+</file>
+
+<file path=word/footer3.xml><?xml version="1.0" encoding="utf-8"?>
+<w:ftr xmlns:wpc="http://schemas.microsoft.com/office/word/2010/wordprocessingCanvas" xmlns:cx="http://schemas.microsoft.com/office/drawing/2014/chartex" xmlns:cx1="http://schemas.microsoft.com/office/drawing/2015/9/8/chartex" xmlns:cx2="http://schemas.microsoft.com/office/drawing/2015/10/21/chartex" xmlns:cx3="http://schemas.microsoft.com/office/drawing/2016/5/9/chartex" xmlns:cx4="http://schemas.microsoft.com/office/drawing/2016/5/10/chartex" xmlns:cx5="http://schemas.microsoft.com/office/drawing/2016/5/11/chartex" xmlns:cx6="http://schemas.microsoft.com/office/drawing/2016/5/12/chartex" xmlns:cx7="http://schemas.microsoft.com/office/drawing/2016/5/13/chartex" xmlns:cx8="http://schemas.microsoft.com/office/drawing/2016/5/14/chartex" xmlns:mc="http://schemas.openxmlformats.org/markup-compatibility/2006" xmlns:aink="http://schemas.microsoft.com/office/drawing/2016/ink" xmlns:am3d="http://schemas.microsoft.com/office/drawing/2017/model3d" xmlns:o="urn:schemas-microsoft-com:office:office" xmlns:oel="http://schemas.microsoft.com/office/2019/extlst" xmlns:r="http://schemas.openxmlformats.org/officeDocument/2006/relationships" xmlns:m="http://schemas.openxmlformats.org/officeDocument/2006/math" xmlns:v="urn:schemas-microsoft-com:vml" xmlns:wp14="http://schemas.microsoft.com/office/word/2010/wordprocessingDrawing" xmlns:wp="http://schemas.openxmlformats.org/drawingml/2006/wordprocessingDrawing" xmlns:w10="urn:schemas-microsoft-com:office:word" xmlns:w="http://schemas.openxmlformats.org/wordprocessingml/2006/main" xmlns:w14="http://schemas.microsoft.com/office/word/2010/wordml" xmlns:w15="http://schemas.microsoft.com/office/word/2012/wordml" xmlns:w16cex="http://schemas.microsoft.com/office/word/2018/wordml/cex" xmlns:w16cid="http://schemas.microsoft.com/office/word/2016/wordml/cid" xmlns:w16="http://schemas.microsoft.com/office/word/2018/wordml" xmlns:w16du="http://schemas.microsoft.com/office/word/2023/wordml/word16du" xmlns:w16sdtdh="http://schemas.microsoft.com/office/word/2020/wordml/sdtdatahash" xmlns:w16sdtfl="http://schemas.microsoft.com/office/word/2024/wordml/sdtformatlock" xmlns:w16se="http://schemas.microsoft.com/office/word/2015/wordml/symex" xmlns:wpg="http://schemas.microsoft.com/office/word/2010/wordprocessingGroup" xmlns:wpi="http://schemas.microsoft.com/office/word/2010/wordprocessingInk" xmlns:wne="http://schemas.microsoft.com/office/word/2006/wordml" xmlns:wps="http://schemas.microsoft.com/office/word/2010/wordprocessingShape" mc:Ignorable="w14 w15 w16se w16cid w16 w16cex w16sdtdh w16sdtfl w16du wp14">
+  <w:p>
+    <w:pPr>
+      <w:pStyle w:val="Footer"/>
+    </w:pPr>
   </w:p>
 </w:ftr>
 </file>
@@ -3892,6 +3905,16 @@
   <w:p>
     <w:pPr>
       <w:pStyle w:val="Header"/>
+    </w:pPr>
+  </w:p>
+</w:hdr>
+</file>
+
+<file path=word/header2.xml><?xml version="1.0" encoding="utf-8"?>
+<w:hdr xmlns:wpc="http://schemas.microsoft.com/office/word/2010/wordprocessingCanvas" xmlns:cx="http://schemas.microsoft.com/office/drawing/2014/chartex" xmlns:cx1="http://schemas.microsoft.com/office/drawing/2015/9/8/chartex" xmlns:cx2="http://schemas.microsoft.com/office/drawing/2015/10/21/chartex" xmlns:cx3="http://schemas.microsoft.com/office/drawing/2016/5/9/chartex" xmlns:cx4="http://schemas.microsoft.com/office/drawing/2016/5/10/chartex" xmlns:cx5="http://schemas.microsoft.com/office/drawing/2016/5/11/chartex" xmlns:cx6="http://schemas.microsoft.com/office/drawing/2016/5/12/chartex" xmlns:cx7="http://schemas.microsoft.com/office/drawing/2016/5/13/chartex" xmlns:cx8="http://schemas.microsoft.com/office/drawing/2016/5/14/chartex" xmlns:mc="http://schemas.openxmlformats.org/markup-compatibility/2006" xmlns:aink="http://schemas.microsoft.com/office/drawing/2016/ink" xmlns:am3d="http://schemas.microsoft.com/office/drawing/2017/model3d" xmlns:o="urn:schemas-microsoft-com:office:office" xmlns:oel="http://schemas.microsoft.com/office/2019/extlst" xmlns:r="http://schemas.openxmlformats.org/officeDocument/2006/relationships" xmlns:m="http://schemas.openxmlformats.org/officeDocument/2006/math" xmlns:v="urn:schemas-microsoft-com:vml" xmlns:wp14="http://schemas.microsoft.com/office/word/2010/wordprocessingDrawing" xmlns:wp="http://schemas.openxmlformats.org/drawingml/2006/wordprocessingDrawing" xmlns:w10="urn:schemas-microsoft-com:office:word" xmlns:w="http://schemas.openxmlformats.org/wordprocessingml/2006/main" xmlns:w14="http://schemas.microsoft.com/office/word/2010/wordml" xmlns:w15="http://schemas.microsoft.com/office/word/2012/wordml" xmlns:w16cex="http://schemas.microsoft.com/office/word/2018/wordml/cex" xmlns:w16cid="http://schemas.microsoft.com/office/word/2016/wordml/cid" xmlns:w16="http://schemas.microsoft.com/office/word/2018/wordml" xmlns:w16du="http://schemas.microsoft.com/office/word/2023/wordml/word16du" xmlns:w16sdtdh="http://schemas.microsoft.com/office/word/2020/wordml/sdtdatahash" xmlns:w16sdtfl="http://schemas.microsoft.com/office/word/2024/wordml/sdtformatlock" xmlns:w16se="http://schemas.microsoft.com/office/word/2015/wordml/symex" xmlns:wpg="http://schemas.microsoft.com/office/word/2010/wordprocessingGroup" xmlns:wpi="http://schemas.microsoft.com/office/word/2010/wordprocessingInk" xmlns:wne="http://schemas.microsoft.com/office/word/2006/wordml" xmlns:wps="http://schemas.microsoft.com/office/word/2010/wordprocessingShape" mc:Ignorable="w14 w15 w16se w16cid w16 w16cex w16sdtdh w16sdtfl w16du wp14">
+  <w:p>
+    <w:pPr>
+      <w:pStyle w:val="Header"/>
       <w:jc w:val="center"/>
       <w:rPr>
         <w:b/>
@@ -3909,6 +3932,16 @@
       </w:rPr>
       <w:t>Packing List</w:t>
     </w:r>
+  </w:p>
+</w:hdr>
+</file>
+
+<file path=word/header3.xml><?xml version="1.0" encoding="utf-8"?>
+<w:hdr xmlns:wpc="http://schemas.microsoft.com/office/word/2010/wordprocessingCanvas" xmlns:cx="http://schemas.microsoft.com/office/drawing/2014/chartex" xmlns:cx1="http://schemas.microsoft.com/office/drawing/2015/9/8/chartex" xmlns:cx2="http://schemas.microsoft.com/office/drawing/2015/10/21/chartex" xmlns:cx3="http://schemas.microsoft.com/office/drawing/2016/5/9/chartex" xmlns:cx4="http://schemas.microsoft.com/office/drawing/2016/5/10/chartex" xmlns:cx5="http://schemas.microsoft.com/office/drawing/2016/5/11/chartex" xmlns:cx6="http://schemas.microsoft.com/office/drawing/2016/5/12/chartex" xmlns:cx7="http://schemas.microsoft.com/office/drawing/2016/5/13/chartex" xmlns:cx8="http://schemas.microsoft.com/office/drawing/2016/5/14/chartex" xmlns:mc="http://schemas.openxmlformats.org/markup-compatibility/2006" xmlns:aink="http://schemas.microsoft.com/office/drawing/2016/ink" xmlns:am3d="http://schemas.microsoft.com/office/drawing/2017/model3d" xmlns:o="urn:schemas-microsoft-com:office:office" xmlns:oel="http://schemas.microsoft.com/office/2019/extlst" xmlns:r="http://schemas.openxmlformats.org/officeDocument/2006/relationships" xmlns:m="http://schemas.openxmlformats.org/officeDocument/2006/math" xmlns:v="urn:schemas-microsoft-com:vml" xmlns:wp14="http://schemas.microsoft.com/office/word/2010/wordprocessingDrawing" xmlns:wp="http://schemas.openxmlformats.org/drawingml/2006/wordprocessingDrawing" xmlns:w10="urn:schemas-microsoft-com:office:word" xmlns:w="http://schemas.openxmlformats.org/wordprocessingml/2006/main" xmlns:w14="http://schemas.microsoft.com/office/word/2010/wordml" xmlns:w15="http://schemas.microsoft.com/office/word/2012/wordml" xmlns:w16cex="http://schemas.microsoft.com/office/word/2018/wordml/cex" xmlns:w16cid="http://schemas.microsoft.com/office/word/2016/wordml/cid" xmlns:w16="http://schemas.microsoft.com/office/word/2018/wordml" xmlns:w16du="http://schemas.microsoft.com/office/word/2023/wordml/word16du" xmlns:w16sdtdh="http://schemas.microsoft.com/office/word/2020/wordml/sdtdatahash" xmlns:w16sdtfl="http://schemas.microsoft.com/office/word/2024/wordml/sdtformatlock" xmlns:w16se="http://schemas.microsoft.com/office/word/2015/wordml/symex" xmlns:wpg="http://schemas.microsoft.com/office/word/2010/wordprocessingGroup" xmlns:wpi="http://schemas.microsoft.com/office/word/2010/wordprocessingInk" xmlns:wne="http://schemas.microsoft.com/office/word/2006/wordml" xmlns:wps="http://schemas.microsoft.com/office/word/2010/wordprocessingShape" mc:Ignorable="w14 w15 w16se w16cid w16 w16cex w16sdtdh w16sdtfl w16du wp14">
+  <w:p>
+    <w:pPr>
+      <w:pStyle w:val="Header"/>
+    </w:pPr>
   </w:p>
 </w:hdr>
 </file>

--- a/electron/database/generate-document/templates/packing-uk.docx
+++ b/electron/database/generate-document/templates/packing-uk.docx
@@ -123,7 +123,87 @@
                 <w:sz w:val="20"/>
                 <w:szCs w:val="20"/>
               </w:rPr>
-              <w:t>{companyAddressLine1}    {companyAddressLine2},      {companyCity}    {companyPostalCode}   {companyState}    {companyCountry}{/}</w:t>
+              <w:t>{companyAddressLine1}    {companyAddressLine2},      {</w:t>
+            </w:r>
+            <w:proofErr w:type="spellStart"/>
+            <w:r>
+              <w:rPr>
+                <w:rFonts w:cstheme="minorHAnsi"/>
+                <w:bCs/>
+                <w:sz w:val="20"/>
+                <w:szCs w:val="20"/>
+              </w:rPr>
+              <w:t>companyCity</w:t>
+            </w:r>
+            <w:proofErr w:type="spellEnd"/>
+            <w:r>
+              <w:rPr>
+                <w:rFonts w:cstheme="minorHAnsi"/>
+                <w:bCs/>
+                <w:sz w:val="20"/>
+                <w:szCs w:val="20"/>
+              </w:rPr>
+              <w:t>}    {</w:t>
+            </w:r>
+            <w:proofErr w:type="spellStart"/>
+            <w:r>
+              <w:rPr>
+                <w:rFonts w:cstheme="minorHAnsi"/>
+                <w:bCs/>
+                <w:sz w:val="20"/>
+                <w:szCs w:val="20"/>
+              </w:rPr>
+              <w:t>companyPostalCode</w:t>
+            </w:r>
+            <w:proofErr w:type="spellEnd"/>
+            <w:r>
+              <w:rPr>
+                <w:rFonts w:cstheme="minorHAnsi"/>
+                <w:bCs/>
+                <w:sz w:val="20"/>
+                <w:szCs w:val="20"/>
+              </w:rPr>
+              <w:t>}   {</w:t>
+            </w:r>
+            <w:proofErr w:type="spellStart"/>
+            <w:r>
+              <w:rPr>
+                <w:rFonts w:cstheme="minorHAnsi"/>
+                <w:bCs/>
+                <w:sz w:val="20"/>
+                <w:szCs w:val="20"/>
+              </w:rPr>
+              <w:t>companyState</w:t>
+            </w:r>
+            <w:proofErr w:type="spellEnd"/>
+            <w:r>
+              <w:rPr>
+                <w:rFonts w:cstheme="minorHAnsi"/>
+                <w:bCs/>
+                <w:sz w:val="20"/>
+                <w:szCs w:val="20"/>
+              </w:rPr>
+              <w:t>}    {</w:t>
+            </w:r>
+            <w:proofErr w:type="spellStart"/>
+            <w:r>
+              <w:rPr>
+                <w:rFonts w:cstheme="minorHAnsi"/>
+                <w:bCs/>
+                <w:sz w:val="20"/>
+                <w:szCs w:val="20"/>
+              </w:rPr>
+              <w:t>companyCountry</w:t>
+            </w:r>
+            <w:proofErr w:type="spellEnd"/>
+            <w:r>
+              <w:rPr>
+                <w:rFonts w:cstheme="minorHAnsi"/>
+                <w:bCs/>
+                <w:sz w:val="20"/>
+                <w:szCs w:val="20"/>
+              </w:rPr>
+              <w:t>}{/}</w:t>
             </w:r>
           </w:p>
         </w:tc>
@@ -156,12 +236,14 @@
               </w:rPr>
               <w:t>{</w:t>
             </w:r>
+            <w:proofErr w:type="spellStart"/>
             <w:r>
               <w:rPr>
                 <w:rFonts w:cstheme="minorHAnsi"/>
               </w:rPr>
               <w:t>modifyInvNo</w:t>
             </w:r>
+            <w:proofErr w:type="spellEnd"/>
             <w:r>
               <w:rPr>
                 <w:rFonts w:cstheme="minorHAnsi"/>
@@ -199,12 +281,14 @@
               </w:rPr>
               <w:t>{</w:t>
             </w:r>
+            <w:proofErr w:type="spellStart"/>
             <w:r>
               <w:rPr>
                 <w:rFonts w:cstheme="minorHAnsi"/>
               </w:rPr>
               <w:t>invoiceDate</w:t>
             </w:r>
+            <w:proofErr w:type="spellEnd"/>
             <w:r>
               <w:rPr>
                 <w:rFonts w:cstheme="minorHAnsi"/>
@@ -282,12 +366,14 @@
               </w:rPr>
               <w:t>{</w:t>
             </w:r>
+            <w:proofErr w:type="spellStart"/>
             <w:r>
               <w:rPr>
                 <w:rFonts w:cstheme="minorHAnsi"/>
               </w:rPr>
               <w:t>buyersOrderNo</w:t>
             </w:r>
+            <w:proofErr w:type="spellEnd"/>
             <w:r>
               <w:rPr>
                 <w:rFonts w:cstheme="minorHAnsi"/>
@@ -325,12 +411,14 @@
               </w:rPr>
               <w:t>{</w:t>
             </w:r>
+            <w:proofErr w:type="spellStart"/>
             <w:r>
               <w:rPr>
                 <w:rFonts w:cstheme="minorHAnsi"/>
               </w:rPr>
               <w:t>orderDate</w:t>
             </w:r>
+            <w:proofErr w:type="spellEnd"/>
             <w:r>
               <w:rPr>
                 <w:rFonts w:cstheme="minorHAnsi"/>
@@ -426,6 +514,7 @@
               </w:rPr>
               <w:t>{</w:t>
             </w:r>
+            <w:proofErr w:type="spellStart"/>
             <w:r>
               <w:rPr>
                 <w:rFonts w:cstheme="minorHAnsi"/>
@@ -434,6 +523,7 @@
               </w:rPr>
               <w:t>consigneeCountry</w:t>
             </w:r>
+            <w:proofErr w:type="spellEnd"/>
             <w:r>
               <w:rPr>
                 <w:rFonts w:cstheme="minorHAnsi"/>
@@ -459,6 +549,7 @@
               </w:rPr>
               <w:t>{/</w:t>
             </w:r>
+            <w:proofErr w:type="spellStart"/>
             <w:r>
               <w:rPr>
                 <w:rFonts w:cstheme="minorHAnsi"/>
@@ -467,6 +558,7 @@
               </w:rPr>
               <w:t>isCustom</w:t>
             </w:r>
+            <w:proofErr w:type="spellEnd"/>
             <w:r>
               <w:rPr>
                 <w:rFonts w:cstheme="minorHAnsi"/>
@@ -490,7 +582,41 @@
                 <w:sz w:val="20"/>
                 <w:szCs w:val="20"/>
               </w:rPr>
-              <w:t>{#isCustom}NOTIFY – {/isCustom}</w:t>
+              <w:t>{#isCustom}</w:t>
+            </w:r>
+            <w:r>
+              <w:rPr>
+                <w:rFonts w:cstheme="minorHAnsi"/>
+                <w:sz w:val="20"/>
+                <w:szCs w:val="20"/>
+              </w:rPr>
+              <w:t>BUYER / CONSIGNEE</w:t>
+            </w:r>
+            <w:r>
+              <w:rPr>
+                <w:rFonts w:cstheme="minorHAnsi"/>
+                <w:sz w:val="20"/>
+                <w:szCs w:val="20"/>
+              </w:rPr>
+              <w:t>{/</w:t>
+            </w:r>
+            <w:proofErr w:type="spellStart"/>
+            <w:r>
+              <w:rPr>
+                <w:rFonts w:cstheme="minorHAnsi"/>
+                <w:sz w:val="20"/>
+                <w:szCs w:val="20"/>
+              </w:rPr>
+              <w:t>isCustom</w:t>
+            </w:r>
+            <w:proofErr w:type="spellEnd"/>
+            <w:r>
+              <w:rPr>
+                <w:rFonts w:cstheme="minorHAnsi"/>
+                <w:sz w:val="20"/>
+                <w:szCs w:val="20"/>
+              </w:rPr>
+              <w:t>}</w:t>
             </w:r>
           </w:p>
           <w:p>
@@ -509,6 +635,7 @@
               </w:rPr>
               <w:t>{</w:t>
             </w:r>
+            <w:proofErr w:type="spellStart"/>
             <w:r>
               <w:rPr>
                 <w:rFonts w:cstheme="minorHAnsi"/>
@@ -517,6 +644,7 @@
               </w:rPr>
               <w:t>consigneeName</w:t>
             </w:r>
+            <w:proofErr w:type="spellEnd"/>
             <w:r>
               <w:rPr>
                 <w:rFonts w:cstheme="minorHAnsi"/>
@@ -542,6 +670,7 @@
               </w:rPr>
               <w:t>{</w:t>
             </w:r>
+            <w:proofErr w:type="spellStart"/>
             <w:r>
               <w:rPr>
                 <w:rFonts w:cstheme="minorHAnsi"/>
@@ -550,6 +679,7 @@
               </w:rPr>
               <w:t>consigneeAddress</w:t>
             </w:r>
+            <w:proofErr w:type="spellEnd"/>
             <w:r>
               <w:rPr>
                 <w:rFonts w:cstheme="minorHAnsi"/>
@@ -558,6 +688,7 @@
               </w:rPr>
               <w:t>} {</w:t>
             </w:r>
+            <w:proofErr w:type="spellStart"/>
             <w:r>
               <w:rPr>
                 <w:rFonts w:cstheme="minorHAnsi"/>
@@ -566,6 +697,7 @@
               </w:rPr>
               <w:t>consigneeCity</w:t>
             </w:r>
+            <w:proofErr w:type="spellEnd"/>
             <w:r>
               <w:rPr>
                 <w:rFonts w:cstheme="minorHAnsi"/>
@@ -574,6 +706,7 @@
               </w:rPr>
               <w:t>} {</w:t>
             </w:r>
+            <w:proofErr w:type="spellStart"/>
             <w:r>
               <w:rPr>
                 <w:rFonts w:cstheme="minorHAnsi"/>
@@ -582,6 +715,7 @@
               </w:rPr>
               <w:t>consigneeState</w:t>
             </w:r>
+            <w:proofErr w:type="spellEnd"/>
             <w:r>
               <w:rPr>
                 <w:rFonts w:cstheme="minorHAnsi"/>
@@ -606,6 +740,7 @@
               </w:rPr>
               <w:t>{</w:t>
             </w:r>
+            <w:proofErr w:type="spellStart"/>
             <w:r>
               <w:rPr>
                 <w:rFonts w:cstheme="minorHAnsi"/>
@@ -614,6 +749,7 @@
               </w:rPr>
               <w:t>consigneeCountry</w:t>
             </w:r>
+            <w:proofErr w:type="spellEnd"/>
             <w:r>
               <w:rPr>
                 <w:rFonts w:cstheme="minorHAnsi"/>
@@ -622,6 +758,7 @@
               </w:rPr>
               <w:t>} {</w:t>
             </w:r>
+            <w:proofErr w:type="spellStart"/>
             <w:r>
               <w:rPr>
                 <w:rFonts w:cstheme="minorHAnsi"/>
@@ -630,6 +767,7 @@
               </w:rPr>
               <w:t>consigneeZip</w:t>
             </w:r>
+            <w:proofErr w:type="spellEnd"/>
             <w:r>
               <w:rPr>
                 <w:rFonts w:cstheme="minorHAnsi"/>
@@ -653,7 +791,43 @@
                 <w:sz w:val="20"/>
                 <w:szCs w:val="20"/>
               </w:rPr>
-              <w:t>{#consigneePhone}TELE: {consigneePhone}{/consigneePhone}</w:t>
+              <w:t>{#consigneePhone}TELE: {</w:t>
+            </w:r>
+            <w:proofErr w:type="spellStart"/>
+            <w:r>
+              <w:rPr>
+                <w:rFonts w:cstheme="minorHAnsi"/>
+                <w:sz w:val="20"/>
+                <w:szCs w:val="20"/>
+              </w:rPr>
+              <w:t>consigneePhone</w:t>
+            </w:r>
+            <w:proofErr w:type="spellEnd"/>
+            <w:r>
+              <w:rPr>
+                <w:rFonts w:cstheme="minorHAnsi"/>
+                <w:sz w:val="20"/>
+                <w:szCs w:val="20"/>
+              </w:rPr>
+              <w:t>}{/</w:t>
+            </w:r>
+            <w:proofErr w:type="spellStart"/>
+            <w:r>
+              <w:rPr>
+                <w:rFonts w:cstheme="minorHAnsi"/>
+                <w:sz w:val="20"/>
+                <w:szCs w:val="20"/>
+              </w:rPr>
+              <w:t>consigneePhone</w:t>
+            </w:r>
+            <w:proofErr w:type="spellEnd"/>
+            <w:r>
+              <w:rPr>
+                <w:rFonts w:cstheme="minorHAnsi"/>
+                <w:sz w:val="20"/>
+                <w:szCs w:val="20"/>
+              </w:rPr>
+              <w:t>}</w:t>
             </w:r>
           </w:p>
           <w:p>
@@ -670,7 +844,43 @@
                 <w:sz w:val="20"/>
                 <w:szCs w:val="20"/>
               </w:rPr>
-              <w:t>{#consigneeEmail}EMAIL: {consigneeEmail}{/consigneeEmail}</w:t>
+              <w:t>{#consigneeEmail}EMAIL: {</w:t>
+            </w:r>
+            <w:proofErr w:type="spellStart"/>
+            <w:r>
+              <w:rPr>
+                <w:rFonts w:cstheme="minorHAnsi"/>
+                <w:sz w:val="20"/>
+                <w:szCs w:val="20"/>
+              </w:rPr>
+              <w:t>consigneeEmail</w:t>
+            </w:r>
+            <w:proofErr w:type="spellEnd"/>
+            <w:r>
+              <w:rPr>
+                <w:rFonts w:cstheme="minorHAnsi"/>
+                <w:sz w:val="20"/>
+                <w:szCs w:val="20"/>
+              </w:rPr>
+              <w:t>}{/</w:t>
+            </w:r>
+            <w:proofErr w:type="spellStart"/>
+            <w:r>
+              <w:rPr>
+                <w:rFonts w:cstheme="minorHAnsi"/>
+                <w:sz w:val="20"/>
+                <w:szCs w:val="20"/>
+              </w:rPr>
+              <w:t>consigneeEmail</w:t>
+            </w:r>
+            <w:proofErr w:type="spellEnd"/>
+            <w:r>
+              <w:rPr>
+                <w:rFonts w:cstheme="minorHAnsi"/>
+                <w:sz w:val="20"/>
+                <w:szCs w:val="20"/>
+              </w:rPr>
+              <w:t>}</w:t>
             </w:r>
           </w:p>
           <w:p>
@@ -754,6 +964,7 @@
               </w:rPr>
               <w:t>{</w:t>
             </w:r>
+            <w:proofErr w:type="spellStart"/>
             <w:r>
               <w:rPr>
                 <w:rFonts w:cstheme="minorHAnsi"/>
@@ -762,6 +973,7 @@
               </w:rPr>
               <w:t>notifyName</w:t>
             </w:r>
+            <w:proofErr w:type="spellEnd"/>
             <w:r>
               <w:rPr>
                 <w:rFonts w:cstheme="minorHAnsi"/>
@@ -787,6 +999,7 @@
               </w:rPr>
               <w:t>{</w:t>
             </w:r>
+            <w:proofErr w:type="spellStart"/>
             <w:r>
               <w:rPr>
                 <w:rFonts w:cstheme="minorHAnsi"/>
@@ -795,6 +1008,7 @@
               </w:rPr>
               <w:t>notifyAddress</w:t>
             </w:r>
+            <w:proofErr w:type="spellEnd"/>
             <w:r>
               <w:rPr>
                 <w:rFonts w:cstheme="minorHAnsi"/>
@@ -843,6 +1057,7 @@
               </w:rPr>
               <w:t>{</w:t>
             </w:r>
+            <w:proofErr w:type="spellStart"/>
             <w:r>
               <w:rPr>
                 <w:rFonts w:cstheme="minorHAnsi"/>
@@ -851,6 +1066,7 @@
               </w:rPr>
               <w:t>buyerName</w:t>
             </w:r>
+            <w:proofErr w:type="spellEnd"/>
             <w:r>
               <w:rPr>
                 <w:rFonts w:cstheme="minorHAnsi"/>
@@ -876,6 +1092,7 @@
               </w:rPr>
               <w:t>{</w:t>
             </w:r>
+            <w:proofErr w:type="spellStart"/>
             <w:r>
               <w:rPr>
                 <w:rFonts w:cstheme="minorHAnsi"/>
@@ -884,6 +1101,7 @@
               </w:rPr>
               <w:t>buyerAddress</w:t>
             </w:r>
+            <w:proofErr w:type="spellEnd"/>
             <w:r>
               <w:rPr>
                 <w:rFonts w:cstheme="minorHAnsi"/>
@@ -892,6 +1110,7 @@
               </w:rPr>
               <w:t>} {</w:t>
             </w:r>
+            <w:proofErr w:type="spellStart"/>
             <w:r>
               <w:rPr>
                 <w:rFonts w:cstheme="minorHAnsi"/>
@@ -900,6 +1119,7 @@
               </w:rPr>
               <w:t>buyerCity</w:t>
             </w:r>
+            <w:proofErr w:type="spellEnd"/>
             <w:r>
               <w:rPr>
                 <w:rFonts w:cstheme="minorHAnsi"/>
@@ -908,6 +1128,7 @@
               </w:rPr>
               <w:t>} {</w:t>
             </w:r>
+            <w:proofErr w:type="spellStart"/>
             <w:r>
               <w:rPr>
                 <w:rFonts w:cstheme="minorHAnsi"/>
@@ -916,6 +1137,7 @@
               </w:rPr>
               <w:t>buyerState</w:t>
             </w:r>
+            <w:proofErr w:type="spellEnd"/>
             <w:r>
               <w:rPr>
                 <w:rFonts w:cstheme="minorHAnsi"/>
@@ -941,6 +1163,7 @@
               </w:rPr>
               <w:t>{</w:t>
             </w:r>
+            <w:proofErr w:type="spellStart"/>
             <w:r>
               <w:rPr>
                 <w:rFonts w:cstheme="minorHAnsi"/>
@@ -949,6 +1172,7 @@
               </w:rPr>
               <w:t>buyerCountry</w:t>
             </w:r>
+            <w:proofErr w:type="spellEnd"/>
             <w:r>
               <w:rPr>
                 <w:rFonts w:cstheme="minorHAnsi"/>
@@ -957,6 +1181,7 @@
               </w:rPr>
               <w:t>} {</w:t>
             </w:r>
+            <w:proofErr w:type="spellStart"/>
             <w:r>
               <w:rPr>
                 <w:rFonts w:cstheme="minorHAnsi"/>
@@ -965,6 +1190,7 @@
               </w:rPr>
               <w:t>buyerZip</w:t>
             </w:r>
+            <w:proofErr w:type="spellEnd"/>
             <w:r>
               <w:rPr>
                 <w:rFonts w:cstheme="minorHAnsi"/>
@@ -1033,6 +1259,7 @@
               </w:rPr>
               <w:t>{</w:t>
             </w:r>
+            <w:proofErr w:type="spellStart"/>
             <w:r>
               <w:rPr>
                 <w:rFonts w:cstheme="minorHAnsi"/>
@@ -1041,6 +1268,7 @@
               </w:rPr>
               <w:t>originOfGoods</w:t>
             </w:r>
+            <w:proofErr w:type="spellEnd"/>
             <w:r>
               <w:rPr>
                 <w:rFonts w:cstheme="minorHAnsi"/>
@@ -1088,6 +1316,7 @@
               </w:rPr>
               <w:t>{</w:t>
             </w:r>
+            <w:proofErr w:type="spellStart"/>
             <w:r>
               <w:rPr>
                 <w:rFonts w:cstheme="minorHAnsi"/>
@@ -1096,6 +1325,7 @@
               </w:rPr>
               <w:t>finalDestination</w:t>
             </w:r>
+            <w:proofErr w:type="spellEnd"/>
             <w:r>
               <w:rPr>
                 <w:rFonts w:cstheme="minorHAnsi"/>
@@ -1166,6 +1396,7 @@
               </w:rPr>
               <w:t>{</w:t>
             </w:r>
+            <w:proofErr w:type="spellStart"/>
             <w:r>
               <w:rPr>
                 <w:rFonts w:cstheme="minorHAnsi"/>
@@ -1174,6 +1405,7 @@
               </w:rPr>
               <w:t>termOfDeliveryAndPayment</w:t>
             </w:r>
+            <w:proofErr w:type="spellEnd"/>
             <w:r>
               <w:rPr>
                 <w:rFonts w:cstheme="minorHAnsi"/>
@@ -1207,6 +1439,7 @@
                 <w:szCs w:val="20"/>
               </w:rPr>
             </w:pPr>
+            <w:proofErr w:type="spellStart"/>
             <w:r>
               <w:rPr>
                 <w:rFonts w:ascii="SansSerif" w:hAnsi="SansSerif" w:cs="SansSerif"/>
@@ -1214,7 +1447,17 @@
                 <w:sz w:val="20"/>
                 <w:szCs w:val="20"/>
               </w:rPr>
-              <w:t>Precarriage by:</w:t>
+              <w:t>Precarriage</w:t>
+            </w:r>
+            <w:proofErr w:type="spellEnd"/>
+            <w:r>
+              <w:rPr>
+                <w:rFonts w:ascii="SansSerif" w:hAnsi="SansSerif" w:cs="SansSerif"/>
+                <w:color w:val="000000"/>
+                <w:sz w:val="20"/>
+                <w:szCs w:val="20"/>
+              </w:rPr>
+              <w:t xml:space="preserve"> by:</w:t>
             </w:r>
           </w:p>
           <w:p>
@@ -1234,6 +1477,7 @@
               </w:rPr>
               <w:t>{^</w:t>
             </w:r>
+            <w:proofErr w:type="spellStart"/>
             <w:r>
               <w:rPr>
                 <w:rFonts w:cstheme="minorHAnsi"/>
@@ -1242,6 +1486,7 @@
               </w:rPr>
               <w:t>isCustom</w:t>
             </w:r>
+            <w:proofErr w:type="spellEnd"/>
             <w:r>
               <w:rPr>
                 <w:rFonts w:cstheme="minorHAnsi"/>
@@ -1250,6 +1495,7 @@
               </w:rPr>
               <w:t>}{</w:t>
             </w:r>
+            <w:proofErr w:type="spellStart"/>
             <w:r>
               <w:rPr>
                 <w:rFonts w:cstheme="minorHAnsi"/>
@@ -1258,6 +1504,7 @@
               </w:rPr>
               <w:t>precarriageBy</w:t>
             </w:r>
+            <w:proofErr w:type="spellEnd"/>
             <w:r>
               <w:rPr>
                 <w:rFonts w:cstheme="minorHAnsi"/>
@@ -1266,6 +1513,7 @@
               </w:rPr>
               <w:t>}{/</w:t>
             </w:r>
+            <w:proofErr w:type="spellStart"/>
             <w:r>
               <w:rPr>
                 <w:rFonts w:cstheme="minorHAnsi"/>
@@ -1274,6 +1522,7 @@
               </w:rPr>
               <w:t>isCustom</w:t>
             </w:r>
+            <w:proofErr w:type="spellEnd"/>
             <w:r>
               <w:rPr>
                 <w:rFonts w:cstheme="minorHAnsi"/>
@@ -1334,6 +1583,7 @@
               </w:rPr>
               <w:t>{</w:t>
             </w:r>
+            <w:proofErr w:type="spellStart"/>
             <w:r>
               <w:rPr>
                 <w:rFonts w:ascii="SansSerif" w:hAnsi="SansSerif" w:cs="SansSerif"/>
@@ -1343,6 +1593,7 @@
               </w:rPr>
               <w:t>placeOfReceipt</w:t>
             </w:r>
+            <w:proofErr w:type="spellEnd"/>
             <w:r>
               <w:rPr>
                 <w:rFonts w:ascii="SansSerif" w:hAnsi="SansSerif" w:cs="SansSerif"/>
@@ -1426,6 +1677,7 @@
               </w:rPr>
               <w:t>{^</w:t>
             </w:r>
+            <w:proofErr w:type="spellStart"/>
             <w:r>
               <w:rPr>
                 <w:rFonts w:cstheme="minorHAnsi"/>
@@ -1434,6 +1686,7 @@
               </w:rPr>
               <w:t>isCustom</w:t>
             </w:r>
+            <w:proofErr w:type="spellEnd"/>
             <w:r>
               <w:rPr>
                 <w:rFonts w:cstheme="minorHAnsi"/>
@@ -1451,6 +1704,7 @@
               </w:rPr>
               <w:t>{</w:t>
             </w:r>
+            <w:proofErr w:type="spellStart"/>
             <w:r>
               <w:rPr>
                 <w:rFonts w:ascii="SansSerif" w:hAnsi="SansSerif" w:cs="SansSerif"/>
@@ -1460,6 +1714,7 @@
               </w:rPr>
               <w:t>vesselNo</w:t>
             </w:r>
+            <w:proofErr w:type="spellEnd"/>
             <w:r>
               <w:rPr>
                 <w:rFonts w:ascii="SansSerif" w:hAnsi="SansSerif" w:cs="SansSerif"/>
@@ -1477,6 +1732,7 @@
               </w:rPr>
               <w:t>{/</w:t>
             </w:r>
+            <w:proofErr w:type="spellStart"/>
             <w:r>
               <w:rPr>
                 <w:rFonts w:cstheme="minorHAnsi"/>
@@ -1491,7 +1747,16 @@
                 <w:sz w:val="20"/>
                 <w:szCs w:val="20"/>
               </w:rPr>
-              <w:t>m}</w:t>
+              <w:t>m</w:t>
+            </w:r>
+            <w:proofErr w:type="spellEnd"/>
+            <w:r>
+              <w:rPr>
+                <w:rFonts w:cstheme="minorHAnsi"/>
+                <w:sz w:val="20"/>
+                <w:szCs w:val="20"/>
+              </w:rPr>
+              <w:t>}</w:t>
             </w:r>
           </w:p>
         </w:tc>
@@ -1545,6 +1810,7 @@
               </w:rPr>
               <w:t>{</w:t>
             </w:r>
+            <w:proofErr w:type="spellStart"/>
             <w:r>
               <w:rPr>
                 <w:rFonts w:ascii="SansSerif" w:hAnsi="SansSerif" w:cs="SansSerif"/>
@@ -1554,6 +1820,7 @@
               </w:rPr>
               <w:t>portOfLoading</w:t>
             </w:r>
+            <w:proofErr w:type="spellEnd"/>
             <w:r>
               <w:rPr>
                 <w:rFonts w:ascii="SansSerif" w:hAnsi="SansSerif" w:cs="SansSerif"/>
@@ -1633,6 +1900,7 @@
               </w:rPr>
               <w:t>{</w:t>
             </w:r>
+            <w:proofErr w:type="spellStart"/>
             <w:r>
               <w:rPr>
                 <w:rFonts w:ascii="SansSerif" w:hAnsi="SansSerif" w:cs="SansSerif"/>
@@ -1642,6 +1910,7 @@
               </w:rPr>
               <w:t>portOfDischarge</w:t>
             </w:r>
+            <w:proofErr w:type="spellEnd"/>
             <w:r>
               <w:rPr>
                 <w:rFonts w:ascii="SansSerif" w:hAnsi="SansSerif" w:cs="SansSerif"/>
@@ -1699,6 +1968,7 @@
               </w:rPr>
               <w:t>{</w:t>
             </w:r>
+            <w:proofErr w:type="spellStart"/>
             <w:r>
               <w:rPr>
                 <w:rFonts w:ascii="SansSerif" w:hAnsi="SansSerif" w:cs="SansSerif"/>
@@ -1708,6 +1978,7 @@
               </w:rPr>
               <w:t>finalDestination</w:t>
             </w:r>
+            <w:proofErr w:type="spellEnd"/>
             <w:r>
               <w:rPr>
                 <w:rFonts w:ascii="SansSerif" w:hAnsi="SansSerif" w:cs="SansSerif"/>
@@ -1771,6 +2042,7 @@
               </w:rPr>
               <w:t>{</w:t>
             </w:r>
+            <w:proofErr w:type="spellStart"/>
             <w:r>
               <w:rPr>
                 <w:rFonts w:cstheme="minorHAnsi"/>
@@ -1779,6 +2051,7 @@
               </w:rPr>
               <w:t>privateRemark</w:t>
             </w:r>
+            <w:proofErr w:type="spellEnd"/>
             <w:r>
               <w:rPr>
                 <w:rFonts w:cstheme="minorHAnsi"/>
@@ -1981,6 +2254,7 @@
                       <w:szCs w:val="19"/>
                     </w:rPr>
                   </w:pPr>
+                  <w:proofErr w:type="spellStart"/>
                   <w:r>
                     <w:rPr>
                       <w:rFonts w:cstheme="minorHAnsi"/>
@@ -1991,6 +2265,7 @@
                     </w:rPr>
                     <w:t>NetWt</w:t>
                   </w:r>
+                  <w:proofErr w:type="spellEnd"/>
                 </w:p>
                 <w:p>
                   <w:pPr>
@@ -2028,6 +2303,7 @@
                     </w:tabs>
                     <w:jc w:val="center"/>
                   </w:pPr>
+                  <w:proofErr w:type="spellStart"/>
                   <w:r>
                     <w:rPr>
                       <w:rFonts w:cstheme="minorHAnsi"/>
@@ -2036,7 +2312,18 @@
                       <w:sz w:val="19"/>
                       <w:szCs w:val="19"/>
                     </w:rPr>
-                    <w:t>GrossWt [kg]</w:t>
+                    <w:t>GrossWt</w:t>
+                  </w:r>
+                  <w:proofErr w:type="spellEnd"/>
+                  <w:r>
+                    <w:rPr>
+                      <w:rFonts w:cstheme="minorHAnsi"/>
+                      <w:b/>
+                      <w:bCs/>
+                      <w:sz w:val="19"/>
+                      <w:szCs w:val="19"/>
+                    </w:rPr>
+                    <w:t xml:space="preserve"> [kg]</w:t>
                   </w:r>
                 </w:p>
               </w:tc>
@@ -2258,7 +2545,43 @@
                       <w:sz w:val="18"/>
                       <w:szCs w:val="18"/>
                     </w:rPr>
-                    <w:t>{#invoices}{#prefixCode}{prefixCode}/{/prefixCode}{containerFrom}{#containerTo} to {containerTo} {/containerTo}</w:t>
+                    <w:t>{#invoices}{#prefixCode}{prefixCode}/{/prefixCode}{containerFrom}{#containerTo} to {</w:t>
+                  </w:r>
+                  <w:proofErr w:type="spellStart"/>
+                  <w:r>
+                    <w:rPr>
+                      <w:rFonts w:ascii="Arial" w:hAnsi="Arial" w:cs="Arial"/>
+                      <w:sz w:val="18"/>
+                      <w:szCs w:val="18"/>
+                    </w:rPr>
+                    <w:t>containerTo</w:t>
+                  </w:r>
+                  <w:proofErr w:type="spellEnd"/>
+                  <w:r>
+                    <w:rPr>
+                      <w:rFonts w:ascii="Arial" w:hAnsi="Arial" w:cs="Arial"/>
+                      <w:sz w:val="18"/>
+                      <w:szCs w:val="18"/>
+                    </w:rPr>
+                    <w:t>} {/</w:t>
+                  </w:r>
+                  <w:proofErr w:type="spellStart"/>
+                  <w:r>
+                    <w:rPr>
+                      <w:rFonts w:ascii="Arial" w:hAnsi="Arial" w:cs="Arial"/>
+                      <w:sz w:val="18"/>
+                      <w:szCs w:val="18"/>
+                    </w:rPr>
+                    <w:t>containerTo</w:t>
+                  </w:r>
+                  <w:proofErr w:type="spellEnd"/>
+                  <w:r>
+                    <w:rPr>
+                      <w:rFonts w:ascii="Arial" w:hAnsi="Arial" w:cs="Arial"/>
+                      <w:sz w:val="18"/>
+                      <w:szCs w:val="18"/>
+                    </w:rPr>
+                    <w:t>}</w:t>
                   </w:r>
                 </w:p>
               </w:tc>
@@ -2283,7 +2606,25 @@
                       <w:sz w:val="18"/>
                       <w:szCs w:val="18"/>
                     </w:rPr>
-                    <w:t>{materialGrade}</w:t>
+                    <w:t>{</w:t>
+                  </w:r>
+                  <w:proofErr w:type="spellStart"/>
+                  <w:r>
+                    <w:rPr>
+                      <w:rFonts w:ascii="Arial" w:hAnsi="Arial" w:cs="Arial"/>
+                      <w:sz w:val="18"/>
+                      <w:szCs w:val="18"/>
+                    </w:rPr>
+                    <w:t>materialGrade</w:t>
+                  </w:r>
+                  <w:proofErr w:type="spellEnd"/>
+                  <w:r>
+                    <w:rPr>
+                      <w:rFonts w:ascii="Arial" w:hAnsi="Arial" w:cs="Arial"/>
+                      <w:sz w:val="18"/>
+                      <w:szCs w:val="18"/>
+                    </w:rPr>
+                    <w:t>}</w:t>
                   </w:r>
                   <w:r>
                     <w:rPr>
@@ -2299,7 +2640,25 @@
                       <w:sz w:val="18"/>
                       <w:szCs w:val="18"/>
                     </w:rPr>
-                    <w:t>{brandName}</w:t>
+                    <w:t>{</w:t>
+                  </w:r>
+                  <w:proofErr w:type="spellStart"/>
+                  <w:r>
+                    <w:rPr>
+                      <w:rFonts w:ascii="Arial" w:hAnsi="Arial" w:cs="Arial"/>
+                      <w:sz w:val="18"/>
+                      <w:szCs w:val="18"/>
+                    </w:rPr>
+                    <w:t>brandName</w:t>
+                  </w:r>
+                  <w:proofErr w:type="spellEnd"/>
+                  <w:r>
+                    <w:rPr>
+                      <w:rFonts w:ascii="Arial" w:hAnsi="Arial" w:cs="Arial"/>
+                      <w:sz w:val="18"/>
+                      <w:szCs w:val="18"/>
+                    </w:rPr>
+                    <w:t>}</w:t>
                   </w:r>
                 </w:p>
               </w:tc>
@@ -2326,7 +2685,25 @@
                       <w:sz w:val="18"/>
                       <w:szCs w:val="18"/>
                     </w:rPr>
-                    <w:t>{designType}</w:t>
+                    <w:t>{</w:t>
+                  </w:r>
+                  <w:proofErr w:type="spellStart"/>
+                  <w:r>
+                    <w:rPr>
+                      <w:rFonts w:ascii="Arial" w:hAnsi="Arial" w:cs="Arial"/>
+                      <w:sz w:val="18"/>
+                      <w:szCs w:val="18"/>
+                    </w:rPr>
+                    <w:t>designType</w:t>
+                  </w:r>
+                  <w:proofErr w:type="spellEnd"/>
+                  <w:r>
+                    <w:rPr>
+                      <w:rFonts w:ascii="Arial" w:hAnsi="Arial" w:cs="Arial"/>
+                      <w:sz w:val="18"/>
+                      <w:szCs w:val="18"/>
+                    </w:rPr>
+                    <w:t>}</w:t>
                   </w:r>
                 </w:p>
               </w:tc>
@@ -2356,7 +2733,25 @@
                       <w:sz w:val="18"/>
                       <w:szCs w:val="18"/>
                     </w:rPr>
-                    <w:t>{finishType}</w:t>
+                    <w:t>{</w:t>
+                  </w:r>
+                  <w:proofErr w:type="spellStart"/>
+                  <w:r>
+                    <w:rPr>
+                      <w:rFonts w:ascii="Arial" w:hAnsi="Arial" w:cs="Arial"/>
+                      <w:sz w:val="18"/>
+                      <w:szCs w:val="18"/>
+                    </w:rPr>
+                    <w:t>finishType</w:t>
+                  </w:r>
+                  <w:proofErr w:type="spellEnd"/>
+                  <w:r>
+                    <w:rPr>
+                      <w:rFonts w:ascii="Arial" w:hAnsi="Arial" w:cs="Arial"/>
+                      <w:sz w:val="18"/>
+                      <w:szCs w:val="18"/>
+                    </w:rPr>
+                    <w:t>}</w:t>
                   </w:r>
                 </w:p>
               </w:tc>
@@ -2420,7 +2815,25 @@
                       <w:sz w:val="18"/>
                       <w:szCs w:val="18"/>
                     </w:rPr>
-                    <w:t>{netWeight}</w:t>
+                    <w:t>{</w:t>
+                  </w:r>
+                  <w:proofErr w:type="spellStart"/>
+                  <w:r>
+                    <w:rPr>
+                      <w:rFonts w:ascii="Arial" w:hAnsi="Arial" w:cs="Arial"/>
+                      <w:sz w:val="18"/>
+                      <w:szCs w:val="18"/>
+                    </w:rPr>
+                    <w:t>netWeight</w:t>
+                  </w:r>
+                  <w:proofErr w:type="spellEnd"/>
+                  <w:r>
+                    <w:rPr>
+                      <w:rFonts w:ascii="Arial" w:hAnsi="Arial" w:cs="Arial"/>
+                      <w:sz w:val="18"/>
+                      <w:szCs w:val="18"/>
+                    </w:rPr>
+                    <w:t>}</w:t>
                   </w:r>
                 </w:p>
               </w:tc>
@@ -2452,7 +2865,25 @@
                       <w:sz w:val="18"/>
                       <w:szCs w:val="18"/>
                     </w:rPr>
-                    <w:t>{grossWeight}</w:t>
+                    <w:t>{</w:t>
+                  </w:r>
+                  <w:proofErr w:type="spellStart"/>
+                  <w:r>
+                    <w:rPr>
+                      <w:rFonts w:ascii="Arial" w:hAnsi="Arial" w:cs="Arial"/>
+                      <w:sz w:val="18"/>
+                      <w:szCs w:val="18"/>
+                    </w:rPr>
+                    <w:t>grossWeight</w:t>
+                  </w:r>
+                  <w:proofErr w:type="spellEnd"/>
+                  <w:r>
+                    <w:rPr>
+                      <w:rFonts w:ascii="Arial" w:hAnsi="Arial" w:cs="Arial"/>
+                      <w:sz w:val="18"/>
+                      <w:szCs w:val="18"/>
+                    </w:rPr>
+                    <w:t>}</w:t>
                   </w:r>
                 </w:p>
               </w:tc>
@@ -2483,7 +2914,43 @@
                       <w:sz w:val="18"/>
                       <w:szCs w:val="18"/>
                     </w:rPr>
-                    <w:t>{sizeInch}  {/invoices} {/invoiceItems}</w:t>
+                    <w:t>{</w:t>
+                  </w:r>
+                  <w:proofErr w:type="spellStart"/>
+                  <w:r>
+                    <w:rPr>
+                      <w:rFonts w:ascii="Arial" w:hAnsi="Arial" w:cs="Arial"/>
+                      <w:sz w:val="18"/>
+                      <w:szCs w:val="18"/>
+                    </w:rPr>
+                    <w:t>sizeInch</w:t>
+                  </w:r>
+                  <w:proofErr w:type="spellEnd"/>
+                  <w:r>
+                    <w:rPr>
+                      <w:rFonts w:ascii="Arial" w:hAnsi="Arial" w:cs="Arial"/>
+                      <w:sz w:val="18"/>
+                      <w:szCs w:val="18"/>
+                    </w:rPr>
+                    <w:t>}  {/invoices} {/</w:t>
+                  </w:r>
+                  <w:proofErr w:type="spellStart"/>
+                  <w:r>
+                    <w:rPr>
+                      <w:rFonts w:ascii="Arial" w:hAnsi="Arial" w:cs="Arial"/>
+                      <w:sz w:val="18"/>
+                      <w:szCs w:val="18"/>
+                    </w:rPr>
+                    <w:t>invoiceItems</w:t>
+                  </w:r>
+                  <w:proofErr w:type="spellEnd"/>
+                  <w:r>
+                    <w:rPr>
+                      <w:rFonts w:ascii="Arial" w:hAnsi="Arial" w:cs="Arial"/>
+                      <w:sz w:val="18"/>
+                      <w:szCs w:val="18"/>
+                    </w:rPr>
+                    <w:t>}</w:t>
                   </w:r>
                 </w:p>
               </w:tc>
@@ -2518,7 +2985,29 @@
                       <w:sz w:val="18"/>
                       <w:szCs w:val="18"/>
                     </w:rPr>
-                    <w:t>{#isSampleBox}SAMPLE BOX{/isSampleBox}</w:t>
+                    <w:t>{#isSampleBox}SAMPLE BOX{/</w:t>
+                  </w:r>
+                  <w:proofErr w:type="spellStart"/>
+                  <w:r>
+                    <w:rPr>
+                      <w:rFonts w:ascii="Arial" w:hAnsi="Arial" w:cs="Arial"/>
+                      <w:b/>
+                      <w:bCs/>
+                      <w:sz w:val="18"/>
+                      <w:szCs w:val="18"/>
+                    </w:rPr>
+                    <w:t>isSampleBox</w:t>
+                  </w:r>
+                  <w:proofErr w:type="spellEnd"/>
+                  <w:r>
+                    <w:rPr>
+                      <w:rFonts w:ascii="Arial" w:hAnsi="Arial" w:cs="Arial"/>
+                      <w:b/>
+                      <w:bCs/>
+                      <w:sz w:val="18"/>
+                      <w:szCs w:val="18"/>
+                    </w:rPr>
+                    <w:t>}</w:t>
                   </w:r>
                 </w:p>
               </w:tc>
@@ -2641,7 +3130,43 @@
                       <w:sz w:val="18"/>
                       <w:szCs w:val="18"/>
                     </w:rPr>
-                    <w:t>{#sampleBox}{#prefixCode}{prefixCode}/{/prefixCode}{containerFrom}{#containerTo} to {containerTo} {/containerTo}</w:t>
+                    <w:t>{#sampleBox}{#prefixCode}{prefixCode}/{/prefixCode}{containerFrom}{#containerTo} to {</w:t>
+                  </w:r>
+                  <w:proofErr w:type="spellStart"/>
+                  <w:r>
+                    <w:rPr>
+                      <w:rFonts w:ascii="Arial" w:hAnsi="Arial" w:cs="Arial"/>
+                      <w:sz w:val="18"/>
+                      <w:szCs w:val="18"/>
+                    </w:rPr>
+                    <w:t>containerTo</w:t>
+                  </w:r>
+                  <w:proofErr w:type="spellEnd"/>
+                  <w:r>
+                    <w:rPr>
+                      <w:rFonts w:ascii="Arial" w:hAnsi="Arial" w:cs="Arial"/>
+                      <w:sz w:val="18"/>
+                      <w:szCs w:val="18"/>
+                    </w:rPr>
+                    <w:t>} {/</w:t>
+                  </w:r>
+                  <w:proofErr w:type="spellStart"/>
+                  <w:r>
+                    <w:rPr>
+                      <w:rFonts w:ascii="Arial" w:hAnsi="Arial" w:cs="Arial"/>
+                      <w:sz w:val="18"/>
+                      <w:szCs w:val="18"/>
+                    </w:rPr>
+                    <w:t>containerTo</w:t>
+                  </w:r>
+                  <w:proofErr w:type="spellEnd"/>
+                  <w:r>
+                    <w:rPr>
+                      <w:rFonts w:ascii="Arial" w:hAnsi="Arial" w:cs="Arial"/>
+                      <w:sz w:val="18"/>
+                      <w:szCs w:val="18"/>
+                    </w:rPr>
+                    <w:t>}</w:t>
                   </w:r>
                 </w:p>
               </w:tc>
@@ -2673,7 +3198,79 @@
                       <w:sz w:val="18"/>
                       <w:szCs w:val="18"/>
                     </w:rPr>
-                    <w:t>{materialGrade}  {brandName}  {designType}  {finishType}</w:t>
+                    <w:t>{</w:t>
+                  </w:r>
+                  <w:proofErr w:type="spellStart"/>
+                  <w:r>
+                    <w:rPr>
+                      <w:rFonts w:ascii="Arial" w:hAnsi="Arial" w:cs="Arial"/>
+                      <w:sz w:val="18"/>
+                      <w:szCs w:val="18"/>
+                    </w:rPr>
+                    <w:t>materialGrade</w:t>
+                  </w:r>
+                  <w:proofErr w:type="spellEnd"/>
+                  <w:r>
+                    <w:rPr>
+                      <w:rFonts w:ascii="Arial" w:hAnsi="Arial" w:cs="Arial"/>
+                      <w:sz w:val="18"/>
+                      <w:szCs w:val="18"/>
+                    </w:rPr>
+                    <w:t>}  {</w:t>
+                  </w:r>
+                  <w:proofErr w:type="spellStart"/>
+                  <w:r>
+                    <w:rPr>
+                      <w:rFonts w:ascii="Arial" w:hAnsi="Arial" w:cs="Arial"/>
+                      <w:sz w:val="18"/>
+                      <w:szCs w:val="18"/>
+                    </w:rPr>
+                    <w:t>brandName</w:t>
+                  </w:r>
+                  <w:proofErr w:type="spellEnd"/>
+                  <w:r>
+                    <w:rPr>
+                      <w:rFonts w:ascii="Arial" w:hAnsi="Arial" w:cs="Arial"/>
+                      <w:sz w:val="18"/>
+                      <w:szCs w:val="18"/>
+                    </w:rPr>
+                    <w:t>}  {</w:t>
+                  </w:r>
+                  <w:proofErr w:type="spellStart"/>
+                  <w:r>
+                    <w:rPr>
+                      <w:rFonts w:ascii="Arial" w:hAnsi="Arial" w:cs="Arial"/>
+                      <w:sz w:val="18"/>
+                      <w:szCs w:val="18"/>
+                    </w:rPr>
+                    <w:t>designType</w:t>
+                  </w:r>
+                  <w:proofErr w:type="spellEnd"/>
+                  <w:r>
+                    <w:rPr>
+                      <w:rFonts w:ascii="Arial" w:hAnsi="Arial" w:cs="Arial"/>
+                      <w:sz w:val="18"/>
+                      <w:szCs w:val="18"/>
+                    </w:rPr>
+                    <w:t>}  {</w:t>
+                  </w:r>
+                  <w:proofErr w:type="spellStart"/>
+                  <w:r>
+                    <w:rPr>
+                      <w:rFonts w:ascii="Arial" w:hAnsi="Arial" w:cs="Arial"/>
+                      <w:sz w:val="18"/>
+                      <w:szCs w:val="18"/>
+                    </w:rPr>
+                    <w:t>finishType</w:t>
+                  </w:r>
+                  <w:proofErr w:type="spellEnd"/>
+                  <w:r>
+                    <w:rPr>
+                      <w:rFonts w:ascii="Arial" w:hAnsi="Arial" w:cs="Arial"/>
+                      <w:sz w:val="18"/>
+                      <w:szCs w:val="18"/>
+                    </w:rPr>
+                    <w:t>}</w:t>
                   </w:r>
                 </w:p>
               </w:tc>
@@ -2737,7 +3334,25 @@
                       <w:sz w:val="18"/>
                       <w:szCs w:val="18"/>
                     </w:rPr>
-                    <w:t>{netWeight}</w:t>
+                    <w:t>{</w:t>
+                  </w:r>
+                  <w:proofErr w:type="spellStart"/>
+                  <w:r>
+                    <w:rPr>
+                      <w:rFonts w:ascii="Arial" w:hAnsi="Arial" w:cs="Arial"/>
+                      <w:sz w:val="18"/>
+                      <w:szCs w:val="18"/>
+                    </w:rPr>
+                    <w:t>netWeight</w:t>
+                  </w:r>
+                  <w:proofErr w:type="spellEnd"/>
+                  <w:r>
+                    <w:rPr>
+                      <w:rFonts w:ascii="Arial" w:hAnsi="Arial" w:cs="Arial"/>
+                      <w:sz w:val="18"/>
+                      <w:szCs w:val="18"/>
+                    </w:rPr>
+                    <w:t>}</w:t>
                   </w:r>
                 </w:p>
               </w:tc>
@@ -2769,7 +3384,25 @@
                       <w:sz w:val="18"/>
                       <w:szCs w:val="18"/>
                     </w:rPr>
-                    <w:t>{grossWeight}</w:t>
+                    <w:t>{</w:t>
+                  </w:r>
+                  <w:proofErr w:type="spellStart"/>
+                  <w:r>
+                    <w:rPr>
+                      <w:rFonts w:ascii="Arial" w:hAnsi="Arial" w:cs="Arial"/>
+                      <w:sz w:val="18"/>
+                      <w:szCs w:val="18"/>
+                    </w:rPr>
+                    <w:t>grossWeight</w:t>
+                  </w:r>
+                  <w:proofErr w:type="spellEnd"/>
+                  <w:r>
+                    <w:rPr>
+                      <w:rFonts w:ascii="Arial" w:hAnsi="Arial" w:cs="Arial"/>
+                      <w:sz w:val="18"/>
+                      <w:szCs w:val="18"/>
+                    </w:rPr>
+                    <w:t>}</w:t>
                   </w:r>
                 </w:p>
               </w:tc>
@@ -2800,15 +3433,51 @@
                       <w:sz w:val="18"/>
                       <w:szCs w:val="18"/>
                     </w:rPr>
-                    <w:t>{sizeInch}</w:t>
-                  </w:r>
-                  <w:r>
-                    <w:rPr>
-                      <w:rFonts w:ascii="Arial" w:hAnsi="Arial" w:cs="Arial"/>
-                      <w:sz w:val="18"/>
-                      <w:szCs w:val="18"/>
-                    </w:rPr>
-                    <w:t>{/sampleBox}</w:t>
+                    <w:t>{</w:t>
+                  </w:r>
+                  <w:proofErr w:type="spellStart"/>
+                  <w:r>
+                    <w:rPr>
+                      <w:rFonts w:ascii="Arial" w:hAnsi="Arial" w:cs="Arial"/>
+                      <w:sz w:val="18"/>
+                      <w:szCs w:val="18"/>
+                    </w:rPr>
+                    <w:t>sizeInch</w:t>
+                  </w:r>
+                  <w:proofErr w:type="spellEnd"/>
+                  <w:r>
+                    <w:rPr>
+                      <w:rFonts w:ascii="Arial" w:hAnsi="Arial" w:cs="Arial"/>
+                      <w:sz w:val="18"/>
+                      <w:szCs w:val="18"/>
+                    </w:rPr>
+                    <w:t>}</w:t>
+                  </w:r>
+                  <w:r>
+                    <w:rPr>
+                      <w:rFonts w:ascii="Arial" w:hAnsi="Arial" w:cs="Arial"/>
+                      <w:sz w:val="18"/>
+                      <w:szCs w:val="18"/>
+                    </w:rPr>
+                    <w:t>{/</w:t>
+                  </w:r>
+                  <w:proofErr w:type="spellStart"/>
+                  <w:r>
+                    <w:rPr>
+                      <w:rFonts w:ascii="Arial" w:hAnsi="Arial" w:cs="Arial"/>
+                      <w:sz w:val="18"/>
+                      <w:szCs w:val="18"/>
+                    </w:rPr>
+                    <w:t>sampleBox</w:t>
+                  </w:r>
+                  <w:proofErr w:type="spellEnd"/>
+                  <w:r>
+                    <w:rPr>
+                      <w:rFonts w:ascii="Arial" w:hAnsi="Arial" w:cs="Arial"/>
+                      <w:sz w:val="18"/>
+                      <w:szCs w:val="18"/>
+                    </w:rPr>
+                    <w:t>}</w:t>
                   </w:r>
                 </w:p>
               </w:tc>
@@ -2953,6 +3622,7 @@
                     </w:rPr>
                     <w:t>{</w:t>
                   </w:r>
+                  <w:proofErr w:type="spellStart"/>
                   <w:r>
                     <w:rPr>
                       <w:rFonts w:cstheme="minorHAnsi"/>
@@ -2961,6 +3631,7 @@
                     </w:rPr>
                     <w:t>totalQuantity</w:t>
                   </w:r>
+                  <w:proofErr w:type="spellEnd"/>
                   <w:r>
                     <w:rPr>
                       <w:rFonts w:cstheme="minorHAnsi"/>
@@ -3026,6 +3697,7 @@
                     </w:rPr>
                     <w:t>{</w:t>
                   </w:r>
+                  <w:proofErr w:type="spellStart"/>
                   <w:r>
                     <w:rPr>
                       <w:rFonts w:cstheme="minorHAnsi"/>
@@ -3034,6 +3706,7 @@
                     </w:rPr>
                     <w:t>totalBox</w:t>
                   </w:r>
+                  <w:proofErr w:type="spellEnd"/>
                   <w:r>
                     <w:rPr>
                       <w:rFonts w:cstheme="minorHAnsi"/>
@@ -3118,6 +3791,7 @@
                     </w:rPr>
                     <w:t>{</w:t>
                   </w:r>
+                  <w:proofErr w:type="spellStart"/>
                   <w:r>
                     <w:rPr>
                       <w:rFonts w:cstheme="minorHAnsi"/>
@@ -3126,6 +3800,7 @@
                     </w:rPr>
                     <w:t>totalNetWeight</w:t>
                   </w:r>
+                  <w:proofErr w:type="spellEnd"/>
                   <w:r>
                     <w:rPr>
                       <w:rFonts w:cstheme="minorHAnsi"/>
@@ -3154,6 +3829,7 @@
                     </w:rPr>
                     <w:t>{</w:t>
                   </w:r>
+                  <w:proofErr w:type="spellStart"/>
                   <w:r>
                     <w:rPr>
                       <w:rFonts w:cstheme="minorHAnsi"/>
@@ -3162,6 +3838,7 @@
                     </w:rPr>
                     <w:t>totalGrossWeight</w:t>
                   </w:r>
+                  <w:proofErr w:type="spellEnd"/>
                   <w:r>
                     <w:rPr>
                       <w:rFonts w:cstheme="minorHAnsi"/>
@@ -3199,7 +3876,25 @@
                       <w:sz w:val="20"/>
                       <w:szCs w:val="20"/>
                     </w:rPr>
-                    <w:t>{#isCustom}Total Sq.Meter:</w:t>
+                    <w:t xml:space="preserve">{#isCustom}Total </w:t>
+                  </w:r>
+                  <w:proofErr w:type="spellStart"/>
+                  <w:r>
+                    <w:rPr>
+                      <w:rFonts w:cstheme="minorHAnsi"/>
+                      <w:sz w:val="20"/>
+                      <w:szCs w:val="20"/>
+                    </w:rPr>
+                    <w:t>Sq.Meter</w:t>
+                  </w:r>
+                  <w:proofErr w:type="spellEnd"/>
+                  <w:r>
+                    <w:rPr>
+                      <w:rFonts w:cstheme="minorHAnsi"/>
+                      <w:sz w:val="20"/>
+                      <w:szCs w:val="20"/>
+                    </w:rPr>
+                    <w:t>:</w:t>
                   </w:r>
                 </w:p>
               </w:tc>
@@ -3224,14 +3919,32 @@
                       <w:sz w:val="20"/>
                       <w:szCs w:val="20"/>
                     </w:rPr>
-                    <w:t>{totalSqMt}</w:t>
-                  </w:r>
+                    <w:t>{</w:t>
+                  </w:r>
+                  <w:proofErr w:type="spellStart"/>
                   <w:r>
                     <w:rPr>
                       <w:rFonts w:cstheme="minorHAnsi"/>
                       <w:sz w:val="20"/>
                       <w:szCs w:val="20"/>
                     </w:rPr>
+                    <w:t>totalSqMt</w:t>
+                  </w:r>
+                  <w:proofErr w:type="spellEnd"/>
+                  <w:r>
+                    <w:rPr>
+                      <w:rFonts w:cstheme="minorHAnsi"/>
+                      <w:sz w:val="20"/>
+                      <w:szCs w:val="20"/>
+                    </w:rPr>
+                    <w:t>}</w:t>
+                  </w:r>
+                  <w:r>
+                    <w:rPr>
+                      <w:rFonts w:cstheme="minorHAnsi"/>
+                      <w:sz w:val="20"/>
+                      <w:szCs w:val="20"/>
+                    </w:rPr>
                     <w:t xml:space="preserve"> M</w:t>
                   </w:r>
                   <w:r>
@@ -3240,7 +3953,25 @@
                       <w:sz w:val="20"/>
                       <w:szCs w:val="20"/>
                     </w:rPr>
-                    <w:t>M{/isCustom}</w:t>
+                    <w:t>M{/</w:t>
+                  </w:r>
+                  <w:proofErr w:type="spellStart"/>
+                  <w:r>
+                    <w:rPr>
+                      <w:rFonts w:cstheme="minorHAnsi"/>
+                      <w:sz w:val="20"/>
+                      <w:szCs w:val="20"/>
+                    </w:rPr>
+                    <w:t>isCustom</w:t>
+                  </w:r>
+                  <w:proofErr w:type="spellEnd"/>
+                  <w:r>
+                    <w:rPr>
+                      <w:rFonts w:cstheme="minorHAnsi"/>
+                      <w:sz w:val="20"/>
+                      <w:szCs w:val="20"/>
+                    </w:rPr>
+                    <w:t>}</w:t>
                   </w:r>
                 </w:p>
               </w:tc>
@@ -3398,7 +4129,27 @@
                       <w:sz w:val="20"/>
                       <w:szCs w:val="20"/>
                     </w:rPr>
-                    <w:t>Size{/isCustom}</w:t>
+                    <w:t>Size{/</w:t>
+                  </w:r>
+                  <w:proofErr w:type="spellStart"/>
+                  <w:r>
+                    <w:rPr>
+                      <w:b/>
+                      <w:bCs/>
+                      <w:sz w:val="20"/>
+                      <w:szCs w:val="20"/>
+                    </w:rPr>
+                    <w:t>isCustom</w:t>
+                  </w:r>
+                  <w:proofErr w:type="spellEnd"/>
+                  <w:r>
+                    <w:rPr>
+                      <w:b/>
+                      <w:bCs/>
+                      <w:sz w:val="20"/>
+                      <w:szCs w:val="20"/>
+                    </w:rPr>
+                    <w:t>}</w:t>
                   </w:r>
                 </w:p>
               </w:tc>
@@ -3427,7 +4178,23 @@
                       <w:sz w:val="20"/>
                       <w:szCs w:val="20"/>
                     </w:rPr>
-                    <w:t>{#isCustom}{#containerSummary} {avgWeight}</w:t>
+                    <w:t>{#isCustom}{#containerSummary} {</w:t>
+                  </w:r>
+                  <w:proofErr w:type="spellStart"/>
+                  <w:r>
+                    <w:rPr>
+                      <w:sz w:val="20"/>
+                      <w:szCs w:val="20"/>
+                    </w:rPr>
+                    <w:t>avgWeight</w:t>
+                  </w:r>
+                  <w:proofErr w:type="spellEnd"/>
+                  <w:r>
+                    <w:rPr>
+                      <w:sz w:val="20"/>
+                      <w:szCs w:val="20"/>
+                    </w:rPr>
+                    <w:t>}</w:t>
                   </w:r>
                 </w:p>
               </w:tc>
@@ -3451,7 +4218,23 @@
                       <w:sz w:val="20"/>
                       <w:szCs w:val="20"/>
                     </w:rPr>
-                    <w:t>{totalSqMtPerType}</w:t>
+                    <w:t>{</w:t>
+                  </w:r>
+                  <w:proofErr w:type="spellStart"/>
+                  <w:r>
+                    <w:rPr>
+                      <w:sz w:val="20"/>
+                      <w:szCs w:val="20"/>
+                    </w:rPr>
+                    <w:t>totalSqMtPerType</w:t>
+                  </w:r>
+                  <w:proofErr w:type="spellEnd"/>
+                  <w:r>
+                    <w:rPr>
+                      <w:sz w:val="20"/>
+                      <w:szCs w:val="20"/>
+                    </w:rPr>
+                    <w:t>}</w:t>
                   </w:r>
                 </w:p>
               </w:tc>
@@ -3475,7 +4258,39 @@
                       <w:sz w:val="20"/>
                       <w:szCs w:val="20"/>
                     </w:rPr>
-                    <w:t>{length} X {width} X {height} MM{/containerSummary}{/isCustom}</w:t>
+                    <w:t>{length} X {width} X {height} MM{/</w:t>
+                  </w:r>
+                  <w:proofErr w:type="spellStart"/>
+                  <w:r>
+                    <w:rPr>
+                      <w:sz w:val="20"/>
+                      <w:szCs w:val="20"/>
+                    </w:rPr>
+                    <w:t>containerSummary</w:t>
+                  </w:r>
+                  <w:proofErr w:type="spellEnd"/>
+                  <w:r>
+                    <w:rPr>
+                      <w:sz w:val="20"/>
+                      <w:szCs w:val="20"/>
+                    </w:rPr>
+                    <w:t>}{/</w:t>
+                  </w:r>
+                  <w:proofErr w:type="spellStart"/>
+                  <w:r>
+                    <w:rPr>
+                      <w:sz w:val="20"/>
+                      <w:szCs w:val="20"/>
+                    </w:rPr>
+                    <w:t>isCustom</w:t>
+                  </w:r>
+                  <w:proofErr w:type="spellEnd"/>
+                  <w:r>
+                    <w:rPr>
+                      <w:sz w:val="20"/>
+                      <w:szCs w:val="20"/>
+                    </w:rPr>
+                    <w:t>}</w:t>
                   </w:r>
                 </w:p>
               </w:tc>

--- a/electron/database/generate-document/templates/packing-uk.docx
+++ b/electron/database/generate-document/templates/packing-uk.docx
@@ -371,7 +371,7 @@
               <w:rPr>
                 <w:rFonts w:cstheme="minorHAnsi"/>
               </w:rPr>
-              <w:t>buyersOrderNo</w:t>
+              <w:t>invoicePiNo</w:t>
             </w:r>
             <w:proofErr w:type="spellEnd"/>
             <w:r>
@@ -5365,7 +5365,6 @@
   <w:style w:type="character" w:default="1" w:styleId="DefaultParagraphFont">
     <w:name w:val="Default Paragraph Font"/>
     <w:uiPriority w:val="1"/>
-    <w:semiHidden/>
     <w:unhideWhenUsed/>
   </w:style>
   <w:style w:type="table" w:default="1" w:styleId="TableNormal">

--- a/electron/database/generate-document/templates/packing-uk.docx
+++ b/electron/database/generate-document/templates/packing-uk.docx
@@ -1,6 +1,6 @@
 
 <file path=word/document.xml><?xml version="1.0" encoding="utf-8"?>
-<w:document xmlns:wpc="http://schemas.microsoft.com/office/word/2010/wordprocessingCanvas" xmlns:cx="http://schemas.microsoft.com/office/drawing/2014/chartex" xmlns:cx1="http://schemas.microsoft.com/office/drawing/2015/9/8/chartex" xmlns:cx2="http://schemas.microsoft.com/office/drawing/2015/10/21/chartex" xmlns:cx3="http://schemas.microsoft.com/office/drawing/2016/5/9/chartex" xmlns:cx4="http://schemas.microsoft.com/office/drawing/2016/5/10/chartex" xmlns:cx5="http://schemas.microsoft.com/office/drawing/2016/5/11/chartex" xmlns:cx6="http://schemas.microsoft.com/office/drawing/2016/5/12/chartex" xmlns:cx7="http://schemas.microsoft.com/office/drawing/2016/5/13/chartex" xmlns:cx8="http://schemas.microsoft.com/office/drawing/2016/5/14/chartex" xmlns:mc="http://schemas.openxmlformats.org/markup-compatibility/2006" xmlns:aink="http://schemas.microsoft.com/office/drawing/2016/ink" xmlns:am3d="http://schemas.microsoft.com/office/drawing/2017/model3d" xmlns:o="urn:schemas-microsoft-com:office:office" xmlns:oel="http://schemas.microsoft.com/office/2019/extlst" xmlns:r="http://schemas.openxmlformats.org/officeDocument/2006/relationships" xmlns:m="http://schemas.openxmlformats.org/officeDocument/2006/math" xmlns:v="urn:schemas-microsoft-com:vml" xmlns:wp14="http://schemas.microsoft.com/office/word/2010/wordprocessingDrawing" xmlns:wp="http://schemas.openxmlformats.org/drawingml/2006/wordprocessingDrawing" xmlns:w10="urn:schemas-microsoft-com:office:word" xmlns:w="http://schemas.openxmlformats.org/wordprocessingml/2006/main" xmlns:w14="http://schemas.microsoft.com/office/word/2010/wordml" xmlns:w15="http://schemas.microsoft.com/office/word/2012/wordml" xmlns:w16cex="http://schemas.microsoft.com/office/word/2018/wordml/cex" xmlns:w16cid="http://schemas.microsoft.com/office/word/2016/wordml/cid" xmlns:w16="http://schemas.microsoft.com/office/word/2018/wordml" xmlns:w16du="http://schemas.microsoft.com/office/word/2023/wordml/word16du" xmlns:w16sdtdh="http://schemas.microsoft.com/office/word/2020/wordml/sdtdatahash" xmlns:w16sdtfl="http://schemas.microsoft.com/office/word/2024/wordml/sdtformatlock" xmlns:w16se="http://schemas.microsoft.com/office/word/2015/wordml/symex" xmlns:wpg="http://schemas.microsoft.com/office/word/2010/wordprocessingGroup" xmlns:wpi="http://schemas.microsoft.com/office/word/2010/wordprocessingInk" xmlns:wne="http://schemas.microsoft.com/office/word/2006/wordml" xmlns:wps="http://schemas.microsoft.com/office/word/2010/wordprocessingShape" mc:Ignorable="w14 w15 w16se w16cid w16 w16cex w16sdtdh w16sdtfl w16du wp14">
+<w:document xmlns:wpc="http://schemas.microsoft.com/office/word/2010/wordprocessingCanvas" xmlns:cx="http://schemas.microsoft.com/office/drawing/2014/chartex" xmlns:cx1="http://schemas.microsoft.com/office/drawing/2015/9/8/chartex" xmlns:cx2="http://schemas.microsoft.com/office/drawing/2015/10/21/chartex" xmlns:cx3="http://schemas.microsoft.com/office/drawing/2016/5/9/chartex" xmlns:cx4="http://schemas.microsoft.com/office/drawing/2016/5/10/chartex" xmlns:cx5="http://schemas.microsoft.com/office/drawing/2016/5/11/chartex" xmlns:cx6="http://schemas.microsoft.com/office/drawing/2016/5/12/chartex" xmlns:cx7="http://schemas.microsoft.com/office/drawing/2016/5/13/chartex" xmlns:cx8="http://schemas.microsoft.com/office/drawing/2016/5/14/chartex" xmlns:mc="http://schemas.openxmlformats.org/markup-compatibility/2006" xmlns:aink="http://schemas.microsoft.com/office/drawing/2016/ink" xmlns:am3d="http://schemas.microsoft.com/office/drawing/2017/model3d" xmlns:o="urn:schemas-microsoft-com:office:office" xmlns:r="http://schemas.openxmlformats.org/officeDocument/2006/relationships" xmlns:m="http://schemas.openxmlformats.org/officeDocument/2006/math" xmlns:v="urn:schemas-microsoft-com:vml" xmlns:wp14="http://schemas.microsoft.com/office/word/2010/wordprocessingDrawing" xmlns:wp="http://schemas.openxmlformats.org/drawingml/2006/wordprocessingDrawing" xmlns:w10="urn:schemas-microsoft-com:office:word" xmlns:w="http://schemas.openxmlformats.org/wordprocessingml/2006/main" xmlns:w14="http://schemas.microsoft.com/office/word/2010/wordml" xmlns:w15="http://schemas.microsoft.com/office/word/2012/wordml" xmlns:w16cid="http://schemas.microsoft.com/office/word/2016/wordml/cid" xmlns:w16se="http://schemas.microsoft.com/office/word/2015/wordml/symex" xmlns:wpg="http://schemas.microsoft.com/office/word/2010/wordprocessingGroup" xmlns:wpi="http://schemas.microsoft.com/office/word/2010/wordprocessingInk" xmlns:wne="http://schemas.microsoft.com/office/word/2006/wordml" xmlns:wps="http://schemas.microsoft.com/office/word/2010/wordprocessingShape" mc:Ignorable="w14 w15 w16se w16cid wp14">
   <w:body>
     <w:tbl>
       <w:tblPr>
@@ -105,7 +105,25 @@
                 <w:sz w:val="20"/>
                 <w:szCs w:val="20"/>
               </w:rPr>
-              <w:t>{#companyData}{companyName}</w:t>
+              <w:t>{#</w:t>
+            </w:r>
+            <w:proofErr w:type="gramStart"/>
+            <w:r>
+              <w:rPr>
+                <w:rFonts w:cstheme="minorHAnsi"/>
+                <w:sz w:val="20"/>
+                <w:szCs w:val="20"/>
+              </w:rPr>
+              <w:t>companyData}{</w:t>
+            </w:r>
+            <w:proofErr w:type="gramEnd"/>
+            <w:r>
+              <w:rPr>
+                <w:rFonts w:cstheme="minorHAnsi"/>
+                <w:sz w:val="20"/>
+                <w:szCs w:val="20"/>
+              </w:rPr>
+              <w:t>companyName}</w:t>
             </w:r>
           </w:p>
           <w:p>
@@ -123,7 +141,27 @@
                 <w:sz w:val="20"/>
                 <w:szCs w:val="20"/>
               </w:rPr>
-              <w:t>{companyAddressLine1}    {companyAddressLine2},      {</w:t>
+              <w:t xml:space="preserve">{companyAddressLine1} </w:t>
+            </w:r>
+            <w:proofErr w:type="gramStart"/>
+            <w:r>
+              <w:rPr>
+                <w:rFonts w:cstheme="minorHAnsi"/>
+                <w:bCs/>
+                <w:sz w:val="20"/>
+                <w:szCs w:val="20"/>
+              </w:rPr>
+              <w:t xml:space="preserve">   {</w:t>
+            </w:r>
+            <w:proofErr w:type="gramEnd"/>
+            <w:r>
+              <w:rPr>
+                <w:rFonts w:cstheme="minorHAnsi"/>
+                <w:bCs/>
+                <w:sz w:val="20"/>
+                <w:szCs w:val="20"/>
+              </w:rPr>
+              <w:t>companyAddressLine2},      {</w:t>
             </w:r>
             <w:proofErr w:type="spellStart"/>
             <w:r>
@@ -582,7 +620,25 @@
                 <w:sz w:val="20"/>
                 <w:szCs w:val="20"/>
               </w:rPr>
-              <w:t>{#isCustom}</w:t>
+              <w:t>{#</w:t>
+            </w:r>
+            <w:proofErr w:type="spellStart"/>
+            <w:r>
+              <w:rPr>
+                <w:rFonts w:cstheme="minorHAnsi"/>
+                <w:sz w:val="20"/>
+                <w:szCs w:val="20"/>
+              </w:rPr>
+              <w:t>isCustom</w:t>
+            </w:r>
+            <w:proofErr w:type="spellEnd"/>
+            <w:r>
+              <w:rPr>
+                <w:rFonts w:cstheme="minorHAnsi"/>
+                <w:sz w:val="20"/>
+                <w:szCs w:val="20"/>
+              </w:rPr>
+              <w:t>}</w:t>
             </w:r>
             <w:r>
               <w:rPr>
@@ -791,7 +847,25 @@
                 <w:sz w:val="20"/>
                 <w:szCs w:val="20"/>
               </w:rPr>
-              <w:t>{#consigneePhone}TELE: {</w:t>
+              <w:t>{#</w:t>
+            </w:r>
+            <w:proofErr w:type="spellStart"/>
+            <w:r>
+              <w:rPr>
+                <w:rFonts w:cstheme="minorHAnsi"/>
+                <w:sz w:val="20"/>
+                <w:szCs w:val="20"/>
+              </w:rPr>
+              <w:t>consigneePhone</w:t>
+            </w:r>
+            <w:proofErr w:type="spellEnd"/>
+            <w:r>
+              <w:rPr>
+                <w:rFonts w:cstheme="minorHAnsi"/>
+                <w:sz w:val="20"/>
+                <w:szCs w:val="20"/>
+              </w:rPr>
+              <w:t>}TELE: {</w:t>
             </w:r>
             <w:proofErr w:type="spellStart"/>
             <w:r>
@@ -844,7 +918,25 @@
                 <w:sz w:val="20"/>
                 <w:szCs w:val="20"/>
               </w:rPr>
-              <w:t>{#consigneeEmail}EMAIL: {</w:t>
+              <w:t>{#</w:t>
+            </w:r>
+            <w:proofErr w:type="spellStart"/>
+            <w:r>
+              <w:rPr>
+                <w:rFonts w:cstheme="minorHAnsi"/>
+                <w:sz w:val="20"/>
+                <w:szCs w:val="20"/>
+              </w:rPr>
+              <w:t>consigneeEmail</w:t>
+            </w:r>
+            <w:proofErr w:type="spellEnd"/>
+            <w:r>
+              <w:rPr>
+                <w:rFonts w:cstheme="minorHAnsi"/>
+                <w:sz w:val="20"/>
+                <w:szCs w:val="20"/>
+              </w:rPr>
+              <w:t>}EMAIL: {</w:t>
             </w:r>
             <w:proofErr w:type="spellStart"/>
             <w:r>
@@ -1377,17 +1469,10 @@
                 <w:sz w:val="20"/>
                 <w:szCs w:val="20"/>
               </w:rPr>
-              <w:t>Term Of Delivery &amp; Payment</w:t>
-            </w:r>
-          </w:p>
-          <w:p>
-            <w:pPr>
-              <w:rPr>
-                <w:rFonts w:cstheme="minorHAnsi"/>
-                <w:sz w:val="20"/>
-                <w:szCs w:val="20"/>
-              </w:rPr>
-            </w:pPr>
+              <w:t xml:space="preserve">Payment Terms – </w:t>
+            </w:r>
+            <w:bookmarkStart w:id="1" w:name="_GoBack"/>
+            <w:bookmarkEnd w:id="1"/>
             <w:r>
               <w:rPr>
                 <w:rFonts w:cstheme="minorHAnsi"/>
@@ -1478,6 +1563,7 @@
               <w:t>{^</w:t>
             </w:r>
             <w:proofErr w:type="spellStart"/>
+            <w:proofErr w:type="gramStart"/>
             <w:r>
               <w:rPr>
                 <w:rFonts w:cstheme="minorHAnsi"/>
@@ -1496,6 +1582,7 @@
               <w:t>}{</w:t>
             </w:r>
             <w:proofErr w:type="spellStart"/>
+            <w:proofErr w:type="gramEnd"/>
             <w:r>
               <w:rPr>
                 <w:rFonts w:cstheme="minorHAnsi"/>
@@ -1678,6 +1765,7 @@
               <w:t>{^</w:t>
             </w:r>
             <w:proofErr w:type="spellStart"/>
+            <w:proofErr w:type="gramStart"/>
             <w:r>
               <w:rPr>
                 <w:rFonts w:cstheme="minorHAnsi"/>
@@ -1705,6 +1793,7 @@
               <w:t>{</w:t>
             </w:r>
             <w:proofErr w:type="spellStart"/>
+            <w:proofErr w:type="gramEnd"/>
             <w:r>
               <w:rPr>
                 <w:rFonts w:ascii="SansSerif" w:hAnsi="SansSerif" w:cs="SansSerif"/>
@@ -2411,7 +2500,29 @@
                       <w:sz w:val="18"/>
                       <w:szCs w:val="18"/>
                     </w:rPr>
-                    <w:t>{#invoiceItems}{#showThickness}{thicknessDetail}{/showThickness}</w:t>
+                    <w:t>{#</w:t>
+                  </w:r>
+                  <w:proofErr w:type="gramStart"/>
+                  <w:r>
+                    <w:rPr>
+                      <w:rFonts w:ascii="Arial" w:hAnsi="Arial" w:cs="Arial"/>
+                      <w:b/>
+                      <w:bCs/>
+                      <w:sz w:val="18"/>
+                      <w:szCs w:val="18"/>
+                    </w:rPr>
+                    <w:t>invoiceItems}{</w:t>
+                  </w:r>
+                  <w:proofErr w:type="gramEnd"/>
+                  <w:r>
+                    <w:rPr>
+                      <w:rFonts w:ascii="Arial" w:hAnsi="Arial" w:cs="Arial"/>
+                      <w:b/>
+                      <w:bCs/>
+                      <w:sz w:val="18"/>
+                      <w:szCs w:val="18"/>
+                    </w:rPr>
+                    <w:t>#showThickness}{thicknessDetail}{/showThickness}</w:t>
                   </w:r>
                 </w:p>
                 <w:p>
@@ -2545,7 +2656,25 @@
                       <w:sz w:val="18"/>
                       <w:szCs w:val="18"/>
                     </w:rPr>
-                    <w:t>{#invoices}{#prefixCode}{prefixCode}/{/prefixCode}{containerFrom}{#containerTo} to {</w:t>
+                    <w:t>{#</w:t>
+                  </w:r>
+                  <w:proofErr w:type="gramStart"/>
+                  <w:r>
+                    <w:rPr>
+                      <w:rFonts w:ascii="Arial" w:hAnsi="Arial" w:cs="Arial"/>
+                      <w:sz w:val="18"/>
+                      <w:szCs w:val="18"/>
+                    </w:rPr>
+                    <w:t>invoices}{</w:t>
+                  </w:r>
+                  <w:proofErr w:type="gramEnd"/>
+                  <w:r>
+                    <w:rPr>
+                      <w:rFonts w:ascii="Arial" w:hAnsi="Arial" w:cs="Arial"/>
+                      <w:sz w:val="18"/>
+                      <w:szCs w:val="18"/>
+                    </w:rPr>
+                    <w:t>#prefixCode}{prefixCode}/{/prefixCode}{containerFrom}{#containerTo} to {</w:t>
                   </w:r>
                   <w:proofErr w:type="spellStart"/>
                   <w:r>
@@ -2917,6 +3046,7 @@
                     <w:t>{</w:t>
                   </w:r>
                   <w:proofErr w:type="spellStart"/>
+                  <w:proofErr w:type="gramStart"/>
                   <w:r>
                     <w:rPr>
                       <w:rFonts w:ascii="Arial" w:hAnsi="Arial" w:cs="Arial"/>
@@ -2932,7 +3062,16 @@
                       <w:sz w:val="18"/>
                       <w:szCs w:val="18"/>
                     </w:rPr>
-                    <w:t>}  {/invoices} {/</w:t>
+                    <w:t>}  {</w:t>
+                  </w:r>
+                  <w:proofErr w:type="gramEnd"/>
+                  <w:r>
+                    <w:rPr>
+                      <w:rFonts w:ascii="Arial" w:hAnsi="Arial" w:cs="Arial"/>
+                      <w:sz w:val="18"/>
+                      <w:szCs w:val="18"/>
+                    </w:rPr>
+                    <w:t>/invoices} {/</w:t>
                   </w:r>
                   <w:proofErr w:type="spellStart"/>
                   <w:r>
@@ -2985,7 +3124,29 @@
                       <w:sz w:val="18"/>
                       <w:szCs w:val="18"/>
                     </w:rPr>
-                    <w:t>{#isSampleBox}SAMPLE BOX{/</w:t>
+                    <w:t>{#</w:t>
+                  </w:r>
+                  <w:proofErr w:type="spellStart"/>
+                  <w:r>
+                    <w:rPr>
+                      <w:rFonts w:ascii="Arial" w:hAnsi="Arial" w:cs="Arial"/>
+                      <w:b/>
+                      <w:bCs/>
+                      <w:sz w:val="18"/>
+                      <w:szCs w:val="18"/>
+                    </w:rPr>
+                    <w:t>isSampleBox</w:t>
+                  </w:r>
+                  <w:proofErr w:type="spellEnd"/>
+                  <w:r>
+                    <w:rPr>
+                      <w:rFonts w:ascii="Arial" w:hAnsi="Arial" w:cs="Arial"/>
+                      <w:b/>
+                      <w:bCs/>
+                      <w:sz w:val="18"/>
+                      <w:szCs w:val="18"/>
+                    </w:rPr>
+                    <w:t>}SAMPLE BOX{/</w:t>
                   </w:r>
                   <w:proofErr w:type="spellStart"/>
                   <w:r>
@@ -3130,7 +3291,25 @@
                       <w:sz w:val="18"/>
                       <w:szCs w:val="18"/>
                     </w:rPr>
-                    <w:t>{#sampleBox}{#prefixCode}{prefixCode}/{/prefixCode}{containerFrom}{#containerTo} to {</w:t>
+                    <w:t>{#</w:t>
+                  </w:r>
+                  <w:proofErr w:type="gramStart"/>
+                  <w:r>
+                    <w:rPr>
+                      <w:rFonts w:ascii="Arial" w:hAnsi="Arial" w:cs="Arial"/>
+                      <w:sz w:val="18"/>
+                      <w:szCs w:val="18"/>
+                    </w:rPr>
+                    <w:t>sampleBox}{</w:t>
+                  </w:r>
+                  <w:proofErr w:type="gramEnd"/>
+                  <w:r>
+                    <w:rPr>
+                      <w:rFonts w:ascii="Arial" w:hAnsi="Arial" w:cs="Arial"/>
+                      <w:sz w:val="18"/>
+                      <w:szCs w:val="18"/>
+                    </w:rPr>
+                    <w:t>#prefixCode}{prefixCode}/{/prefixCode}{containerFrom}{#containerTo} to {</w:t>
                   </w:r>
                   <w:proofErr w:type="spellStart"/>
                   <w:r>
@@ -3201,6 +3380,7 @@
                     <w:t>{</w:t>
                   </w:r>
                   <w:proofErr w:type="spellStart"/>
+                  <w:proofErr w:type="gramStart"/>
                   <w:r>
                     <w:rPr>
                       <w:rFonts w:ascii="Arial" w:hAnsi="Arial" w:cs="Arial"/>
@@ -3219,6 +3399,7 @@
                     <w:t>}  {</w:t>
                   </w:r>
                   <w:proofErr w:type="spellStart"/>
+                  <w:proofErr w:type="gramEnd"/>
                   <w:r>
                     <w:rPr>
                       <w:rFonts w:ascii="Arial" w:hAnsi="Arial" w:cs="Arial"/>
@@ -3528,7 +3709,25 @@
                 <w:sz w:val="20"/>
                 <w:szCs w:val="20"/>
               </w:rPr>
-              <w:t>{#specialInstruction}{specialInstruction}{/specialInstruction}</w:t>
+              <w:t>{#</w:t>
+            </w:r>
+            <w:proofErr w:type="gramStart"/>
+            <w:r>
+              <w:rPr>
+                <w:rFonts w:cstheme="minorHAnsi"/>
+                <w:sz w:val="20"/>
+                <w:szCs w:val="20"/>
+              </w:rPr>
+              <w:t>specialInstruction}{</w:t>
+            </w:r>
+            <w:proofErr w:type="gramEnd"/>
+            <w:r>
+              <w:rPr>
+                <w:rFonts w:cstheme="minorHAnsi"/>
+                <w:sz w:val="20"/>
+                <w:szCs w:val="20"/>
+              </w:rPr>
+              <w:t>specialInstruction}{/specialInstruction}</w:t>
             </w:r>
           </w:p>
         </w:tc>
@@ -3560,6 +3759,7 @@
                 <w:insideH w:val="none" w:sz="0" w:space="0" w:color="auto"/>
                 <w:insideV w:val="none" w:sz="0" w:space="0" w:color="auto"/>
               </w:tblBorders>
+              <w:tblLayout w:type="fixed"/>
               <w:tblCellMar>
                 <w:left w:w="0" w:type="dxa"/>
               </w:tblCellMar>
@@ -3876,7 +4076,35 @@
                       <w:sz w:val="20"/>
                       <w:szCs w:val="20"/>
                     </w:rPr>
-                    <w:t xml:space="preserve">{#isCustom}Total </w:t>
+                    <w:t>{#</w:t>
+                  </w:r>
+                  <w:proofErr w:type="spellStart"/>
+                  <w:proofErr w:type="gramStart"/>
+                  <w:r>
+                    <w:rPr>
+                      <w:rFonts w:cstheme="minorHAnsi"/>
+                      <w:sz w:val="20"/>
+                      <w:szCs w:val="20"/>
+                    </w:rPr>
+                    <w:t>isCustom</w:t>
+                  </w:r>
+                  <w:proofErr w:type="spellEnd"/>
+                  <w:r>
+                    <w:rPr>
+                      <w:rFonts w:cstheme="minorHAnsi"/>
+                      <w:sz w:val="20"/>
+                      <w:szCs w:val="20"/>
+                    </w:rPr>
+                    <w:t>}Total</w:t>
+                  </w:r>
+                  <w:proofErr w:type="gramEnd"/>
+                  <w:r>
+                    <w:rPr>
+                      <w:rFonts w:cstheme="minorHAnsi"/>
+                      <w:sz w:val="20"/>
+                      <w:szCs w:val="20"/>
+                    </w:rPr>
+                    <w:t xml:space="preserve"> </w:t>
                   </w:r>
                   <w:proofErr w:type="spellStart"/>
                   <w:r>
@@ -4073,7 +4301,27 @@
                       <w:sz w:val="20"/>
                       <w:szCs w:val="20"/>
                     </w:rPr>
-                    <w:t>{#isCustom}Avg/Wt(Kg)</w:t>
+                    <w:t>{#</w:t>
+                  </w:r>
+                  <w:proofErr w:type="gramStart"/>
+                  <w:r>
+                    <w:rPr>
+                      <w:b/>
+                      <w:bCs/>
+                      <w:sz w:val="20"/>
+                      <w:szCs w:val="20"/>
+                    </w:rPr>
+                    <w:t>isCustom}Avg</w:t>
+                  </w:r>
+                  <w:proofErr w:type="gramEnd"/>
+                  <w:r>
+                    <w:rPr>
+                      <w:b/>
+                      <w:bCs/>
+                      <w:sz w:val="20"/>
+                      <w:szCs w:val="20"/>
+                    </w:rPr>
+                    <w:t>/Wt(Kg)</w:t>
                   </w:r>
                 </w:p>
               </w:tc>
@@ -4178,7 +4426,48 @@
                       <w:sz w:val="20"/>
                       <w:szCs w:val="20"/>
                     </w:rPr>
-                    <w:t>{#isCustom}{#containerSummary} {</w:t>
+                    <w:t>{#</w:t>
+                  </w:r>
+                  <w:proofErr w:type="spellStart"/>
+                  <w:proofErr w:type="gramStart"/>
+                  <w:r>
+                    <w:rPr>
+                      <w:sz w:val="20"/>
+                      <w:szCs w:val="20"/>
+                    </w:rPr>
+                    <w:t>isCustom</w:t>
+                  </w:r>
+                  <w:proofErr w:type="spellEnd"/>
+                  <w:r>
+                    <w:rPr>
+                      <w:sz w:val="20"/>
+                      <w:szCs w:val="20"/>
+                    </w:rPr>
+                    <w:t>}{</w:t>
+                  </w:r>
+                  <w:proofErr w:type="gramEnd"/>
+                  <w:r>
+                    <w:rPr>
+                      <w:sz w:val="20"/>
+                      <w:szCs w:val="20"/>
+                    </w:rPr>
+                    <w:t>#</w:t>
+                  </w:r>
+                  <w:proofErr w:type="spellStart"/>
+                  <w:r>
+                    <w:rPr>
+                      <w:sz w:val="20"/>
+                      <w:szCs w:val="20"/>
+                    </w:rPr>
+                    <w:t>containerSummary</w:t>
+                  </w:r>
+                  <w:proofErr w:type="spellEnd"/>
+                  <w:r>
+                    <w:rPr>
+                      <w:sz w:val="20"/>
+                      <w:szCs w:val="20"/>
+                    </w:rPr>
+                    <w:t>} {</w:t>
                   </w:r>
                   <w:proofErr w:type="spellStart"/>
                   <w:r>
@@ -4261,6 +4550,7 @@
                     <w:t>{length} X {width} X {height} MM{/</w:t>
                   </w:r>
                   <w:proofErr w:type="spellStart"/>
+                  <w:proofErr w:type="gramStart"/>
                   <w:r>
                     <w:rPr>
                       <w:sz w:val="20"/>
@@ -4274,7 +4564,15 @@
                       <w:sz w:val="20"/>
                       <w:szCs w:val="20"/>
                     </w:rPr>
-                    <w:t>}{/</w:t>
+                    <w:t>}{</w:t>
+                  </w:r>
+                  <w:proofErr w:type="gramEnd"/>
+                  <w:r>
+                    <w:rPr>
+                      <w:sz w:val="20"/>
+                      <w:szCs w:val="20"/>
+                    </w:rPr>
+                    <w:t>/</w:t>
                   </w:r>
                   <w:proofErr w:type="spellStart"/>
                   <w:r>
@@ -4345,7 +4643,7 @@
 </file>
 
 <file path=word/endnotes.xml><?xml version="1.0" encoding="utf-8"?>
-<w:endnotes xmlns:wpc="http://schemas.microsoft.com/office/word/2010/wordprocessingCanvas" xmlns:cx="http://schemas.microsoft.com/office/drawing/2014/chartex" xmlns:cx1="http://schemas.microsoft.com/office/drawing/2015/9/8/chartex" xmlns:cx2="http://schemas.microsoft.com/office/drawing/2015/10/21/chartex" xmlns:cx3="http://schemas.microsoft.com/office/drawing/2016/5/9/chartex" xmlns:cx4="http://schemas.microsoft.com/office/drawing/2016/5/10/chartex" xmlns:cx5="http://schemas.microsoft.com/office/drawing/2016/5/11/chartex" xmlns:cx6="http://schemas.microsoft.com/office/drawing/2016/5/12/chartex" xmlns:cx7="http://schemas.microsoft.com/office/drawing/2016/5/13/chartex" xmlns:cx8="http://schemas.microsoft.com/office/drawing/2016/5/14/chartex" xmlns:mc="http://schemas.openxmlformats.org/markup-compatibility/2006" xmlns:aink="http://schemas.microsoft.com/office/drawing/2016/ink" xmlns:am3d="http://schemas.microsoft.com/office/drawing/2017/model3d" xmlns:o="urn:schemas-microsoft-com:office:office" xmlns:oel="http://schemas.microsoft.com/office/2019/extlst" xmlns:r="http://schemas.openxmlformats.org/officeDocument/2006/relationships" xmlns:m="http://schemas.openxmlformats.org/officeDocument/2006/math" xmlns:v="urn:schemas-microsoft-com:vml" xmlns:wp14="http://schemas.microsoft.com/office/word/2010/wordprocessingDrawing" xmlns:wp="http://schemas.openxmlformats.org/drawingml/2006/wordprocessingDrawing" xmlns:w10="urn:schemas-microsoft-com:office:word" xmlns:w="http://schemas.openxmlformats.org/wordprocessingml/2006/main" xmlns:w14="http://schemas.microsoft.com/office/word/2010/wordml" xmlns:w15="http://schemas.microsoft.com/office/word/2012/wordml" xmlns:w16cex="http://schemas.microsoft.com/office/word/2018/wordml/cex" xmlns:w16cid="http://schemas.microsoft.com/office/word/2016/wordml/cid" xmlns:w16="http://schemas.microsoft.com/office/word/2018/wordml" xmlns:w16du="http://schemas.microsoft.com/office/word/2023/wordml/word16du" xmlns:w16sdtdh="http://schemas.microsoft.com/office/word/2020/wordml/sdtdatahash" xmlns:w16sdtfl="http://schemas.microsoft.com/office/word/2024/wordml/sdtformatlock" xmlns:w16se="http://schemas.microsoft.com/office/word/2015/wordml/symex" xmlns:wpg="http://schemas.microsoft.com/office/word/2010/wordprocessingGroup" xmlns:wpi="http://schemas.microsoft.com/office/word/2010/wordprocessingInk" xmlns:wne="http://schemas.microsoft.com/office/word/2006/wordml" xmlns:wps="http://schemas.microsoft.com/office/word/2010/wordprocessingShape" mc:Ignorable="w14 w15 w16se w16cid w16 w16cex w16sdtdh w16sdtfl w16du wp14">
+<w:endnotes xmlns:wpc="http://schemas.microsoft.com/office/word/2010/wordprocessingCanvas" xmlns:cx="http://schemas.microsoft.com/office/drawing/2014/chartex" xmlns:cx1="http://schemas.microsoft.com/office/drawing/2015/9/8/chartex" xmlns:cx2="http://schemas.microsoft.com/office/drawing/2015/10/21/chartex" xmlns:cx3="http://schemas.microsoft.com/office/drawing/2016/5/9/chartex" xmlns:cx4="http://schemas.microsoft.com/office/drawing/2016/5/10/chartex" xmlns:cx5="http://schemas.microsoft.com/office/drawing/2016/5/11/chartex" xmlns:cx6="http://schemas.microsoft.com/office/drawing/2016/5/12/chartex" xmlns:cx7="http://schemas.microsoft.com/office/drawing/2016/5/13/chartex" xmlns:cx8="http://schemas.microsoft.com/office/drawing/2016/5/14/chartex" xmlns:mc="http://schemas.openxmlformats.org/markup-compatibility/2006" xmlns:aink="http://schemas.microsoft.com/office/drawing/2016/ink" xmlns:am3d="http://schemas.microsoft.com/office/drawing/2017/model3d" xmlns:o="urn:schemas-microsoft-com:office:office" xmlns:r="http://schemas.openxmlformats.org/officeDocument/2006/relationships" xmlns:m="http://schemas.openxmlformats.org/officeDocument/2006/math" xmlns:v="urn:schemas-microsoft-com:vml" xmlns:wp14="http://schemas.microsoft.com/office/word/2010/wordprocessingDrawing" xmlns:wp="http://schemas.openxmlformats.org/drawingml/2006/wordprocessingDrawing" xmlns:w10="urn:schemas-microsoft-com:office:word" xmlns:w="http://schemas.openxmlformats.org/wordprocessingml/2006/main" xmlns:w14="http://schemas.microsoft.com/office/word/2010/wordml" xmlns:w15="http://schemas.microsoft.com/office/word/2012/wordml" xmlns:w16cid="http://schemas.microsoft.com/office/word/2016/wordml/cid" xmlns:w16se="http://schemas.microsoft.com/office/word/2015/wordml/symex" xmlns:wpg="http://schemas.microsoft.com/office/word/2010/wordprocessingGroup" xmlns:wpi="http://schemas.microsoft.com/office/word/2010/wordprocessingInk" xmlns:wne="http://schemas.microsoft.com/office/word/2006/wordml" xmlns:wps="http://schemas.microsoft.com/office/word/2010/wordprocessingShape" mc:Ignorable="w14 w15 w16se w16cid wp14">
   <w:endnote w:type="separator" w:id="-1">
     <w:p>
       <w:pPr>
@@ -4370,7 +4668,7 @@
 </file>
 
 <file path=word/footer1.xml><?xml version="1.0" encoding="utf-8"?>
-<w:ftr xmlns:wpc="http://schemas.microsoft.com/office/word/2010/wordprocessingCanvas" xmlns:cx="http://schemas.microsoft.com/office/drawing/2014/chartex" xmlns:cx1="http://schemas.microsoft.com/office/drawing/2015/9/8/chartex" xmlns:cx2="http://schemas.microsoft.com/office/drawing/2015/10/21/chartex" xmlns:cx3="http://schemas.microsoft.com/office/drawing/2016/5/9/chartex" xmlns:cx4="http://schemas.microsoft.com/office/drawing/2016/5/10/chartex" xmlns:cx5="http://schemas.microsoft.com/office/drawing/2016/5/11/chartex" xmlns:cx6="http://schemas.microsoft.com/office/drawing/2016/5/12/chartex" xmlns:cx7="http://schemas.microsoft.com/office/drawing/2016/5/13/chartex" xmlns:cx8="http://schemas.microsoft.com/office/drawing/2016/5/14/chartex" xmlns:mc="http://schemas.openxmlformats.org/markup-compatibility/2006" xmlns:aink="http://schemas.microsoft.com/office/drawing/2016/ink" xmlns:am3d="http://schemas.microsoft.com/office/drawing/2017/model3d" xmlns:o="urn:schemas-microsoft-com:office:office" xmlns:oel="http://schemas.microsoft.com/office/2019/extlst" xmlns:r="http://schemas.openxmlformats.org/officeDocument/2006/relationships" xmlns:m="http://schemas.openxmlformats.org/officeDocument/2006/math" xmlns:v="urn:schemas-microsoft-com:vml" xmlns:wp14="http://schemas.microsoft.com/office/word/2010/wordprocessingDrawing" xmlns:wp="http://schemas.openxmlformats.org/drawingml/2006/wordprocessingDrawing" xmlns:w10="urn:schemas-microsoft-com:office:word" xmlns:w="http://schemas.openxmlformats.org/wordprocessingml/2006/main" xmlns:w14="http://schemas.microsoft.com/office/word/2010/wordml" xmlns:w15="http://schemas.microsoft.com/office/word/2012/wordml" xmlns:w16cex="http://schemas.microsoft.com/office/word/2018/wordml/cex" xmlns:w16cid="http://schemas.microsoft.com/office/word/2016/wordml/cid" xmlns:w16="http://schemas.microsoft.com/office/word/2018/wordml" xmlns:w16du="http://schemas.microsoft.com/office/word/2023/wordml/word16du" xmlns:w16sdtdh="http://schemas.microsoft.com/office/word/2020/wordml/sdtdatahash" xmlns:w16sdtfl="http://schemas.microsoft.com/office/word/2024/wordml/sdtformatlock" xmlns:w16se="http://schemas.microsoft.com/office/word/2015/wordml/symex" xmlns:wpg="http://schemas.microsoft.com/office/word/2010/wordprocessingGroup" xmlns:wpi="http://schemas.microsoft.com/office/word/2010/wordprocessingInk" xmlns:wne="http://schemas.microsoft.com/office/word/2006/wordml" xmlns:wps="http://schemas.microsoft.com/office/word/2010/wordprocessingShape" mc:Ignorable="w14 w15 w16se w16cid w16 w16cex w16sdtdh w16sdtfl w16du wp14">
+<w:ftr xmlns:wpc="http://schemas.microsoft.com/office/word/2010/wordprocessingCanvas" xmlns:cx="http://schemas.microsoft.com/office/drawing/2014/chartex" xmlns:cx1="http://schemas.microsoft.com/office/drawing/2015/9/8/chartex" xmlns:cx2="http://schemas.microsoft.com/office/drawing/2015/10/21/chartex" xmlns:cx3="http://schemas.microsoft.com/office/drawing/2016/5/9/chartex" xmlns:cx4="http://schemas.microsoft.com/office/drawing/2016/5/10/chartex" xmlns:cx5="http://schemas.microsoft.com/office/drawing/2016/5/11/chartex" xmlns:cx6="http://schemas.microsoft.com/office/drawing/2016/5/12/chartex" xmlns:cx7="http://schemas.microsoft.com/office/drawing/2016/5/13/chartex" xmlns:cx8="http://schemas.microsoft.com/office/drawing/2016/5/14/chartex" xmlns:mc="http://schemas.openxmlformats.org/markup-compatibility/2006" xmlns:aink="http://schemas.microsoft.com/office/drawing/2016/ink" xmlns:am3d="http://schemas.microsoft.com/office/drawing/2017/model3d" xmlns:o="urn:schemas-microsoft-com:office:office" xmlns:r="http://schemas.openxmlformats.org/officeDocument/2006/relationships" xmlns:m="http://schemas.openxmlformats.org/officeDocument/2006/math" xmlns:v="urn:schemas-microsoft-com:vml" xmlns:wp14="http://schemas.microsoft.com/office/word/2010/wordprocessingDrawing" xmlns:wp="http://schemas.openxmlformats.org/drawingml/2006/wordprocessingDrawing" xmlns:w10="urn:schemas-microsoft-com:office:word" xmlns:w="http://schemas.openxmlformats.org/wordprocessingml/2006/main" xmlns:w14="http://schemas.microsoft.com/office/word/2010/wordml" xmlns:w15="http://schemas.microsoft.com/office/word/2012/wordml" xmlns:w16cid="http://schemas.microsoft.com/office/word/2016/wordml/cid" xmlns:w16se="http://schemas.microsoft.com/office/word/2015/wordml/symex" xmlns:wpg="http://schemas.microsoft.com/office/word/2010/wordprocessingGroup" xmlns:wpi="http://schemas.microsoft.com/office/word/2010/wordprocessingInk" xmlns:wne="http://schemas.microsoft.com/office/word/2006/wordml" xmlns:wps="http://schemas.microsoft.com/office/word/2010/wordprocessingShape" mc:Ignorable="w14 w15 w16se w16cid wp14">
   <w:p>
     <w:pPr>
       <w:pStyle w:val="Footer"/>
@@ -4380,7 +4678,7 @@
 </file>
 
 <file path=word/footer2.xml><?xml version="1.0" encoding="utf-8"?>
-<w:ftr xmlns:wpc="http://schemas.microsoft.com/office/word/2010/wordprocessingCanvas" xmlns:cx="http://schemas.microsoft.com/office/drawing/2014/chartex" xmlns:cx1="http://schemas.microsoft.com/office/drawing/2015/9/8/chartex" xmlns:cx2="http://schemas.microsoft.com/office/drawing/2015/10/21/chartex" xmlns:cx3="http://schemas.microsoft.com/office/drawing/2016/5/9/chartex" xmlns:cx4="http://schemas.microsoft.com/office/drawing/2016/5/10/chartex" xmlns:cx5="http://schemas.microsoft.com/office/drawing/2016/5/11/chartex" xmlns:cx6="http://schemas.microsoft.com/office/drawing/2016/5/12/chartex" xmlns:cx7="http://schemas.microsoft.com/office/drawing/2016/5/13/chartex" xmlns:cx8="http://schemas.microsoft.com/office/drawing/2016/5/14/chartex" xmlns:mc="http://schemas.openxmlformats.org/markup-compatibility/2006" xmlns:aink="http://schemas.microsoft.com/office/drawing/2016/ink" xmlns:am3d="http://schemas.microsoft.com/office/drawing/2017/model3d" xmlns:o="urn:schemas-microsoft-com:office:office" xmlns:oel="http://schemas.microsoft.com/office/2019/extlst" xmlns:r="http://schemas.openxmlformats.org/officeDocument/2006/relationships" xmlns:m="http://schemas.openxmlformats.org/officeDocument/2006/math" xmlns:v="urn:schemas-microsoft-com:vml" xmlns:wp14="http://schemas.microsoft.com/office/word/2010/wordprocessingDrawing" xmlns:wp="http://schemas.openxmlformats.org/drawingml/2006/wordprocessingDrawing" xmlns:w10="urn:schemas-microsoft-com:office:word" xmlns:w="http://schemas.openxmlformats.org/wordprocessingml/2006/main" xmlns:w14="http://schemas.microsoft.com/office/word/2010/wordml" xmlns:w15="http://schemas.microsoft.com/office/word/2012/wordml" xmlns:w16cex="http://schemas.microsoft.com/office/word/2018/wordml/cex" xmlns:w16cid="http://schemas.microsoft.com/office/word/2016/wordml/cid" xmlns:w16="http://schemas.microsoft.com/office/word/2018/wordml" xmlns:w16du="http://schemas.microsoft.com/office/word/2023/wordml/word16du" xmlns:w16sdtdh="http://schemas.microsoft.com/office/word/2020/wordml/sdtdatahash" xmlns:w16sdtfl="http://schemas.microsoft.com/office/word/2024/wordml/sdtformatlock" xmlns:w16se="http://schemas.microsoft.com/office/word/2015/wordml/symex" xmlns:wpg="http://schemas.microsoft.com/office/word/2010/wordprocessingGroup" xmlns:wpi="http://schemas.microsoft.com/office/word/2010/wordprocessingInk" xmlns:wne="http://schemas.microsoft.com/office/word/2006/wordml" xmlns:wps="http://schemas.microsoft.com/office/word/2010/wordprocessingShape" mc:Ignorable="w14 w15 w16se w16cid w16 w16cex w16sdtdh w16sdtfl w16du wp14">
+<w:ftr xmlns:wpc="http://schemas.microsoft.com/office/word/2010/wordprocessingCanvas" xmlns:cx="http://schemas.microsoft.com/office/drawing/2014/chartex" xmlns:cx1="http://schemas.microsoft.com/office/drawing/2015/9/8/chartex" xmlns:cx2="http://schemas.microsoft.com/office/drawing/2015/10/21/chartex" xmlns:cx3="http://schemas.microsoft.com/office/drawing/2016/5/9/chartex" xmlns:cx4="http://schemas.microsoft.com/office/drawing/2016/5/10/chartex" xmlns:cx5="http://schemas.microsoft.com/office/drawing/2016/5/11/chartex" xmlns:cx6="http://schemas.microsoft.com/office/drawing/2016/5/12/chartex" xmlns:cx7="http://schemas.microsoft.com/office/drawing/2016/5/13/chartex" xmlns:cx8="http://schemas.microsoft.com/office/drawing/2016/5/14/chartex" xmlns:mc="http://schemas.openxmlformats.org/markup-compatibility/2006" xmlns:aink="http://schemas.microsoft.com/office/drawing/2016/ink" xmlns:am3d="http://schemas.microsoft.com/office/drawing/2017/model3d" xmlns:o="urn:schemas-microsoft-com:office:office" xmlns:r="http://schemas.openxmlformats.org/officeDocument/2006/relationships" xmlns:m="http://schemas.openxmlformats.org/officeDocument/2006/math" xmlns:v="urn:schemas-microsoft-com:vml" xmlns:wp14="http://schemas.microsoft.com/office/word/2010/wordprocessingDrawing" xmlns:wp="http://schemas.openxmlformats.org/drawingml/2006/wordprocessingDrawing" xmlns:w10="urn:schemas-microsoft-com:office:word" xmlns:w="http://schemas.openxmlformats.org/wordprocessingml/2006/main" xmlns:w14="http://schemas.microsoft.com/office/word/2010/wordml" xmlns:w15="http://schemas.microsoft.com/office/word/2012/wordml" xmlns:w16cid="http://schemas.microsoft.com/office/word/2016/wordml/cid" xmlns:w16se="http://schemas.microsoft.com/office/word/2015/wordml/symex" xmlns:wpg="http://schemas.microsoft.com/office/word/2010/wordprocessingGroup" xmlns:wpi="http://schemas.microsoft.com/office/word/2010/wordprocessingInk" xmlns:wne="http://schemas.microsoft.com/office/word/2006/wordml" xmlns:wps="http://schemas.microsoft.com/office/word/2010/wordprocessingShape" mc:Ignorable="w14 w15 w16se w16cid wp14">
   <w:p>
     <w:pPr>
       <w:pStyle w:val="Footer"/>
@@ -4450,7 +4748,7 @@
             </wp:anchor>
           </w:drawing>
         </mc:Choice>
-        <mc:Fallback>
+        <mc:Fallback xmlns:oel="http://schemas.microsoft.com/office/2019/extlst" xmlns:w16cex="http://schemas.microsoft.com/office/word/2018/wordml/cex" xmlns:w16="http://schemas.microsoft.com/office/word/2018/wordml" xmlns:w16du="http://schemas.microsoft.com/office/word/2023/wordml/word16du" xmlns:w16sdtdh="http://schemas.microsoft.com/office/word/2020/wordml/sdtdatahash" xmlns:w16sdtfl="http://schemas.microsoft.com/office/word/2024/wordml/sdtformatlock">
           <w:pict>
             <v:line w14:anchorId="62D403FD" id="Straight Connector 5" o:spid="_x0000_s1026" style="position:absolute;z-index:251658240;visibility:visible;mso-wrap-style:square;mso-width-percent:0;mso-height-percent:0;mso-wrap-distance-left:9pt;mso-wrap-distance-top:-3e-5mm;mso-wrap-distance-right:9pt;mso-wrap-distance-bottom:-3e-5mm;mso-position-horizontal:absolute;mso-position-horizontal-relative:margin;mso-position-vertical:absolute;mso-position-vertical-relative:text;mso-width-percent:0;mso-height-percent:0;mso-width-relative:margin;mso-height-relative:margin" from="373.65pt,.1pt" to="555.15pt,.1pt" o:gfxdata="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" strokecolor="black [3200]" strokeweight=".5pt">
               <v:stroke joinstyle="miter"/>
@@ -4525,7 +4823,7 @@
             </wp:anchor>
           </w:drawing>
         </mc:Choice>
-        <mc:Fallback>
+        <mc:Fallback xmlns:oel="http://schemas.microsoft.com/office/2019/extlst" xmlns:w16cex="http://schemas.microsoft.com/office/word/2018/wordml/cex" xmlns:w16="http://schemas.microsoft.com/office/word/2018/wordml" xmlns:w16du="http://schemas.microsoft.com/office/word/2023/wordml/word16du" xmlns:w16sdtdh="http://schemas.microsoft.com/office/word/2020/wordml/sdtdatahash" xmlns:w16sdtfl="http://schemas.microsoft.com/office/word/2024/wordml/sdtformatlock">
           <w:pict>
             <v:line w14:anchorId="6F6E9263" id="Straight Connector 3" o:spid="_x0000_s1026" style="position:absolute;z-index:251658240;visibility:visible;mso-wrap-style:square;mso-width-percent:0;mso-height-percent:0;mso-wrap-distance-left:3.17497mm;mso-wrap-distance-top:0;mso-wrap-distance-right:3.17497mm;mso-wrap-distance-bottom:0;mso-position-horizontal:absolute;mso-position-horizontal-relative:text;mso-position-vertical:absolute;mso-position-vertical-relative:text;mso-width-percent:0;mso-height-percent:0;mso-width-relative:page;mso-height-relative:page" from="373.95pt,.1pt" to="373.95pt,67.3pt" o:gfxdata="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" strokecolor="black [3200]" strokeweight=".5pt">
               <v:stroke joinstyle="miter"/>
@@ -4570,6 +4868,7 @@
       </w:rPr>
       <w:t>{#</w:t>
     </w:r>
+    <w:proofErr w:type="gramStart"/>
     <w:r>
       <w:rPr>
         <w:rFonts w:cs="Calibri"/>
@@ -4601,7 +4900,20 @@
         <w:szCs w:val="20"/>
         <w14:ligatures w14:val="none"/>
       </w:rPr>
-      <w:t>{companyName}</w:t>
+      <w:t>{</w:t>
+    </w:r>
+    <w:proofErr w:type="gramEnd"/>
+    <w:r>
+      <w:rPr>
+        <w:b/>
+        <w:bCs/>
+        <w:spacing w:val="60"/>
+        <w:kern w:val="0"/>
+        <w:sz w:val="20"/>
+        <w:szCs w:val="20"/>
+        <w14:ligatures w14:val="none"/>
+      </w:rPr>
+      <w:t>companyName}</w:t>
     </w:r>
   </w:p>
   <w:p>
@@ -4681,7 +4993,7 @@
 </file>
 
 <file path=word/footer3.xml><?xml version="1.0" encoding="utf-8"?>
-<w:ftr xmlns:wpc="http://schemas.microsoft.com/office/word/2010/wordprocessingCanvas" xmlns:cx="http://schemas.microsoft.com/office/drawing/2014/chartex" xmlns:cx1="http://schemas.microsoft.com/office/drawing/2015/9/8/chartex" xmlns:cx2="http://schemas.microsoft.com/office/drawing/2015/10/21/chartex" xmlns:cx3="http://schemas.microsoft.com/office/drawing/2016/5/9/chartex" xmlns:cx4="http://schemas.microsoft.com/office/drawing/2016/5/10/chartex" xmlns:cx5="http://schemas.microsoft.com/office/drawing/2016/5/11/chartex" xmlns:cx6="http://schemas.microsoft.com/office/drawing/2016/5/12/chartex" xmlns:cx7="http://schemas.microsoft.com/office/drawing/2016/5/13/chartex" xmlns:cx8="http://schemas.microsoft.com/office/drawing/2016/5/14/chartex" xmlns:mc="http://schemas.openxmlformats.org/markup-compatibility/2006" xmlns:aink="http://schemas.microsoft.com/office/drawing/2016/ink" xmlns:am3d="http://schemas.microsoft.com/office/drawing/2017/model3d" xmlns:o="urn:schemas-microsoft-com:office:office" xmlns:oel="http://schemas.microsoft.com/office/2019/extlst" xmlns:r="http://schemas.openxmlformats.org/officeDocument/2006/relationships" xmlns:m="http://schemas.openxmlformats.org/officeDocument/2006/math" xmlns:v="urn:schemas-microsoft-com:vml" xmlns:wp14="http://schemas.microsoft.com/office/word/2010/wordprocessingDrawing" xmlns:wp="http://schemas.openxmlformats.org/drawingml/2006/wordprocessingDrawing" xmlns:w10="urn:schemas-microsoft-com:office:word" xmlns:w="http://schemas.openxmlformats.org/wordprocessingml/2006/main" xmlns:w14="http://schemas.microsoft.com/office/word/2010/wordml" xmlns:w15="http://schemas.microsoft.com/office/word/2012/wordml" xmlns:w16cex="http://schemas.microsoft.com/office/word/2018/wordml/cex" xmlns:w16cid="http://schemas.microsoft.com/office/word/2016/wordml/cid" xmlns:w16="http://schemas.microsoft.com/office/word/2018/wordml" xmlns:w16du="http://schemas.microsoft.com/office/word/2023/wordml/word16du" xmlns:w16sdtdh="http://schemas.microsoft.com/office/word/2020/wordml/sdtdatahash" xmlns:w16sdtfl="http://schemas.microsoft.com/office/word/2024/wordml/sdtformatlock" xmlns:w16se="http://schemas.microsoft.com/office/word/2015/wordml/symex" xmlns:wpg="http://schemas.microsoft.com/office/word/2010/wordprocessingGroup" xmlns:wpi="http://schemas.microsoft.com/office/word/2010/wordprocessingInk" xmlns:wne="http://schemas.microsoft.com/office/word/2006/wordml" xmlns:wps="http://schemas.microsoft.com/office/word/2010/wordprocessingShape" mc:Ignorable="w14 w15 w16se w16cid w16 w16cex w16sdtdh w16sdtfl w16du wp14">
+<w:ftr xmlns:wpc="http://schemas.microsoft.com/office/word/2010/wordprocessingCanvas" xmlns:cx="http://schemas.microsoft.com/office/drawing/2014/chartex" xmlns:cx1="http://schemas.microsoft.com/office/drawing/2015/9/8/chartex" xmlns:cx2="http://schemas.microsoft.com/office/drawing/2015/10/21/chartex" xmlns:cx3="http://schemas.microsoft.com/office/drawing/2016/5/9/chartex" xmlns:cx4="http://schemas.microsoft.com/office/drawing/2016/5/10/chartex" xmlns:cx5="http://schemas.microsoft.com/office/drawing/2016/5/11/chartex" xmlns:cx6="http://schemas.microsoft.com/office/drawing/2016/5/12/chartex" xmlns:cx7="http://schemas.microsoft.com/office/drawing/2016/5/13/chartex" xmlns:cx8="http://schemas.microsoft.com/office/drawing/2016/5/14/chartex" xmlns:mc="http://schemas.openxmlformats.org/markup-compatibility/2006" xmlns:aink="http://schemas.microsoft.com/office/drawing/2016/ink" xmlns:am3d="http://schemas.microsoft.com/office/drawing/2017/model3d" xmlns:o="urn:schemas-microsoft-com:office:office" xmlns:r="http://schemas.openxmlformats.org/officeDocument/2006/relationships" xmlns:m="http://schemas.openxmlformats.org/officeDocument/2006/math" xmlns:v="urn:schemas-microsoft-com:vml" xmlns:wp14="http://schemas.microsoft.com/office/word/2010/wordprocessingDrawing" xmlns:wp="http://schemas.openxmlformats.org/drawingml/2006/wordprocessingDrawing" xmlns:w10="urn:schemas-microsoft-com:office:word" xmlns:w="http://schemas.openxmlformats.org/wordprocessingml/2006/main" xmlns:w14="http://schemas.microsoft.com/office/word/2010/wordml" xmlns:w15="http://schemas.microsoft.com/office/word/2012/wordml" xmlns:w16cid="http://schemas.microsoft.com/office/word/2016/wordml/cid" xmlns:w16se="http://schemas.microsoft.com/office/word/2015/wordml/symex" xmlns:wpg="http://schemas.microsoft.com/office/word/2010/wordprocessingGroup" xmlns:wpi="http://schemas.microsoft.com/office/word/2010/wordprocessingInk" xmlns:wne="http://schemas.microsoft.com/office/word/2006/wordml" xmlns:wps="http://schemas.microsoft.com/office/word/2010/wordprocessingShape" mc:Ignorable="w14 w15 w16se w16cid wp14">
   <w:p>
     <w:pPr>
       <w:pStyle w:val="Footer"/>
@@ -4691,7 +5003,7 @@
 </file>
 
 <file path=word/footnotes.xml><?xml version="1.0" encoding="utf-8"?>
-<w:footnotes xmlns:wpc="http://schemas.microsoft.com/office/word/2010/wordprocessingCanvas" xmlns:cx="http://schemas.microsoft.com/office/drawing/2014/chartex" xmlns:cx1="http://schemas.microsoft.com/office/drawing/2015/9/8/chartex" xmlns:cx2="http://schemas.microsoft.com/office/drawing/2015/10/21/chartex" xmlns:cx3="http://schemas.microsoft.com/office/drawing/2016/5/9/chartex" xmlns:cx4="http://schemas.microsoft.com/office/drawing/2016/5/10/chartex" xmlns:cx5="http://schemas.microsoft.com/office/drawing/2016/5/11/chartex" xmlns:cx6="http://schemas.microsoft.com/office/drawing/2016/5/12/chartex" xmlns:cx7="http://schemas.microsoft.com/office/drawing/2016/5/13/chartex" xmlns:cx8="http://schemas.microsoft.com/office/drawing/2016/5/14/chartex" xmlns:mc="http://schemas.openxmlformats.org/markup-compatibility/2006" xmlns:aink="http://schemas.microsoft.com/office/drawing/2016/ink" xmlns:am3d="http://schemas.microsoft.com/office/drawing/2017/model3d" xmlns:o="urn:schemas-microsoft-com:office:office" xmlns:oel="http://schemas.microsoft.com/office/2019/extlst" xmlns:r="http://schemas.openxmlformats.org/officeDocument/2006/relationships" xmlns:m="http://schemas.openxmlformats.org/officeDocument/2006/math" xmlns:v="urn:schemas-microsoft-com:vml" xmlns:wp14="http://schemas.microsoft.com/office/word/2010/wordprocessingDrawing" xmlns:wp="http://schemas.openxmlformats.org/drawingml/2006/wordprocessingDrawing" xmlns:w10="urn:schemas-microsoft-com:office:word" xmlns:w="http://schemas.openxmlformats.org/wordprocessingml/2006/main" xmlns:w14="http://schemas.microsoft.com/office/word/2010/wordml" xmlns:w15="http://schemas.microsoft.com/office/word/2012/wordml" xmlns:w16cex="http://schemas.microsoft.com/office/word/2018/wordml/cex" xmlns:w16cid="http://schemas.microsoft.com/office/word/2016/wordml/cid" xmlns:w16="http://schemas.microsoft.com/office/word/2018/wordml" xmlns:w16du="http://schemas.microsoft.com/office/word/2023/wordml/word16du" xmlns:w16sdtdh="http://schemas.microsoft.com/office/word/2020/wordml/sdtdatahash" xmlns:w16sdtfl="http://schemas.microsoft.com/office/word/2024/wordml/sdtformatlock" xmlns:w16se="http://schemas.microsoft.com/office/word/2015/wordml/symex" xmlns:wpg="http://schemas.microsoft.com/office/word/2010/wordprocessingGroup" xmlns:wpi="http://schemas.microsoft.com/office/word/2010/wordprocessingInk" xmlns:wne="http://schemas.microsoft.com/office/word/2006/wordml" xmlns:wps="http://schemas.microsoft.com/office/word/2010/wordprocessingShape" mc:Ignorable="w14 w15 w16se w16cid w16 w16cex w16sdtdh w16sdtfl w16du wp14">
+<w:footnotes xmlns:wpc="http://schemas.microsoft.com/office/word/2010/wordprocessingCanvas" xmlns:cx="http://schemas.microsoft.com/office/drawing/2014/chartex" xmlns:cx1="http://schemas.microsoft.com/office/drawing/2015/9/8/chartex" xmlns:cx2="http://schemas.microsoft.com/office/drawing/2015/10/21/chartex" xmlns:cx3="http://schemas.microsoft.com/office/drawing/2016/5/9/chartex" xmlns:cx4="http://schemas.microsoft.com/office/drawing/2016/5/10/chartex" xmlns:cx5="http://schemas.microsoft.com/office/drawing/2016/5/11/chartex" xmlns:cx6="http://schemas.microsoft.com/office/drawing/2016/5/12/chartex" xmlns:cx7="http://schemas.microsoft.com/office/drawing/2016/5/13/chartex" xmlns:cx8="http://schemas.microsoft.com/office/drawing/2016/5/14/chartex" xmlns:mc="http://schemas.openxmlformats.org/markup-compatibility/2006" xmlns:aink="http://schemas.microsoft.com/office/drawing/2016/ink" xmlns:am3d="http://schemas.microsoft.com/office/drawing/2017/model3d" xmlns:o="urn:schemas-microsoft-com:office:office" xmlns:r="http://schemas.openxmlformats.org/officeDocument/2006/relationships" xmlns:m="http://schemas.openxmlformats.org/officeDocument/2006/math" xmlns:v="urn:schemas-microsoft-com:vml" xmlns:wp14="http://schemas.microsoft.com/office/word/2010/wordprocessingDrawing" xmlns:wp="http://schemas.openxmlformats.org/drawingml/2006/wordprocessingDrawing" xmlns:w10="urn:schemas-microsoft-com:office:word" xmlns:w="http://schemas.openxmlformats.org/wordprocessingml/2006/main" xmlns:w14="http://schemas.microsoft.com/office/word/2010/wordml" xmlns:w15="http://schemas.microsoft.com/office/word/2012/wordml" xmlns:w16cid="http://schemas.microsoft.com/office/word/2016/wordml/cid" xmlns:w16se="http://schemas.microsoft.com/office/word/2015/wordml/symex" xmlns:wpg="http://schemas.microsoft.com/office/word/2010/wordprocessingGroup" xmlns:wpi="http://schemas.microsoft.com/office/word/2010/wordprocessingInk" xmlns:wne="http://schemas.microsoft.com/office/word/2006/wordml" xmlns:wps="http://schemas.microsoft.com/office/word/2010/wordprocessingShape" mc:Ignorable="w14 w15 w16se w16cid wp14">
   <w:footnote w:type="separator" w:id="-1">
     <w:p>
       <w:pPr>
@@ -4716,7 +5028,7 @@
 </file>
 
 <file path=word/header1.xml><?xml version="1.0" encoding="utf-8"?>
-<w:hdr xmlns:wpc="http://schemas.microsoft.com/office/word/2010/wordprocessingCanvas" xmlns:cx="http://schemas.microsoft.com/office/drawing/2014/chartex" xmlns:cx1="http://schemas.microsoft.com/office/drawing/2015/9/8/chartex" xmlns:cx2="http://schemas.microsoft.com/office/drawing/2015/10/21/chartex" xmlns:cx3="http://schemas.microsoft.com/office/drawing/2016/5/9/chartex" xmlns:cx4="http://schemas.microsoft.com/office/drawing/2016/5/10/chartex" xmlns:cx5="http://schemas.microsoft.com/office/drawing/2016/5/11/chartex" xmlns:cx6="http://schemas.microsoft.com/office/drawing/2016/5/12/chartex" xmlns:cx7="http://schemas.microsoft.com/office/drawing/2016/5/13/chartex" xmlns:cx8="http://schemas.microsoft.com/office/drawing/2016/5/14/chartex" xmlns:mc="http://schemas.openxmlformats.org/markup-compatibility/2006" xmlns:aink="http://schemas.microsoft.com/office/drawing/2016/ink" xmlns:am3d="http://schemas.microsoft.com/office/drawing/2017/model3d" xmlns:o="urn:schemas-microsoft-com:office:office" xmlns:oel="http://schemas.microsoft.com/office/2019/extlst" xmlns:r="http://schemas.openxmlformats.org/officeDocument/2006/relationships" xmlns:m="http://schemas.openxmlformats.org/officeDocument/2006/math" xmlns:v="urn:schemas-microsoft-com:vml" xmlns:wp14="http://schemas.microsoft.com/office/word/2010/wordprocessingDrawing" xmlns:wp="http://schemas.openxmlformats.org/drawingml/2006/wordprocessingDrawing" xmlns:w10="urn:schemas-microsoft-com:office:word" xmlns:w="http://schemas.openxmlformats.org/wordprocessingml/2006/main" xmlns:w14="http://schemas.microsoft.com/office/word/2010/wordml" xmlns:w15="http://schemas.microsoft.com/office/word/2012/wordml" xmlns:w16cex="http://schemas.microsoft.com/office/word/2018/wordml/cex" xmlns:w16cid="http://schemas.microsoft.com/office/word/2016/wordml/cid" xmlns:w16="http://schemas.microsoft.com/office/word/2018/wordml" xmlns:w16du="http://schemas.microsoft.com/office/word/2023/wordml/word16du" xmlns:w16sdtdh="http://schemas.microsoft.com/office/word/2020/wordml/sdtdatahash" xmlns:w16sdtfl="http://schemas.microsoft.com/office/word/2024/wordml/sdtformatlock" xmlns:w16se="http://schemas.microsoft.com/office/word/2015/wordml/symex" xmlns:wpg="http://schemas.microsoft.com/office/word/2010/wordprocessingGroup" xmlns:wpi="http://schemas.microsoft.com/office/word/2010/wordprocessingInk" xmlns:wne="http://schemas.microsoft.com/office/word/2006/wordml" xmlns:wps="http://schemas.microsoft.com/office/word/2010/wordprocessingShape" mc:Ignorable="w14 w15 w16se w16cid w16 w16cex w16sdtdh w16sdtfl w16du wp14">
+<w:hdr xmlns:wpc="http://schemas.microsoft.com/office/word/2010/wordprocessingCanvas" xmlns:cx="http://schemas.microsoft.com/office/drawing/2014/chartex" xmlns:cx1="http://schemas.microsoft.com/office/drawing/2015/9/8/chartex" xmlns:cx2="http://schemas.microsoft.com/office/drawing/2015/10/21/chartex" xmlns:cx3="http://schemas.microsoft.com/office/drawing/2016/5/9/chartex" xmlns:cx4="http://schemas.microsoft.com/office/drawing/2016/5/10/chartex" xmlns:cx5="http://schemas.microsoft.com/office/drawing/2016/5/11/chartex" xmlns:cx6="http://schemas.microsoft.com/office/drawing/2016/5/12/chartex" xmlns:cx7="http://schemas.microsoft.com/office/drawing/2016/5/13/chartex" xmlns:cx8="http://schemas.microsoft.com/office/drawing/2016/5/14/chartex" xmlns:mc="http://schemas.openxmlformats.org/markup-compatibility/2006" xmlns:aink="http://schemas.microsoft.com/office/drawing/2016/ink" xmlns:am3d="http://schemas.microsoft.com/office/drawing/2017/model3d" xmlns:o="urn:schemas-microsoft-com:office:office" xmlns:r="http://schemas.openxmlformats.org/officeDocument/2006/relationships" xmlns:m="http://schemas.openxmlformats.org/officeDocument/2006/math" xmlns:v="urn:schemas-microsoft-com:vml" xmlns:wp14="http://schemas.microsoft.com/office/word/2010/wordprocessingDrawing" xmlns:wp="http://schemas.openxmlformats.org/drawingml/2006/wordprocessingDrawing" xmlns:w10="urn:schemas-microsoft-com:office:word" xmlns:w="http://schemas.openxmlformats.org/wordprocessingml/2006/main" xmlns:w14="http://schemas.microsoft.com/office/word/2010/wordml" xmlns:w15="http://schemas.microsoft.com/office/word/2012/wordml" xmlns:w16cid="http://schemas.microsoft.com/office/word/2016/wordml/cid" xmlns:w16se="http://schemas.microsoft.com/office/word/2015/wordml/symex" xmlns:wpg="http://schemas.microsoft.com/office/word/2010/wordprocessingGroup" xmlns:wpi="http://schemas.microsoft.com/office/word/2010/wordprocessingInk" xmlns:wne="http://schemas.microsoft.com/office/word/2006/wordml" xmlns:wps="http://schemas.microsoft.com/office/word/2010/wordprocessingShape" mc:Ignorable="w14 w15 w16se w16cid wp14">
   <w:p>
     <w:pPr>
       <w:pStyle w:val="Header"/>
@@ -4726,7 +5038,7 @@
 </file>
 
 <file path=word/header2.xml><?xml version="1.0" encoding="utf-8"?>
-<w:hdr xmlns:wpc="http://schemas.microsoft.com/office/word/2010/wordprocessingCanvas" xmlns:cx="http://schemas.microsoft.com/office/drawing/2014/chartex" xmlns:cx1="http://schemas.microsoft.com/office/drawing/2015/9/8/chartex" xmlns:cx2="http://schemas.microsoft.com/office/drawing/2015/10/21/chartex" xmlns:cx3="http://schemas.microsoft.com/office/drawing/2016/5/9/chartex" xmlns:cx4="http://schemas.microsoft.com/office/drawing/2016/5/10/chartex" xmlns:cx5="http://schemas.microsoft.com/office/drawing/2016/5/11/chartex" xmlns:cx6="http://schemas.microsoft.com/office/drawing/2016/5/12/chartex" xmlns:cx7="http://schemas.microsoft.com/office/drawing/2016/5/13/chartex" xmlns:cx8="http://schemas.microsoft.com/office/drawing/2016/5/14/chartex" xmlns:mc="http://schemas.openxmlformats.org/markup-compatibility/2006" xmlns:aink="http://schemas.microsoft.com/office/drawing/2016/ink" xmlns:am3d="http://schemas.microsoft.com/office/drawing/2017/model3d" xmlns:o="urn:schemas-microsoft-com:office:office" xmlns:oel="http://schemas.microsoft.com/office/2019/extlst" xmlns:r="http://schemas.openxmlformats.org/officeDocument/2006/relationships" xmlns:m="http://schemas.openxmlformats.org/officeDocument/2006/math" xmlns:v="urn:schemas-microsoft-com:vml" xmlns:wp14="http://schemas.microsoft.com/office/word/2010/wordprocessingDrawing" xmlns:wp="http://schemas.openxmlformats.org/drawingml/2006/wordprocessingDrawing" xmlns:w10="urn:schemas-microsoft-com:office:word" xmlns:w="http://schemas.openxmlformats.org/wordprocessingml/2006/main" xmlns:w14="http://schemas.microsoft.com/office/word/2010/wordml" xmlns:w15="http://schemas.microsoft.com/office/word/2012/wordml" xmlns:w16cex="http://schemas.microsoft.com/office/word/2018/wordml/cex" xmlns:w16cid="http://schemas.microsoft.com/office/word/2016/wordml/cid" xmlns:w16="http://schemas.microsoft.com/office/word/2018/wordml" xmlns:w16du="http://schemas.microsoft.com/office/word/2023/wordml/word16du" xmlns:w16sdtdh="http://schemas.microsoft.com/office/word/2020/wordml/sdtdatahash" xmlns:w16sdtfl="http://schemas.microsoft.com/office/word/2024/wordml/sdtformatlock" xmlns:w16se="http://schemas.microsoft.com/office/word/2015/wordml/symex" xmlns:wpg="http://schemas.microsoft.com/office/word/2010/wordprocessingGroup" xmlns:wpi="http://schemas.microsoft.com/office/word/2010/wordprocessingInk" xmlns:wne="http://schemas.microsoft.com/office/word/2006/wordml" xmlns:wps="http://schemas.microsoft.com/office/word/2010/wordprocessingShape" mc:Ignorable="w14 w15 w16se w16cid w16 w16cex w16sdtdh w16sdtfl w16du wp14">
+<w:hdr xmlns:wpc="http://schemas.microsoft.com/office/word/2010/wordprocessingCanvas" xmlns:cx="http://schemas.microsoft.com/office/drawing/2014/chartex" xmlns:cx1="http://schemas.microsoft.com/office/drawing/2015/9/8/chartex" xmlns:cx2="http://schemas.microsoft.com/office/drawing/2015/10/21/chartex" xmlns:cx3="http://schemas.microsoft.com/office/drawing/2016/5/9/chartex" xmlns:cx4="http://schemas.microsoft.com/office/drawing/2016/5/10/chartex" xmlns:cx5="http://schemas.microsoft.com/office/drawing/2016/5/11/chartex" xmlns:cx6="http://schemas.microsoft.com/office/drawing/2016/5/12/chartex" xmlns:cx7="http://schemas.microsoft.com/office/drawing/2016/5/13/chartex" xmlns:cx8="http://schemas.microsoft.com/office/drawing/2016/5/14/chartex" xmlns:mc="http://schemas.openxmlformats.org/markup-compatibility/2006" xmlns:aink="http://schemas.microsoft.com/office/drawing/2016/ink" xmlns:am3d="http://schemas.microsoft.com/office/drawing/2017/model3d" xmlns:o="urn:schemas-microsoft-com:office:office" xmlns:r="http://schemas.openxmlformats.org/officeDocument/2006/relationships" xmlns:m="http://schemas.openxmlformats.org/officeDocument/2006/math" xmlns:v="urn:schemas-microsoft-com:vml" xmlns:wp14="http://schemas.microsoft.com/office/word/2010/wordprocessingDrawing" xmlns:wp="http://schemas.openxmlformats.org/drawingml/2006/wordprocessingDrawing" xmlns:w10="urn:schemas-microsoft-com:office:word" xmlns:w="http://schemas.openxmlformats.org/wordprocessingml/2006/main" xmlns:w14="http://schemas.microsoft.com/office/word/2010/wordml" xmlns:w15="http://schemas.microsoft.com/office/word/2012/wordml" xmlns:w16cid="http://schemas.microsoft.com/office/word/2016/wordml/cid" xmlns:w16se="http://schemas.microsoft.com/office/word/2015/wordml/symex" xmlns:wpg="http://schemas.microsoft.com/office/word/2010/wordprocessingGroup" xmlns:wpi="http://schemas.microsoft.com/office/word/2010/wordprocessingInk" xmlns:wne="http://schemas.microsoft.com/office/word/2006/wordml" xmlns:wps="http://schemas.microsoft.com/office/word/2010/wordprocessingShape" mc:Ignorable="w14 w15 w16se w16cid wp14">
   <w:p>
     <w:pPr>
       <w:pStyle w:val="Header"/>
@@ -4752,7 +5064,7 @@
 </file>
 
 <file path=word/header3.xml><?xml version="1.0" encoding="utf-8"?>
-<w:hdr xmlns:wpc="http://schemas.microsoft.com/office/word/2010/wordprocessingCanvas" xmlns:cx="http://schemas.microsoft.com/office/drawing/2014/chartex" xmlns:cx1="http://schemas.microsoft.com/office/drawing/2015/9/8/chartex" xmlns:cx2="http://schemas.microsoft.com/office/drawing/2015/10/21/chartex" xmlns:cx3="http://schemas.microsoft.com/office/drawing/2016/5/9/chartex" xmlns:cx4="http://schemas.microsoft.com/office/drawing/2016/5/10/chartex" xmlns:cx5="http://schemas.microsoft.com/office/drawing/2016/5/11/chartex" xmlns:cx6="http://schemas.microsoft.com/office/drawing/2016/5/12/chartex" xmlns:cx7="http://schemas.microsoft.com/office/drawing/2016/5/13/chartex" xmlns:cx8="http://schemas.microsoft.com/office/drawing/2016/5/14/chartex" xmlns:mc="http://schemas.openxmlformats.org/markup-compatibility/2006" xmlns:aink="http://schemas.microsoft.com/office/drawing/2016/ink" xmlns:am3d="http://schemas.microsoft.com/office/drawing/2017/model3d" xmlns:o="urn:schemas-microsoft-com:office:office" xmlns:oel="http://schemas.microsoft.com/office/2019/extlst" xmlns:r="http://schemas.openxmlformats.org/officeDocument/2006/relationships" xmlns:m="http://schemas.openxmlformats.org/officeDocument/2006/math" xmlns:v="urn:schemas-microsoft-com:vml" xmlns:wp14="http://schemas.microsoft.com/office/word/2010/wordprocessingDrawing" xmlns:wp="http://schemas.openxmlformats.org/drawingml/2006/wordprocessingDrawing" xmlns:w10="urn:schemas-microsoft-com:office:word" xmlns:w="http://schemas.openxmlformats.org/wordprocessingml/2006/main" xmlns:w14="http://schemas.microsoft.com/office/word/2010/wordml" xmlns:w15="http://schemas.microsoft.com/office/word/2012/wordml" xmlns:w16cex="http://schemas.microsoft.com/office/word/2018/wordml/cex" xmlns:w16cid="http://schemas.microsoft.com/office/word/2016/wordml/cid" xmlns:w16="http://schemas.microsoft.com/office/word/2018/wordml" xmlns:w16du="http://schemas.microsoft.com/office/word/2023/wordml/word16du" xmlns:w16sdtdh="http://schemas.microsoft.com/office/word/2020/wordml/sdtdatahash" xmlns:w16sdtfl="http://schemas.microsoft.com/office/word/2024/wordml/sdtformatlock" xmlns:w16se="http://schemas.microsoft.com/office/word/2015/wordml/symex" xmlns:wpg="http://schemas.microsoft.com/office/word/2010/wordprocessingGroup" xmlns:wpi="http://schemas.microsoft.com/office/word/2010/wordprocessingInk" xmlns:wne="http://schemas.microsoft.com/office/word/2006/wordml" xmlns:wps="http://schemas.microsoft.com/office/word/2010/wordprocessingShape" mc:Ignorable="w14 w15 w16se w16cid w16 w16cex w16sdtdh w16sdtfl w16du wp14">
+<w:hdr xmlns:wpc="http://schemas.microsoft.com/office/word/2010/wordprocessingCanvas" xmlns:cx="http://schemas.microsoft.com/office/drawing/2014/chartex" xmlns:cx1="http://schemas.microsoft.com/office/drawing/2015/9/8/chartex" xmlns:cx2="http://schemas.microsoft.com/office/drawing/2015/10/21/chartex" xmlns:cx3="http://schemas.microsoft.com/office/drawing/2016/5/9/chartex" xmlns:cx4="http://schemas.microsoft.com/office/drawing/2016/5/10/chartex" xmlns:cx5="http://schemas.microsoft.com/office/drawing/2016/5/11/chartex" xmlns:cx6="http://schemas.microsoft.com/office/drawing/2016/5/12/chartex" xmlns:cx7="http://schemas.microsoft.com/office/drawing/2016/5/13/chartex" xmlns:cx8="http://schemas.microsoft.com/office/drawing/2016/5/14/chartex" xmlns:mc="http://schemas.openxmlformats.org/markup-compatibility/2006" xmlns:aink="http://schemas.microsoft.com/office/drawing/2016/ink" xmlns:am3d="http://schemas.microsoft.com/office/drawing/2017/model3d" xmlns:o="urn:schemas-microsoft-com:office:office" xmlns:r="http://schemas.openxmlformats.org/officeDocument/2006/relationships" xmlns:m="http://schemas.openxmlformats.org/officeDocument/2006/math" xmlns:v="urn:schemas-microsoft-com:vml" xmlns:wp14="http://schemas.microsoft.com/office/word/2010/wordprocessingDrawing" xmlns:wp="http://schemas.openxmlformats.org/drawingml/2006/wordprocessingDrawing" xmlns:w10="urn:schemas-microsoft-com:office:word" xmlns:w="http://schemas.openxmlformats.org/wordprocessingml/2006/main" xmlns:w14="http://schemas.microsoft.com/office/word/2010/wordml" xmlns:w15="http://schemas.microsoft.com/office/word/2012/wordml" xmlns:w16cid="http://schemas.microsoft.com/office/word/2016/wordml/cid" xmlns:w16se="http://schemas.microsoft.com/office/word/2015/wordml/symex" xmlns:wpg="http://schemas.microsoft.com/office/word/2010/wordprocessingGroup" xmlns:wpi="http://schemas.microsoft.com/office/word/2010/wordprocessingInk" xmlns:wne="http://schemas.microsoft.com/office/word/2006/wordml" xmlns:wps="http://schemas.microsoft.com/office/word/2010/wordprocessingShape" mc:Ignorable="w14 w15 w16se w16cid wp14">
   <w:p>
     <w:pPr>
       <w:pStyle w:val="Header"/>
@@ -4762,7 +5074,7 @@
 </file>
 
 <file path=word/styles.xml><?xml version="1.0" encoding="utf-8"?>
-<w:styles xmlns:mc="http://schemas.openxmlformats.org/markup-compatibility/2006" xmlns:r="http://schemas.openxmlformats.org/officeDocument/2006/relationships" xmlns:w="http://schemas.openxmlformats.org/wordprocessingml/2006/main" xmlns:w14="http://schemas.microsoft.com/office/word/2010/wordml" xmlns:w15="http://schemas.microsoft.com/office/word/2012/wordml" xmlns:w16cex="http://schemas.microsoft.com/office/word/2018/wordml/cex" xmlns:w16cid="http://schemas.microsoft.com/office/word/2016/wordml/cid" xmlns:w16="http://schemas.microsoft.com/office/word/2018/wordml" xmlns:w16du="http://schemas.microsoft.com/office/word/2023/wordml/word16du" xmlns:w16sdtdh="http://schemas.microsoft.com/office/word/2020/wordml/sdtdatahash" xmlns:w16sdtfl="http://schemas.microsoft.com/office/word/2024/wordml/sdtformatlock" xmlns:w16se="http://schemas.microsoft.com/office/word/2015/wordml/symex" mc:Ignorable="w14 w15 w16se w16cid w16 w16cex w16sdtdh w16sdtfl w16du">
+<w:styles xmlns:mc="http://schemas.openxmlformats.org/markup-compatibility/2006" xmlns:r="http://schemas.openxmlformats.org/officeDocument/2006/relationships" xmlns:w="http://schemas.openxmlformats.org/wordprocessingml/2006/main" xmlns:w14="http://schemas.microsoft.com/office/word/2010/wordml" xmlns:w15="http://schemas.microsoft.com/office/word/2012/wordml" xmlns:w16cid="http://schemas.microsoft.com/office/word/2016/wordml/cid" xmlns:w16se="http://schemas.microsoft.com/office/word/2015/wordml/symex" mc:Ignorable="w14 w15 w16se w16cid">
   <w:docDefaults>
     <w:rPrDefault>
       <w:rPr>
@@ -4780,7 +5092,7 @@
       </w:pPr>
     </w:pPrDefault>
   </w:docDefaults>
-  <w:latentStyles w:defLockedState="0" w:defUIPriority="99" w:defSemiHidden="0" w:defUnhideWhenUsed="0" w:defQFormat="0" w:count="376">
+  <w:latentStyles w:defLockedState="0" w:defUIPriority="99" w:defSemiHidden="0" w:defUnhideWhenUsed="0" w:defQFormat="0" w:count="375">
     <w:lsdException w:name="Normal" w:uiPriority="0" w:qFormat="1"/>
     <w:lsdException w:name="heading 1" w:uiPriority="9" w:qFormat="1"/>
     <w:lsdException w:name="heading 2" w:semiHidden="1" w:uiPriority="9" w:unhideWhenUsed="1" w:qFormat="1"/>
@@ -5156,7 +5468,6 @@
     <w:lsdException w:name="Smart Hyperlink" w:semiHidden="1" w:unhideWhenUsed="1"/>
     <w:lsdException w:name="Hashtag" w:semiHidden="1" w:unhideWhenUsed="1"/>
     <w:lsdException w:name="Unresolved Mention" w:semiHidden="1" w:unhideWhenUsed="1"/>
-    <w:lsdException w:name="Smart Link" w:semiHidden="1" w:unhideWhenUsed="1"/>
   </w:latentStyles>
   <w:style w:type="paragraph" w:default="1" w:styleId="Normal">
     <w:name w:val="Normal"/>
@@ -5365,6 +5676,7 @@
   <w:style w:type="character" w:default="1" w:styleId="DefaultParagraphFont">
     <w:name w:val="Default Paragraph Font"/>
     <w:uiPriority w:val="1"/>
+    <w:semiHidden/>
     <w:unhideWhenUsed/>
   </w:style>
   <w:style w:type="table" w:default="1" w:styleId="TableNormal">
@@ -6053,7 +6365,7 @@
 </file>
 
 <file path=customXml/itemProps1.xml><?xml version="1.0" encoding="utf-8"?>
-<ds:datastoreItem xmlns:ds="http://schemas.openxmlformats.org/officeDocument/2006/customXml" ds:itemID="{FFAC696C-E34C-4C8A-83C8-974B9911AEE2}">
+<ds:datastoreItem xmlns:ds="http://schemas.openxmlformats.org/officeDocument/2006/customXml" ds:itemID="{7C060D36-9AF8-4949-AB57-30DF85A92073}">
   <ds:schemaRefs>
     <ds:schemaRef ds:uri="http://schemas.openxmlformats.org/officeDocument/2006/bibliography"/>
   </ds:schemaRefs>

--- a/electron/database/generate-document/templates/packing-uk.docx
+++ b/electron/database/generate-document/templates/packing-uk.docx
@@ -1124,23 +1124,8 @@
                 <w:szCs w:val="20"/>
               </w:rPr>
             </w:pPr>
-            <w:r>
-              <w:rPr>
-                <w:rFonts w:cstheme="minorHAnsi"/>
-                <w:sz w:val="20"/>
-                <w:szCs w:val="20"/>
-              </w:rPr>
-              <w:t xml:space="preserve">Buyer </w:t>
-            </w:r>
-          </w:p>
-          <w:p>
-            <w:pPr>
-              <w:rPr>
-                <w:rFonts w:cstheme="minorHAnsi"/>
-                <w:sz w:val="20"/>
-                <w:szCs w:val="20"/>
-              </w:rPr>
-            </w:pPr>
+            <w:bookmarkStart w:id="1" w:name="_GoBack"/>
+            <w:bookmarkEnd w:id="1"/>
             <w:r>
               <w:rPr>
                 <w:rFonts w:cstheme="minorHAnsi"/>
@@ -1471,8 +1456,6 @@
               </w:rPr>
               <w:t xml:space="preserve">Payment Terms – </w:t>
             </w:r>
-            <w:bookmarkStart w:id="1" w:name="_GoBack"/>
-            <w:bookmarkEnd w:id="1"/>
             <w:r>
               <w:rPr>
                 <w:rFonts w:cstheme="minorHAnsi"/>
@@ -4748,7 +4731,7 @@
             </wp:anchor>
           </w:drawing>
         </mc:Choice>
-        <mc:Fallback xmlns:oel="http://schemas.microsoft.com/office/2019/extlst" xmlns:w16cex="http://schemas.microsoft.com/office/word/2018/wordml/cex" xmlns:w16="http://schemas.microsoft.com/office/word/2018/wordml" xmlns:w16du="http://schemas.microsoft.com/office/word/2023/wordml/word16du" xmlns:w16sdtdh="http://schemas.microsoft.com/office/word/2020/wordml/sdtdatahash" xmlns:w16sdtfl="http://schemas.microsoft.com/office/word/2024/wordml/sdtformatlock">
+        <mc:Fallback xmlns:w16sdtfl="http://schemas.microsoft.com/office/word/2024/wordml/sdtformatlock" xmlns:w16sdtdh="http://schemas.microsoft.com/office/word/2020/wordml/sdtdatahash" xmlns:w16du="http://schemas.microsoft.com/office/word/2023/wordml/word16du" xmlns:w16="http://schemas.microsoft.com/office/word/2018/wordml" xmlns:w16cex="http://schemas.microsoft.com/office/word/2018/wordml/cex" xmlns:oel="http://schemas.microsoft.com/office/2019/extlst">
           <w:pict>
             <v:line w14:anchorId="62D403FD" id="Straight Connector 5" o:spid="_x0000_s1026" style="position:absolute;z-index:251658240;visibility:visible;mso-wrap-style:square;mso-width-percent:0;mso-height-percent:0;mso-wrap-distance-left:9pt;mso-wrap-distance-top:-3e-5mm;mso-wrap-distance-right:9pt;mso-wrap-distance-bottom:-3e-5mm;mso-position-horizontal:absolute;mso-position-horizontal-relative:margin;mso-position-vertical:absolute;mso-position-vertical-relative:text;mso-width-percent:0;mso-height-percent:0;mso-width-relative:margin;mso-height-relative:margin" from="373.65pt,.1pt" to="555.15pt,.1pt" o:gfxdata="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" strokecolor="black [3200]" strokeweight=".5pt">
               <v:stroke joinstyle="miter"/>
@@ -4823,7 +4806,7 @@
             </wp:anchor>
           </w:drawing>
         </mc:Choice>
-        <mc:Fallback xmlns:oel="http://schemas.microsoft.com/office/2019/extlst" xmlns:w16cex="http://schemas.microsoft.com/office/word/2018/wordml/cex" xmlns:w16="http://schemas.microsoft.com/office/word/2018/wordml" xmlns:w16du="http://schemas.microsoft.com/office/word/2023/wordml/word16du" xmlns:w16sdtdh="http://schemas.microsoft.com/office/word/2020/wordml/sdtdatahash" xmlns:w16sdtfl="http://schemas.microsoft.com/office/word/2024/wordml/sdtformatlock">
+        <mc:Fallback xmlns:w16sdtfl="http://schemas.microsoft.com/office/word/2024/wordml/sdtformatlock" xmlns:w16sdtdh="http://schemas.microsoft.com/office/word/2020/wordml/sdtdatahash" xmlns:w16du="http://schemas.microsoft.com/office/word/2023/wordml/word16du" xmlns:w16="http://schemas.microsoft.com/office/word/2018/wordml" xmlns:w16cex="http://schemas.microsoft.com/office/word/2018/wordml/cex" xmlns:oel="http://schemas.microsoft.com/office/2019/extlst">
           <w:pict>
             <v:line w14:anchorId="6F6E9263" id="Straight Connector 3" o:spid="_x0000_s1026" style="position:absolute;z-index:251658240;visibility:visible;mso-wrap-style:square;mso-width-percent:0;mso-height-percent:0;mso-wrap-distance-left:3.17497mm;mso-wrap-distance-top:0;mso-wrap-distance-right:3.17497mm;mso-wrap-distance-bottom:0;mso-position-horizontal:absolute;mso-position-horizontal-relative:text;mso-position-vertical:absolute;mso-position-vertical-relative:text;mso-width-percent:0;mso-height-percent:0;mso-width-relative:page;mso-height-relative:page" from="373.95pt,.1pt" to="373.95pt,67.3pt" o:gfxdata="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" strokecolor="black [3200]" strokeweight=".5pt">
               <v:stroke joinstyle="miter"/>
@@ -6365,7 +6348,7 @@
 </file>
 
 <file path=customXml/itemProps1.xml><?xml version="1.0" encoding="utf-8"?>
-<ds:datastoreItem xmlns:ds="http://schemas.openxmlformats.org/officeDocument/2006/customXml" ds:itemID="{7C060D36-9AF8-4949-AB57-30DF85A92073}">
+<ds:datastoreItem xmlns:ds="http://schemas.openxmlformats.org/officeDocument/2006/customXml" ds:itemID="{9A0FFA83-94BF-4E9E-82CF-34649705F546}">
   <ds:schemaRefs>
     <ds:schemaRef ds:uri="http://schemas.openxmlformats.org/officeDocument/2006/bibliography"/>
   </ds:schemaRefs>
